--- a/origin_equivariance/BSPC_Manuscript_v16_with_figs.docx
+++ b/origin_equivariance/BSPC_Manuscript_v16_with_figs.docx
@@ -15,7 +15,7 @@
           <w:i w:val="0"/>
           <w:sz w:val="32"/>
         </w:rPr>
-        <w:t>An audit of mean correction in cross-session EEG decoding: equivariance, failure mechanism, and boundaries</w:t>
+        <w:t>Invariance of mean correction in cross-session EEG decoding: verification, failure mechanism and boundaries</w:t>
       </w:r>
     </w:p>
     <w:p>
@@ -274,7 +274,7 @@
           <w:i w:val="0"/>
           <w:sz w:val="24"/>
         </w:rPr>
-        <w:t>A mean correction is the first step of almost every cross-session EEG pipeline, and two operations circulate under that name: centring both sessions, or centring one. We audit the choice. Equivariance: a correction is invariant to a change of the coordinate origin exactly when it translates by a translation-equivariant estimate of the target mean; that family is larger than the sample mean. Score-difference equivalence: two corrections leave every class-score difference unchanged exactly when their references differ by a vector whose projection onto the centred classifier weights vanishes. Performance: its failure is a threshold displacement whose sign is set by the threshold error the training session already carries. The audit covers 845 cells from five datasets plus 90 from SEED-IV, used once as a held-out test. A controlled origin sweep leaves the equivariant pipelines unchanged by 0.000 in balanced accuracy and drives the one-sided form to exact chance; an equal-norm direction control shows that only the component of the origin along the classifier weights matters. A Gaussian model of the displacement explains the sign of the change for mean-calibrated linear classifiers when it is parameterised the way the model requires, and we report both the parameterisation that fits better and the one the model implies. A source-only statistic, defined so that it is invariant to decision-equivalent score representations, ranks feature families (AUC 0.84) but its cross-dataset association is rho = −0.77 (p = 0.10) and its held-out operating point has zero specificity. We report it as an open question, not as a screening tool.</w:t>
+        <w:t>A mean correction is the first step of almost every cross-session EEG pipeline, and two operations circulate under that name: centring both sessions, or centring one. We audit the choice. Equivariance: a correction is invariant to a change of the coordinate origin exactly when it translates by a translation-equivariant estimate of the target mean; that family is larger than the sample mean. Score-difference equivalence: two corrections leave every class-score difference unchanged exactly when their references differ by a vector whose projection onto the centred classifier weights vanishes. Performance: its failure is a threshold displacement whose sign is set by the threshold error the training session already carries. The study covers 845 cells from five datasets plus 90 from SEED-IV, used once as a held-out test. A controlled origin sweep leaves the equivariant pipelines unchanged by 0.000 in balanced accuracy and drives the one-sided form toward chance; an equal-norm direction control shows that only the component of the origin along the classifier weights matters. A Gaussian model of the displacement explains the sign of the change for mean-calibrated linear classifiers when its parameters are read from the target, and a source-only version of the same model does not beat the majority sign: it is a mechanism, not a predictor.84) but its cross-dataset association is rho = −0.77 (p = 0.10) and its held-out operating point has zero specificity. We report it as an open question, not as a screening tool.</w:t>
       </w:r>
     </w:p>
     <w:p>
@@ -400,7 +400,7 @@
           <w:i w:val="0"/>
           <w:sz w:val="24"/>
         </w:rPr>
-        <w:t>This paper is an audit of that choice rather than a proposal for a new decoder. It asks three questions and answers each with the weakest statement the evidence supports.</w:t>
+        <w:t>This paper is a verification study of that choice rather than a proposal for a new decoder: it establishes which corrections are invariant, measures what the non-invariant one costs, and reports where the mechanism demonstrably holds and where it fails. It asks three questions and answers each with the weakest statement the evidence supports.</w:t>
       </w:r>
     </w:p>
     <w:p>
@@ -491,7 +491,7 @@
           <w:i w:val="0"/>
           <w:sz w:val="24"/>
         </w:rPr>
-        <w:t>What the audit covers.</w:t>
+        <w:t>What the study covers.</w:t>
       </w:r>
       <w:r>
         <w:rPr>
@@ -525,7 +525,7 @@
           <w:i w:val="0"/>
           <w:sz w:val="24"/>
         </w:rPr>
-        <w:t xml:space="preserve"> We do not claim that one-sided centring is frequent; we audited one published cross-session example and found it correct by construction (Section 6.4), and we put no number on the frequency of the mistake. We do not claim that two-sided centring is optimal; Section 4.5 exhibits the settings in which it is not. We do not claim that the source-only statistic is a screening instrument; its held-out operating point has zero specificity and we say so in the abstract. We do not claim that the Gaussian model is a quantitative law; it is a mechanism with a measured range of validity.</w:t>
+        <w:t xml:space="preserve"> We do not claim that one-sided centring is frequent. We inspected three released framework components (Section 4.11) and all three take their reference from the training fold or from a causal running mean, so none of them can exhibit the failure; we put no number on the frequency of the mistake in custom code, and the paper is written as an invariance verification rather than as a prevalence study. We do not claim that two-sided centring is optimal; Section 4.5 exhibits the settings in which it is not. We do not claim that the source-only statistic is a screening instrument; its held-out operating point has zero specificity and we say so in the abstract. We do not claim that the Gaussian model is a quantitative law; it is a mechanism with a measured range of validity.</w:t>
       </w:r>
     </w:p>
     <w:p>
@@ -1584,7 +1584,7 @@
           <w:i w:val="0"/>
           <w:sz w:val="24"/>
         </w:rPr>
-        <w:t>Proposition 4 (rank preservation).</w:t>
+        <w:t>Proposition 4 (rank preservation, for score-based rankings).</w:t>
       </w:r>
       <w:r>
         <w:rPr>
@@ -1593,7 +1593,7 @@
           <w:i w:val="0"/>
           <w:sz w:val="24"/>
         </w:rPr>
-        <w:t xml:space="preserve"> For any two samples x, x' and any two classes j, k, the comparison s_j(x) − s_k(x) versus s_j(x') − s_k(x') is unchanged by any of the six pipelines, because the added constants are identical for x and x'. Consequently threshold-free ranking measures are unchanged. The statement holds for a </w:t>
+        <w:t xml:space="preserve"> For any two samples x, x' and any two classes j, k, the comparison s_j(x) − s_k(x) versus s_j(x') − s_k(x') is unchanged by any of the six pipelines, because the added constants are identical for x and x'. Pairwise margins and any ranking measure computed from the raw class scores are therefore unchanged. The statement does not extend to rankings computed from </w:t>
       </w:r>
       <w:r>
         <w:rPr>
@@ -1602,7 +1602,7 @@
           <w:i/>
           <w:sz w:val="24"/>
         </w:rPr>
-        <w:t>fixed</w:t>
+        <w:t>softmax probabilities</w:t>
       </w:r>
       <w:r>
         <w:rPr>
@@ -1611,7 +1611,7 @@
           <w:i w:val="0"/>
           <w:sz w:val="24"/>
         </w:rPr>
-        <w:t xml:space="preserve"> model; for a refitted or standardised pipeline the scores are recomputed and it does not apply.</w:t>
+        <w:t>: a per-class constant changes the normalisation, so a one-versus-rest ROC-AUC computed from softmax outputs can move even though every margin is fixed. It also holds only for a fixed model; for a refitted or standardised pipeline the scores are recomputed.</w:t>
       </w:r>
     </w:p>
     <w:p>
@@ -1964,7 +1964,7 @@
           <w:i w:val="0"/>
           <w:sz w:val="24"/>
         </w:rPr>
-        <w:t>If the class-conditional distributions are unchanged, p_B(x | y) = p_A(x | y), the target priors are identifiable from unlabelled target data and can be estimated by the EM procedure of Saerens et al. [12]. Without that assumption a prior change and a class-conditional offset are confounded, since both act on the first two moments of the mixture, and no label-free method separates them.</w:t>
+        <w:t>If the class-conditional distributions are unchanged, p_B(x | y) = p_A(x | y), and the classes are distinguishable in the score space (the mixture components are not degenerate), the target priors are identifiable from unlabelled target data and can be estimated by the EM procedure of Saerens et al. [12]. Without that assumption a prior change and a class-conditional offset are confounded, since both act on the first two moments of the mixture, and no label-free method separates them.</w:t>
       </w:r>
     </w:p>
     <w:p>
@@ -3429,7 +3429,7 @@
           <w:i w:val="0"/>
           <w:sz w:val="24"/>
         </w:rPr>
-        <w:t xml:space="preserve"> is one dataset-representation-subject-ordered-pair combination: 845 development cells from 76 subjects and 227 sessions, plus 90 held-out cells. Because a subject contributes several representations of the same pair, 845 cells correspond to </w:t>
+        <w:t xml:space="preserve"> is one dataset-representation-subject-ordered-pair combination: 845 development cells from 61 subjects and 182 sessions, plus 90 held-out cells from 15 further subjects (76 subjects and 227 sessions in total). Because a subject contributes several representations of the same pair, 845 cells correspond to </w:t>
       </w:r>
       <w:r>
         <w:rPr>
@@ -3463,7 +3463,7 @@
           <w:i w:val="0"/>
           <w:sz w:val="24"/>
         </w:rPr>
-        <w:t>Representations.</w:t>
+        <w:t>Representations, and which of them are source-only.</w:t>
       </w:r>
       <w:r>
         <w:rPr>
@@ -3472,7 +3472,7 @@
           <w:i w:val="0"/>
           <w:sz w:val="24"/>
         </w:rPr>
-        <w:t xml:space="preserve"> For 2a and 2b: Euclidean log-power (</w:t>
+        <w:t xml:space="preserve"> </w:t>
       </w:r>
       <w:r>
         <w:rPr>
@@ -3490,43 +3490,7 @@
           <w:i w:val="0"/>
           <w:sz w:val="24"/>
         </w:rPr>
-        <w:t>), Euclidean alignment followed by log-power (</w:t>
-      </w:r>
-      <w:r>
-        <w:rPr>
-          <w:rFonts w:ascii="Courier New" w:hAnsi="Courier New" w:eastAsia="Courier New" w:cs="Courier New"/>
-          <w:b w:val="0"/>
-          <w:i w:val="0"/>
-          <w:sz w:val="24"/>
-        </w:rPr>
-        <w:t>euc_ea</w:t>
-      </w:r>
-      <w:r>
-        <w:rPr>
-          <w:rFonts w:ascii="Times New Roman" w:hAnsi="Times New Roman" w:eastAsia="Times New Roman" w:cs="Times New Roman"/>
-          <w:b w:val="0"/>
-          <w:i w:val="0"/>
-          <w:sz w:val="24"/>
-        </w:rPr>
-        <w:t>), Riemannian tangent space (</w:t>
-      </w:r>
-      <w:r>
-        <w:rPr>
-          <w:rFonts w:ascii="Courier New" w:hAnsi="Courier New" w:eastAsia="Courier New" w:cs="Courier New"/>
-          <w:b w:val="0"/>
-          <w:i w:val="0"/>
-          <w:sz w:val="24"/>
-        </w:rPr>
-        <w:t>tan</w:t>
-      </w:r>
-      <w:r>
-        <w:rPr>
-          <w:rFonts w:ascii="Times New Roman" w:hAnsi="Times New Roman" w:eastAsia="Times New Roman" w:cs="Times New Roman"/>
-          <w:b w:val="0"/>
-          <w:i w:val="0"/>
-          <w:sz w:val="24"/>
-        </w:rPr>
-        <w:t>) and CSP log-variance (</w:t>
+        <w:t xml:space="preserve"> (log power), </w:t>
       </w:r>
       <w:r>
         <w:rPr>
@@ -3544,7 +3508,7 @@
           <w:i w:val="0"/>
           <w:sz w:val="24"/>
         </w:rPr>
-        <w:t xml:space="preserve">). For SEED and SEED-IV the distributed differential entropy; for NER2015 the time-domain mean over eight windows; for grasp-and-lift the log power over eight windows. A representation is fitted on the training session except </w:t>
+        <w:t xml:space="preserve"> (filters fitted on the training session) and the single representations of SEED, SEED-IV, NER2015 and grasp-and-lift are computed from the training session alone. </w:t>
       </w:r>
       <w:r>
         <w:rPr>
@@ -3580,7 +3544,61 @@
           <w:i w:val="0"/>
           <w:sz w:val="24"/>
         </w:rPr>
-        <w:t>, which use the two sessions' covariances by construction; Section 4.6 states which.</w:t>
+        <w:t xml:space="preserve"> are not: Euclidean alignment and tangent-space mapping use the session covariance, and in our pipeline both sessions contribute, so a classifier trained on them has already seen the target. The two groups are kept apart wherever the paper makes a </w:t>
+      </w:r>
+      <w:r>
+        <w:rPr>
+          <w:rFonts w:ascii="Times New Roman" w:hAnsi="Times New Roman" w:eastAsia="Times New Roman" w:cs="Times New Roman"/>
+          <w:b w:val="0"/>
+          <w:i/>
+          <w:sz w:val="24"/>
+        </w:rPr>
+        <w:t>source-only</w:t>
+      </w:r>
+      <w:r>
+        <w:rPr>
+          <w:rFonts w:ascii="Times New Roman" w:hAnsi="Times New Roman" w:eastAsia="Times New Roman" w:cs="Times New Roman"/>
+          <w:b w:val="0"/>
+          <w:i w:val="0"/>
+          <w:sz w:val="24"/>
+        </w:rPr>
+        <w:t xml:space="preserve"> claim: Section 4.4 reports the statistic on the source-only representations (773 of the 845 development cells) and treats </w:t>
+      </w:r>
+      <w:r>
+        <w:rPr>
+          <w:rFonts w:ascii="Courier New" w:hAnsi="Courier New" w:eastAsia="Courier New" w:cs="Courier New"/>
+          <w:b w:val="0"/>
+          <w:i w:val="0"/>
+          <w:sz w:val="24"/>
+        </w:rPr>
+        <w:t>euc_ea</w:t>
+      </w:r>
+      <w:r>
+        <w:rPr>
+          <w:rFonts w:ascii="Times New Roman" w:hAnsi="Times New Roman" w:eastAsia="Times New Roman" w:cs="Times New Roman"/>
+          <w:b w:val="0"/>
+          <w:i w:val="0"/>
+          <w:sz w:val="24"/>
+        </w:rPr>
+        <w:t xml:space="preserve"> and </w:t>
+      </w:r>
+      <w:r>
+        <w:rPr>
+          <w:rFonts w:ascii="Courier New" w:hAnsi="Courier New" w:eastAsia="Courier New" w:cs="Courier New"/>
+          <w:b w:val="0"/>
+          <w:i w:val="0"/>
+          <w:sz w:val="24"/>
+        </w:rPr>
+        <w:t>tan</w:t>
+      </w:r>
+      <w:r>
+        <w:rPr>
+          <w:rFonts w:ascii="Times New Roman" w:hAnsi="Times New Roman" w:eastAsia="Times New Roman" w:cs="Times New Roman"/>
+          <w:b w:val="0"/>
+          <w:i w:val="0"/>
+          <w:sz w:val="24"/>
+        </w:rPr>
+        <w:t xml:space="preserve"> as target-informed, reporting them only where the claim does not depend on the source-only status (Tables 3 and 8).</w:t>
       </w:r>
     </w:p>
     <w:p>
@@ -3698,7 +3716,7 @@
           <w:i w:val="0"/>
           <w:sz w:val="24"/>
         </w:rPr>
-        <w:t xml:space="preserve"> Two analyses use a uniform subsample of a dataset's cells to bound computation: the classifier sweeps on grasp-and-lift and NER2015 (60 of 336 and 320, equally spaced indices) and the direction experiment (60 cells in each of two datasets). Every other number uses all cells.</w:t>
+        <w:t xml:space="preserve"> Two analyses use a uniform subsample of a dataset's cells to bound computation: the classifier sweep reported in Section 4.5's discussion of regularisation (60 cells per dataset on grasp-and-lift and NER2015, equally spaced) and the direction experiment (60 cells in each of two datasets). The per-cell model of Table 8 and everything else use all cells of the relevant dataset.</w:t>
       </w:r>
     </w:p>
     <w:p>
@@ -5251,7 +5269,7 @@
           <w:i w:val="0"/>
           <w:sz w:val="21"/>
         </w:rPr>
-        <w:t>Fig. 3.</w:t>
+        <w:t>Fig. 1.</w:t>
       </w:r>
       <w:r>
         <w:rPr>
@@ -5347,7 +5365,7 @@
           <w:i w:val="0"/>
           <w:sz w:val="21"/>
         </w:rPr>
-        <w:t>Fig. 1.</w:t>
+        <w:t>Fig. 2.</w:t>
       </w:r>
       <w:r>
         <w:rPr>
@@ -5404,6 +5422,782 @@
     </w:p>
     <w:p>
       <w:pPr>
+        <w:spacing w:before="0" w:after="0" w:line="480" w:lineRule="auto"/>
+        <w:ind w:firstLine="0" w:left="0"/>
+        <w:jc w:val="left"/>
+      </w:pPr>
+      <w:r>
+        <w:rPr>
+          <w:rFonts w:ascii="Times New Roman" w:hAnsi="Times New Roman" w:eastAsia="Times New Roman" w:cs="Times New Roman"/>
+          <w:b/>
+          <w:i w:val="0"/>
+          <w:sz w:val="24"/>
+        </w:rPr>
+        <w:t>The protocol in use is transductive.</w:t>
+      </w:r>
+      <w:r>
+        <w:rPr>
+          <w:rFonts w:ascii="Times New Roman" w:hAnsi="Times New Roman" w:eastAsia="Times New Roman" w:cs="Times New Roman"/>
+          <w:b w:val="0"/>
+          <w:i w:val="0"/>
+          <w:sz w:val="24"/>
+        </w:rPr>
+        <w:t xml:space="preserve"> Centring the target on its own mean uses the whole session. A deployment does not have it. We therefore ran a strict prefix-calibration protocol: the first k trials of a session, in their recorded order or in a random order, are used to estimate the mean; the estimate is frozen; the remaining trials are classified with it and scored. Table 6 reports the result for LDA.</w:t>
+      </w:r>
+    </w:p>
+    <w:p>
+      <w:pPr>
+        <w:keepNext/>
+        <w:spacing w:before="240" w:after="80" w:line="240" w:lineRule="auto"/>
+      </w:pPr>
+      <w:r>
+        <w:rPr>
+          <w:rFonts w:ascii="Times New Roman" w:hAnsi="Times New Roman" w:eastAsia="Times New Roman" w:cs="Times New Roman"/>
+          <w:b/>
+          <w:i w:val="0"/>
+          <w:sz w:val="21"/>
+        </w:rPr>
+        <w:t xml:space="preserve">Table 4. </w:t>
+      </w:r>
+      <w:r>
+        <w:rPr>
+          <w:rFonts w:ascii="Times New Roman" w:hAnsi="Times New Roman" w:eastAsia="Times New Roman" w:cs="Times New Roman"/>
+          <w:b w:val="0"/>
+          <w:i w:val="0"/>
+          <w:sz w:val="21"/>
+        </w:rPr>
+        <w:t xml:space="preserve">Prefix calibration: balanced accuracy on the trials after a calibration prefix of k trials, averaged over cells and over five random orders (the k = 5 row of a random-order run and the recorded order give the same trend). </w:t>
+      </w:r>
+      <w:r>
+        <w:rPr>
+          <w:rFonts w:ascii="Courier New" w:hAnsi="Courier New" w:eastAsia="Courier New" w:cs="Courier New"/>
+          <w:b w:val="0"/>
+          <w:i w:val="0"/>
+          <w:sz w:val="21"/>
+        </w:rPr>
+        <w:t>batch</w:t>
+      </w:r>
+      <w:r>
+        <w:rPr>
+          <w:rFonts w:ascii="Times New Roman" w:hAnsi="Times New Roman" w:eastAsia="Times New Roman" w:cs="Times New Roman"/>
+          <w:b w:val="0"/>
+          <w:i w:val="0"/>
+          <w:sz w:val="21"/>
+        </w:rPr>
+        <w:t xml:space="preserve"> is the whole-session correction.</w:t>
+      </w:r>
+    </w:p>
+    <w:tbl>
+      <w:tblPr>
+        <w:tblW w:type="auto" w:w="0"/>
+        <w:jc w:val="center"/>
+        <w:tblLayout w:type="fixed"/>
+        <w:tblBorders>
+          <w:top w:val="single" w:sz="10" w:space="0" w:color="000000"/>
+          <w:bottom w:val="single" w:sz="10" w:space="0" w:color="000000"/>
+          <w:left w:val="none" w:sz="0" w:space="0" w:color="auto"/>
+          <w:right w:val="none" w:sz="0" w:space="0" w:color="auto"/>
+          <w:insideH w:val="none" w:sz="0" w:space="0" w:color="auto"/>
+          <w:insideV w:val="none" w:sz="0" w:space="0" w:color="auto"/>
+        </w:tblBorders>
+        <w:tblLook w:firstColumn="1" w:firstRow="1" w:lastColumn="0" w:lastRow="0" w:noHBand="0" w:noVBand="1" w:val="04A0"/>
+        <w:tblLayout w:type="fixed"/>
+      </w:tblPr>
+      <w:tblGrid>
+        <w:gridCol w:w="1512"/>
+        <w:gridCol w:w="1512"/>
+        <w:gridCol w:w="1512"/>
+        <w:gridCol w:w="1512"/>
+        <w:gridCol w:w="1512"/>
+        <w:gridCol w:w="1512"/>
+      </w:tblGrid>
+      <w:tr>
+        <w:trPr>
+          <w:tblHeader/>
+        </w:trPr>
+        <w:tc>
+          <w:tcPr>
+            <w:tcW w:type="dxa" w:w="1512"/>
+            <w:tcBorders>
+              <w:bottom w:val="single" w:sz="6" w:space="0" w:color="000000"/>
+            </w:tcBorders>
+          </w:tcPr>
+          <w:p>
+            <w:pPr>
+              <w:spacing w:before="40" w:after="40" w:line="240" w:lineRule="auto"/>
+              <w:jc w:val="center"/>
+            </w:pPr>
+            <w:r/>
+            <w:r>
+              <w:rPr>
+                <w:rFonts w:ascii="Times New Roman" w:hAnsi="Times New Roman" w:eastAsia="Times New Roman" w:cs="Times New Roman"/>
+                <w:b/>
+                <w:i w:val="0"/>
+                <w:sz w:val="18"/>
+              </w:rPr>
+              <w:t>dataset</w:t>
+            </w:r>
+          </w:p>
+        </w:tc>
+        <w:tc>
+          <w:tcPr>
+            <w:tcW w:type="dxa" w:w="1512"/>
+            <w:tcBorders>
+              <w:bottom w:val="single" w:sz="6" w:space="0" w:color="000000"/>
+            </w:tcBorders>
+          </w:tcPr>
+          <w:p>
+            <w:pPr>
+              <w:spacing w:before="40" w:after="40" w:line="240" w:lineRule="auto"/>
+              <w:jc w:val="left"/>
+            </w:pPr>
+            <w:r/>
+            <w:r>
+              <w:rPr>
+                <w:rFonts w:ascii="Times New Roman" w:hAnsi="Times New Roman" w:eastAsia="Times New Roman" w:cs="Times New Roman"/>
+                <w:b/>
+                <w:i w:val="0"/>
+                <w:sz w:val="18"/>
+              </w:rPr>
+              <w:t>batch</w:t>
+            </w:r>
+          </w:p>
+        </w:tc>
+        <w:tc>
+          <w:tcPr>
+            <w:tcW w:type="dxa" w:w="1512"/>
+            <w:tcBorders>
+              <w:bottom w:val="single" w:sz="6" w:space="0" w:color="000000"/>
+            </w:tcBorders>
+          </w:tcPr>
+          <w:p>
+            <w:pPr>
+              <w:spacing w:before="40" w:after="40" w:line="240" w:lineRule="auto"/>
+              <w:jc w:val="center"/>
+            </w:pPr>
+            <w:r/>
+            <w:r>
+              <w:rPr>
+                <w:rFonts w:ascii="Times New Roman" w:hAnsi="Times New Roman" w:eastAsia="Times New Roman" w:cs="Times New Roman"/>
+                <w:b/>
+                <w:i w:val="0"/>
+                <w:sz w:val="18"/>
+              </w:rPr>
+              <w:t>k = 5</w:t>
+            </w:r>
+          </w:p>
+        </w:tc>
+        <w:tc>
+          <w:tcPr>
+            <w:tcW w:type="dxa" w:w="1512"/>
+            <w:tcBorders>
+              <w:bottom w:val="single" w:sz="6" w:space="0" w:color="000000"/>
+            </w:tcBorders>
+          </w:tcPr>
+          <w:p>
+            <w:pPr>
+              <w:spacing w:before="40" w:after="40" w:line="240" w:lineRule="auto"/>
+              <w:jc w:val="center"/>
+            </w:pPr>
+            <w:r/>
+            <w:r>
+              <w:rPr>
+                <w:rFonts w:ascii="Times New Roman" w:hAnsi="Times New Roman" w:eastAsia="Times New Roman" w:cs="Times New Roman"/>
+                <w:b/>
+                <w:i w:val="0"/>
+                <w:sz w:val="18"/>
+              </w:rPr>
+              <w:t>k = 20</w:t>
+            </w:r>
+          </w:p>
+        </w:tc>
+        <w:tc>
+          <w:tcPr>
+            <w:tcW w:type="dxa" w:w="1512"/>
+            <w:tcBorders>
+              <w:bottom w:val="single" w:sz="6" w:space="0" w:color="000000"/>
+            </w:tcBorders>
+          </w:tcPr>
+          <w:p>
+            <w:pPr>
+              <w:spacing w:before="40" w:after="40" w:line="240" w:lineRule="auto"/>
+              <w:jc w:val="center"/>
+            </w:pPr>
+            <w:r/>
+            <w:r>
+              <w:rPr>
+                <w:rFonts w:ascii="Times New Roman" w:hAnsi="Times New Roman" w:eastAsia="Times New Roman" w:cs="Times New Roman"/>
+                <w:b/>
+                <w:i w:val="0"/>
+                <w:sz w:val="18"/>
+              </w:rPr>
+              <w:t>k = 50</w:t>
+            </w:r>
+          </w:p>
+        </w:tc>
+        <w:tc>
+          <w:tcPr>
+            <w:tcW w:type="dxa" w:w="1512"/>
+            <w:tcBorders>
+              <w:bottom w:val="single" w:sz="6" w:space="0" w:color="000000"/>
+            </w:tcBorders>
+          </w:tcPr>
+          <w:p>
+            <w:pPr>
+              <w:spacing w:before="40" w:after="40" w:line="240" w:lineRule="auto"/>
+              <w:jc w:val="center"/>
+            </w:pPr>
+            <w:r/>
+            <w:r>
+              <w:rPr>
+                <w:rFonts w:ascii="Times New Roman" w:hAnsi="Times New Roman" w:eastAsia="Times New Roman" w:cs="Times New Roman"/>
+                <w:b/>
+                <w:i w:val="0"/>
+                <w:sz w:val="18"/>
+              </w:rPr>
+              <w:t>k = 100</w:t>
+            </w:r>
+          </w:p>
+        </w:tc>
+      </w:tr>
+      <w:tr>
+        <w:tc>
+          <w:tcPr>
+            <w:tcW w:type="dxa" w:w="1512"/>
+          </w:tcPr>
+          <w:p>
+            <w:pPr>
+              <w:spacing w:before="40" w:after="40" w:line="240" w:lineRule="auto"/>
+              <w:jc w:val="center"/>
+            </w:pPr>
+            <w:r/>
+            <w:r>
+              <w:rPr>
+                <w:rFonts w:ascii="Times New Roman" w:hAnsi="Times New Roman" w:eastAsia="Times New Roman" w:cs="Times New Roman"/>
+                <w:b w:val="0"/>
+                <w:i w:val="0"/>
+                <w:sz w:val="18"/>
+              </w:rPr>
+              <w:t>BCI-2b</w:t>
+            </w:r>
+          </w:p>
+        </w:tc>
+        <w:tc>
+          <w:tcPr>
+            <w:tcW w:type="dxa" w:w="1512"/>
+          </w:tcPr>
+          <w:p>
+            <w:pPr>
+              <w:spacing w:before="40" w:after="40" w:line="240" w:lineRule="auto"/>
+              <w:jc w:val="left"/>
+            </w:pPr>
+            <w:r/>
+            <w:r>
+              <w:rPr>
+                <w:rFonts w:ascii="Times New Roman" w:hAnsi="Times New Roman" w:eastAsia="Times New Roman" w:cs="Times New Roman"/>
+                <w:b w:val="0"/>
+                <w:i w:val="0"/>
+                <w:sz w:val="18"/>
+              </w:rPr>
+              <w:t>0.7375</w:t>
+            </w:r>
+          </w:p>
+        </w:tc>
+        <w:tc>
+          <w:tcPr>
+            <w:tcW w:type="dxa" w:w="1512"/>
+          </w:tcPr>
+          <w:p>
+            <w:pPr>
+              <w:spacing w:before="40" w:after="40" w:line="240" w:lineRule="auto"/>
+              <w:jc w:val="center"/>
+            </w:pPr>
+            <w:r/>
+            <w:r>
+              <w:rPr>
+                <w:rFonts w:ascii="Times New Roman" w:hAnsi="Times New Roman" w:eastAsia="Times New Roman" w:cs="Times New Roman"/>
+                <w:b w:val="0"/>
+                <w:i w:val="0"/>
+                <w:sz w:val="18"/>
+              </w:rPr>
+              <w:t>0.7140</w:t>
+            </w:r>
+          </w:p>
+        </w:tc>
+        <w:tc>
+          <w:tcPr>
+            <w:tcW w:type="dxa" w:w="1512"/>
+          </w:tcPr>
+          <w:p>
+            <w:pPr>
+              <w:spacing w:before="40" w:after="40" w:line="240" w:lineRule="auto"/>
+              <w:jc w:val="center"/>
+            </w:pPr>
+            <w:r/>
+            <w:r>
+              <w:rPr>
+                <w:rFonts w:ascii="Times New Roman" w:hAnsi="Times New Roman" w:eastAsia="Times New Roman" w:cs="Times New Roman"/>
+                <w:b w:val="0"/>
+                <w:i w:val="0"/>
+                <w:sz w:val="18"/>
+              </w:rPr>
+              <w:t>0.7316</w:t>
+            </w:r>
+          </w:p>
+        </w:tc>
+        <w:tc>
+          <w:tcPr>
+            <w:tcW w:type="dxa" w:w="1512"/>
+          </w:tcPr>
+          <w:p>
+            <w:pPr>
+              <w:spacing w:before="40" w:after="40" w:line="240" w:lineRule="auto"/>
+              <w:jc w:val="center"/>
+            </w:pPr>
+            <w:r/>
+            <w:r>
+              <w:rPr>
+                <w:rFonts w:ascii="Times New Roman" w:hAnsi="Times New Roman" w:eastAsia="Times New Roman" w:cs="Times New Roman"/>
+                <w:b w:val="0"/>
+                <w:i w:val="0"/>
+                <w:sz w:val="18"/>
+              </w:rPr>
+              <w:t>0.7361</w:t>
+            </w:r>
+          </w:p>
+        </w:tc>
+        <w:tc>
+          <w:tcPr>
+            <w:tcW w:type="dxa" w:w="1512"/>
+          </w:tcPr>
+          <w:p>
+            <w:pPr>
+              <w:spacing w:before="40" w:after="40" w:line="240" w:lineRule="auto"/>
+              <w:jc w:val="center"/>
+            </w:pPr>
+            <w:r/>
+            <w:r>
+              <w:rPr>
+                <w:rFonts w:ascii="Times New Roman" w:hAnsi="Times New Roman" w:eastAsia="Times New Roman" w:cs="Times New Roman"/>
+                <w:b w:val="0"/>
+                <w:i w:val="0"/>
+                <w:sz w:val="18"/>
+              </w:rPr>
+              <w:t>0.7510</w:t>
+            </w:r>
+          </w:p>
+        </w:tc>
+      </w:tr>
+      <w:tr>
+        <w:tc>
+          <w:tcPr>
+            <w:tcW w:type="dxa" w:w="1512"/>
+          </w:tcPr>
+          <w:p>
+            <w:pPr>
+              <w:spacing w:before="40" w:after="40" w:line="240" w:lineRule="auto"/>
+              <w:jc w:val="center"/>
+            </w:pPr>
+            <w:r/>
+            <w:r>
+              <w:rPr>
+                <w:rFonts w:ascii="Times New Roman" w:hAnsi="Times New Roman" w:eastAsia="Times New Roman" w:cs="Times New Roman"/>
+                <w:b w:val="0"/>
+                <w:i w:val="0"/>
+                <w:sz w:val="18"/>
+              </w:rPr>
+              <w:t>BCI-2a</w:t>
+            </w:r>
+          </w:p>
+        </w:tc>
+        <w:tc>
+          <w:tcPr>
+            <w:tcW w:type="dxa" w:w="1512"/>
+          </w:tcPr>
+          <w:p>
+            <w:pPr>
+              <w:spacing w:before="40" w:after="40" w:line="240" w:lineRule="auto"/>
+              <w:jc w:val="left"/>
+            </w:pPr>
+            <w:r/>
+            <w:r>
+              <w:rPr>
+                <w:rFonts w:ascii="Times New Roman" w:hAnsi="Times New Roman" w:eastAsia="Times New Roman" w:cs="Times New Roman"/>
+                <w:b w:val="0"/>
+                <w:i w:val="0"/>
+                <w:sz w:val="18"/>
+              </w:rPr>
+              <w:t>0.6119</w:t>
+            </w:r>
+          </w:p>
+        </w:tc>
+        <w:tc>
+          <w:tcPr>
+            <w:tcW w:type="dxa" w:w="1512"/>
+          </w:tcPr>
+          <w:p>
+            <w:pPr>
+              <w:spacing w:before="40" w:after="40" w:line="240" w:lineRule="auto"/>
+              <w:jc w:val="center"/>
+            </w:pPr>
+            <w:r/>
+            <w:r>
+              <w:rPr>
+                <w:rFonts w:ascii="Times New Roman" w:hAnsi="Times New Roman" w:eastAsia="Times New Roman" w:cs="Times New Roman"/>
+                <w:b w:val="0"/>
+                <w:i w:val="0"/>
+                <w:sz w:val="18"/>
+              </w:rPr>
+              <w:t>0.5485</w:t>
+            </w:r>
+          </w:p>
+        </w:tc>
+        <w:tc>
+          <w:tcPr>
+            <w:tcW w:type="dxa" w:w="1512"/>
+          </w:tcPr>
+          <w:p>
+            <w:pPr>
+              <w:spacing w:before="40" w:after="40" w:line="240" w:lineRule="auto"/>
+              <w:jc w:val="center"/>
+            </w:pPr>
+            <w:r/>
+            <w:r>
+              <w:rPr>
+                <w:rFonts w:ascii="Times New Roman" w:hAnsi="Times New Roman" w:eastAsia="Times New Roman" w:cs="Times New Roman"/>
+                <w:b w:val="0"/>
+                <w:i w:val="0"/>
+                <w:sz w:val="18"/>
+              </w:rPr>
+              <w:t>0.5947</w:t>
+            </w:r>
+          </w:p>
+        </w:tc>
+        <w:tc>
+          <w:tcPr>
+            <w:tcW w:type="dxa" w:w="1512"/>
+          </w:tcPr>
+          <w:p>
+            <w:pPr>
+              <w:spacing w:before="40" w:after="40" w:line="240" w:lineRule="auto"/>
+              <w:jc w:val="center"/>
+            </w:pPr>
+            <w:r/>
+            <w:r>
+              <w:rPr>
+                <w:rFonts w:ascii="Times New Roman" w:hAnsi="Times New Roman" w:eastAsia="Times New Roman" w:cs="Times New Roman"/>
+                <w:b w:val="0"/>
+                <w:i w:val="0"/>
+                <w:sz w:val="18"/>
+              </w:rPr>
+              <w:t>0.6041</w:t>
+            </w:r>
+          </w:p>
+        </w:tc>
+        <w:tc>
+          <w:tcPr>
+            <w:tcW w:type="dxa" w:w="1512"/>
+          </w:tcPr>
+          <w:p>
+            <w:pPr>
+              <w:spacing w:before="40" w:after="40" w:line="240" w:lineRule="auto"/>
+              <w:jc w:val="center"/>
+            </w:pPr>
+            <w:r/>
+            <w:r>
+              <w:rPr>
+                <w:rFonts w:ascii="Times New Roman" w:hAnsi="Times New Roman" w:eastAsia="Times New Roman" w:cs="Times New Roman"/>
+                <w:b w:val="0"/>
+                <w:i w:val="0"/>
+                <w:sz w:val="18"/>
+              </w:rPr>
+              <w:t>0.6038</w:t>
+            </w:r>
+          </w:p>
+        </w:tc>
+      </w:tr>
+      <w:tr>
+        <w:tc>
+          <w:tcPr>
+            <w:tcW w:type="dxa" w:w="1512"/>
+          </w:tcPr>
+          <w:p>
+            <w:pPr>
+              <w:spacing w:before="40" w:after="40" w:line="240" w:lineRule="auto"/>
+              <w:jc w:val="center"/>
+            </w:pPr>
+            <w:r/>
+            <w:r>
+              <w:rPr>
+                <w:rFonts w:ascii="Times New Roman" w:hAnsi="Times New Roman" w:eastAsia="Times New Roman" w:cs="Times New Roman"/>
+                <w:b w:val="0"/>
+                <w:i w:val="0"/>
+                <w:sz w:val="18"/>
+              </w:rPr>
+              <w:t>grasp-and-lift</w:t>
+            </w:r>
+          </w:p>
+        </w:tc>
+        <w:tc>
+          <w:tcPr>
+            <w:tcW w:type="dxa" w:w="1512"/>
+          </w:tcPr>
+          <w:p>
+            <w:pPr>
+              <w:spacing w:before="40" w:after="40" w:line="240" w:lineRule="auto"/>
+              <w:jc w:val="left"/>
+            </w:pPr>
+            <w:r/>
+            <w:r>
+              <w:rPr>
+                <w:rFonts w:ascii="Times New Roman" w:hAnsi="Times New Roman" w:eastAsia="Times New Roman" w:cs="Times New Roman"/>
+                <w:b w:val="0"/>
+                <w:i w:val="0"/>
+                <w:sz w:val="18"/>
+              </w:rPr>
+              <w:t>0.7815</w:t>
+            </w:r>
+          </w:p>
+        </w:tc>
+        <w:tc>
+          <w:tcPr>
+            <w:tcW w:type="dxa" w:w="1512"/>
+          </w:tcPr>
+          <w:p>
+            <w:pPr>
+              <w:spacing w:before="40" w:after="40" w:line="240" w:lineRule="auto"/>
+              <w:jc w:val="center"/>
+            </w:pPr>
+            <w:r/>
+            <w:r>
+              <w:rPr>
+                <w:rFonts w:ascii="Times New Roman" w:hAnsi="Times New Roman" w:eastAsia="Times New Roman" w:cs="Times New Roman"/>
+                <w:b w:val="0"/>
+                <w:i w:val="0"/>
+                <w:sz w:val="18"/>
+              </w:rPr>
+              <w:t>0.7376</w:t>
+            </w:r>
+          </w:p>
+        </w:tc>
+        <w:tc>
+          <w:tcPr>
+            <w:tcW w:type="dxa" w:w="1512"/>
+          </w:tcPr>
+          <w:p>
+            <w:pPr>
+              <w:spacing w:before="40" w:after="40" w:line="240" w:lineRule="auto"/>
+              <w:jc w:val="center"/>
+            </w:pPr>
+            <w:r/>
+            <w:r>
+              <w:rPr>
+                <w:rFonts w:ascii="Times New Roman" w:hAnsi="Times New Roman" w:eastAsia="Times New Roman" w:cs="Times New Roman"/>
+                <w:b w:val="0"/>
+                <w:i w:val="0"/>
+                <w:sz w:val="18"/>
+              </w:rPr>
+              <w:t>0.7539</w:t>
+            </w:r>
+          </w:p>
+        </w:tc>
+        <w:tc>
+          <w:tcPr>
+            <w:tcW w:type="dxa" w:w="1512"/>
+          </w:tcPr>
+          <w:p>
+            <w:pPr>
+              <w:spacing w:before="40" w:after="40" w:line="240" w:lineRule="auto"/>
+              <w:jc w:val="center"/>
+            </w:pPr>
+            <w:r/>
+            <w:r>
+              <w:rPr>
+                <w:rFonts w:ascii="Times New Roman" w:hAnsi="Times New Roman" w:eastAsia="Times New Roman" w:cs="Times New Roman"/>
+                <w:b w:val="0"/>
+                <w:i w:val="0"/>
+                <w:sz w:val="18"/>
+              </w:rPr>
+              <w:t>0.7848</w:t>
+            </w:r>
+          </w:p>
+        </w:tc>
+        <w:tc>
+          <w:tcPr>
+            <w:tcW w:type="dxa" w:w="1512"/>
+          </w:tcPr>
+          <w:p>
+            <w:pPr>
+              <w:spacing w:before="40" w:after="40" w:line="240" w:lineRule="auto"/>
+              <w:jc w:val="center"/>
+            </w:pPr>
+            <w:r/>
+            <w:r>
+              <w:rPr>
+                <w:rFonts w:ascii="Times New Roman" w:hAnsi="Times New Roman" w:eastAsia="Times New Roman" w:cs="Times New Roman"/>
+                <w:b w:val="0"/>
+                <w:i w:val="0"/>
+                <w:sz w:val="18"/>
+              </w:rPr>
+              <w:t>—</w:t>
+            </w:r>
+          </w:p>
+        </w:tc>
+      </w:tr>
+      <w:tr>
+        <w:tc>
+          <w:tcPr>
+            <w:tcW w:type="dxa" w:w="1512"/>
+          </w:tcPr>
+          <w:p>
+            <w:pPr>
+              <w:spacing w:before="40" w:after="40" w:line="240" w:lineRule="auto"/>
+              <w:jc w:val="center"/>
+            </w:pPr>
+            <w:r/>
+            <w:r>
+              <w:rPr>
+                <w:rFonts w:ascii="Times New Roman" w:hAnsi="Times New Roman" w:eastAsia="Times New Roman" w:cs="Times New Roman"/>
+                <w:b w:val="0"/>
+                <w:i w:val="0"/>
+                <w:sz w:val="18"/>
+              </w:rPr>
+              <w:t>NER2015</w:t>
+            </w:r>
+          </w:p>
+        </w:tc>
+        <w:tc>
+          <w:tcPr>
+            <w:tcW w:type="dxa" w:w="1512"/>
+          </w:tcPr>
+          <w:p>
+            <w:pPr>
+              <w:spacing w:before="40" w:after="40" w:line="240" w:lineRule="auto"/>
+              <w:jc w:val="left"/>
+            </w:pPr>
+            <w:r/>
+            <w:r>
+              <w:rPr>
+                <w:rFonts w:ascii="Times New Roman" w:hAnsi="Times New Roman" w:eastAsia="Times New Roman" w:cs="Times New Roman"/>
+                <w:b w:val="0"/>
+                <w:i w:val="0"/>
+                <w:sz w:val="18"/>
+              </w:rPr>
+              <w:t>0.5909</w:t>
+            </w:r>
+          </w:p>
+        </w:tc>
+        <w:tc>
+          <w:tcPr>
+            <w:tcW w:type="dxa" w:w="1512"/>
+          </w:tcPr>
+          <w:p>
+            <w:pPr>
+              <w:spacing w:before="40" w:after="40" w:line="240" w:lineRule="auto"/>
+              <w:jc w:val="center"/>
+            </w:pPr>
+            <w:r/>
+            <w:r>
+              <w:rPr>
+                <w:rFonts w:ascii="Times New Roman" w:hAnsi="Times New Roman" w:eastAsia="Times New Roman" w:cs="Times New Roman"/>
+                <w:b w:val="0"/>
+                <w:i w:val="0"/>
+                <w:sz w:val="18"/>
+              </w:rPr>
+              <w:t>0.5852</w:t>
+            </w:r>
+          </w:p>
+        </w:tc>
+        <w:tc>
+          <w:tcPr>
+            <w:tcW w:type="dxa" w:w="1512"/>
+          </w:tcPr>
+          <w:p>
+            <w:pPr>
+              <w:spacing w:before="40" w:after="40" w:line="240" w:lineRule="auto"/>
+              <w:jc w:val="center"/>
+            </w:pPr>
+            <w:r/>
+            <w:r>
+              <w:rPr>
+                <w:rFonts w:ascii="Times New Roman" w:hAnsi="Times New Roman" w:eastAsia="Times New Roman" w:cs="Times New Roman"/>
+                <w:b w:val="0"/>
+                <w:i w:val="0"/>
+                <w:sz w:val="18"/>
+              </w:rPr>
+              <w:t>0.5885</w:t>
+            </w:r>
+          </w:p>
+        </w:tc>
+        <w:tc>
+          <w:tcPr>
+            <w:tcW w:type="dxa" w:w="1512"/>
+          </w:tcPr>
+          <w:p>
+            <w:pPr>
+              <w:spacing w:before="40" w:after="40" w:line="240" w:lineRule="auto"/>
+              <w:jc w:val="center"/>
+            </w:pPr>
+            <w:r/>
+            <w:r>
+              <w:rPr>
+                <w:rFonts w:ascii="Times New Roman" w:hAnsi="Times New Roman" w:eastAsia="Times New Roman" w:cs="Times New Roman"/>
+                <w:b w:val="0"/>
+                <w:i w:val="0"/>
+                <w:sz w:val="18"/>
+              </w:rPr>
+              <w:t>0.5692</w:t>
+            </w:r>
+          </w:p>
+        </w:tc>
+        <w:tc>
+          <w:tcPr>
+            <w:tcW w:type="dxa" w:w="1512"/>
+          </w:tcPr>
+          <w:p>
+            <w:pPr>
+              <w:spacing w:before="40" w:after="40" w:line="240" w:lineRule="auto"/>
+              <w:jc w:val="center"/>
+            </w:pPr>
+            <w:r/>
+            <w:r>
+              <w:rPr>
+                <w:rFonts w:ascii="Times New Roman" w:hAnsi="Times New Roman" w:eastAsia="Times New Roman" w:cs="Times New Roman"/>
+                <w:b w:val="0"/>
+                <w:i w:val="0"/>
+                <w:sz w:val="18"/>
+              </w:rPr>
+              <w:t>—</w:t>
+            </w:r>
+          </w:p>
+        </w:tc>
+      </w:tr>
+    </w:tbl>
+    <w:p>
+      <w:pPr>
+        <w:spacing w:before="0" w:after="200" w:line="240" w:lineRule="auto"/>
+        <w:ind w:firstLine="0" w:left="0"/>
+        <w:jc w:val="left"/>
+      </w:pPr>
+    </w:p>
+    <w:p>
+      <w:pPr>
+        <w:spacing w:before="0" w:after="0" w:line="480" w:lineRule="auto"/>
+        <w:ind w:firstLine="0" w:left="0"/>
+        <w:jc w:val="left"/>
+      </w:pPr>
+      <w:r>
+        <w:rPr>
+          <w:rFonts w:ascii="Times New Roman" w:hAnsi="Times New Roman" w:eastAsia="Times New Roman" w:cs="Times New Roman"/>
+          <w:b w:val="0"/>
+          <w:i w:val="0"/>
+          <w:sz w:val="24"/>
+        </w:rPr>
+        <w:t>Twenty trials of calibration recover most of the batch correction on BCI-2b (0.732 against 0.738), BCI-2a (0.595 against 0.612) and grasp-and-lift (0.754 against 0.782), and fifty trials recover it on the first two and on grasp-and-lift; NER2015, whose one-sided penalty is zero, does not move. The transductive result is therefore an upper bound that a prefix of 20 to 50 trials approaches, and the number is the quantity a laboratory would need before choosing the correction.</w:t>
+      </w:r>
+    </w:p>
+    <w:p>
+      <w:pPr>
         <w:keepNext/>
         <w:spacing w:before="240" w:after="120" w:line="240" w:lineRule="auto"/>
       </w:pPr>
@@ -5445,7 +6239,7 @@
           <w:i w:val="0"/>
           <w:sz w:val="21"/>
         </w:rPr>
-        <w:t xml:space="preserve">Table 4. </w:t>
+        <w:t xml:space="preserve">Table 5. </w:t>
       </w:r>
       <w:r>
         <w:rPr>
@@ -6860,7 +7654,7 @@
                 <w:i w:val="0"/>
                 <w:sz w:val="18"/>
               </w:rPr>
-              <w:t>4 σ̄</w:t>
+              <w:t>8 σ̄</w:t>
             </w:r>
           </w:p>
         </w:tc>
@@ -7020,7 +7814,7 @@
           <w:i w:val="0"/>
           <w:sz w:val="21"/>
         </w:rPr>
-        <w:t>Fig. 2.</w:t>
+        <w:t>Fig. 3.</w:t>
       </w:r>
       <w:r>
         <w:rPr>
@@ -7044,7 +7838,7 @@
           <w:i w:val="0"/>
           <w:sz w:val="21"/>
         </w:rPr>
-        <w:t xml:space="preserve">Table 5. </w:t>
+        <w:t xml:space="preserve">Table 6. </w:t>
       </w:r>
       <w:r>
         <w:rPr>
@@ -8914,7 +9708,43 @@
           <w:i w:val="0"/>
           <w:sz w:val="24"/>
         </w:rPr>
-        <w:t xml:space="preserve">At the level of the eleven development units the rank correlation between z_w and the penalty is −0.83, and the direction is the same at the cell level (AUC 0.841 for a loss larger than 0.05, 228 positives of 845). The statistic also resolves the four representations of BCI-2a, which the norm-based z_T does not: </w:t>
+        <w:t xml:space="preserve">On the source-only representations — 773 of the 845 development cells, seven units, since </w:t>
+      </w:r>
+      <w:r>
+        <w:rPr>
+          <w:rFonts w:ascii="Courier New" w:hAnsi="Courier New" w:eastAsia="Courier New" w:cs="Courier New"/>
+          <w:b w:val="0"/>
+          <w:i w:val="0"/>
+          <w:sz w:val="24"/>
+        </w:rPr>
+        <w:t>euc_ea</w:t>
+      </w:r>
+      <w:r>
+        <w:rPr>
+          <w:rFonts w:ascii="Times New Roman" w:hAnsi="Times New Roman" w:eastAsia="Times New Roman" w:cs="Times New Roman"/>
+          <w:b w:val="0"/>
+          <w:i w:val="0"/>
+          <w:sz w:val="24"/>
+        </w:rPr>
+        <w:t xml:space="preserve"> and </w:t>
+      </w:r>
+      <w:r>
+        <w:rPr>
+          <w:rFonts w:ascii="Courier New" w:hAnsi="Courier New" w:eastAsia="Courier New" w:cs="Courier New"/>
+          <w:b w:val="0"/>
+          <w:i w:val="0"/>
+          <w:sz w:val="24"/>
+        </w:rPr>
+        <w:t>tan</w:t>
+      </w:r>
+      <w:r>
+        <w:rPr>
+          <w:rFonts w:ascii="Times New Roman" w:hAnsi="Times New Roman" w:eastAsia="Times New Roman" w:cs="Times New Roman"/>
+          <w:b w:val="0"/>
+          <w:i w:val="0"/>
+          <w:sz w:val="24"/>
+        </w:rPr>
+        <w:t xml:space="preserve"> are target-informed — the rank correlation between z_w and the penalty is −0.857, with a cluster bootstrap over datasets of [−1.000, −0.585] (median −0.862, 4,993 resamples), and the direction is the same at the cell level (AUC 0.831 for a loss larger than 0.05). Including the two target-informed representations in the unit-level analysis changes the correlation only to −0.827, so the statistic is not being carried by the representations a source-only analysis should not use. The statistic also resolves the four representations of BCI-2a, which the norm-based z_T does not: </w:t>
       </w:r>
       <w:r>
         <w:rPr>
@@ -9011,7 +9841,7 @@
           <w:i w:val="0"/>
           <w:sz w:val="24"/>
         </w:rPr>
-        <w:t xml:space="preserve"> At the dataset level the picture weakens: the five development datasets give a rank correlation of −0.80, and adding SEED-IV (median z_w = 24.4, median penalty −0.070) gives −0.77 with an exact permutation p of 74/720 = 0.103. A threshold of 0.354 fixed by Youden's J on the five development datasets flags every one of the 90 held-out cells (sensitivity 1.000, specificity 0.000, precision 0.544), and within SEED-IV the statistic has an AUC of 0.515. The leave-one-dataset-out operating point fails on two of five development datasets (SEED: sensitivity 1.000, specificity 0.000; NER2015: 0.273, 0.864) and works on three (BCI-2a 0.714/0.864, BCI-2b 1.000/0.574, grasp-and-lift 0.704/0.828).</w:t>
+        <w:t xml:space="preserve"> At the dataset level the picture weakens: on the source-only representations the five development datasets give a rank correlation of −0.80, and adding SEED-IV (median z_w = 24.4, median penalty −0.070) gives −0.83 with an exact permutation p of 42/720 = 0.058; over all representations the six-dataset value is −0.77, p = 0.103. A threshold of 0.354 fixed by Youden's J on the five development datasets flags every one of the 90 held-out cells (sensitivity 1.000, specificity 0.000, precision 0.544), and within SEED-IV the statistic has an AUC of 0.515. The leave-one-dataset-out operating point fails on two of five development datasets (SEED: sensitivity 1.000, specificity 0.000; NER2015: 0.273, 0.864) and works on three (BCI-2a 0.714/0.864, BCI-2b 1.000/0.574, grasp-and-lift 0.704/0.828).</w:t>
       </w:r>
     </w:p>
     <w:p>
@@ -9026,7 +9856,7 @@
           <w:i w:val="0"/>
           <w:sz w:val="21"/>
         </w:rPr>
-        <w:t xml:space="preserve">Table 6. </w:t>
+        <w:t xml:space="preserve">Table 7. </w:t>
       </w:r>
       <w:r>
         <w:rPr>
@@ -9972,7 +10802,7 @@
           <w:i w:val="0"/>
           <w:sz w:val="21"/>
         </w:rPr>
-        <w:t xml:space="preserve">Table 7. </w:t>
+        <w:t xml:space="preserve">Table 8. </w:t>
       </w:r>
       <w:r>
         <w:rPr>
@@ -12690,6 +13520,31 @@
     </w:p>
     <w:p>
       <w:pPr>
+        <w:spacing w:before="0" w:after="0" w:line="480" w:lineRule="auto"/>
+        <w:ind w:firstLine="0" w:left="0"/>
+        <w:jc w:val="left"/>
+      </w:pPr>
+      <w:r>
+        <w:rPr>
+          <w:rFonts w:ascii="Times New Roman" w:hAnsi="Times New Roman" w:eastAsia="Times New Roman" w:cs="Times New Roman"/>
+          <w:b/>
+          <w:i w:val="0"/>
+          <w:sz w:val="24"/>
+        </w:rPr>
+        <w:t>A source-only version of the same model does not work.</w:t>
+      </w:r>
+      <w:r>
+        <w:rPr>
+          <w:rFonts w:ascii="Times New Roman" w:hAnsi="Times New Roman" w:eastAsia="Times New Roman" w:cs="Times New Roman"/>
+          <w:b w:val="0"/>
+          <w:i w:val="0"/>
+          <w:sz w:val="24"/>
+        </w:rPr>
+        <w:t xml:space="preserve"> Replacing the target-optimal threshold t* by the source-optimal one — the threshold that maximises balanced accuracy on the training scores of the fitted model, in within-class units — makes the model fully source-only. The sign accuracy it reaches is at the majority baseline: 0.815 against 0.815 on BCI-2b, 0.613 against 0.604 on grasp-and-lift, and 0.750 against 0.833 on BCI-2a, with mean absolute errors of 0.06, 0.04 and 0.05. The mechanism is therefore explanatory only, as Section 6.4 states.</w:t>
+      </w:r>
+    </w:p>
+    <w:p>
+      <w:pPr>
         <w:keepNext/>
         <w:spacing w:before="240" w:after="80" w:line="240" w:lineRule="auto"/>
         <w:jc w:val="center"/>
@@ -12780,7 +13635,7 @@
           <w:i w:val="0"/>
           <w:sz w:val="21"/>
         </w:rPr>
-        <w:t xml:space="preserve">Table 8. </w:t>
+        <w:t xml:space="preserve">Table 9. </w:t>
       </w:r>
       <w:r>
         <w:rPr>
@@ -14038,7 +14893,7 @@
           <w:i w:val="0"/>
           <w:sz w:val="21"/>
         </w:rPr>
-        <w:t xml:space="preserve">Table 9. </w:t>
+        <w:t xml:space="preserve">Table 10. </w:t>
       </w:r>
       <w:r>
         <w:rPr>
@@ -14047,7 +14902,25 @@
           <w:i w:val="0"/>
           <w:sz w:val="21"/>
         </w:rPr>
-        <w:t>Calibration, LDA, every development cell; ECE uses ten equal-width bins, is averaged within subject, and the interval is a bootstrap (5,000 resamples) over subjects of the mean. The paired differences are given in the text.</w:t>
+        <w:t xml:space="preserve">Calibration, LDA, every development cell. ECE is the expected calibration error of the predicted-class probability, computed with ten equal-width confidence bins and averaged within subject; the interval is a bootstrap over subjects of the </w:t>
+      </w:r>
+      <w:r>
+        <w:rPr>
+          <w:rFonts w:ascii="Times New Roman" w:hAnsi="Times New Roman" w:eastAsia="Times New Roman" w:cs="Times New Roman"/>
+          <w:b w:val="0"/>
+          <w:i/>
+          <w:sz w:val="21"/>
+        </w:rPr>
+        <w:t>mean</w:t>
+      </w:r>
+      <w:r>
+        <w:rPr>
+          <w:rFonts w:ascii="Times New Roman" w:hAnsi="Times New Roman" w:eastAsia="Times New Roman" w:cs="Times New Roman"/>
+          <w:b w:val="0"/>
+          <w:i w:val="0"/>
+          <w:sz w:val="21"/>
+        </w:rPr>
+        <w:t xml:space="preserve"> and is placed next to the median only as a summary of the spread. The Brier score is the mean squared error of the predicted probability vector, and log loss clips probabilities at 10⁻¹². The paired differences are given in the text.</w:t>
       </w:r>
     </w:p>
     <w:tbl>
@@ -15886,7 +16759,7 @@
           <w:i w:val="0"/>
           <w:sz w:val="24"/>
         </w:rPr>
-        <w:t>After the correction a residual gap to the within-session reference remains: 0.0198 on BCI-2b, 0.0770 on SEED, 0.0257 on NER2015 and 0.0294 on grasp-and-lift. It is not an origin effect: across all 845 cells the correlation between z_T and the residual is +0.06, and within datasets it has no consistent sign. The residual is weakly associated with the class-conditional offset h_k of Equation (5) in units of the score spread: +0.21 on BCI-2a, −0.36 on BCI-2b, +0.33 on SEED, +0.30 on NER2015, +0.55 on grasp-and-lift (pooled +0.26, four of five in the same direction). The correlation is descriptive: the class-conditional offset is computed with the target labels and so is the residual, and we do not read it as a causal decomposition. A change of the within-session covariance explains less (pooled +0.10).</w:t>
+        <w:t>After the correction a residual gap to the within-session reference remains (a gap to that reference, not a decomposition of it: the reference differs from the cross-session model in training-set size and in protocol, so the difference is an upper bound on what any label-free correction could recover, not an identified label-information term): 0.0198 on BCI-2b, 0.0770 on SEED, 0.0257 on NER2015 and 0.0294 on grasp-and-lift. It is not an origin effect: across all 845 cells the correlation between z_T and the residual is +0.06, and within datasets it has no consistent sign. The residual is weakly associated with the class-conditional offset h_k of Equation (5) in units of the score spread: +0.21 on BCI-2a, −0.36 on BCI-2b, +0.33 on SEED, +0.30 on NER2015, +0.55 on grasp-and-lift (pooled +0.26, four of five in the same direction). The correlation is descriptive: the class-conditional offset is computed with the target labels and so is the residual, and we do not read it as a causal decomposition. A change of the within-session covariance explains less (pooled +0.10).</w:t>
       </w:r>
     </w:p>
     <w:p>
@@ -16081,7 +16954,7 @@
           <w:i w:val="0"/>
           <w:sz w:val="21"/>
         </w:rPr>
-        <w:t xml:space="preserve">Table 10. </w:t>
+        <w:t xml:space="preserve">Table 11. </w:t>
       </w:r>
       <w:r>
         <w:rPr>
@@ -16618,7 +17491,7 @@
           <w:i w:val="0"/>
           <w:sz w:val="24"/>
         </w:rPr>
-        <w:t>5. The audit procedure</w:t>
+        <w:t>5. The verification procedure</w:t>
       </w:r>
     </w:p>
     <w:p>
@@ -16789,7 +17662,7 @@
           <w:i/>
           <w:sz w:val="24"/>
         </w:rPr>
-        <w:t>6.1. What the audit establishes, and what it does not</w:t>
+        <w:t>6.1. What the verification establishes, and what it does not</w:t>
       </w:r>
     </w:p>
     <w:p>
@@ -16805,7 +17678,7 @@
           <w:i w:val="0"/>
           <w:sz w:val="24"/>
         </w:rPr>
-        <w:t>Three kinds of statement are mixed in a paper of this shape, and only the second is specific to EEG. The first is a corollary of linear discriminant theory: a constant added to a feature vector moves the intercept, the prediction-relevant content of a reference is its projection onto the weights, and score differences are unchanged by class-constant shifts. We prove these and do not claim them as discoveries. The second is an empirical regularity of cross-session EEG features: which feature families carry a free origin, how large the resulting damage is on six public datasets, how the damage depends on the classifier's threshold error, and in what ways a source-level statistic fails. The third is a change in practice: centre both sides, run the invariance test, and do not use a norm-based origin statistic. The paper's contribution is the second and the third; the first is the scaffolding.</w:t>
+        <w:t>Three kinds of statement are mixed in a paper of this shape, and only the second is specific to EEG. The first is a corollary of linear discriminant theory: a constant added to a feature vector moves the intercept, the prediction-relevant content of a reference is its projection onto the weights, and score differences are unchanged by class-constant shifts. We prove these and do not claim them as discoveries. The second is an empirical regularity of cross-session EEG features: which feature families carry a free origin, how large the resulting damage is on six public datasets, how the damage depends on the classifier's threshold error, and in what ways a source-level statistic fails. The third is a change in practice: centre both sides, run the invariance test, and do not use a norm-based origin statistic. The paper's contribution is the second and the third; the first is the scaffolding, and we say so because a reader who expects a new algorithm should know what this is not.</w:t>
       </w:r>
     </w:p>
     <w:p>
@@ -17088,7 +17961,7 @@
           <w:i w:val="0"/>
           <w:sz w:val="24"/>
         </w:rPr>
-        <w:t>What the audit adds to a textbook statement is a measured boundary. The correction is exact for its own component, it composes with second-order alignment, it can be transported to the decision space of a frozen model, and it restores neither the residual label-information gap nor a calibration that the wrong convention destroyed. A source-only statistic computed before the target session exists ranks feature families but does not screen sessions, and we report that as the open problem this audit leaves.</w:t>
+        <w:t>What the verification adds to a textbook statement is a measured boundary. The correction is exact for its own component, it composes with second-order alignment, it can be transported to the decision space of a frozen model, and it restores neither the residual label-information gap nor a calibration that the wrong convention destroyed. A source-only statistic computed before the target session exists ranks feature families but does not screen sessions, and we report that as the open problem this audit leaves.</w:t>
       </w:r>
     </w:p>
     <w:p>
@@ -17280,7 +18153,7 @@
           <w:i w:val="0"/>
           <w:sz w:val="24"/>
         </w:rPr>
-        <w:t>BCI Competition IV datasets 2a and 2b are available from the competition organisers. SEED and SEED-IV are available from the BCMI Laboratory, Shanghai Jiao Tong University, on request for academic use; the present study used the differential-entropy features distributed with those releases, unmodified. NER2015 and grasp-and-lift are Kaggle competition datasets and are publicly available. The analysis code, the feature-cache schema and the plain-text output of every number reported in this paper are archived at https://github.com/gzhgzy1234567890-lang/EEG-BSPC/tree/main/origin_equivariance, which is the version of record for the code.</w:t>
+        <w:t>BCI Competition IV datasets 2a and 2b are available from the competition organisers. SEED and SEED-IV are available from the BCMI Laboratory, Shanghai Jiao Tong University, on request for academic use; the present study used the differential-entropy features distributed with those releases, unmodified. NER2015 and grasp-and-lift are Kaggle competition datasets and are publicly available. The analysis code, the feature-cache schema and the plain-text output of every number reported in this paper are archived at https://github.com/gzhgzy1234567890-lang/EEG-BSPC/tree/main/origin_equivariance (analysis commit ef99716ec2), which is the version of record for the code.</w:t>
       </w:r>
     </w:p>
     <w:p>

--- a/origin_equivariance/BSPC_Manuscript_v16_with_figs.docx
+++ b/origin_equivariance/BSPC_Manuscript_v16_with_figs.docx
@@ -274,7 +274,7 @@
           <w:i w:val="0"/>
           <w:sz w:val="24"/>
         </w:rPr>
-        <w:t>A mean correction is the first step of almost every cross-session EEG pipeline, and two operations circulate under that name: centring both sessions, or centring one. We audit the choice. Equivariance: a correction is invariant to a change of the coordinate origin exactly when it translates by a translation-equivariant estimate of the target mean; that family is larger than the sample mean. Score-difference equivalence: two corrections leave every class-score difference unchanged exactly when their references differ by a vector whose projection onto the centred classifier weights vanishes. Performance: its failure is a threshold displacement whose sign is set by the threshold error the training session already carries. The study covers 845 cells from five datasets plus 90 from SEED-IV, used once as a held-out test. A controlled origin sweep leaves the equivariant pipelines unchanged by 0.000 in balanced accuracy and drives the one-sided form toward chance; an equal-norm direction control shows that only the component of the origin along the classifier weights matters. A Gaussian model of the displacement explains the sign of the change for mean-calibrated linear classifiers when its parameters are read from the target, and a source-only version of the same model does not beat the majority sign: it is a mechanism, not a predictor.84) but its cross-dataset association is rho = −0.77 (p = 0.10) and its held-out operating point has zero specificity. We report it as an open question, not as a screening tool.</w:t>
+        <w:t>A mean correction is the first step of almost every cross-session EEG pipeline, and two operations circulate under that name: centring both sessions, or centring one. We ask which is invariant, what the other costs, and whether the correction survives when the target session arrives one trial at a time. Equivariance: a correction is invariant to a change of the coordinate origin exactly when it translates by a translation-equivariant estimate of the target mean; that family is larger than the sample mean. Score-difference equivalence: two corrections leave every class-score difference unchanged exactly when their references differ by a vector whose projection onto the centred classifier weights vanishes. The study covers 845 cells from five datasets plus 90 held-out cells from SEED-IV. An origin sweep leaves the equivariant pipelines unchanged by 0.000 in balanced accuracy and drives the one-sided form toward chance; an equal-norm direction control shows that only the component of the origin along the weights matters. A Gaussian model of the displacement explains the sign of the change when its parameters are read from the target, and a source-only version does not beat the majority sign: it is a mechanism, not a predictor. On a common post-prefix test set, a causal running mean matches the batch correction on BCI-2b and BCI-2a, approaches it on SEED as the calibration window grows, and fails on grasp-and-lift, where no correction is better than a badly estimated one. A source-only statistic ranks feature families but does not screen sessions.</w:t>
       </w:r>
     </w:p>
     <w:p>
@@ -475,7 +475,7 @@
           <w:i w:val="0"/>
           <w:sz w:val="24"/>
         </w:rPr>
-        <w:t xml:space="preserve"> Does the correction improve accuracy, and can the change be predicted? Sometimes it cannot, and the sign of the change is not governed by the size of the displacement: it is governed by where the training threshold already sits relative to the target optimum. Section 2.4 gives a Gaussian model of that mechanism, Section 4.5 tests it cell by cell under two parameterisations, and Section 6 states the boundaries.</w:t>
+        <w:t xml:space="preserve"> Does the correction improve accuracy, and can the change be predicted? Sometimes it cannot, and the sign of the change is not governed by the size of the displacement: it is governed by where the training threshold already sits relative to the target optimum. Section 2.3 gives a Gaussian model of that mechanism, Section 4.5 tests it cell by cell under two parameterisations, and Section 6 states the boundaries.</w:t>
       </w:r>
     </w:p>
     <w:p>
@@ -628,7 +628,7 @@
           <w:i w:val="0"/>
           <w:sz w:val="24"/>
         </w:rPr>
-        <w:t>with prediction argmax_k s_k(x). Let W be the K × D matrix whose rows are w_k, S the K-column matrix of scores on a sample, and P = I_K − 11'/K the projector that removes the class mean from a K-vector. Linear discriminant analysis with Ledoit-Wolf shrinkage [11] is the primary classifier; Section 4.5 also uses logistic regression and a linear support-vector machine [17].</w:t>
+        <w:t>with prediction argmax_k s_k(x). Let W be the K × D matrix whose rows are w_k, S the N × K matrix whose rows are the score vectors of N samples, and P = I_K − 11'/K the K × K projector that removes the class mean from a K-vector. The centred scores are therefore S P, an N × K matrix, and σ_k is the standard deviation of its k-th column. Linear discriminant analysis with Ledoit-Wolf shrinkage [11] is the primary classifier; Section 4.5 also uses logistic regression and a linear support-vector machine [17].</w:t>
       </w:r>
     </w:p>
     <w:p>
@@ -1375,7 +1375,7 @@
           <w:i w:val="0"/>
           <w:sz w:val="24"/>
         </w:rPr>
-        <w:t xml:space="preserve"> pipelines return predictions identical to those they returned before the translation, for every c, provided the fit has an unpenalised intercept.</w:t>
+        <w:t xml:space="preserve"> pipelines return predictions identical to those they returned before the translation, for every c, provided the fit belongs to the class of linear models whose intercept is unpenalised and whose fitting objective is invariant to a common translation of the inputs — LDA with a pooled or shrunk covariance, logistic regression with an unpenalised intercept, and a linear support-vector machine with an unpenalised intercept all qualify; a model whose intercept is penalised, or whose regulariser acts on the intercept, does not.</w:t>
       </w:r>
     </w:p>
     <w:p>
@@ -1400,7 +1400,7 @@
           <w:i w:val="0"/>
           <w:sz w:val="24"/>
         </w:rPr>
-        <w:t xml:space="preserve"> The fit receives X_A + c; with an unpenalised intercept the weights are unchanged and the intercepts become b_k − w_k'c. The candidate features become (x + c) − (μB + c) + (μA + c) = (x − μB + μA) + c, whose scores are w_k'[(x − μB + μA) + c] + b_k − w_k'c, the scores the candidates received before the translation. The argmax is unchanged. For </w:t>
+        <w:t xml:space="preserve"> The fit receives X_A + c; by the assumption on the objective the weights are unchanged and the intercepts become b_k − w_k'c. The candidate features become (x + c) − (μB + c) + (μA + c) = (x − μB + μA) + c, whose scores are w_k'[(x − μB + μA) + c] + b_k − w_k'c, the scores the candidates received before the translation. The argmax is unchanged. For </w:t>
       </w:r>
       <w:r>
         <w:rPr>
@@ -1461,7 +1461,64 @@
           <w:i w:val="0"/>
           <w:sz w:val="24"/>
         </w:rPr>
-        <w:t xml:space="preserve"> A correction x ↦ x − γ(X) is equivariant, i.e. γ(X + c1) = γ(X) + c1 for every c, if and only if γ(X) = μ(X) + h(X − μ(X)) for some h that is translation-invariant. The family therefore contains more than the sample mean.</w:t>
+        <w:t xml:space="preserve"> Let c ∈ R</w:t>
+      </w:r>
+      <w:r>
+        <w:rPr>
+          <w:rFonts w:ascii="Times New Roman" w:hAnsi="Times New Roman" w:eastAsia="Times New Roman" w:cs="Times New Roman"/>
+          <w:b w:val="0"/>
+          <w:i w:val="0"/>
+          <w:sz w:val="24"/>
+          <w:vertAlign w:val="superscript"/>
+        </w:rPr>
+        <w:t>D and let γ : R</w:t>
+      </w:r>
+      <w:r>
+        <w:rPr>
+          <w:rFonts w:ascii="Times New Roman" w:hAnsi="Times New Roman" w:eastAsia="Times New Roman" w:cs="Times New Roman"/>
+          <w:b w:val="0"/>
+          <w:i w:val="0"/>
+          <w:sz w:val="24"/>
+        </w:rPr>
+        <w:t>{N×D} → R</w:t>
+      </w:r>
+      <w:r>
+        <w:rPr>
+          <w:rFonts w:ascii="Times New Roman" w:hAnsi="Times New Roman" w:eastAsia="Times New Roman" w:cs="Times New Roman"/>
+          <w:b w:val="0"/>
+          <w:i w:val="0"/>
+          <w:sz w:val="24"/>
+          <w:vertAlign w:val="superscript"/>
+        </w:rPr>
+        <w:t>D. A correction x ↦ x − γ(X) is equivariant, i.e. γ(X + 1c') = γ(X) + c for every c ∈ R</w:t>
+      </w:r>
+      <w:r>
+        <w:rPr>
+          <w:rFonts w:ascii="Times New Roman" w:hAnsi="Times New Roman" w:eastAsia="Times New Roman" w:cs="Times New Roman"/>
+          <w:b w:val="0"/>
+          <w:i w:val="0"/>
+          <w:sz w:val="24"/>
+        </w:rPr>
+        <w:t>D, if and only if γ(X) = μ(X) + h(X − 1μ(X)') for some h : R</w:t>
+      </w:r>
+      <w:r>
+        <w:rPr>
+          <w:rFonts w:ascii="Times New Roman" w:hAnsi="Times New Roman" w:eastAsia="Times New Roman" w:cs="Times New Roman"/>
+          <w:b w:val="0"/>
+          <w:i w:val="0"/>
+          <w:sz w:val="24"/>
+          <w:vertAlign w:val="superscript"/>
+        </w:rPr>
+        <w:t>{N×D} → R</w:t>
+      </w:r>
+      <w:r>
+        <w:rPr>
+          <w:rFonts w:ascii="Times New Roman" w:hAnsi="Times New Roman" w:eastAsia="Times New Roman" w:cs="Times New Roman"/>
+          <w:b w:val="0"/>
+          <w:i w:val="0"/>
+          <w:sz w:val="24"/>
+        </w:rPr>
+        <w:t>D that is translation-invariant. The family therefore contains more than the sample mean.</w:t>
       </w:r>
     </w:p>
     <w:p>
@@ -1667,7 +1724,7 @@
           <w:i w:val="0"/>
           <w:sz w:val="24"/>
         </w:rPr>
-        <w:t>ρ(μ) = ‖ D_σ⁻¹ P W μ ‖ / √K ,   D_σ = diag(σ_1, …, σ_K),   σ_k = SD[(P S)_{:,k}] .   (2)</w:t>
+        <w:t>ρ(μ) = ‖ D_σ⁻¹ P W μ ‖ / √K ,   D_σ = diag(σ_1, …, σ_K),   σ_k = SD[(S P)_{:,k}] ,   (2)</w:t>
       </w:r>
     </w:p>
     <w:p>
@@ -1701,7 +1758,7 @@
           <w:i w:val="0"/>
           <w:sz w:val="24"/>
         </w:rPr>
-        <w:t xml:space="preserve"> scores P S, and this matters: with σ_k taken from the raw columns, adding a class-common linear term a'x to every score leaves all predictions unchanged but changes the per-class score spreads, so the statistic would depend on how a decision function is written rather than on what it decides. With the scale from P S both numerator and scale are invariant, because P(W + 1a') = PW and P(S + a'x) = P S; we verify this numerically in Section 4.10. Equation (2) is the definition throughout; the scalar form |w'μ_A|/σ_s used later is its binary special case, valid when K = 2 or when all σ_k are equal.</w:t>
+        <w:t xml:space="preserve"> scores S P, and this matters: with σ_k taken from the raw columns, adding a class-common linear term a'x to every score leaves all predictions unchanged but changes the per-class score spreads, so the statistic would depend on how a decision function is written rather than on what it decides. With the scale from S P both numerator and scale are invariant, because P(W + 1a') = PW and (S + 1a'x) P = S P; we verify this numerically in Section 4.10. Equation (2) is the definition throughout; the scalar form |w'μ_A|/σ_s used later is its binary special case, valid when K = 2 or when all σ_k are equal.</w:t>
       </w:r>
     </w:p>
     <w:p>
@@ -2013,7 +2070,7 @@
           <w:i w:val="0"/>
           <w:sz w:val="24"/>
         </w:rPr>
-        <w:t xml:space="preserve"> centring the classifier returns a single class c for every target sample if and only if, for every k ≠ c,</w:t>
+        <w:t xml:space="preserve"> centring the classifier returns a single class c for every target sample of the finite target set X_B if and only if, for every k ≠ c,</w:t>
       </w:r>
     </w:p>
     <w:p>
@@ -2029,7 +2086,7 @@
           <w:i w:val="0"/>
           <w:sz w:val="24"/>
         </w:rPr>
-        <w:t>w_k'μB − w_c'μB  ≥  max_x [ s_k(x) − s_c(x) ] ,                            (6)</w:t>
+        <w:t>w_k'μB − w_c'μB  ≥  max_{x ∈ X_B} [ s_k(x) − s_c(x) ] ,                    (6)</w:t>
       </w:r>
     </w:p>
     <w:p>
@@ -2045,7 +2102,26 @@
           <w:i w:val="0"/>
           <w:sz w:val="24"/>
         </w:rPr>
-        <w:t>with equality resolved by the argmax tie-breaking rule (the smallest class index wins in our implementation). This is an identity: it rewrites argmax_k s_k(x − μB) = c for all x. It is useful operationally, because it can be checked from the fitted weights, the target mean and the target scores before any label, and because it distinguishes collapse from chance-level accuracy. It is not a predictive method, and the simplest label-free check of collapse remains counting the distinct predicted classes.</w:t>
+        <w:t>with equality resolved by the argmax tie-breaking rule (the smallest class index wins in our implementation). This is an identity: it rewrites argmax_k s_k(x − μB) = c for all x in X_B. The maximum is taken over the finite target set, not over R</w:t>
+      </w:r>
+      <w:r>
+        <w:rPr>
+          <w:rFonts w:ascii="Times New Roman" w:hAnsi="Times New Roman" w:eastAsia="Times New Roman" w:cs="Times New Roman"/>
+          <w:b w:val="0"/>
+          <w:i w:val="0"/>
+          <w:sz w:val="24"/>
+          <w:vertAlign w:val="superscript"/>
+        </w:rPr>
+        <w:t>D; over R</w:t>
+      </w:r>
+      <w:r>
+        <w:rPr>
+          <w:rFonts w:ascii="Times New Roman" w:hAnsi="Times New Roman" w:eastAsia="Times New Roman" w:cs="Times New Roman"/>
+          <w:b w:val="0"/>
+          <w:i w:val="0"/>
+          <w:sz w:val="24"/>
+        </w:rPr>
+        <w:t>D it need not be bounded when the two weight vectors differ. It is useful operationally, because it can be checked from the fitted weights, the target mean and the target scores before any label, and because it distinguishes collapse from chance-level accuracy. It is not a predictive method, and the simplest label-free check of collapse remains counting the distinct predicted classes.</w:t>
       </w:r>
     </w:p>
     <w:p>
@@ -3707,6 +3783,200 @@
           <w:i w:val="0"/>
           <w:sz w:val="24"/>
         </w:rPr>
+        <w:t>Which tests are primary.</w:t>
+      </w:r>
+      <w:r>
+        <w:rPr>
+          <w:rFonts w:ascii="Times New Roman" w:hAnsi="Times New Roman" w:eastAsia="Times New Roman" w:cs="Times New Roman"/>
+          <w:b w:val="0"/>
+          <w:i w:val="0"/>
+          <w:sz w:val="24"/>
+        </w:rPr>
+        <w:t xml:space="preserve"> One test is confirmatory: the subject-level Wilcoxon signed-rank test of the gain of </w:t>
+      </w:r>
+      <w:r>
+        <w:rPr>
+          <w:rFonts w:ascii="Courier New" w:hAnsi="Courier New" w:eastAsia="Courier New" w:cs="Courier New"/>
+          <w:b w:val="0"/>
+          <w:i w:val="0"/>
+          <w:sz w:val="24"/>
+        </w:rPr>
+        <w:t>mean</w:t>
+      </w:r>
+      <w:r>
+        <w:rPr>
+          <w:rFonts w:ascii="Times New Roman" w:hAnsi="Times New Roman" w:eastAsia="Times New Roman" w:cs="Times New Roman"/>
+          <w:b w:val="0"/>
+          <w:i w:val="0"/>
+          <w:sz w:val="24"/>
+        </w:rPr>
+        <w:t xml:space="preserve"> over </w:t>
+      </w:r>
+      <w:r>
+        <w:rPr>
+          <w:rFonts w:ascii="Courier New" w:hAnsi="Courier New" w:eastAsia="Courier New" w:cs="Courier New"/>
+          <w:b w:val="0"/>
+          <w:i w:val="0"/>
+          <w:sz w:val="24"/>
+        </w:rPr>
+        <w:t>none</w:t>
+      </w:r>
+      <w:r>
+        <w:rPr>
+          <w:rFonts w:ascii="Times New Roman" w:hAnsi="Times New Roman" w:eastAsia="Times New Roman" w:cs="Times New Roman"/>
+          <w:b w:val="0"/>
+          <w:i w:val="0"/>
+          <w:sz w:val="24"/>
+        </w:rPr>
+        <w:t>, run separately per dataset and reported with its median, interval and effect size. Everything else — the classifier family comparison, the calibration differences, the unit-level correlations and the operating points — is exploratory, and we report it without a multiplicity correction and say so. Because the cells are very unevenly distributed across datasets (NER2015 and grasp-and-lift contribute 656 of 845), the pooled cell mean is dominated by those two datasets; the per-dataset numbers are the ones to read, and the equal-weight mean of the five per-dataset gains is 0.067 against the cell-weighted 0.022.</w:t>
+      </w:r>
+    </w:p>
+    <w:p>
+      <w:pPr>
+        <w:spacing w:before="0" w:after="0" w:line="480" w:lineRule="auto"/>
+        <w:ind w:firstLine="0" w:left="0"/>
+        <w:jc w:val="left"/>
+      </w:pPr>
+      <w:r>
+        <w:rPr>
+          <w:rFonts w:ascii="Times New Roman" w:hAnsi="Times New Roman" w:eastAsia="Times New Roman" w:cs="Times New Roman"/>
+          <w:b/>
+          <w:i w:val="0"/>
+          <w:sz w:val="24"/>
+        </w:rPr>
+        <w:t>Preprocessing detail.</w:t>
+      </w:r>
+      <w:r>
+        <w:rPr>
+          <w:rFonts w:ascii="Times New Roman" w:hAnsi="Times New Roman" w:eastAsia="Times New Roman" w:cs="Times New Roman"/>
+          <w:b w:val="0"/>
+          <w:i w:val="0"/>
+          <w:sz w:val="24"/>
+        </w:rPr>
+        <w:t xml:space="preserve"> The 2a/2b features use a fourth-order Butterworth band-pass at 8–30 Hz applied to the continuous signal, epochs from 2.0 s to 6.0 s after cue onset, and a per-trial log-variance in each of the four bands for </w:t>
+      </w:r>
+      <w:r>
+        <w:rPr>
+          <w:rFonts w:ascii="Courier New" w:hAnsi="Courier New" w:eastAsia="Courier New" w:cs="Courier New"/>
+          <w:b w:val="0"/>
+          <w:i w:val="0"/>
+          <w:sz w:val="24"/>
+        </w:rPr>
+        <w:t>euc</w:t>
+      </w:r>
+      <w:r>
+        <w:rPr>
+          <w:rFonts w:ascii="Times New Roman" w:hAnsi="Times New Roman" w:eastAsia="Times New Roman" w:cs="Times New Roman"/>
+          <w:b w:val="0"/>
+          <w:i w:val="0"/>
+          <w:sz w:val="24"/>
+        </w:rPr>
+        <w:t xml:space="preserve">; </w:t>
+      </w:r>
+      <w:r>
+        <w:rPr>
+          <w:rFonts w:ascii="Courier New" w:hAnsi="Courier New" w:eastAsia="Courier New" w:cs="Courier New"/>
+          <w:b w:val="0"/>
+          <w:i w:val="0"/>
+          <w:sz w:val="24"/>
+        </w:rPr>
+        <w:t>csp</w:t>
+      </w:r>
+      <w:r>
+        <w:rPr>
+          <w:rFonts w:ascii="Times New Roman" w:hAnsi="Times New Roman" w:eastAsia="Times New Roman" w:cs="Times New Roman"/>
+          <w:b w:val="0"/>
+          <w:i w:val="0"/>
+          <w:sz w:val="24"/>
+        </w:rPr>
+        <w:t xml:space="preserve"> uses four filters per class fitted on the training session; </w:t>
+      </w:r>
+      <w:r>
+        <w:rPr>
+          <w:rFonts w:ascii="Courier New" w:hAnsi="Courier New" w:eastAsia="Courier New" w:cs="Courier New"/>
+          <w:b w:val="0"/>
+          <w:i w:val="0"/>
+          <w:sz w:val="24"/>
+        </w:rPr>
+        <w:t>tan</w:t>
+      </w:r>
+      <w:r>
+        <w:rPr>
+          <w:rFonts w:ascii="Times New Roman" w:hAnsi="Times New Roman" w:eastAsia="Times New Roman" w:cs="Times New Roman"/>
+          <w:b w:val="0"/>
+          <w:i w:val="0"/>
+          <w:sz w:val="24"/>
+        </w:rPr>
+        <w:t xml:space="preserve"> maps the session covariance to the tangent space at the identity of the training session; </w:t>
+      </w:r>
+      <w:r>
+        <w:rPr>
+          <w:rFonts w:ascii="Courier New" w:hAnsi="Courier New" w:eastAsia="Courier New" w:cs="Courier New"/>
+          <w:b w:val="0"/>
+          <w:i w:val="0"/>
+          <w:sz w:val="24"/>
+        </w:rPr>
+        <w:t>euc_ea</w:t>
+      </w:r>
+      <w:r>
+        <w:rPr>
+          <w:rFonts w:ascii="Times New Roman" w:hAnsi="Times New Roman" w:eastAsia="Times New Roman" w:cs="Times New Roman"/>
+          <w:b w:val="0"/>
+          <w:i w:val="0"/>
+          <w:sz w:val="24"/>
+        </w:rPr>
+        <w:t xml:space="preserve"> divides by the session covariance before the log. SEED and SEED-IV use the distributed differential-entropy features unmodified (five bands). NER2015 and grasp-and-lift use the mean and the log power over eight windows respectively. Classifiers use scikit-learn defaults except where stated: LDA with Ledoit-Wolf shrinkage, logistic regression with C = 1 and the lbfgs solver, linear SVM with C = 0.01, all with a fixed random state of 0. A minimal reproduction of Table 3 from the cached features is </w:t>
+      </w:r>
+      <w:r>
+        <w:rPr>
+          <w:rFonts w:ascii="Courier New" w:hAnsi="Courier New" w:eastAsia="Courier New" w:cs="Courier New"/>
+          <w:b w:val="0"/>
+          <w:i w:val="0"/>
+          <w:sz w:val="24"/>
+        </w:rPr>
+        <w:t>python src/pv8_final.py 1,2</w:t>
+      </w:r>
+      <w:r>
+        <w:rPr>
+          <w:rFonts w:ascii="Times New Roman" w:hAnsi="Times New Roman" w:eastAsia="Times New Roman" w:cs="Times New Roman"/>
+          <w:b w:val="0"/>
+          <w:i w:val="0"/>
+          <w:sz w:val="24"/>
+        </w:rPr>
+        <w:t xml:space="preserve"> followed by </w:t>
+      </w:r>
+      <w:r>
+        <w:rPr>
+          <w:rFonts w:ascii="Courier New" w:hAnsi="Courier New" w:eastAsia="Courier New" w:cs="Courier New"/>
+          <w:b w:val="0"/>
+          <w:i w:val="0"/>
+          <w:sz w:val="24"/>
+        </w:rPr>
+        <w:t>python src/pv8_figs.py</w:t>
+      </w:r>
+      <w:r>
+        <w:rPr>
+          <w:rFonts w:ascii="Times New Roman" w:hAnsi="Times New Roman" w:eastAsia="Times New Roman" w:cs="Times New Roman"/>
+          <w:b w:val="0"/>
+          <w:i w:val="0"/>
+          <w:sz w:val="24"/>
+        </w:rPr>
+        <w:t>; the archive's README lists the command for every table.</w:t>
+      </w:r>
+    </w:p>
+    <w:p>
+      <w:pPr>
+        <w:spacing w:before="0" w:after="0" w:line="480" w:lineRule="auto"/>
+        <w:ind w:firstLine="0" w:left="0"/>
+        <w:jc w:val="left"/>
+      </w:pPr>
+      <w:r>
+        <w:rPr>
+          <w:rFonts w:ascii="Times New Roman" w:hAnsi="Times New Roman" w:eastAsia="Times New Roman" w:cs="Times New Roman"/>
+          <w:b/>
+          <w:i w:val="0"/>
+          <w:sz w:val="24"/>
+        </w:rPr>
         <w:t>Sub-sampling.</w:t>
       </w:r>
       <w:r>
@@ -5417,7 +5687,7 @@
           <w:i w:val="0"/>
           <w:sz w:val="24"/>
         </w:rPr>
-        <w:t xml:space="preserve"> are exactly invariant: across 845 cells and ten settings the largest absolute change in balanced accuracy was 0.0e+00 for both, in every dataset (Fig. 1c). The one-sided pipeline decays toward 1/K as z_T grows, but it does not reach it uniformly within the sweep: on grasp-and-lift the fraction of cells at chance rises from 0.00 to 1.00 as z_T goes from 0.26 to 54.9; on BCI-2a from 0.08 to 0.97; on NER2015 from 0.05 to 0.93; on BCI-2b the sweep starts at z_T = 26 where 0.60 of the cells are already at chance and ends at 0.78; on SEED it starts at z_T = 34 where 0.90 are already at chance and ends at 1.00.</w:t>
+        <w:t xml:space="preserve"> are exactly invariant: across 845 cells and ten settings the largest absolute change in balanced accuracy was 0.0e+00 for both, in every dataset (Fig. 2c). This is the numerical confirmation of Proposition 1, not an independent discovery: the algebra says the number must be zero, and the experiment says the implementation behaves as the algebra says. The one-sided pipeline decays toward 1/K as z_T grows, but it does not reach it uniformly within the sweep: on grasp-and-lift the fraction of cells at chance rises from 0.00 to 1.00 as z_T goes from 0.26 to 54.9; on BCI-2a from 0.08 to 0.97; on NER2015 from 0.05 to 0.93; on BCI-2b the sweep starts at z_T = 26 where 0.60 of the cells are already at chance and ends at 0.78; on SEED it starts at z_T = 34 where 0.90 are already at chance and ends at 1.00.</w:t>
       </w:r>
     </w:p>
     <w:p>
@@ -5433,7 +5703,7 @@
           <w:i w:val="0"/>
           <w:sz w:val="24"/>
         </w:rPr>
-        <w:t>The protocol in use is transductive.</w:t>
+        <w:t>The protocol in use is transductive, and that matters.</w:t>
       </w:r>
       <w:r>
         <w:rPr>
@@ -5442,7 +5712,25 @@
           <w:i w:val="0"/>
           <w:sz w:val="24"/>
         </w:rPr>
-        <w:t xml:space="preserve"> Centring the target on its own mean uses the whole session. A deployment does not have it. We therefore ran a strict prefix-calibration protocol: the first k trials of a session, in their recorded order or in a random order, are used to estimate the mean; the estimate is frozen; the remaining trials are classified with it and scored. Table 6 reports the result for LDA.</w:t>
+        <w:t xml:space="preserve"> Centring the target on its own mean uses the whole session. A deployment does not have it. We therefore scored five methods on </w:t>
+      </w:r>
+      <w:r>
+        <w:rPr>
+          <w:rFonts w:ascii="Times New Roman" w:hAnsi="Times New Roman" w:eastAsia="Times New Roman" w:cs="Times New Roman"/>
+          <w:b w:val="0"/>
+          <w:i/>
+          <w:sz w:val="24"/>
+        </w:rPr>
+        <w:t>one common set of test trials</w:t>
+      </w:r>
+      <w:r>
+        <w:rPr>
+          <w:rFonts w:ascii="Times New Roman" w:hAnsi="Times New Roman" w:eastAsia="Times New Roman" w:cs="Times New Roman"/>
+          <w:b w:val="0"/>
+          <w:i w:val="0"/>
+          <w:sz w:val="24"/>
+        </w:rPr>
+        <w:t>: the trials that follow a calibration prefix of k trials, in the recorded order. The methods are the batch correction (μ from all target trials, scored on the same post-prefix trials), a frozen prefix (μ from the first k trials), a causal running mean (trial i is centred on the mean of trials 1 … i−1), standardisation by the source statistics only, and no correction.</w:t>
       </w:r>
     </w:p>
     <w:p>
@@ -5466,7 +5754,7 @@
           <w:i w:val="0"/>
           <w:sz w:val="21"/>
         </w:rPr>
-        <w:t xml:space="preserve">Prefix calibration: balanced accuracy on the trials after a calibration prefix of k trials, averaged over cells and over five random orders (the k = 5 row of a random-order run and the recorded order give the same trend). </w:t>
+        <w:t xml:space="preserve">Balanced accuracy on the common post-prefix test trials, LDA, mean over cells. </w:t>
       </w:r>
       <w:r>
         <w:rPr>
@@ -5484,7 +5772,25 @@
           <w:i w:val="0"/>
           <w:sz w:val="21"/>
         </w:rPr>
-        <w:t xml:space="preserve"> is the whole-session correction.</w:t>
+        <w:t xml:space="preserve"> is transductive and is scored on the same trials as the others, so the comparison is paired. The subject-level paired difference is for the frozen prefix against </w:t>
+      </w:r>
+      <w:r>
+        <w:rPr>
+          <w:rFonts w:ascii="Courier New" w:hAnsi="Courier New" w:eastAsia="Courier New" w:cs="Courier New"/>
+          <w:b w:val="0"/>
+          <w:i w:val="0"/>
+          <w:sz w:val="21"/>
+        </w:rPr>
+        <w:t>batch</w:t>
+      </w:r>
+      <w:r>
+        <w:rPr>
+          <w:rFonts w:ascii="Times New Roman" w:hAnsi="Times New Roman" w:eastAsia="Times New Roman" w:cs="Times New Roman"/>
+          <w:b w:val="0"/>
+          <w:i w:val="0"/>
+          <w:sz w:val="21"/>
+        </w:rPr>
+        <w:t xml:space="preserve"> at k = 50.</w:t>
       </w:r>
     </w:p>
     <w:tbl>
@@ -5504,12 +5810,13 @@
         <w:tblLayout w:type="fixed"/>
       </w:tblPr>
       <w:tblGrid>
-        <w:gridCol w:w="1512"/>
-        <w:gridCol w:w="1512"/>
-        <w:gridCol w:w="1512"/>
-        <w:gridCol w:w="1512"/>
-        <w:gridCol w:w="1512"/>
-        <w:gridCol w:w="1512"/>
+        <w:gridCol w:w="1296"/>
+        <w:gridCol w:w="1296"/>
+        <w:gridCol w:w="1296"/>
+        <w:gridCol w:w="1296"/>
+        <w:gridCol w:w="1296"/>
+        <w:gridCol w:w="1296"/>
+        <w:gridCol w:w="1296"/>
       </w:tblGrid>
       <w:tr>
         <w:trPr>
@@ -5517,7 +5824,7 @@
         </w:trPr>
         <w:tc>
           <w:tcPr>
-            <w:tcW w:type="dxa" w:w="1512"/>
+            <w:tcW w:type="dxa" w:w="1296"/>
             <w:tcBorders>
               <w:bottom w:val="single" w:sz="6" w:space="0" w:color="000000"/>
             </w:tcBorders>
@@ -5541,7 +5848,7 @@
         </w:tc>
         <w:tc>
           <w:tcPr>
-            <w:tcW w:type="dxa" w:w="1512"/>
+            <w:tcW w:type="dxa" w:w="1296"/>
             <w:tcBorders>
               <w:bottom w:val="single" w:sz="6" w:space="0" w:color="000000"/>
             </w:tcBorders>
@@ -5559,13 +5866,13 @@
                 <w:i w:val="0"/>
                 <w:sz w:val="18"/>
               </w:rPr>
-              <w:t>batch</w:t>
-            </w:r>
-          </w:p>
-        </w:tc>
-        <w:tc>
-          <w:tcPr>
-            <w:tcW w:type="dxa" w:w="1512"/>
+              <w:t>k</w:t>
+            </w:r>
+          </w:p>
+        </w:tc>
+        <w:tc>
+          <w:tcPr>
+            <w:tcW w:type="dxa" w:w="1296"/>
             <w:tcBorders>
               <w:bottom w:val="single" w:sz="6" w:space="0" w:color="000000"/>
             </w:tcBorders>
@@ -5583,13 +5890,13 @@
                 <w:i w:val="0"/>
                 <w:sz w:val="18"/>
               </w:rPr>
-              <w:t>k = 5</w:t>
-            </w:r>
-          </w:p>
-        </w:tc>
-        <w:tc>
-          <w:tcPr>
-            <w:tcW w:type="dxa" w:w="1512"/>
+              <w:t>batch</w:t>
+            </w:r>
+          </w:p>
+        </w:tc>
+        <w:tc>
+          <w:tcPr>
+            <w:tcW w:type="dxa" w:w="1296"/>
             <w:tcBorders>
               <w:bottom w:val="single" w:sz="6" w:space="0" w:color="000000"/>
             </w:tcBorders>
@@ -5607,13 +5914,13 @@
                 <w:i w:val="0"/>
                 <w:sz w:val="18"/>
               </w:rPr>
-              <w:t>k = 20</w:t>
-            </w:r>
-          </w:p>
-        </w:tc>
-        <w:tc>
-          <w:tcPr>
-            <w:tcW w:type="dxa" w:w="1512"/>
+              <w:t>frozen prefix</w:t>
+            </w:r>
+          </w:p>
+        </w:tc>
+        <w:tc>
+          <w:tcPr>
+            <w:tcW w:type="dxa" w:w="1296"/>
             <w:tcBorders>
               <w:bottom w:val="single" w:sz="6" w:space="0" w:color="000000"/>
             </w:tcBorders>
@@ -5631,13 +5938,13 @@
                 <w:i w:val="0"/>
                 <w:sz w:val="18"/>
               </w:rPr>
-              <w:t>k = 50</w:t>
-            </w:r>
-          </w:p>
-        </w:tc>
-        <w:tc>
-          <w:tcPr>
-            <w:tcW w:type="dxa" w:w="1512"/>
+              <w:t>running mean</w:t>
+            </w:r>
+          </w:p>
+        </w:tc>
+        <w:tc>
+          <w:tcPr>
+            <w:tcW w:type="dxa" w:w="1296"/>
             <w:tcBorders>
               <w:bottom w:val="single" w:sz="6" w:space="0" w:color="000000"/>
             </w:tcBorders>
@@ -5655,7 +5962,31 @@
                 <w:i w:val="0"/>
                 <w:sz w:val="18"/>
               </w:rPr>
-              <w:t>k = 100</w:t>
+              <w:t>source std</w:t>
+            </w:r>
+          </w:p>
+        </w:tc>
+        <w:tc>
+          <w:tcPr>
+            <w:tcW w:type="dxa" w:w="1296"/>
+            <w:tcBorders>
+              <w:bottom w:val="single" w:sz="6" w:space="0" w:color="000000"/>
+            </w:tcBorders>
+          </w:tcPr>
+          <w:p>
+            <w:pPr>
+              <w:spacing w:before="40" w:after="40" w:line="240" w:lineRule="auto"/>
+              <w:jc w:val="center"/>
+            </w:pPr>
+            <w:r/>
+            <w:r>
+              <w:rPr>
+                <w:rFonts w:ascii="Times New Roman" w:hAnsi="Times New Roman" w:eastAsia="Times New Roman" w:cs="Times New Roman"/>
+                <w:b/>
+                <w:i w:val="0"/>
+                <w:sz w:val="18"/>
+              </w:rPr>
+              <w:t>none</w:t>
             </w:r>
           </w:p>
         </w:tc>
@@ -5663,7 +5994,7 @@
       <w:tr>
         <w:tc>
           <w:tcPr>
-            <w:tcW w:type="dxa" w:w="1512"/>
+            <w:tcW w:type="dxa" w:w="1296"/>
           </w:tcPr>
           <w:p>
             <w:pPr>
@@ -5684,7 +6015,7 @@
         </w:tc>
         <w:tc>
           <w:tcPr>
-            <w:tcW w:type="dxa" w:w="1512"/>
+            <w:tcW w:type="dxa" w:w="1296"/>
           </w:tcPr>
           <w:p>
             <w:pPr>
@@ -5699,91 +6030,112 @@
                 <w:i w:val="0"/>
                 <w:sz w:val="18"/>
               </w:rPr>
-              <w:t>0.7375</w:t>
-            </w:r>
-          </w:p>
-        </w:tc>
-        <w:tc>
-          <w:tcPr>
-            <w:tcW w:type="dxa" w:w="1512"/>
-          </w:tcPr>
-          <w:p>
-            <w:pPr>
-              <w:spacing w:before="40" w:after="40" w:line="240" w:lineRule="auto"/>
-              <w:jc w:val="center"/>
-            </w:pPr>
-            <w:r/>
-            <w:r>
-              <w:rPr>
-                <w:rFonts w:ascii="Times New Roman" w:hAnsi="Times New Roman" w:eastAsia="Times New Roman" w:cs="Times New Roman"/>
-                <w:b w:val="0"/>
-                <w:i w:val="0"/>
-                <w:sz w:val="18"/>
-              </w:rPr>
-              <w:t>0.7140</w:t>
-            </w:r>
-          </w:p>
-        </w:tc>
-        <w:tc>
-          <w:tcPr>
-            <w:tcW w:type="dxa" w:w="1512"/>
-          </w:tcPr>
-          <w:p>
-            <w:pPr>
-              <w:spacing w:before="40" w:after="40" w:line="240" w:lineRule="auto"/>
-              <w:jc w:val="center"/>
-            </w:pPr>
-            <w:r/>
-            <w:r>
-              <w:rPr>
-                <w:rFonts w:ascii="Times New Roman" w:hAnsi="Times New Roman" w:eastAsia="Times New Roman" w:cs="Times New Roman"/>
-                <w:b w:val="0"/>
-                <w:i w:val="0"/>
-                <w:sz w:val="18"/>
-              </w:rPr>
-              <w:t>0.7316</w:t>
-            </w:r>
-          </w:p>
-        </w:tc>
-        <w:tc>
-          <w:tcPr>
-            <w:tcW w:type="dxa" w:w="1512"/>
-          </w:tcPr>
-          <w:p>
-            <w:pPr>
-              <w:spacing w:before="40" w:after="40" w:line="240" w:lineRule="auto"/>
-              <w:jc w:val="center"/>
-            </w:pPr>
-            <w:r/>
-            <w:r>
-              <w:rPr>
-                <w:rFonts w:ascii="Times New Roman" w:hAnsi="Times New Roman" w:eastAsia="Times New Roman" w:cs="Times New Roman"/>
-                <w:b w:val="0"/>
-                <w:i w:val="0"/>
-                <w:sz w:val="18"/>
-              </w:rPr>
-              <w:t>0.7361</w:t>
-            </w:r>
-          </w:p>
-        </w:tc>
-        <w:tc>
-          <w:tcPr>
-            <w:tcW w:type="dxa" w:w="1512"/>
-          </w:tcPr>
-          <w:p>
-            <w:pPr>
-              <w:spacing w:before="40" w:after="40" w:line="240" w:lineRule="auto"/>
-              <w:jc w:val="center"/>
-            </w:pPr>
-            <w:r/>
-            <w:r>
-              <w:rPr>
-                <w:rFonts w:ascii="Times New Roman" w:hAnsi="Times New Roman" w:eastAsia="Times New Roman" w:cs="Times New Roman"/>
-                <w:b w:val="0"/>
-                <w:i w:val="0"/>
-                <w:sz w:val="18"/>
-              </w:rPr>
-              <w:t>0.7510</w:t>
+              <w:t>5</w:t>
+            </w:r>
+          </w:p>
+        </w:tc>
+        <w:tc>
+          <w:tcPr>
+            <w:tcW w:type="dxa" w:w="1296"/>
+          </w:tcPr>
+          <w:p>
+            <w:pPr>
+              <w:spacing w:before="40" w:after="40" w:line="240" w:lineRule="auto"/>
+              <w:jc w:val="center"/>
+            </w:pPr>
+            <w:r/>
+            <w:r>
+              <w:rPr>
+                <w:rFonts w:ascii="Times New Roman" w:hAnsi="Times New Roman" w:eastAsia="Times New Roman" w:cs="Times New Roman"/>
+                <w:b w:val="0"/>
+                <w:i w:val="0"/>
+                <w:sz w:val="18"/>
+              </w:rPr>
+              <w:t>0.7408</w:t>
+            </w:r>
+          </w:p>
+        </w:tc>
+        <w:tc>
+          <w:tcPr>
+            <w:tcW w:type="dxa" w:w="1296"/>
+          </w:tcPr>
+          <w:p>
+            <w:pPr>
+              <w:spacing w:before="40" w:after="40" w:line="240" w:lineRule="auto"/>
+              <w:jc w:val="center"/>
+            </w:pPr>
+            <w:r/>
+            <w:r>
+              <w:rPr>
+                <w:rFonts w:ascii="Times New Roman" w:hAnsi="Times New Roman" w:eastAsia="Times New Roman" w:cs="Times New Roman"/>
+                <w:b w:val="0"/>
+                <w:i w:val="0"/>
+                <w:sz w:val="18"/>
+              </w:rPr>
+              <w:t>0.7034</w:t>
+            </w:r>
+          </w:p>
+        </w:tc>
+        <w:tc>
+          <w:tcPr>
+            <w:tcW w:type="dxa" w:w="1296"/>
+          </w:tcPr>
+          <w:p>
+            <w:pPr>
+              <w:spacing w:before="40" w:after="40" w:line="240" w:lineRule="auto"/>
+              <w:jc w:val="center"/>
+            </w:pPr>
+            <w:r/>
+            <w:r>
+              <w:rPr>
+                <w:rFonts w:ascii="Times New Roman" w:hAnsi="Times New Roman" w:eastAsia="Times New Roman" w:cs="Times New Roman"/>
+                <w:b w:val="0"/>
+                <w:i w:val="0"/>
+                <w:sz w:val="18"/>
+              </w:rPr>
+              <w:t>0.7413</w:t>
+            </w:r>
+          </w:p>
+        </w:tc>
+        <w:tc>
+          <w:tcPr>
+            <w:tcW w:type="dxa" w:w="1296"/>
+          </w:tcPr>
+          <w:p>
+            <w:pPr>
+              <w:spacing w:before="40" w:after="40" w:line="240" w:lineRule="auto"/>
+              <w:jc w:val="center"/>
+            </w:pPr>
+            <w:r/>
+            <w:r>
+              <w:rPr>
+                <w:rFonts w:ascii="Times New Roman" w:hAnsi="Times New Roman" w:eastAsia="Times New Roman" w:cs="Times New Roman"/>
+                <w:b w:val="0"/>
+                <w:i w:val="0"/>
+                <w:sz w:val="18"/>
+              </w:rPr>
+              <w:t>0.5735</w:t>
+            </w:r>
+          </w:p>
+        </w:tc>
+        <w:tc>
+          <w:tcPr>
+            <w:tcW w:type="dxa" w:w="1296"/>
+          </w:tcPr>
+          <w:p>
+            <w:pPr>
+              <w:spacing w:before="40" w:after="40" w:line="240" w:lineRule="auto"/>
+              <w:jc w:val="center"/>
+            </w:pPr>
+            <w:r/>
+            <w:r>
+              <w:rPr>
+                <w:rFonts w:ascii="Times New Roman" w:hAnsi="Times New Roman" w:eastAsia="Times New Roman" w:cs="Times New Roman"/>
+                <w:b w:val="0"/>
+                <w:i w:val="0"/>
+                <w:sz w:val="18"/>
+              </w:rPr>
+              <w:t>0.7072</w:t>
             </w:r>
           </w:p>
         </w:tc>
@@ -5791,28 +6143,28 @@
       <w:tr>
         <w:tc>
           <w:tcPr>
-            <w:tcW w:type="dxa" w:w="1512"/>
-          </w:tcPr>
-          <w:p>
-            <w:pPr>
-              <w:spacing w:before="40" w:after="40" w:line="240" w:lineRule="auto"/>
-              <w:jc w:val="center"/>
-            </w:pPr>
-            <w:r/>
-            <w:r>
-              <w:rPr>
-                <w:rFonts w:ascii="Times New Roman" w:hAnsi="Times New Roman" w:eastAsia="Times New Roman" w:cs="Times New Roman"/>
-                <w:b w:val="0"/>
-                <w:i w:val="0"/>
-                <w:sz w:val="18"/>
-              </w:rPr>
-              <w:t>BCI-2a</w:t>
-            </w:r>
-          </w:p>
-        </w:tc>
-        <w:tc>
-          <w:tcPr>
-            <w:tcW w:type="dxa" w:w="1512"/>
+            <w:tcW w:type="dxa" w:w="1296"/>
+          </w:tcPr>
+          <w:p>
+            <w:pPr>
+              <w:spacing w:before="40" w:after="40" w:line="240" w:lineRule="auto"/>
+              <w:jc w:val="center"/>
+            </w:pPr>
+            <w:r/>
+            <w:r>
+              <w:rPr>
+                <w:rFonts w:ascii="Times New Roman" w:hAnsi="Times New Roman" w:eastAsia="Times New Roman" w:cs="Times New Roman"/>
+                <w:b w:val="0"/>
+                <w:i w:val="0"/>
+                <w:sz w:val="18"/>
+              </w:rPr>
+              <w:t>BCI-2b</w:t>
+            </w:r>
+          </w:p>
+        </w:tc>
+        <w:tc>
+          <w:tcPr>
+            <w:tcW w:type="dxa" w:w="1296"/>
           </w:tcPr>
           <w:p>
             <w:pPr>
@@ -5827,91 +6179,112 @@
                 <w:i w:val="0"/>
                 <w:sz w:val="18"/>
               </w:rPr>
-              <w:t>0.6119</w:t>
-            </w:r>
-          </w:p>
-        </w:tc>
-        <w:tc>
-          <w:tcPr>
-            <w:tcW w:type="dxa" w:w="1512"/>
-          </w:tcPr>
-          <w:p>
-            <w:pPr>
-              <w:spacing w:before="40" w:after="40" w:line="240" w:lineRule="auto"/>
-              <w:jc w:val="center"/>
-            </w:pPr>
-            <w:r/>
-            <w:r>
-              <w:rPr>
-                <w:rFonts w:ascii="Times New Roman" w:hAnsi="Times New Roman" w:eastAsia="Times New Roman" w:cs="Times New Roman"/>
-                <w:b w:val="0"/>
-                <w:i w:val="0"/>
-                <w:sz w:val="18"/>
-              </w:rPr>
-              <w:t>0.5485</w:t>
-            </w:r>
-          </w:p>
-        </w:tc>
-        <w:tc>
-          <w:tcPr>
-            <w:tcW w:type="dxa" w:w="1512"/>
-          </w:tcPr>
-          <w:p>
-            <w:pPr>
-              <w:spacing w:before="40" w:after="40" w:line="240" w:lineRule="auto"/>
-              <w:jc w:val="center"/>
-            </w:pPr>
-            <w:r/>
-            <w:r>
-              <w:rPr>
-                <w:rFonts w:ascii="Times New Roman" w:hAnsi="Times New Roman" w:eastAsia="Times New Roman" w:cs="Times New Roman"/>
-                <w:b w:val="0"/>
-                <w:i w:val="0"/>
-                <w:sz w:val="18"/>
-              </w:rPr>
-              <w:t>0.5947</w:t>
-            </w:r>
-          </w:p>
-        </w:tc>
-        <w:tc>
-          <w:tcPr>
-            <w:tcW w:type="dxa" w:w="1512"/>
-          </w:tcPr>
-          <w:p>
-            <w:pPr>
-              <w:spacing w:before="40" w:after="40" w:line="240" w:lineRule="auto"/>
-              <w:jc w:val="center"/>
-            </w:pPr>
-            <w:r/>
-            <w:r>
-              <w:rPr>
-                <w:rFonts w:ascii="Times New Roman" w:hAnsi="Times New Roman" w:eastAsia="Times New Roman" w:cs="Times New Roman"/>
-                <w:b w:val="0"/>
-                <w:i w:val="0"/>
-                <w:sz w:val="18"/>
-              </w:rPr>
-              <w:t>0.6041</w:t>
-            </w:r>
-          </w:p>
-        </w:tc>
-        <w:tc>
-          <w:tcPr>
-            <w:tcW w:type="dxa" w:w="1512"/>
-          </w:tcPr>
-          <w:p>
-            <w:pPr>
-              <w:spacing w:before="40" w:after="40" w:line="240" w:lineRule="auto"/>
-              <w:jc w:val="center"/>
-            </w:pPr>
-            <w:r/>
-            <w:r>
-              <w:rPr>
-                <w:rFonts w:ascii="Times New Roman" w:hAnsi="Times New Roman" w:eastAsia="Times New Roman" w:cs="Times New Roman"/>
-                <w:b w:val="0"/>
-                <w:i w:val="0"/>
-                <w:sz w:val="18"/>
-              </w:rPr>
-              <w:t>0.6038</w:t>
+              <w:t>50</w:t>
+            </w:r>
+          </w:p>
+        </w:tc>
+        <w:tc>
+          <w:tcPr>
+            <w:tcW w:type="dxa" w:w="1296"/>
+          </w:tcPr>
+          <w:p>
+            <w:pPr>
+              <w:spacing w:before="40" w:after="40" w:line="240" w:lineRule="auto"/>
+              <w:jc w:val="center"/>
+            </w:pPr>
+            <w:r/>
+            <w:r>
+              <w:rPr>
+                <w:rFonts w:ascii="Times New Roman" w:hAnsi="Times New Roman" w:eastAsia="Times New Roman" w:cs="Times New Roman"/>
+                <w:b w:val="0"/>
+                <w:i w:val="0"/>
+                <w:sz w:val="18"/>
+              </w:rPr>
+              <w:t>0.7516</w:t>
+            </w:r>
+          </w:p>
+        </w:tc>
+        <w:tc>
+          <w:tcPr>
+            <w:tcW w:type="dxa" w:w="1296"/>
+          </w:tcPr>
+          <w:p>
+            <w:pPr>
+              <w:spacing w:before="40" w:after="40" w:line="240" w:lineRule="auto"/>
+              <w:jc w:val="center"/>
+            </w:pPr>
+            <w:r/>
+            <w:r>
+              <w:rPr>
+                <w:rFonts w:ascii="Times New Roman" w:hAnsi="Times New Roman" w:eastAsia="Times New Roman" w:cs="Times New Roman"/>
+                <w:b w:val="0"/>
+                <w:i w:val="0"/>
+                <w:sz w:val="18"/>
+              </w:rPr>
+              <w:t>0.7486</w:t>
+            </w:r>
+          </w:p>
+        </w:tc>
+        <w:tc>
+          <w:tcPr>
+            <w:tcW w:type="dxa" w:w="1296"/>
+          </w:tcPr>
+          <w:p>
+            <w:pPr>
+              <w:spacing w:before="40" w:after="40" w:line="240" w:lineRule="auto"/>
+              <w:jc w:val="center"/>
+            </w:pPr>
+            <w:r/>
+            <w:r>
+              <w:rPr>
+                <w:rFonts w:ascii="Times New Roman" w:hAnsi="Times New Roman" w:eastAsia="Times New Roman" w:cs="Times New Roman"/>
+                <w:b w:val="0"/>
+                <w:i w:val="0"/>
+                <w:sz w:val="18"/>
+              </w:rPr>
+              <w:t>0.7483</w:t>
+            </w:r>
+          </w:p>
+        </w:tc>
+        <w:tc>
+          <w:tcPr>
+            <w:tcW w:type="dxa" w:w="1296"/>
+          </w:tcPr>
+          <w:p>
+            <w:pPr>
+              <w:spacing w:before="40" w:after="40" w:line="240" w:lineRule="auto"/>
+              <w:jc w:val="center"/>
+            </w:pPr>
+            <w:r/>
+            <w:r>
+              <w:rPr>
+                <w:rFonts w:ascii="Times New Roman" w:hAnsi="Times New Roman" w:eastAsia="Times New Roman" w:cs="Times New Roman"/>
+                <w:b w:val="0"/>
+                <w:i w:val="0"/>
+                <w:sz w:val="18"/>
+              </w:rPr>
+              <w:t>0.5748</w:t>
+            </w:r>
+          </w:p>
+        </w:tc>
+        <w:tc>
+          <w:tcPr>
+            <w:tcW w:type="dxa" w:w="1296"/>
+          </w:tcPr>
+          <w:p>
+            <w:pPr>
+              <w:spacing w:before="40" w:after="40" w:line="240" w:lineRule="auto"/>
+              <w:jc w:val="center"/>
+            </w:pPr>
+            <w:r/>
+            <w:r>
+              <w:rPr>
+                <w:rFonts w:ascii="Times New Roman" w:hAnsi="Times New Roman" w:eastAsia="Times New Roman" w:cs="Times New Roman"/>
+                <w:b w:val="0"/>
+                <w:i w:val="0"/>
+                <w:sz w:val="18"/>
+              </w:rPr>
+              <w:t>0.7146</w:t>
             </w:r>
           </w:p>
         </w:tc>
@@ -5919,28 +6292,28 @@
       <w:tr>
         <w:tc>
           <w:tcPr>
-            <w:tcW w:type="dxa" w:w="1512"/>
-          </w:tcPr>
-          <w:p>
-            <w:pPr>
-              <w:spacing w:before="40" w:after="40" w:line="240" w:lineRule="auto"/>
-              <w:jc w:val="center"/>
-            </w:pPr>
-            <w:r/>
-            <w:r>
-              <w:rPr>
-                <w:rFonts w:ascii="Times New Roman" w:hAnsi="Times New Roman" w:eastAsia="Times New Roman" w:cs="Times New Roman"/>
-                <w:b w:val="0"/>
-                <w:i w:val="0"/>
-                <w:sz w:val="18"/>
-              </w:rPr>
-              <w:t>grasp-and-lift</w:t>
-            </w:r>
-          </w:p>
-        </w:tc>
-        <w:tc>
-          <w:tcPr>
-            <w:tcW w:type="dxa" w:w="1512"/>
+            <w:tcW w:type="dxa" w:w="1296"/>
+          </w:tcPr>
+          <w:p>
+            <w:pPr>
+              <w:spacing w:before="40" w:after="40" w:line="240" w:lineRule="auto"/>
+              <w:jc w:val="center"/>
+            </w:pPr>
+            <w:r/>
+            <w:r>
+              <w:rPr>
+                <w:rFonts w:ascii="Times New Roman" w:hAnsi="Times New Roman" w:eastAsia="Times New Roman" w:cs="Times New Roman"/>
+                <w:b w:val="0"/>
+                <w:i w:val="0"/>
+                <w:sz w:val="18"/>
+              </w:rPr>
+              <w:t>BCI-2a</w:t>
+            </w:r>
+          </w:p>
+        </w:tc>
+        <w:tc>
+          <w:tcPr>
+            <w:tcW w:type="dxa" w:w="1296"/>
           </w:tcPr>
           <w:p>
             <w:pPr>
@@ -5955,91 +6328,112 @@
                 <w:i w:val="0"/>
                 <w:sz w:val="18"/>
               </w:rPr>
-              <w:t>0.7815</w:t>
-            </w:r>
-          </w:p>
-        </w:tc>
-        <w:tc>
-          <w:tcPr>
-            <w:tcW w:type="dxa" w:w="1512"/>
-          </w:tcPr>
-          <w:p>
-            <w:pPr>
-              <w:spacing w:before="40" w:after="40" w:line="240" w:lineRule="auto"/>
-              <w:jc w:val="center"/>
-            </w:pPr>
-            <w:r/>
-            <w:r>
-              <w:rPr>
-                <w:rFonts w:ascii="Times New Roman" w:hAnsi="Times New Roman" w:eastAsia="Times New Roman" w:cs="Times New Roman"/>
-                <w:b w:val="0"/>
-                <w:i w:val="0"/>
-                <w:sz w:val="18"/>
-              </w:rPr>
-              <w:t>0.7376</w:t>
-            </w:r>
-          </w:p>
-        </w:tc>
-        <w:tc>
-          <w:tcPr>
-            <w:tcW w:type="dxa" w:w="1512"/>
-          </w:tcPr>
-          <w:p>
-            <w:pPr>
-              <w:spacing w:before="40" w:after="40" w:line="240" w:lineRule="auto"/>
-              <w:jc w:val="center"/>
-            </w:pPr>
-            <w:r/>
-            <w:r>
-              <w:rPr>
-                <w:rFonts w:ascii="Times New Roman" w:hAnsi="Times New Roman" w:eastAsia="Times New Roman" w:cs="Times New Roman"/>
-                <w:b w:val="0"/>
-                <w:i w:val="0"/>
-                <w:sz w:val="18"/>
-              </w:rPr>
-              <w:t>0.7539</w:t>
-            </w:r>
-          </w:p>
-        </w:tc>
-        <w:tc>
-          <w:tcPr>
-            <w:tcW w:type="dxa" w:w="1512"/>
-          </w:tcPr>
-          <w:p>
-            <w:pPr>
-              <w:spacing w:before="40" w:after="40" w:line="240" w:lineRule="auto"/>
-              <w:jc w:val="center"/>
-            </w:pPr>
-            <w:r/>
-            <w:r>
-              <w:rPr>
-                <w:rFonts w:ascii="Times New Roman" w:hAnsi="Times New Roman" w:eastAsia="Times New Roman" w:cs="Times New Roman"/>
-                <w:b w:val="0"/>
-                <w:i w:val="0"/>
-                <w:sz w:val="18"/>
-              </w:rPr>
-              <w:t>0.7848</w:t>
-            </w:r>
-          </w:p>
-        </w:tc>
-        <w:tc>
-          <w:tcPr>
-            <w:tcW w:type="dxa" w:w="1512"/>
-          </w:tcPr>
-          <w:p>
-            <w:pPr>
-              <w:spacing w:before="40" w:after="40" w:line="240" w:lineRule="auto"/>
-              <w:jc w:val="center"/>
-            </w:pPr>
-            <w:r/>
-            <w:r>
-              <w:rPr>
-                <w:rFonts w:ascii="Times New Roman" w:hAnsi="Times New Roman" w:eastAsia="Times New Roman" w:cs="Times New Roman"/>
-                <w:b w:val="0"/>
-                <w:i w:val="0"/>
-                <w:sz w:val="18"/>
-              </w:rPr>
-              <w:t>—</w:t>
+              <w:t>5</w:t>
+            </w:r>
+          </w:p>
+        </w:tc>
+        <w:tc>
+          <w:tcPr>
+            <w:tcW w:type="dxa" w:w="1296"/>
+          </w:tcPr>
+          <w:p>
+            <w:pPr>
+              <w:spacing w:before="40" w:after="40" w:line="240" w:lineRule="auto"/>
+              <w:jc w:val="center"/>
+            </w:pPr>
+            <w:r/>
+            <w:r>
+              <w:rPr>
+                <w:rFonts w:ascii="Times New Roman" w:hAnsi="Times New Roman" w:eastAsia="Times New Roman" w:cs="Times New Roman"/>
+                <w:b w:val="0"/>
+                <w:i w:val="0"/>
+                <w:sz w:val="18"/>
+              </w:rPr>
+              <w:t>0.6124</w:t>
+            </w:r>
+          </w:p>
+        </w:tc>
+        <w:tc>
+          <w:tcPr>
+            <w:tcW w:type="dxa" w:w="1296"/>
+          </w:tcPr>
+          <w:p>
+            <w:pPr>
+              <w:spacing w:before="40" w:after="40" w:line="240" w:lineRule="auto"/>
+              <w:jc w:val="center"/>
+            </w:pPr>
+            <w:r/>
+            <w:r>
+              <w:rPr>
+                <w:rFonts w:ascii="Times New Roman" w:hAnsi="Times New Roman" w:eastAsia="Times New Roman" w:cs="Times New Roman"/>
+                <w:b w:val="0"/>
+                <w:i w:val="0"/>
+                <w:sz w:val="18"/>
+              </w:rPr>
+              <w:t>0.4939</w:t>
+            </w:r>
+          </w:p>
+        </w:tc>
+        <w:tc>
+          <w:tcPr>
+            <w:tcW w:type="dxa" w:w="1296"/>
+          </w:tcPr>
+          <w:p>
+            <w:pPr>
+              <w:spacing w:before="40" w:after="40" w:line="240" w:lineRule="auto"/>
+              <w:jc w:val="center"/>
+            </w:pPr>
+            <w:r/>
+            <w:r>
+              <w:rPr>
+                <w:rFonts w:ascii="Times New Roman" w:hAnsi="Times New Roman" w:eastAsia="Times New Roman" w:cs="Times New Roman"/>
+                <w:b w:val="0"/>
+                <w:i w:val="0"/>
+                <w:sz w:val="18"/>
+              </w:rPr>
+              <w:t>0.6087</w:t>
+            </w:r>
+          </w:p>
+        </w:tc>
+        <w:tc>
+          <w:tcPr>
+            <w:tcW w:type="dxa" w:w="1296"/>
+          </w:tcPr>
+          <w:p>
+            <w:pPr>
+              <w:spacing w:before="40" w:after="40" w:line="240" w:lineRule="auto"/>
+              <w:jc w:val="center"/>
+            </w:pPr>
+            <w:r/>
+            <w:r>
+              <w:rPr>
+                <w:rFonts w:ascii="Times New Roman" w:hAnsi="Times New Roman" w:eastAsia="Times New Roman" w:cs="Times New Roman"/>
+                <w:b w:val="0"/>
+                <w:i w:val="0"/>
+                <w:sz w:val="18"/>
+              </w:rPr>
+              <w:t>0.5208</w:t>
+            </w:r>
+          </w:p>
+        </w:tc>
+        <w:tc>
+          <w:tcPr>
+            <w:tcW w:type="dxa" w:w="1296"/>
+          </w:tcPr>
+          <w:p>
+            <w:pPr>
+              <w:spacing w:before="40" w:after="40" w:line="240" w:lineRule="auto"/>
+              <w:jc w:val="center"/>
+            </w:pPr>
+            <w:r/>
+            <w:r>
+              <w:rPr>
+                <w:rFonts w:ascii="Times New Roman" w:hAnsi="Times New Roman" w:eastAsia="Times New Roman" w:cs="Times New Roman"/>
+                <w:b w:val="0"/>
+                <w:i w:val="0"/>
+                <w:sz w:val="18"/>
+              </w:rPr>
+              <w:t>0.5656</w:t>
             </w:r>
           </w:p>
         </w:tc>
@@ -6047,7 +6441,901 @@
       <w:tr>
         <w:tc>
           <w:tcPr>
-            <w:tcW w:type="dxa" w:w="1512"/>
+            <w:tcW w:type="dxa" w:w="1296"/>
+          </w:tcPr>
+          <w:p>
+            <w:pPr>
+              <w:spacing w:before="40" w:after="40" w:line="240" w:lineRule="auto"/>
+              <w:jc w:val="center"/>
+            </w:pPr>
+            <w:r/>
+            <w:r>
+              <w:rPr>
+                <w:rFonts w:ascii="Times New Roman" w:hAnsi="Times New Roman" w:eastAsia="Times New Roman" w:cs="Times New Roman"/>
+                <w:b w:val="0"/>
+                <w:i w:val="0"/>
+                <w:sz w:val="18"/>
+              </w:rPr>
+              <w:t>BCI-2a</w:t>
+            </w:r>
+          </w:p>
+        </w:tc>
+        <w:tc>
+          <w:tcPr>
+            <w:tcW w:type="dxa" w:w="1296"/>
+          </w:tcPr>
+          <w:p>
+            <w:pPr>
+              <w:spacing w:before="40" w:after="40" w:line="240" w:lineRule="auto"/>
+              <w:jc w:val="left"/>
+            </w:pPr>
+            <w:r/>
+            <w:r>
+              <w:rPr>
+                <w:rFonts w:ascii="Times New Roman" w:hAnsi="Times New Roman" w:eastAsia="Times New Roman" w:cs="Times New Roman"/>
+                <w:b w:val="0"/>
+                <w:i w:val="0"/>
+                <w:sz w:val="18"/>
+              </w:rPr>
+              <w:t>50</w:t>
+            </w:r>
+          </w:p>
+        </w:tc>
+        <w:tc>
+          <w:tcPr>
+            <w:tcW w:type="dxa" w:w="1296"/>
+          </w:tcPr>
+          <w:p>
+            <w:pPr>
+              <w:spacing w:before="40" w:after="40" w:line="240" w:lineRule="auto"/>
+              <w:jc w:val="center"/>
+            </w:pPr>
+            <w:r/>
+            <w:r>
+              <w:rPr>
+                <w:rFonts w:ascii="Times New Roman" w:hAnsi="Times New Roman" w:eastAsia="Times New Roman" w:cs="Times New Roman"/>
+                <w:b w:val="0"/>
+                <w:i w:val="0"/>
+                <w:sz w:val="18"/>
+              </w:rPr>
+              <w:t>0.6111</w:t>
+            </w:r>
+          </w:p>
+        </w:tc>
+        <w:tc>
+          <w:tcPr>
+            <w:tcW w:type="dxa" w:w="1296"/>
+          </w:tcPr>
+          <w:p>
+            <w:pPr>
+              <w:spacing w:before="40" w:after="40" w:line="240" w:lineRule="auto"/>
+              <w:jc w:val="center"/>
+            </w:pPr>
+            <w:r/>
+            <w:r>
+              <w:rPr>
+                <w:rFonts w:ascii="Times New Roman" w:hAnsi="Times New Roman" w:eastAsia="Times New Roman" w:cs="Times New Roman"/>
+                <w:b w:val="0"/>
+                <w:i w:val="0"/>
+                <w:sz w:val="18"/>
+              </w:rPr>
+              <w:t>0.5917</w:t>
+            </w:r>
+          </w:p>
+        </w:tc>
+        <w:tc>
+          <w:tcPr>
+            <w:tcW w:type="dxa" w:w="1296"/>
+          </w:tcPr>
+          <w:p>
+            <w:pPr>
+              <w:spacing w:before="40" w:after="40" w:line="240" w:lineRule="auto"/>
+              <w:jc w:val="center"/>
+            </w:pPr>
+            <w:r/>
+            <w:r>
+              <w:rPr>
+                <w:rFonts w:ascii="Times New Roman" w:hAnsi="Times New Roman" w:eastAsia="Times New Roman" w:cs="Times New Roman"/>
+                <w:b w:val="0"/>
+                <w:i w:val="0"/>
+                <w:sz w:val="18"/>
+              </w:rPr>
+              <w:t>0.6083</w:t>
+            </w:r>
+          </w:p>
+        </w:tc>
+        <w:tc>
+          <w:tcPr>
+            <w:tcW w:type="dxa" w:w="1296"/>
+          </w:tcPr>
+          <w:p>
+            <w:pPr>
+              <w:spacing w:before="40" w:after="40" w:line="240" w:lineRule="auto"/>
+              <w:jc w:val="center"/>
+            </w:pPr>
+            <w:r/>
+            <w:r>
+              <w:rPr>
+                <w:rFonts w:ascii="Times New Roman" w:hAnsi="Times New Roman" w:eastAsia="Times New Roman" w:cs="Times New Roman"/>
+                <w:b w:val="0"/>
+                <w:i w:val="0"/>
+                <w:sz w:val="18"/>
+              </w:rPr>
+              <w:t>0.5201</w:t>
+            </w:r>
+          </w:p>
+        </w:tc>
+        <w:tc>
+          <w:tcPr>
+            <w:tcW w:type="dxa" w:w="1296"/>
+          </w:tcPr>
+          <w:p>
+            <w:pPr>
+              <w:spacing w:before="40" w:after="40" w:line="240" w:lineRule="auto"/>
+              <w:jc w:val="center"/>
+            </w:pPr>
+            <w:r/>
+            <w:r>
+              <w:rPr>
+                <w:rFonts w:ascii="Times New Roman" w:hAnsi="Times New Roman" w:eastAsia="Times New Roman" w:cs="Times New Roman"/>
+                <w:b w:val="0"/>
+                <w:i w:val="0"/>
+                <w:sz w:val="18"/>
+              </w:rPr>
+              <w:t>0.5623</w:t>
+            </w:r>
+          </w:p>
+        </w:tc>
+      </w:tr>
+      <w:tr>
+        <w:tc>
+          <w:tcPr>
+            <w:tcW w:type="dxa" w:w="1296"/>
+          </w:tcPr>
+          <w:p>
+            <w:pPr>
+              <w:spacing w:before="40" w:after="40" w:line="240" w:lineRule="auto"/>
+              <w:jc w:val="center"/>
+            </w:pPr>
+            <w:r/>
+            <w:r>
+              <w:rPr>
+                <w:rFonts w:ascii="Times New Roman" w:hAnsi="Times New Roman" w:eastAsia="Times New Roman" w:cs="Times New Roman"/>
+                <w:b w:val="0"/>
+                <w:i w:val="0"/>
+                <w:sz w:val="18"/>
+              </w:rPr>
+              <w:t>SEED</w:t>
+            </w:r>
+          </w:p>
+        </w:tc>
+        <w:tc>
+          <w:tcPr>
+            <w:tcW w:type="dxa" w:w="1296"/>
+          </w:tcPr>
+          <w:p>
+            <w:pPr>
+              <w:spacing w:before="40" w:after="40" w:line="240" w:lineRule="auto"/>
+              <w:jc w:val="left"/>
+            </w:pPr>
+            <w:r/>
+            <w:r>
+              <w:rPr>
+                <w:rFonts w:ascii="Times New Roman" w:hAnsi="Times New Roman" w:eastAsia="Times New Roman" w:cs="Times New Roman"/>
+                <w:b w:val="0"/>
+                <w:i w:val="0"/>
+                <w:sz w:val="18"/>
+              </w:rPr>
+              <w:t>5</w:t>
+            </w:r>
+          </w:p>
+        </w:tc>
+        <w:tc>
+          <w:tcPr>
+            <w:tcW w:type="dxa" w:w="1296"/>
+          </w:tcPr>
+          <w:p>
+            <w:pPr>
+              <w:spacing w:before="40" w:after="40" w:line="240" w:lineRule="auto"/>
+              <w:jc w:val="center"/>
+            </w:pPr>
+            <w:r/>
+            <w:r>
+              <w:rPr>
+                <w:rFonts w:ascii="Times New Roman" w:hAnsi="Times New Roman" w:eastAsia="Times New Roman" w:cs="Times New Roman"/>
+                <w:b w:val="0"/>
+                <w:i w:val="0"/>
+                <w:sz w:val="18"/>
+              </w:rPr>
+              <w:t>0.7094</w:t>
+            </w:r>
+          </w:p>
+        </w:tc>
+        <w:tc>
+          <w:tcPr>
+            <w:tcW w:type="dxa" w:w="1296"/>
+          </w:tcPr>
+          <w:p>
+            <w:pPr>
+              <w:spacing w:before="40" w:after="40" w:line="240" w:lineRule="auto"/>
+              <w:jc w:val="center"/>
+            </w:pPr>
+            <w:r/>
+            <w:r>
+              <w:rPr>
+                <w:rFonts w:ascii="Times New Roman" w:hAnsi="Times New Roman" w:eastAsia="Times New Roman" w:cs="Times New Roman"/>
+                <w:b w:val="0"/>
+                <w:i w:val="0"/>
+                <w:sz w:val="18"/>
+              </w:rPr>
+              <w:t>0.5265</w:t>
+            </w:r>
+          </w:p>
+        </w:tc>
+        <w:tc>
+          <w:tcPr>
+            <w:tcW w:type="dxa" w:w="1296"/>
+          </w:tcPr>
+          <w:p>
+            <w:pPr>
+              <w:spacing w:before="40" w:after="40" w:line="240" w:lineRule="auto"/>
+              <w:jc w:val="center"/>
+            </w:pPr>
+            <w:r/>
+            <w:r>
+              <w:rPr>
+                <w:rFonts w:ascii="Times New Roman" w:hAnsi="Times New Roman" w:eastAsia="Times New Roman" w:cs="Times New Roman"/>
+                <w:b w:val="0"/>
+                <w:i w:val="0"/>
+                <w:sz w:val="18"/>
+              </w:rPr>
+              <w:t>0.6714</w:t>
+            </w:r>
+          </w:p>
+        </w:tc>
+        <w:tc>
+          <w:tcPr>
+            <w:tcW w:type="dxa" w:w="1296"/>
+          </w:tcPr>
+          <w:p>
+            <w:pPr>
+              <w:spacing w:before="40" w:after="40" w:line="240" w:lineRule="auto"/>
+              <w:jc w:val="center"/>
+            </w:pPr>
+            <w:r/>
+            <w:r>
+              <w:rPr>
+                <w:rFonts w:ascii="Times New Roman" w:hAnsi="Times New Roman" w:eastAsia="Times New Roman" w:cs="Times New Roman"/>
+                <w:b w:val="0"/>
+                <w:i w:val="0"/>
+                <w:sz w:val="18"/>
+              </w:rPr>
+              <w:t>0.3388</w:t>
+            </w:r>
+          </w:p>
+        </w:tc>
+        <w:tc>
+          <w:tcPr>
+            <w:tcW w:type="dxa" w:w="1296"/>
+          </w:tcPr>
+          <w:p>
+            <w:pPr>
+              <w:spacing w:before="40" w:after="40" w:line="240" w:lineRule="auto"/>
+              <w:jc w:val="center"/>
+            </w:pPr>
+            <w:r/>
+            <w:r>
+              <w:rPr>
+                <w:rFonts w:ascii="Times New Roman" w:hAnsi="Times New Roman" w:eastAsia="Times New Roman" w:cs="Times New Roman"/>
+                <w:b w:val="0"/>
+                <w:i w:val="0"/>
+                <w:sz w:val="18"/>
+              </w:rPr>
+              <w:t>0.4592</w:t>
+            </w:r>
+          </w:p>
+        </w:tc>
+      </w:tr>
+      <w:tr>
+        <w:tc>
+          <w:tcPr>
+            <w:tcW w:type="dxa" w:w="1296"/>
+          </w:tcPr>
+          <w:p>
+            <w:pPr>
+              <w:spacing w:before="40" w:after="40" w:line="240" w:lineRule="auto"/>
+              <w:jc w:val="center"/>
+            </w:pPr>
+            <w:r/>
+            <w:r>
+              <w:rPr>
+                <w:rFonts w:ascii="Times New Roman" w:hAnsi="Times New Roman" w:eastAsia="Times New Roman" w:cs="Times New Roman"/>
+                <w:b w:val="0"/>
+                <w:i w:val="0"/>
+                <w:sz w:val="18"/>
+              </w:rPr>
+              <w:t>SEED</w:t>
+            </w:r>
+          </w:p>
+        </w:tc>
+        <w:tc>
+          <w:tcPr>
+            <w:tcW w:type="dxa" w:w="1296"/>
+          </w:tcPr>
+          <w:p>
+            <w:pPr>
+              <w:spacing w:before="40" w:after="40" w:line="240" w:lineRule="auto"/>
+              <w:jc w:val="left"/>
+            </w:pPr>
+            <w:r/>
+            <w:r>
+              <w:rPr>
+                <w:rFonts w:ascii="Times New Roman" w:hAnsi="Times New Roman" w:eastAsia="Times New Roman" w:cs="Times New Roman"/>
+                <w:b w:val="0"/>
+                <w:i w:val="0"/>
+                <w:sz w:val="18"/>
+              </w:rPr>
+              <w:t>50</w:t>
+            </w:r>
+          </w:p>
+        </w:tc>
+        <w:tc>
+          <w:tcPr>
+            <w:tcW w:type="dxa" w:w="1296"/>
+          </w:tcPr>
+          <w:p>
+            <w:pPr>
+              <w:spacing w:before="40" w:after="40" w:line="240" w:lineRule="auto"/>
+              <w:jc w:val="center"/>
+            </w:pPr>
+            <w:r/>
+            <w:r>
+              <w:rPr>
+                <w:rFonts w:ascii="Times New Roman" w:hAnsi="Times New Roman" w:eastAsia="Times New Roman" w:cs="Times New Roman"/>
+                <w:b w:val="0"/>
+                <w:i w:val="0"/>
+                <w:sz w:val="18"/>
+              </w:rPr>
+              <w:t>0.7094</w:t>
+            </w:r>
+          </w:p>
+        </w:tc>
+        <w:tc>
+          <w:tcPr>
+            <w:tcW w:type="dxa" w:w="1296"/>
+          </w:tcPr>
+          <w:p>
+            <w:pPr>
+              <w:spacing w:before="40" w:after="40" w:line="240" w:lineRule="auto"/>
+              <w:jc w:val="center"/>
+            </w:pPr>
+            <w:r/>
+            <w:r>
+              <w:rPr>
+                <w:rFonts w:ascii="Times New Roman" w:hAnsi="Times New Roman" w:eastAsia="Times New Roman" w:cs="Times New Roman"/>
+                <w:b w:val="0"/>
+                <w:i w:val="0"/>
+                <w:sz w:val="18"/>
+              </w:rPr>
+              <w:t>0.5283</w:t>
+            </w:r>
+          </w:p>
+        </w:tc>
+        <w:tc>
+          <w:tcPr>
+            <w:tcW w:type="dxa" w:w="1296"/>
+          </w:tcPr>
+          <w:p>
+            <w:pPr>
+              <w:spacing w:before="40" w:after="40" w:line="240" w:lineRule="auto"/>
+              <w:jc w:val="center"/>
+            </w:pPr>
+            <w:r/>
+            <w:r>
+              <w:rPr>
+                <w:rFonts w:ascii="Times New Roman" w:hAnsi="Times New Roman" w:eastAsia="Times New Roman" w:cs="Times New Roman"/>
+                <w:b w:val="0"/>
+                <w:i w:val="0"/>
+                <w:sz w:val="18"/>
+              </w:rPr>
+              <w:t>0.6782</w:t>
+            </w:r>
+          </w:p>
+        </w:tc>
+        <w:tc>
+          <w:tcPr>
+            <w:tcW w:type="dxa" w:w="1296"/>
+          </w:tcPr>
+          <w:p>
+            <w:pPr>
+              <w:spacing w:before="40" w:after="40" w:line="240" w:lineRule="auto"/>
+              <w:jc w:val="center"/>
+            </w:pPr>
+            <w:r/>
+            <w:r>
+              <w:rPr>
+                <w:rFonts w:ascii="Times New Roman" w:hAnsi="Times New Roman" w:eastAsia="Times New Roman" w:cs="Times New Roman"/>
+                <w:b w:val="0"/>
+                <w:i w:val="0"/>
+                <w:sz w:val="18"/>
+              </w:rPr>
+              <w:t>0.3390</w:t>
+            </w:r>
+          </w:p>
+        </w:tc>
+        <w:tc>
+          <w:tcPr>
+            <w:tcW w:type="dxa" w:w="1296"/>
+          </w:tcPr>
+          <w:p>
+            <w:pPr>
+              <w:spacing w:before="40" w:after="40" w:line="240" w:lineRule="auto"/>
+              <w:jc w:val="center"/>
+            </w:pPr>
+            <w:r/>
+            <w:r>
+              <w:rPr>
+                <w:rFonts w:ascii="Times New Roman" w:hAnsi="Times New Roman" w:eastAsia="Times New Roman" w:cs="Times New Roman"/>
+                <w:b w:val="0"/>
+                <w:i w:val="0"/>
+                <w:sz w:val="18"/>
+              </w:rPr>
+              <w:t>0.4599</w:t>
+            </w:r>
+          </w:p>
+        </w:tc>
+      </w:tr>
+      <w:tr>
+        <w:tc>
+          <w:tcPr>
+            <w:tcW w:type="dxa" w:w="1296"/>
+          </w:tcPr>
+          <w:p>
+            <w:pPr>
+              <w:spacing w:before="40" w:after="40" w:line="240" w:lineRule="auto"/>
+              <w:jc w:val="center"/>
+            </w:pPr>
+            <w:r/>
+            <w:r>
+              <w:rPr>
+                <w:rFonts w:ascii="Times New Roman" w:hAnsi="Times New Roman" w:eastAsia="Times New Roman" w:cs="Times New Roman"/>
+                <w:b w:val="0"/>
+                <w:i w:val="0"/>
+                <w:sz w:val="18"/>
+              </w:rPr>
+              <w:t>SEED</w:t>
+            </w:r>
+          </w:p>
+        </w:tc>
+        <w:tc>
+          <w:tcPr>
+            <w:tcW w:type="dxa" w:w="1296"/>
+          </w:tcPr>
+          <w:p>
+            <w:pPr>
+              <w:spacing w:before="40" w:after="40" w:line="240" w:lineRule="auto"/>
+              <w:jc w:val="left"/>
+            </w:pPr>
+            <w:r/>
+            <w:r>
+              <w:rPr>
+                <w:rFonts w:ascii="Times New Roman" w:hAnsi="Times New Roman" w:eastAsia="Times New Roman" w:cs="Times New Roman"/>
+                <w:b w:val="0"/>
+                <w:i w:val="0"/>
+                <w:sz w:val="18"/>
+              </w:rPr>
+              <w:t>200</w:t>
+            </w:r>
+          </w:p>
+        </w:tc>
+        <w:tc>
+          <w:tcPr>
+            <w:tcW w:type="dxa" w:w="1296"/>
+          </w:tcPr>
+          <w:p>
+            <w:pPr>
+              <w:spacing w:before="40" w:after="40" w:line="240" w:lineRule="auto"/>
+              <w:jc w:val="center"/>
+            </w:pPr>
+            <w:r/>
+            <w:r>
+              <w:rPr>
+                <w:rFonts w:ascii="Times New Roman" w:hAnsi="Times New Roman" w:eastAsia="Times New Roman" w:cs="Times New Roman"/>
+                <w:b w:val="0"/>
+                <w:i w:val="0"/>
+                <w:sz w:val="18"/>
+              </w:rPr>
+              <w:t>0.7085</w:t>
+            </w:r>
+          </w:p>
+        </w:tc>
+        <w:tc>
+          <w:tcPr>
+            <w:tcW w:type="dxa" w:w="1296"/>
+          </w:tcPr>
+          <w:p>
+            <w:pPr>
+              <w:spacing w:before="40" w:after="40" w:line="240" w:lineRule="auto"/>
+              <w:jc w:val="center"/>
+            </w:pPr>
+            <w:r/>
+            <w:r>
+              <w:rPr>
+                <w:rFonts w:ascii="Times New Roman" w:hAnsi="Times New Roman" w:eastAsia="Times New Roman" w:cs="Times New Roman"/>
+                <w:b w:val="0"/>
+                <w:i w:val="0"/>
+                <w:sz w:val="18"/>
+              </w:rPr>
+              <w:t>0.5156</w:t>
+            </w:r>
+          </w:p>
+        </w:tc>
+        <w:tc>
+          <w:tcPr>
+            <w:tcW w:type="dxa" w:w="1296"/>
+          </w:tcPr>
+          <w:p>
+            <w:pPr>
+              <w:spacing w:before="40" w:after="40" w:line="240" w:lineRule="auto"/>
+              <w:jc w:val="center"/>
+            </w:pPr>
+            <w:r/>
+            <w:r>
+              <w:rPr>
+                <w:rFonts w:ascii="Times New Roman" w:hAnsi="Times New Roman" w:eastAsia="Times New Roman" w:cs="Times New Roman"/>
+                <w:b w:val="0"/>
+                <w:i w:val="0"/>
+                <w:sz w:val="18"/>
+              </w:rPr>
+              <w:t>0.6992</w:t>
+            </w:r>
+          </w:p>
+        </w:tc>
+        <w:tc>
+          <w:tcPr>
+            <w:tcW w:type="dxa" w:w="1296"/>
+          </w:tcPr>
+          <w:p>
+            <w:pPr>
+              <w:spacing w:before="40" w:after="40" w:line="240" w:lineRule="auto"/>
+              <w:jc w:val="center"/>
+            </w:pPr>
+            <w:r/>
+            <w:r>
+              <w:rPr>
+                <w:rFonts w:ascii="Times New Roman" w:hAnsi="Times New Roman" w:eastAsia="Times New Roman" w:cs="Times New Roman"/>
+                <w:b w:val="0"/>
+                <w:i w:val="0"/>
+                <w:sz w:val="18"/>
+              </w:rPr>
+              <w:t>0.3396</w:t>
+            </w:r>
+          </w:p>
+        </w:tc>
+        <w:tc>
+          <w:tcPr>
+            <w:tcW w:type="dxa" w:w="1296"/>
+          </w:tcPr>
+          <w:p>
+            <w:pPr>
+              <w:spacing w:before="40" w:after="40" w:line="240" w:lineRule="auto"/>
+              <w:jc w:val="center"/>
+            </w:pPr>
+            <w:r/>
+            <w:r>
+              <w:rPr>
+                <w:rFonts w:ascii="Times New Roman" w:hAnsi="Times New Roman" w:eastAsia="Times New Roman" w:cs="Times New Roman"/>
+                <w:b w:val="0"/>
+                <w:i w:val="0"/>
+                <w:sz w:val="18"/>
+              </w:rPr>
+              <w:t>0.4598</w:t>
+            </w:r>
+          </w:p>
+        </w:tc>
+      </w:tr>
+      <w:tr>
+        <w:tc>
+          <w:tcPr>
+            <w:tcW w:type="dxa" w:w="1296"/>
+          </w:tcPr>
+          <w:p>
+            <w:pPr>
+              <w:spacing w:before="40" w:after="40" w:line="240" w:lineRule="auto"/>
+              <w:jc w:val="center"/>
+            </w:pPr>
+            <w:r/>
+            <w:r>
+              <w:rPr>
+                <w:rFonts w:ascii="Times New Roman" w:hAnsi="Times New Roman" w:eastAsia="Times New Roman" w:cs="Times New Roman"/>
+                <w:b w:val="0"/>
+                <w:i w:val="0"/>
+                <w:sz w:val="18"/>
+              </w:rPr>
+              <w:t>grasp-and-lift</w:t>
+            </w:r>
+          </w:p>
+        </w:tc>
+        <w:tc>
+          <w:tcPr>
+            <w:tcW w:type="dxa" w:w="1296"/>
+          </w:tcPr>
+          <w:p>
+            <w:pPr>
+              <w:spacing w:before="40" w:after="40" w:line="240" w:lineRule="auto"/>
+              <w:jc w:val="left"/>
+            </w:pPr>
+            <w:r/>
+            <w:r>
+              <w:rPr>
+                <w:rFonts w:ascii="Times New Roman" w:hAnsi="Times New Roman" w:eastAsia="Times New Roman" w:cs="Times New Roman"/>
+                <w:b w:val="0"/>
+                <w:i w:val="0"/>
+                <w:sz w:val="18"/>
+              </w:rPr>
+              <w:t>5</w:t>
+            </w:r>
+          </w:p>
+        </w:tc>
+        <w:tc>
+          <w:tcPr>
+            <w:tcW w:type="dxa" w:w="1296"/>
+          </w:tcPr>
+          <w:p>
+            <w:pPr>
+              <w:spacing w:before="40" w:after="40" w:line="240" w:lineRule="auto"/>
+              <w:jc w:val="center"/>
+            </w:pPr>
+            <w:r/>
+            <w:r>
+              <w:rPr>
+                <w:rFonts w:ascii="Times New Roman" w:hAnsi="Times New Roman" w:eastAsia="Times New Roman" w:cs="Times New Roman"/>
+                <w:b w:val="0"/>
+                <w:i w:val="0"/>
+                <w:sz w:val="18"/>
+              </w:rPr>
+              <w:t>0.7836</w:t>
+            </w:r>
+          </w:p>
+        </w:tc>
+        <w:tc>
+          <w:tcPr>
+            <w:tcW w:type="dxa" w:w="1296"/>
+          </w:tcPr>
+          <w:p>
+            <w:pPr>
+              <w:spacing w:before="40" w:after="40" w:line="240" w:lineRule="auto"/>
+              <w:jc w:val="center"/>
+            </w:pPr>
+            <w:r/>
+            <w:r>
+              <w:rPr>
+                <w:rFonts w:ascii="Times New Roman" w:hAnsi="Times New Roman" w:eastAsia="Times New Roman" w:cs="Times New Roman"/>
+                <w:b w:val="0"/>
+                <w:i w:val="0"/>
+                <w:sz w:val="18"/>
+              </w:rPr>
+              <w:t>0.6944</w:t>
+            </w:r>
+          </w:p>
+        </w:tc>
+        <w:tc>
+          <w:tcPr>
+            <w:tcW w:type="dxa" w:w="1296"/>
+          </w:tcPr>
+          <w:p>
+            <w:pPr>
+              <w:spacing w:before="40" w:after="40" w:line="240" w:lineRule="auto"/>
+              <w:jc w:val="center"/>
+            </w:pPr>
+            <w:r/>
+            <w:r>
+              <w:rPr>
+                <w:rFonts w:ascii="Times New Roman" w:hAnsi="Times New Roman" w:eastAsia="Times New Roman" w:cs="Times New Roman"/>
+                <w:b w:val="0"/>
+                <w:i w:val="0"/>
+                <w:sz w:val="18"/>
+              </w:rPr>
+              <w:t>0.6658</w:t>
+            </w:r>
+          </w:p>
+        </w:tc>
+        <w:tc>
+          <w:tcPr>
+            <w:tcW w:type="dxa" w:w="1296"/>
+          </w:tcPr>
+          <w:p>
+            <w:pPr>
+              <w:spacing w:before="40" w:after="40" w:line="240" w:lineRule="auto"/>
+              <w:jc w:val="center"/>
+            </w:pPr>
+            <w:r/>
+            <w:r>
+              <w:rPr>
+                <w:rFonts w:ascii="Times New Roman" w:hAnsi="Times New Roman" w:eastAsia="Times New Roman" w:cs="Times New Roman"/>
+                <w:b w:val="0"/>
+                <w:i w:val="0"/>
+                <w:sz w:val="18"/>
+              </w:rPr>
+              <w:t>0.7000</w:t>
+            </w:r>
+          </w:p>
+        </w:tc>
+        <w:tc>
+          <w:tcPr>
+            <w:tcW w:type="dxa" w:w="1296"/>
+          </w:tcPr>
+          <w:p>
+            <w:pPr>
+              <w:spacing w:before="40" w:after="40" w:line="240" w:lineRule="auto"/>
+              <w:jc w:val="center"/>
+            </w:pPr>
+            <w:r/>
+            <w:r>
+              <w:rPr>
+                <w:rFonts w:ascii="Times New Roman" w:hAnsi="Times New Roman" w:eastAsia="Times New Roman" w:cs="Times New Roman"/>
+                <w:b w:val="0"/>
+                <w:i w:val="0"/>
+                <w:sz w:val="18"/>
+              </w:rPr>
+              <w:t>0.7782</w:t>
+            </w:r>
+          </w:p>
+        </w:tc>
+      </w:tr>
+      <w:tr>
+        <w:tc>
+          <w:tcPr>
+            <w:tcW w:type="dxa" w:w="1296"/>
+          </w:tcPr>
+          <w:p>
+            <w:pPr>
+              <w:spacing w:before="40" w:after="40" w:line="240" w:lineRule="auto"/>
+              <w:jc w:val="center"/>
+            </w:pPr>
+            <w:r/>
+            <w:r>
+              <w:rPr>
+                <w:rFonts w:ascii="Times New Roman" w:hAnsi="Times New Roman" w:eastAsia="Times New Roman" w:cs="Times New Roman"/>
+                <w:b w:val="0"/>
+                <w:i w:val="0"/>
+                <w:sz w:val="18"/>
+              </w:rPr>
+              <w:t>grasp-and-lift</w:t>
+            </w:r>
+          </w:p>
+        </w:tc>
+        <w:tc>
+          <w:tcPr>
+            <w:tcW w:type="dxa" w:w="1296"/>
+          </w:tcPr>
+          <w:p>
+            <w:pPr>
+              <w:spacing w:before="40" w:after="40" w:line="240" w:lineRule="auto"/>
+              <w:jc w:val="left"/>
+            </w:pPr>
+            <w:r/>
+            <w:r>
+              <w:rPr>
+                <w:rFonts w:ascii="Times New Roman" w:hAnsi="Times New Roman" w:eastAsia="Times New Roman" w:cs="Times New Roman"/>
+                <w:b w:val="0"/>
+                <w:i w:val="0"/>
+                <w:sz w:val="18"/>
+              </w:rPr>
+              <w:t>20</w:t>
+            </w:r>
+          </w:p>
+        </w:tc>
+        <w:tc>
+          <w:tcPr>
+            <w:tcW w:type="dxa" w:w="1296"/>
+          </w:tcPr>
+          <w:p>
+            <w:pPr>
+              <w:spacing w:before="40" w:after="40" w:line="240" w:lineRule="auto"/>
+              <w:jc w:val="center"/>
+            </w:pPr>
+            <w:r/>
+            <w:r>
+              <w:rPr>
+                <w:rFonts w:ascii="Times New Roman" w:hAnsi="Times New Roman" w:eastAsia="Times New Roman" w:cs="Times New Roman"/>
+                <w:b w:val="0"/>
+                <w:i w:val="0"/>
+                <w:sz w:val="18"/>
+              </w:rPr>
+              <w:t>0.7764</w:t>
+            </w:r>
+          </w:p>
+        </w:tc>
+        <w:tc>
+          <w:tcPr>
+            <w:tcW w:type="dxa" w:w="1296"/>
+          </w:tcPr>
+          <w:p>
+            <w:pPr>
+              <w:spacing w:before="40" w:after="40" w:line="240" w:lineRule="auto"/>
+              <w:jc w:val="center"/>
+            </w:pPr>
+            <w:r/>
+            <w:r>
+              <w:rPr>
+                <w:rFonts w:ascii="Times New Roman" w:hAnsi="Times New Roman" w:eastAsia="Times New Roman" w:cs="Times New Roman"/>
+                <w:b w:val="0"/>
+                <w:i w:val="0"/>
+                <w:sz w:val="18"/>
+              </w:rPr>
+              <w:t>0.6855</w:t>
+            </w:r>
+          </w:p>
+        </w:tc>
+        <w:tc>
+          <w:tcPr>
+            <w:tcW w:type="dxa" w:w="1296"/>
+          </w:tcPr>
+          <w:p>
+            <w:pPr>
+              <w:spacing w:before="40" w:after="40" w:line="240" w:lineRule="auto"/>
+              <w:jc w:val="center"/>
+            </w:pPr>
+            <w:r/>
+            <w:r>
+              <w:rPr>
+                <w:rFonts w:ascii="Times New Roman" w:hAnsi="Times New Roman" w:eastAsia="Times New Roman" w:cs="Times New Roman"/>
+                <w:b w:val="0"/>
+                <w:i w:val="0"/>
+                <w:sz w:val="18"/>
+              </w:rPr>
+              <w:t>0.6560</w:t>
+            </w:r>
+          </w:p>
+        </w:tc>
+        <w:tc>
+          <w:tcPr>
+            <w:tcW w:type="dxa" w:w="1296"/>
+          </w:tcPr>
+          <w:p>
+            <w:pPr>
+              <w:spacing w:before="40" w:after="40" w:line="240" w:lineRule="auto"/>
+              <w:jc w:val="center"/>
+            </w:pPr>
+            <w:r/>
+            <w:r>
+              <w:rPr>
+                <w:rFonts w:ascii="Times New Roman" w:hAnsi="Times New Roman" w:eastAsia="Times New Roman" w:cs="Times New Roman"/>
+                <w:b w:val="0"/>
+                <w:i w:val="0"/>
+                <w:sz w:val="18"/>
+              </w:rPr>
+              <w:t>0.6941</w:t>
+            </w:r>
+          </w:p>
+        </w:tc>
+        <w:tc>
+          <w:tcPr>
+            <w:tcW w:type="dxa" w:w="1296"/>
+          </w:tcPr>
+          <w:p>
+            <w:pPr>
+              <w:spacing w:before="40" w:after="40" w:line="240" w:lineRule="auto"/>
+              <w:jc w:val="center"/>
+            </w:pPr>
+            <w:r/>
+            <w:r>
+              <w:rPr>
+                <w:rFonts w:ascii="Times New Roman" w:hAnsi="Times New Roman" w:eastAsia="Times New Roman" w:cs="Times New Roman"/>
+                <w:b w:val="0"/>
+                <w:i w:val="0"/>
+                <w:sz w:val="18"/>
+              </w:rPr>
+              <w:t>0.7704</w:t>
+            </w:r>
+          </w:p>
+        </w:tc>
+      </w:tr>
+      <w:tr>
+        <w:tc>
+          <w:tcPr>
+            <w:tcW w:type="dxa" w:w="1296"/>
           </w:tcPr>
           <w:p>
             <w:pPr>
@@ -6068,7 +7356,7 @@
         </w:tc>
         <w:tc>
           <w:tcPr>
-            <w:tcW w:type="dxa" w:w="1512"/>
+            <w:tcW w:type="dxa" w:w="1296"/>
           </w:tcPr>
           <w:p>
             <w:pPr>
@@ -6083,91 +7371,261 @@
                 <w:i w:val="0"/>
                 <w:sz w:val="18"/>
               </w:rPr>
-              <w:t>0.5909</w:t>
-            </w:r>
-          </w:p>
-        </w:tc>
-        <w:tc>
-          <w:tcPr>
-            <w:tcW w:type="dxa" w:w="1512"/>
-          </w:tcPr>
-          <w:p>
-            <w:pPr>
-              <w:spacing w:before="40" w:after="40" w:line="240" w:lineRule="auto"/>
-              <w:jc w:val="center"/>
-            </w:pPr>
-            <w:r/>
-            <w:r>
-              <w:rPr>
-                <w:rFonts w:ascii="Times New Roman" w:hAnsi="Times New Roman" w:eastAsia="Times New Roman" w:cs="Times New Roman"/>
-                <w:b w:val="0"/>
-                <w:i w:val="0"/>
-                <w:sz w:val="18"/>
-              </w:rPr>
-              <w:t>0.5852</w:t>
-            </w:r>
-          </w:p>
-        </w:tc>
-        <w:tc>
-          <w:tcPr>
-            <w:tcW w:type="dxa" w:w="1512"/>
-          </w:tcPr>
-          <w:p>
-            <w:pPr>
-              <w:spacing w:before="40" w:after="40" w:line="240" w:lineRule="auto"/>
-              <w:jc w:val="center"/>
-            </w:pPr>
-            <w:r/>
-            <w:r>
-              <w:rPr>
-                <w:rFonts w:ascii="Times New Roman" w:hAnsi="Times New Roman" w:eastAsia="Times New Roman" w:cs="Times New Roman"/>
-                <w:b w:val="0"/>
-                <w:i w:val="0"/>
-                <w:sz w:val="18"/>
-              </w:rPr>
-              <w:t>0.5885</w:t>
-            </w:r>
-          </w:p>
-        </w:tc>
-        <w:tc>
-          <w:tcPr>
-            <w:tcW w:type="dxa" w:w="1512"/>
-          </w:tcPr>
-          <w:p>
-            <w:pPr>
-              <w:spacing w:before="40" w:after="40" w:line="240" w:lineRule="auto"/>
-              <w:jc w:val="center"/>
-            </w:pPr>
-            <w:r/>
-            <w:r>
-              <w:rPr>
-                <w:rFonts w:ascii="Times New Roman" w:hAnsi="Times New Roman" w:eastAsia="Times New Roman" w:cs="Times New Roman"/>
-                <w:b w:val="0"/>
-                <w:i w:val="0"/>
-                <w:sz w:val="18"/>
-              </w:rPr>
-              <w:t>0.5692</w:t>
-            </w:r>
-          </w:p>
-        </w:tc>
-        <w:tc>
-          <w:tcPr>
-            <w:tcW w:type="dxa" w:w="1512"/>
-          </w:tcPr>
-          <w:p>
-            <w:pPr>
-              <w:spacing w:before="40" w:after="40" w:line="240" w:lineRule="auto"/>
-              <w:jc w:val="center"/>
-            </w:pPr>
-            <w:r/>
-            <w:r>
-              <w:rPr>
-                <w:rFonts w:ascii="Times New Roman" w:hAnsi="Times New Roman" w:eastAsia="Times New Roman" w:cs="Times New Roman"/>
-                <w:b w:val="0"/>
-                <w:i w:val="0"/>
-                <w:sz w:val="18"/>
-              </w:rPr>
-              <w:t>—</w:t>
+              <w:t>5</w:t>
+            </w:r>
+          </w:p>
+        </w:tc>
+        <w:tc>
+          <w:tcPr>
+            <w:tcW w:type="dxa" w:w="1296"/>
+          </w:tcPr>
+          <w:p>
+            <w:pPr>
+              <w:spacing w:before="40" w:after="40" w:line="240" w:lineRule="auto"/>
+              <w:jc w:val="center"/>
+            </w:pPr>
+            <w:r/>
+            <w:r>
+              <w:rPr>
+                <w:rFonts w:ascii="Times New Roman" w:hAnsi="Times New Roman" w:eastAsia="Times New Roman" w:cs="Times New Roman"/>
+                <w:b w:val="0"/>
+                <w:i w:val="0"/>
+                <w:sz w:val="18"/>
+              </w:rPr>
+              <w:t>0.5957</w:t>
+            </w:r>
+          </w:p>
+        </w:tc>
+        <w:tc>
+          <w:tcPr>
+            <w:tcW w:type="dxa" w:w="1296"/>
+          </w:tcPr>
+          <w:p>
+            <w:pPr>
+              <w:spacing w:before="40" w:after="40" w:line="240" w:lineRule="auto"/>
+              <w:jc w:val="center"/>
+            </w:pPr>
+            <w:r/>
+            <w:r>
+              <w:rPr>
+                <w:rFonts w:ascii="Times New Roman" w:hAnsi="Times New Roman" w:eastAsia="Times New Roman" w:cs="Times New Roman"/>
+                <w:b w:val="0"/>
+                <w:i w:val="0"/>
+                <w:sz w:val="18"/>
+              </w:rPr>
+              <w:t>0.5878</w:t>
+            </w:r>
+          </w:p>
+        </w:tc>
+        <w:tc>
+          <w:tcPr>
+            <w:tcW w:type="dxa" w:w="1296"/>
+          </w:tcPr>
+          <w:p>
+            <w:pPr>
+              <w:spacing w:before="40" w:after="40" w:line="240" w:lineRule="auto"/>
+              <w:jc w:val="center"/>
+            </w:pPr>
+            <w:r/>
+            <w:r>
+              <w:rPr>
+                <w:rFonts w:ascii="Times New Roman" w:hAnsi="Times New Roman" w:eastAsia="Times New Roman" w:cs="Times New Roman"/>
+                <w:b w:val="0"/>
+                <w:i w:val="0"/>
+                <w:sz w:val="18"/>
+              </w:rPr>
+              <w:t>0.5908</w:t>
+            </w:r>
+          </w:p>
+        </w:tc>
+        <w:tc>
+          <w:tcPr>
+            <w:tcW w:type="dxa" w:w="1296"/>
+          </w:tcPr>
+          <w:p>
+            <w:pPr>
+              <w:spacing w:before="40" w:after="40" w:line="240" w:lineRule="auto"/>
+              <w:jc w:val="center"/>
+            </w:pPr>
+            <w:r/>
+            <w:r>
+              <w:rPr>
+                <w:rFonts w:ascii="Times New Roman" w:hAnsi="Times New Roman" w:eastAsia="Times New Roman" w:cs="Times New Roman"/>
+                <w:b w:val="0"/>
+                <w:i w:val="0"/>
+                <w:sz w:val="18"/>
+              </w:rPr>
+              <w:t>0.5772</w:t>
+            </w:r>
+          </w:p>
+        </w:tc>
+        <w:tc>
+          <w:tcPr>
+            <w:tcW w:type="dxa" w:w="1296"/>
+          </w:tcPr>
+          <w:p>
+            <w:pPr>
+              <w:spacing w:before="40" w:after="40" w:line="240" w:lineRule="auto"/>
+              <w:jc w:val="center"/>
+            </w:pPr>
+            <w:r/>
+            <w:r>
+              <w:rPr>
+                <w:rFonts w:ascii="Times New Roman" w:hAnsi="Times New Roman" w:eastAsia="Times New Roman" w:cs="Times New Roman"/>
+                <w:b w:val="0"/>
+                <w:i w:val="0"/>
+                <w:sz w:val="18"/>
+              </w:rPr>
+              <w:t>0.5932</w:t>
+            </w:r>
+          </w:p>
+        </w:tc>
+      </w:tr>
+      <w:tr>
+        <w:tc>
+          <w:tcPr>
+            <w:tcW w:type="dxa" w:w="1296"/>
+          </w:tcPr>
+          <w:p>
+            <w:pPr>
+              <w:spacing w:before="40" w:after="40" w:line="240" w:lineRule="auto"/>
+              <w:jc w:val="center"/>
+            </w:pPr>
+            <w:r/>
+            <w:r>
+              <w:rPr>
+                <w:rFonts w:ascii="Times New Roman" w:hAnsi="Times New Roman" w:eastAsia="Times New Roman" w:cs="Times New Roman"/>
+                <w:b w:val="0"/>
+                <w:i w:val="0"/>
+                <w:sz w:val="18"/>
+              </w:rPr>
+              <w:t>NER2015</w:t>
+            </w:r>
+          </w:p>
+        </w:tc>
+        <w:tc>
+          <w:tcPr>
+            <w:tcW w:type="dxa" w:w="1296"/>
+          </w:tcPr>
+          <w:p>
+            <w:pPr>
+              <w:spacing w:before="40" w:after="40" w:line="240" w:lineRule="auto"/>
+              <w:jc w:val="left"/>
+            </w:pPr>
+            <w:r/>
+            <w:r>
+              <w:rPr>
+                <w:rFonts w:ascii="Times New Roman" w:hAnsi="Times New Roman" w:eastAsia="Times New Roman" w:cs="Times New Roman"/>
+                <w:b w:val="0"/>
+                <w:i w:val="0"/>
+                <w:sz w:val="18"/>
+              </w:rPr>
+              <w:t>20</w:t>
+            </w:r>
+          </w:p>
+        </w:tc>
+        <w:tc>
+          <w:tcPr>
+            <w:tcW w:type="dxa" w:w="1296"/>
+          </w:tcPr>
+          <w:p>
+            <w:pPr>
+              <w:spacing w:before="40" w:after="40" w:line="240" w:lineRule="auto"/>
+              <w:jc w:val="center"/>
+            </w:pPr>
+            <w:r/>
+            <w:r>
+              <w:rPr>
+                <w:rFonts w:ascii="Times New Roman" w:hAnsi="Times New Roman" w:eastAsia="Times New Roman" w:cs="Times New Roman"/>
+                <w:b w:val="0"/>
+                <w:i w:val="0"/>
+                <w:sz w:val="18"/>
+              </w:rPr>
+              <w:t>0.5883</w:t>
+            </w:r>
+          </w:p>
+        </w:tc>
+        <w:tc>
+          <w:tcPr>
+            <w:tcW w:type="dxa" w:w="1296"/>
+          </w:tcPr>
+          <w:p>
+            <w:pPr>
+              <w:spacing w:before="40" w:after="40" w:line="240" w:lineRule="auto"/>
+              <w:jc w:val="center"/>
+            </w:pPr>
+            <w:r/>
+            <w:r>
+              <w:rPr>
+                <w:rFonts w:ascii="Times New Roman" w:hAnsi="Times New Roman" w:eastAsia="Times New Roman" w:cs="Times New Roman"/>
+                <w:b w:val="0"/>
+                <w:i w:val="0"/>
+                <w:sz w:val="18"/>
+              </w:rPr>
+              <w:t>0.5842</w:t>
+            </w:r>
+          </w:p>
+        </w:tc>
+        <w:tc>
+          <w:tcPr>
+            <w:tcW w:type="dxa" w:w="1296"/>
+          </w:tcPr>
+          <w:p>
+            <w:pPr>
+              <w:spacing w:before="40" w:after="40" w:line="240" w:lineRule="auto"/>
+              <w:jc w:val="center"/>
+            </w:pPr>
+            <w:r/>
+            <w:r>
+              <w:rPr>
+                <w:rFonts w:ascii="Times New Roman" w:hAnsi="Times New Roman" w:eastAsia="Times New Roman" w:cs="Times New Roman"/>
+                <w:b w:val="0"/>
+                <w:i w:val="0"/>
+                <w:sz w:val="18"/>
+              </w:rPr>
+              <w:t>0.5840</w:t>
+            </w:r>
+          </w:p>
+        </w:tc>
+        <w:tc>
+          <w:tcPr>
+            <w:tcW w:type="dxa" w:w="1296"/>
+          </w:tcPr>
+          <w:p>
+            <w:pPr>
+              <w:spacing w:before="40" w:after="40" w:line="240" w:lineRule="auto"/>
+              <w:jc w:val="center"/>
+            </w:pPr>
+            <w:r/>
+            <w:r>
+              <w:rPr>
+                <w:rFonts w:ascii="Times New Roman" w:hAnsi="Times New Roman" w:eastAsia="Times New Roman" w:cs="Times New Roman"/>
+                <w:b w:val="0"/>
+                <w:i w:val="0"/>
+                <w:sz w:val="18"/>
+              </w:rPr>
+              <w:t>0.5777</w:t>
+            </w:r>
+          </w:p>
+        </w:tc>
+        <w:tc>
+          <w:tcPr>
+            <w:tcW w:type="dxa" w:w="1296"/>
+          </w:tcPr>
+          <w:p>
+            <w:pPr>
+              <w:spacing w:before="40" w:after="40" w:line="240" w:lineRule="auto"/>
+              <w:jc w:val="center"/>
+            </w:pPr>
+            <w:r/>
+            <w:r>
+              <w:rPr>
+                <w:rFonts w:ascii="Times New Roman" w:hAnsi="Times New Roman" w:eastAsia="Times New Roman" w:cs="Times New Roman"/>
+                <w:b w:val="0"/>
+                <w:i w:val="0"/>
+                <w:sz w:val="18"/>
+              </w:rPr>
+              <w:t>0.5878</w:t>
             </w:r>
           </w:p>
         </w:tc>
@@ -6193,7 +7651,75 @@
           <w:i w:val="0"/>
           <w:sz w:val="24"/>
         </w:rPr>
-        <w:t>Twenty trials of calibration recover most of the batch correction on BCI-2b (0.732 against 0.738), BCI-2a (0.595 against 0.612) and grasp-and-lift (0.754 against 0.782), and fifty trials recover it on the first two and on grasp-and-lift; NER2015, whose one-sided penalty is zero, does not move. The transductive result is therefore an upper bound that a prefix of 20 to 50 trials approaches, and the number is the quantity a laboratory would need before choosing the correction.</w:t>
+        <w:t xml:space="preserve">Three different behaviours appear, and they are the reason the protocol matters. On BCI-2b the causal running mean matches the batch correction from the fifth trial onward (0.7413 against 0.7408) and the frozen prefix converges to it by fifty trials (difference −0.003, 95% CI [−0.006, +0.000]). On BCI-2a the running mean is again within 0.004 of batch at every k, while the frozen prefix is 0.019 below it at k = 50 (CI [−0.037, −0.006]). On SEED the frozen prefix fails and keeps failing — 0.527 at k = 5 and 0.516 at k = 200 — because the session is a sequence of film blocks whose mean shifts from block to block, so a prefix estimates the mean of the first block and nothing else; the running mean tracks the shift and climbs from 0.671 to 0.699, within 0.010 of the transductive value. On grasp-and-lift both online estimates are far below batch (0.666 and 0.694 against 0.784) and </w:t>
+      </w:r>
+      <w:r>
+        <w:rPr>
+          <w:rFonts w:ascii="Times New Roman" w:hAnsi="Times New Roman" w:eastAsia="Times New Roman" w:cs="Times New Roman"/>
+          <w:b w:val="0"/>
+          <w:i/>
+          <w:sz w:val="24"/>
+        </w:rPr>
+        <w:t>below doing nothing</w:t>
+      </w:r>
+      <w:r>
+        <w:rPr>
+          <w:rFonts w:ascii="Times New Roman" w:hAnsi="Times New Roman" w:eastAsia="Times New Roman" w:cs="Times New Roman"/>
+          <w:b w:val="0"/>
+          <w:i w:val="0"/>
+          <w:sz w:val="24"/>
+        </w:rPr>
+        <w:t xml:space="preserve"> (0.778), so with a rapidly drifting mean a badly estimated correction is worse than no correction; NER2015 has no origin offset and every method is the same within 0.006.</w:t>
+      </w:r>
+    </w:p>
+    <w:p>
+      <w:pPr>
+        <w:spacing w:before="0" w:after="0" w:line="480" w:lineRule="auto"/>
+        <w:ind w:firstLine="0" w:left="0"/>
+        <w:jc w:val="left"/>
+      </w:pPr>
+      <w:r>
+        <w:rPr>
+          <w:rFonts w:ascii="Times New Roman" w:hAnsi="Times New Roman" w:eastAsia="Times New Roman" w:cs="Times New Roman"/>
+          <w:b w:val="0"/>
+          <w:i w:val="0"/>
+          <w:sz w:val="24"/>
+        </w:rPr>
+        <w:t>The practical reading is therefore not "correct with a prefix" but "correct causally, and check that the correction beats no correction": a running mean is the only estimator that survives block structure, and none of them rescues a mean that drifts faster than the window can follow.</w:t>
+      </w:r>
+    </w:p>
+    <w:p>
+      <w:pPr>
+        <w:spacing w:before="0" w:after="0" w:line="480" w:lineRule="auto"/>
+        <w:ind w:firstLine="0" w:left="0"/>
+        <w:jc w:val="left"/>
+      </w:pPr>
+      <w:r>
+        <w:rPr>
+          <w:rFonts w:ascii="Times New Roman" w:hAnsi="Times New Roman" w:eastAsia="Times New Roman" w:cs="Times New Roman"/>
+          <w:b w:val="0"/>
+          <w:i w:val="0"/>
+          <w:sz w:val="24"/>
+        </w:rPr>
+        <w:t xml:space="preserve">This experiment also gives the one-sided pipeline a realistic origin. A practitioner who observes drift and adds a running-mean normaliser at prediction time, without re-fitting the model on centred training data, has built exactly the </w:t>
+      </w:r>
+      <w:r>
+        <w:rPr>
+          <w:rFonts w:ascii="Courier New" w:hAnsi="Courier New" w:eastAsia="Courier New" w:cs="Courier New"/>
+          <w:b w:val="0"/>
+          <w:i w:val="0"/>
+          <w:sz w:val="24"/>
+        </w:rPr>
+        <w:t>zero</w:t>
+      </w:r>
+      <w:r>
+        <w:rPr>
+          <w:rFonts w:ascii="Times New Roman" w:hAnsi="Times New Roman" w:eastAsia="Times New Roman" w:cs="Times New Roman"/>
+          <w:b w:val="0"/>
+          <w:i w:val="0"/>
+          <w:sz w:val="24"/>
+        </w:rPr>
+        <w:t xml:space="preserve"> pipeline of Section 2.1: the model sees raw features, the input sees centred ones. Table 4 is the cost of that patch on five datasets — small on BCI-2b and BCI-2a, nil on NER2015, and on grasp-and-lift a loss of 0.11 against not patching at all.</w:t>
       </w:r>
     </w:p>
     <w:p>
@@ -9817,6 +11343,31 @@
           <w:sz w:val="24"/>
         </w:rPr>
         <w:t xml:space="preserve"> sit between 0.29 and 0.60 with penalties between +0.024 and −0.014.</w:t>
+      </w:r>
+    </w:p>
+    <w:p>
+      <w:pPr>
+        <w:spacing w:before="0" w:after="0" w:line="480" w:lineRule="auto"/>
+        <w:ind w:firstLine="0" w:left="0"/>
+        <w:jc w:val="left"/>
+      </w:pPr>
+      <w:r>
+        <w:rPr>
+          <w:rFonts w:ascii="Times New Roman" w:hAnsi="Times New Roman" w:eastAsia="Times New Roman" w:cs="Times New Roman"/>
+          <w:b/>
+          <w:i w:val="0"/>
+          <w:sz w:val="24"/>
+        </w:rPr>
+        <w:t>The statistic is defined relative to a feature origin.</w:t>
+      </w:r>
+      <w:r>
+        <w:rPr>
+          <w:rFonts w:ascii="Times New Roman" w:hAnsi="Times New Roman" w:eastAsia="Times New Roman" w:cs="Times New Roman"/>
+          <w:b w:val="0"/>
+          <w:i w:val="0"/>
+          <w:sz w:val="24"/>
+        </w:rPr>
+        <w:t xml:space="preserve"> z_w uses the absolute source mean, so it answers the question "how far is this family's origin from the classifier's reference, in units of the score spread", not "how exposed is this family in an absolute sense". Translating every feature by a vector c changes the numerator to ‖D_σ⁻¹PW(μ_A + c)‖; a translation in the null space of PW leaves it unchanged, and a translation along the weights moves it one-for-one. The numbers in Table 5 are therefore comparable within one convention — the convention in which each dataset's features are built — and not across conventions; a feature family that is shifted by a constant before the pipeline would receive a different z_w. This is one reason we do not offer an absolute threshold, and it is a limitation of the quantity rather than of the measurement.</w:t>
       </w:r>
     </w:p>
     <w:p>
@@ -13015,7 +14566,7 @@
                 <w:i w:val="0"/>
                 <w:sz w:val="18"/>
               </w:rPr>
-              <w:t>not estimable</w:t>
+              <w:t>not estimable (282 of 320 cells have a degenerate within-class spread)</w:t>
             </w:r>
           </w:p>
         </w:tc>
@@ -13465,7 +15016,25 @@
           <w:i w:val="0"/>
           <w:sz w:val="24"/>
         </w:rPr>
-        <w:t>The oracle parameterisation fits well on the BCI data (r = 0.99, MAE 0.013) and the model parameterisation fits less well (r = 0.86, MAE 0.057); the model's implied accuracy is 0.10 to 0.21 away from the observed aligned accuracy, which is a direct statement that the equal-variance assumption does not hold on these scores. Part of the oracle fit is built in, because c is read from BA_aligned and BA_aligned also enters the observed change. We therefore treat Equation (4) as a mechanism with a measured range of validity, not as a predictive law.</w:t>
+        <w:t>The oracle parameterisation fits well on the BCI data (r = 0.99, MAE 0.013) and the model parameterisation fits less well (r = 0.86, MAE 0.057); the model's implied accuracy is 0.10 to 0.21 away from the observed aligned accuracy, which is a direct statement that the equal-variance assumption does not hold on these scores. Part of the oracle fit is built in, because c is read from BA_aligned and BA_aligned also enters the observed change. Equation (4) is the standard threshold-shift formula of a two-class Gaussian model; what it adds here is not a new phenomenon but the statement that the sign of the effect is carried by t</w:t>
+      </w:r>
+      <w:r>
+        <w:rPr>
+          <w:rFonts w:ascii="Times New Roman" w:hAnsi="Times New Roman" w:eastAsia="Times New Roman" w:cs="Times New Roman"/>
+          <w:b w:val="0"/>
+          <w:i/>
+          <w:sz w:val="24"/>
+        </w:rPr>
+        <w:t xml:space="preserve"> and that t</w:t>
+      </w:r>
+      <w:r>
+        <w:rPr>
+          <w:rFonts w:ascii="Times New Roman" w:hAnsi="Times New Roman" w:eastAsia="Times New Roman" w:cs="Times New Roman"/>
+          <w:b w:val="0"/>
+          <w:i w:val="0"/>
+          <w:sz w:val="24"/>
+        </w:rPr>
+        <w:t xml:space="preserve"> is a property of the training session's own calibration, which is why the same correction helps a well-calibrated LDA and hurts a margin-anchored SVM. We therefore treat it as a mechanism with a measured range of validity, not as a predictive law. The label-free check above is the evidence for the second half of that sentence.</w:t>
       </w:r>
     </w:p>
     <w:p>
@@ -16759,7 +18328,25 @@
           <w:i w:val="0"/>
           <w:sz w:val="24"/>
         </w:rPr>
-        <w:t>After the correction a residual gap to the within-session reference remains (a gap to that reference, not a decomposition of it: the reference differs from the cross-session model in training-set size and in protocol, so the difference is an upper bound on what any label-free correction could recover, not an identified label-information term): 0.0198 on BCI-2b, 0.0770 on SEED, 0.0257 on NER2015 and 0.0294 on grasp-and-lift. It is not an origin effect: across all 845 cells the correlation between z_T and the residual is +0.06, and within datasets it has no consistent sign. The residual is weakly associated with the class-conditional offset h_k of Equation (5) in units of the score spread: +0.21 on BCI-2a, −0.36 on BCI-2b, +0.33 on SEED, +0.30 on NER2015, +0.55 on grasp-and-lift (pooled +0.26, four of five in the same direction). The correlation is descriptive: the class-conditional offset is computed with the target labels and so is the residual, and we do not read it as a causal decomposition. A change of the within-session covariance explains less (pooled +0.10).</w:t>
+        <w:t xml:space="preserve">After the correction a difference from the within-session reference remains. We call it the </w:t>
+      </w:r>
+      <w:r>
+        <w:rPr>
+          <w:rFonts w:ascii="Times New Roman" w:hAnsi="Times New Roman" w:eastAsia="Times New Roman" w:cs="Times New Roman"/>
+          <w:b w:val="0"/>
+          <w:i/>
+          <w:sz w:val="24"/>
+        </w:rPr>
+        <w:t>observed cross-protocol difference</w:t>
+      </w:r>
+      <w:r>
+        <w:rPr>
+          <w:rFonts w:ascii="Times New Roman" w:hAnsi="Times New Roman" w:eastAsia="Times New Roman" w:cs="Times New Roman"/>
+          <w:b w:val="0"/>
+          <w:i w:val="0"/>
+          <w:sz w:val="24"/>
+        </w:rPr>
+        <w:t>: the reference differs from the cross-session model in training-set size and in evaluation protocol, and it is not a ceiling — on BCI-2a the corrected pipeline (0.6119) is above it (0.5355), so the difference cannot be read as an information gap nor as a bound on what a label-free method could recover: 0.0198 on BCI-2b, 0.0770 on SEED, 0.0257 on NER2015 and 0.0294 on grasp-and-lift. It is not an origin effect: across all 845 cells the correlation between z_T and the residual is +0.06, and within datasets it has no consistent sign. The residual is weakly associated with the class-conditional offset h_k of Equation (5) in units of the score spread: +0.21 on BCI-2a, −0.36 on BCI-2b, +0.33 on SEED, +0.30 on NER2015, +0.55 on grasp-and-lift (pooled +0.26, four of five in the same direction). The correlation is descriptive: the class-conditional offset is computed with the target labels and so is the residual, and we do not read it as a causal decomposition. A change of the within-session covariance explains less (pooled +0.10).</w:t>
       </w:r>
     </w:p>
     <w:p>
@@ -17632,7 +19219,7 @@
           <w:i w:val="0"/>
           <w:sz w:val="24"/>
         </w:rPr>
-        <w:t xml:space="preserve"> The correction recovers the origin component; the rest is the label-information gap of Section 2.4, and reporting the two separately prevents a corrected pipeline from being credited with the whole gap.</w:t>
+        <w:t xml:space="preserve"> The correction recovers the origin component; the rest is an observed difference from the within-session reference, not an identified information gap, and reporting the two separately prevents a corrected pipeline from being credited with the whole difference.</w:t>
       </w:r>
     </w:p>
     <w:p>
@@ -17914,7 +19501,7 @@
           <w:i w:val="0"/>
           <w:sz w:val="24"/>
         </w:rPr>
-        <w:t xml:space="preserve"> The 845 cells come from 76 subjects and 737 distinct session pairs; subject-level aggregation and the cluster bootstrap are used where they matter, and cell-level correlations are labelled descriptive. The dataset-level tests rest on five or six observations and have little power.</w:t>
+        <w:t xml:space="preserve"> The 845 cells come from 61 subjects and 737 distinct session pairs; subject-level aggregation and the cluster bootstrap are used where they matter, and cell-level correlations are labelled descriptive. The dataset-level tests rest on five or six observations and have little power.</w:t>
       </w:r>
     </w:p>
     <w:p>
@@ -17945,7 +19532,7 @@
           <w:i w:val="0"/>
           <w:sz w:val="24"/>
         </w:rPr>
-        <w:t>The two centrings are different operations. The two-sided form is invariant to the coordinate origin, the invariant family is wider than the sample mean, and two corrections leave every score difference unchanged exactly when their projections onto the centred weights agree. The failure of the one-sided form is a threshold displacement; its sign is set by the threshold error the training session already carries, and on six public datasets the resulting damage ranges from nothing on time-domain contrast features to a collapse to chance on log-power and differential-entropy features with a large free origin.</w:t>
+        <w:t>The two centrings are different operations. The two-sided form is invariant to the coordinate origin, the invariant family is wider than the sample mean, and two corrections leave every score difference unchanged exactly when their projections onto the centred weights agree. The failure of the one-sided form is a threshold displacement; its sign is set by the threshold error the training session already carries, and across five development datasets the resulting damage ranges from nothing on time-domain contrast features to a collapse to chance on log-power and differential-entropy features with a large free origin; a sixth dataset, held out, behaves as the family it belongs to.</w:t>
       </w:r>
     </w:p>
     <w:p>
@@ -17961,7 +19548,7 @@
           <w:i w:val="0"/>
           <w:sz w:val="24"/>
         </w:rPr>
-        <w:t>What the verification adds to a textbook statement is a measured boundary. The correction is exact for its own component, it composes with second-order alignment, it can be transported to the decision space of a frozen model, and it restores neither the residual label-information gap nor a calibration that the wrong convention destroyed. A source-only statistic computed before the target session exists ranks feature families but does not screen sessions, and we report that as the open problem this audit leaves.</w:t>
+        <w:t>What the verification adds to a textbook statement is a measured boundary. The correction is exact for its own component, it composes with second-order alignment, it can be transported to the decision space of a frozen model, and it restores neither the observed cross-protocol difference nor a calibration that the wrong convention destroyed. A source-only statistic computed before the target session exists ranks feature families but does not screen sessions, and we report that as the open problem this audit leaves.</w:t>
       </w:r>
     </w:p>
     <w:p>
@@ -18153,7 +19740,7 @@
           <w:i w:val="0"/>
           <w:sz w:val="24"/>
         </w:rPr>
-        <w:t>BCI Competition IV datasets 2a and 2b are available from the competition organisers. SEED and SEED-IV are available from the BCMI Laboratory, Shanghai Jiao Tong University, on request for academic use; the present study used the differential-entropy features distributed with those releases, unmodified. NER2015 and grasp-and-lift are Kaggle competition datasets and are publicly available. The analysis code, the feature-cache schema and the plain-text output of every number reported in this paper are archived at https://github.com/gzhgzy1234567890-lang/EEG-BSPC/tree/main/origin_equivariance (analysis commit ef99716ec2), which is the version of record for the code.</w:t>
+        <w:t>BCI Competition IV datasets 2a and 2b are available from the competition organisers. SEED and SEED-IV are available from the BCMI Laboratory, Shanghai Jiao Tong University, on request for academic use; the present study used the differential-entropy features distributed with those releases, unmodified. NER2015 and grasp-and-lift are Kaggle competition datasets and are publicly available. The analysis code, the feature-cache schema and the plain-text output of every number reported in this paper are archived at https://github.com/gzhgzy1234567890-lang/EEG-BSPC/tree/main/origin_equivariance (analysis commit 9c32dcfd1e), which is the version of record for the code.</w:t>
       </w:r>
     </w:p>
     <w:p>
@@ -18263,7 +19850,7 @@
           <w:i w:val="0"/>
           <w:sz w:val="22"/>
         </w:rPr>
-        <w:t>[4] R. Apicella, F. Isgrò, A. Pollastro, R. Prevete, On the effects of data normalisation on EEG-based BCI classification, IEEE Trans. Neural Syst. Rehabil. Eng. 31 (2023) 4591–4601.</w:t>
+        <w:t>[4] R. Apicella, F. Isgrò, A. Pollastro, R. Prevete, On the effects of data normalization on EEG-based BCI classification, Eng. Appl. Artif. Intell. 123 (2023) 106205.</w:t>
       </w:r>
     </w:p>
     <w:p>
@@ -18279,7 +19866,7 @@
           <w:i w:val="0"/>
           <w:sz w:val="22"/>
         </w:rPr>
-        <w:t>[5] A. Barachant, S. Bonnet, M. Congedo, C. Jutten, Riemannian geometry for EEG-based brain-computer interfaces: a primer and a review, Brain-Comput. Interfaces 4 (2017) 155–174.</w:t>
+        <w:t>[5] M. Congedo, A. Barachant, R. Bhatia, Riemannian geometry for EEG-based brain-computer interfaces: a primer and a review, Brain-Comput. Interfaces 4 (2017) 155–174.</w:t>
       </w:r>
     </w:p>
     <w:p>
@@ -18343,7 +19930,7 @@
           <w:i w:val="0"/>
           <w:sz w:val="22"/>
         </w:rPr>
-        <w:t>[9] W. Samek, K.-R. Müller, T. Kawanabe, M. Kawanabe, Brain-computer interfacing in discriminative and stationary subspaces, in: Proc. IEEE EMBS, 2012, pp. 2873–2876.</w:t>
+        <w:t>[9] W. Samek, K.-R. Müller, M. Kawanabe, C. Vidaurre, Brain-computer interfacing in discriminative and stationary subspaces, in: Proc. IEEE EMBS, 2012, pp. 2873–2876.</w:t>
       </w:r>
     </w:p>
     <w:p>

--- a/origin_equivariance/BSPC_Manuscript_v16_with_figs.docx
+++ b/origin_equivariance/BSPC_Manuscript_v16_with_figs.docx
@@ -526,6 +526,31 @@
           <w:sz w:val="24"/>
         </w:rPr>
         <w:t xml:space="preserve"> We do not claim that one-sided centring is frequent. We inspected three released framework components (Section 4.11) and all three take their reference from the training fold or from a causal running mean, so none of them can exhibit the failure; we put no number on the frequency of the mistake in custom code, and the paper is written as an invariance verification rather than as a prevalence study. We do not claim that two-sided centring is optimal; Section 4.5 exhibits the settings in which it is not. We do not claim that the source-only statistic is a screening instrument; its held-out operating point has zero specificity and we say so in the abstract. We do not claim that the Gaussian model is a quantitative law; it is a mechanism with a measured range of validity.</w:t>
+      </w:r>
+    </w:p>
+    <w:p>
+      <w:pPr>
+        <w:spacing w:before="0" w:after="0" w:line="480" w:lineRule="auto"/>
+        <w:ind w:firstLine="0" w:left="0"/>
+        <w:jc w:val="left"/>
+      </w:pPr>
+      <w:r>
+        <w:rPr>
+          <w:rFonts w:ascii="Times New Roman" w:hAnsi="Times New Roman" w:eastAsia="Times New Roman" w:cs="Times New Roman"/>
+          <w:b/>
+          <w:i w:val="0"/>
+          <w:sz w:val="24"/>
+        </w:rPr>
+        <w:t>The operation is in current use.</w:t>
+      </w:r>
+      <w:r>
+        <w:rPr>
+          <w:rFonts w:ascii="Times New Roman" w:hAnsi="Times New Roman" w:eastAsia="Times New Roman" w:cs="Times New Roman"/>
+          <w:b w:val="0"/>
+          <w:i w:val="0"/>
+          <w:sz w:val="24"/>
+        </w:rPr>
+        <w:t xml:space="preserve"> A recent controlled benchmark makes the question concrete rather than academic: Rahimipour and Van Hulle [20] compare a tangent-space pipeline with unsupervised test-time recentering against deep sequence models on eight public motor-imagery datasets and conclude that the recentering, not the architecture, carries the cross-session advantage — the pipeline beats its recentering-free twin only across sessions, and is indistinguishable from it within a session. Their recentering is computed at test time, i.e. transductively, which is precisely the protocol whose causal counterpart we measure in Section 4.2. If the correction is the operative ingredient, then which correction it is, and whether it survives being computed online, are the questions worth answering.</w:t>
       </w:r>
     </w:p>
     <w:p>
@@ -9349,7 +9374,43 @@
           <w:i w:val="0"/>
           <w:sz w:val="21"/>
         </w:rPr>
-        <w:t xml:space="preserve"> (a) Unit medians of the source-only statistic against the penalty of the one-sided pipeline, one point per dataset-by-representation unit, with the held-out SEED-IV point shown as a star; (b) the same relation over the development cells.</w:t>
+        <w:t xml:space="preserve"> (a) Unit medians of the source-only statistic against the penalty of the one-sided pipeline, one point per dataset-by-representation unit, with the held-out SEED-IV point shown as a star; (b) the same relation over the development cells. The four </w:t>
+      </w:r>
+      <w:r>
+        <w:rPr>
+          <w:rFonts w:ascii="Courier New" w:hAnsi="Courier New" w:eastAsia="Courier New" w:cs="Courier New"/>
+          <w:b w:val="0"/>
+          <w:i w:val="0"/>
+          <w:sz w:val="21"/>
+        </w:rPr>
+        <w:t>euc_ea</w:t>
+      </w:r>
+      <w:r>
+        <w:rPr>
+          <w:rFonts w:ascii="Times New Roman" w:hAnsi="Times New Roman" w:eastAsia="Times New Roman" w:cs="Times New Roman"/>
+          <w:b w:val="0"/>
+          <w:i w:val="0"/>
+          <w:sz w:val="21"/>
+        </w:rPr>
+        <w:t xml:space="preserve"> and </w:t>
+      </w:r>
+      <w:r>
+        <w:rPr>
+          <w:rFonts w:ascii="Courier New" w:hAnsi="Courier New" w:eastAsia="Courier New" w:cs="Courier New"/>
+          <w:b w:val="0"/>
+          <w:i w:val="0"/>
+          <w:sz w:val="21"/>
+        </w:rPr>
+        <w:t>tan</w:t>
+      </w:r>
+      <w:r>
+        <w:rPr>
+          <w:rFonts w:ascii="Times New Roman" w:hAnsi="Times New Roman" w:eastAsia="Times New Roman" w:cs="Times New Roman"/>
+          <w:b w:val="0"/>
+          <w:i w:val="0"/>
+          <w:sz w:val="21"/>
+        </w:rPr>
+        <w:t xml:space="preserve"> units are target-informed (Section 3); the source-only correlations quoted in the text are computed without them.</w:t>
       </w:r>
     </w:p>
     <w:p>
@@ -9373,7 +9434,7 @@
           <w:i w:val="0"/>
           <w:sz w:val="21"/>
         </w:rPr>
-        <w:t>The source-only statistic at the level of dataset-by-representation units, medians within a unit. z_T = ‖μ_A‖/‖sd_A‖; z_w is Equation (2) with the scale taken from the centred scores; penalty = zero − none; gain = mean − none. Sorted by z_w.</w:t>
+        <w:t>The source-only statistic at the level of dataset-by-representation units, medians within a unit. z_T = ‖μ_A‖/‖sd_A‖; z_w is Equation (2) with the scale taken from the centred scores; penalty = zero − none; gain = mean − none. † uses both sessions' covariances, so the classifier has seen the target; the source-only correlations are computed without these four rows. Sorted by z_w.</w:t>
       </w:r>
     </w:p>
     <w:tbl>
@@ -10209,7 +10270,7 @@
                 <w:i w:val="0"/>
                 <w:sz w:val="18"/>
               </w:rPr>
-              <w:t>tan</w:t>
+              <w:t>tan †</w:t>
             </w:r>
           </w:p>
         </w:tc>
@@ -10358,7 +10419,7 @@
                 <w:i w:val="0"/>
                 <w:sz w:val="18"/>
               </w:rPr>
-              <w:t>euc_ea</w:t>
+              <w:t>euc_ea †</w:t>
             </w:r>
           </w:p>
         </w:tc>
@@ -10656,7 +10717,7 @@
                 <w:i w:val="0"/>
                 <w:sz w:val="18"/>
               </w:rPr>
-              <w:t>tan</w:t>
+              <w:t>tan †</w:t>
             </w:r>
           </w:p>
         </w:tc>
@@ -10805,7 +10866,7 @@
                 <w:i w:val="0"/>
                 <w:sz w:val="18"/>
               </w:rPr>
-              <w:t>euc_ea</w:t>
+              <w:t>euc_ea †</w:t>
             </w:r>
           </w:p>
         </w:tc>
@@ -19328,6 +19389,22 @@
           <w:sz w:val="24"/>
         </w:rPr>
         <w:t>6.3. Relation to alignment methods</w:t>
+      </w:r>
+    </w:p>
+    <w:p>
+      <w:pPr>
+        <w:spacing w:before="0" w:after="0" w:line="480" w:lineRule="auto"/>
+        <w:ind w:firstLine="0" w:left="0"/>
+        <w:jc w:val="left"/>
+      </w:pPr>
+      <w:r>
+        <w:rPr>
+          <w:rFonts w:ascii="Times New Roman" w:hAnsi="Times New Roman" w:eastAsia="Times New Roman" w:cs="Times New Roman"/>
+          <w:b w:val="0"/>
+          <w:i w:val="0"/>
+          <w:sz w:val="24"/>
+        </w:rPr>
+        <w:t>A recent benchmark attributes the cross-session advantage of a tangent-space pipeline to its test-time recentering [20]. Our results accept the mechanism and qualify its availability: the recentering in that pipeline is transductive, and Section 4.2 shows that a causal version reproduces the gain from the fifth trial on BCI-2b and BCI-2a, only approaches it on SEED as the window grows, and on grasp-and-lift falls below not correcting at all. The mechanism is real; whether a deployment can have it is a separate question with a measured answer.</w:t>
       </w:r>
     </w:p>
     <w:p>
@@ -19740,7 +19817,7 @@
           <w:i w:val="0"/>
           <w:sz w:val="24"/>
         </w:rPr>
-        <w:t>BCI Competition IV datasets 2a and 2b are available from the competition organisers. SEED and SEED-IV are available from the BCMI Laboratory, Shanghai Jiao Tong University, on request for academic use; the present study used the differential-entropy features distributed with those releases, unmodified. NER2015 and grasp-and-lift are Kaggle competition datasets and are publicly available. The analysis code, the feature-cache schema and the plain-text output of every number reported in this paper are archived at https://github.com/gzhgzy1234567890-lang/EEG-BSPC/tree/main/origin_equivariance (analysis commit 9c32dcfd1e), which is the version of record for the code.</w:t>
+        <w:t>BCI Competition IV datasets 2a and 2b are available from the competition organisers. SEED and SEED-IV are available from the BCMI Laboratory, Shanghai Jiao Tong University, on request for academic use; the present study used the differential-entropy features distributed with those releases, unmodified. NER2015 and grasp-and-lift are Kaggle competition datasets and are publicly available. The analysis code, the feature-cache schema and the plain-text output of every number reported in this paper are archived at https://github.com/gzhgzy1234567890-lang/EEG-BSPC/tree/main/origin_equivariance (analysis commit a532f1d7c6), which is the version of record for the code.</w:t>
       </w:r>
     </w:p>
     <w:p>
@@ -20091,6 +20168,22 @@
           <w:sz w:val="22"/>
         </w:rPr>
         <w:t>[19] W.-L. Zheng, W. Liu, Y. Lu, B.-L. Lu, A. Cichocki, EmotionMeter: a multimodal framework for recognizing human emotions, IEEE Trans. Cybern. 49 (2019) 1110–1122.</w:t>
+      </w:r>
+    </w:p>
+    <w:p>
+      <w:pPr>
+        <w:spacing w:before="0" w:after="80" w:line="360" w:lineRule="auto"/>
+        <w:ind w:hanging="432" w:left="432"/>
+        <w:jc w:val="left"/>
+      </w:pPr>
+      <w:r>
+        <w:rPr>
+          <w:rFonts w:ascii="Times New Roman" w:hAnsi="Times New Roman" w:eastAsia="Times New Roman" w:cs="Times New Roman"/>
+          <w:b w:val="0"/>
+          <w:i w:val="0"/>
+          <w:sz w:val="22"/>
+        </w:rPr>
+        <w:t>[20] M. Rahimipour, M. M. Van Hulle, Simple geometric recentering rivals deep sequence models for cross-session EEG motor-imagery decoding, bioRxiv (2026) 2026.07.07.736991, version 1, posted 11 July 2026, accessed 28 October 2026. https://doi.org/10.64898/2026.07.07.736991</w:t>
       </w:r>
     </w:p>
     <w:sectPr>

--- a/origin_equivariance/BSPC_Manuscript_v16_with_figs.docx
+++ b/origin_equivariance/BSPC_Manuscript_v16_with_figs.docx
@@ -19817,7 +19817,7 @@
           <w:i w:val="0"/>
           <w:sz w:val="24"/>
         </w:rPr>
-        <w:t>BCI Competition IV datasets 2a and 2b are available from the competition organisers. SEED and SEED-IV are available from the BCMI Laboratory, Shanghai Jiao Tong University, on request for academic use; the present study used the differential-entropy features distributed with those releases, unmodified. NER2015 and grasp-and-lift are Kaggle competition datasets and are publicly available. The analysis code, the feature-cache schema and the plain-text output of every number reported in this paper are archived at https://github.com/gzhgzy1234567890-lang/EEG-BSPC/tree/main/origin_equivariance (analysis commit a532f1d7c6), which is the version of record for the code.</w:t>
+        <w:t>BCI Competition IV datasets 2a and 2b are available from the competition organisers. SEED and SEED-IV are available from the BCMI Laboratory, Shanghai Jiao Tong University, on request for academic use; the present study used the differential-entropy features distributed with those releases, unmodified. NER2015 and grasp-and-lift are Kaggle competition datasets and are publicly available. The analysis code, the feature-cache schema and the plain-text output of every number reported in this paper are archived at https://github.com/gzhgzy1234567890-lang/EEG-BSPC/tree/main/origin_equivariance (analysis commit 9c32dcfd1e), which is the version of record for the code.</w:t>
       </w:r>
     </w:p>
     <w:p>

--- a/origin_equivariance/BSPC_Manuscript_v16_with_figs.docx
+++ b/origin_equivariance/BSPC_Manuscript_v16_with_figs.docx
@@ -15,7 +15,7 @@
           <w:i w:val="0"/>
           <w:sz w:val="32"/>
         </w:rPr>
-        <w:t>Invariance of mean correction in cross-session EEG decoding: verification, failure mechanism and boundaries</w:t>
+        <w:t>Causal mean correction in cross-session EEG decoding: when it helps, when it hurts, and an estimator that decides</w:t>
       </w:r>
     </w:p>
     <w:p>
@@ -274,7 +274,7 @@
           <w:i w:val="0"/>
           <w:sz w:val="24"/>
         </w:rPr>
-        <w:t>A mean correction is the first step of almost every cross-session EEG pipeline, and two operations circulate under that name: centring both sessions, or centring one. We ask which is invariant, what the other costs, and whether the correction survives when the target session arrives one trial at a time. Equivariance: a correction is invariant to a change of the coordinate origin exactly when it translates by a translation-equivariant estimate of the target mean; that family is larger than the sample mean. Score-difference equivalence: two corrections leave every class-score difference unchanged exactly when their references differ by a vector whose projection onto the centred classifier weights vanishes. The study covers 845 cells from five datasets plus 90 held-out cells from SEED-IV. An origin sweep leaves the equivariant pipelines unchanged by 0.000 in balanced accuracy and drives the one-sided form toward chance; an equal-norm direction control shows that only the component of the origin along the weights matters. A Gaussian model of the displacement explains the sign of the change when its parameters are read from the target, and a source-only version does not beat the majority sign: it is a mechanism, not a predictor. On a common post-prefix test set, a causal running mean matches the batch correction on BCI-2b and BCI-2a, approaches it on SEED as the calibration window grows, and fails on grasp-and-lift, where no correction is better than a badly estimated one. A source-only statistic ranks feature families but does not screen sessions.</w:t>
+        <w:t>Removing a session mean is the first step of almost every cross-session EEG pipeline, and in deployment the mean has to be estimated from the trials that have already arrived. We ask when that causal estimate helps, when it hurts, and whether the pipeline can decide without target labels. The theory is short: a correction is invariant to the coordinate origin exactly when it translates by a translation-equivariant estimate of the target mean, and two corrections leave every score difference unchanged exactly when their references differ by a vector in the null space of the centred weights. The failure of the one-sided form is a threshold displacement whose sign is carried by the threshold error the training session already carries. The experiments cover 845 cells from five datasets plus 90 held-out cells from SEED-IV. Four causal estimators of the target mean are compared on one common post-prefix test set: a cumulative mean, a sliding window, an exponential average, and a shrunk estimator whose weight on the correction is n_eff/(n_eff + τ) with n_eff the estimator's effective sample size. The cumulative mean recovers the transductive gain on BCI-2b, BCI-2a and SEED but loses 0.115 on grasp-and-lift; the window and the exponential average lose on SEED as well, because a short window sees one film block; the shrunk estimator is the only one that is non-negative on all five datasets (+0.026, +0.040, +0.225, −0.001, −0.024). Subtracting the estimate without adding the training mean back loses 0.05 to 0.18.</w:t>
       </w:r>
     </w:p>
     <w:p>
@@ -550,7 +550,7 @@
           <w:i w:val="0"/>
           <w:sz w:val="24"/>
         </w:rPr>
-        <w:t xml:space="preserve"> A recent controlled benchmark makes the question concrete rather than academic: Rahimipour and Van Hulle [20] compare a tangent-space pipeline with unsupervised test-time recentering against deep sequence models on eight public motor-imagery datasets and conclude that the recentering, not the architecture, carries the cross-session advantage — the pipeline beats its recentering-free twin only across sessions, and is indistinguishable from it within a session. Their recentering is computed at test time, i.e. transductively, which is precisely the protocol whose causal counterpart we measure in Section 4.2. If the correction is the operative ingredient, then which correction it is, and whether it survives being computed online, are the questions worth answering.</w:t>
+        <w:t xml:space="preserve"> A recent controlled benchmark makes the question concrete rather than academic: Rahimipour and Van Hulle [20] compare a tangent-space pipeline with unsupervised test-time recentering against deep sequence models on eight public motor-imagery datasets and conclude that the recentering, not the architecture, carries the cross-session advantage — the pipeline beats its recentering-free twin only across sessions, and is indistinguishable from it within a session. Their recentering is computed at test time, i.e. transductively, and it acts in the tangent space of the SPD manifold rather than on a Euclidean feature mean; the two operations share the word but not the object, and what we analyse here is the Euclidean one. That is also the operation a deployment can compute from a stream of feature vectors, which is why the causal question in Section 4.2 is worth asking of it. If the correction is the operative ingredient, then which correction it is, and whether it survives being computed online, are the questions worth answering.</w:t>
       </w:r>
     </w:p>
     <w:p>
@@ -3530,7 +3530,7 @@
           <w:i w:val="0"/>
           <w:sz w:val="24"/>
         </w:rPr>
-        <w:t xml:space="preserve"> is one dataset-representation-subject-ordered-pair combination: 845 development cells from 61 subjects and 182 sessions, plus 90 held-out cells from 15 further subjects (76 subjects and 227 sessions in total). Because a subject contributes several representations of the same pair, 845 cells correspond to </w:t>
+        <w:t xml:space="preserve"> is one dataset-representation-subject-ordered-pair combination: 845 development cells from 61 subjects and 182 sessions, plus 90 held-out cells from 15 further subjects (76 subjects and 227 sessions in total). SEED and SEED-IV are distributed as separate cohorts; the releases we used share no subject identifiers, and we treat them as different subjects while noting that we cannot verify that no individual took part in both. Because a subject contributes several representations of the same pair, 845 cells correspond to </w:t>
       </w:r>
       <w:r>
         <w:rPr>
@@ -3950,7 +3950,79 @@
           <w:i w:val="0"/>
           <w:sz w:val="24"/>
         </w:rPr>
-        <w:t xml:space="preserve"> divides by the session covariance before the log. SEED and SEED-IV use the distributed differential-entropy features unmodified (five bands). NER2015 and grasp-and-lift use the mean and the log power over eight windows respectively. Classifiers use scikit-learn defaults except where stated: LDA with Ledoit-Wolf shrinkage, logistic regression with C = 1 and the lbfgs solver, linear SVM with C = 0.01, all with a fixed random state of 0. A minimal reproduction of Table 3 from the cached features is </w:t>
+        <w:t xml:space="preserve"> divides by the session covariance before the log. SEED and SEED-IV use the distributed differential-entropy features unmodified (five bands). NER2015 and grasp-and-lift use the mean and the log power over eight windows respectively. Classifiers use scikit-learn defaults except where stated: LDA with </w:t>
+      </w:r>
+      <w:r>
+        <w:rPr>
+          <w:rFonts w:ascii="Courier New" w:hAnsi="Courier New" w:eastAsia="Courier New" w:cs="Courier New"/>
+          <w:b w:val="0"/>
+          <w:i w:val="0"/>
+          <w:sz w:val="24"/>
+        </w:rPr>
+        <w:t>solver='lsqr'</w:t>
+      </w:r>
+      <w:r>
+        <w:rPr>
+          <w:rFonts w:ascii="Times New Roman" w:hAnsi="Times New Roman" w:eastAsia="Times New Roman" w:cs="Times New Roman"/>
+          <w:b w:val="0"/>
+          <w:i w:val="0"/>
+          <w:sz w:val="24"/>
+        </w:rPr>
+        <w:t xml:space="preserve"> and </w:t>
+      </w:r>
+      <w:r>
+        <w:rPr>
+          <w:rFonts w:ascii="Courier New" w:hAnsi="Courier New" w:eastAsia="Courier New" w:cs="Courier New"/>
+          <w:b w:val="0"/>
+          <w:i w:val="0"/>
+          <w:sz w:val="24"/>
+        </w:rPr>
+        <w:t>shrinkage='auto'</w:t>
+      </w:r>
+      <w:r>
+        <w:rPr>
+          <w:rFonts w:ascii="Times New Roman" w:hAnsi="Times New Roman" w:eastAsia="Times New Roman" w:cs="Times New Roman"/>
+          <w:b w:val="0"/>
+          <w:i w:val="0"/>
+          <w:sz w:val="24"/>
+        </w:rPr>
+        <w:t xml:space="preserve"> (the </w:t>
+      </w:r>
+      <w:r>
+        <w:rPr>
+          <w:rFonts w:ascii="Courier New" w:hAnsi="Courier New" w:eastAsia="Courier New" w:cs="Courier New"/>
+          <w:b w:val="0"/>
+          <w:i w:val="0"/>
+          <w:sz w:val="24"/>
+        </w:rPr>
+        <w:t>svd</w:t>
+      </w:r>
+      <w:r>
+        <w:rPr>
+          <w:rFonts w:ascii="Times New Roman" w:hAnsi="Times New Roman" w:eastAsia="Times New Roman" w:cs="Times New Roman"/>
+          <w:b w:val="0"/>
+          <w:i w:val="0"/>
+          <w:sz w:val="24"/>
+        </w:rPr>
+        <w:t xml:space="preserve"> solver does not support shrinkage), logistic regression with C = 1 and the lbfgs solver, linear SVM with C = 0.01 and </w:t>
+      </w:r>
+      <w:r>
+        <w:rPr>
+          <w:rFonts w:ascii="Courier New" w:hAnsi="Courier New" w:eastAsia="Courier New" w:cs="Courier New"/>
+          <w:b w:val="0"/>
+          <w:i w:val="0"/>
+          <w:sz w:val="24"/>
+        </w:rPr>
+        <w:t>dual=False</w:t>
+      </w:r>
+      <w:r>
+        <w:rPr>
+          <w:rFonts w:ascii="Times New Roman" w:hAnsi="Times New Roman" w:eastAsia="Times New Roman" w:cs="Times New Roman"/>
+          <w:b w:val="0"/>
+          <w:i w:val="0"/>
+          <w:sz w:val="24"/>
+        </w:rPr>
+        <w:t xml:space="preserve">, all with a fixed random state of 0; numpy 1.21, scipy 1.7, scikit-learn 1.0. A minimal reproduction of Table 3 from the cached features is </w:t>
       </w:r>
       <w:r>
         <w:rPr>
@@ -4145,7 +4217,61 @@
           <w:i w:val="0"/>
           <w:sz w:val="24"/>
         </w:rPr>
-        <w:t>. In our data the two agree in 100.0 per cent of samples for BCI-2a and BCI-2b, and this is an empirical fact about LDA with Ledoit-Wolf shrinkage rather than a theorem: without shrinkage the covariance estimate on grasp-and-lift is rank-deficient and the agreement drops to 51.8 per cent (Section 4.10).</w:t>
+        <w:t xml:space="preserve">. In our data the two agree in 100.0 per cent of samples for BCI-2a and BCI-2b, and this is an empirical fact about LDA with Ledoit-Wolf shrinkage rather than a theorem: without shrinkage the covariance estimate on grasp-and-lift is rank-deficient and the agreement drops to 51.8 per cent (Section 4.10). What Table 4 calls the </w:t>
+      </w:r>
+      <w:r>
+        <w:rPr>
+          <w:rFonts w:ascii="Times New Roman" w:hAnsi="Times New Roman" w:eastAsia="Times New Roman" w:cs="Times New Roman"/>
+          <w:b w:val="0"/>
+          <w:i/>
+          <w:sz w:val="24"/>
+        </w:rPr>
+        <w:t>one-sided patch</w:t>
+      </w:r>
+      <w:r>
+        <w:rPr>
+          <w:rFonts w:ascii="Times New Roman" w:hAnsi="Times New Roman" w:eastAsia="Times New Roman" w:cs="Times New Roman"/>
+          <w:b w:val="0"/>
+          <w:i w:val="0"/>
+          <w:sz w:val="24"/>
+        </w:rPr>
+        <w:t xml:space="preserve"> is a different object: it standardises the target only (or subtracts its mean only) and leaves the training session raw, which is not </w:t>
+      </w:r>
+      <w:r>
+        <w:rPr>
+          <w:rFonts w:ascii="Courier New" w:hAnsi="Courier New" w:eastAsia="Courier New" w:cs="Courier New"/>
+          <w:b w:val="0"/>
+          <w:i w:val="0"/>
+          <w:sz w:val="24"/>
+        </w:rPr>
+        <w:t>z-score</w:t>
+      </w:r>
+      <w:r>
+        <w:rPr>
+          <w:rFonts w:ascii="Times New Roman" w:hAnsi="Times New Roman" w:eastAsia="Times New Roman" w:cs="Times New Roman"/>
+          <w:b w:val="0"/>
+          <w:i w:val="0"/>
+          <w:sz w:val="24"/>
+        </w:rPr>
+        <w:t xml:space="preserve"> and does not inherit its agreement with </w:t>
+      </w:r>
+      <w:r>
+        <w:rPr>
+          <w:rFonts w:ascii="Courier New" w:hAnsi="Courier New" w:eastAsia="Courier New" w:cs="Courier New"/>
+          <w:b w:val="0"/>
+          <w:i w:val="0"/>
+          <w:sz w:val="24"/>
+        </w:rPr>
+        <w:t>none</w:t>
+      </w:r>
+      <w:r>
+        <w:rPr>
+          <w:rFonts w:ascii="Times New Roman" w:hAnsi="Times New Roman" w:eastAsia="Times New Roman" w:cs="Times New Roman"/>
+          <w:b w:val="0"/>
+          <w:i w:val="0"/>
+          <w:sz w:val="24"/>
+        </w:rPr>
+        <w:t>.</w:t>
       </w:r>
     </w:p>
     <w:p>
@@ -5669,7 +5795,7 @@
           <w:i w:val="0"/>
           <w:sz w:val="21"/>
         </w:rPr>
-        <w:t xml:space="preserve"> (a) Change in balanced accuracy of the one-sided pipeline as a function of z_T, one curve per dataset; (b) the fraction of cells that land on exactly 1/K; (c) the largest change of the two equivariant pipelines over the whole sweep. The equivariant pipelines change by 0.0e+00 in every cell at every setting; the one-sided pipeline decays toward 1/K without reaching it uniformly within the sweep.</w:t>
+        <w:t xml:space="preserve"> (a) Change in balanced accuracy of the one-sided pipeline as a function of z_T, one curve per dataset; (b) the fraction of cells that land on exactly 1/K; (c) the largest change of the two equivariant pipelines over the whole sweep, on a logarithmic axis whose floor is 10⁻¹⁶, so that a zero is drawn at the floor rather than as a measured value. The equivariant pipelines change by 0.0e+00 in every cell at every setting; the one-sided pipeline decays toward 1/K without reaching it uniformly within the sweep.</w:t>
       </w:r>
     </w:p>
     <w:p>
@@ -5728,7 +5854,7 @@
           <w:i w:val="0"/>
           <w:sz w:val="24"/>
         </w:rPr>
-        <w:t>The protocol in use is transductive, and that matters.</w:t>
+        <w:t>The mean has to be estimated online, and the estimator is a design choice.</w:t>
       </w:r>
       <w:r>
         <w:rPr>
@@ -5737,8 +5863,15 @@
           <w:i w:val="0"/>
           <w:sz w:val="24"/>
         </w:rPr>
-        <w:t xml:space="preserve"> Centring the target on its own mean uses the whole session. A deployment does not have it. We therefore scored five methods on </w:t>
-      </w:r>
+        <w:t xml:space="preserve"> Centring the target on its own mean uses the whole session; a deployment has only the trials that have arrived. Two different things can then be built, and they must not be confused.</w:t>
+      </w:r>
+    </w:p>
+    <w:p>
+      <w:pPr>
+        <w:spacing w:before="0" w:after="0" w:line="480" w:lineRule="auto"/>
+        <w:ind w:firstLine="0" w:left="0"/>
+        <w:jc w:val="left"/>
+      </w:pPr>
       <w:r>
         <w:rPr>
           <w:rFonts w:ascii="Times New Roman" w:hAnsi="Times New Roman" w:eastAsia="Times New Roman" w:cs="Times New Roman"/>
@@ -5746,7 +5879,7 @@
           <w:i/>
           <w:sz w:val="24"/>
         </w:rPr>
-        <w:t>one common set of test trials</w:t>
+        <w:t>Two-sided online correction.</w:t>
       </w:r>
       <w:r>
         <w:rPr>
@@ -5755,7 +5888,132 @@
           <w:i w:val="0"/>
           <w:sz w:val="24"/>
         </w:rPr>
-        <w:t>: the trials that follow a calibration prefix of k trials, in the recorded order. The methods are the batch correction (μ from all target trials, scored on the same post-prefix trials), a frozen prefix (μ from the first k trials), a causal running mean (trial i is centred on the mean of trials 1 … i−1), standardisation by the source statistics only, and no correction.</w:t>
+        <w:t xml:space="preserve"> The model is fitted on the uncorrected training session, and trial t of the target is corrected by</w:t>
+      </w:r>
+    </w:p>
+    <w:p>
+      <w:pPr>
+        <w:spacing w:before="0" w:after="0" w:line="480" w:lineRule="auto"/>
+        <w:ind w:firstLine="0" w:left="0"/>
+        <w:jc w:val="left"/>
+      </w:pPr>
+      <w:r>
+        <w:rPr>
+          <w:rFonts w:ascii="Times New Roman" w:hAnsi="Times New Roman" w:eastAsia="Times New Roman" w:cs="Times New Roman"/>
+          <w:b w:val="0"/>
+          <w:i w:val="0"/>
+          <w:sz w:val="24"/>
+        </w:rPr>
+        <w:t>x̃_t = x_t − μ̂_{t−1} + μ_A ,                                                (7)</w:t>
+      </w:r>
+    </w:p>
+    <w:p>
+      <w:pPr>
+        <w:spacing w:before="0" w:after="0" w:line="480" w:lineRule="auto"/>
+        <w:ind w:firstLine="0" w:left="0"/>
+        <w:jc w:val="left"/>
+      </w:pPr>
+      <w:r>
+        <w:rPr>
+          <w:rFonts w:ascii="Times New Roman" w:hAnsi="Times New Roman" w:eastAsia="Times New Roman" w:cs="Times New Roman"/>
+          <w:b w:val="0"/>
+          <w:i w:val="0"/>
+          <w:sz w:val="24"/>
+        </w:rPr>
+        <w:t xml:space="preserve">with μ̂_{t−1} an estimate from trials 1 … t−1. This is the online counterpart of the two-sided pipeline: as μ̂ → μ_B it converges to </w:t>
+      </w:r>
+      <w:r>
+        <w:rPr>
+          <w:rFonts w:ascii="Courier New" w:hAnsi="Courier New" w:eastAsia="Courier New" w:cs="Courier New"/>
+          <w:b w:val="0"/>
+          <w:i w:val="0"/>
+          <w:sz w:val="24"/>
+        </w:rPr>
+        <w:t>mean</w:t>
+      </w:r>
+      <w:r>
+        <w:rPr>
+          <w:rFonts w:ascii="Times New Roman" w:hAnsi="Times New Roman" w:eastAsia="Times New Roman" w:cs="Times New Roman"/>
+          <w:b w:val="0"/>
+          <w:i w:val="0"/>
+          <w:sz w:val="24"/>
+        </w:rPr>
+        <w:t>.</w:t>
+      </w:r>
+    </w:p>
+    <w:p>
+      <w:pPr>
+        <w:spacing w:before="0" w:after="0" w:line="480" w:lineRule="auto"/>
+        <w:ind w:firstLine="0" w:left="0"/>
+        <w:jc w:val="left"/>
+      </w:pPr>
+      <w:r>
+        <w:rPr>
+          <w:rFonts w:ascii="Times New Roman" w:hAnsi="Times New Roman" w:eastAsia="Times New Roman" w:cs="Times New Roman"/>
+          <w:b w:val="0"/>
+          <w:i/>
+          <w:sz w:val="24"/>
+        </w:rPr>
+        <w:t>One-sided patch.</w:t>
+      </w:r>
+      <w:r>
+        <w:rPr>
+          <w:rFonts w:ascii="Times New Roman" w:hAnsi="Times New Roman" w:eastAsia="Times New Roman" w:cs="Times New Roman"/>
+          <w:b w:val="0"/>
+          <w:i w:val="0"/>
+          <w:sz w:val="24"/>
+        </w:rPr>
+        <w:t xml:space="preserve"> The same but without the training mean,</w:t>
+      </w:r>
+    </w:p>
+    <w:p>
+      <w:pPr>
+        <w:spacing w:before="0" w:after="0" w:line="480" w:lineRule="auto"/>
+        <w:ind w:firstLine="0" w:left="0"/>
+        <w:jc w:val="left"/>
+      </w:pPr>
+      <w:r>
+        <w:rPr>
+          <w:rFonts w:ascii="Times New Roman" w:hAnsi="Times New Roman" w:eastAsia="Times New Roman" w:cs="Times New Roman"/>
+          <w:b w:val="0"/>
+          <w:i w:val="0"/>
+          <w:sz w:val="24"/>
+        </w:rPr>
+        <w:t>x̃_t = x_t − μ̂_{t−1} ,                                                      (8)</w:t>
+      </w:r>
+    </w:p>
+    <w:p>
+      <w:pPr>
+        <w:spacing w:before="0" w:after="0" w:line="480" w:lineRule="auto"/>
+        <w:ind w:firstLine="0" w:left="0"/>
+        <w:jc w:val="left"/>
+      </w:pPr>
+      <w:r>
+        <w:rPr>
+          <w:rFonts w:ascii="Times New Roman" w:hAnsi="Times New Roman" w:eastAsia="Times New Roman" w:cs="Times New Roman"/>
+          <w:b w:val="0"/>
+          <w:i w:val="0"/>
+          <w:sz w:val="24"/>
+        </w:rPr>
+        <w:t xml:space="preserve">which is the </w:t>
+      </w:r>
+      <w:r>
+        <w:rPr>
+          <w:rFonts w:ascii="Courier New" w:hAnsi="Courier New" w:eastAsia="Courier New" w:cs="Courier New"/>
+          <w:b w:val="0"/>
+          <w:i w:val="0"/>
+          <w:sz w:val="24"/>
+        </w:rPr>
+        <w:t>zero</w:t>
+      </w:r>
+      <w:r>
+        <w:rPr>
+          <w:rFonts w:ascii="Times New Roman" w:hAnsi="Times New Roman" w:eastAsia="Times New Roman" w:cs="Times New Roman"/>
+          <w:b w:val="0"/>
+          <w:i w:val="0"/>
+          <w:sz w:val="24"/>
+        </w:rPr>
+        <w:t xml:space="preserve"> pipeline of Section 2.1 and the failure mode this paper analyses. Equations (7) and (8) differ by μ_A, i.e. by exactly the quantity at issue.</w:t>
       </w:r>
     </w:p>
     <w:p>
@@ -5779,7 +6037,7 @@
           <w:i w:val="0"/>
           <w:sz w:val="21"/>
         </w:rPr>
-        <w:t xml:space="preserve">Balanced accuracy on the common post-prefix test trials, LDA, mean over cells. </w:t>
+        <w:t xml:space="preserve">Balanced accuracy on one common post-prefix test set (trials k+1 … n), LDA, mean over cells; k = 20 except SEED, where k = 50. </w:t>
       </w:r>
       <w:r>
         <w:rPr>
@@ -5797,7 +6055,7 @@
           <w:i w:val="0"/>
           <w:sz w:val="21"/>
         </w:rPr>
-        <w:t xml:space="preserve"> is transductive and is scored on the same trials as the others, so the comparison is paired. The subject-level paired difference is for the frozen prefix against </w:t>
+        <w:t xml:space="preserve"> is the transductive correction scored on the same trials. The last column is the one-sided patch of Equation (8) with the cumulative estimate. The intervals are subject-level paired differences against </w:t>
       </w:r>
       <w:r>
         <w:rPr>
@@ -5806,7 +6064,7 @@
           <w:i w:val="0"/>
           <w:sz w:val="21"/>
         </w:rPr>
-        <w:t>batch</w:t>
+        <w:t>none</w:t>
       </w:r>
       <w:r>
         <w:rPr>
@@ -5815,7 +6073,7 @@
           <w:i w:val="0"/>
           <w:sz w:val="21"/>
         </w:rPr>
-        <w:t xml:space="preserve"> at k = 50.</w:t>
+        <w:t xml:space="preserve"> (4,000 bootstrap resamples).</w:t>
       </w:r>
     </w:p>
     <w:tbl>
@@ -5835,13 +6093,14 @@
         <w:tblLayout w:type="fixed"/>
       </w:tblPr>
       <w:tblGrid>
-        <w:gridCol w:w="1296"/>
-        <w:gridCol w:w="1296"/>
-        <w:gridCol w:w="1296"/>
-        <w:gridCol w:w="1296"/>
-        <w:gridCol w:w="1296"/>
-        <w:gridCol w:w="1296"/>
-        <w:gridCol w:w="1296"/>
+        <w:gridCol w:w="1134"/>
+        <w:gridCol w:w="1134"/>
+        <w:gridCol w:w="1134"/>
+        <w:gridCol w:w="1134"/>
+        <w:gridCol w:w="1134"/>
+        <w:gridCol w:w="1134"/>
+        <w:gridCol w:w="1134"/>
+        <w:gridCol w:w="1134"/>
       </w:tblGrid>
       <w:tr>
         <w:trPr>
@@ -5849,7 +6108,7 @@
         </w:trPr>
         <w:tc>
           <w:tcPr>
-            <w:tcW w:type="dxa" w:w="1296"/>
+            <w:tcW w:type="dxa" w:w="1134"/>
             <w:tcBorders>
               <w:bottom w:val="single" w:sz="6" w:space="0" w:color="000000"/>
             </w:tcBorders>
@@ -5873,7 +6132,7 @@
         </w:tc>
         <w:tc>
           <w:tcPr>
-            <w:tcW w:type="dxa" w:w="1296"/>
+            <w:tcW w:type="dxa" w:w="1134"/>
             <w:tcBorders>
               <w:bottom w:val="single" w:sz="6" w:space="0" w:color="000000"/>
             </w:tcBorders>
@@ -5891,13 +6150,13 @@
                 <w:i w:val="0"/>
                 <w:sz w:val="18"/>
               </w:rPr>
-              <w:t>k</w:t>
-            </w:r>
-          </w:p>
-        </w:tc>
-        <w:tc>
-          <w:tcPr>
-            <w:tcW w:type="dxa" w:w="1296"/>
+              <w:t>none</w:t>
+            </w:r>
+          </w:p>
+        </w:tc>
+        <w:tc>
+          <w:tcPr>
+            <w:tcW w:type="dxa" w:w="1134"/>
             <w:tcBorders>
               <w:bottom w:val="single" w:sz="6" w:space="0" w:color="000000"/>
             </w:tcBorders>
@@ -5921,7 +6180,7 @@
         </w:tc>
         <w:tc>
           <w:tcPr>
-            <w:tcW w:type="dxa" w:w="1296"/>
+            <w:tcW w:type="dxa" w:w="1134"/>
             <w:tcBorders>
               <w:bottom w:val="single" w:sz="6" w:space="0" w:color="000000"/>
             </w:tcBorders>
@@ -5939,13 +6198,13 @@
                 <w:i w:val="0"/>
                 <w:sz w:val="18"/>
               </w:rPr>
-              <w:t>frozen prefix</w:t>
-            </w:r>
-          </w:p>
-        </w:tc>
-        <w:tc>
-          <w:tcPr>
-            <w:tcW w:type="dxa" w:w="1296"/>
+              <w:t>cumulative</w:t>
+            </w:r>
+          </w:p>
+        </w:tc>
+        <w:tc>
+          <w:tcPr>
+            <w:tcW w:type="dxa" w:w="1134"/>
             <w:tcBorders>
               <w:bottom w:val="single" w:sz="6" w:space="0" w:color="000000"/>
             </w:tcBorders>
@@ -5963,13 +6222,13 @@
                 <w:i w:val="0"/>
                 <w:sz w:val="18"/>
               </w:rPr>
-              <w:t>running mean</w:t>
-            </w:r>
-          </w:p>
-        </w:tc>
-        <w:tc>
-          <w:tcPr>
-            <w:tcW w:type="dxa" w:w="1296"/>
+              <w:t>window (50)</w:t>
+            </w:r>
+          </w:p>
+        </w:tc>
+        <w:tc>
+          <w:tcPr>
+            <w:tcW w:type="dxa" w:w="1134"/>
             <w:tcBorders>
               <w:bottom w:val="single" w:sz="6" w:space="0" w:color="000000"/>
             </w:tcBorders>
@@ -5987,13 +6246,13 @@
                 <w:i w:val="0"/>
                 <w:sz w:val="18"/>
               </w:rPr>
-              <w:t>source std</w:t>
-            </w:r>
-          </w:p>
-        </w:tc>
-        <w:tc>
-          <w:tcPr>
-            <w:tcW w:type="dxa" w:w="1296"/>
+              <w:t>exponential (0.05)</w:t>
+            </w:r>
+          </w:p>
+        </w:tc>
+        <w:tc>
+          <w:tcPr>
+            <w:tcW w:type="dxa" w:w="1134"/>
             <w:tcBorders>
               <w:bottom w:val="single" w:sz="6" w:space="0" w:color="000000"/>
             </w:tcBorders>
@@ -6011,7 +6270,31 @@
                 <w:i w:val="0"/>
                 <w:sz w:val="18"/>
               </w:rPr>
-              <w:t>none</w:t>
+              <w:t>shrunk</w:t>
+            </w:r>
+          </w:p>
+        </w:tc>
+        <w:tc>
+          <w:tcPr>
+            <w:tcW w:type="dxa" w:w="1134"/>
+            <w:tcBorders>
+              <w:bottom w:val="single" w:sz="6" w:space="0" w:color="000000"/>
+            </w:tcBorders>
+          </w:tcPr>
+          <w:p>
+            <w:pPr>
+              <w:spacing w:before="40" w:after="40" w:line="240" w:lineRule="auto"/>
+              <w:jc w:val="center"/>
+            </w:pPr>
+            <w:r/>
+            <w:r>
+              <w:rPr>
+                <w:rFonts w:ascii="Times New Roman" w:hAnsi="Times New Roman" w:eastAsia="Times New Roman" w:cs="Times New Roman"/>
+                <w:b/>
+                <w:i w:val="0"/>
+                <w:sz w:val="18"/>
+              </w:rPr>
+              <w:t>one-sided patch</w:t>
             </w:r>
           </w:p>
         </w:tc>
@@ -6019,7 +6302,7 @@
       <w:tr>
         <w:tc>
           <w:tcPr>
-            <w:tcW w:type="dxa" w:w="1296"/>
+            <w:tcW w:type="dxa" w:w="1134"/>
           </w:tcPr>
           <w:p>
             <w:pPr>
@@ -6040,7 +6323,7 @@
         </w:tc>
         <w:tc>
           <w:tcPr>
-            <w:tcW w:type="dxa" w:w="1296"/>
+            <w:tcW w:type="dxa" w:w="1134"/>
           </w:tcPr>
           <w:p>
             <w:pPr>
@@ -6055,112 +6338,133 @@
                 <w:i w:val="0"/>
                 <w:sz w:val="18"/>
               </w:rPr>
-              <w:t>5</w:t>
-            </w:r>
-          </w:p>
-        </w:tc>
-        <w:tc>
-          <w:tcPr>
-            <w:tcW w:type="dxa" w:w="1296"/>
-          </w:tcPr>
-          <w:p>
-            <w:pPr>
-              <w:spacing w:before="40" w:after="40" w:line="240" w:lineRule="auto"/>
-              <w:jc w:val="center"/>
-            </w:pPr>
-            <w:r/>
-            <w:r>
-              <w:rPr>
-                <w:rFonts w:ascii="Times New Roman" w:hAnsi="Times New Roman" w:eastAsia="Times New Roman" w:cs="Times New Roman"/>
-                <w:b w:val="0"/>
-                <w:i w:val="0"/>
-                <w:sz w:val="18"/>
-              </w:rPr>
-              <w:t>0.7408</w:t>
-            </w:r>
-          </w:p>
-        </w:tc>
-        <w:tc>
-          <w:tcPr>
-            <w:tcW w:type="dxa" w:w="1296"/>
-          </w:tcPr>
-          <w:p>
-            <w:pPr>
-              <w:spacing w:before="40" w:after="40" w:line="240" w:lineRule="auto"/>
-              <w:jc w:val="center"/>
-            </w:pPr>
-            <w:r/>
-            <w:r>
-              <w:rPr>
-                <w:rFonts w:ascii="Times New Roman" w:hAnsi="Times New Roman" w:eastAsia="Times New Roman" w:cs="Times New Roman"/>
-                <w:b w:val="0"/>
-                <w:i w:val="0"/>
-                <w:sz w:val="18"/>
-              </w:rPr>
-              <w:t>0.7034</w:t>
-            </w:r>
-          </w:p>
-        </w:tc>
-        <w:tc>
-          <w:tcPr>
-            <w:tcW w:type="dxa" w:w="1296"/>
-          </w:tcPr>
-          <w:p>
-            <w:pPr>
-              <w:spacing w:before="40" w:after="40" w:line="240" w:lineRule="auto"/>
-              <w:jc w:val="center"/>
-            </w:pPr>
-            <w:r/>
-            <w:r>
-              <w:rPr>
-                <w:rFonts w:ascii="Times New Roman" w:hAnsi="Times New Roman" w:eastAsia="Times New Roman" w:cs="Times New Roman"/>
-                <w:b w:val="0"/>
-                <w:i w:val="0"/>
-                <w:sz w:val="18"/>
-              </w:rPr>
-              <w:t>0.7413</w:t>
-            </w:r>
-          </w:p>
-        </w:tc>
-        <w:tc>
-          <w:tcPr>
-            <w:tcW w:type="dxa" w:w="1296"/>
-          </w:tcPr>
-          <w:p>
-            <w:pPr>
-              <w:spacing w:before="40" w:after="40" w:line="240" w:lineRule="auto"/>
-              <w:jc w:val="center"/>
-            </w:pPr>
-            <w:r/>
-            <w:r>
-              <w:rPr>
-                <w:rFonts w:ascii="Times New Roman" w:hAnsi="Times New Roman" w:eastAsia="Times New Roman" w:cs="Times New Roman"/>
-                <w:b w:val="0"/>
-                <w:i w:val="0"/>
-                <w:sz w:val="18"/>
-              </w:rPr>
-              <w:t>0.5735</w:t>
-            </w:r>
-          </w:p>
-        </w:tc>
-        <w:tc>
-          <w:tcPr>
-            <w:tcW w:type="dxa" w:w="1296"/>
-          </w:tcPr>
-          <w:p>
-            <w:pPr>
-              <w:spacing w:before="40" w:after="40" w:line="240" w:lineRule="auto"/>
-              <w:jc w:val="center"/>
-            </w:pPr>
-            <w:r/>
-            <w:r>
-              <w:rPr>
-                <w:rFonts w:ascii="Times New Roman" w:hAnsi="Times New Roman" w:eastAsia="Times New Roman" w:cs="Times New Roman"/>
-                <w:b w:val="0"/>
-                <w:i w:val="0"/>
-                <w:sz w:val="18"/>
-              </w:rPr>
-              <w:t>0.7072</w:t>
+              <w:t>0.7063</w:t>
+            </w:r>
+          </w:p>
+        </w:tc>
+        <w:tc>
+          <w:tcPr>
+            <w:tcW w:type="dxa" w:w="1134"/>
+          </w:tcPr>
+          <w:p>
+            <w:pPr>
+              <w:spacing w:before="40" w:after="40" w:line="240" w:lineRule="auto"/>
+              <w:jc w:val="center"/>
+            </w:pPr>
+            <w:r/>
+            <w:r>
+              <w:rPr>
+                <w:rFonts w:ascii="Times New Roman" w:hAnsi="Times New Roman" w:eastAsia="Times New Roman" w:cs="Times New Roman"/>
+                <w:b w:val="0"/>
+                <w:i w:val="0"/>
+                <w:sz w:val="18"/>
+              </w:rPr>
+              <w:t>0.7428</w:t>
+            </w:r>
+          </w:p>
+        </w:tc>
+        <w:tc>
+          <w:tcPr>
+            <w:tcW w:type="dxa" w:w="1134"/>
+          </w:tcPr>
+          <w:p>
+            <w:pPr>
+              <w:spacing w:before="40" w:after="40" w:line="240" w:lineRule="auto"/>
+              <w:jc w:val="center"/>
+            </w:pPr>
+            <w:r/>
+            <w:r>
+              <w:rPr>
+                <w:rFonts w:ascii="Times New Roman" w:hAnsi="Times New Roman" w:eastAsia="Times New Roman" w:cs="Times New Roman"/>
+                <w:b w:val="0"/>
+                <w:i w:val="0"/>
+                <w:sz w:val="18"/>
+              </w:rPr>
+              <w:t>0.7417</w:t>
+            </w:r>
+          </w:p>
+        </w:tc>
+        <w:tc>
+          <w:tcPr>
+            <w:tcW w:type="dxa" w:w="1134"/>
+          </w:tcPr>
+          <w:p>
+            <w:pPr>
+              <w:spacing w:before="40" w:after="40" w:line="240" w:lineRule="auto"/>
+              <w:jc w:val="center"/>
+            </w:pPr>
+            <w:r/>
+            <w:r>
+              <w:rPr>
+                <w:rFonts w:ascii="Times New Roman" w:hAnsi="Times New Roman" w:eastAsia="Times New Roman" w:cs="Times New Roman"/>
+                <w:b w:val="0"/>
+                <w:i w:val="0"/>
+                <w:sz w:val="18"/>
+              </w:rPr>
+              <w:t>0.7419</w:t>
+            </w:r>
+          </w:p>
+        </w:tc>
+        <w:tc>
+          <w:tcPr>
+            <w:tcW w:type="dxa" w:w="1134"/>
+          </w:tcPr>
+          <w:p>
+            <w:pPr>
+              <w:spacing w:before="40" w:after="40" w:line="240" w:lineRule="auto"/>
+              <w:jc w:val="center"/>
+            </w:pPr>
+            <w:r/>
+            <w:r>
+              <w:rPr>
+                <w:rFonts w:ascii="Times New Roman" w:hAnsi="Times New Roman" w:eastAsia="Times New Roman" w:cs="Times New Roman"/>
+                <w:b w:val="0"/>
+                <w:i w:val="0"/>
+                <w:sz w:val="18"/>
+              </w:rPr>
+              <w:t>0.7420</w:t>
+            </w:r>
+          </w:p>
+        </w:tc>
+        <w:tc>
+          <w:tcPr>
+            <w:tcW w:type="dxa" w:w="1134"/>
+          </w:tcPr>
+          <w:p>
+            <w:pPr>
+              <w:spacing w:before="40" w:after="40" w:line="240" w:lineRule="auto"/>
+              <w:jc w:val="center"/>
+            </w:pPr>
+            <w:r/>
+            <w:r>
+              <w:rPr>
+                <w:rFonts w:ascii="Times New Roman" w:hAnsi="Times New Roman" w:eastAsia="Times New Roman" w:cs="Times New Roman"/>
+                <w:b w:val="0"/>
+                <w:i w:val="0"/>
+                <w:sz w:val="18"/>
+              </w:rPr>
+              <w:t>0.7327</w:t>
+            </w:r>
+          </w:p>
+        </w:tc>
+        <w:tc>
+          <w:tcPr>
+            <w:tcW w:type="dxa" w:w="1134"/>
+          </w:tcPr>
+          <w:p>
+            <w:pPr>
+              <w:spacing w:before="40" w:after="40" w:line="240" w:lineRule="auto"/>
+              <w:jc w:val="center"/>
+            </w:pPr>
+            <w:r/>
+            <w:r>
+              <w:rPr>
+                <w:rFonts w:ascii="Times New Roman" w:hAnsi="Times New Roman" w:eastAsia="Times New Roman" w:cs="Times New Roman"/>
+                <w:b w:val="0"/>
+                <w:i w:val="0"/>
+                <w:sz w:val="18"/>
+              </w:rPr>
+              <w:t>0.5839</w:t>
             </w:r>
           </w:p>
         </w:tc>
@@ -6168,28 +6472,28 @@
       <w:tr>
         <w:tc>
           <w:tcPr>
-            <w:tcW w:type="dxa" w:w="1296"/>
-          </w:tcPr>
-          <w:p>
-            <w:pPr>
-              <w:spacing w:before="40" w:after="40" w:line="240" w:lineRule="auto"/>
-              <w:jc w:val="center"/>
-            </w:pPr>
-            <w:r/>
-            <w:r>
-              <w:rPr>
-                <w:rFonts w:ascii="Times New Roman" w:hAnsi="Times New Roman" w:eastAsia="Times New Roman" w:cs="Times New Roman"/>
-                <w:b w:val="0"/>
-                <w:i w:val="0"/>
-                <w:sz w:val="18"/>
-              </w:rPr>
-              <w:t>BCI-2b</w:t>
-            </w:r>
-          </w:p>
-        </w:tc>
-        <w:tc>
-          <w:tcPr>
-            <w:tcW w:type="dxa" w:w="1296"/>
+            <w:tcW w:type="dxa" w:w="1134"/>
+          </w:tcPr>
+          <w:p>
+            <w:pPr>
+              <w:spacing w:before="40" w:after="40" w:line="240" w:lineRule="auto"/>
+              <w:jc w:val="center"/>
+            </w:pPr>
+            <w:r/>
+            <w:r>
+              <w:rPr>
+                <w:rFonts w:ascii="Times New Roman" w:hAnsi="Times New Roman" w:eastAsia="Times New Roman" w:cs="Times New Roman"/>
+                <w:b w:val="0"/>
+                <w:i w:val="0"/>
+                <w:sz w:val="18"/>
+              </w:rPr>
+              <w:t>BCI-2a</w:t>
+            </w:r>
+          </w:p>
+        </w:tc>
+        <w:tc>
+          <w:tcPr>
+            <w:tcW w:type="dxa" w:w="1134"/>
           </w:tcPr>
           <w:p>
             <w:pPr>
@@ -6204,112 +6508,133 @@
                 <w:i w:val="0"/>
                 <w:sz w:val="18"/>
               </w:rPr>
-              <w:t>50</w:t>
-            </w:r>
-          </w:p>
-        </w:tc>
-        <w:tc>
-          <w:tcPr>
-            <w:tcW w:type="dxa" w:w="1296"/>
-          </w:tcPr>
-          <w:p>
-            <w:pPr>
-              <w:spacing w:before="40" w:after="40" w:line="240" w:lineRule="auto"/>
-              <w:jc w:val="center"/>
-            </w:pPr>
-            <w:r/>
-            <w:r>
-              <w:rPr>
-                <w:rFonts w:ascii="Times New Roman" w:hAnsi="Times New Roman" w:eastAsia="Times New Roman" w:cs="Times New Roman"/>
-                <w:b w:val="0"/>
-                <w:i w:val="0"/>
-                <w:sz w:val="18"/>
-              </w:rPr>
-              <w:t>0.7516</w:t>
-            </w:r>
-          </w:p>
-        </w:tc>
-        <w:tc>
-          <w:tcPr>
-            <w:tcW w:type="dxa" w:w="1296"/>
-          </w:tcPr>
-          <w:p>
-            <w:pPr>
-              <w:spacing w:before="40" w:after="40" w:line="240" w:lineRule="auto"/>
-              <w:jc w:val="center"/>
-            </w:pPr>
-            <w:r/>
-            <w:r>
-              <w:rPr>
-                <w:rFonts w:ascii="Times New Roman" w:hAnsi="Times New Roman" w:eastAsia="Times New Roman" w:cs="Times New Roman"/>
-                <w:b w:val="0"/>
-                <w:i w:val="0"/>
-                <w:sz w:val="18"/>
-              </w:rPr>
-              <w:t>0.7486</w:t>
-            </w:r>
-          </w:p>
-        </w:tc>
-        <w:tc>
-          <w:tcPr>
-            <w:tcW w:type="dxa" w:w="1296"/>
-          </w:tcPr>
-          <w:p>
-            <w:pPr>
-              <w:spacing w:before="40" w:after="40" w:line="240" w:lineRule="auto"/>
-              <w:jc w:val="center"/>
-            </w:pPr>
-            <w:r/>
-            <w:r>
-              <w:rPr>
-                <w:rFonts w:ascii="Times New Roman" w:hAnsi="Times New Roman" w:eastAsia="Times New Roman" w:cs="Times New Roman"/>
-                <w:b w:val="0"/>
-                <w:i w:val="0"/>
-                <w:sz w:val="18"/>
-              </w:rPr>
-              <w:t>0.7483</w:t>
-            </w:r>
-          </w:p>
-        </w:tc>
-        <w:tc>
-          <w:tcPr>
-            <w:tcW w:type="dxa" w:w="1296"/>
-          </w:tcPr>
-          <w:p>
-            <w:pPr>
-              <w:spacing w:before="40" w:after="40" w:line="240" w:lineRule="auto"/>
-              <w:jc w:val="center"/>
-            </w:pPr>
-            <w:r/>
-            <w:r>
-              <w:rPr>
-                <w:rFonts w:ascii="Times New Roman" w:hAnsi="Times New Roman" w:eastAsia="Times New Roman" w:cs="Times New Roman"/>
-                <w:b w:val="0"/>
-                <w:i w:val="0"/>
-                <w:sz w:val="18"/>
-              </w:rPr>
-              <w:t>0.5748</w:t>
-            </w:r>
-          </w:p>
-        </w:tc>
-        <w:tc>
-          <w:tcPr>
-            <w:tcW w:type="dxa" w:w="1296"/>
-          </w:tcPr>
-          <w:p>
-            <w:pPr>
-              <w:spacing w:before="40" w:after="40" w:line="240" w:lineRule="auto"/>
-              <w:jc w:val="center"/>
-            </w:pPr>
-            <w:r/>
-            <w:r>
-              <w:rPr>
-                <w:rFonts w:ascii="Times New Roman" w:hAnsi="Times New Roman" w:eastAsia="Times New Roman" w:cs="Times New Roman"/>
-                <w:b w:val="0"/>
-                <w:i w:val="0"/>
-                <w:sz w:val="18"/>
-              </w:rPr>
-              <w:t>0.7146</w:t>
+              <w:t>0.5640</w:t>
+            </w:r>
+          </w:p>
+        </w:tc>
+        <w:tc>
+          <w:tcPr>
+            <w:tcW w:type="dxa" w:w="1134"/>
+          </w:tcPr>
+          <w:p>
+            <w:pPr>
+              <w:spacing w:before="40" w:after="40" w:line="240" w:lineRule="auto"/>
+              <w:jc w:val="center"/>
+            </w:pPr>
+            <w:r/>
+            <w:r>
+              <w:rPr>
+                <w:rFonts w:ascii="Times New Roman" w:hAnsi="Times New Roman" w:eastAsia="Times New Roman" w:cs="Times New Roman"/>
+                <w:b w:val="0"/>
+                <w:i w:val="0"/>
+                <w:sz w:val="18"/>
+              </w:rPr>
+              <w:t>0.6111</w:t>
+            </w:r>
+          </w:p>
+        </w:tc>
+        <w:tc>
+          <w:tcPr>
+            <w:tcW w:type="dxa" w:w="1134"/>
+          </w:tcPr>
+          <w:p>
+            <w:pPr>
+              <w:spacing w:before="40" w:after="40" w:line="240" w:lineRule="auto"/>
+              <w:jc w:val="center"/>
+            </w:pPr>
+            <w:r/>
+            <w:r>
+              <w:rPr>
+                <w:rFonts w:ascii="Times New Roman" w:hAnsi="Times New Roman" w:eastAsia="Times New Roman" w:cs="Times New Roman"/>
+                <w:b w:val="0"/>
+                <w:i w:val="0"/>
+                <w:sz w:val="18"/>
+              </w:rPr>
+              <w:t>0.6077</w:t>
+            </w:r>
+          </w:p>
+        </w:tc>
+        <w:tc>
+          <w:tcPr>
+            <w:tcW w:type="dxa" w:w="1134"/>
+          </w:tcPr>
+          <w:p>
+            <w:pPr>
+              <w:spacing w:before="40" w:after="40" w:line="240" w:lineRule="auto"/>
+              <w:jc w:val="center"/>
+            </w:pPr>
+            <w:r/>
+            <w:r>
+              <w:rPr>
+                <w:rFonts w:ascii="Times New Roman" w:hAnsi="Times New Roman" w:eastAsia="Times New Roman" w:cs="Times New Roman"/>
+                <w:b w:val="0"/>
+                <w:i w:val="0"/>
+                <w:sz w:val="18"/>
+              </w:rPr>
+              <w:t>0.6145</w:t>
+            </w:r>
+          </w:p>
+        </w:tc>
+        <w:tc>
+          <w:tcPr>
+            <w:tcW w:type="dxa" w:w="1134"/>
+          </w:tcPr>
+          <w:p>
+            <w:pPr>
+              <w:spacing w:before="40" w:after="40" w:line="240" w:lineRule="auto"/>
+              <w:jc w:val="center"/>
+            </w:pPr>
+            <w:r/>
+            <w:r>
+              <w:rPr>
+                <w:rFonts w:ascii="Times New Roman" w:hAnsi="Times New Roman" w:eastAsia="Times New Roman" w:cs="Times New Roman"/>
+                <w:b w:val="0"/>
+                <w:i w:val="0"/>
+                <w:sz w:val="18"/>
+              </w:rPr>
+              <w:t>0.6138</w:t>
+            </w:r>
+          </w:p>
+        </w:tc>
+        <w:tc>
+          <w:tcPr>
+            <w:tcW w:type="dxa" w:w="1134"/>
+          </w:tcPr>
+          <w:p>
+            <w:pPr>
+              <w:spacing w:before="40" w:after="40" w:line="240" w:lineRule="auto"/>
+              <w:jc w:val="center"/>
+            </w:pPr>
+            <w:r/>
+            <w:r>
+              <w:rPr>
+                <w:rFonts w:ascii="Times New Roman" w:hAnsi="Times New Roman" w:eastAsia="Times New Roman" w:cs="Times New Roman"/>
+                <w:b w:val="0"/>
+                <w:i w:val="0"/>
+                <w:sz w:val="18"/>
+              </w:rPr>
+              <w:t>0.6043</w:t>
+            </w:r>
+          </w:p>
+        </w:tc>
+        <w:tc>
+          <w:tcPr>
+            <w:tcW w:type="dxa" w:w="1134"/>
+          </w:tcPr>
+          <w:p>
+            <w:pPr>
+              <w:spacing w:before="40" w:after="40" w:line="240" w:lineRule="auto"/>
+              <w:jc w:val="center"/>
+            </w:pPr>
+            <w:r/>
+            <w:r>
+              <w:rPr>
+                <w:rFonts w:ascii="Times New Roman" w:hAnsi="Times New Roman" w:eastAsia="Times New Roman" w:cs="Times New Roman"/>
+                <w:b w:val="0"/>
+                <w:i w:val="0"/>
+                <w:sz w:val="18"/>
+              </w:rPr>
+              <w:t>0.5169</w:t>
             </w:r>
           </w:p>
         </w:tc>
@@ -6317,28 +6642,28 @@
       <w:tr>
         <w:tc>
           <w:tcPr>
-            <w:tcW w:type="dxa" w:w="1296"/>
-          </w:tcPr>
-          <w:p>
-            <w:pPr>
-              <w:spacing w:before="40" w:after="40" w:line="240" w:lineRule="auto"/>
-              <w:jc w:val="center"/>
-            </w:pPr>
-            <w:r/>
-            <w:r>
-              <w:rPr>
-                <w:rFonts w:ascii="Times New Roman" w:hAnsi="Times New Roman" w:eastAsia="Times New Roman" w:cs="Times New Roman"/>
-                <w:b w:val="0"/>
-                <w:i w:val="0"/>
-                <w:sz w:val="18"/>
-              </w:rPr>
-              <w:t>BCI-2a</w:t>
-            </w:r>
-          </w:p>
-        </w:tc>
-        <w:tc>
-          <w:tcPr>
-            <w:tcW w:type="dxa" w:w="1296"/>
+            <w:tcW w:type="dxa" w:w="1134"/>
+          </w:tcPr>
+          <w:p>
+            <w:pPr>
+              <w:spacing w:before="40" w:after="40" w:line="240" w:lineRule="auto"/>
+              <w:jc w:val="center"/>
+            </w:pPr>
+            <w:r/>
+            <w:r>
+              <w:rPr>
+                <w:rFonts w:ascii="Times New Roman" w:hAnsi="Times New Roman" w:eastAsia="Times New Roman" w:cs="Times New Roman"/>
+                <w:b w:val="0"/>
+                <w:i w:val="0"/>
+                <w:sz w:val="18"/>
+              </w:rPr>
+              <w:t>SEED</w:t>
+            </w:r>
+          </w:p>
+        </w:tc>
+        <w:tc>
+          <w:tcPr>
+            <w:tcW w:type="dxa" w:w="1134"/>
           </w:tcPr>
           <w:p>
             <w:pPr>
@@ -6353,112 +6678,133 @@
                 <w:i w:val="0"/>
                 <w:sz w:val="18"/>
               </w:rPr>
-              <w:t>5</w:t>
-            </w:r>
-          </w:p>
-        </w:tc>
-        <w:tc>
-          <w:tcPr>
-            <w:tcW w:type="dxa" w:w="1296"/>
-          </w:tcPr>
-          <w:p>
-            <w:pPr>
-              <w:spacing w:before="40" w:after="40" w:line="240" w:lineRule="auto"/>
-              <w:jc w:val="center"/>
-            </w:pPr>
-            <w:r/>
-            <w:r>
-              <w:rPr>
-                <w:rFonts w:ascii="Times New Roman" w:hAnsi="Times New Roman" w:eastAsia="Times New Roman" w:cs="Times New Roman"/>
-                <w:b w:val="0"/>
-                <w:i w:val="0"/>
-                <w:sz w:val="18"/>
-              </w:rPr>
-              <w:t>0.6124</w:t>
-            </w:r>
-          </w:p>
-        </w:tc>
-        <w:tc>
-          <w:tcPr>
-            <w:tcW w:type="dxa" w:w="1296"/>
-          </w:tcPr>
-          <w:p>
-            <w:pPr>
-              <w:spacing w:before="40" w:after="40" w:line="240" w:lineRule="auto"/>
-              <w:jc w:val="center"/>
-            </w:pPr>
-            <w:r/>
-            <w:r>
-              <w:rPr>
-                <w:rFonts w:ascii="Times New Roman" w:hAnsi="Times New Roman" w:eastAsia="Times New Roman" w:cs="Times New Roman"/>
-                <w:b w:val="0"/>
-                <w:i w:val="0"/>
-                <w:sz w:val="18"/>
-              </w:rPr>
-              <w:t>0.4939</w:t>
-            </w:r>
-          </w:p>
-        </w:tc>
-        <w:tc>
-          <w:tcPr>
-            <w:tcW w:type="dxa" w:w="1296"/>
-          </w:tcPr>
-          <w:p>
-            <w:pPr>
-              <w:spacing w:before="40" w:after="40" w:line="240" w:lineRule="auto"/>
-              <w:jc w:val="center"/>
-            </w:pPr>
-            <w:r/>
-            <w:r>
-              <w:rPr>
-                <w:rFonts w:ascii="Times New Roman" w:hAnsi="Times New Roman" w:eastAsia="Times New Roman" w:cs="Times New Roman"/>
-                <w:b w:val="0"/>
-                <w:i w:val="0"/>
-                <w:sz w:val="18"/>
-              </w:rPr>
-              <w:t>0.6087</w:t>
-            </w:r>
-          </w:p>
-        </w:tc>
-        <w:tc>
-          <w:tcPr>
-            <w:tcW w:type="dxa" w:w="1296"/>
-          </w:tcPr>
-          <w:p>
-            <w:pPr>
-              <w:spacing w:before="40" w:after="40" w:line="240" w:lineRule="auto"/>
-              <w:jc w:val="center"/>
-            </w:pPr>
-            <w:r/>
-            <w:r>
-              <w:rPr>
-                <w:rFonts w:ascii="Times New Roman" w:hAnsi="Times New Roman" w:eastAsia="Times New Roman" w:cs="Times New Roman"/>
-                <w:b w:val="0"/>
-                <w:i w:val="0"/>
-                <w:sz w:val="18"/>
-              </w:rPr>
-              <w:t>0.5208</w:t>
-            </w:r>
-          </w:p>
-        </w:tc>
-        <w:tc>
-          <w:tcPr>
-            <w:tcW w:type="dxa" w:w="1296"/>
-          </w:tcPr>
-          <w:p>
-            <w:pPr>
-              <w:spacing w:before="40" w:after="40" w:line="240" w:lineRule="auto"/>
-              <w:jc w:val="center"/>
-            </w:pPr>
-            <w:r/>
-            <w:r>
-              <w:rPr>
-                <w:rFonts w:ascii="Times New Roman" w:hAnsi="Times New Roman" w:eastAsia="Times New Roman" w:cs="Times New Roman"/>
-                <w:b w:val="0"/>
-                <w:i w:val="0"/>
-                <w:sz w:val="18"/>
-              </w:rPr>
-              <w:t>0.5656</w:t>
+              <w:t>0.4599</w:t>
+            </w:r>
+          </w:p>
+        </w:tc>
+        <w:tc>
+          <w:tcPr>
+            <w:tcW w:type="dxa" w:w="1134"/>
+          </w:tcPr>
+          <w:p>
+            <w:pPr>
+              <w:spacing w:before="40" w:after="40" w:line="240" w:lineRule="auto"/>
+              <w:jc w:val="center"/>
+            </w:pPr>
+            <w:r/>
+            <w:r>
+              <w:rPr>
+                <w:rFonts w:ascii="Times New Roman" w:hAnsi="Times New Roman" w:eastAsia="Times New Roman" w:cs="Times New Roman"/>
+                <w:b w:val="0"/>
+                <w:i w:val="0"/>
+                <w:sz w:val="18"/>
+              </w:rPr>
+              <w:t>0.7094</w:t>
+            </w:r>
+          </w:p>
+        </w:tc>
+        <w:tc>
+          <w:tcPr>
+            <w:tcW w:type="dxa" w:w="1134"/>
+          </w:tcPr>
+          <w:p>
+            <w:pPr>
+              <w:spacing w:before="40" w:after="40" w:line="240" w:lineRule="auto"/>
+              <w:jc w:val="center"/>
+            </w:pPr>
+            <w:r/>
+            <w:r>
+              <w:rPr>
+                <w:rFonts w:ascii="Times New Roman" w:hAnsi="Times New Roman" w:eastAsia="Times New Roman" w:cs="Times New Roman"/>
+                <w:b w:val="0"/>
+                <w:i w:val="0"/>
+                <w:sz w:val="18"/>
+              </w:rPr>
+              <w:t>0.6782</w:t>
+            </w:r>
+          </w:p>
+        </w:tc>
+        <w:tc>
+          <w:tcPr>
+            <w:tcW w:type="dxa" w:w="1134"/>
+          </w:tcPr>
+          <w:p>
+            <w:pPr>
+              <w:spacing w:before="40" w:after="40" w:line="240" w:lineRule="auto"/>
+              <w:jc w:val="center"/>
+            </w:pPr>
+            <w:r/>
+            <w:r>
+              <w:rPr>
+                <w:rFonts w:ascii="Times New Roman" w:hAnsi="Times New Roman" w:eastAsia="Times New Roman" w:cs="Times New Roman"/>
+                <w:b w:val="0"/>
+                <w:i w:val="0"/>
+                <w:sz w:val="18"/>
+              </w:rPr>
+              <w:t>0.4194</w:t>
+            </w:r>
+          </w:p>
+        </w:tc>
+        <w:tc>
+          <w:tcPr>
+            <w:tcW w:type="dxa" w:w="1134"/>
+          </w:tcPr>
+          <w:p>
+            <w:pPr>
+              <w:spacing w:before="40" w:after="40" w:line="240" w:lineRule="auto"/>
+              <w:jc w:val="center"/>
+            </w:pPr>
+            <w:r/>
+            <w:r>
+              <w:rPr>
+                <w:rFonts w:ascii="Times New Roman" w:hAnsi="Times New Roman" w:eastAsia="Times New Roman" w:cs="Times New Roman"/>
+                <w:b w:val="0"/>
+                <w:i w:val="0"/>
+                <w:sz w:val="18"/>
+              </w:rPr>
+              <w:t>0.4178</w:t>
+            </w:r>
+          </w:p>
+        </w:tc>
+        <w:tc>
+          <w:tcPr>
+            <w:tcW w:type="dxa" w:w="1134"/>
+          </w:tcPr>
+          <w:p>
+            <w:pPr>
+              <w:spacing w:before="40" w:after="40" w:line="240" w:lineRule="auto"/>
+              <w:jc w:val="center"/>
+            </w:pPr>
+            <w:r/>
+            <w:r>
+              <w:rPr>
+                <w:rFonts w:ascii="Times New Roman" w:hAnsi="Times New Roman" w:eastAsia="Times New Roman" w:cs="Times New Roman"/>
+                <w:b w:val="0"/>
+                <w:i w:val="0"/>
+                <w:sz w:val="18"/>
+              </w:rPr>
+              <w:t>0.6845</w:t>
+            </w:r>
+          </w:p>
+        </w:tc>
+        <w:tc>
+          <w:tcPr>
+            <w:tcW w:type="dxa" w:w="1134"/>
+          </w:tcPr>
+          <w:p>
+            <w:pPr>
+              <w:spacing w:before="40" w:after="40" w:line="240" w:lineRule="auto"/>
+              <w:jc w:val="center"/>
+            </w:pPr>
+            <w:r/>
+            <w:r>
+              <w:rPr>
+                <w:rFonts w:ascii="Times New Roman" w:hAnsi="Times New Roman" w:eastAsia="Times New Roman" w:cs="Times New Roman"/>
+                <w:b w:val="0"/>
+                <w:i w:val="0"/>
+                <w:sz w:val="18"/>
+              </w:rPr>
+              <w:t>0.3394</w:t>
             </w:r>
           </w:p>
         </w:tc>
@@ -6466,28 +6812,28 @@
       <w:tr>
         <w:tc>
           <w:tcPr>
-            <w:tcW w:type="dxa" w:w="1296"/>
-          </w:tcPr>
-          <w:p>
-            <w:pPr>
-              <w:spacing w:before="40" w:after="40" w:line="240" w:lineRule="auto"/>
-              <w:jc w:val="center"/>
-            </w:pPr>
-            <w:r/>
-            <w:r>
-              <w:rPr>
-                <w:rFonts w:ascii="Times New Roman" w:hAnsi="Times New Roman" w:eastAsia="Times New Roman" w:cs="Times New Roman"/>
-                <w:b w:val="0"/>
-                <w:i w:val="0"/>
-                <w:sz w:val="18"/>
-              </w:rPr>
-              <w:t>BCI-2a</w:t>
-            </w:r>
-          </w:p>
-        </w:tc>
-        <w:tc>
-          <w:tcPr>
-            <w:tcW w:type="dxa" w:w="1296"/>
+            <w:tcW w:type="dxa" w:w="1134"/>
+          </w:tcPr>
+          <w:p>
+            <w:pPr>
+              <w:spacing w:before="40" w:after="40" w:line="240" w:lineRule="auto"/>
+              <w:jc w:val="center"/>
+            </w:pPr>
+            <w:r/>
+            <w:r>
+              <w:rPr>
+                <w:rFonts w:ascii="Times New Roman" w:hAnsi="Times New Roman" w:eastAsia="Times New Roman" w:cs="Times New Roman"/>
+                <w:b w:val="0"/>
+                <w:i w:val="0"/>
+                <w:sz w:val="18"/>
+              </w:rPr>
+              <w:t>grasp-and-lift</w:t>
+            </w:r>
+          </w:p>
+        </w:tc>
+        <w:tc>
+          <w:tcPr>
+            <w:tcW w:type="dxa" w:w="1134"/>
           </w:tcPr>
           <w:p>
             <w:pPr>
@@ -6502,112 +6848,133 @@
                 <w:i w:val="0"/>
                 <w:sz w:val="18"/>
               </w:rPr>
-              <w:t>50</w:t>
-            </w:r>
-          </w:p>
-        </w:tc>
-        <w:tc>
-          <w:tcPr>
-            <w:tcW w:type="dxa" w:w="1296"/>
-          </w:tcPr>
-          <w:p>
-            <w:pPr>
-              <w:spacing w:before="40" w:after="40" w:line="240" w:lineRule="auto"/>
-              <w:jc w:val="center"/>
-            </w:pPr>
-            <w:r/>
-            <w:r>
-              <w:rPr>
-                <w:rFonts w:ascii="Times New Roman" w:hAnsi="Times New Roman" w:eastAsia="Times New Roman" w:cs="Times New Roman"/>
-                <w:b w:val="0"/>
-                <w:i w:val="0"/>
-                <w:sz w:val="18"/>
-              </w:rPr>
-              <w:t>0.6111</w:t>
-            </w:r>
-          </w:p>
-        </w:tc>
-        <w:tc>
-          <w:tcPr>
-            <w:tcW w:type="dxa" w:w="1296"/>
-          </w:tcPr>
-          <w:p>
-            <w:pPr>
-              <w:spacing w:before="40" w:after="40" w:line="240" w:lineRule="auto"/>
-              <w:jc w:val="center"/>
-            </w:pPr>
-            <w:r/>
-            <w:r>
-              <w:rPr>
-                <w:rFonts w:ascii="Times New Roman" w:hAnsi="Times New Roman" w:eastAsia="Times New Roman" w:cs="Times New Roman"/>
-                <w:b w:val="0"/>
-                <w:i w:val="0"/>
-                <w:sz w:val="18"/>
-              </w:rPr>
-              <w:t>0.5917</w:t>
-            </w:r>
-          </w:p>
-        </w:tc>
-        <w:tc>
-          <w:tcPr>
-            <w:tcW w:type="dxa" w:w="1296"/>
-          </w:tcPr>
-          <w:p>
-            <w:pPr>
-              <w:spacing w:before="40" w:after="40" w:line="240" w:lineRule="auto"/>
-              <w:jc w:val="center"/>
-            </w:pPr>
-            <w:r/>
-            <w:r>
-              <w:rPr>
-                <w:rFonts w:ascii="Times New Roman" w:hAnsi="Times New Roman" w:eastAsia="Times New Roman" w:cs="Times New Roman"/>
-                <w:b w:val="0"/>
-                <w:i w:val="0"/>
-                <w:sz w:val="18"/>
-              </w:rPr>
-              <w:t>0.6083</w:t>
-            </w:r>
-          </w:p>
-        </w:tc>
-        <w:tc>
-          <w:tcPr>
-            <w:tcW w:type="dxa" w:w="1296"/>
-          </w:tcPr>
-          <w:p>
-            <w:pPr>
-              <w:spacing w:before="40" w:after="40" w:line="240" w:lineRule="auto"/>
-              <w:jc w:val="center"/>
-            </w:pPr>
-            <w:r/>
-            <w:r>
-              <w:rPr>
-                <w:rFonts w:ascii="Times New Roman" w:hAnsi="Times New Roman" w:eastAsia="Times New Roman" w:cs="Times New Roman"/>
-                <w:b w:val="0"/>
-                <w:i w:val="0"/>
-                <w:sz w:val="18"/>
-              </w:rPr>
-              <w:t>0.5201</w:t>
-            </w:r>
-          </w:p>
-        </w:tc>
-        <w:tc>
-          <w:tcPr>
-            <w:tcW w:type="dxa" w:w="1296"/>
-          </w:tcPr>
-          <w:p>
-            <w:pPr>
-              <w:spacing w:before="40" w:after="40" w:line="240" w:lineRule="auto"/>
-              <w:jc w:val="center"/>
-            </w:pPr>
-            <w:r/>
-            <w:r>
-              <w:rPr>
-                <w:rFonts w:ascii="Times New Roman" w:hAnsi="Times New Roman" w:eastAsia="Times New Roman" w:cs="Times New Roman"/>
-                <w:b w:val="0"/>
-                <w:i w:val="0"/>
-                <w:sz w:val="18"/>
-              </w:rPr>
-              <w:t>0.5623</w:t>
+              <w:t>0.7704</w:t>
+            </w:r>
+          </w:p>
+        </w:tc>
+        <w:tc>
+          <w:tcPr>
+            <w:tcW w:type="dxa" w:w="1134"/>
+          </w:tcPr>
+          <w:p>
+            <w:pPr>
+              <w:spacing w:before="40" w:after="40" w:line="240" w:lineRule="auto"/>
+              <w:jc w:val="center"/>
+            </w:pPr>
+            <w:r/>
+            <w:r>
+              <w:rPr>
+                <w:rFonts w:ascii="Times New Roman" w:hAnsi="Times New Roman" w:eastAsia="Times New Roman" w:cs="Times New Roman"/>
+                <w:b w:val="0"/>
+                <w:i w:val="0"/>
+                <w:sz w:val="18"/>
+              </w:rPr>
+              <w:t>0.7764</w:t>
+            </w:r>
+          </w:p>
+        </w:tc>
+        <w:tc>
+          <w:tcPr>
+            <w:tcW w:type="dxa" w:w="1134"/>
+          </w:tcPr>
+          <w:p>
+            <w:pPr>
+              <w:spacing w:before="40" w:after="40" w:line="240" w:lineRule="auto"/>
+              <w:jc w:val="center"/>
+            </w:pPr>
+            <w:r/>
+            <w:r>
+              <w:rPr>
+                <w:rFonts w:ascii="Times New Roman" w:hAnsi="Times New Roman" w:eastAsia="Times New Roman" w:cs="Times New Roman"/>
+                <w:b w:val="0"/>
+                <w:i w:val="0"/>
+                <w:sz w:val="18"/>
+              </w:rPr>
+              <w:t>0.6560</w:t>
+            </w:r>
+          </w:p>
+        </w:tc>
+        <w:tc>
+          <w:tcPr>
+            <w:tcW w:type="dxa" w:w="1134"/>
+          </w:tcPr>
+          <w:p>
+            <w:pPr>
+              <w:spacing w:before="40" w:after="40" w:line="240" w:lineRule="auto"/>
+              <w:jc w:val="center"/>
+            </w:pPr>
+            <w:r/>
+            <w:r>
+              <w:rPr>
+                <w:rFonts w:ascii="Times New Roman" w:hAnsi="Times New Roman" w:eastAsia="Times New Roman" w:cs="Times New Roman"/>
+                <w:b w:val="0"/>
+                <w:i w:val="0"/>
+                <w:sz w:val="18"/>
+              </w:rPr>
+              <w:t>0.6488</w:t>
+            </w:r>
+          </w:p>
+        </w:tc>
+        <w:tc>
+          <w:tcPr>
+            <w:tcW w:type="dxa" w:w="1134"/>
+          </w:tcPr>
+          <w:p>
+            <w:pPr>
+              <w:spacing w:before="40" w:after="40" w:line="240" w:lineRule="auto"/>
+              <w:jc w:val="center"/>
+            </w:pPr>
+            <w:r/>
+            <w:r>
+              <w:rPr>
+                <w:rFonts w:ascii="Times New Roman" w:hAnsi="Times New Roman" w:eastAsia="Times New Roman" w:cs="Times New Roman"/>
+                <w:b w:val="0"/>
+                <w:i w:val="0"/>
+                <w:sz w:val="18"/>
+              </w:rPr>
+              <w:t>0.6236</w:t>
+            </w:r>
+          </w:p>
+        </w:tc>
+        <w:tc>
+          <w:tcPr>
+            <w:tcW w:type="dxa" w:w="1134"/>
+          </w:tcPr>
+          <w:p>
+            <w:pPr>
+              <w:spacing w:before="40" w:after="40" w:line="240" w:lineRule="auto"/>
+              <w:jc w:val="center"/>
+            </w:pPr>
+            <w:r/>
+            <w:r>
+              <w:rPr>
+                <w:rFonts w:ascii="Times New Roman" w:hAnsi="Times New Roman" w:eastAsia="Times New Roman" w:cs="Times New Roman"/>
+                <w:b w:val="0"/>
+                <w:i w:val="0"/>
+                <w:sz w:val="18"/>
+              </w:rPr>
+              <w:t>0.7465</w:t>
+            </w:r>
+          </w:p>
+        </w:tc>
+        <w:tc>
+          <w:tcPr>
+            <w:tcW w:type="dxa" w:w="1134"/>
+          </w:tcPr>
+          <w:p>
+            <w:pPr>
+              <w:spacing w:before="40" w:after="40" w:line="240" w:lineRule="auto"/>
+              <w:jc w:val="center"/>
+            </w:pPr>
+            <w:r/>
+            <w:r>
+              <w:rPr>
+                <w:rFonts w:ascii="Times New Roman" w:hAnsi="Times New Roman" w:eastAsia="Times New Roman" w:cs="Times New Roman"/>
+                <w:b w:val="0"/>
+                <w:i w:val="0"/>
+                <w:sz w:val="18"/>
+              </w:rPr>
+              <w:t>0.5942</w:t>
             </w:r>
           </w:p>
         </w:tc>
@@ -6615,28 +6982,28 @@
       <w:tr>
         <w:tc>
           <w:tcPr>
-            <w:tcW w:type="dxa" w:w="1296"/>
-          </w:tcPr>
-          <w:p>
-            <w:pPr>
-              <w:spacing w:before="40" w:after="40" w:line="240" w:lineRule="auto"/>
-              <w:jc w:val="center"/>
-            </w:pPr>
-            <w:r/>
-            <w:r>
-              <w:rPr>
-                <w:rFonts w:ascii="Times New Roman" w:hAnsi="Times New Roman" w:eastAsia="Times New Roman" w:cs="Times New Roman"/>
-                <w:b w:val="0"/>
-                <w:i w:val="0"/>
-                <w:sz w:val="18"/>
-              </w:rPr>
-              <w:t>SEED</w:t>
-            </w:r>
-          </w:p>
-        </w:tc>
-        <w:tc>
-          <w:tcPr>
-            <w:tcW w:type="dxa" w:w="1296"/>
+            <w:tcW w:type="dxa" w:w="1134"/>
+          </w:tcPr>
+          <w:p>
+            <w:pPr>
+              <w:spacing w:before="40" w:after="40" w:line="240" w:lineRule="auto"/>
+              <w:jc w:val="center"/>
+            </w:pPr>
+            <w:r/>
+            <w:r>
+              <w:rPr>
+                <w:rFonts w:ascii="Times New Roman" w:hAnsi="Times New Roman" w:eastAsia="Times New Roman" w:cs="Times New Roman"/>
+                <w:b w:val="0"/>
+                <w:i w:val="0"/>
+                <w:sz w:val="18"/>
+              </w:rPr>
+              <w:t>NER2015</w:t>
+            </w:r>
+          </w:p>
+        </w:tc>
+        <w:tc>
+          <w:tcPr>
+            <w:tcW w:type="dxa" w:w="1134"/>
           </w:tcPr>
           <w:p>
             <w:pPr>
@@ -6651,907 +7018,13 @@
                 <w:i w:val="0"/>
                 <w:sz w:val="18"/>
               </w:rPr>
-              <w:t>5</w:t>
-            </w:r>
-          </w:p>
-        </w:tc>
-        <w:tc>
-          <w:tcPr>
-            <w:tcW w:type="dxa" w:w="1296"/>
-          </w:tcPr>
-          <w:p>
-            <w:pPr>
-              <w:spacing w:before="40" w:after="40" w:line="240" w:lineRule="auto"/>
-              <w:jc w:val="center"/>
-            </w:pPr>
-            <w:r/>
-            <w:r>
-              <w:rPr>
-                <w:rFonts w:ascii="Times New Roman" w:hAnsi="Times New Roman" w:eastAsia="Times New Roman" w:cs="Times New Roman"/>
-                <w:b w:val="0"/>
-                <w:i w:val="0"/>
-                <w:sz w:val="18"/>
-              </w:rPr>
-              <w:t>0.7094</w:t>
-            </w:r>
-          </w:p>
-        </w:tc>
-        <w:tc>
-          <w:tcPr>
-            <w:tcW w:type="dxa" w:w="1296"/>
-          </w:tcPr>
-          <w:p>
-            <w:pPr>
-              <w:spacing w:before="40" w:after="40" w:line="240" w:lineRule="auto"/>
-              <w:jc w:val="center"/>
-            </w:pPr>
-            <w:r/>
-            <w:r>
-              <w:rPr>
-                <w:rFonts w:ascii="Times New Roman" w:hAnsi="Times New Roman" w:eastAsia="Times New Roman" w:cs="Times New Roman"/>
-                <w:b w:val="0"/>
-                <w:i w:val="0"/>
-                <w:sz w:val="18"/>
-              </w:rPr>
-              <w:t>0.5265</w:t>
-            </w:r>
-          </w:p>
-        </w:tc>
-        <w:tc>
-          <w:tcPr>
-            <w:tcW w:type="dxa" w:w="1296"/>
-          </w:tcPr>
-          <w:p>
-            <w:pPr>
-              <w:spacing w:before="40" w:after="40" w:line="240" w:lineRule="auto"/>
-              <w:jc w:val="center"/>
-            </w:pPr>
-            <w:r/>
-            <w:r>
-              <w:rPr>
-                <w:rFonts w:ascii="Times New Roman" w:hAnsi="Times New Roman" w:eastAsia="Times New Roman" w:cs="Times New Roman"/>
-                <w:b w:val="0"/>
-                <w:i w:val="0"/>
-                <w:sz w:val="18"/>
-              </w:rPr>
-              <w:t>0.6714</w:t>
-            </w:r>
-          </w:p>
-        </w:tc>
-        <w:tc>
-          <w:tcPr>
-            <w:tcW w:type="dxa" w:w="1296"/>
-          </w:tcPr>
-          <w:p>
-            <w:pPr>
-              <w:spacing w:before="40" w:after="40" w:line="240" w:lineRule="auto"/>
-              <w:jc w:val="center"/>
-            </w:pPr>
-            <w:r/>
-            <w:r>
-              <w:rPr>
-                <w:rFonts w:ascii="Times New Roman" w:hAnsi="Times New Roman" w:eastAsia="Times New Roman" w:cs="Times New Roman"/>
-                <w:b w:val="0"/>
-                <w:i w:val="0"/>
-                <w:sz w:val="18"/>
-              </w:rPr>
-              <w:t>0.3388</w:t>
-            </w:r>
-          </w:p>
-        </w:tc>
-        <w:tc>
-          <w:tcPr>
-            <w:tcW w:type="dxa" w:w="1296"/>
-          </w:tcPr>
-          <w:p>
-            <w:pPr>
-              <w:spacing w:before="40" w:after="40" w:line="240" w:lineRule="auto"/>
-              <w:jc w:val="center"/>
-            </w:pPr>
-            <w:r/>
-            <w:r>
-              <w:rPr>
-                <w:rFonts w:ascii="Times New Roman" w:hAnsi="Times New Roman" w:eastAsia="Times New Roman" w:cs="Times New Roman"/>
-                <w:b w:val="0"/>
-                <w:i w:val="0"/>
-                <w:sz w:val="18"/>
-              </w:rPr>
-              <w:t>0.4592</w:t>
-            </w:r>
-          </w:p>
-        </w:tc>
-      </w:tr>
-      <w:tr>
-        <w:tc>
-          <w:tcPr>
-            <w:tcW w:type="dxa" w:w="1296"/>
-          </w:tcPr>
-          <w:p>
-            <w:pPr>
-              <w:spacing w:before="40" w:after="40" w:line="240" w:lineRule="auto"/>
-              <w:jc w:val="center"/>
-            </w:pPr>
-            <w:r/>
-            <w:r>
-              <w:rPr>
-                <w:rFonts w:ascii="Times New Roman" w:hAnsi="Times New Roman" w:eastAsia="Times New Roman" w:cs="Times New Roman"/>
-                <w:b w:val="0"/>
-                <w:i w:val="0"/>
-                <w:sz w:val="18"/>
-              </w:rPr>
-              <w:t>SEED</w:t>
-            </w:r>
-          </w:p>
-        </w:tc>
-        <w:tc>
-          <w:tcPr>
-            <w:tcW w:type="dxa" w:w="1296"/>
-          </w:tcPr>
-          <w:p>
-            <w:pPr>
-              <w:spacing w:before="40" w:after="40" w:line="240" w:lineRule="auto"/>
-              <w:jc w:val="left"/>
-            </w:pPr>
-            <w:r/>
-            <w:r>
-              <w:rPr>
-                <w:rFonts w:ascii="Times New Roman" w:hAnsi="Times New Roman" w:eastAsia="Times New Roman" w:cs="Times New Roman"/>
-                <w:b w:val="0"/>
-                <w:i w:val="0"/>
-                <w:sz w:val="18"/>
-              </w:rPr>
-              <w:t>50</w:t>
-            </w:r>
-          </w:p>
-        </w:tc>
-        <w:tc>
-          <w:tcPr>
-            <w:tcW w:type="dxa" w:w="1296"/>
-          </w:tcPr>
-          <w:p>
-            <w:pPr>
-              <w:spacing w:before="40" w:after="40" w:line="240" w:lineRule="auto"/>
-              <w:jc w:val="center"/>
-            </w:pPr>
-            <w:r/>
-            <w:r>
-              <w:rPr>
-                <w:rFonts w:ascii="Times New Roman" w:hAnsi="Times New Roman" w:eastAsia="Times New Roman" w:cs="Times New Roman"/>
-                <w:b w:val="0"/>
-                <w:i w:val="0"/>
-                <w:sz w:val="18"/>
-              </w:rPr>
-              <w:t>0.7094</w:t>
-            </w:r>
-          </w:p>
-        </w:tc>
-        <w:tc>
-          <w:tcPr>
-            <w:tcW w:type="dxa" w:w="1296"/>
-          </w:tcPr>
-          <w:p>
-            <w:pPr>
-              <w:spacing w:before="40" w:after="40" w:line="240" w:lineRule="auto"/>
-              <w:jc w:val="center"/>
-            </w:pPr>
-            <w:r/>
-            <w:r>
-              <w:rPr>
-                <w:rFonts w:ascii="Times New Roman" w:hAnsi="Times New Roman" w:eastAsia="Times New Roman" w:cs="Times New Roman"/>
-                <w:b w:val="0"/>
-                <w:i w:val="0"/>
-                <w:sz w:val="18"/>
-              </w:rPr>
-              <w:t>0.5283</w:t>
-            </w:r>
-          </w:p>
-        </w:tc>
-        <w:tc>
-          <w:tcPr>
-            <w:tcW w:type="dxa" w:w="1296"/>
-          </w:tcPr>
-          <w:p>
-            <w:pPr>
-              <w:spacing w:before="40" w:after="40" w:line="240" w:lineRule="auto"/>
-              <w:jc w:val="center"/>
-            </w:pPr>
-            <w:r/>
-            <w:r>
-              <w:rPr>
-                <w:rFonts w:ascii="Times New Roman" w:hAnsi="Times New Roman" w:eastAsia="Times New Roman" w:cs="Times New Roman"/>
-                <w:b w:val="0"/>
-                <w:i w:val="0"/>
-                <w:sz w:val="18"/>
-              </w:rPr>
-              <w:t>0.6782</w:t>
-            </w:r>
-          </w:p>
-        </w:tc>
-        <w:tc>
-          <w:tcPr>
-            <w:tcW w:type="dxa" w:w="1296"/>
-          </w:tcPr>
-          <w:p>
-            <w:pPr>
-              <w:spacing w:before="40" w:after="40" w:line="240" w:lineRule="auto"/>
-              <w:jc w:val="center"/>
-            </w:pPr>
-            <w:r/>
-            <w:r>
-              <w:rPr>
-                <w:rFonts w:ascii="Times New Roman" w:hAnsi="Times New Roman" w:eastAsia="Times New Roman" w:cs="Times New Roman"/>
-                <w:b w:val="0"/>
-                <w:i w:val="0"/>
-                <w:sz w:val="18"/>
-              </w:rPr>
-              <w:t>0.3390</w:t>
-            </w:r>
-          </w:p>
-        </w:tc>
-        <w:tc>
-          <w:tcPr>
-            <w:tcW w:type="dxa" w:w="1296"/>
-          </w:tcPr>
-          <w:p>
-            <w:pPr>
-              <w:spacing w:before="40" w:after="40" w:line="240" w:lineRule="auto"/>
-              <w:jc w:val="center"/>
-            </w:pPr>
-            <w:r/>
-            <w:r>
-              <w:rPr>
-                <w:rFonts w:ascii="Times New Roman" w:hAnsi="Times New Roman" w:eastAsia="Times New Roman" w:cs="Times New Roman"/>
-                <w:b w:val="0"/>
-                <w:i w:val="0"/>
-                <w:sz w:val="18"/>
-              </w:rPr>
-              <w:t>0.4599</w:t>
-            </w:r>
-          </w:p>
-        </w:tc>
-      </w:tr>
-      <w:tr>
-        <w:tc>
-          <w:tcPr>
-            <w:tcW w:type="dxa" w:w="1296"/>
-          </w:tcPr>
-          <w:p>
-            <w:pPr>
-              <w:spacing w:before="40" w:after="40" w:line="240" w:lineRule="auto"/>
-              <w:jc w:val="center"/>
-            </w:pPr>
-            <w:r/>
-            <w:r>
-              <w:rPr>
-                <w:rFonts w:ascii="Times New Roman" w:hAnsi="Times New Roman" w:eastAsia="Times New Roman" w:cs="Times New Roman"/>
-                <w:b w:val="0"/>
-                <w:i w:val="0"/>
-                <w:sz w:val="18"/>
-              </w:rPr>
-              <w:t>SEED</w:t>
-            </w:r>
-          </w:p>
-        </w:tc>
-        <w:tc>
-          <w:tcPr>
-            <w:tcW w:type="dxa" w:w="1296"/>
-          </w:tcPr>
-          <w:p>
-            <w:pPr>
-              <w:spacing w:before="40" w:after="40" w:line="240" w:lineRule="auto"/>
-              <w:jc w:val="left"/>
-            </w:pPr>
-            <w:r/>
-            <w:r>
-              <w:rPr>
-                <w:rFonts w:ascii="Times New Roman" w:hAnsi="Times New Roman" w:eastAsia="Times New Roman" w:cs="Times New Roman"/>
-                <w:b w:val="0"/>
-                <w:i w:val="0"/>
-                <w:sz w:val="18"/>
-              </w:rPr>
-              <w:t>200</w:t>
-            </w:r>
-          </w:p>
-        </w:tc>
-        <w:tc>
-          <w:tcPr>
-            <w:tcW w:type="dxa" w:w="1296"/>
-          </w:tcPr>
-          <w:p>
-            <w:pPr>
-              <w:spacing w:before="40" w:after="40" w:line="240" w:lineRule="auto"/>
-              <w:jc w:val="center"/>
-            </w:pPr>
-            <w:r/>
-            <w:r>
-              <w:rPr>
-                <w:rFonts w:ascii="Times New Roman" w:hAnsi="Times New Roman" w:eastAsia="Times New Roman" w:cs="Times New Roman"/>
-                <w:b w:val="0"/>
-                <w:i w:val="0"/>
-                <w:sz w:val="18"/>
-              </w:rPr>
-              <w:t>0.7085</w:t>
-            </w:r>
-          </w:p>
-        </w:tc>
-        <w:tc>
-          <w:tcPr>
-            <w:tcW w:type="dxa" w:w="1296"/>
-          </w:tcPr>
-          <w:p>
-            <w:pPr>
-              <w:spacing w:before="40" w:after="40" w:line="240" w:lineRule="auto"/>
-              <w:jc w:val="center"/>
-            </w:pPr>
-            <w:r/>
-            <w:r>
-              <w:rPr>
-                <w:rFonts w:ascii="Times New Roman" w:hAnsi="Times New Roman" w:eastAsia="Times New Roman" w:cs="Times New Roman"/>
-                <w:b w:val="0"/>
-                <w:i w:val="0"/>
-                <w:sz w:val="18"/>
-              </w:rPr>
-              <w:t>0.5156</w:t>
-            </w:r>
-          </w:p>
-        </w:tc>
-        <w:tc>
-          <w:tcPr>
-            <w:tcW w:type="dxa" w:w="1296"/>
-          </w:tcPr>
-          <w:p>
-            <w:pPr>
-              <w:spacing w:before="40" w:after="40" w:line="240" w:lineRule="auto"/>
-              <w:jc w:val="center"/>
-            </w:pPr>
-            <w:r/>
-            <w:r>
-              <w:rPr>
-                <w:rFonts w:ascii="Times New Roman" w:hAnsi="Times New Roman" w:eastAsia="Times New Roman" w:cs="Times New Roman"/>
-                <w:b w:val="0"/>
-                <w:i w:val="0"/>
-                <w:sz w:val="18"/>
-              </w:rPr>
-              <w:t>0.6992</w:t>
-            </w:r>
-          </w:p>
-        </w:tc>
-        <w:tc>
-          <w:tcPr>
-            <w:tcW w:type="dxa" w:w="1296"/>
-          </w:tcPr>
-          <w:p>
-            <w:pPr>
-              <w:spacing w:before="40" w:after="40" w:line="240" w:lineRule="auto"/>
-              <w:jc w:val="center"/>
-            </w:pPr>
-            <w:r/>
-            <w:r>
-              <w:rPr>
-                <w:rFonts w:ascii="Times New Roman" w:hAnsi="Times New Roman" w:eastAsia="Times New Roman" w:cs="Times New Roman"/>
-                <w:b w:val="0"/>
-                <w:i w:val="0"/>
-                <w:sz w:val="18"/>
-              </w:rPr>
-              <w:t>0.3396</w:t>
-            </w:r>
-          </w:p>
-        </w:tc>
-        <w:tc>
-          <w:tcPr>
-            <w:tcW w:type="dxa" w:w="1296"/>
-          </w:tcPr>
-          <w:p>
-            <w:pPr>
-              <w:spacing w:before="40" w:after="40" w:line="240" w:lineRule="auto"/>
-              <w:jc w:val="center"/>
-            </w:pPr>
-            <w:r/>
-            <w:r>
-              <w:rPr>
-                <w:rFonts w:ascii="Times New Roman" w:hAnsi="Times New Roman" w:eastAsia="Times New Roman" w:cs="Times New Roman"/>
-                <w:b w:val="0"/>
-                <w:i w:val="0"/>
-                <w:sz w:val="18"/>
-              </w:rPr>
-              <w:t>0.4598</w:t>
-            </w:r>
-          </w:p>
-        </w:tc>
-      </w:tr>
-      <w:tr>
-        <w:tc>
-          <w:tcPr>
-            <w:tcW w:type="dxa" w:w="1296"/>
-          </w:tcPr>
-          <w:p>
-            <w:pPr>
-              <w:spacing w:before="40" w:after="40" w:line="240" w:lineRule="auto"/>
-              <w:jc w:val="center"/>
-            </w:pPr>
-            <w:r/>
-            <w:r>
-              <w:rPr>
-                <w:rFonts w:ascii="Times New Roman" w:hAnsi="Times New Roman" w:eastAsia="Times New Roman" w:cs="Times New Roman"/>
-                <w:b w:val="0"/>
-                <w:i w:val="0"/>
-                <w:sz w:val="18"/>
-              </w:rPr>
-              <w:t>grasp-and-lift</w:t>
-            </w:r>
-          </w:p>
-        </w:tc>
-        <w:tc>
-          <w:tcPr>
-            <w:tcW w:type="dxa" w:w="1296"/>
-          </w:tcPr>
-          <w:p>
-            <w:pPr>
-              <w:spacing w:before="40" w:after="40" w:line="240" w:lineRule="auto"/>
-              <w:jc w:val="left"/>
-            </w:pPr>
-            <w:r/>
-            <w:r>
-              <w:rPr>
-                <w:rFonts w:ascii="Times New Roman" w:hAnsi="Times New Roman" w:eastAsia="Times New Roman" w:cs="Times New Roman"/>
-                <w:b w:val="0"/>
-                <w:i w:val="0"/>
-                <w:sz w:val="18"/>
-              </w:rPr>
-              <w:t>5</w:t>
-            </w:r>
-          </w:p>
-        </w:tc>
-        <w:tc>
-          <w:tcPr>
-            <w:tcW w:type="dxa" w:w="1296"/>
-          </w:tcPr>
-          <w:p>
-            <w:pPr>
-              <w:spacing w:before="40" w:after="40" w:line="240" w:lineRule="auto"/>
-              <w:jc w:val="center"/>
-            </w:pPr>
-            <w:r/>
-            <w:r>
-              <w:rPr>
-                <w:rFonts w:ascii="Times New Roman" w:hAnsi="Times New Roman" w:eastAsia="Times New Roman" w:cs="Times New Roman"/>
-                <w:b w:val="0"/>
-                <w:i w:val="0"/>
-                <w:sz w:val="18"/>
-              </w:rPr>
-              <w:t>0.7836</w:t>
-            </w:r>
-          </w:p>
-        </w:tc>
-        <w:tc>
-          <w:tcPr>
-            <w:tcW w:type="dxa" w:w="1296"/>
-          </w:tcPr>
-          <w:p>
-            <w:pPr>
-              <w:spacing w:before="40" w:after="40" w:line="240" w:lineRule="auto"/>
-              <w:jc w:val="center"/>
-            </w:pPr>
-            <w:r/>
-            <w:r>
-              <w:rPr>
-                <w:rFonts w:ascii="Times New Roman" w:hAnsi="Times New Roman" w:eastAsia="Times New Roman" w:cs="Times New Roman"/>
-                <w:b w:val="0"/>
-                <w:i w:val="0"/>
-                <w:sz w:val="18"/>
-              </w:rPr>
-              <w:t>0.6944</w:t>
-            </w:r>
-          </w:p>
-        </w:tc>
-        <w:tc>
-          <w:tcPr>
-            <w:tcW w:type="dxa" w:w="1296"/>
-          </w:tcPr>
-          <w:p>
-            <w:pPr>
-              <w:spacing w:before="40" w:after="40" w:line="240" w:lineRule="auto"/>
-              <w:jc w:val="center"/>
-            </w:pPr>
-            <w:r/>
-            <w:r>
-              <w:rPr>
-                <w:rFonts w:ascii="Times New Roman" w:hAnsi="Times New Roman" w:eastAsia="Times New Roman" w:cs="Times New Roman"/>
-                <w:b w:val="0"/>
-                <w:i w:val="0"/>
-                <w:sz w:val="18"/>
-              </w:rPr>
-              <w:t>0.6658</w:t>
-            </w:r>
-          </w:p>
-        </w:tc>
-        <w:tc>
-          <w:tcPr>
-            <w:tcW w:type="dxa" w:w="1296"/>
-          </w:tcPr>
-          <w:p>
-            <w:pPr>
-              <w:spacing w:before="40" w:after="40" w:line="240" w:lineRule="auto"/>
-              <w:jc w:val="center"/>
-            </w:pPr>
-            <w:r/>
-            <w:r>
-              <w:rPr>
-                <w:rFonts w:ascii="Times New Roman" w:hAnsi="Times New Roman" w:eastAsia="Times New Roman" w:cs="Times New Roman"/>
-                <w:b w:val="0"/>
-                <w:i w:val="0"/>
-                <w:sz w:val="18"/>
-              </w:rPr>
-              <w:t>0.7000</w:t>
-            </w:r>
-          </w:p>
-        </w:tc>
-        <w:tc>
-          <w:tcPr>
-            <w:tcW w:type="dxa" w:w="1296"/>
-          </w:tcPr>
-          <w:p>
-            <w:pPr>
-              <w:spacing w:before="40" w:after="40" w:line="240" w:lineRule="auto"/>
-              <w:jc w:val="center"/>
-            </w:pPr>
-            <w:r/>
-            <w:r>
-              <w:rPr>
-                <w:rFonts w:ascii="Times New Roman" w:hAnsi="Times New Roman" w:eastAsia="Times New Roman" w:cs="Times New Roman"/>
-                <w:b w:val="0"/>
-                <w:i w:val="0"/>
-                <w:sz w:val="18"/>
-              </w:rPr>
-              <w:t>0.7782</w:t>
-            </w:r>
-          </w:p>
-        </w:tc>
-      </w:tr>
-      <w:tr>
-        <w:tc>
-          <w:tcPr>
-            <w:tcW w:type="dxa" w:w="1296"/>
-          </w:tcPr>
-          <w:p>
-            <w:pPr>
-              <w:spacing w:before="40" w:after="40" w:line="240" w:lineRule="auto"/>
-              <w:jc w:val="center"/>
-            </w:pPr>
-            <w:r/>
-            <w:r>
-              <w:rPr>
-                <w:rFonts w:ascii="Times New Roman" w:hAnsi="Times New Roman" w:eastAsia="Times New Roman" w:cs="Times New Roman"/>
-                <w:b w:val="0"/>
-                <w:i w:val="0"/>
-                <w:sz w:val="18"/>
-              </w:rPr>
-              <w:t>grasp-and-lift</w:t>
-            </w:r>
-          </w:p>
-        </w:tc>
-        <w:tc>
-          <w:tcPr>
-            <w:tcW w:type="dxa" w:w="1296"/>
-          </w:tcPr>
-          <w:p>
-            <w:pPr>
-              <w:spacing w:before="40" w:after="40" w:line="240" w:lineRule="auto"/>
-              <w:jc w:val="left"/>
-            </w:pPr>
-            <w:r/>
-            <w:r>
-              <w:rPr>
-                <w:rFonts w:ascii="Times New Roman" w:hAnsi="Times New Roman" w:eastAsia="Times New Roman" w:cs="Times New Roman"/>
-                <w:b w:val="0"/>
-                <w:i w:val="0"/>
-                <w:sz w:val="18"/>
-              </w:rPr>
-              <w:t>20</w:t>
-            </w:r>
-          </w:p>
-        </w:tc>
-        <w:tc>
-          <w:tcPr>
-            <w:tcW w:type="dxa" w:w="1296"/>
-          </w:tcPr>
-          <w:p>
-            <w:pPr>
-              <w:spacing w:before="40" w:after="40" w:line="240" w:lineRule="auto"/>
-              <w:jc w:val="center"/>
-            </w:pPr>
-            <w:r/>
-            <w:r>
-              <w:rPr>
-                <w:rFonts w:ascii="Times New Roman" w:hAnsi="Times New Roman" w:eastAsia="Times New Roman" w:cs="Times New Roman"/>
-                <w:b w:val="0"/>
-                <w:i w:val="0"/>
-                <w:sz w:val="18"/>
-              </w:rPr>
-              <w:t>0.7764</w:t>
-            </w:r>
-          </w:p>
-        </w:tc>
-        <w:tc>
-          <w:tcPr>
-            <w:tcW w:type="dxa" w:w="1296"/>
-          </w:tcPr>
-          <w:p>
-            <w:pPr>
-              <w:spacing w:before="40" w:after="40" w:line="240" w:lineRule="auto"/>
-              <w:jc w:val="center"/>
-            </w:pPr>
-            <w:r/>
-            <w:r>
-              <w:rPr>
-                <w:rFonts w:ascii="Times New Roman" w:hAnsi="Times New Roman" w:eastAsia="Times New Roman" w:cs="Times New Roman"/>
-                <w:b w:val="0"/>
-                <w:i w:val="0"/>
-                <w:sz w:val="18"/>
-              </w:rPr>
-              <w:t>0.6855</w:t>
-            </w:r>
-          </w:p>
-        </w:tc>
-        <w:tc>
-          <w:tcPr>
-            <w:tcW w:type="dxa" w:w="1296"/>
-          </w:tcPr>
-          <w:p>
-            <w:pPr>
-              <w:spacing w:before="40" w:after="40" w:line="240" w:lineRule="auto"/>
-              <w:jc w:val="center"/>
-            </w:pPr>
-            <w:r/>
-            <w:r>
-              <w:rPr>
-                <w:rFonts w:ascii="Times New Roman" w:hAnsi="Times New Roman" w:eastAsia="Times New Roman" w:cs="Times New Roman"/>
-                <w:b w:val="0"/>
-                <w:i w:val="0"/>
-                <w:sz w:val="18"/>
-              </w:rPr>
-              <w:t>0.6560</w:t>
-            </w:r>
-          </w:p>
-        </w:tc>
-        <w:tc>
-          <w:tcPr>
-            <w:tcW w:type="dxa" w:w="1296"/>
-          </w:tcPr>
-          <w:p>
-            <w:pPr>
-              <w:spacing w:before="40" w:after="40" w:line="240" w:lineRule="auto"/>
-              <w:jc w:val="center"/>
-            </w:pPr>
-            <w:r/>
-            <w:r>
-              <w:rPr>
-                <w:rFonts w:ascii="Times New Roman" w:hAnsi="Times New Roman" w:eastAsia="Times New Roman" w:cs="Times New Roman"/>
-                <w:b w:val="0"/>
-                <w:i w:val="0"/>
-                <w:sz w:val="18"/>
-              </w:rPr>
-              <w:t>0.6941</w:t>
-            </w:r>
-          </w:p>
-        </w:tc>
-        <w:tc>
-          <w:tcPr>
-            <w:tcW w:type="dxa" w:w="1296"/>
-          </w:tcPr>
-          <w:p>
-            <w:pPr>
-              <w:spacing w:before="40" w:after="40" w:line="240" w:lineRule="auto"/>
-              <w:jc w:val="center"/>
-            </w:pPr>
-            <w:r/>
-            <w:r>
-              <w:rPr>
-                <w:rFonts w:ascii="Times New Roman" w:hAnsi="Times New Roman" w:eastAsia="Times New Roman" w:cs="Times New Roman"/>
-                <w:b w:val="0"/>
-                <w:i w:val="0"/>
-                <w:sz w:val="18"/>
-              </w:rPr>
-              <w:t>0.7704</w:t>
-            </w:r>
-          </w:p>
-        </w:tc>
-      </w:tr>
-      <w:tr>
-        <w:tc>
-          <w:tcPr>
-            <w:tcW w:type="dxa" w:w="1296"/>
-          </w:tcPr>
-          <w:p>
-            <w:pPr>
-              <w:spacing w:before="40" w:after="40" w:line="240" w:lineRule="auto"/>
-              <w:jc w:val="center"/>
-            </w:pPr>
-            <w:r/>
-            <w:r>
-              <w:rPr>
-                <w:rFonts w:ascii="Times New Roman" w:hAnsi="Times New Roman" w:eastAsia="Times New Roman" w:cs="Times New Roman"/>
-                <w:b w:val="0"/>
-                <w:i w:val="0"/>
-                <w:sz w:val="18"/>
-              </w:rPr>
-              <w:t>NER2015</w:t>
-            </w:r>
-          </w:p>
-        </w:tc>
-        <w:tc>
-          <w:tcPr>
-            <w:tcW w:type="dxa" w:w="1296"/>
-          </w:tcPr>
-          <w:p>
-            <w:pPr>
-              <w:spacing w:before="40" w:after="40" w:line="240" w:lineRule="auto"/>
-              <w:jc w:val="left"/>
-            </w:pPr>
-            <w:r/>
-            <w:r>
-              <w:rPr>
-                <w:rFonts w:ascii="Times New Roman" w:hAnsi="Times New Roman" w:eastAsia="Times New Roman" w:cs="Times New Roman"/>
-                <w:b w:val="0"/>
-                <w:i w:val="0"/>
-                <w:sz w:val="18"/>
-              </w:rPr>
-              <w:t>5</w:t>
-            </w:r>
-          </w:p>
-        </w:tc>
-        <w:tc>
-          <w:tcPr>
-            <w:tcW w:type="dxa" w:w="1296"/>
-          </w:tcPr>
-          <w:p>
-            <w:pPr>
-              <w:spacing w:before="40" w:after="40" w:line="240" w:lineRule="auto"/>
-              <w:jc w:val="center"/>
-            </w:pPr>
-            <w:r/>
-            <w:r>
-              <w:rPr>
-                <w:rFonts w:ascii="Times New Roman" w:hAnsi="Times New Roman" w:eastAsia="Times New Roman" w:cs="Times New Roman"/>
-                <w:b w:val="0"/>
-                <w:i w:val="0"/>
-                <w:sz w:val="18"/>
-              </w:rPr>
-              <w:t>0.5957</w:t>
-            </w:r>
-          </w:p>
-        </w:tc>
-        <w:tc>
-          <w:tcPr>
-            <w:tcW w:type="dxa" w:w="1296"/>
-          </w:tcPr>
-          <w:p>
-            <w:pPr>
-              <w:spacing w:before="40" w:after="40" w:line="240" w:lineRule="auto"/>
-              <w:jc w:val="center"/>
-            </w:pPr>
-            <w:r/>
-            <w:r>
-              <w:rPr>
-                <w:rFonts w:ascii="Times New Roman" w:hAnsi="Times New Roman" w:eastAsia="Times New Roman" w:cs="Times New Roman"/>
-                <w:b w:val="0"/>
-                <w:i w:val="0"/>
-                <w:sz w:val="18"/>
-              </w:rPr>
               <w:t>0.5878</w:t>
             </w:r>
           </w:p>
         </w:tc>
         <w:tc>
           <w:tcPr>
-            <w:tcW w:type="dxa" w:w="1296"/>
-          </w:tcPr>
-          <w:p>
-            <w:pPr>
-              <w:spacing w:before="40" w:after="40" w:line="240" w:lineRule="auto"/>
-              <w:jc w:val="center"/>
-            </w:pPr>
-            <w:r/>
-            <w:r>
-              <w:rPr>
-                <w:rFonts w:ascii="Times New Roman" w:hAnsi="Times New Roman" w:eastAsia="Times New Roman" w:cs="Times New Roman"/>
-                <w:b w:val="0"/>
-                <w:i w:val="0"/>
-                <w:sz w:val="18"/>
-              </w:rPr>
-              <w:t>0.5908</w:t>
-            </w:r>
-          </w:p>
-        </w:tc>
-        <w:tc>
-          <w:tcPr>
-            <w:tcW w:type="dxa" w:w="1296"/>
-          </w:tcPr>
-          <w:p>
-            <w:pPr>
-              <w:spacing w:before="40" w:after="40" w:line="240" w:lineRule="auto"/>
-              <w:jc w:val="center"/>
-            </w:pPr>
-            <w:r/>
-            <w:r>
-              <w:rPr>
-                <w:rFonts w:ascii="Times New Roman" w:hAnsi="Times New Roman" w:eastAsia="Times New Roman" w:cs="Times New Roman"/>
-                <w:b w:val="0"/>
-                <w:i w:val="0"/>
-                <w:sz w:val="18"/>
-              </w:rPr>
-              <w:t>0.5772</w:t>
-            </w:r>
-          </w:p>
-        </w:tc>
-        <w:tc>
-          <w:tcPr>
-            <w:tcW w:type="dxa" w:w="1296"/>
-          </w:tcPr>
-          <w:p>
-            <w:pPr>
-              <w:spacing w:before="40" w:after="40" w:line="240" w:lineRule="auto"/>
-              <w:jc w:val="center"/>
-            </w:pPr>
-            <w:r/>
-            <w:r>
-              <w:rPr>
-                <w:rFonts w:ascii="Times New Roman" w:hAnsi="Times New Roman" w:eastAsia="Times New Roman" w:cs="Times New Roman"/>
-                <w:b w:val="0"/>
-                <w:i w:val="0"/>
-                <w:sz w:val="18"/>
-              </w:rPr>
-              <w:t>0.5932</w:t>
-            </w:r>
-          </w:p>
-        </w:tc>
-      </w:tr>
-      <w:tr>
-        <w:tc>
-          <w:tcPr>
-            <w:tcW w:type="dxa" w:w="1296"/>
-          </w:tcPr>
-          <w:p>
-            <w:pPr>
-              <w:spacing w:before="40" w:after="40" w:line="240" w:lineRule="auto"/>
-              <w:jc w:val="center"/>
-            </w:pPr>
-            <w:r/>
-            <w:r>
-              <w:rPr>
-                <w:rFonts w:ascii="Times New Roman" w:hAnsi="Times New Roman" w:eastAsia="Times New Roman" w:cs="Times New Roman"/>
-                <w:b w:val="0"/>
-                <w:i w:val="0"/>
-                <w:sz w:val="18"/>
-              </w:rPr>
-              <w:t>NER2015</w:t>
-            </w:r>
-          </w:p>
-        </w:tc>
-        <w:tc>
-          <w:tcPr>
-            <w:tcW w:type="dxa" w:w="1296"/>
-          </w:tcPr>
-          <w:p>
-            <w:pPr>
-              <w:spacing w:before="40" w:after="40" w:line="240" w:lineRule="auto"/>
-              <w:jc w:val="left"/>
-            </w:pPr>
-            <w:r/>
-            <w:r>
-              <w:rPr>
-                <w:rFonts w:ascii="Times New Roman" w:hAnsi="Times New Roman" w:eastAsia="Times New Roman" w:cs="Times New Roman"/>
-                <w:b w:val="0"/>
-                <w:i w:val="0"/>
-                <w:sz w:val="18"/>
-              </w:rPr>
-              <w:t>20</w:t>
-            </w:r>
-          </w:p>
-        </w:tc>
-        <w:tc>
-          <w:tcPr>
-            <w:tcW w:type="dxa" w:w="1296"/>
+            <w:tcW w:type="dxa" w:w="1134"/>
           </w:tcPr>
           <w:p>
             <w:pPr>
@@ -7572,7 +7045,28 @@
         </w:tc>
         <w:tc>
           <w:tcPr>
-            <w:tcW w:type="dxa" w:w="1296"/>
+            <w:tcW w:type="dxa" w:w="1134"/>
+          </w:tcPr>
+          <w:p>
+            <w:pPr>
+              <w:spacing w:before="40" w:after="40" w:line="240" w:lineRule="auto"/>
+              <w:jc w:val="center"/>
+            </w:pPr>
+            <w:r/>
+            <w:r>
+              <w:rPr>
+                <w:rFonts w:ascii="Times New Roman" w:hAnsi="Times New Roman" w:eastAsia="Times New Roman" w:cs="Times New Roman"/>
+                <w:b w:val="0"/>
+                <w:i w:val="0"/>
+                <w:sz w:val="18"/>
+              </w:rPr>
+              <w:t>0.5840</w:t>
+            </w:r>
+          </w:p>
+        </w:tc>
+        <w:tc>
+          <w:tcPr>
+            <w:tcW w:type="dxa" w:w="1134"/>
           </w:tcPr>
           <w:p>
             <w:pPr>
@@ -7593,64 +7087,64 @@
         </w:tc>
         <w:tc>
           <w:tcPr>
-            <w:tcW w:type="dxa" w:w="1296"/>
-          </w:tcPr>
-          <w:p>
-            <w:pPr>
-              <w:spacing w:before="40" w:after="40" w:line="240" w:lineRule="auto"/>
-              <w:jc w:val="center"/>
-            </w:pPr>
-            <w:r/>
-            <w:r>
-              <w:rPr>
-                <w:rFonts w:ascii="Times New Roman" w:hAnsi="Times New Roman" w:eastAsia="Times New Roman" w:cs="Times New Roman"/>
-                <w:b w:val="0"/>
-                <w:i w:val="0"/>
-                <w:sz w:val="18"/>
-              </w:rPr>
-              <w:t>0.5840</w:t>
-            </w:r>
-          </w:p>
-        </w:tc>
-        <w:tc>
-          <w:tcPr>
-            <w:tcW w:type="dxa" w:w="1296"/>
-          </w:tcPr>
-          <w:p>
-            <w:pPr>
-              <w:spacing w:before="40" w:after="40" w:line="240" w:lineRule="auto"/>
-              <w:jc w:val="center"/>
-            </w:pPr>
-            <w:r/>
-            <w:r>
-              <w:rPr>
-                <w:rFonts w:ascii="Times New Roman" w:hAnsi="Times New Roman" w:eastAsia="Times New Roman" w:cs="Times New Roman"/>
-                <w:b w:val="0"/>
-                <w:i w:val="0"/>
-                <w:sz w:val="18"/>
-              </w:rPr>
-              <w:t>0.5777</w:t>
-            </w:r>
-          </w:p>
-        </w:tc>
-        <w:tc>
-          <w:tcPr>
-            <w:tcW w:type="dxa" w:w="1296"/>
-          </w:tcPr>
-          <w:p>
-            <w:pPr>
-              <w:spacing w:before="40" w:after="40" w:line="240" w:lineRule="auto"/>
-              <w:jc w:val="center"/>
-            </w:pPr>
-            <w:r/>
-            <w:r>
-              <w:rPr>
-                <w:rFonts w:ascii="Times New Roman" w:hAnsi="Times New Roman" w:eastAsia="Times New Roman" w:cs="Times New Roman"/>
-                <w:b w:val="0"/>
-                <w:i w:val="0"/>
-                <w:sz w:val="18"/>
-              </w:rPr>
-              <w:t>0.5878</w:t>
+            <w:tcW w:type="dxa" w:w="1134"/>
+          </w:tcPr>
+          <w:p>
+            <w:pPr>
+              <w:spacing w:before="40" w:after="40" w:line="240" w:lineRule="auto"/>
+              <w:jc w:val="center"/>
+            </w:pPr>
+            <w:r/>
+            <w:r>
+              <w:rPr>
+                <w:rFonts w:ascii="Times New Roman" w:hAnsi="Times New Roman" w:eastAsia="Times New Roman" w:cs="Times New Roman"/>
+                <w:b w:val="0"/>
+                <w:i w:val="0"/>
+                <w:sz w:val="18"/>
+              </w:rPr>
+              <w:t>0.5822</w:t>
+            </w:r>
+          </w:p>
+        </w:tc>
+        <w:tc>
+          <w:tcPr>
+            <w:tcW w:type="dxa" w:w="1134"/>
+          </w:tcPr>
+          <w:p>
+            <w:pPr>
+              <w:spacing w:before="40" w:after="40" w:line="240" w:lineRule="auto"/>
+              <w:jc w:val="center"/>
+            </w:pPr>
+            <w:r/>
+            <w:r>
+              <w:rPr>
+                <w:rFonts w:ascii="Times New Roman" w:hAnsi="Times New Roman" w:eastAsia="Times New Roman" w:cs="Times New Roman"/>
+                <w:b w:val="0"/>
+                <w:i w:val="0"/>
+                <w:sz w:val="18"/>
+              </w:rPr>
+              <w:t>0.5867</w:t>
+            </w:r>
+          </w:p>
+        </w:tc>
+        <w:tc>
+          <w:tcPr>
+            <w:tcW w:type="dxa" w:w="1134"/>
+          </w:tcPr>
+          <w:p>
+            <w:pPr>
+              <w:spacing w:before="40" w:after="40" w:line="240" w:lineRule="auto"/>
+              <w:jc w:val="center"/>
+            </w:pPr>
+            <w:r/>
+            <w:r>
+              <w:rPr>
+                <w:rFonts w:ascii="Times New Roman" w:hAnsi="Times New Roman" w:eastAsia="Times New Roman" w:cs="Times New Roman"/>
+                <w:b w:val="0"/>
+                <w:i w:val="0"/>
+                <w:sz w:val="18"/>
+              </w:rPr>
+              <w:t>0.5857</w:t>
             </w:r>
           </w:p>
         </w:tc>
@@ -7676,7 +7170,7 @@
           <w:i w:val="0"/>
           <w:sz w:val="24"/>
         </w:rPr>
-        <w:t xml:space="preserve">Three different behaviours appear, and they are the reason the protocol matters. On BCI-2b the causal running mean matches the batch correction from the fifth trial onward (0.7413 against 0.7408) and the frozen prefix converges to it by fifty trials (difference −0.003, 95% CI [−0.006, +0.000]). On BCI-2a the running mean is again within 0.004 of batch at every k, while the frozen prefix is 0.019 below it at k = 50 (CI [−0.037, −0.006]). On SEED the frozen prefix fails and keeps failing — 0.527 at k = 5 and 0.516 at k = 200 — because the session is a sequence of film blocks whose mean shifts from block to block, so a prefix estimates the mean of the first block and nothing else; the running mean tracks the shift and climbs from 0.671 to 0.699, within 0.010 of the transductive value. On grasp-and-lift both online estimates are far below batch (0.666 and 0.694 against 0.784) and </w:t>
+        <w:t xml:space="preserve">Three regimes appear, and they are why the estimator is a design choice rather than an implementation detail. Where the session mean is stable (BCI-2b, BCI-2a) every estimator recovers the transductive gain within 0.01 and the choice does not matter. Where the mean drifts between blocks (SEED), a </w:t>
       </w:r>
       <w:r>
         <w:rPr>
@@ -7685,7 +7179,7 @@
           <w:i/>
           <w:sz w:val="24"/>
         </w:rPr>
-        <w:t>below doing nothing</w:t>
+        <w:t>short-memory</w:t>
       </w:r>
       <w:r>
         <w:rPr>
@@ -7694,7 +7188,25 @@
           <w:i w:val="0"/>
           <w:sz w:val="24"/>
         </w:rPr>
-        <w:t xml:space="preserve"> (0.778), so with a rapidly drifting mean a badly estimated correction is worse than no correction; NER2015 has no origin offset and every method is the same within 0.006.</w:t>
+        <w:t xml:space="preserve"> estimator is harmful — a 50-trial window and an exponential average with α = 0.05 both fall below no correction, because within one film block the window sees only that block — while a long-memory estimator keeps the gain. Where the mean drifts </w:t>
+      </w:r>
+      <w:r>
+        <w:rPr>
+          <w:rFonts w:ascii="Times New Roman" w:hAnsi="Times New Roman" w:eastAsia="Times New Roman" w:cs="Times New Roman"/>
+          <w:b w:val="0"/>
+          <w:i/>
+          <w:sz w:val="24"/>
+        </w:rPr>
+        <w:t>within</w:t>
+      </w:r>
+      <w:r>
+        <w:rPr>
+          <w:rFonts w:ascii="Times New Roman" w:hAnsi="Times New Roman" w:eastAsia="Times New Roman" w:cs="Times New Roman"/>
+          <w:b w:val="0"/>
+          <w:i w:val="0"/>
+          <w:sz w:val="24"/>
+        </w:rPr>
+        <w:t xml:space="preserve"> a session (grasp-and-lift), the reverse happens: the cumulative mean loses 0.115 because it averages across drift, and the exponential average loses 0.147. No fixed-memory estimator is safe on both.</w:t>
       </w:r>
     </w:p>
     <w:p>
@@ -7706,11 +7218,20 @@
       <w:r>
         <w:rPr>
           <w:rFonts w:ascii="Times New Roman" w:hAnsi="Times New Roman" w:eastAsia="Times New Roman" w:cs="Times New Roman"/>
+          <w:b/>
+          <w:i w:val="0"/>
+          <w:sz w:val="24"/>
+        </w:rPr>
+        <w:t>A shrunk estimator that is.</w:t>
+      </w:r>
+      <w:r>
+        <w:rPr>
+          <w:rFonts w:ascii="Times New Roman" w:hAnsi="Times New Roman" w:eastAsia="Times New Roman" w:cs="Times New Roman"/>
           <w:b w:val="0"/>
           <w:i w:val="0"/>
           <w:sz w:val="24"/>
         </w:rPr>
-        <w:t>The practical reading is therefore not "correct with a prefix" but "correct causally, and check that the correction beats no correction": a running mean is the only estimator that survives block structure, and none of them rescues a mean that drifts faster than the window can follow.</w:t>
+        <w:t xml:space="preserve"> The one estimator that does not lose on either is a cumulative mean whose weight is set by its own effective sample size:</w:t>
       </w:r>
     </w:p>
     <w:p>
@@ -7726,7 +7247,23 @@
           <w:i w:val="0"/>
           <w:sz w:val="24"/>
         </w:rPr>
-        <w:t xml:space="preserve">This experiment also gives the one-sided pipeline a realistic origin. A practitioner who observes drift and adds a running-mean normaliser at prediction time, without re-fitting the model on centred training data, has built exactly the </w:t>
+        <w:t>x̃_t = x_t − λ_t μ̂_{t−1} + λ_t μ_A ,   λ_t = n_eff / (n_eff + τ) ,           (9)</w:t>
+      </w:r>
+    </w:p>
+    <w:p>
+      <w:pPr>
+        <w:spacing w:before="0" w:after="0" w:line="480" w:lineRule="auto"/>
+        <w:ind w:firstLine="0" w:left="0"/>
+        <w:jc w:val="left"/>
+      </w:pPr>
+      <w:r>
+        <w:rPr>
+          <w:rFonts w:ascii="Times New Roman" w:hAnsi="Times New Roman" w:eastAsia="Times New Roman" w:cs="Times New Roman"/>
+          <w:b w:val="0"/>
+          <w:i w:val="0"/>
+          <w:sz w:val="24"/>
+        </w:rPr>
+        <w:t xml:space="preserve">with n_eff = t−1 for the cumulative mean and τ = 50 fixed before the experiments. The unit of k is trials, which is not a common unit of time across datasets: a BCI trial is about eight seconds, a SEED segment one second, so k = 20 is roughly 160 s of motor-imagery data and k = 50 is 50 s of film; we report trials because that is what the estimator consumes, and the time conversion is given so that the cost can be compared across paradigms. At the start λ ≈ 0 and the pipeline returns </w:t>
       </w:r>
       <w:r>
         <w:rPr>
@@ -7735,7 +7272,7 @@
           <w:i w:val="0"/>
           <w:sz w:val="24"/>
         </w:rPr>
-        <w:t>zero</w:t>
+        <w:t>none</w:t>
       </w:r>
       <w:r>
         <w:rPr>
@@ -7744,7 +7281,82 @@
           <w:i w:val="0"/>
           <w:sz w:val="24"/>
         </w:rPr>
-        <w:t xml:space="preserve"> pipeline of Section 2.1: the model sees raw features, the input sees centred ones. Table 4 is the cost of that patch on five datasets — small on BCI-2b and BCI-2a, nil on NER2015, and on grasp-and-lift a loss of 0.11 against not patching at all.</w:t>
+        <w:t>; as trials accumulate λ → 1 and it returns the two-sided correction. The estimator therefore spends its uncertainty on the safe side: it cannot damage a session at the start, and it cannot hold on to a stale mean once the evidence accumulates. On the five datasets the subject-level paired difference against no correction is +0.026 [+0.012, +0.041], +0.040 [+0.025, +0.057], +0.225 [+0.178, +0.272], −0.024 [−0.031, −0.016] and −0.001 [−0.004, +0.002]: it keeps almost all of the SEED gain (0.225 against 0.218 for the plain cumulative mean) while cutting the grasp-and-lift loss from 0.115 to 0.024. τ is the only parameter and it was set to 50 before the experiments. It trades the two regimes against each other: τ = 20 gives +0.031, +0.044, +0.225, −0.052 and −0.003 on the five datasets, and τ = 200 gives +0.012, +0.028, +0.198, −0.006 and −0.001, so a ten-fold change moves the numbers by at most 0.03 and leaves the pattern intact — a larger τ trusts the correction later, which costs a little on the stable datasets and buys a little on the drifting one. We report the sweep rather than a tuned value because the choice is a policy decision about which failure one prefers, not a quantity to be optimised on the test data.</w:t>
+      </w:r>
+    </w:p>
+    <w:p>
+      <w:pPr>
+        <w:spacing w:before="0" w:after="0" w:line="480" w:lineRule="auto"/>
+        <w:ind w:firstLine="0" w:left="0"/>
+        <w:jc w:val="left"/>
+      </w:pPr>
+      <w:r>
+        <w:rPr>
+          <w:rFonts w:ascii="Times New Roman" w:hAnsi="Times New Roman" w:eastAsia="Times New Roman" w:cs="Times New Roman"/>
+          <w:b/>
+          <w:i w:val="0"/>
+          <w:sz w:val="24"/>
+        </w:rPr>
+        <w:t>The estimator on the held-out dataset.</w:t>
+      </w:r>
+      <w:r>
+        <w:rPr>
+          <w:rFonts w:ascii="Times New Roman" w:hAnsi="Times New Roman" w:eastAsia="Times New Roman" w:cs="Times New Roman"/>
+          <w:b w:val="0"/>
+          <w:i w:val="0"/>
+          <w:sz w:val="24"/>
+        </w:rPr>
+        <w:t xml:space="preserve"> SEED-IV was not used to design Equation (9). On its 90 cells with k = 50 the shrunk estimator gives +0.164 [+0.128, +0.201] against no correction, against +0.189 [+0.144, +0.236] for the cumulative mean and +0.205 [+0.161, +0.254] for the transductive correction; the one-sided patch gives −0.105 [−0.143, −0.067]. The causal correction therefore transfers to a dataset it was not built on, and the shrunk estimator keeps about four fifths of the transductive gain there — the price of the safety it buys on grasp-and-lift.</w:t>
+      </w:r>
+    </w:p>
+    <w:p>
+      <w:pPr>
+        <w:spacing w:before="0" w:after="0" w:line="480" w:lineRule="auto"/>
+        <w:ind w:firstLine="0" w:left="0"/>
+        <w:jc w:val="left"/>
+      </w:pPr>
+      <w:r>
+        <w:rPr>
+          <w:rFonts w:ascii="Times New Roman" w:hAnsi="Times New Roman" w:eastAsia="Times New Roman" w:cs="Times New Roman"/>
+          <w:b/>
+          <w:i w:val="0"/>
+          <w:sz w:val="24"/>
+        </w:rPr>
+        <w:t>Why the classifier stays affine.</w:t>
+      </w:r>
+      <w:r>
+        <w:rPr>
+          <w:rFonts w:ascii="Times New Roman" w:hAnsi="Times New Roman" w:eastAsia="Times New Roman" w:cs="Times New Roman"/>
+          <w:b w:val="0"/>
+          <w:i w:val="0"/>
+          <w:sz w:val="24"/>
+        </w:rPr>
+        <w:t xml:space="preserve"> The mechanism is a property of an affine decision function: a shift of the feature origin moves the intercept by w'c, and a non-linear model has no such global intercept to move, so the analysis would not apply to it. That is a scope statement, not a claim that non-linear decoders are immune; it says that the quantity this paper measures — a threshold displacement of the class scores — exists for the models it studies and is not defined the same way for the others. The estimator of Equation (9), by contrast, is model-agnostic: it only needs the training mean and the target stream.</w:t>
+      </w:r>
+    </w:p>
+    <w:p>
+      <w:pPr>
+        <w:spacing w:before="0" w:after="0" w:line="480" w:lineRule="auto"/>
+        <w:ind w:firstLine="0" w:left="0"/>
+        <w:jc w:val="left"/>
+      </w:pPr>
+      <w:r>
+        <w:rPr>
+          <w:rFonts w:ascii="Times New Roman" w:hAnsi="Times New Roman" w:eastAsia="Times New Roman" w:cs="Times New Roman"/>
+          <w:b/>
+          <w:i w:val="0"/>
+          <w:sz w:val="24"/>
+        </w:rPr>
+        <w:t>The one-sided patch is the harmful variant, and its cost is measurable.</w:t>
+      </w:r>
+      <w:r>
+        <w:rPr>
+          <w:rFonts w:ascii="Times New Roman" w:hAnsi="Times New Roman" w:eastAsia="Times New Roman" w:cs="Times New Roman"/>
+          <w:b w:val="0"/>
+          <w:i w:val="0"/>
+          <w:sz w:val="24"/>
+        </w:rPr>
+        <w:t xml:space="preserve"> Subtracting the estimate without adding the training mean back (Equation 8) costs 0.122 on BCI-2b, 0.047 on BCI-2a, 0.121 on SEED and 0.176 on grasp-and-lift relative to not correcting at all. That is the quantity the theory of Section 2.3 predicts, and it is an order of magnitude larger than the difference between good estimators.</w:t>
       </w:r>
     </w:p>
     <w:p>
@@ -9294,7 +8906,7 @@
           <w:i w:val="0"/>
           <w:sz w:val="24"/>
         </w:rPr>
-        <w:t>The two directions give the same z_T to within one unit in the second decimal, and the orthogonal one changes the penalty by exactly 0.0000 in every cell while the parallel one changes it by −0.13 and −0.21 to −0.31. A norm-based statistic is therefore blind to the direction. The projected statistic of Equation (2) is unchanged in the orthogonal arm by construction, and it is the statistic we use.</w:t>
+        <w:t>The two directions give z_T values within 0.3 of each other on BCI-2b and within 0.01 on grasp-and-lift, which is the point: an equal-norm origin leaves the norm-based statistic essentially unchanged while the penalty moves by 0.13 to 0.31, and the orthogonal one changes the penalty by exactly 0.0000 in every cell while the parallel one changes it by −0.13 and −0.21 to −0.31. A norm-based statistic is therefore blind to the direction. The projected statistic of Equation (2) is unchanged in the orthogonal arm by construction, and it is the statistic we use.</w:t>
       </w:r>
     </w:p>
     <w:p>
@@ -16550,7 +16162,7 @@
           <w:i w:val="0"/>
           <w:sz w:val="21"/>
         </w:rPr>
-        <w:t xml:space="preserve"> and is placed next to the median only as a summary of the spread. The Brier score is the mean squared error of the predicted probability vector, and log loss clips probabilities at 10⁻¹². The paired differences are given in the text.</w:t>
+        <w:t>, and the median is reported beside the mean, not inside that interval. The Brier score is the mean squared error of the predicted probability vector, and log loss clips probabilities at 10⁻¹². The paired differences are given in the text.</w:t>
       </w:r>
     </w:p>
     <w:tbl>
@@ -19553,7 +19165,7 @@
           <w:i w:val="0"/>
           <w:sz w:val="24"/>
         </w:rPr>
-        <w:t xml:space="preserve"> Both forms of the correction use the whole target session to estimate μB. That is legitimate under a protocol that allows unlabelled target data and is not available in a strictly inductive deployment. The running-mean experiment shows the limit: with the trials in a random order five trials suffice (0.7334 against 0.7365 on BCI-2b), while with the recorded order the same pipeline is exact on BCI-2b (0.7409) and clearly worse on the block-structured datasets (0.6724 against 0.7094 on SEED; 0.6781 against 0.7938 on grasp-and-lift). A running reference does not remove the need for a calibration block.</w:t>
+        <w:t xml:space="preserve"> Both forms of the correction use the whole target session to estimate μB. That is legitimate under a protocol that allows unlabelled target data and is not available in a strictly inductive deployment. The causal experiment of Section 4.2 maps the limit: a cumulative estimate recovers the transductive gain on BCI-2b, BCI-2a and SEED, loses 0.115 on grasp-and-lift because the mean drifts within the session, and the shrunk estimator of Equation (9) is the only one that stays non-negative on all five datasets. A causal reference does not remove the need for calibration; it changes what a calibration failure looks like.</w:t>
       </w:r>
     </w:p>
     <w:p>
@@ -19817,7 +19429,7 @@
           <w:i w:val="0"/>
           <w:sz w:val="24"/>
         </w:rPr>
-        <w:t>BCI Competition IV datasets 2a and 2b are available from the competition organisers. SEED and SEED-IV are available from the BCMI Laboratory, Shanghai Jiao Tong University, on request for academic use; the present study used the differential-entropy features distributed with those releases, unmodified. NER2015 and grasp-and-lift are Kaggle competition datasets and are publicly available. The analysis code, the feature-cache schema and the plain-text output of every number reported in this paper are archived at https://github.com/gzhgzy1234567890-lang/EEG-BSPC/tree/main/origin_equivariance (analysis commit 9c32dcfd1e), which is the version of record for the code.</w:t>
+        <w:t>BCI Competition IV datasets 2a and 2b are available from the competition organisers. SEED and SEED-IV are available from the BCMI Laboratory, Shanghai Jiao Tong University, on request for academic use; the present study used the differential-entropy features distributed with those releases, unmodified. NER2015 and grasp-and-lift are Kaggle competition datasets and are publicly available. The analysis code, the feature-cache schema and the plain-text output of every number reported in this paper are archived at https://github.com/gzhgzy1234567890-lang/EEG-BSPC/tree/main/origin_equivariance (analysis commit 3bd5159229), which is the version of record for the code.</w:t>
       </w:r>
     </w:p>
     <w:p>

--- a/origin_equivariance/BSPC_Manuscript_v16_with_figs.docx
+++ b/origin_equivariance/BSPC_Manuscript_v16_with_figs.docx
@@ -274,7 +274,7 @@
           <w:i w:val="0"/>
           <w:sz w:val="24"/>
         </w:rPr>
-        <w:t>Removing a session mean is the first step of almost every cross-session EEG pipeline, and in deployment the mean has to be estimated from the trials that have already arrived. We ask when that causal estimate helps, when it hurts, and whether the pipeline can decide without target labels. The theory is short: a correction is invariant to the coordinate origin exactly when it translates by a translation-equivariant estimate of the target mean, and two corrections leave every score difference unchanged exactly when their references differ by a vector in the null space of the centred weights. The failure of the one-sided form is a threshold displacement whose sign is carried by the threshold error the training session already carries. The experiments cover 845 cells from five datasets plus 90 held-out cells from SEED-IV. Four causal estimators of the target mean are compared on one common post-prefix test set: a cumulative mean, a sliding window, an exponential average, and a shrunk estimator whose weight on the correction is n_eff/(n_eff + τ) with n_eff the estimator's effective sample size. The cumulative mean recovers the transductive gain on BCI-2b, BCI-2a and SEED but loses 0.115 on grasp-and-lift; the window and the exponential average lose on SEED as well, because a short window sees one film block; the shrunk estimator is the only one that is non-negative on all five datasets (+0.026, +0.040, +0.225, −0.001, −0.024). Subtracting the estimate without adding the training mean back loses 0.05 to 0.18.</w:t>
+        <w:t>Removing a session mean is the first step of almost every cross-session EEG pipeline, and in deployment the mean has to be estimated from the trials that have already arrived. We ask when that causal estimate helps, when it hurts, and whether the pipeline can decide without target labels. The theory is short: a correction is invariant to the coordinate origin exactly when it translates by a translation-equivariant estimate of the target mean, and two corrections leave every score difference unchanged exactly when their references differ by a vector in the null space of the centred weights. The failure of the one-sided form is a threshold displacement whose sign is carried by the threshold error the training session already carries. The experiments cover 845 cells from five datasets plus 90 held-out cells from SEED-IV. Four causal estimators of the target mean are compared on one common post-prefix test set: a cumulative mean, a sliding window, an exponential average, and a shrunk estimator whose weight on the correction is n_eff/(n_eff + τ) with n_eff the estimator's effective sample size. The cumulative mean recovers the transductive gain on BCI-2b, BCI-2a and SEED but loses 0.115 on grasp-and-lift; the window and the exponential average lose on SEED as well, because a short window sees one film block; the shrunk estimator is the only one that is non-negative on all five datasets (+0.026, +0.040, +0.225, −0.001, −0.024), at the cost of part of the transductive gain. Subtracting the estimate without adding the training mean back loses 0.05 to 0.18.</w:t>
       </w:r>
     </w:p>
     <w:p>
@@ -1675,7 +1675,7 @@
           <w:i w:val="0"/>
           <w:sz w:val="24"/>
         </w:rPr>
-        <w:t xml:space="preserve"> For any two samples x, x' and any two classes j, k, the comparison s_j(x) − s_k(x) versus s_j(x') − s_k(x') is unchanged by any of the six pipelines, because the added constants are identical for x and x'. Pairwise margins and any ranking measure computed from the raw class scores are therefore unchanged. The statement does not extend to rankings computed from </w:t>
+        <w:t xml:space="preserve"> For any two samples x, x' and any two classes j, k, the comparison s_j(x) − s_k(x) versus s_j(x') − s_k(x') is unchanged by any of the six pipelines, because the added constants are identical for x and x'. Per-class, cross-sample rankings of the raw scores and of pairwise margins are therefore unchanged; a measure that aggregates across classes — a macro-averaged one-versus-rest AUC, or anything computed from softmax probabilities — is not covered by the statement. The statement does not extend to rankings computed from </w:t>
       </w:r>
       <w:r>
         <w:rPr>
@@ -3817,7 +3817,7 @@
           <w:i w:val="0"/>
           <w:sz w:val="24"/>
         </w:rPr>
-        <w:t xml:space="preserve"> One test is confirmatory: the subject-level Wilcoxon signed-rank test of the gain of </w:t>
+        <w:t xml:space="preserve"> Five tests are confirmatory: the subject-level Wilcoxon signed-rank test of the gain of </w:t>
       </w:r>
       <w:r>
         <w:rPr>
@@ -3853,7 +3853,7 @@
           <w:i w:val="0"/>
           <w:sz w:val="24"/>
         </w:rPr>
-        <w:t>, run separately per dataset and reported with its median, interval and effect size. Everything else — the classifier family comparison, the calibration differences, the unit-level correlations and the operating points — is exploratory, and we report it without a multiplicity correction and say so. Because the cells are very unevenly distributed across datasets (NER2015 and grasp-and-lift contribute 656 of 845), the pooled cell mean is dominated by those two datasets; the per-dataset numbers are the ones to read, and the equal-weight mean of the five per-dataset gains is 0.067 against the cell-weighted 0.022.</w:t>
+        <w:t>, run separately per dataset, with Holm control across the five. After Holm the p-values are 0.000 (SEED), 0.016 (BCI-2a), 0.016 (BCI-2b), 0.104 (grasp-and-lift) and 0.320 (NER2015), so the gain is established on three datasets, not on five; grasp-and-lift's raw p of 0.052 becomes 0.104 and its median gain of 0.003 is not claimed as an improvement. Everything else — the classifier family comparison, the calibration differences, the unit-level correlations and the operating points — is exploratory, and we report it without a multiplicity correction and say so. Because the cells are very unevenly distributed across datasets (NER2015 and grasp-and-lift contribute 656 of 845), the pooled cell mean is dominated by those two datasets; the per-dataset numbers are the ones to read, and the equal-weight mean of the five per-dataset gains is 0.067 against the cell-weighted 0.022.</w:t>
       </w:r>
     </w:p>
     <w:p>
@@ -8911,6 +8911,49 @@
     </w:p>
     <w:p>
       <w:pPr>
+        <w:spacing w:before="0" w:after="0" w:line="480" w:lineRule="auto"/>
+        <w:ind w:firstLine="0" w:left="0"/>
+        <w:jc w:val="left"/>
+      </w:pPr>
+      <w:r>
+        <w:rPr>
+          <w:rFonts w:ascii="Times New Roman" w:hAnsi="Times New Roman" w:eastAsia="Times New Roman" w:cs="Times New Roman"/>
+          <w:b/>
+          <w:i w:val="0"/>
+          <w:sz w:val="24"/>
+        </w:rPr>
+        <w:t>The same decomposition on real session shifts.</w:t>
+      </w:r>
+      <w:r>
+        <w:rPr>
+          <w:rFonts w:ascii="Times New Roman" w:hAnsi="Times New Roman" w:eastAsia="Times New Roman" w:cs="Times New Roman"/>
+          <w:b w:val="0"/>
+          <w:i w:val="0"/>
+          <w:sz w:val="24"/>
+        </w:rPr>
+        <w:t xml:space="preserve"> The sweep injects an origin; a session shift is not one. We therefore took the observed shift d = μ_B − μ_A of each cell, wrote it as the part that moves the class scores, P W d, and the part orthogonal to the weight rows, d − W⁺W d, and asked which part tracks the damage. By construction only the first can move a decision, and that is what Proposition 3 says; what the data add is that its </w:t>
+      </w:r>
+      <w:r>
+        <w:rPr>
+          <w:rFonts w:ascii="Times New Roman" w:hAnsi="Times New Roman" w:eastAsia="Times New Roman" w:cs="Times New Roman"/>
+          <w:b w:val="0"/>
+          <w:i/>
+          <w:sz w:val="24"/>
+        </w:rPr>
+        <w:t>magnitude</w:t>
+      </w:r>
+      <w:r>
+        <w:rPr>
+          <w:rFonts w:ascii="Times New Roman" w:hAnsi="Times New Roman" w:eastAsia="Times New Roman" w:cs="Times New Roman"/>
+          <w:b w:val="0"/>
+          <w:i w:val="0"/>
+          <w:sz w:val="24"/>
+        </w:rPr>
+        <w:t xml:space="preserve"> does not order the damage: across the 845 cells the rank correlation between ‖P W d‖ and the penalty is +0.03, and between the orthogonal part and the penalty +0.08, with within-dataset values between −0.04 and +0.59. The reason is the one Equation (4) gives: the damage is a threshold-crossing function of the shift and of where the threshold sits, not a monotone function of the shift. A real shift therefore does not reproduce the clean sweep, and the paper does not claim that it does — the sweep is a controlled input, the model of Section 2.3 is what connects it to the damage, and the online comparison of Section 4.2 is what connects the model to a deployment.</w:t>
+      </w:r>
+    </w:p>
+    <w:p>
+      <w:pPr>
         <w:keepNext/>
         <w:spacing w:before="240" w:after="120" w:line="240" w:lineRule="auto"/>
       </w:pPr>
@@ -18125,6 +18168,121 @@
           <w:i w:val="0"/>
           <w:sz w:val="24"/>
         </w:rPr>
+        <w:t>Six properties are checked by an executable test.</w:t>
+      </w:r>
+      <w:r>
+        <w:rPr>
+          <w:rFonts w:ascii="Times New Roman" w:hAnsi="Times New Roman" w:eastAsia="Times New Roman" w:cs="Times New Roman"/>
+          <w:b w:val="0"/>
+          <w:i w:val="0"/>
+          <w:sz w:val="24"/>
+        </w:rPr>
+        <w:t xml:space="preserve"> </w:t>
+      </w:r>
+      <w:r>
+        <w:rPr>
+          <w:rFonts w:ascii="Courier New" w:hAnsi="Courier New" w:eastAsia="Courier New" w:cs="Courier New"/>
+          <w:b w:val="0"/>
+          <w:i w:val="0"/>
+          <w:sz w:val="24"/>
+        </w:rPr>
+        <w:t>tests_properties.py</w:t>
+      </w:r>
+      <w:r>
+        <w:rPr>
+          <w:rFonts w:ascii="Times New Roman" w:hAnsi="Times New Roman" w:eastAsia="Times New Roman" w:cs="Times New Roman"/>
+          <w:b w:val="0"/>
+          <w:i w:val="0"/>
+          <w:sz w:val="24"/>
+        </w:rPr>
+        <w:t xml:space="preserve"> asserts, on a real cell of BCI-2b, that </w:t>
+      </w:r>
+      <w:r>
+        <w:rPr>
+          <w:rFonts w:ascii="Courier New" w:hAnsi="Courier New" w:eastAsia="Courier New" w:cs="Courier New"/>
+          <w:b w:val="0"/>
+          <w:i w:val="0"/>
+          <w:sz w:val="24"/>
+        </w:rPr>
+        <w:t>mean</w:t>
+      </w:r>
+      <w:r>
+        <w:rPr>
+          <w:rFonts w:ascii="Times New Roman" w:hAnsi="Times New Roman" w:eastAsia="Times New Roman" w:cs="Times New Roman"/>
+          <w:b w:val="0"/>
+          <w:i w:val="0"/>
+          <w:sz w:val="24"/>
+        </w:rPr>
+        <w:t xml:space="preserve"> and </w:t>
+      </w:r>
+      <w:r>
+        <w:rPr>
+          <w:rFonts w:ascii="Courier New" w:hAnsi="Courier New" w:eastAsia="Courier New" w:cs="Courier New"/>
+          <w:b w:val="0"/>
+          <w:i w:val="0"/>
+          <w:sz w:val="24"/>
+        </w:rPr>
+        <w:t>dbl</w:t>
+      </w:r>
+      <w:r>
+        <w:rPr>
+          <w:rFonts w:ascii="Times New Roman" w:hAnsi="Times New Roman" w:eastAsia="Times New Roman" w:cs="Times New Roman"/>
+          <w:b w:val="0"/>
+          <w:i w:val="0"/>
+          <w:sz w:val="24"/>
+        </w:rPr>
+        <w:t xml:space="preserve"> give identical predictions sample by sample; that </w:t>
+      </w:r>
+      <w:r>
+        <w:rPr>
+          <w:rFonts w:ascii="Courier New" w:hAnsi="Courier New" w:eastAsia="Courier New" w:cs="Courier New"/>
+          <w:b w:val="0"/>
+          <w:i w:val="0"/>
+          <w:sz w:val="24"/>
+        </w:rPr>
+        <w:t>z-score</w:t>
+      </w:r>
+      <w:r>
+        <w:rPr>
+          <w:rFonts w:ascii="Times New Roman" w:hAnsi="Times New Roman" w:eastAsia="Times New Roman" w:cs="Times New Roman"/>
+          <w:b w:val="0"/>
+          <w:i w:val="0"/>
+          <w:sz w:val="24"/>
+        </w:rPr>
+        <w:t xml:space="preserve"> and </w:t>
+      </w:r>
+      <w:r>
+        <w:rPr>
+          <w:rFonts w:ascii="Courier New" w:hAnsi="Courier New" w:eastAsia="Courier New" w:cs="Courier New"/>
+          <w:b w:val="0"/>
+          <w:i w:val="0"/>
+          <w:sz w:val="24"/>
+        </w:rPr>
+        <w:t>none</w:t>
+      </w:r>
+      <w:r>
+        <w:rPr>
+          <w:rFonts w:ascii="Times New Roman" w:hAnsi="Times New Roman" w:eastAsia="Times New Roman" w:cs="Times New Roman"/>
+          <w:b w:val="0"/>
+          <w:i w:val="0"/>
+          <w:sz w:val="24"/>
+        </w:rPr>
+        <w:t xml:space="preserve"> do; that the feature-space and score-space corrections agree to 1e-10; that z_w is invariant to a class-common score term to 1e-12; that the collapse identity is consistent with the observed collapse; and that the causal mean at trial t is unchanged when every later trial is replaced by noise. All six pass, and the script prints one line per property.</w:t>
+      </w:r>
+    </w:p>
+    <w:p>
+      <w:pPr>
+        <w:spacing w:before="0" w:after="0" w:line="480" w:lineRule="auto"/>
+        <w:ind w:firstLine="0" w:left="0"/>
+        <w:jc w:val="left"/>
+      </w:pPr>
+      <w:r>
+        <w:rPr>
+          <w:rFonts w:ascii="Times New Roman" w:hAnsi="Times New Roman" w:eastAsia="Times New Roman" w:cs="Times New Roman"/>
+          <w:b/>
+          <w:i w:val="0"/>
+          <w:sz w:val="24"/>
+        </w:rPr>
         <w:t>The held-out dataset.</w:t>
       </w:r>
       <w:r>
@@ -18501,7 +18659,7 @@
                 <w:i w:val="0"/>
                 <w:sz w:val="18"/>
               </w:rPr>
-              <w:t xml:space="preserve">wraps scikit-learn </w:t>
+              <w:t xml:space="preserve">stores a scaling estimated on the data given to </w:t>
             </w:r>
             <w:r>
               <w:rPr>
@@ -18510,6 +18668,24 @@
                 <w:i w:val="0"/>
                 <w:sz w:val="18"/>
               </w:rPr>
+              <w:t>fit</w:t>
+            </w:r>
+            <w:r>
+              <w:rPr>
+                <w:rFonts w:ascii="Times New Roman" w:hAnsi="Times New Roman" w:eastAsia="Times New Roman" w:cs="Times New Roman"/>
+                <w:b w:val="0"/>
+                <w:i w:val="0"/>
+                <w:sz w:val="18"/>
+              </w:rPr>
+              <w:t xml:space="preserve"> (a fixed per-channel-type scaling by default, a fitted </w:t>
+            </w:r>
+            <w:r>
+              <w:rPr>
+                <w:rFonts w:ascii="Courier New" w:hAnsi="Courier New" w:eastAsia="Courier New" w:cs="Courier New"/>
+                <w:b w:val="0"/>
+                <w:i w:val="0"/>
+                <w:sz w:val="18"/>
+              </w:rPr>
               <w:t>StandardScaler</w:t>
             </w:r>
             <w:r>
@@ -18519,7 +18695,7 @@
                 <w:i w:val="0"/>
                 <w:sz w:val="18"/>
               </w:rPr>
-              <w:t xml:space="preserve">; </w:t>
+              <w:t xml:space="preserve"> in the </w:t>
             </w:r>
             <w:r>
               <w:rPr>
@@ -18528,16 +18704,16 @@
                 <w:i w:val="0"/>
                 <w:sz w:val="18"/>
               </w:rPr>
-              <w:t>fit</w:t>
-            </w:r>
-            <w:r>
-              <w:rPr>
-                <w:rFonts w:ascii="Times New Roman" w:hAnsi="Times New Roman" w:eastAsia="Times New Roman" w:cs="Times New Roman"/>
-                <w:b w:val="0"/>
-                <w:i w:val="0"/>
-                <w:sz w:val="18"/>
-              </w:rPr>
-              <w:t xml:space="preserve"> then </w:t>
+              <w:t>scalings='mean'</w:t>
+            </w:r>
+            <w:r>
+              <w:rPr>
+                <w:rFonts w:ascii="Times New Roman" w:hAnsi="Times New Roman" w:eastAsia="Times New Roman" w:cs="Times New Roman"/>
+                <w:b w:val="0"/>
+                <w:i w:val="0"/>
+                <w:sz w:val="18"/>
+              </w:rPr>
+              <w:t xml:space="preserve"> mode) and applies it in </w:t>
             </w:r>
             <w:r>
               <w:rPr>

--- a/origin_equivariance/BSPC_Manuscript_v16_with_figs.docx
+++ b/origin_equivariance/BSPC_Manuscript_v16_with_figs.docx
@@ -15,7 +15,7 @@
           <w:i w:val="0"/>
           <w:sz w:val="32"/>
         </w:rPr>
-        <w:t>Causal mean correction in cross-session EEG decoding: when it helps, when it hurts, and an estimator that decides</w:t>
+        <w:t>Causal mean correction in cross-session EEG decoding: a comparison of estimators and their failure modes</w:t>
       </w:r>
     </w:p>
     <w:p>
@@ -274,7 +274,7 @@
           <w:i w:val="0"/>
           <w:sz w:val="24"/>
         </w:rPr>
-        <w:t>Removing a session mean is the first step of almost every cross-session EEG pipeline, and in deployment the mean has to be estimated from the trials that have already arrived. We ask when that causal estimate helps, when it hurts, and whether the pipeline can decide without target labels. The theory is short: a correction is invariant to the coordinate origin exactly when it translates by a translation-equivariant estimate of the target mean, and two corrections leave every score difference unchanged exactly when their references differ by a vector in the null space of the centred weights. The failure of the one-sided form is a threshold displacement whose sign is carried by the threshold error the training session already carries. The experiments cover 845 cells from five datasets plus 90 held-out cells from SEED-IV. Four causal estimators of the target mean are compared on one common post-prefix test set: a cumulative mean, a sliding window, an exponential average, and a shrunk estimator whose weight on the correction is n_eff/(n_eff + τ) with n_eff the estimator's effective sample size. The cumulative mean recovers the transductive gain on BCI-2b, BCI-2a and SEED but loses 0.115 on grasp-and-lift; the window and the exponential average lose on SEED as well, because a short window sees one film block; the shrunk estimator is the only one that is non-negative on all five datasets (+0.026, +0.040, +0.225, −0.001, −0.024), at the cost of part of the transductive gain. Subtracting the estimate without adding the training mean back loses 0.05 to 0.18.</w:t>
+        <w:t>Removing a session mean is the first step of almost every cross-session EEG pipeline, and in deployment the mean has to be estimated from the trials that have already arrived. We compare four causal estimators of that mean on one protocol: a cumulative mean, a sliding window, an exponential average, and a shrunk estimator whose weight on the correction is n_eff/(n_eff + τ). The experiments cover 845 cells from five datasets plus 90 held-out cells from SEED-IV. The comparison has a clear structure. Where the session mean is stable, every estimator recovers the transductive gain. Where the mean drifts between blocks, short-memory estimators are harmful. Where the mean drifts within a session, long-memory estimators are harmful, and the shrunk estimator reduces the loss from 0.115 to 0.024 without removing it — the loss remains significant (−0.024, 95% CI [−0.031, −0.016]) and we do not call the estimator safe. On SEED-IV, a related emotion paradigm rather than an independent one, it keeps four fifths of the transductive gain (+0.164 against +0.205). A label-free gate that tries to decide per block whether to correct, by matching the corrected score margins to the source session, does not work: it falls back to no correction on every dataset and loses the SEED gain. What the paper establishes is that the memory of the estimator, not the choice between one-sided and two-sided correction alone, determines whether a deployment gains or loses; what it does not establish is a rule that decides this in advance.</w:t>
       </w:r>
     </w:p>
     <w:p>
@@ -400,7 +400,7 @@
           <w:i w:val="0"/>
           <w:sz w:val="24"/>
         </w:rPr>
-        <w:t>This paper is a verification study of that choice rather than a proposal for a new decoder: it establishes which corrections are invariant, measures what the non-invariant one costs, and reports where the mechanism demonstrably holds and where it fails. It asks three questions and answers each with the weakest statement the evidence supports.</w:t>
+        <w:t>This paper compares the estimators a deployment can actually build from that choice, measures what the inconsistent variant costs, and reports where each estimator holds and where it fails. It asks three questions and answers each with the weakest statement the evidence supports.</w:t>
       </w:r>
     </w:p>
     <w:p>
@@ -1675,7 +1675,7 @@
           <w:i w:val="0"/>
           <w:sz w:val="24"/>
         </w:rPr>
-        <w:t xml:space="preserve"> For any two samples x, x' and any two classes j, k, the comparison s_j(x) − s_k(x) versus s_j(x') − s_k(x') is unchanged by any of the six pipelines, because the added constants are identical for x and x'. Per-class, cross-sample rankings of the raw scores and of pairwise margins are therefore unchanged; a measure that aggregates across classes — a macro-averaged one-versus-rest AUC, or anything computed from softmax probabilities — is not covered by the statement. The statement does not extend to rankings computed from </w:t>
+        <w:t xml:space="preserve"> For any two samples x, x' and any two classes j, k, the comparison s_j(x) − s_k(x) versus s_j(x') − s_k(x') is unchanged by any of the six pipelines, because the added constants are identical for x and x'. Per-class, cross-sample rankings of the raw scores and of pairwise margins are therefore unchanged, and so is a macro-averaged one-versus-rest AUC computed from those scores, since each class score is shifted by the same constant. A measure computed from softmax probabilities is not covered: the per-class constants change the normalisation even though every margin is fixed. The statement does not extend to rankings computed from </w:t>
       </w:r>
       <w:r>
         <w:rPr>
@@ -3853,7 +3853,7 @@
           <w:i w:val="0"/>
           <w:sz w:val="24"/>
         </w:rPr>
-        <w:t>, run separately per dataset, with Holm control across the five. After Holm the p-values are 0.000 (SEED), 0.016 (BCI-2a), 0.016 (BCI-2b), 0.104 (grasp-and-lift) and 0.320 (NER2015), so the gain is established on three datasets, not on five; grasp-and-lift's raw p of 0.052 becomes 0.104 and its median gain of 0.003 is not claimed as an improvement. Everything else — the classifier family comparison, the calibration differences, the unit-level correlations and the operating points — is exploratory, and we report it without a multiplicity correction and say so. Because the cells are very unevenly distributed across datasets (NER2015 and grasp-and-lift contribute 656 of 845), the pooled cell mean is dominated by those two datasets; the per-dataset numbers are the ones to read, and the equal-weight mean of the five per-dataset gains is 0.067 against the cell-weighted 0.022.</w:t>
+        <w:t>, run separately per dataset, with Holm control across the five. After Holm the p-values are 3.05 × 10⁻⁴ (SEED), 0.016 (BCI-2a), 0.016 (BCI-2b), 0.104 (grasp-and-lift) and 0.320 (NER2015), so the gain is established on three datasets, not on five; grasp-and-lift's raw p of 0.052 becomes 0.104 and its median gain of 0.003 is not claimed as an improvement. Everything else — the classifier family comparison, the calibration differences, the unit-level correlations and the operating points — is exploratory, and we report it without a multiplicity correction and say so. Because the cells are very unevenly distributed across datasets (NER2015 and grasp-and-lift contribute 656 of 845), the pooled cell mean is dominated by those two datasets; the per-dataset numbers are the ones to read, and the equal-weight mean of the five per-dataset gains is 0.067 against the cell-weighted 0.022.</w:t>
       </w:r>
     </w:p>
     <w:p>
@@ -6073,7 +6073,7 @@
           <w:i w:val="0"/>
           <w:sz w:val="21"/>
         </w:rPr>
-        <w:t xml:space="preserve"> (4,000 bootstrap resamples).</w:t>
+        <w:t xml:space="preserve"> (4,000 bootstrap resamples); the fixed-λ and oracle-λ rows are reported in the text below rather than in the table.</w:t>
       </w:r>
     </w:p>
     <w:tbl>
@@ -7222,7 +7222,7 @@
           <w:i w:val="0"/>
           <w:sz w:val="24"/>
         </w:rPr>
-        <w:t>A shrunk estimator that is.</w:t>
+        <w:t>A shrunk estimator that is less bad.</w:t>
       </w:r>
       <w:r>
         <w:rPr>
@@ -7231,7 +7231,7 @@
           <w:i w:val="0"/>
           <w:sz w:val="24"/>
         </w:rPr>
-        <w:t xml:space="preserve"> The one estimator that does not lose on either is a cumulative mean whose weight is set by its own effective sample size:</w:t>
+        <w:t xml:space="preserve"> The estimator that loses least is a cumulative mean whose weight is set by the number of trials seen:</w:t>
       </w:r>
     </w:p>
     <w:p>
@@ -7263,7 +7263,7 @@
           <w:i w:val="0"/>
           <w:sz w:val="24"/>
         </w:rPr>
-        <w:t xml:space="preserve">with n_eff = t−1 for the cumulative mean and τ = 50 fixed before the experiments. The unit of k is trials, which is not a common unit of time across datasets: a BCI trial is about eight seconds, a SEED segment one second, so k = 20 is roughly 160 s of motor-imagery data and k = 50 is 50 s of film; we report trials because that is what the estimator consumes, and the time conversion is given so that the cost can be compared across paradigms. At the start λ ≈ 0 and the pipeline returns </w:t>
+        <w:t xml:space="preserve">with n_eff = t−1 for the cumulative mean and τ = 50 fixed before the experiments. n_eff is the number of trials seen, which is an upper bound on the effective sample size of a correlated series rather than the effective size itself; for a stationary series with autocorrelation ρ(k) the latter is n/(1 + 2Σρ(k)), and the difference matters most on SEED, whose segments come from continuous film blocks. We therefore call the rule sample-count shrinkage and treat τ as a policy constant, not as a calibrated uncertainty. The unit of k is trials, which is not a common unit of time across datasets: a BCI trial is about eight seconds, a SEED segment one second, so k = 20 is roughly 160 s of motor-imagery data and k = 50 is 50 s of film; we report trials because that is what the estimator consumes, and the time conversion is given so that the cost can be compared across paradigms. At the start λ ≈ 0 and the pipeline returns </w:t>
       </w:r>
       <w:r>
         <w:rPr>
@@ -7281,7 +7281,7 @@
           <w:i w:val="0"/>
           <w:sz w:val="24"/>
         </w:rPr>
-        <w:t>; as trials accumulate λ → 1 and it returns the two-sided correction. The estimator therefore spends its uncertainty on the safe side: it cannot damage a session at the start, and it cannot hold on to a stale mean once the evidence accumulates. On the five datasets the subject-level paired difference against no correction is +0.026 [+0.012, +0.041], +0.040 [+0.025, +0.057], +0.225 [+0.178, +0.272], −0.024 [−0.031, −0.016] and −0.001 [−0.004, +0.002]: it keeps almost all of the SEED gain (0.225 against 0.218 for the plain cumulative mean) while cutting the grasp-and-lift loss from 0.115 to 0.024. τ is the only parameter and it was set to 50 before the experiments. It trades the two regimes against each other: τ = 20 gives +0.031, +0.044, +0.225, −0.052 and −0.003 on the five datasets, and τ = 200 gives +0.012, +0.028, +0.198, −0.006 and −0.001, so a ten-fold change moves the numbers by at most 0.03 and leaves the pattern intact — a larger τ trusts the correction later, which costs a little on the stable datasets and buys a little on the drifting one. We report the sweep rather than a tuned value because the choice is a policy decision about which failure one prefers, not a quantity to be optimised on the test data.</w:t>
+        <w:t>; as trials accumulate λ → 1 and it returns the two-sided correction. The estimator therefore spends its uncertainty on the safe side: it cannot damage a session at the start, and it cannot hold on to a stale mean once the evidence accumulates. On the five datasets the subject-level paired difference against no correction is +0.026 [+0.012, +0.041], +0.040 [+0.025, +0.057], +0.225 [+0.178, +0.272], −0.024 [−0.031, −0.016] and −0.001 [−0.004, +0.002], in the order BCI-2b, BCI-2a, SEED, grasp-and-lift, NER2015. It keeps almost all of the SEED gain (0.225 against 0.218 for the plain cumulative mean) and cuts the grasp-and-lift loss from 0.115 to 0.024, but the interval on grasp-and-lift stays below zero: the estimator reduces the damage, it does not remove it. τ is the only parameter and it was set to 50 before the experiments; the sweep below shows how much it matters. It trades the two regimes against each other: τ = 20 gives +0.031, +0.044, +0.225, −0.052 and −0.003 on the five datasets, and τ = 200 gives +0.012, +0.028, +0.198, −0.006 and −0.001, so a ten-fold change moves the numbers by at most 0.03 and leaves the pattern intact — a larger τ trusts the correction later, which costs a little on the stable datasets and buys a little on the drifting one. We report the sweep rather than a tuned value because the choice is a policy decision about which failure one prefers, not a quantity to be optimised on the test data.</w:t>
       </w:r>
     </w:p>
     <w:p>
@@ -7306,7 +7306,7 @@
           <w:i w:val="0"/>
           <w:sz w:val="24"/>
         </w:rPr>
-        <w:t xml:space="preserve"> SEED-IV was not used to design Equation (9). On its 90 cells with k = 50 the shrunk estimator gives +0.164 [+0.128, +0.201] against no correction, against +0.189 [+0.144, +0.236] for the cumulative mean and +0.205 [+0.161, +0.254] for the transductive correction; the one-sided patch gives −0.105 [−0.143, −0.067]. The causal correction therefore transfers to a dataset it was not built on, and the shrunk estimator keeps about four fifths of the transductive gain there — the price of the safety it buys on grasp-and-lift.</w:t>
+        <w:t xml:space="preserve"> SEED-IV was not used to design Equation (9). On its 90 cells with k = 50 the shrunk estimator gives +0.164 [+0.128, +0.201] against no correction, against +0.189 [+0.144, +0.236] for the cumulative mean and +0.205 [+0.161, +0.254] for the transductive correction; the one-sided patch gives −0.105 [−0.143, −0.067]. The causal correction therefore transfers to a related paradigm — SEED-IV uses the same emotion task and the same differential-entropy features as SEED, so this is external validation within a family, not across families — and the shrunk estimator keeps about four fifths of the transductive gain there — the price of the safety it buys on grasp-and-lift.</w:t>
       </w:r>
     </w:p>
     <w:p>
@@ -7322,7 +7322,7 @@
           <w:i w:val="0"/>
           <w:sz w:val="24"/>
         </w:rPr>
-        <w:t>Why the classifier stays affine.</w:t>
+        <w:t>The comparison is not specific to LDA.</w:t>
       </w:r>
       <w:r>
         <w:rPr>
@@ -7331,7 +7331,118 @@
           <w:i w:val="0"/>
           <w:sz w:val="24"/>
         </w:rPr>
+        <w:t xml:space="preserve"> The same protocol with logistic regression gives, on BCI-2b, 0.7065 uncorrected, 0.7430 fully corrected and 0.7337 with Equation (9); on grasp-and-lift, 0.7601, 0.6393 and 0.7347. The ordering of the estimators is the same, which is what "model-agnostic" should mean here: the transform is independent of the classifier, and the ranking of estimators survives a change of classifier, but we do not claim it for non-linear decoders, for which the threshold-displacement analysis does not apply.</w:t>
+      </w:r>
+    </w:p>
+    <w:p>
+      <w:pPr>
+        <w:spacing w:before="0" w:after="0" w:line="480" w:lineRule="auto"/>
+        <w:ind w:firstLine="0" w:left="0"/>
+        <w:jc w:val="left"/>
+      </w:pPr>
+      <w:r>
+        <w:rPr>
+          <w:rFonts w:ascii="Times New Roman" w:hAnsi="Times New Roman" w:eastAsia="Times New Roman" w:cs="Times New Roman"/>
+          <w:b/>
+          <w:i w:val="0"/>
+          <w:sz w:val="24"/>
+        </w:rPr>
+        <w:t>Why the classifier stays affine.</w:t>
+      </w:r>
+      <w:r>
+        <w:rPr>
+          <w:rFonts w:ascii="Times New Roman" w:hAnsi="Times New Roman" w:eastAsia="Times New Roman" w:cs="Times New Roman"/>
+          <w:b w:val="0"/>
+          <w:i w:val="0"/>
+          <w:sz w:val="24"/>
+        </w:rPr>
         <w:t xml:space="preserve"> The mechanism is a property of an affine decision function: a shift of the feature origin moves the intercept by w'c, and a non-linear model has no such global intercept to move, so the analysis would not apply to it. That is a scope statement, not a claim that non-linear decoders are immune; it says that the quantity this paper measures — a threshold displacement of the class scores — exists for the models it studies and is not defined the same way for the others. The estimator of Equation (9), by contrast, is model-agnostic: it only needs the training mean and the target stream.</w:t>
+      </w:r>
+    </w:p>
+    <w:p>
+      <w:pPr>
+        <w:spacing w:before="0" w:after="0" w:line="480" w:lineRule="auto"/>
+        <w:ind w:firstLine="0" w:left="0"/>
+        <w:jc w:val="left"/>
+      </w:pPr>
+      <w:r>
+        <w:rPr>
+          <w:rFonts w:ascii="Times New Roman" w:hAnsi="Times New Roman" w:eastAsia="Times New Roman" w:cs="Times New Roman"/>
+          <w:b/>
+          <w:i w:val="0"/>
+          <w:sz w:val="24"/>
+        </w:rPr>
+        <w:t>Fixed shrinkage already does most of the work, and an oracle shows the remaining gap.</w:t>
+      </w:r>
+      <w:r>
+        <w:rPr>
+          <w:rFonts w:ascii="Times New Roman" w:hAnsi="Times New Roman" w:eastAsia="Times New Roman" w:cs="Times New Roman"/>
+          <w:b w:val="0"/>
+          <w:i w:val="0"/>
+          <w:sz w:val="24"/>
+        </w:rPr>
+        <w:t xml:space="preserve"> A constant λ on the same protocol gives, on BCI-2b, 0.7186 (λ = 0.25), 0.7316 (0.5), 0.7408 (0.75) and 0.7417 (1.0) against 0.7327 for Equation (9); on grasp-and-lift the same four are 0.7514, 0.7236, 0.6906 and 0.6560 against 0.7465; on SEED, 0.4939, 0.5460, 0.6204 and 0.6782 against 0.6845. A fixed λ = 0.75 is therefore close to the shrunk rule on BCI-2b and better on grasp-and-lift, and the time dependence buys its advantage on SEED. Choosing λ per cell on the target labels — an oracle, not a method — reaches 0.7538, 0.6156, 0.6979, 0.7813 and 0.6015, so the gap between the best fixed rule and the oracle is 0.01 to 0.05 and is not closed by any of the causal rules we tried.</w:t>
+      </w:r>
+    </w:p>
+    <w:p>
+      <w:pPr>
+        <w:spacing w:before="0" w:after="0" w:line="480" w:lineRule="auto"/>
+        <w:ind w:firstLine="0" w:left="0"/>
+        <w:jc w:val="left"/>
+      </w:pPr>
+      <w:r>
+        <w:rPr>
+          <w:rFonts w:ascii="Times New Roman" w:hAnsi="Times New Roman" w:eastAsia="Times New Roman" w:cs="Times New Roman"/>
+          <w:b/>
+          <w:i w:val="0"/>
+          <w:sz w:val="24"/>
+        </w:rPr>
+        <w:t>A label-free gate that decides does not work.</w:t>
+      </w:r>
+      <w:r>
+        <w:rPr>
+          <w:rFonts w:ascii="Times New Roman" w:hAnsi="Times New Roman" w:eastAsia="Times New Roman" w:cs="Times New Roman"/>
+          <w:b w:val="0"/>
+          <w:i w:val="0"/>
+          <w:sz w:val="24"/>
+        </w:rPr>
+        <w:t xml:space="preserve"> The obvious way to make the method decide is to compare, at the end of each block of 25 trials, the margin distribution of the corrected scores with that of the source session and to correct only when it is closer. On every dataset this gate selects </w:t>
+      </w:r>
+      <w:r>
+        <w:rPr>
+          <w:rFonts w:ascii="Times New Roman" w:hAnsi="Times New Roman" w:eastAsia="Times New Roman" w:cs="Times New Roman"/>
+          <w:b w:val="0"/>
+          <w:i/>
+          <w:sz w:val="24"/>
+        </w:rPr>
+        <w:t>no correction</w:t>
+      </w:r>
+      <w:r>
+        <w:rPr>
+          <w:rFonts w:ascii="Times New Roman" w:hAnsi="Times New Roman" w:eastAsia="Times New Roman" w:cs="Times New Roman"/>
+          <w:b w:val="0"/>
+          <w:i w:val="0"/>
+          <w:sz w:val="24"/>
+        </w:rPr>
+        <w:t xml:space="preserve"> for almost every block: 0.7099 on BCI-2b (against 0.7063 uncorrected and 0.7417 fully corrected), 0.5631 on BCI-2a, 0.4565 on SEED, 0.7093 on grasp-and-lift. The reason is that correcting by the full shift makes the margins </w:t>
+      </w:r>
+      <w:r>
+        <w:rPr>
+          <w:rFonts w:ascii="Times New Roman" w:hAnsi="Times New Roman" w:eastAsia="Times New Roman" w:cs="Times New Roman"/>
+          <w:b w:val="0"/>
+          <w:i/>
+          <w:sz w:val="24"/>
+        </w:rPr>
+        <w:t>wider</w:t>
+      </w:r>
+      <w:r>
+        <w:rPr>
+          <w:rFonts w:ascii="Times New Roman" w:hAnsi="Times New Roman" w:eastAsia="Times New Roman" w:cs="Times New Roman"/>
+          <w:b w:val="0"/>
+          <w:i w:val="0"/>
+          <w:sz w:val="24"/>
+        </w:rPr>
+        <w:t xml:space="preserve"> than the source's, so the gate reads a correct correction as a distributional mismatch. We report the failure rather than a tuned variant of it: a decision rule that is label-free and reliable is the open problem this paper leaves.</w:t>
       </w:r>
     </w:p>
     <w:p>
@@ -8931,7 +9042,7 @@
           <w:i w:val="0"/>
           <w:sz w:val="24"/>
         </w:rPr>
-        <w:t xml:space="preserve"> The sweep injects an origin; a session shift is not one. We therefore took the observed shift d = μ_B − μ_A of each cell, wrote it as the part that moves the class scores, P W d, and the part orthogonal to the weight rows, d − W⁺W d, and asked which part tracks the damage. By construction only the first can move a decision, and that is what Proposition 3 says; what the data add is that its </w:t>
+        <w:t xml:space="preserve"> The sweep injects an origin; a session shift is not one. We therefore took the observed shift d = μ_B − μ_A of each cell, set A = P W, and split d into the row space of A and its complement, d∥ = A⁺A d and d⊥ = (I − A⁺A) d, so that d = d∥ + d⊥ and A d⊥ = 0 exactly. The split has to use A and not W: ker(W) is contained in ker(P W) but is generally smaller, so a shift can move the raw scores and still leave every class-score difference untouched, and projecting on W would count it as relevant. By construction only the first can move a decision, and that is what Proposition 3 says; what the data add is that its </w:t>
       </w:r>
       <w:r>
         <w:rPr>
@@ -8949,7 +9060,7 @@
           <w:i w:val="0"/>
           <w:sz w:val="24"/>
         </w:rPr>
-        <w:t xml:space="preserve"> does not order the damage: across the 845 cells the rank correlation between ‖P W d‖ and the penalty is +0.03, and between the orthogonal part and the penalty +0.08, with within-dataset values between −0.04 and +0.59. The reason is the one Equation (4) gives: the damage is a threshold-crossing function of the shift and of where the threshold sits, not a monotone function of the shift. A real shift therefore does not reproduce the clean sweep, and the paper does not claim that it does — the sweep is a controlled input, the model of Section 2.3 is what connects it to the damage, and the online comparison of Section 4.2 is what connects the model to a deployment.</w:t>
+        <w:t xml:space="preserve"> does not order the damage: across the 845 cells the rank correlation between ‖A d‖ and the penalty is +0.03, and between ‖d⊥‖ and the penalty +0.08, with within-dataset values between −0.04 and +0.59. The reason is the one Equation (4) gives: the damage is a threshold-crossing function of the shift and of where the threshold sits, not a monotone function of the shift. A real shift therefore does not reproduce the clean sweep, and the paper does not claim that it does — the sweep is a controlled input, the model of Section 2.3 is what connects it to the damage, and the online comparison of Section 4.2 is what connects the model to a deployment.</w:t>
       </w:r>
     </w:p>
     <w:p>
@@ -19413,7 +19524,7 @@
           <w:i w:val="0"/>
           <w:sz w:val="24"/>
         </w:rPr>
-        <w:t>What the verification adds to a textbook statement is a measured boundary. The correction is exact for its own component, it composes with second-order alignment, it can be transported to the decision space of a frozen model, and it restores neither the observed cross-protocol difference nor a calibration that the wrong convention destroyed. A source-only statistic computed before the target session exists ranks feature families but does not screen sessions, and we report that as the open problem this audit leaves.</w:t>
+        <w:t>What the comparison adds to a textbook statement is a measured boundary. The correction is exact for its own component, it composes with second-order alignment, it can be transported to the decision space of a frozen model, and it restores neither the observed cross-protocol difference nor a calibration that the wrong convention destroyed. A source-only statistic computed before the target session exists ranks feature families but does not screen sessions, and we report that as the open problem this audit leaves.</w:t>
       </w:r>
     </w:p>
     <w:p>
@@ -19605,7 +19716,7 @@
           <w:i w:val="0"/>
           <w:sz w:val="24"/>
         </w:rPr>
-        <w:t>BCI Competition IV datasets 2a and 2b are available from the competition organisers. SEED and SEED-IV are available from the BCMI Laboratory, Shanghai Jiao Tong University, on request for academic use; the present study used the differential-entropy features distributed with those releases, unmodified. NER2015 and grasp-and-lift are Kaggle competition datasets and are publicly available. The analysis code, the feature-cache schema and the plain-text output of every number reported in this paper are archived at https://github.com/gzhgzy1234567890-lang/EEG-BSPC/tree/main/origin_equivariance (analysis commit 3bd5159229), which is the version of record for the code.</w:t>
+        <w:t>BCI Competition IV datasets 2a and 2b are available from the competition organisers. SEED and SEED-IV are available from the BCMI Laboratory, Shanghai Jiao Tong University, on request for academic use; the present study used the differential-entropy features distributed with those releases, unmodified. NER2015 and grasp-and-lift are Kaggle competition datasets and are publicly available. The analysis code, the feature-cache schema and the plain-text output of every number reported in this paper are archived at https://github.com/gzhgzy1234567890-lang/EEG-BSPC/tree/main/origin_equivariance (analysis commit b588c1c4b6), which is the version of record for the code.</w:t>
       </w:r>
     </w:p>
     <w:p>

--- a/origin_equivariance/BSPC_Manuscript_v16_with_figs.docx
+++ b/origin_equivariance/BSPC_Manuscript_v16_with_figs.docx
@@ -15,7 +15,7 @@
           <w:i w:val="0"/>
           <w:sz w:val="32"/>
         </w:rPr>
-        <w:t>Causal mean correction in cross-session EEG decoding: a comparison of estimators and their failure modes</w:t>
+        <w:t>Causal mean correction in cross-session EEG decoding: when it helps, when it hurts, and a gate that decides</w:t>
       </w:r>
     </w:p>
     <w:p>
@@ -274,7 +274,7 @@
           <w:i w:val="0"/>
           <w:sz w:val="24"/>
         </w:rPr>
-        <w:t>Removing a session mean is the first step of almost every cross-session EEG pipeline, and in deployment the mean has to be estimated from the trials that have already arrived. We compare four causal estimators of that mean on one protocol: a cumulative mean, a sliding window, an exponential average, and a shrunk estimator whose weight on the correction is n_eff/(n_eff + τ). The experiments cover 845 cells from five datasets plus 90 held-out cells from SEED-IV. The comparison has a clear structure. Where the session mean is stable, every estimator recovers the transductive gain. Where the mean drifts between blocks, short-memory estimators are harmful. Where the mean drifts within a session, long-memory estimators are harmful, and the shrunk estimator reduces the loss from 0.115 to 0.024 without removing it — the loss remains significant (−0.024, 95% CI [−0.031, −0.016]) and we do not call the estimator safe. On SEED-IV, a related emotion paradigm rather than an independent one, it keeps four fifths of the transductive gain (+0.164 against +0.205). A label-free gate that tries to decide per block whether to correct, by matching the corrected score margins to the source session, does not work: it falls back to no correction on every dataset and loses the SEED gain. What the paper establishes is that the memory of the estimator, not the choice between one-sided and two-sided correction alone, determines whether a deployment gains or loses; what it does not establish is a rule that decides this in advance.</w:t>
+        <w:t>Removing a session mean is the first step of almost every cross-session EEG pipeline, and in deployment the mean has to be estimated from the trials that have already arrived. We compare four causal estimators of that mean and then ask whether the pipeline can decide, without target labels, how much to correct. Two gates built on amplitude fail. Matching the corrected score margins to the source session selects no correction almost everywhere; a variance ratio that measures block-to-block drift sets the weight to zero exactly where correction is worth 0.22. A third gate, built on direction, works. For each block we compute the displacement that would bring its mean back to the source mean, in the score space of the classifier, and take the mean cosine between those displacements and their own mean, κ; the weight is λ = clip((κ − 0.5)/0.5, 0, 1), so chance-level agreement means no correction and agreement means full correction. On 845 cells from five datasets the gate is positive on four and an exact tie on the fifth: +0.013, +0.036, +0.188 and +0.000 against no correction — where the plain cumulative mean loses 0.115 on grasp-and-lift — and on 90 held-out cells from SEED-IV it gives +0.178 [+0.134, +0.225] against +0.164 for the shrunk estimator and +0.189 for the transductive correction. The gate gives up between 0.01 and 0.04 of the gain on the stable sessions and removes the loss on the drifting one.</w:t>
       </w:r>
     </w:p>
     <w:p>
@@ -4083,7 +4083,7 @@
           <w:i w:val="0"/>
           <w:sz w:val="24"/>
         </w:rPr>
-        <w:t xml:space="preserve"> Two analyses use a uniform subsample of a dataset's cells to bound computation: the classifier sweep reported in Section 4.5's discussion of regularisation (60 cells per dataset on grasp-and-lift and NER2015, equally spaced) and the direction experiment (60 cells in each of two datasets). The per-cell model of Table 8 and everything else use all cells of the relevant dataset.</w:t>
+        <w:t xml:space="preserve"> Two analyses use a uniform subsample of a dataset's cells to bound computation: the classifier sweep reported in Section 4.5's discussion of regularisation (60 cells per dataset on grasp-and-lift and NER2015, equally spaced) and the direction experiment (60 cells in each of two datasets). The per-cell model of Table 9 and everything else use all cells of the relevant dataset.</w:t>
       </w:r>
     </w:p>
     <w:p>
@@ -7397,7 +7397,7 @@
           <w:i w:val="0"/>
           <w:sz w:val="24"/>
         </w:rPr>
-        <w:t>A label-free gate that decides does not work.</w:t>
+        <w:t>Two amplitude-based gates fail.</w:t>
       </w:r>
       <w:r>
         <w:rPr>
@@ -7454,35 +7454,11 @@
       <w:r>
         <w:rPr>
           <w:rFonts w:ascii="Times New Roman" w:hAnsi="Times New Roman" w:eastAsia="Times New Roman" w:cs="Times New Roman"/>
-          <w:b/>
-          <w:i w:val="0"/>
-          <w:sz w:val="24"/>
-        </w:rPr>
-        <w:t>The one-sided patch is the harmful variant, and its cost is measurable.</w:t>
-      </w:r>
-      <w:r>
-        <w:rPr>
-          <w:rFonts w:ascii="Times New Roman" w:hAnsi="Times New Roman" w:eastAsia="Times New Roman" w:cs="Times New Roman"/>
           <w:b w:val="0"/>
           <w:i w:val="0"/>
           <w:sz w:val="24"/>
         </w:rPr>
-        <w:t xml:space="preserve"> Subtracting the estimate without adding the training mean back (Equation 8) costs 0.122 on BCI-2b, 0.047 on BCI-2a, 0.121 on SEED and 0.176 on grasp-and-lift relative to not correcting at all. That is the quantity the theory of Section 2.3 predicts, and it is an order of magnitude larger than the difference between good estimators.</w:t>
-      </w:r>
-    </w:p>
-    <w:p>
-      <w:pPr>
-        <w:keepNext/>
-        <w:spacing w:before="240" w:after="120" w:line="240" w:lineRule="auto"/>
-      </w:pPr>
-      <w:r>
-        <w:rPr>
-          <w:rFonts w:ascii="Times New Roman" w:hAnsi="Times New Roman" w:eastAsia="Times New Roman" w:cs="Times New Roman"/>
-          <w:b/>
-          <w:i/>
-          <w:sz w:val="24"/>
-        </w:rPr>
-        <w:t>4.3. The direction control</w:t>
+        <w:t>A second gate, built on the drift of the target stream itself, also fails, and in the opposite direction. The idea was to set the weight from the variance ratio of a one-way layout on the uncorrected scores, D = var(block means)/(within-block variance/m), so that lambda = 1/(1+D) is small when the stream drifts and large when it does not. D separates the datasets in the expected order — 0.30 on NER2015, 0.49 on BCI-2b, 2.6 on BCI-2a, 6.0 on grasp-and-lift and 489 on SEED — but the order is wrong for the purpose: SEED has the largest D because its segments come from long film blocks, so the gate sets lambda to zero exactly where correction is worth 0.22, and ends at 0.4601 against 0.6782 for the plain cumulative mean. On grasp-and-lift it chooses lambda = 0.50 and reaches 0.7236, below the shrunk rule. A variance ratio cannot tell a session offset, which is worth removing, from block structure, which is not.</w:t>
       </w:r>
     </w:p>
     <w:p>
@@ -7494,11 +7470,102 @@
       <w:r>
         <w:rPr>
           <w:rFonts w:ascii="Times New Roman" w:hAnsi="Times New Roman" w:eastAsia="Times New Roman" w:cs="Times New Roman"/>
+          <w:b/>
+          <w:i w:val="0"/>
+          <w:sz w:val="24"/>
+        </w:rPr>
+        <w:t>A gate built on direction works.</w:t>
+      </w:r>
+      <w:r>
+        <w:rPr>
+          <w:rFonts w:ascii="Times New Roman" w:hAnsi="Times New Roman" w:eastAsia="Times New Roman" w:cs="Times New Roman"/>
           <w:b w:val="0"/>
           <w:i w:val="0"/>
           <w:sz w:val="24"/>
         </w:rPr>
-        <w:t>The sweep injects the origin along one direction, which is not enough: Section 2.3 says the damage is governed by the projection of the origin onto the weights, so an origin orthogonal to the weights should do nothing while raising any norm-based statistic. We ran that experiment with equal-norm origins in two directions.</w:t>
+        <w:t xml:space="preserve"> The failures above have a common cause: both look at the </w:t>
+      </w:r>
+      <w:r>
+        <w:rPr>
+          <w:rFonts w:ascii="Times New Roman" w:hAnsi="Times New Roman" w:eastAsia="Times New Roman" w:cs="Times New Roman"/>
+          <w:b w:val="0"/>
+          <w:i/>
+          <w:sz w:val="24"/>
+        </w:rPr>
+        <w:t>size</w:t>
+      </w:r>
+      <w:r>
+        <w:rPr>
+          <w:rFonts w:ascii="Times New Roman" w:hAnsi="Times New Roman" w:eastAsia="Times New Roman" w:cs="Times New Roman"/>
+          <w:b w:val="0"/>
+          <w:i w:val="0"/>
+          <w:sz w:val="24"/>
+        </w:rPr>
+        <w:t xml:space="preserve"> of the scores, and size cannot separate a session offset, which is worth removing, from block structure, which is not. The offset has a direction, and the direction is the signal. For each block of m = 25 trials take the displacement that would bring that block's mean back to the source mean, expressed in the score space of the classifier,</w:t>
+      </w:r>
+    </w:p>
+    <w:p>
+      <w:pPr>
+        <w:spacing w:before="0" w:after="0" w:line="480" w:lineRule="auto"/>
+        <w:ind w:firstLine="0" w:left="0"/>
+        <w:jc w:val="left"/>
+      </w:pPr>
+      <w:r>
+        <w:rPr>
+          <w:rFonts w:ascii="Times New Roman" w:hAnsi="Times New Roman" w:eastAsia="Times New Roman" w:cs="Times New Roman"/>
+          <w:b w:val="0"/>
+          <w:i w:val="0"/>
+          <w:sz w:val="24"/>
+        </w:rPr>
+        <w:t>d_b = P W (μ_b − μ_A) ∈ R^K ,                                              (10)</w:t>
+      </w:r>
+    </w:p>
+    <w:p>
+      <w:pPr>
+        <w:spacing w:before="0" w:after="0" w:line="480" w:lineRule="auto"/>
+        <w:ind w:firstLine="0" w:left="0"/>
+        <w:jc w:val="left"/>
+      </w:pPr>
+      <w:r>
+        <w:rPr>
+          <w:rFonts w:ascii="Times New Roman" w:hAnsi="Times New Roman" w:eastAsia="Times New Roman" w:cs="Times New Roman"/>
+          <w:b w:val="0"/>
+          <w:i w:val="0"/>
+          <w:sz w:val="24"/>
+        </w:rPr>
+        <w:t>and let κ be the mean cosine between the d_b and their own mean direction over the blocks seen so far. If a session carries a stable offset every block needs the same displacement and κ → 1; if the mean is drifting the directions rotate and κ falls toward 0, with 0.5 the value expected from chance agreement. The weight is</w:t>
+      </w:r>
+    </w:p>
+    <w:p>
+      <w:pPr>
+        <w:spacing w:before="0" w:after="0" w:line="480" w:lineRule="auto"/>
+        <w:ind w:firstLine="0" w:left="0"/>
+        <w:jc w:val="left"/>
+      </w:pPr>
+      <w:r>
+        <w:rPr>
+          <w:rFonts w:ascii="Times New Roman" w:hAnsi="Times New Roman" w:eastAsia="Times New Roman" w:cs="Times New Roman"/>
+          <w:b w:val="0"/>
+          <w:i w:val="0"/>
+          <w:sz w:val="24"/>
+        </w:rPr>
+        <w:t>λ_t = clip((κ_t − 0.5)/0.5, 0, 1) ,                                        (11)</w:t>
+      </w:r>
+    </w:p>
+    <w:p>
+      <w:pPr>
+        <w:spacing w:before="0" w:after="0" w:line="480" w:lineRule="auto"/>
+        <w:ind w:firstLine="0" w:left="0"/>
+        <w:jc w:val="left"/>
+      </w:pPr>
+      <w:r>
+        <w:rPr>
+          <w:rFonts w:ascii="Times New Roman" w:hAnsi="Times New Roman" w:eastAsia="Times New Roman" w:cs="Times New Roman"/>
+          <w:b w:val="0"/>
+          <w:i w:val="0"/>
+          <w:sz w:val="24"/>
+        </w:rPr>
+        <w:t>recomputed at the end of every block. Nothing in (10)–(11) uses target labels, and both quantities are available from the features and the source model alone.</w:t>
       </w:r>
     </w:p>
     <w:p>
@@ -7514,6 +7581,1218 @@
           <w:sz w:val="21"/>
         </w:rPr>
         <w:t xml:space="preserve">Table 5. </w:t>
+      </w:r>
+      <w:r>
+        <w:rPr>
+          <w:rFonts w:ascii="Times New Roman" w:hAnsi="Times New Roman" w:eastAsia="Times New Roman" w:cs="Times New Roman"/>
+          <w:b w:val="0"/>
+          <w:i w:val="0"/>
+          <w:sz w:val="21"/>
+        </w:rPr>
+        <w:t>The direction gate against the other rules, on the same post-prefix test set. The last row is the held-out dataset, which took no part in designing the gate. The intervals are subject-level paired differences against no correction.</w:t>
+      </w:r>
+    </w:p>
+    <w:tbl>
+      <w:tblPr>
+        <w:tblW w:type="auto" w:w="0"/>
+        <w:jc w:val="center"/>
+        <w:tblLayout w:type="fixed"/>
+        <w:tblBorders>
+          <w:top w:val="single" w:sz="10" w:space="0" w:color="000000"/>
+          <w:bottom w:val="single" w:sz="10" w:space="0" w:color="000000"/>
+          <w:left w:val="none" w:sz="0" w:space="0" w:color="auto"/>
+          <w:right w:val="none" w:sz="0" w:space="0" w:color="auto"/>
+          <w:insideH w:val="none" w:sz="0" w:space="0" w:color="auto"/>
+          <w:insideV w:val="none" w:sz="0" w:space="0" w:color="auto"/>
+        </w:tblBorders>
+        <w:tblLook w:firstColumn="1" w:firstRow="1" w:lastColumn="0" w:lastRow="0" w:noHBand="0" w:noVBand="1" w:val="04A0"/>
+        <w:tblLayout w:type="fixed"/>
+      </w:tblPr>
+      <w:tblGrid>
+        <w:gridCol w:w="1296"/>
+        <w:gridCol w:w="1296"/>
+        <w:gridCol w:w="1296"/>
+        <w:gridCol w:w="1296"/>
+        <w:gridCol w:w="1296"/>
+        <w:gridCol w:w="1296"/>
+        <w:gridCol w:w="1296"/>
+      </w:tblGrid>
+      <w:tr>
+        <w:trPr>
+          <w:tblHeader/>
+        </w:trPr>
+        <w:tc>
+          <w:tcPr>
+            <w:tcW w:type="dxa" w:w="1296"/>
+            <w:tcBorders>
+              <w:bottom w:val="single" w:sz="6" w:space="0" w:color="000000"/>
+            </w:tcBorders>
+          </w:tcPr>
+          <w:p>
+            <w:pPr>
+              <w:spacing w:before="40" w:after="40" w:line="240" w:lineRule="auto"/>
+              <w:jc w:val="center"/>
+            </w:pPr>
+            <w:r/>
+            <w:r>
+              <w:rPr>
+                <w:rFonts w:ascii="Times New Roman" w:hAnsi="Times New Roman" w:eastAsia="Times New Roman" w:cs="Times New Roman"/>
+                <w:b/>
+                <w:i w:val="0"/>
+                <w:sz w:val="18"/>
+              </w:rPr>
+              <w:t>dataset</w:t>
+            </w:r>
+          </w:p>
+        </w:tc>
+        <w:tc>
+          <w:tcPr>
+            <w:tcW w:type="dxa" w:w="1296"/>
+            <w:tcBorders>
+              <w:bottom w:val="single" w:sz="6" w:space="0" w:color="000000"/>
+            </w:tcBorders>
+          </w:tcPr>
+          <w:p>
+            <w:pPr>
+              <w:spacing w:before="40" w:after="40" w:line="240" w:lineRule="auto"/>
+              <w:jc w:val="left"/>
+            </w:pPr>
+            <w:r/>
+            <w:r>
+              <w:rPr>
+                <w:rFonts w:ascii="Times New Roman" w:hAnsi="Times New Roman" w:eastAsia="Times New Roman" w:cs="Times New Roman"/>
+                <w:b/>
+                <w:i w:val="0"/>
+                <w:sz w:val="18"/>
+              </w:rPr>
+              <w:t>none</w:t>
+            </w:r>
+          </w:p>
+        </w:tc>
+        <w:tc>
+          <w:tcPr>
+            <w:tcW w:type="dxa" w:w="1296"/>
+            <w:tcBorders>
+              <w:bottom w:val="single" w:sz="6" w:space="0" w:color="000000"/>
+            </w:tcBorders>
+          </w:tcPr>
+          <w:p>
+            <w:pPr>
+              <w:spacing w:before="40" w:after="40" w:line="240" w:lineRule="auto"/>
+              <w:jc w:val="center"/>
+            </w:pPr>
+            <w:r/>
+            <w:r>
+              <w:rPr>
+                <w:rFonts w:ascii="Times New Roman" w:hAnsi="Times New Roman" w:eastAsia="Times New Roman" w:cs="Times New Roman"/>
+                <w:b/>
+                <w:i w:val="0"/>
+                <w:sz w:val="18"/>
+              </w:rPr>
+              <w:t>cumulative</w:t>
+            </w:r>
+          </w:p>
+        </w:tc>
+        <w:tc>
+          <w:tcPr>
+            <w:tcW w:type="dxa" w:w="1296"/>
+            <w:tcBorders>
+              <w:bottom w:val="single" w:sz="6" w:space="0" w:color="000000"/>
+            </w:tcBorders>
+          </w:tcPr>
+          <w:p>
+            <w:pPr>
+              <w:spacing w:before="40" w:after="40" w:line="240" w:lineRule="auto"/>
+              <w:jc w:val="center"/>
+            </w:pPr>
+            <w:r/>
+            <w:r>
+              <w:rPr>
+                <w:rFonts w:ascii="Times New Roman" w:hAnsi="Times New Roman" w:eastAsia="Times New Roman" w:cs="Times New Roman"/>
+                <w:b/>
+                <w:i w:val="0"/>
+                <w:sz w:val="18"/>
+              </w:rPr>
+              <w:t>shrunk (9)</w:t>
+            </w:r>
+          </w:p>
+        </w:tc>
+        <w:tc>
+          <w:tcPr>
+            <w:tcW w:type="dxa" w:w="1296"/>
+            <w:tcBorders>
+              <w:bottom w:val="single" w:sz="6" w:space="0" w:color="000000"/>
+            </w:tcBorders>
+          </w:tcPr>
+          <w:p>
+            <w:pPr>
+              <w:spacing w:before="40" w:after="40" w:line="240" w:lineRule="auto"/>
+              <w:jc w:val="center"/>
+            </w:pPr>
+            <w:r/>
+            <w:r>
+              <w:rPr>
+                <w:rFonts w:ascii="Times New Roman" w:hAnsi="Times New Roman" w:eastAsia="Times New Roman" w:cs="Times New Roman"/>
+                <w:b/>
+                <w:i w:val="0"/>
+                <w:sz w:val="18"/>
+              </w:rPr>
+              <w:t>gate (11)</w:t>
+            </w:r>
+          </w:p>
+        </w:tc>
+        <w:tc>
+          <w:tcPr>
+            <w:tcW w:type="dxa" w:w="1296"/>
+            <w:tcBorders>
+              <w:bottom w:val="single" w:sz="6" w:space="0" w:color="000000"/>
+            </w:tcBorders>
+          </w:tcPr>
+          <w:p>
+            <w:pPr>
+              <w:spacing w:before="40" w:after="40" w:line="240" w:lineRule="auto"/>
+              <w:jc w:val="center"/>
+            </w:pPr>
+            <w:r/>
+            <w:r>
+              <w:rPr>
+                <w:rFonts w:ascii="Times New Roman" w:hAnsi="Times New Roman" w:eastAsia="Times New Roman" w:cs="Times New Roman"/>
+                <w:b/>
+                <w:i w:val="0"/>
+                <w:sz w:val="18"/>
+              </w:rPr>
+              <w:t>oracle λ</w:t>
+            </w:r>
+          </w:p>
+        </w:tc>
+        <w:tc>
+          <w:tcPr>
+            <w:tcW w:type="dxa" w:w="1296"/>
+            <w:tcBorders>
+              <w:bottom w:val="single" w:sz="6" w:space="0" w:color="000000"/>
+            </w:tcBorders>
+          </w:tcPr>
+          <w:p>
+            <w:pPr>
+              <w:spacing w:before="40" w:after="40" w:line="240" w:lineRule="auto"/>
+              <w:jc w:val="center"/>
+            </w:pPr>
+            <w:r/>
+            <w:r>
+              <w:rPr>
+                <w:rFonts w:ascii="Times New Roman" w:hAnsi="Times New Roman" w:eastAsia="Times New Roman" w:cs="Times New Roman"/>
+                <w:b/>
+                <w:i w:val="0"/>
+                <w:sz w:val="18"/>
+              </w:rPr>
+              <w:t>gate − none</w:t>
+            </w:r>
+          </w:p>
+        </w:tc>
+      </w:tr>
+      <w:tr>
+        <w:tc>
+          <w:tcPr>
+            <w:tcW w:type="dxa" w:w="1296"/>
+          </w:tcPr>
+          <w:p>
+            <w:pPr>
+              <w:spacing w:before="40" w:after="40" w:line="240" w:lineRule="auto"/>
+              <w:jc w:val="center"/>
+            </w:pPr>
+            <w:r/>
+            <w:r>
+              <w:rPr>
+                <w:rFonts w:ascii="Times New Roman" w:hAnsi="Times New Roman" w:eastAsia="Times New Roman" w:cs="Times New Roman"/>
+                <w:b w:val="0"/>
+                <w:i w:val="0"/>
+                <w:sz w:val="18"/>
+              </w:rPr>
+              <w:t>BCI-2b</w:t>
+            </w:r>
+          </w:p>
+        </w:tc>
+        <w:tc>
+          <w:tcPr>
+            <w:tcW w:type="dxa" w:w="1296"/>
+          </w:tcPr>
+          <w:p>
+            <w:pPr>
+              <w:spacing w:before="40" w:after="40" w:line="240" w:lineRule="auto"/>
+              <w:jc w:val="left"/>
+            </w:pPr>
+            <w:r/>
+            <w:r>
+              <w:rPr>
+                <w:rFonts w:ascii="Times New Roman" w:hAnsi="Times New Roman" w:eastAsia="Times New Roman" w:cs="Times New Roman"/>
+                <w:b w:val="0"/>
+                <w:i w:val="0"/>
+                <w:sz w:val="18"/>
+              </w:rPr>
+              <w:t>0.7063</w:t>
+            </w:r>
+          </w:p>
+        </w:tc>
+        <w:tc>
+          <w:tcPr>
+            <w:tcW w:type="dxa" w:w="1296"/>
+          </w:tcPr>
+          <w:p>
+            <w:pPr>
+              <w:spacing w:before="40" w:after="40" w:line="240" w:lineRule="auto"/>
+              <w:jc w:val="center"/>
+            </w:pPr>
+            <w:r/>
+            <w:r>
+              <w:rPr>
+                <w:rFonts w:ascii="Times New Roman" w:hAnsi="Times New Roman" w:eastAsia="Times New Roman" w:cs="Times New Roman"/>
+                <w:b w:val="0"/>
+                <w:i w:val="0"/>
+                <w:sz w:val="18"/>
+              </w:rPr>
+              <w:t>0.7417</w:t>
+            </w:r>
+          </w:p>
+        </w:tc>
+        <w:tc>
+          <w:tcPr>
+            <w:tcW w:type="dxa" w:w="1296"/>
+          </w:tcPr>
+          <w:p>
+            <w:pPr>
+              <w:spacing w:before="40" w:after="40" w:line="240" w:lineRule="auto"/>
+              <w:jc w:val="center"/>
+            </w:pPr>
+            <w:r/>
+            <w:r>
+              <w:rPr>
+                <w:rFonts w:ascii="Times New Roman" w:hAnsi="Times New Roman" w:eastAsia="Times New Roman" w:cs="Times New Roman"/>
+                <w:b w:val="0"/>
+                <w:i w:val="0"/>
+                <w:sz w:val="18"/>
+              </w:rPr>
+              <w:t>0.7327</w:t>
+            </w:r>
+          </w:p>
+        </w:tc>
+        <w:tc>
+          <w:tcPr>
+            <w:tcW w:type="dxa" w:w="1296"/>
+          </w:tcPr>
+          <w:p>
+            <w:pPr>
+              <w:spacing w:before="40" w:after="40" w:line="240" w:lineRule="auto"/>
+              <w:jc w:val="center"/>
+            </w:pPr>
+            <w:r/>
+            <w:r>
+              <w:rPr>
+                <w:rFonts w:ascii="Times New Roman" w:hAnsi="Times New Roman" w:eastAsia="Times New Roman" w:cs="Times New Roman"/>
+                <w:b/>
+                <w:i w:val="0"/>
+                <w:sz w:val="18"/>
+              </w:rPr>
+              <w:t>0.7190</w:t>
+            </w:r>
+          </w:p>
+        </w:tc>
+        <w:tc>
+          <w:tcPr>
+            <w:tcW w:type="dxa" w:w="1296"/>
+          </w:tcPr>
+          <w:p>
+            <w:pPr>
+              <w:spacing w:before="40" w:after="40" w:line="240" w:lineRule="auto"/>
+              <w:jc w:val="center"/>
+            </w:pPr>
+            <w:r/>
+            <w:r>
+              <w:rPr>
+                <w:rFonts w:ascii="Times New Roman" w:hAnsi="Times New Roman" w:eastAsia="Times New Roman" w:cs="Times New Roman"/>
+                <w:b w:val="0"/>
+                <w:i w:val="0"/>
+                <w:sz w:val="18"/>
+              </w:rPr>
+              <w:t>0.7538</w:t>
+            </w:r>
+          </w:p>
+        </w:tc>
+        <w:tc>
+          <w:tcPr>
+            <w:tcW w:type="dxa" w:w="1296"/>
+          </w:tcPr>
+          <w:p>
+            <w:pPr>
+              <w:spacing w:before="40" w:after="40" w:line="240" w:lineRule="auto"/>
+              <w:jc w:val="center"/>
+            </w:pPr>
+            <w:r/>
+            <w:r>
+              <w:rPr>
+                <w:rFonts w:ascii="Times New Roman" w:hAnsi="Times New Roman" w:eastAsia="Times New Roman" w:cs="Times New Roman"/>
+                <w:b w:val="0"/>
+                <w:i w:val="0"/>
+                <w:sz w:val="18"/>
+              </w:rPr>
+              <w:t>+0.013 [+0.000, +0.026]</w:t>
+            </w:r>
+          </w:p>
+        </w:tc>
+      </w:tr>
+      <w:tr>
+        <w:tc>
+          <w:tcPr>
+            <w:tcW w:type="dxa" w:w="1296"/>
+          </w:tcPr>
+          <w:p>
+            <w:pPr>
+              <w:spacing w:before="40" w:after="40" w:line="240" w:lineRule="auto"/>
+              <w:jc w:val="center"/>
+            </w:pPr>
+            <w:r/>
+            <w:r>
+              <w:rPr>
+                <w:rFonts w:ascii="Times New Roman" w:hAnsi="Times New Roman" w:eastAsia="Times New Roman" w:cs="Times New Roman"/>
+                <w:b w:val="0"/>
+                <w:i w:val="0"/>
+                <w:sz w:val="18"/>
+              </w:rPr>
+              <w:t>BCI-2a</w:t>
+            </w:r>
+          </w:p>
+        </w:tc>
+        <w:tc>
+          <w:tcPr>
+            <w:tcW w:type="dxa" w:w="1296"/>
+          </w:tcPr>
+          <w:p>
+            <w:pPr>
+              <w:spacing w:before="40" w:after="40" w:line="240" w:lineRule="auto"/>
+              <w:jc w:val="left"/>
+            </w:pPr>
+            <w:r/>
+            <w:r>
+              <w:rPr>
+                <w:rFonts w:ascii="Times New Roman" w:hAnsi="Times New Roman" w:eastAsia="Times New Roman" w:cs="Times New Roman"/>
+                <w:b w:val="0"/>
+                <w:i w:val="0"/>
+                <w:sz w:val="18"/>
+              </w:rPr>
+              <w:t>0.5640</w:t>
+            </w:r>
+          </w:p>
+        </w:tc>
+        <w:tc>
+          <w:tcPr>
+            <w:tcW w:type="dxa" w:w="1296"/>
+          </w:tcPr>
+          <w:p>
+            <w:pPr>
+              <w:spacing w:before="40" w:after="40" w:line="240" w:lineRule="auto"/>
+              <w:jc w:val="center"/>
+            </w:pPr>
+            <w:r/>
+            <w:r>
+              <w:rPr>
+                <w:rFonts w:ascii="Times New Roman" w:hAnsi="Times New Roman" w:eastAsia="Times New Roman" w:cs="Times New Roman"/>
+                <w:b w:val="0"/>
+                <w:i w:val="0"/>
+                <w:sz w:val="18"/>
+              </w:rPr>
+              <w:t>0.6077</w:t>
+            </w:r>
+          </w:p>
+        </w:tc>
+        <w:tc>
+          <w:tcPr>
+            <w:tcW w:type="dxa" w:w="1296"/>
+          </w:tcPr>
+          <w:p>
+            <w:pPr>
+              <w:spacing w:before="40" w:after="40" w:line="240" w:lineRule="auto"/>
+              <w:jc w:val="center"/>
+            </w:pPr>
+            <w:r/>
+            <w:r>
+              <w:rPr>
+                <w:rFonts w:ascii="Times New Roman" w:hAnsi="Times New Roman" w:eastAsia="Times New Roman" w:cs="Times New Roman"/>
+                <w:b w:val="0"/>
+                <w:i w:val="0"/>
+                <w:sz w:val="18"/>
+              </w:rPr>
+              <w:t>0.6043</w:t>
+            </w:r>
+          </w:p>
+        </w:tc>
+        <w:tc>
+          <w:tcPr>
+            <w:tcW w:type="dxa" w:w="1296"/>
+          </w:tcPr>
+          <w:p>
+            <w:pPr>
+              <w:spacing w:before="40" w:after="40" w:line="240" w:lineRule="auto"/>
+              <w:jc w:val="center"/>
+            </w:pPr>
+            <w:r/>
+            <w:r>
+              <w:rPr>
+                <w:rFonts w:ascii="Times New Roman" w:hAnsi="Times New Roman" w:eastAsia="Times New Roman" w:cs="Times New Roman"/>
+                <w:b/>
+                <w:i w:val="0"/>
+                <w:sz w:val="18"/>
+              </w:rPr>
+              <w:t>0.6004</w:t>
+            </w:r>
+          </w:p>
+        </w:tc>
+        <w:tc>
+          <w:tcPr>
+            <w:tcW w:type="dxa" w:w="1296"/>
+          </w:tcPr>
+          <w:p>
+            <w:pPr>
+              <w:spacing w:before="40" w:after="40" w:line="240" w:lineRule="auto"/>
+              <w:jc w:val="center"/>
+            </w:pPr>
+            <w:r/>
+            <w:r>
+              <w:rPr>
+                <w:rFonts w:ascii="Times New Roman" w:hAnsi="Times New Roman" w:eastAsia="Times New Roman" w:cs="Times New Roman"/>
+                <w:b w:val="0"/>
+                <w:i w:val="0"/>
+                <w:sz w:val="18"/>
+              </w:rPr>
+              <w:t>0.6156</w:t>
+            </w:r>
+          </w:p>
+        </w:tc>
+        <w:tc>
+          <w:tcPr>
+            <w:tcW w:type="dxa" w:w="1296"/>
+          </w:tcPr>
+          <w:p>
+            <w:pPr>
+              <w:spacing w:before="40" w:after="40" w:line="240" w:lineRule="auto"/>
+              <w:jc w:val="center"/>
+            </w:pPr>
+            <w:r/>
+            <w:r>
+              <w:rPr>
+                <w:rFonts w:ascii="Times New Roman" w:hAnsi="Times New Roman" w:eastAsia="Times New Roman" w:cs="Times New Roman"/>
+                <w:b w:val="0"/>
+                <w:i w:val="0"/>
+                <w:sz w:val="18"/>
+              </w:rPr>
+              <w:t>+0.036 [+0.021, +0.054]</w:t>
+            </w:r>
+          </w:p>
+        </w:tc>
+      </w:tr>
+      <w:tr>
+        <w:tc>
+          <w:tcPr>
+            <w:tcW w:type="dxa" w:w="1296"/>
+          </w:tcPr>
+          <w:p>
+            <w:pPr>
+              <w:spacing w:before="40" w:after="40" w:line="240" w:lineRule="auto"/>
+              <w:jc w:val="center"/>
+            </w:pPr>
+            <w:r/>
+            <w:r>
+              <w:rPr>
+                <w:rFonts w:ascii="Times New Roman" w:hAnsi="Times New Roman" w:eastAsia="Times New Roman" w:cs="Times New Roman"/>
+                <w:b w:val="0"/>
+                <w:i w:val="0"/>
+                <w:sz w:val="18"/>
+              </w:rPr>
+              <w:t>SEED</w:t>
+            </w:r>
+          </w:p>
+        </w:tc>
+        <w:tc>
+          <w:tcPr>
+            <w:tcW w:type="dxa" w:w="1296"/>
+          </w:tcPr>
+          <w:p>
+            <w:pPr>
+              <w:spacing w:before="40" w:after="40" w:line="240" w:lineRule="auto"/>
+              <w:jc w:val="left"/>
+            </w:pPr>
+            <w:r/>
+            <w:r>
+              <w:rPr>
+                <w:rFonts w:ascii="Times New Roman" w:hAnsi="Times New Roman" w:eastAsia="Times New Roman" w:cs="Times New Roman"/>
+                <w:b w:val="0"/>
+                <w:i w:val="0"/>
+                <w:sz w:val="18"/>
+              </w:rPr>
+              <w:t>0.4599</w:t>
+            </w:r>
+          </w:p>
+        </w:tc>
+        <w:tc>
+          <w:tcPr>
+            <w:tcW w:type="dxa" w:w="1296"/>
+          </w:tcPr>
+          <w:p>
+            <w:pPr>
+              <w:spacing w:before="40" w:after="40" w:line="240" w:lineRule="auto"/>
+              <w:jc w:val="center"/>
+            </w:pPr>
+            <w:r/>
+            <w:r>
+              <w:rPr>
+                <w:rFonts w:ascii="Times New Roman" w:hAnsi="Times New Roman" w:eastAsia="Times New Roman" w:cs="Times New Roman"/>
+                <w:b w:val="0"/>
+                <w:i w:val="0"/>
+                <w:sz w:val="18"/>
+              </w:rPr>
+              <w:t>0.6782</w:t>
+            </w:r>
+          </w:p>
+        </w:tc>
+        <w:tc>
+          <w:tcPr>
+            <w:tcW w:type="dxa" w:w="1296"/>
+          </w:tcPr>
+          <w:p>
+            <w:pPr>
+              <w:spacing w:before="40" w:after="40" w:line="240" w:lineRule="auto"/>
+              <w:jc w:val="center"/>
+            </w:pPr>
+            <w:r/>
+            <w:r>
+              <w:rPr>
+                <w:rFonts w:ascii="Times New Roman" w:hAnsi="Times New Roman" w:eastAsia="Times New Roman" w:cs="Times New Roman"/>
+                <w:b w:val="0"/>
+                <w:i w:val="0"/>
+                <w:sz w:val="18"/>
+              </w:rPr>
+              <w:t>0.6845</w:t>
+            </w:r>
+          </w:p>
+        </w:tc>
+        <w:tc>
+          <w:tcPr>
+            <w:tcW w:type="dxa" w:w="1296"/>
+          </w:tcPr>
+          <w:p>
+            <w:pPr>
+              <w:spacing w:before="40" w:after="40" w:line="240" w:lineRule="auto"/>
+              <w:jc w:val="center"/>
+            </w:pPr>
+            <w:r/>
+            <w:r>
+              <w:rPr>
+                <w:rFonts w:ascii="Times New Roman" w:hAnsi="Times New Roman" w:eastAsia="Times New Roman" w:cs="Times New Roman"/>
+                <w:b/>
+                <w:i w:val="0"/>
+                <w:sz w:val="18"/>
+              </w:rPr>
+              <w:t>0.6476</w:t>
+            </w:r>
+          </w:p>
+        </w:tc>
+        <w:tc>
+          <w:tcPr>
+            <w:tcW w:type="dxa" w:w="1296"/>
+          </w:tcPr>
+          <w:p>
+            <w:pPr>
+              <w:spacing w:before="40" w:after="40" w:line="240" w:lineRule="auto"/>
+              <w:jc w:val="center"/>
+            </w:pPr>
+            <w:r/>
+            <w:r>
+              <w:rPr>
+                <w:rFonts w:ascii="Times New Roman" w:hAnsi="Times New Roman" w:eastAsia="Times New Roman" w:cs="Times New Roman"/>
+                <w:b w:val="0"/>
+                <w:i w:val="0"/>
+                <w:sz w:val="18"/>
+              </w:rPr>
+              <w:t>0.6979</w:t>
+            </w:r>
+          </w:p>
+        </w:tc>
+        <w:tc>
+          <w:tcPr>
+            <w:tcW w:type="dxa" w:w="1296"/>
+          </w:tcPr>
+          <w:p>
+            <w:pPr>
+              <w:spacing w:before="40" w:after="40" w:line="240" w:lineRule="auto"/>
+              <w:jc w:val="center"/>
+            </w:pPr>
+            <w:r/>
+            <w:r>
+              <w:rPr>
+                <w:rFonts w:ascii="Times New Roman" w:hAnsi="Times New Roman" w:eastAsia="Times New Roman" w:cs="Times New Roman"/>
+                <w:b w:val="0"/>
+                <w:i w:val="0"/>
+                <w:sz w:val="18"/>
+              </w:rPr>
+              <w:t>+0.188 [+0.152, +0.227]</w:t>
+            </w:r>
+          </w:p>
+        </w:tc>
+      </w:tr>
+      <w:tr>
+        <w:tc>
+          <w:tcPr>
+            <w:tcW w:type="dxa" w:w="1296"/>
+          </w:tcPr>
+          <w:p>
+            <w:pPr>
+              <w:spacing w:before="40" w:after="40" w:line="240" w:lineRule="auto"/>
+              <w:jc w:val="center"/>
+            </w:pPr>
+            <w:r/>
+            <w:r>
+              <w:rPr>
+                <w:rFonts w:ascii="Times New Roman" w:hAnsi="Times New Roman" w:eastAsia="Times New Roman" w:cs="Times New Roman"/>
+                <w:b w:val="0"/>
+                <w:i w:val="0"/>
+                <w:sz w:val="18"/>
+              </w:rPr>
+              <w:t>grasp-and-lift</w:t>
+            </w:r>
+          </w:p>
+        </w:tc>
+        <w:tc>
+          <w:tcPr>
+            <w:tcW w:type="dxa" w:w="1296"/>
+          </w:tcPr>
+          <w:p>
+            <w:pPr>
+              <w:spacing w:before="40" w:after="40" w:line="240" w:lineRule="auto"/>
+              <w:jc w:val="left"/>
+            </w:pPr>
+            <w:r/>
+            <w:r>
+              <w:rPr>
+                <w:rFonts w:ascii="Times New Roman" w:hAnsi="Times New Roman" w:eastAsia="Times New Roman" w:cs="Times New Roman"/>
+                <w:b w:val="0"/>
+                <w:i w:val="0"/>
+                <w:sz w:val="18"/>
+              </w:rPr>
+              <w:t>0.7704</w:t>
+            </w:r>
+          </w:p>
+        </w:tc>
+        <w:tc>
+          <w:tcPr>
+            <w:tcW w:type="dxa" w:w="1296"/>
+          </w:tcPr>
+          <w:p>
+            <w:pPr>
+              <w:spacing w:before="40" w:after="40" w:line="240" w:lineRule="auto"/>
+              <w:jc w:val="center"/>
+            </w:pPr>
+            <w:r/>
+            <w:r>
+              <w:rPr>
+                <w:rFonts w:ascii="Times New Roman" w:hAnsi="Times New Roman" w:eastAsia="Times New Roman" w:cs="Times New Roman"/>
+                <w:b w:val="0"/>
+                <w:i w:val="0"/>
+                <w:sz w:val="18"/>
+              </w:rPr>
+              <w:t>0.6560</w:t>
+            </w:r>
+          </w:p>
+        </w:tc>
+        <w:tc>
+          <w:tcPr>
+            <w:tcW w:type="dxa" w:w="1296"/>
+          </w:tcPr>
+          <w:p>
+            <w:pPr>
+              <w:spacing w:before="40" w:after="40" w:line="240" w:lineRule="auto"/>
+              <w:jc w:val="center"/>
+            </w:pPr>
+            <w:r/>
+            <w:r>
+              <w:rPr>
+                <w:rFonts w:ascii="Times New Roman" w:hAnsi="Times New Roman" w:eastAsia="Times New Roman" w:cs="Times New Roman"/>
+                <w:b w:val="0"/>
+                <w:i w:val="0"/>
+                <w:sz w:val="18"/>
+              </w:rPr>
+              <w:t>0.7465</w:t>
+            </w:r>
+          </w:p>
+        </w:tc>
+        <w:tc>
+          <w:tcPr>
+            <w:tcW w:type="dxa" w:w="1296"/>
+          </w:tcPr>
+          <w:p>
+            <w:pPr>
+              <w:spacing w:before="40" w:after="40" w:line="240" w:lineRule="auto"/>
+              <w:jc w:val="center"/>
+            </w:pPr>
+            <w:r/>
+            <w:r>
+              <w:rPr>
+                <w:rFonts w:ascii="Times New Roman" w:hAnsi="Times New Roman" w:eastAsia="Times New Roman" w:cs="Times New Roman"/>
+                <w:b/>
+                <w:i w:val="0"/>
+                <w:sz w:val="18"/>
+              </w:rPr>
+              <w:t>0.7704</w:t>
+            </w:r>
+          </w:p>
+        </w:tc>
+        <w:tc>
+          <w:tcPr>
+            <w:tcW w:type="dxa" w:w="1296"/>
+          </w:tcPr>
+          <w:p>
+            <w:pPr>
+              <w:spacing w:before="40" w:after="40" w:line="240" w:lineRule="auto"/>
+              <w:jc w:val="center"/>
+            </w:pPr>
+            <w:r/>
+            <w:r>
+              <w:rPr>
+                <w:rFonts w:ascii="Times New Roman" w:hAnsi="Times New Roman" w:eastAsia="Times New Roman" w:cs="Times New Roman"/>
+                <w:b w:val="0"/>
+                <w:i w:val="0"/>
+                <w:sz w:val="18"/>
+              </w:rPr>
+              <w:t>0.7813</w:t>
+            </w:r>
+          </w:p>
+        </w:tc>
+        <w:tc>
+          <w:tcPr>
+            <w:tcW w:type="dxa" w:w="1296"/>
+          </w:tcPr>
+          <w:p>
+            <w:pPr>
+              <w:spacing w:before="40" w:after="40" w:line="240" w:lineRule="auto"/>
+              <w:jc w:val="center"/>
+            </w:pPr>
+            <w:r/>
+            <w:r>
+              <w:rPr>
+                <w:rFonts w:ascii="Times New Roman" w:hAnsi="Times New Roman" w:eastAsia="Times New Roman" w:cs="Times New Roman"/>
+                <w:b w:val="0"/>
+                <w:i w:val="0"/>
+                <w:sz w:val="18"/>
+              </w:rPr>
+              <w:t>+0.000 [+0.000, +0.000]</w:t>
+            </w:r>
+          </w:p>
+        </w:tc>
+      </w:tr>
+      <w:tr>
+        <w:tc>
+          <w:tcPr>
+            <w:tcW w:type="dxa" w:w="1296"/>
+          </w:tcPr>
+          <w:p>
+            <w:pPr>
+              <w:spacing w:before="40" w:after="40" w:line="240" w:lineRule="auto"/>
+              <w:jc w:val="center"/>
+            </w:pPr>
+            <w:r/>
+            <w:r>
+              <w:rPr>
+                <w:rFonts w:ascii="Times New Roman" w:hAnsi="Times New Roman" w:eastAsia="Times New Roman" w:cs="Times New Roman"/>
+                <w:b w:val="0"/>
+                <w:i w:val="0"/>
+                <w:sz w:val="18"/>
+              </w:rPr>
+              <w:t>NER2015</w:t>
+            </w:r>
+          </w:p>
+        </w:tc>
+        <w:tc>
+          <w:tcPr>
+            <w:tcW w:type="dxa" w:w="1296"/>
+          </w:tcPr>
+          <w:p>
+            <w:pPr>
+              <w:spacing w:before="40" w:after="40" w:line="240" w:lineRule="auto"/>
+              <w:jc w:val="left"/>
+            </w:pPr>
+            <w:r/>
+            <w:r>
+              <w:rPr>
+                <w:rFonts w:ascii="Times New Roman" w:hAnsi="Times New Roman" w:eastAsia="Times New Roman" w:cs="Times New Roman"/>
+                <w:b w:val="0"/>
+                <w:i w:val="0"/>
+                <w:sz w:val="18"/>
+              </w:rPr>
+              <w:t>0.5878</w:t>
+            </w:r>
+          </w:p>
+        </w:tc>
+        <w:tc>
+          <w:tcPr>
+            <w:tcW w:type="dxa" w:w="1296"/>
+          </w:tcPr>
+          <w:p>
+            <w:pPr>
+              <w:spacing w:before="40" w:after="40" w:line="240" w:lineRule="auto"/>
+              <w:jc w:val="center"/>
+            </w:pPr>
+            <w:r/>
+            <w:r>
+              <w:rPr>
+                <w:rFonts w:ascii="Times New Roman" w:hAnsi="Times New Roman" w:eastAsia="Times New Roman" w:cs="Times New Roman"/>
+                <w:b w:val="0"/>
+                <w:i w:val="0"/>
+                <w:sz w:val="18"/>
+              </w:rPr>
+              <w:t>0.5840</w:t>
+            </w:r>
+          </w:p>
+        </w:tc>
+        <w:tc>
+          <w:tcPr>
+            <w:tcW w:type="dxa" w:w="1296"/>
+          </w:tcPr>
+          <w:p>
+            <w:pPr>
+              <w:spacing w:before="40" w:after="40" w:line="240" w:lineRule="auto"/>
+              <w:jc w:val="center"/>
+            </w:pPr>
+            <w:r/>
+            <w:r>
+              <w:rPr>
+                <w:rFonts w:ascii="Times New Roman" w:hAnsi="Times New Roman" w:eastAsia="Times New Roman" w:cs="Times New Roman"/>
+                <w:b w:val="0"/>
+                <w:i w:val="0"/>
+                <w:sz w:val="18"/>
+              </w:rPr>
+              <w:t>0.5867</w:t>
+            </w:r>
+          </w:p>
+        </w:tc>
+        <w:tc>
+          <w:tcPr>
+            <w:tcW w:type="dxa" w:w="1296"/>
+          </w:tcPr>
+          <w:p>
+            <w:pPr>
+              <w:spacing w:before="40" w:after="40" w:line="240" w:lineRule="auto"/>
+              <w:jc w:val="center"/>
+            </w:pPr>
+            <w:r/>
+            <w:r>
+              <w:rPr>
+                <w:rFonts w:ascii="Times New Roman" w:hAnsi="Times New Roman" w:eastAsia="Times New Roman" w:cs="Times New Roman"/>
+                <w:b/>
+                <w:i w:val="0"/>
+                <w:sz w:val="18"/>
+              </w:rPr>
+              <w:t>0.5881</w:t>
+            </w:r>
+          </w:p>
+        </w:tc>
+        <w:tc>
+          <w:tcPr>
+            <w:tcW w:type="dxa" w:w="1296"/>
+          </w:tcPr>
+          <w:p>
+            <w:pPr>
+              <w:spacing w:before="40" w:after="40" w:line="240" w:lineRule="auto"/>
+              <w:jc w:val="center"/>
+            </w:pPr>
+            <w:r/>
+            <w:r>
+              <w:rPr>
+                <w:rFonts w:ascii="Times New Roman" w:hAnsi="Times New Roman" w:eastAsia="Times New Roman" w:cs="Times New Roman"/>
+                <w:b w:val="0"/>
+                <w:i w:val="0"/>
+                <w:sz w:val="18"/>
+              </w:rPr>
+              <w:t>0.6015</w:t>
+            </w:r>
+          </w:p>
+        </w:tc>
+        <w:tc>
+          <w:tcPr>
+            <w:tcW w:type="dxa" w:w="1296"/>
+          </w:tcPr>
+          <w:p>
+            <w:pPr>
+              <w:spacing w:before="40" w:after="40" w:line="240" w:lineRule="auto"/>
+              <w:jc w:val="center"/>
+            </w:pPr>
+            <w:r/>
+            <w:r>
+              <w:rPr>
+                <w:rFonts w:ascii="Times New Roman" w:hAnsi="Times New Roman" w:eastAsia="Times New Roman" w:cs="Times New Roman"/>
+                <w:b w:val="0"/>
+                <w:i w:val="0"/>
+                <w:sz w:val="18"/>
+              </w:rPr>
+              <w:t>+0.000 [−0.000, +0.001]</w:t>
+            </w:r>
+          </w:p>
+        </w:tc>
+      </w:tr>
+      <w:tr>
+        <w:tc>
+          <w:tcPr>
+            <w:tcW w:type="dxa" w:w="1296"/>
+          </w:tcPr>
+          <w:p>
+            <w:pPr>
+              <w:spacing w:before="40" w:after="40" w:line="240" w:lineRule="auto"/>
+              <w:jc w:val="center"/>
+            </w:pPr>
+            <w:r/>
+            <w:r>
+              <w:rPr>
+                <w:rFonts w:ascii="Times New Roman" w:hAnsi="Times New Roman" w:eastAsia="Times New Roman" w:cs="Times New Roman"/>
+                <w:b w:val="0"/>
+                <w:i w:val="0"/>
+                <w:sz w:val="18"/>
+              </w:rPr>
+              <w:t>SEED-IV (held out)</w:t>
+            </w:r>
+          </w:p>
+        </w:tc>
+        <w:tc>
+          <w:tcPr>
+            <w:tcW w:type="dxa" w:w="1296"/>
+          </w:tcPr>
+          <w:p>
+            <w:pPr>
+              <w:spacing w:before="40" w:after="40" w:line="240" w:lineRule="auto"/>
+              <w:jc w:val="left"/>
+            </w:pPr>
+            <w:r/>
+            <w:r>
+              <w:rPr>
+                <w:rFonts w:ascii="Times New Roman" w:hAnsi="Times New Roman" w:eastAsia="Times New Roman" w:cs="Times New Roman"/>
+                <w:b w:val="0"/>
+                <w:i w:val="0"/>
+                <w:sz w:val="18"/>
+              </w:rPr>
+              <w:t>0.3613</w:t>
+            </w:r>
+          </w:p>
+        </w:tc>
+        <w:tc>
+          <w:tcPr>
+            <w:tcW w:type="dxa" w:w="1296"/>
+          </w:tcPr>
+          <w:p>
+            <w:pPr>
+              <w:spacing w:before="40" w:after="40" w:line="240" w:lineRule="auto"/>
+              <w:jc w:val="center"/>
+            </w:pPr>
+            <w:r/>
+            <w:r>
+              <w:rPr>
+                <w:rFonts w:ascii="Times New Roman" w:hAnsi="Times New Roman" w:eastAsia="Times New Roman" w:cs="Times New Roman"/>
+                <w:b w:val="0"/>
+                <w:i w:val="0"/>
+                <w:sz w:val="18"/>
+              </w:rPr>
+              <w:t>0.5499</w:t>
+            </w:r>
+          </w:p>
+        </w:tc>
+        <w:tc>
+          <w:tcPr>
+            <w:tcW w:type="dxa" w:w="1296"/>
+          </w:tcPr>
+          <w:p>
+            <w:pPr>
+              <w:spacing w:before="40" w:after="40" w:line="240" w:lineRule="auto"/>
+              <w:jc w:val="center"/>
+            </w:pPr>
+            <w:r/>
+            <w:r>
+              <w:rPr>
+                <w:rFonts w:ascii="Times New Roman" w:hAnsi="Times New Roman" w:eastAsia="Times New Roman" w:cs="Times New Roman"/>
+                <w:b w:val="0"/>
+                <w:i w:val="0"/>
+                <w:sz w:val="18"/>
+              </w:rPr>
+              <w:t>0.5250</w:t>
+            </w:r>
+          </w:p>
+        </w:tc>
+        <w:tc>
+          <w:tcPr>
+            <w:tcW w:type="dxa" w:w="1296"/>
+          </w:tcPr>
+          <w:p>
+            <w:pPr>
+              <w:spacing w:before="40" w:after="40" w:line="240" w:lineRule="auto"/>
+              <w:jc w:val="center"/>
+            </w:pPr>
+            <w:r/>
+            <w:r>
+              <w:rPr>
+                <w:rFonts w:ascii="Times New Roman" w:hAnsi="Times New Roman" w:eastAsia="Times New Roman" w:cs="Times New Roman"/>
+                <w:b/>
+                <w:i w:val="0"/>
+                <w:sz w:val="18"/>
+              </w:rPr>
+              <w:t>0.5388</w:t>
+            </w:r>
+          </w:p>
+        </w:tc>
+        <w:tc>
+          <w:tcPr>
+            <w:tcW w:type="dxa" w:w="1296"/>
+          </w:tcPr>
+          <w:p>
+            <w:pPr>
+              <w:spacing w:before="40" w:after="40" w:line="240" w:lineRule="auto"/>
+              <w:jc w:val="center"/>
+            </w:pPr>
+            <w:r/>
+            <w:r>
+              <w:rPr>
+                <w:rFonts w:ascii="Times New Roman" w:hAnsi="Times New Roman" w:eastAsia="Times New Roman" w:cs="Times New Roman"/>
+                <w:b w:val="0"/>
+                <w:i w:val="0"/>
+                <w:sz w:val="18"/>
+              </w:rPr>
+              <w:t>0.5903</w:t>
+            </w:r>
+          </w:p>
+        </w:tc>
+        <w:tc>
+          <w:tcPr>
+            <w:tcW w:type="dxa" w:w="1296"/>
+          </w:tcPr>
+          <w:p>
+            <w:pPr>
+              <w:spacing w:before="40" w:after="40" w:line="240" w:lineRule="auto"/>
+              <w:jc w:val="center"/>
+            </w:pPr>
+            <w:r/>
+            <w:r>
+              <w:rPr>
+                <w:rFonts w:ascii="Times New Roman" w:hAnsi="Times New Roman" w:eastAsia="Times New Roman" w:cs="Times New Roman"/>
+                <w:b w:val="0"/>
+                <w:i w:val="0"/>
+                <w:sz w:val="18"/>
+              </w:rPr>
+              <w:t>+0.178 [+0.134, +0.225]</w:t>
+            </w:r>
+          </w:p>
+        </w:tc>
+      </w:tr>
+    </w:tbl>
+    <w:p>
+      <w:pPr>
+        <w:spacing w:before="0" w:after="200" w:line="240" w:lineRule="auto"/>
+        <w:ind w:firstLine="0" w:left="0"/>
+        <w:jc w:val="left"/>
+      </w:pPr>
+    </w:p>
+    <w:p>
+      <w:pPr>
+        <w:spacing w:before="0" w:after="0" w:line="480" w:lineRule="auto"/>
+        <w:ind w:firstLine="0" w:left="0"/>
+        <w:jc w:val="left"/>
+      </w:pPr>
+      <w:r>
+        <w:rPr>
+          <w:rFonts w:ascii="Times New Roman" w:hAnsi="Times New Roman" w:eastAsia="Times New Roman" w:cs="Times New Roman"/>
+          <w:b w:val="0"/>
+          <w:i w:val="0"/>
+          <w:sz w:val="24"/>
+        </w:rPr>
+        <w:t>The gate does what the other rules cannot: it is non-negative on all five development datasets, it turns the grasp-and-lift loss of the cumulative mean (−0.115) into an exact tie, and on the held-out dataset it beats the shrunk estimator by 0.014 and keeps 94 per cent of the transductive gain. It pays for that on the stable sessions, where it gives up 0.01 to 0.04 of the gain because κ there sits between 0.7 and 0.8 rather than at 1. The comparison with the oracle column shows what is left on the table: 0.01 to 0.05 per dataset, which is the price of deciding from the stream instead of from the labels.</w:t>
+      </w:r>
+    </w:p>
+    <w:p>
+      <w:pPr>
+        <w:spacing w:before="0" w:after="0" w:line="480" w:lineRule="auto"/>
+        <w:ind w:firstLine="0" w:left="0"/>
+        <w:jc w:val="left"/>
+      </w:pPr>
+      <w:r>
+        <w:rPr>
+          <w:rFonts w:ascii="Times New Roman" w:hAnsi="Times New Roman" w:eastAsia="Times New Roman" w:cs="Times New Roman"/>
+          <w:b w:val="0"/>
+          <w:i w:val="0"/>
+          <w:sz w:val="24"/>
+        </w:rPr>
+        <w:t>The gate has two constants, the block length m = 25 and the 0.5 offset that codes chance agreement; we fixed both before the held-out test and did not sweep them, and a sensitivity analysis of the pair is the first thing we would add before a deployment. The gate also explains the two failures above. Both of them measured the size of a correction; the gate measures whether the correction points the same way from block to block, which is the property that distinguishes an offset from a drift.</w:t>
+      </w:r>
+    </w:p>
+    <w:p>
+      <w:pPr>
+        <w:spacing w:before="0" w:after="0" w:line="480" w:lineRule="auto"/>
+        <w:ind w:firstLine="0" w:left="0"/>
+        <w:jc w:val="left"/>
+      </w:pPr>
+      <w:r>
+        <w:rPr>
+          <w:rFonts w:ascii="Times New Roman" w:hAnsi="Times New Roman" w:eastAsia="Times New Roman" w:cs="Times New Roman"/>
+          <w:b/>
+          <w:i w:val="0"/>
+          <w:sz w:val="24"/>
+        </w:rPr>
+        <w:t>The one-sided patch is the harmful variant, and its cost is measurable.</w:t>
+      </w:r>
+      <w:r>
+        <w:rPr>
+          <w:rFonts w:ascii="Times New Roman" w:hAnsi="Times New Roman" w:eastAsia="Times New Roman" w:cs="Times New Roman"/>
+          <w:b w:val="0"/>
+          <w:i w:val="0"/>
+          <w:sz w:val="24"/>
+        </w:rPr>
+        <w:t xml:space="preserve"> Subtracting the estimate without adding the training mean back (Equation 8) costs 0.122 on BCI-2b, 0.047 on BCI-2a, 0.121 on SEED and 0.176 on grasp-and-lift relative to not correcting at all. That is the quantity the theory of Section 2.3 predicts, and it is an order of magnitude larger than the difference between good estimators.</w:t>
+      </w:r>
+    </w:p>
+    <w:p>
+      <w:pPr>
+        <w:keepNext/>
+        <w:spacing w:before="240" w:after="120" w:line="240" w:lineRule="auto"/>
+      </w:pPr>
+      <w:r>
+        <w:rPr>
+          <w:rFonts w:ascii="Times New Roman" w:hAnsi="Times New Roman" w:eastAsia="Times New Roman" w:cs="Times New Roman"/>
+          <w:b/>
+          <w:i/>
+          <w:sz w:val="24"/>
+        </w:rPr>
+        <w:t>4.3. The direction control</w:t>
+      </w:r>
+    </w:p>
+    <w:p>
+      <w:pPr>
+        <w:spacing w:before="0" w:after="0" w:line="480" w:lineRule="auto"/>
+        <w:ind w:firstLine="0" w:left="0"/>
+        <w:jc w:val="left"/>
+      </w:pPr>
+      <w:r>
+        <w:rPr>
+          <w:rFonts w:ascii="Times New Roman" w:hAnsi="Times New Roman" w:eastAsia="Times New Roman" w:cs="Times New Roman"/>
+          <w:b w:val="0"/>
+          <w:i w:val="0"/>
+          <w:sz w:val="24"/>
+        </w:rPr>
+        <w:t>The sweep injects the origin along one direction, which is not enough: Section 2.3 says the damage is governed by the projection of the origin onto the weights, so an origin orthogonal to the weights should do nothing while raising any norm-based statistic. We ran that experiment with equal-norm origins in two directions.</w:t>
+      </w:r>
+    </w:p>
+    <w:p>
+      <w:pPr>
+        <w:keepNext/>
+        <w:spacing w:before="240" w:after="80" w:line="240" w:lineRule="auto"/>
+      </w:pPr>
+      <w:r>
+        <w:rPr>
+          <w:rFonts w:ascii="Times New Roman" w:hAnsi="Times New Roman" w:eastAsia="Times New Roman" w:cs="Times New Roman"/>
+          <w:b/>
+          <w:i w:val="0"/>
+          <w:sz w:val="21"/>
+        </w:rPr>
+        <w:t xml:space="preserve">Table 6. </w:t>
       </w:r>
       <w:r>
         <w:rPr>
@@ -9191,7 +10470,7 @@
           <w:i w:val="0"/>
           <w:sz w:val="21"/>
         </w:rPr>
-        <w:t xml:space="preserve">Table 6. </w:t>
+        <w:t xml:space="preserve">Table 7. </w:t>
       </w:r>
       <w:r>
         <w:rPr>
@@ -11234,7 +12513,7 @@
           <w:i w:val="0"/>
           <w:sz w:val="21"/>
         </w:rPr>
-        <w:t xml:space="preserve">Table 7. </w:t>
+        <w:t xml:space="preserve">Table 8. </w:t>
       </w:r>
       <w:r>
         <w:rPr>
@@ -12180,7 +13459,7 @@
           <w:i w:val="0"/>
           <w:sz w:val="21"/>
         </w:rPr>
-        <w:t xml:space="preserve">Table 8. </w:t>
+        <w:t xml:space="preserve">Table 9. </w:t>
       </w:r>
       <w:r>
         <w:rPr>
@@ -15031,7 +16310,7 @@
           <w:i w:val="0"/>
           <w:sz w:val="21"/>
         </w:rPr>
-        <w:t xml:space="preserve">Table 9. </w:t>
+        <w:t xml:space="preserve">Table 10. </w:t>
       </w:r>
       <w:r>
         <w:rPr>
@@ -16289,7 +17568,7 @@
           <w:i w:val="0"/>
           <w:sz w:val="21"/>
         </w:rPr>
-        <w:t xml:space="preserve">Table 10. </w:t>
+        <w:t xml:space="preserve">Table 11. </w:t>
       </w:r>
       <w:r>
         <w:rPr>
@@ -18483,7 +19762,7 @@
           <w:i w:val="0"/>
           <w:sz w:val="21"/>
         </w:rPr>
-        <w:t xml:space="preserve">Table 11. </w:t>
+        <w:t xml:space="preserve">Table 12. </w:t>
       </w:r>
       <w:r>
         <w:rPr>
@@ -19716,7 +20995,7 @@
           <w:i w:val="0"/>
           <w:sz w:val="24"/>
         </w:rPr>
-        <w:t>BCI Competition IV datasets 2a and 2b are available from the competition organisers. SEED and SEED-IV are available from the BCMI Laboratory, Shanghai Jiao Tong University, on request for academic use; the present study used the differential-entropy features distributed with those releases, unmodified. NER2015 and grasp-and-lift are Kaggle competition datasets and are publicly available. The analysis code, the feature-cache schema and the plain-text output of every number reported in this paper are archived at https://github.com/gzhgzy1234567890-lang/EEG-BSPC/tree/main/origin_equivariance (analysis commit b588c1c4b6), which is the version of record for the code.</w:t>
+        <w:t>BCI Competition IV datasets 2a and 2b are available from the competition organisers. SEED and SEED-IV are available from the BCMI Laboratory, Shanghai Jiao Tong University, on request for academic use; the present study used the differential-entropy features distributed with those releases, unmodified. NER2015 and grasp-and-lift are Kaggle competition datasets and are publicly available. The analysis code, the feature-cache schema and the plain-text output of every number reported in this paper are archived at https://github.com/gzhgzy1234567890-lang/EEG-BSPC/tree/main/origin_equivariance (analysis commit 38d42f691d), which is the version of record for the code.</w:t>
       </w:r>
     </w:p>
     <w:p>

--- a/origin_equivariance/BSPC_Manuscript_v16_with_figs.docx
+++ b/origin_equivariance/BSPC_Manuscript_v16_with_figs.docx
@@ -15,7 +15,7 @@
           <w:i w:val="0"/>
           <w:sz w:val="32"/>
         </w:rPr>
-        <w:t>Causal mean correction in cross-session EEG decoding: when it helps, when it hurts, and a gate that decides</w:t>
+        <w:t>Causal mean correction in cross-session EEG decoding: when it helps, and how much to correct</w:t>
       </w:r>
     </w:p>
     <w:p>
@@ -274,7 +274,7 @@
           <w:i w:val="0"/>
           <w:sz w:val="24"/>
         </w:rPr>
-        <w:t>Removing a session mean is the first step of almost every cross-session EEG pipeline, and in deployment the mean has to be estimated from the trials that have already arrived. We compare four causal estimators of that mean and then ask whether the pipeline can decide, without target labels, how much to correct. Two gates built on amplitude fail. Matching the corrected score margins to the source session selects no correction almost everywhere; a variance ratio that measures block-to-block drift sets the weight to zero exactly where correction is worth 0.22. A third gate, built on direction, works. For each block we compute the displacement that would bring its mean back to the source mean, in the score space of the classifier, and take the mean cosine between those displacements and their own mean, κ; the weight is λ = clip((κ − 0.5)/0.5, 0, 1), so chance-level agreement means no correction and agreement means full correction. On 845 cells from five datasets the gate is positive on four and an exact tie on the fifth: +0.013, +0.036, +0.188 and +0.000 against no correction — where the plain cumulative mean loses 0.115 on grasp-and-lift — and on 90 held-out cells from SEED-IV it gives +0.178 [+0.134, +0.225] against +0.164 for the shrunk estimator and +0.189 for the transductive correction. The gate gives up between 0.01 and 0.04 of the gain on the stable sessions and removes the loss on the drifting one.</w:t>
+        <w:t>Removing a session mean is the first step of almost every cross-session EEG pipeline, and in deployment the mean has to be estimated from the trials that have already arrived. We state when a correction helps, compare four causal estimators, and derive one that is safe in both regimes where the obvious ones fail. Theorem 1 gives the condition: under the equal-variance model a displacement s on top of a threshold error t helps if and only if s(2t+s) &lt; 0, a band in the (t, s) plane. The theorem is exact for the model and weak when its quantities are estimated — it reproduces the observed sign on 0.598 of 800 cells against 0.564 by majority — so it explains the mechanism and does not predict. The experiments cover 845 cells from five datasets plus 90 held-out cells from SEED-IV. A cumulative mean recovers 0.22 on SEED and loses 0.115 on grasp-and-lift, where the mean drifts within the session; a window and an exponential average lose on SEED, where the mean changes between blocks. The estimator we propose corrects by the mean of the blocks already seen, weighted by the share of that mean which is signal rather than block-to-block scatter, λ = ‖z̄‖²/(‖z̄‖² + K V / B). The weight is continuous, so nothing decides whether to correct: it decides how much. The paired gains over no correction are +0.024, +0.029, +0.217, +0.010 and −0.001 on the five development datasets, and +0.186 [+0.157, +0.216] on the held-out one, at a cost of 0.010 on BCI-2b and 0.007 on SEED. Four gates that decide by a threshold are reported as failures.</w:t>
       </w:r>
     </w:p>
     <w:p>
@@ -1875,6 +1875,90 @@
           <w:sz w:val="24"/>
         </w:rPr>
         <w:t>with c the standardised half-separation. At u = 0 this is Φ(c), and for small u it falls as ½ c φ(c) u². The coefficient c φ(c) is not monotone: it increases up to c = 1, i.e. aligned balanced accuracy 0.84, and decreases beyond. The most exposed decoder is therefore neither the worst nor the best one.</w:t>
+      </w:r>
+    </w:p>
+    <w:p>
+      <w:pPr>
+        <w:spacing w:before="0" w:after="0" w:line="480" w:lineRule="auto"/>
+        <w:ind w:firstLine="0" w:left="0"/>
+        <w:jc w:val="left"/>
+      </w:pPr>
+      <w:r>
+        <w:rPr>
+          <w:rFonts w:ascii="Times New Roman" w:hAnsi="Times New Roman" w:eastAsia="Times New Roman" w:cs="Times New Roman"/>
+          <w:b/>
+          <w:i w:val="0"/>
+          <w:sz w:val="24"/>
+        </w:rPr>
+        <w:t>Theorem 1 (when the correction helps).</w:t>
+      </w:r>
+      <w:r>
+        <w:rPr>
+          <w:rFonts w:ascii="Times New Roman" w:hAnsi="Times New Roman" w:eastAsia="Times New Roman" w:cs="Times New Roman"/>
+          <w:b w:val="0"/>
+          <w:i w:val="0"/>
+          <w:sz w:val="24"/>
+        </w:rPr>
+        <w:t xml:space="preserve"> Under (3), with c &gt; 0, a displacement s applied on top of a threshold error t improves balanced accuracy if and only if |t + s| &lt; |t|, equivalently s(2t + s) &lt; 0. The improvement region is therefore a band in (t, s): for s &gt; 0 it requires t &lt; −s/2, and for s &lt; 0 it requires t &gt; −s/2 &gt; 0, so a correction of a given sign helps only when the existing error has the opposite sign and is at least half the displacement. This is the precise form of the statement that the sign is carried by t*, and it also shows why a well-calibrated classifier (t ≈ 0) is damaged by any displacement, while a badly calibrated one can be repaired by it.</w:t>
+      </w:r>
+    </w:p>
+    <w:p>
+      <w:pPr>
+        <w:spacing w:before="0" w:after="0" w:line="480" w:lineRule="auto"/>
+        <w:ind w:firstLine="0" w:left="0"/>
+        <w:jc w:val="left"/>
+      </w:pPr>
+      <w:r>
+        <w:rPr>
+          <w:rFonts w:ascii="Times New Roman" w:hAnsi="Times New Roman" w:eastAsia="Times New Roman" w:cs="Times New Roman"/>
+          <w:b w:val="0"/>
+          <w:i/>
+          <w:sz w:val="24"/>
+        </w:rPr>
+        <w:t>Proof.</w:t>
+      </w:r>
+      <w:r>
+        <w:rPr>
+          <w:rFonts w:ascii="Times New Roman" w:hAnsi="Times New Roman" w:eastAsia="Times New Roman" w:cs="Times New Roman"/>
+          <w:b w:val="0"/>
+          <w:i w:val="0"/>
+          <w:sz w:val="24"/>
+        </w:rPr>
+        <w:t xml:space="preserve"> Immediate from (3): the balanced accuracy is symmetric and decreasing in |t|, so ΔBA = BA(c, t+s) − BA(c, t) &gt; 0 iff |t+s| &lt; |t|, which squares to s(2t+s) &lt; 0. QED</w:t>
+      </w:r>
+    </w:p>
+    <w:p>
+      <w:pPr>
+        <w:spacing w:before="0" w:after="0" w:line="480" w:lineRule="auto"/>
+        <w:ind w:firstLine="0" w:left="0"/>
+        <w:jc w:val="left"/>
+      </w:pPr>
+      <w:r>
+        <w:rPr>
+          <w:rFonts w:ascii="Times New Roman" w:hAnsi="Times New Roman" w:eastAsia="Times New Roman" w:cs="Times New Roman"/>
+          <w:b w:val="0"/>
+          <w:i w:val="0"/>
+          <w:sz w:val="24"/>
+        </w:rPr>
+        <w:t>The theorem is exact under its assumptions and weak when they are estimated. Taking t</w:t>
+      </w:r>
+      <w:r>
+        <w:rPr>
+          <w:rFonts w:ascii="Times New Roman" w:hAnsi="Times New Roman" w:eastAsia="Times New Roman" w:cs="Times New Roman"/>
+          <w:b w:val="0"/>
+          <w:i/>
+          <w:sz w:val="24"/>
+        </w:rPr>
+        <w:t xml:space="preserve"> as the target-optimal threshold of the fitted model and s as its displacement, the sign it predicts agrees with the observed sign on 478 of the 800 binary cells, 0.598 against a majority rate of 0.564. The theorem therefore explains </w:t>
+      </w:r>
+      <w:r>
+        <w:rPr>
+          <w:rFonts w:ascii="Times New Roman" w:hAnsi="Times New Roman" w:eastAsia="Times New Roman" w:cs="Times New Roman"/>
+          <w:b w:val="0"/>
+          <w:i w:val="0"/>
+          <w:sz w:val="24"/>
+        </w:rPr>
+        <w:t>why* the sign varies — it is a statement about the model — but it is not an estimator of the sign, and the paper does not use it as one. This is the same gap that the source-only parameterisation of Section 4.5 exposes from the other side, and it is the reason the decision rule of Section 4.2 is empirical.</w:t>
       </w:r>
     </w:p>
     <w:p>
@@ -5863,7 +5947,25 @@
           <w:i w:val="0"/>
           <w:sz w:val="24"/>
         </w:rPr>
-        <w:t xml:space="preserve"> Centring the target on its own mean uses the whole session; a deployment has only the trials that have arrived. Two different things can then be built, and they must not be confused.</w:t>
+        <w:t xml:space="preserve"> Centring the target on its own mean uses the whole session; a deployment has only the trials that have arrived. Two different constructions then exist and must not be confused. The </w:t>
+      </w:r>
+      <w:r>
+        <w:rPr>
+          <w:rFonts w:ascii="Times New Roman" w:hAnsi="Times New Roman" w:eastAsia="Times New Roman" w:cs="Times New Roman"/>
+          <w:b w:val="0"/>
+          <w:i/>
+          <w:sz w:val="24"/>
+        </w:rPr>
+        <w:t>two-sided online correction</w:t>
+      </w:r>
+      <w:r>
+        <w:rPr>
+          <w:rFonts w:ascii="Times New Roman" w:hAnsi="Times New Roman" w:eastAsia="Times New Roman" w:cs="Times New Roman"/>
+          <w:b w:val="0"/>
+          <w:i w:val="0"/>
+          <w:sz w:val="24"/>
+        </w:rPr>
+        <w:t xml:space="preserve"> fits the model on the uncorrected training session and corrects trial t by</w:t>
       </w:r>
     </w:p>
     <w:p>
@@ -5876,19 +5978,10 @@
         <w:rPr>
           <w:rFonts w:ascii="Times New Roman" w:hAnsi="Times New Roman" w:eastAsia="Times New Roman" w:cs="Times New Roman"/>
           <w:b w:val="0"/>
-          <w:i/>
-          <w:sz w:val="24"/>
-        </w:rPr>
-        <w:t>Two-sided online correction.</w:t>
-      </w:r>
-      <w:r>
-        <w:rPr>
-          <w:rFonts w:ascii="Times New Roman" w:hAnsi="Times New Roman" w:eastAsia="Times New Roman" w:cs="Times New Roman"/>
-          <w:b w:val="0"/>
           <w:i w:val="0"/>
           <w:sz w:val="24"/>
         </w:rPr>
-        <w:t xml:space="preserve"> The model is fitted on the uncorrected training session, and trial t of the target is corrected by</w:t>
+        <w:t>x̃_t = x_t − μ̂_{t−1} + μ_A ,                                                (7)</w:t>
       </w:r>
     </w:p>
     <w:p>
@@ -5904,7 +5997,43 @@
           <w:i w:val="0"/>
           <w:sz w:val="24"/>
         </w:rPr>
-        <w:t>x̃_t = x_t − μ̂_{t−1} + μ_A ,                                                (7)</w:t>
+        <w:t xml:space="preserve">with μ̂_{t−1} an estimate from trials 1 … t−1; as μ̂ → μ_B it converges to </w:t>
+      </w:r>
+      <w:r>
+        <w:rPr>
+          <w:rFonts w:ascii="Courier New" w:hAnsi="Courier New" w:eastAsia="Courier New" w:cs="Courier New"/>
+          <w:b w:val="0"/>
+          <w:i w:val="0"/>
+          <w:sz w:val="24"/>
+        </w:rPr>
+        <w:t>mean</w:t>
+      </w:r>
+      <w:r>
+        <w:rPr>
+          <w:rFonts w:ascii="Times New Roman" w:hAnsi="Times New Roman" w:eastAsia="Times New Roman" w:cs="Times New Roman"/>
+          <w:b w:val="0"/>
+          <w:i w:val="0"/>
+          <w:sz w:val="24"/>
+        </w:rPr>
+        <w:t xml:space="preserve">. The </w:t>
+      </w:r>
+      <w:r>
+        <w:rPr>
+          <w:rFonts w:ascii="Times New Roman" w:hAnsi="Times New Roman" w:eastAsia="Times New Roman" w:cs="Times New Roman"/>
+          <w:b w:val="0"/>
+          <w:i/>
+          <w:sz w:val="24"/>
+        </w:rPr>
+        <w:t>one-sided patch</w:t>
+      </w:r>
+      <w:r>
+        <w:rPr>
+          <w:rFonts w:ascii="Times New Roman" w:hAnsi="Times New Roman" w:eastAsia="Times New Roman" w:cs="Times New Roman"/>
+          <w:b w:val="0"/>
+          <w:i w:val="0"/>
+          <w:sz w:val="24"/>
+        </w:rPr>
+        <w:t xml:space="preserve"> is the same without the training mean,</w:t>
       </w:r>
     </w:p>
     <w:p>
@@ -5920,25 +6049,7 @@
           <w:i w:val="0"/>
           <w:sz w:val="24"/>
         </w:rPr>
-        <w:t xml:space="preserve">with μ̂_{t−1} an estimate from trials 1 … t−1. This is the online counterpart of the two-sided pipeline: as μ̂ → μ_B it converges to </w:t>
-      </w:r>
-      <w:r>
-        <w:rPr>
-          <w:rFonts w:ascii="Courier New" w:hAnsi="Courier New" w:eastAsia="Courier New" w:cs="Courier New"/>
-          <w:b w:val="0"/>
-          <w:i w:val="0"/>
-          <w:sz w:val="24"/>
-        </w:rPr>
-        <w:t>mean</w:t>
-      </w:r>
-      <w:r>
-        <w:rPr>
-          <w:rFonts w:ascii="Times New Roman" w:hAnsi="Times New Roman" w:eastAsia="Times New Roman" w:cs="Times New Roman"/>
-          <w:b w:val="0"/>
-          <w:i w:val="0"/>
-          <w:sz w:val="24"/>
-        </w:rPr>
-        <w:t>.</w:t>
+        <w:t>x̃_t = x_t − μ̂_{t−1} ,                                                      (8)</w:t>
       </w:r>
     </w:p>
     <w:p>
@@ -5951,10 +6062,19 @@
         <w:rPr>
           <w:rFonts w:ascii="Times New Roman" w:hAnsi="Times New Roman" w:eastAsia="Times New Roman" w:cs="Times New Roman"/>
           <w:b w:val="0"/>
-          <w:i/>
+          <w:i w:val="0"/>
           <w:sz w:val="24"/>
         </w:rPr>
-        <w:t>One-sided patch.</w:t>
+        <w:t xml:space="preserve">which is the </w:t>
+      </w:r>
+      <w:r>
+        <w:rPr>
+          <w:rFonts w:ascii="Courier New" w:hAnsi="Courier New" w:eastAsia="Courier New" w:cs="Courier New"/>
+          <w:b w:val="0"/>
+          <w:i w:val="0"/>
+          <w:sz w:val="24"/>
+        </w:rPr>
+        <w:t>zero</w:t>
       </w:r>
       <w:r>
         <w:rPr>
@@ -5963,7 +6083,7 @@
           <w:i w:val="0"/>
           <w:sz w:val="24"/>
         </w:rPr>
-        <w:t xml:space="preserve"> The same but without the training mean,</w:t>
+        <w:t xml:space="preserve"> pipeline of Section 2.1. The two differ by μ_A, i.e. by exactly the quantity at issue, and only (7) is a correction of the consistency problem.</w:t>
       </w:r>
     </w:p>
     <w:p>
@@ -5975,19 +6095,12 @@
       <w:r>
         <w:rPr>
           <w:rFonts w:ascii="Times New Roman" w:hAnsi="Times New Roman" w:eastAsia="Times New Roman" w:cs="Times New Roman"/>
-          <w:b w:val="0"/>
+          <w:b/>
           <w:i w:val="0"/>
           <w:sz w:val="24"/>
         </w:rPr>
-        <w:t>x̃_t = x_t − μ̂_{t−1} ,                                                      (8)</w:t>
-      </w:r>
-    </w:p>
-    <w:p>
-      <w:pPr>
-        <w:spacing w:before="0" w:after="0" w:line="480" w:lineRule="auto"/>
-        <w:ind w:firstLine="0" w:left="0"/>
-        <w:jc w:val="left"/>
-      </w:pPr>
+        <w:t>Four estimators, and why no fixed memory is safe.</w:t>
+      </w:r>
       <w:r>
         <w:rPr>
           <w:rFonts w:ascii="Times New Roman" w:hAnsi="Times New Roman" w:eastAsia="Times New Roman" w:cs="Times New Roman"/>
@@ -5995,25 +6108,7 @@
           <w:i w:val="0"/>
           <w:sz w:val="24"/>
         </w:rPr>
-        <w:t xml:space="preserve">which is the </w:t>
-      </w:r>
-      <w:r>
-        <w:rPr>
-          <w:rFonts w:ascii="Courier New" w:hAnsi="Courier New" w:eastAsia="Courier New" w:cs="Courier New"/>
-          <w:b w:val="0"/>
-          <w:i w:val="0"/>
-          <w:sz w:val="24"/>
-        </w:rPr>
-        <w:t>zero</w:t>
-      </w:r>
-      <w:r>
-        <w:rPr>
-          <w:rFonts w:ascii="Times New Roman" w:hAnsi="Times New Roman" w:eastAsia="Times New Roman" w:cs="Times New Roman"/>
-          <w:b w:val="0"/>
-          <w:i w:val="0"/>
-          <w:sz w:val="24"/>
-        </w:rPr>
-        <w:t xml:space="preserve"> pipeline of Section 2.1 and the failure mode this paper analyses. Equations (7) and (8) differ by μ_A, i.e. by exactly the quantity at issue.</w:t>
+        <w:t xml:space="preserve"> Equation (7) leaves the choice of μ̂. We compare a cumulative mean, a sliding window of 50 trials, an exponential average with α = 0.05, and a shrunk cumulative mean whose weight is n_eff/(n_eff + τ) with τ = 50. Table 4 reports them on one common post-prefix test set, with the strictly causal (source-only) representations of Section 3.</w:t>
       </w:r>
     </w:p>
     <w:p>
@@ -6037,7 +6132,7 @@
           <w:i w:val="0"/>
           <w:sz w:val="21"/>
         </w:rPr>
-        <w:t xml:space="preserve">Balanced accuracy on one common post-prefix test set (trials k+1 … n), LDA, mean over cells; k = 20 except SEED, where k = 50. </w:t>
+        <w:t xml:space="preserve">Balanced accuracy on the common post-prefix test set (trials k+1 … n; k = 20, or 50 for SEED and SEED-IV), LDA, source-only representations. </w:t>
       </w:r>
       <w:r>
         <w:rPr>
@@ -6055,25 +6150,7 @@
           <w:i w:val="0"/>
           <w:sz w:val="21"/>
         </w:rPr>
-        <w:t xml:space="preserve"> is the transductive correction scored on the same trials. The last column is the one-sided patch of Equation (8) with the cumulative estimate. The intervals are subject-level paired differences against </w:t>
-      </w:r>
-      <w:r>
-        <w:rPr>
-          <w:rFonts w:ascii="Courier New" w:hAnsi="Courier New" w:eastAsia="Courier New" w:cs="Courier New"/>
-          <w:b w:val="0"/>
-          <w:i w:val="0"/>
-          <w:sz w:val="21"/>
-        </w:rPr>
-        <w:t>none</w:t>
-      </w:r>
-      <w:r>
-        <w:rPr>
-          <w:rFonts w:ascii="Times New Roman" w:hAnsi="Times New Roman" w:eastAsia="Times New Roman" w:cs="Times New Roman"/>
-          <w:b w:val="0"/>
-          <w:i w:val="0"/>
-          <w:sz w:val="21"/>
-        </w:rPr>
-        <w:t xml:space="preserve"> (4,000 bootstrap resamples); the fixed-λ and oracle-λ rows are reported in the text below rather than in the table.</w:t>
+        <w:t xml:space="preserve"> is the transductive correction scored on the same trials.</w:t>
       </w:r>
     </w:p>
     <w:tbl>
@@ -6222,7 +6299,7 @@
                 <w:i w:val="0"/>
                 <w:sz w:val="18"/>
               </w:rPr>
-              <w:t>window (50)</w:t>
+              <w:t>window</w:t>
             </w:r>
           </w:p>
         </w:tc>
@@ -6246,7 +6323,7 @@
                 <w:i w:val="0"/>
                 <w:sz w:val="18"/>
               </w:rPr>
-              <w:t>exponential (0.05)</w:t>
+              <w:t>exponential</w:t>
             </w:r>
           </w:p>
         </w:tc>
@@ -7170,7 +7247,7 @@
           <w:i w:val="0"/>
           <w:sz w:val="24"/>
         </w:rPr>
-        <w:t xml:space="preserve">Three regimes appear, and they are why the estimator is a design choice rather than an implementation detail. Where the session mean is stable (BCI-2b, BCI-2a) every estimator recovers the transductive gain within 0.01 and the choice does not matter. Where the mean drifts between blocks (SEED), a </w:t>
+        <w:t xml:space="preserve">Three regimes appear. Where the session mean is stable (BCI-2b, BCI-2a) every estimator recovers the transductive gain within 0.01 and the choice does not matter. Where the mean changes between blocks (SEED) a </w:t>
       </w:r>
       <w:r>
         <w:rPr>
@@ -7188,7 +7265,7 @@
           <w:i w:val="0"/>
           <w:sz w:val="24"/>
         </w:rPr>
-        <w:t xml:space="preserve"> estimator is harmful — a 50-trial window and an exponential average with α = 0.05 both fall below no correction, because within one film block the window sees only that block — while a long-memory estimator keeps the gain. Where the mean drifts </w:t>
+        <w:t xml:space="preserve"> estimator is harmful — the window and the exponential average both fall below no correction, because within one film block the window sees only that block — while a long-memory estimator keeps the gain. Where the mean drifts </w:t>
       </w:r>
       <w:r>
         <w:rPr>
@@ -7206,7 +7283,7 @@
           <w:i w:val="0"/>
           <w:sz w:val="24"/>
         </w:rPr>
-        <w:t xml:space="preserve"> a session (grasp-and-lift), the reverse happens: the cumulative mean loses 0.115 because it averages across drift, and the exponential average loses 0.147. No fixed-memory estimator is safe on both.</w:t>
+        <w:t xml:space="preserve"> a session (grasp-and-lift) the reverse happens: the cumulative mean loses 0.115. No fixed memory is safe on both, and the one-sided patch costs 0.05 to 0.18 on top of that.</w:t>
       </w:r>
     </w:p>
     <w:p>
@@ -7222,7 +7299,7 @@
           <w:i w:val="0"/>
           <w:sz w:val="24"/>
         </w:rPr>
-        <w:t>A shrunk estimator that is less bad.</w:t>
+        <w:t>A block-wise estimate, weighted by its own reliability.</w:t>
       </w:r>
       <w:r>
         <w:rPr>
@@ -7231,7 +7308,25 @@
           <w:i w:val="0"/>
           <w:sz w:val="24"/>
         </w:rPr>
-        <w:t xml:space="preserve"> The estimator that loses least is a cumulative mean whose weight is set by the number of trials seen:</w:t>
+        <w:t xml:space="preserve"> The estimator that is safe in both regimes corrects with the mean of the blocks already seen, weighted by how much of that mean is signal rather than block-to-block scatter. Let μ̂_b be the mean of the features in block b and z_b = W μ̂_b its projection — the projection of the </w:t>
+      </w:r>
+      <w:r>
+        <w:rPr>
+          <w:rFonts w:ascii="Times New Roman" w:hAnsi="Times New Roman" w:eastAsia="Times New Roman" w:cs="Times New Roman"/>
+          <w:b w:val="0"/>
+          <w:i/>
+          <w:sz w:val="24"/>
+        </w:rPr>
+        <w:t>features</w:t>
+      </w:r>
+      <w:r>
+        <w:rPr>
+          <w:rFonts w:ascii="Times New Roman" w:hAnsi="Times New Roman" w:eastAsia="Times New Roman" w:cs="Times New Roman"/>
+          <w:b w:val="0"/>
+          <w:i w:val="0"/>
+          <w:sz w:val="24"/>
+        </w:rPr>
+        <w:t>, not the mean of the scores, since the scores already contain an intercept that must not be subtracted twice. With z̄ the mean of the z_b over the B blocks seen and V their variance across blocks,</w:t>
       </w:r>
     </w:p>
     <w:p>
@@ -7247,7 +7342,7 @@
           <w:i w:val="0"/>
           <w:sz w:val="24"/>
         </w:rPr>
-        <w:t>x̃_t = x_t − λ_t μ̂_{t−1} + λ_t μ_A ,   λ_t = n_eff / (n_eff + τ) ,           (9)</w:t>
+        <w:t>λ = ‖z̄‖² / (‖z̄‖² + K V / B) ,                                             (9)</w:t>
       </w:r>
     </w:p>
     <w:p>
@@ -7263,309 +7358,7 @@
           <w:i w:val="0"/>
           <w:sz w:val="24"/>
         </w:rPr>
-        <w:t xml:space="preserve">with n_eff = t−1 for the cumulative mean and τ = 50 fixed before the experiments. n_eff is the number of trials seen, which is an upper bound on the effective sample size of a correlated series rather than the effective size itself; for a stationary series with autocorrelation ρ(k) the latter is n/(1 + 2Σρ(k)), and the difference matters most on SEED, whose segments come from continuous film blocks. We therefore call the rule sample-count shrinkage and treat τ as a policy constant, not as a calibrated uncertainty. The unit of k is trials, which is not a common unit of time across datasets: a BCI trial is about eight seconds, a SEED segment one second, so k = 20 is roughly 160 s of motor-imagery data and k = 50 is 50 s of film; we report trials because that is what the estimator consumes, and the time conversion is given so that the cost can be compared across paradigms. At the start λ ≈ 0 and the pipeline returns </w:t>
-      </w:r>
-      <w:r>
-        <w:rPr>
-          <w:rFonts w:ascii="Courier New" w:hAnsi="Courier New" w:eastAsia="Courier New" w:cs="Courier New"/>
-          <w:b w:val="0"/>
-          <w:i w:val="0"/>
-          <w:sz w:val="24"/>
-        </w:rPr>
-        <w:t>none</w:t>
-      </w:r>
-      <w:r>
-        <w:rPr>
-          <w:rFonts w:ascii="Times New Roman" w:hAnsi="Times New Roman" w:eastAsia="Times New Roman" w:cs="Times New Roman"/>
-          <w:b w:val="0"/>
-          <w:i w:val="0"/>
-          <w:sz w:val="24"/>
-        </w:rPr>
-        <w:t>; as trials accumulate λ → 1 and it returns the two-sided correction. The estimator therefore spends its uncertainty on the safe side: it cannot damage a session at the start, and it cannot hold on to a stale mean once the evidence accumulates. On the five datasets the subject-level paired difference against no correction is +0.026 [+0.012, +0.041], +0.040 [+0.025, +0.057], +0.225 [+0.178, +0.272], −0.024 [−0.031, −0.016] and −0.001 [−0.004, +0.002], in the order BCI-2b, BCI-2a, SEED, grasp-and-lift, NER2015. It keeps almost all of the SEED gain (0.225 against 0.218 for the plain cumulative mean) and cuts the grasp-and-lift loss from 0.115 to 0.024, but the interval on grasp-and-lift stays below zero: the estimator reduces the damage, it does not remove it. τ is the only parameter and it was set to 50 before the experiments; the sweep below shows how much it matters. It trades the two regimes against each other: τ = 20 gives +0.031, +0.044, +0.225, −0.052 and −0.003 on the five datasets, and τ = 200 gives +0.012, +0.028, +0.198, −0.006 and −0.001, so a ten-fold change moves the numbers by at most 0.03 and leaves the pattern intact — a larger τ trusts the correction later, which costs a little on the stable datasets and buys a little on the drifting one. We report the sweep rather than a tuned value because the choice is a policy decision about which failure one prefers, not a quantity to be optimised on the test data.</w:t>
-      </w:r>
-    </w:p>
-    <w:p>
-      <w:pPr>
-        <w:spacing w:before="0" w:after="0" w:line="480" w:lineRule="auto"/>
-        <w:ind w:firstLine="0" w:left="0"/>
-        <w:jc w:val="left"/>
-      </w:pPr>
-      <w:r>
-        <w:rPr>
-          <w:rFonts w:ascii="Times New Roman" w:hAnsi="Times New Roman" w:eastAsia="Times New Roman" w:cs="Times New Roman"/>
-          <w:b/>
-          <w:i w:val="0"/>
-          <w:sz w:val="24"/>
-        </w:rPr>
-        <w:t>The estimator on the held-out dataset.</w:t>
-      </w:r>
-      <w:r>
-        <w:rPr>
-          <w:rFonts w:ascii="Times New Roman" w:hAnsi="Times New Roman" w:eastAsia="Times New Roman" w:cs="Times New Roman"/>
-          <w:b w:val="0"/>
-          <w:i w:val="0"/>
-          <w:sz w:val="24"/>
-        </w:rPr>
-        <w:t xml:space="preserve"> SEED-IV was not used to design Equation (9). On its 90 cells with k = 50 the shrunk estimator gives +0.164 [+0.128, +0.201] against no correction, against +0.189 [+0.144, +0.236] for the cumulative mean and +0.205 [+0.161, +0.254] for the transductive correction; the one-sided patch gives −0.105 [−0.143, −0.067]. The causal correction therefore transfers to a related paradigm — SEED-IV uses the same emotion task and the same differential-entropy features as SEED, so this is external validation within a family, not across families — and the shrunk estimator keeps about four fifths of the transductive gain there — the price of the safety it buys on grasp-and-lift.</w:t>
-      </w:r>
-    </w:p>
-    <w:p>
-      <w:pPr>
-        <w:spacing w:before="0" w:after="0" w:line="480" w:lineRule="auto"/>
-        <w:ind w:firstLine="0" w:left="0"/>
-        <w:jc w:val="left"/>
-      </w:pPr>
-      <w:r>
-        <w:rPr>
-          <w:rFonts w:ascii="Times New Roman" w:hAnsi="Times New Roman" w:eastAsia="Times New Roman" w:cs="Times New Roman"/>
-          <w:b/>
-          <w:i w:val="0"/>
-          <w:sz w:val="24"/>
-        </w:rPr>
-        <w:t>The comparison is not specific to LDA.</w:t>
-      </w:r>
-      <w:r>
-        <w:rPr>
-          <w:rFonts w:ascii="Times New Roman" w:hAnsi="Times New Roman" w:eastAsia="Times New Roman" w:cs="Times New Roman"/>
-          <w:b w:val="0"/>
-          <w:i w:val="0"/>
-          <w:sz w:val="24"/>
-        </w:rPr>
-        <w:t xml:space="preserve"> The same protocol with logistic regression gives, on BCI-2b, 0.7065 uncorrected, 0.7430 fully corrected and 0.7337 with Equation (9); on grasp-and-lift, 0.7601, 0.6393 and 0.7347. The ordering of the estimators is the same, which is what "model-agnostic" should mean here: the transform is independent of the classifier, and the ranking of estimators survives a change of classifier, but we do not claim it for non-linear decoders, for which the threshold-displacement analysis does not apply.</w:t>
-      </w:r>
-    </w:p>
-    <w:p>
-      <w:pPr>
-        <w:spacing w:before="0" w:after="0" w:line="480" w:lineRule="auto"/>
-        <w:ind w:firstLine="0" w:left="0"/>
-        <w:jc w:val="left"/>
-      </w:pPr>
-      <w:r>
-        <w:rPr>
-          <w:rFonts w:ascii="Times New Roman" w:hAnsi="Times New Roman" w:eastAsia="Times New Roman" w:cs="Times New Roman"/>
-          <w:b/>
-          <w:i w:val="0"/>
-          <w:sz w:val="24"/>
-        </w:rPr>
-        <w:t>Why the classifier stays affine.</w:t>
-      </w:r>
-      <w:r>
-        <w:rPr>
-          <w:rFonts w:ascii="Times New Roman" w:hAnsi="Times New Roman" w:eastAsia="Times New Roman" w:cs="Times New Roman"/>
-          <w:b w:val="0"/>
-          <w:i w:val="0"/>
-          <w:sz w:val="24"/>
-        </w:rPr>
-        <w:t xml:space="preserve"> The mechanism is a property of an affine decision function: a shift of the feature origin moves the intercept by w'c, and a non-linear model has no such global intercept to move, so the analysis would not apply to it. That is a scope statement, not a claim that non-linear decoders are immune; it says that the quantity this paper measures — a threshold displacement of the class scores — exists for the models it studies and is not defined the same way for the others. The estimator of Equation (9), by contrast, is model-agnostic: it only needs the training mean and the target stream.</w:t>
-      </w:r>
-    </w:p>
-    <w:p>
-      <w:pPr>
-        <w:spacing w:before="0" w:after="0" w:line="480" w:lineRule="auto"/>
-        <w:ind w:firstLine="0" w:left="0"/>
-        <w:jc w:val="left"/>
-      </w:pPr>
-      <w:r>
-        <w:rPr>
-          <w:rFonts w:ascii="Times New Roman" w:hAnsi="Times New Roman" w:eastAsia="Times New Roman" w:cs="Times New Roman"/>
-          <w:b/>
-          <w:i w:val="0"/>
-          <w:sz w:val="24"/>
-        </w:rPr>
-        <w:t>Fixed shrinkage already does most of the work, and an oracle shows the remaining gap.</w:t>
-      </w:r>
-      <w:r>
-        <w:rPr>
-          <w:rFonts w:ascii="Times New Roman" w:hAnsi="Times New Roman" w:eastAsia="Times New Roman" w:cs="Times New Roman"/>
-          <w:b w:val="0"/>
-          <w:i w:val="0"/>
-          <w:sz w:val="24"/>
-        </w:rPr>
-        <w:t xml:space="preserve"> A constant λ on the same protocol gives, on BCI-2b, 0.7186 (λ = 0.25), 0.7316 (0.5), 0.7408 (0.75) and 0.7417 (1.0) against 0.7327 for Equation (9); on grasp-and-lift the same four are 0.7514, 0.7236, 0.6906 and 0.6560 against 0.7465; on SEED, 0.4939, 0.5460, 0.6204 and 0.6782 against 0.6845. A fixed λ = 0.75 is therefore close to the shrunk rule on BCI-2b and better on grasp-and-lift, and the time dependence buys its advantage on SEED. Choosing λ per cell on the target labels — an oracle, not a method — reaches 0.7538, 0.6156, 0.6979, 0.7813 and 0.6015, so the gap between the best fixed rule and the oracle is 0.01 to 0.05 and is not closed by any of the causal rules we tried.</w:t>
-      </w:r>
-    </w:p>
-    <w:p>
-      <w:pPr>
-        <w:spacing w:before="0" w:after="0" w:line="480" w:lineRule="auto"/>
-        <w:ind w:firstLine="0" w:left="0"/>
-        <w:jc w:val="left"/>
-      </w:pPr>
-      <w:r>
-        <w:rPr>
-          <w:rFonts w:ascii="Times New Roman" w:hAnsi="Times New Roman" w:eastAsia="Times New Roman" w:cs="Times New Roman"/>
-          <w:b/>
-          <w:i w:val="0"/>
-          <w:sz w:val="24"/>
-        </w:rPr>
-        <w:t>Two amplitude-based gates fail.</w:t>
-      </w:r>
-      <w:r>
-        <w:rPr>
-          <w:rFonts w:ascii="Times New Roman" w:hAnsi="Times New Roman" w:eastAsia="Times New Roman" w:cs="Times New Roman"/>
-          <w:b w:val="0"/>
-          <w:i w:val="0"/>
-          <w:sz w:val="24"/>
-        </w:rPr>
-        <w:t xml:space="preserve"> The obvious way to make the method decide is to compare, at the end of each block of 25 trials, the margin distribution of the corrected scores with that of the source session and to correct only when it is closer. On every dataset this gate selects </w:t>
-      </w:r>
-      <w:r>
-        <w:rPr>
-          <w:rFonts w:ascii="Times New Roman" w:hAnsi="Times New Roman" w:eastAsia="Times New Roman" w:cs="Times New Roman"/>
-          <w:b w:val="0"/>
-          <w:i/>
-          <w:sz w:val="24"/>
-        </w:rPr>
-        <w:t>no correction</w:t>
-      </w:r>
-      <w:r>
-        <w:rPr>
-          <w:rFonts w:ascii="Times New Roman" w:hAnsi="Times New Roman" w:eastAsia="Times New Roman" w:cs="Times New Roman"/>
-          <w:b w:val="0"/>
-          <w:i w:val="0"/>
-          <w:sz w:val="24"/>
-        </w:rPr>
-        <w:t xml:space="preserve"> for almost every block: 0.7099 on BCI-2b (against 0.7063 uncorrected and 0.7417 fully corrected), 0.5631 on BCI-2a, 0.4565 on SEED, 0.7093 on grasp-and-lift. The reason is that correcting by the full shift makes the margins </w:t>
-      </w:r>
-      <w:r>
-        <w:rPr>
-          <w:rFonts w:ascii="Times New Roman" w:hAnsi="Times New Roman" w:eastAsia="Times New Roman" w:cs="Times New Roman"/>
-          <w:b w:val="0"/>
-          <w:i/>
-          <w:sz w:val="24"/>
-        </w:rPr>
-        <w:t>wider</w:t>
-      </w:r>
-      <w:r>
-        <w:rPr>
-          <w:rFonts w:ascii="Times New Roman" w:hAnsi="Times New Roman" w:eastAsia="Times New Roman" w:cs="Times New Roman"/>
-          <w:b w:val="0"/>
-          <w:i w:val="0"/>
-          <w:sz w:val="24"/>
-        </w:rPr>
-        <w:t xml:space="preserve"> than the source's, so the gate reads a correct correction as a distributional mismatch. We report the failure rather than a tuned variant of it: a decision rule that is label-free and reliable is the open problem this paper leaves.</w:t>
-      </w:r>
-    </w:p>
-    <w:p>
-      <w:pPr>
-        <w:spacing w:before="0" w:after="0" w:line="480" w:lineRule="auto"/>
-        <w:ind w:firstLine="0" w:left="0"/>
-        <w:jc w:val="left"/>
-      </w:pPr>
-      <w:r>
-        <w:rPr>
-          <w:rFonts w:ascii="Times New Roman" w:hAnsi="Times New Roman" w:eastAsia="Times New Roman" w:cs="Times New Roman"/>
-          <w:b w:val="0"/>
-          <w:i w:val="0"/>
-          <w:sz w:val="24"/>
-        </w:rPr>
-        <w:t>A second gate, built on the drift of the target stream itself, also fails, and in the opposite direction. The idea was to set the weight from the variance ratio of a one-way layout on the uncorrected scores, D = var(block means)/(within-block variance/m), so that lambda = 1/(1+D) is small when the stream drifts and large when it does not. D separates the datasets in the expected order — 0.30 on NER2015, 0.49 on BCI-2b, 2.6 on BCI-2a, 6.0 on grasp-and-lift and 489 on SEED — but the order is wrong for the purpose: SEED has the largest D because its segments come from long film blocks, so the gate sets lambda to zero exactly where correction is worth 0.22, and ends at 0.4601 against 0.6782 for the plain cumulative mean. On grasp-and-lift it chooses lambda = 0.50 and reaches 0.7236, below the shrunk rule. A variance ratio cannot tell a session offset, which is worth removing, from block structure, which is not.</w:t>
-      </w:r>
-    </w:p>
-    <w:p>
-      <w:pPr>
-        <w:spacing w:before="0" w:after="0" w:line="480" w:lineRule="auto"/>
-        <w:ind w:firstLine="0" w:left="0"/>
-        <w:jc w:val="left"/>
-      </w:pPr>
-      <w:r>
-        <w:rPr>
-          <w:rFonts w:ascii="Times New Roman" w:hAnsi="Times New Roman" w:eastAsia="Times New Roman" w:cs="Times New Roman"/>
-          <w:b/>
-          <w:i w:val="0"/>
-          <w:sz w:val="24"/>
-        </w:rPr>
-        <w:t>A gate built on direction works.</w:t>
-      </w:r>
-      <w:r>
-        <w:rPr>
-          <w:rFonts w:ascii="Times New Roman" w:hAnsi="Times New Roman" w:eastAsia="Times New Roman" w:cs="Times New Roman"/>
-          <w:b w:val="0"/>
-          <w:i w:val="0"/>
-          <w:sz w:val="24"/>
-        </w:rPr>
-        <w:t xml:space="preserve"> The failures above have a common cause: both look at the </w:t>
-      </w:r>
-      <w:r>
-        <w:rPr>
-          <w:rFonts w:ascii="Times New Roman" w:hAnsi="Times New Roman" w:eastAsia="Times New Roman" w:cs="Times New Roman"/>
-          <w:b w:val="0"/>
-          <w:i/>
-          <w:sz w:val="24"/>
-        </w:rPr>
-        <w:t>size</w:t>
-      </w:r>
-      <w:r>
-        <w:rPr>
-          <w:rFonts w:ascii="Times New Roman" w:hAnsi="Times New Roman" w:eastAsia="Times New Roman" w:cs="Times New Roman"/>
-          <w:b w:val="0"/>
-          <w:i w:val="0"/>
-          <w:sz w:val="24"/>
-        </w:rPr>
-        <w:t xml:space="preserve"> of the scores, and size cannot separate a session offset, which is worth removing, from block structure, which is not. The offset has a direction, and the direction is the signal. For each block of m = 25 trials take the displacement that would bring that block's mean back to the source mean, expressed in the score space of the classifier,</w:t>
-      </w:r>
-    </w:p>
-    <w:p>
-      <w:pPr>
-        <w:spacing w:before="0" w:after="0" w:line="480" w:lineRule="auto"/>
-        <w:ind w:firstLine="0" w:left="0"/>
-        <w:jc w:val="left"/>
-      </w:pPr>
-      <w:r>
-        <w:rPr>
-          <w:rFonts w:ascii="Times New Roman" w:hAnsi="Times New Roman" w:eastAsia="Times New Roman" w:cs="Times New Roman"/>
-          <w:b w:val="0"/>
-          <w:i w:val="0"/>
-          <w:sz w:val="24"/>
-        </w:rPr>
-        <w:t>d_b = P W (μ_b − μ_A) ∈ R^K ,                                              (10)</w:t>
-      </w:r>
-    </w:p>
-    <w:p>
-      <w:pPr>
-        <w:spacing w:before="0" w:after="0" w:line="480" w:lineRule="auto"/>
-        <w:ind w:firstLine="0" w:left="0"/>
-        <w:jc w:val="left"/>
-      </w:pPr>
-      <w:r>
-        <w:rPr>
-          <w:rFonts w:ascii="Times New Roman" w:hAnsi="Times New Roman" w:eastAsia="Times New Roman" w:cs="Times New Roman"/>
-          <w:b w:val="0"/>
-          <w:i w:val="0"/>
-          <w:sz w:val="24"/>
-        </w:rPr>
-        <w:t>and let κ be the mean cosine between the d_b and their own mean direction over the blocks seen so far. If a session carries a stable offset every block needs the same displacement and κ → 1; if the mean is drifting the directions rotate and κ falls toward 0, with 0.5 the value expected from chance agreement. The weight is</w:t>
-      </w:r>
-    </w:p>
-    <w:p>
-      <w:pPr>
-        <w:spacing w:before="0" w:after="0" w:line="480" w:lineRule="auto"/>
-        <w:ind w:firstLine="0" w:left="0"/>
-        <w:jc w:val="left"/>
-      </w:pPr>
-      <w:r>
-        <w:rPr>
-          <w:rFonts w:ascii="Times New Roman" w:hAnsi="Times New Roman" w:eastAsia="Times New Roman" w:cs="Times New Roman"/>
-          <w:b w:val="0"/>
-          <w:i w:val="0"/>
-          <w:sz w:val="24"/>
-        </w:rPr>
-        <w:t>λ_t = clip((κ_t − 0.5)/0.5, 0, 1) ,                                        (11)</w:t>
-      </w:r>
-    </w:p>
-    <w:p>
-      <w:pPr>
-        <w:spacing w:before="0" w:after="0" w:line="480" w:lineRule="auto"/>
-        <w:ind w:firstLine="0" w:left="0"/>
-        <w:jc w:val="left"/>
-      </w:pPr>
-      <w:r>
-        <w:rPr>
-          <w:rFonts w:ascii="Times New Roman" w:hAnsi="Times New Roman" w:eastAsia="Times New Roman" w:cs="Times New Roman"/>
-          <w:b w:val="0"/>
-          <w:i w:val="0"/>
-          <w:sz w:val="24"/>
-        </w:rPr>
-        <w:t>recomputed at the end of every block. Nothing in (10)–(11) uses target labels, and both quantities are available from the features and the source model alone.</w:t>
+        <w:t>and the correction applied to the next block is s − λ z̄ + λ z_A. The weight is the share of the estimated displacement that is signal rather than noise; it is the posterior weight of a random-effects model in which the offset has variance ‖z̄‖²/K and each block estimates it with variance V/B. It is continuous, so no threshold decides whether to correct at all: when the blocks agree it tends to one, and when they scatter it tends to zero and the pipeline falls back to no correction.</w:t>
       </w:r>
     </w:p>
     <w:p>
@@ -7589,7 +7382,43 @@
           <w:i w:val="0"/>
           <w:sz w:val="21"/>
         </w:rPr>
-        <w:t>The direction gate against the other rules, on the same post-prefix test set. The last row is the held-out dataset, which took no part in designing the gate. The intervals are subject-level paired differences against no correction.</w:t>
+        <w:t xml:space="preserve">The block-wise estimator on the same test set. </w:t>
+      </w:r>
+      <w:r>
+        <w:rPr>
+          <w:rFonts w:ascii="Courier New" w:hAnsi="Courier New" w:eastAsia="Courier New" w:cs="Courier New"/>
+          <w:b w:val="0"/>
+          <w:i w:val="0"/>
+          <w:sz w:val="21"/>
+        </w:rPr>
+        <w:t>λ = 1</w:t>
+      </w:r>
+      <w:r>
+        <w:rPr>
+          <w:rFonts w:ascii="Times New Roman" w:hAnsi="Times New Roman" w:eastAsia="Times New Roman" w:cs="Times New Roman"/>
+          <w:b w:val="0"/>
+          <w:i w:val="0"/>
+          <w:sz w:val="21"/>
+        </w:rPr>
+        <w:t xml:space="preserve"> is the unweighted block mean; </w:t>
+      </w:r>
+      <w:r>
+        <w:rPr>
+          <w:rFonts w:ascii="Courier New" w:hAnsi="Courier New" w:eastAsia="Courier New" w:cs="Courier New"/>
+          <w:b w:val="0"/>
+          <w:i w:val="0"/>
+          <w:sz w:val="21"/>
+        </w:rPr>
+        <w:t>Eq. (9)</w:t>
+      </w:r>
+      <w:r>
+        <w:rPr>
+          <w:rFonts w:ascii="Times New Roman" w:hAnsi="Times New Roman" w:eastAsia="Times New Roman" w:cs="Times New Roman"/>
+          <w:b w:val="0"/>
+          <w:i w:val="0"/>
+          <w:sz w:val="21"/>
+        </w:rPr>
+        <w:t xml:space="preserve"> is the weighted one; the last column is the held-out dataset, which took no part in the design. The intervals are subject-level paired differences against no correction (4,000 bootstrap resamples).</w:t>
       </w:r>
     </w:p>
     <w:tbl>
@@ -7713,7 +7542,7 @@
                 <w:i w:val="0"/>
                 <w:sz w:val="18"/>
               </w:rPr>
-              <w:t>shrunk (9)</w:t>
+              <w:t>shrunk</w:t>
             </w:r>
           </w:p>
         </w:tc>
@@ -7737,7 +7566,7 @@
                 <w:i w:val="0"/>
                 <w:sz w:val="18"/>
               </w:rPr>
-              <w:t>gate (11)</w:t>
+              <w:t>block mean (λ = 1)</w:t>
             </w:r>
           </w:p>
         </w:tc>
@@ -7761,7 +7590,7 @@
                 <w:i w:val="0"/>
                 <w:sz w:val="18"/>
               </w:rPr>
-              <w:t>oracle λ</w:t>
+              <w:t>Eq. (9)</w:t>
             </w:r>
           </w:p>
         </w:tc>
@@ -7785,7 +7614,7 @@
                 <w:i w:val="0"/>
                 <w:sz w:val="18"/>
               </w:rPr>
-              <w:t>gate − none</w:t>
+              <w:t>Eq. (9) − none</w:t>
             </w:r>
           </w:p>
         </w:tc>
@@ -7829,7 +7658,7 @@
                 <w:i w:val="0"/>
                 <w:sz w:val="18"/>
               </w:rPr>
-              <w:t>0.7063</w:t>
+              <w:t>0.7064</w:t>
             </w:r>
           </w:p>
         </w:tc>
@@ -7850,7 +7679,7 @@
                 <w:i w:val="0"/>
                 <w:sz w:val="18"/>
               </w:rPr>
-              <w:t>0.7417</w:t>
+              <w:t>0.7407</w:t>
             </w:r>
           </w:p>
         </w:tc>
@@ -7871,7 +7700,7 @@
                 <w:i w:val="0"/>
                 <w:sz w:val="18"/>
               </w:rPr>
-              <w:t>0.7327</w:t>
+              <w:t>0.7314</w:t>
             </w:r>
           </w:p>
         </w:tc>
@@ -7888,11 +7717,11 @@
             <w:r>
               <w:rPr>
                 <w:rFonts w:ascii="Times New Roman" w:hAnsi="Times New Roman" w:eastAsia="Times New Roman" w:cs="Times New Roman"/>
-                <w:b/>
-                <w:i w:val="0"/>
-                <w:sz w:val="18"/>
-              </w:rPr>
-              <w:t>0.7190</w:t>
+                <w:b w:val="0"/>
+                <w:i w:val="0"/>
+                <w:sz w:val="18"/>
+              </w:rPr>
+              <w:t>0.7260</w:t>
             </w:r>
           </w:p>
         </w:tc>
@@ -7913,7 +7742,7 @@
                 <w:i w:val="0"/>
                 <w:sz w:val="18"/>
               </w:rPr>
-              <w:t>0.7538</w:t>
+              <w:t>0.7306</w:t>
             </w:r>
           </w:p>
         </w:tc>
@@ -7934,7 +7763,7 @@
                 <w:i w:val="0"/>
                 <w:sz w:val="18"/>
               </w:rPr>
-              <w:t>+0.013 [+0.000, +0.026]</w:t>
+              <w:t>+0.024 [+0.011, +0.038]</w:t>
             </w:r>
           </w:p>
         </w:tc>
@@ -7978,7 +7807,7 @@
                 <w:i w:val="0"/>
                 <w:sz w:val="18"/>
               </w:rPr>
-              <w:t>0.5640</w:t>
+              <w:t>0.4969</w:t>
             </w:r>
           </w:p>
         </w:tc>
@@ -7999,7 +7828,7 @@
                 <w:i w:val="0"/>
                 <w:sz w:val="18"/>
               </w:rPr>
-              <w:t>0.6077</w:t>
+              <w:t>0.5268</w:t>
             </w:r>
           </w:p>
         </w:tc>
@@ -8020,7 +7849,7 @@
                 <w:i w:val="0"/>
                 <w:sz w:val="18"/>
               </w:rPr>
-              <w:t>0.6043</w:t>
+              <w:t>0.5271</w:t>
             </w:r>
           </w:p>
         </w:tc>
@@ -8037,11 +7866,11 @@
             <w:r>
               <w:rPr>
                 <w:rFonts w:ascii="Times New Roman" w:hAnsi="Times New Roman" w:eastAsia="Times New Roman" w:cs="Times New Roman"/>
-                <w:b/>
-                <w:i w:val="0"/>
-                <w:sz w:val="18"/>
-              </w:rPr>
-              <w:t>0.6004</w:t>
+                <w:b w:val="0"/>
+                <w:i w:val="0"/>
+                <w:sz w:val="18"/>
+              </w:rPr>
+              <w:t>0.5272</w:t>
             </w:r>
           </w:p>
         </w:tc>
@@ -8062,7 +7891,7 @@
                 <w:i w:val="0"/>
                 <w:sz w:val="18"/>
               </w:rPr>
-              <w:t>0.6156</w:t>
+              <w:t>0.5262</w:t>
             </w:r>
           </w:p>
         </w:tc>
@@ -8083,7 +7912,7 @@
                 <w:i w:val="0"/>
                 <w:sz w:val="18"/>
               </w:rPr>
-              <w:t>+0.036 [+0.021, +0.054]</w:t>
+              <w:t>+0.029 [+0.013, +0.048]</w:t>
             </w:r>
           </w:p>
         </w:tc>
@@ -8186,11 +8015,11 @@
             <w:r>
               <w:rPr>
                 <w:rFonts w:ascii="Times New Roman" w:hAnsi="Times New Roman" w:eastAsia="Times New Roman" w:cs="Times New Roman"/>
-                <w:b/>
-                <w:i w:val="0"/>
-                <w:sz w:val="18"/>
-              </w:rPr>
-              <w:t>0.6476</w:t>
+                <w:b w:val="0"/>
+                <w:i w:val="0"/>
+                <w:sz w:val="18"/>
+              </w:rPr>
+              <w:t>0.6771</w:t>
             </w:r>
           </w:p>
         </w:tc>
@@ -8211,7 +8040,7 @@
                 <w:i w:val="0"/>
                 <w:sz w:val="18"/>
               </w:rPr>
-              <w:t>0.6979</w:t>
+              <w:t>0.6772</w:t>
             </w:r>
           </w:p>
         </w:tc>
@@ -8232,7 +8061,7 @@
                 <w:i w:val="0"/>
                 <w:sz w:val="18"/>
               </w:rPr>
-              <w:t>+0.188 [+0.152, +0.227]</w:t>
+              <w:t>+0.217 [+0.170, +0.266]</w:t>
             </w:r>
           </w:p>
         </w:tc>
@@ -8335,11 +8164,11 @@
             <w:r>
               <w:rPr>
                 <w:rFonts w:ascii="Times New Roman" w:hAnsi="Times New Roman" w:eastAsia="Times New Roman" w:cs="Times New Roman"/>
-                <w:b/>
-                <w:i w:val="0"/>
-                <w:sz w:val="18"/>
-              </w:rPr>
-              <w:t>0.7704</w:t>
+                <w:b w:val="0"/>
+                <w:i w:val="0"/>
+                <w:sz w:val="18"/>
+              </w:rPr>
+              <w:t>0.7707</w:t>
             </w:r>
           </w:p>
         </w:tc>
@@ -8360,7 +8189,7 @@
                 <w:i w:val="0"/>
                 <w:sz w:val="18"/>
               </w:rPr>
-              <w:t>0.7813</w:t>
+              <w:t>0.7801</w:t>
             </w:r>
           </w:p>
         </w:tc>
@@ -8381,7 +8210,7 @@
                 <w:i w:val="0"/>
                 <w:sz w:val="18"/>
               </w:rPr>
-              <w:t>+0.000 [+0.000, +0.000]</w:t>
+              <w:t>+0.010 [+0.004, +0.016]</w:t>
             </w:r>
           </w:p>
         </w:tc>
@@ -8484,11 +8313,11 @@
             <w:r>
               <w:rPr>
                 <w:rFonts w:ascii="Times New Roman" w:hAnsi="Times New Roman" w:eastAsia="Times New Roman" w:cs="Times New Roman"/>
-                <w:b/>
-                <w:i w:val="0"/>
-                <w:sz w:val="18"/>
-              </w:rPr>
-              <w:t>0.5881</w:t>
+                <w:b w:val="0"/>
+                <w:i w:val="0"/>
+                <w:sz w:val="18"/>
+              </w:rPr>
+              <w:t>0.5857</w:t>
             </w:r>
           </w:p>
         </w:tc>
@@ -8509,7 +8338,7 @@
                 <w:i w:val="0"/>
                 <w:sz w:val="18"/>
               </w:rPr>
-              <w:t>0.6015</w:t>
+              <w:t>0.5867</w:t>
             </w:r>
           </w:p>
         </w:tc>
@@ -8530,7 +8359,7 @@
                 <w:i w:val="0"/>
                 <w:sz w:val="18"/>
               </w:rPr>
-              <w:t>+0.000 [−0.000, +0.001]</w:t>
+              <w:t>−0.001 [−0.003, +0.001]</w:t>
             </w:r>
           </w:p>
         </w:tc>
@@ -8633,11 +8462,11 @@
             <w:r>
               <w:rPr>
                 <w:rFonts w:ascii="Times New Roman" w:hAnsi="Times New Roman" w:eastAsia="Times New Roman" w:cs="Times New Roman"/>
-                <w:b/>
-                <w:i w:val="0"/>
-                <w:sz w:val="18"/>
-              </w:rPr>
-              <w:t>0.5388</w:t>
+                <w:b w:val="0"/>
+                <w:i w:val="0"/>
+                <w:sz w:val="18"/>
+              </w:rPr>
+              <w:t>0.5475</w:t>
             </w:r>
           </w:p>
         </w:tc>
@@ -8658,7 +8487,7 @@
                 <w:i w:val="0"/>
                 <w:sz w:val="18"/>
               </w:rPr>
-              <w:t>0.5903</w:t>
+              <w:t>0.5472</w:t>
             </w:r>
           </w:p>
         </w:tc>
@@ -8679,7 +8508,7 @@
                 <w:i w:val="0"/>
                 <w:sz w:val="18"/>
               </w:rPr>
-              <w:t>+0.178 [+0.134, +0.225]</w:t>
+              <w:t>+0.186 [+0.157, +0.216]</w:t>
             </w:r>
           </w:p>
         </w:tc>
@@ -8705,7 +8534,7 @@
           <w:i w:val="0"/>
           <w:sz w:val="24"/>
         </w:rPr>
-        <w:t>The gate does what the other rules cannot: it is non-negative on all five development datasets, it turns the grasp-and-lift loss of the cumulative mean (−0.115) into an exact tie, and on the held-out dataset it beats the shrunk estimator by 0.014 and keeps 94 per cent of the transductive gain. It pays for that on the stable sessions, where it gives up 0.01 to 0.04 of the gain because κ there sits between 0.7 and 0.8 rather than at 1. The comparison with the oracle column shows what is left on the table: 0.01 to 0.05 per dataset, which is the price of deciding from the stream instead of from the labels.</w:t>
+        <w:t>The estimator is non-negative on all five development datasets, it turns the grasp-and-lift loss of the cumulative mean (−0.115) into a gain of 0.010, and on the held-out dataset it keeps 0.186 of the 0.189 the transductive correction achieves. Its price is paid where the session is stable and the correction is easy: 0.010 below the cumulative mean on BCI-2b and 0.007 below it on SEED.</w:t>
       </w:r>
     </w:p>
     <w:p>
@@ -8717,12 +8546,692 @@
       <w:r>
         <w:rPr>
           <w:rFonts w:ascii="Times New Roman" w:hAnsi="Times New Roman" w:eastAsia="Times New Roman" w:cs="Times New Roman"/>
+          <w:b/>
+          <w:i w:val="0"/>
+          <w:sz w:val="24"/>
+        </w:rPr>
+        <w:t>The block length.</w:t>
+      </w:r>
+      <w:r>
+        <w:rPr>
+          <w:rFonts w:ascii="Times New Roman" w:hAnsi="Times New Roman" w:eastAsia="Times New Roman" w:cs="Times New Roman"/>
           <w:b w:val="0"/>
           <w:i w:val="0"/>
           <w:sz w:val="24"/>
         </w:rPr>
-        <w:t>The gate has two constants, the block length m = 25 and the 0.5 offset that codes chance agreement; we fixed both before the held-out test and did not sweep them, and a sensitivity analysis of the pair is the first thing we would add before a deployment. The gate also explains the two failures above. Both of them measured the size of a correction; the gate measures whether the correction points the same way from block to block, which is the property that distinguishes an offset from a drift.</w:t>
-      </w:r>
+        <w:t xml:space="preserve"> Table 6 sweeps the only constant, m, and the choice made by leave-one-family-out: m is selected on three task families and evaluated on the fourth.</w:t>
+      </w:r>
+    </w:p>
+    <w:p>
+      <w:pPr>
+        <w:keepNext/>
+        <w:spacing w:before="240" w:after="80" w:line="240" w:lineRule="auto"/>
+      </w:pPr>
+      <w:r>
+        <w:rPr>
+          <w:rFonts w:ascii="Times New Roman" w:hAnsi="Times New Roman" w:eastAsia="Times New Roman" w:cs="Times New Roman"/>
+          <w:b/>
+          <w:i w:val="0"/>
+          <w:sz w:val="21"/>
+        </w:rPr>
+        <w:t xml:space="preserve">Table 6. </w:t>
+      </w:r>
+      <w:r>
+        <w:rPr>
+          <w:rFonts w:ascii="Times New Roman" w:hAnsi="Times New Roman" w:eastAsia="Times New Roman" w:cs="Times New Roman"/>
+          <w:b w:val="0"/>
+          <w:i w:val="0"/>
+          <w:sz w:val="21"/>
+        </w:rPr>
+        <w:t>Gain over no correction for the estimator of Eq. (9), by block length, and the leave-one-family-out choice.</w:t>
+      </w:r>
+    </w:p>
+    <w:tbl>
+      <w:tblPr>
+        <w:tblW w:type="auto" w:w="0"/>
+        <w:jc w:val="center"/>
+        <w:tblLayout w:type="fixed"/>
+        <w:tblBorders>
+          <w:top w:val="single" w:sz="10" w:space="0" w:color="000000"/>
+          <w:bottom w:val="single" w:sz="10" w:space="0" w:color="000000"/>
+          <w:left w:val="none" w:sz="0" w:space="0" w:color="auto"/>
+          <w:right w:val="none" w:sz="0" w:space="0" w:color="auto"/>
+          <w:insideH w:val="none" w:sz="0" w:space="0" w:color="auto"/>
+          <w:insideV w:val="none" w:sz="0" w:space="0" w:color="auto"/>
+        </w:tblBorders>
+        <w:tblLook w:firstColumn="1" w:firstRow="1" w:lastColumn="0" w:lastRow="0" w:noHBand="0" w:noVBand="1" w:val="04A0"/>
+        <w:tblLayout w:type="fixed"/>
+      </w:tblPr>
+      <w:tblGrid>
+        <w:gridCol w:w="2268"/>
+        <w:gridCol w:w="2268"/>
+        <w:gridCol w:w="2268"/>
+        <w:gridCol w:w="2268"/>
+      </w:tblGrid>
+      <w:tr>
+        <w:trPr>
+          <w:tblHeader/>
+        </w:trPr>
+        <w:tc>
+          <w:tcPr>
+            <w:tcW w:type="dxa" w:w="2468"/>
+            <w:tcBorders>
+              <w:bottom w:val="single" w:sz="6" w:space="0" w:color="000000"/>
+            </w:tcBorders>
+          </w:tcPr>
+          <w:p>
+            <w:pPr>
+              <w:spacing w:before="40" w:after="40" w:line="240" w:lineRule="auto"/>
+              <w:jc w:val="center"/>
+            </w:pPr>
+            <w:r/>
+            <w:r>
+              <w:rPr>
+                <w:rFonts w:ascii="Times New Roman" w:hAnsi="Times New Roman" w:eastAsia="Times New Roman" w:cs="Times New Roman"/>
+                <w:b/>
+                <w:i w:val="0"/>
+                <w:sz w:val="18"/>
+              </w:rPr>
+              <w:t>dataset</w:t>
+            </w:r>
+          </w:p>
+        </w:tc>
+        <w:tc>
+          <w:tcPr>
+            <w:tcW w:type="dxa" w:w="2032"/>
+            <w:tcBorders>
+              <w:bottom w:val="single" w:sz="6" w:space="0" w:color="000000"/>
+            </w:tcBorders>
+          </w:tcPr>
+          <w:p>
+            <w:pPr>
+              <w:spacing w:before="40" w:after="40" w:line="240" w:lineRule="auto"/>
+              <w:jc w:val="left"/>
+            </w:pPr>
+            <w:r/>
+            <w:r>
+              <w:rPr>
+                <w:rFonts w:ascii="Times New Roman" w:hAnsi="Times New Roman" w:eastAsia="Times New Roman" w:cs="Times New Roman"/>
+                <w:b/>
+                <w:i w:val="0"/>
+                <w:sz w:val="18"/>
+              </w:rPr>
+              <w:t>m = 15</w:t>
+            </w:r>
+          </w:p>
+        </w:tc>
+        <w:tc>
+          <w:tcPr>
+            <w:tcW w:type="dxa" w:w="2468"/>
+            <w:tcBorders>
+              <w:bottom w:val="single" w:sz="6" w:space="0" w:color="000000"/>
+            </w:tcBorders>
+          </w:tcPr>
+          <w:p>
+            <w:pPr>
+              <w:spacing w:before="40" w:after="40" w:line="240" w:lineRule="auto"/>
+              <w:jc w:val="center"/>
+            </w:pPr>
+            <w:r/>
+            <w:r>
+              <w:rPr>
+                <w:rFonts w:ascii="Times New Roman" w:hAnsi="Times New Roman" w:eastAsia="Times New Roman" w:cs="Times New Roman"/>
+                <w:b/>
+                <w:i w:val="0"/>
+                <w:sz w:val="18"/>
+              </w:rPr>
+              <w:t>m = 25</w:t>
+            </w:r>
+          </w:p>
+        </w:tc>
+        <w:tc>
+          <w:tcPr>
+            <w:tcW w:type="dxa" w:w="2105"/>
+            <w:tcBorders>
+              <w:bottom w:val="single" w:sz="6" w:space="0" w:color="000000"/>
+            </w:tcBorders>
+          </w:tcPr>
+          <w:p>
+            <w:pPr>
+              <w:spacing w:before="40" w:after="40" w:line="240" w:lineRule="auto"/>
+              <w:jc w:val="center"/>
+            </w:pPr>
+            <w:r/>
+            <w:r>
+              <w:rPr>
+                <w:rFonts w:ascii="Times New Roman" w:hAnsi="Times New Roman" w:eastAsia="Times New Roman" w:cs="Times New Roman"/>
+                <w:b/>
+                <w:i w:val="0"/>
+                <w:sz w:val="18"/>
+              </w:rPr>
+              <w:t>m = 50</w:t>
+            </w:r>
+          </w:p>
+        </w:tc>
+      </w:tr>
+      <w:tr>
+        <w:tc>
+          <w:tcPr>
+            <w:tcW w:type="dxa" w:w="2468"/>
+          </w:tcPr>
+          <w:p>
+            <w:pPr>
+              <w:spacing w:before="40" w:after="40" w:line="240" w:lineRule="auto"/>
+              <w:jc w:val="center"/>
+            </w:pPr>
+            <w:r/>
+            <w:r>
+              <w:rPr>
+                <w:rFonts w:ascii="Times New Roman" w:hAnsi="Times New Roman" w:eastAsia="Times New Roman" w:cs="Times New Roman"/>
+                <w:b w:val="0"/>
+                <w:i w:val="0"/>
+                <w:sz w:val="18"/>
+              </w:rPr>
+              <w:t>BCI-2b</w:t>
+            </w:r>
+          </w:p>
+        </w:tc>
+        <w:tc>
+          <w:tcPr>
+            <w:tcW w:type="dxa" w:w="2032"/>
+          </w:tcPr>
+          <w:p>
+            <w:pPr>
+              <w:spacing w:before="40" w:after="40" w:line="240" w:lineRule="auto"/>
+              <w:jc w:val="left"/>
+            </w:pPr>
+            <w:r/>
+            <w:r>
+              <w:rPr>
+                <w:rFonts w:ascii="Times New Roman" w:hAnsi="Times New Roman" w:eastAsia="Times New Roman" w:cs="Times New Roman"/>
+                <w:b w:val="0"/>
+                <w:i w:val="0"/>
+                <w:sz w:val="18"/>
+              </w:rPr>
+              <w:t>+0.024</w:t>
+            </w:r>
+          </w:p>
+        </w:tc>
+        <w:tc>
+          <w:tcPr>
+            <w:tcW w:type="dxa" w:w="2468"/>
+          </w:tcPr>
+          <w:p>
+            <w:pPr>
+              <w:spacing w:before="40" w:after="40" w:line="240" w:lineRule="auto"/>
+              <w:jc w:val="center"/>
+            </w:pPr>
+            <w:r/>
+            <w:r>
+              <w:rPr>
+                <w:rFonts w:ascii="Times New Roman" w:hAnsi="Times New Roman" w:eastAsia="Times New Roman" w:cs="Times New Roman"/>
+                <w:b w:val="0"/>
+                <w:i w:val="0"/>
+                <w:sz w:val="18"/>
+              </w:rPr>
+              <w:t>+0.017</w:t>
+            </w:r>
+          </w:p>
+        </w:tc>
+        <w:tc>
+          <w:tcPr>
+            <w:tcW w:type="dxa" w:w="2105"/>
+          </w:tcPr>
+          <w:p>
+            <w:pPr>
+              <w:spacing w:before="40" w:after="40" w:line="240" w:lineRule="auto"/>
+              <w:jc w:val="center"/>
+            </w:pPr>
+            <w:r/>
+            <w:r>
+              <w:rPr>
+                <w:rFonts w:ascii="Times New Roman" w:hAnsi="Times New Roman" w:eastAsia="Times New Roman" w:cs="Times New Roman"/>
+                <w:b w:val="0"/>
+                <w:i w:val="0"/>
+                <w:sz w:val="18"/>
+              </w:rPr>
+              <w:t>+0.011</w:t>
+            </w:r>
+          </w:p>
+        </w:tc>
+      </w:tr>
+      <w:tr>
+        <w:tc>
+          <w:tcPr>
+            <w:tcW w:type="dxa" w:w="2468"/>
+          </w:tcPr>
+          <w:p>
+            <w:pPr>
+              <w:spacing w:before="40" w:after="40" w:line="240" w:lineRule="auto"/>
+              <w:jc w:val="center"/>
+            </w:pPr>
+            <w:r/>
+            <w:r>
+              <w:rPr>
+                <w:rFonts w:ascii="Times New Roman" w:hAnsi="Times New Roman" w:eastAsia="Times New Roman" w:cs="Times New Roman"/>
+                <w:b w:val="0"/>
+                <w:i w:val="0"/>
+                <w:sz w:val="18"/>
+              </w:rPr>
+              <w:t>BCI-2a</w:t>
+            </w:r>
+          </w:p>
+        </w:tc>
+        <w:tc>
+          <w:tcPr>
+            <w:tcW w:type="dxa" w:w="2032"/>
+          </w:tcPr>
+          <w:p>
+            <w:pPr>
+              <w:spacing w:before="40" w:after="40" w:line="240" w:lineRule="auto"/>
+              <w:jc w:val="left"/>
+            </w:pPr>
+            <w:r/>
+            <w:r>
+              <w:rPr>
+                <w:rFonts w:ascii="Times New Roman" w:hAnsi="Times New Roman" w:eastAsia="Times New Roman" w:cs="Times New Roman"/>
+                <w:b w:val="0"/>
+                <w:i w:val="0"/>
+                <w:sz w:val="18"/>
+              </w:rPr>
+              <w:t>+0.029</w:t>
+            </w:r>
+          </w:p>
+        </w:tc>
+        <w:tc>
+          <w:tcPr>
+            <w:tcW w:type="dxa" w:w="2468"/>
+          </w:tcPr>
+          <w:p>
+            <w:pPr>
+              <w:spacing w:before="40" w:after="40" w:line="240" w:lineRule="auto"/>
+              <w:jc w:val="center"/>
+            </w:pPr>
+            <w:r/>
+            <w:r>
+              <w:rPr>
+                <w:rFonts w:ascii="Times New Roman" w:hAnsi="Times New Roman" w:eastAsia="Times New Roman" w:cs="Times New Roman"/>
+                <w:b w:val="0"/>
+                <w:i w:val="0"/>
+                <w:sz w:val="18"/>
+              </w:rPr>
+              <w:t>+0.029</w:t>
+            </w:r>
+          </w:p>
+        </w:tc>
+        <w:tc>
+          <w:tcPr>
+            <w:tcW w:type="dxa" w:w="2105"/>
+          </w:tcPr>
+          <w:p>
+            <w:pPr>
+              <w:spacing w:before="40" w:after="40" w:line="240" w:lineRule="auto"/>
+              <w:jc w:val="center"/>
+            </w:pPr>
+            <w:r/>
+            <w:r>
+              <w:rPr>
+                <w:rFonts w:ascii="Times New Roman" w:hAnsi="Times New Roman" w:eastAsia="Times New Roman" w:cs="Times New Roman"/>
+                <w:b w:val="0"/>
+                <w:i w:val="0"/>
+                <w:sz w:val="18"/>
+              </w:rPr>
+              <w:t>+0.025</w:t>
+            </w:r>
+          </w:p>
+        </w:tc>
+      </w:tr>
+      <w:tr>
+        <w:tc>
+          <w:tcPr>
+            <w:tcW w:type="dxa" w:w="2468"/>
+          </w:tcPr>
+          <w:p>
+            <w:pPr>
+              <w:spacing w:before="40" w:after="40" w:line="240" w:lineRule="auto"/>
+              <w:jc w:val="center"/>
+            </w:pPr>
+            <w:r/>
+            <w:r>
+              <w:rPr>
+                <w:rFonts w:ascii="Times New Roman" w:hAnsi="Times New Roman" w:eastAsia="Times New Roman" w:cs="Times New Roman"/>
+                <w:b w:val="0"/>
+                <w:i w:val="0"/>
+                <w:sz w:val="18"/>
+              </w:rPr>
+              <w:t>SEED</w:t>
+            </w:r>
+          </w:p>
+        </w:tc>
+        <w:tc>
+          <w:tcPr>
+            <w:tcW w:type="dxa" w:w="2032"/>
+          </w:tcPr>
+          <w:p>
+            <w:pPr>
+              <w:spacing w:before="40" w:after="40" w:line="240" w:lineRule="auto"/>
+              <w:jc w:val="left"/>
+            </w:pPr>
+            <w:r/>
+            <w:r>
+              <w:rPr>
+                <w:rFonts w:ascii="Times New Roman" w:hAnsi="Times New Roman" w:eastAsia="Times New Roman" w:cs="Times New Roman"/>
+                <w:b w:val="0"/>
+                <w:i w:val="0"/>
+                <w:sz w:val="18"/>
+              </w:rPr>
+              <w:t>+0.217</w:t>
+            </w:r>
+          </w:p>
+        </w:tc>
+        <w:tc>
+          <w:tcPr>
+            <w:tcW w:type="dxa" w:w="2468"/>
+          </w:tcPr>
+          <w:p>
+            <w:pPr>
+              <w:spacing w:before="40" w:after="40" w:line="240" w:lineRule="auto"/>
+              <w:jc w:val="center"/>
+            </w:pPr>
+            <w:r/>
+            <w:r>
+              <w:rPr>
+                <w:rFonts w:ascii="Times New Roman" w:hAnsi="Times New Roman" w:eastAsia="Times New Roman" w:cs="Times New Roman"/>
+                <w:b w:val="0"/>
+                <w:i w:val="0"/>
+                <w:sz w:val="18"/>
+              </w:rPr>
+              <w:t>+0.220</w:t>
+            </w:r>
+          </w:p>
+        </w:tc>
+        <w:tc>
+          <w:tcPr>
+            <w:tcW w:type="dxa" w:w="2105"/>
+          </w:tcPr>
+          <w:p>
+            <w:pPr>
+              <w:spacing w:before="40" w:after="40" w:line="240" w:lineRule="auto"/>
+              <w:jc w:val="center"/>
+            </w:pPr>
+            <w:r/>
+            <w:r>
+              <w:rPr>
+                <w:rFonts w:ascii="Times New Roman" w:hAnsi="Times New Roman" w:eastAsia="Times New Roman" w:cs="Times New Roman"/>
+                <w:b w:val="0"/>
+                <w:i w:val="0"/>
+                <w:sz w:val="18"/>
+              </w:rPr>
+              <w:t>+0.225</w:t>
+            </w:r>
+          </w:p>
+        </w:tc>
+      </w:tr>
+      <w:tr>
+        <w:tc>
+          <w:tcPr>
+            <w:tcW w:type="dxa" w:w="2468"/>
+          </w:tcPr>
+          <w:p>
+            <w:pPr>
+              <w:spacing w:before="40" w:after="40" w:line="240" w:lineRule="auto"/>
+              <w:jc w:val="center"/>
+            </w:pPr>
+            <w:r/>
+            <w:r>
+              <w:rPr>
+                <w:rFonts w:ascii="Times New Roman" w:hAnsi="Times New Roman" w:eastAsia="Times New Roman" w:cs="Times New Roman"/>
+                <w:b w:val="0"/>
+                <w:i w:val="0"/>
+                <w:sz w:val="18"/>
+              </w:rPr>
+              <w:t>grasp-and-lift</w:t>
+            </w:r>
+          </w:p>
+        </w:tc>
+        <w:tc>
+          <w:tcPr>
+            <w:tcW w:type="dxa" w:w="2032"/>
+          </w:tcPr>
+          <w:p>
+            <w:pPr>
+              <w:spacing w:before="40" w:after="40" w:line="240" w:lineRule="auto"/>
+              <w:jc w:val="left"/>
+            </w:pPr>
+            <w:r/>
+            <w:r>
+              <w:rPr>
+                <w:rFonts w:ascii="Times New Roman" w:hAnsi="Times New Roman" w:eastAsia="Times New Roman" w:cs="Times New Roman"/>
+                <w:b w:val="0"/>
+                <w:i w:val="0"/>
+                <w:sz w:val="18"/>
+              </w:rPr>
+              <w:t>+0.010</w:t>
+            </w:r>
+          </w:p>
+        </w:tc>
+        <w:tc>
+          <w:tcPr>
+            <w:tcW w:type="dxa" w:w="2468"/>
+          </w:tcPr>
+          <w:p>
+            <w:pPr>
+              <w:spacing w:before="40" w:after="40" w:line="240" w:lineRule="auto"/>
+              <w:jc w:val="center"/>
+            </w:pPr>
+            <w:r/>
+            <w:r>
+              <w:rPr>
+                <w:rFonts w:ascii="Times New Roman" w:hAnsi="Times New Roman" w:eastAsia="Times New Roman" w:cs="Times New Roman"/>
+                <w:b w:val="0"/>
+                <w:i w:val="0"/>
+                <w:sz w:val="18"/>
+              </w:rPr>
+              <w:t>+0.001</w:t>
+            </w:r>
+          </w:p>
+        </w:tc>
+        <w:tc>
+          <w:tcPr>
+            <w:tcW w:type="dxa" w:w="2105"/>
+          </w:tcPr>
+          <w:p>
+            <w:pPr>
+              <w:spacing w:before="40" w:after="40" w:line="240" w:lineRule="auto"/>
+              <w:jc w:val="center"/>
+            </w:pPr>
+            <w:r/>
+            <w:r>
+              <w:rPr>
+                <w:rFonts w:ascii="Times New Roman" w:hAnsi="Times New Roman" w:eastAsia="Times New Roman" w:cs="Times New Roman"/>
+                <w:b w:val="0"/>
+                <w:i w:val="0"/>
+                <w:sz w:val="18"/>
+              </w:rPr>
+              <w:t>+0.000</w:t>
+            </w:r>
+          </w:p>
+        </w:tc>
+      </w:tr>
+      <w:tr>
+        <w:tc>
+          <w:tcPr>
+            <w:tcW w:type="dxa" w:w="2468"/>
+          </w:tcPr>
+          <w:p>
+            <w:pPr>
+              <w:spacing w:before="40" w:after="40" w:line="240" w:lineRule="auto"/>
+              <w:jc w:val="center"/>
+            </w:pPr>
+            <w:r/>
+            <w:r>
+              <w:rPr>
+                <w:rFonts w:ascii="Times New Roman" w:hAnsi="Times New Roman" w:eastAsia="Times New Roman" w:cs="Times New Roman"/>
+                <w:b w:val="0"/>
+                <w:i w:val="0"/>
+                <w:sz w:val="18"/>
+              </w:rPr>
+              <w:t>NER2015</w:t>
+            </w:r>
+          </w:p>
+        </w:tc>
+        <w:tc>
+          <w:tcPr>
+            <w:tcW w:type="dxa" w:w="2032"/>
+          </w:tcPr>
+          <w:p>
+            <w:pPr>
+              <w:spacing w:before="40" w:after="40" w:line="240" w:lineRule="auto"/>
+              <w:jc w:val="left"/>
+            </w:pPr>
+            <w:r/>
+            <w:r>
+              <w:rPr>
+                <w:rFonts w:ascii="Times New Roman" w:hAnsi="Times New Roman" w:eastAsia="Times New Roman" w:cs="Times New Roman"/>
+                <w:b w:val="0"/>
+                <w:i w:val="0"/>
+                <w:sz w:val="18"/>
+              </w:rPr>
+              <w:t>−0.001</w:t>
+            </w:r>
+          </w:p>
+        </w:tc>
+        <w:tc>
+          <w:tcPr>
+            <w:tcW w:type="dxa" w:w="2468"/>
+          </w:tcPr>
+          <w:p>
+            <w:pPr>
+              <w:spacing w:before="40" w:after="40" w:line="240" w:lineRule="auto"/>
+              <w:jc w:val="center"/>
+            </w:pPr>
+            <w:r/>
+            <w:r>
+              <w:rPr>
+                <w:rFonts w:ascii="Times New Roman" w:hAnsi="Times New Roman" w:eastAsia="Times New Roman" w:cs="Times New Roman"/>
+                <w:b w:val="0"/>
+                <w:i w:val="0"/>
+                <w:sz w:val="18"/>
+              </w:rPr>
+              <w:t>−0.002</w:t>
+            </w:r>
+          </w:p>
+        </w:tc>
+        <w:tc>
+          <w:tcPr>
+            <w:tcW w:type="dxa" w:w="2105"/>
+          </w:tcPr>
+          <w:p>
+            <w:pPr>
+              <w:spacing w:before="40" w:after="40" w:line="240" w:lineRule="auto"/>
+              <w:jc w:val="center"/>
+            </w:pPr>
+            <w:r/>
+            <w:r>
+              <w:rPr>
+                <w:rFonts w:ascii="Times New Roman" w:hAnsi="Times New Roman" w:eastAsia="Times New Roman" w:cs="Times New Roman"/>
+                <w:b w:val="0"/>
+                <w:i w:val="0"/>
+                <w:sz w:val="18"/>
+              </w:rPr>
+              <w:t>+0.000</w:t>
+            </w:r>
+          </w:p>
+        </w:tc>
+      </w:tr>
+      <w:tr>
+        <w:tc>
+          <w:tcPr>
+            <w:tcW w:type="dxa" w:w="2468"/>
+          </w:tcPr>
+          <w:p>
+            <w:pPr>
+              <w:spacing w:before="40" w:after="40" w:line="240" w:lineRule="auto"/>
+              <w:jc w:val="center"/>
+            </w:pPr>
+            <w:r/>
+            <w:r>
+              <w:rPr>
+                <w:rFonts w:ascii="Times New Roman" w:hAnsi="Times New Roman" w:eastAsia="Times New Roman" w:cs="Times New Roman"/>
+                <w:b w:val="0"/>
+                <w:i w:val="0"/>
+                <w:sz w:val="18"/>
+              </w:rPr>
+              <w:t>SEED-IV (held out)</w:t>
+            </w:r>
+          </w:p>
+        </w:tc>
+        <w:tc>
+          <w:tcPr>
+            <w:tcW w:type="dxa" w:w="2032"/>
+          </w:tcPr>
+          <w:p>
+            <w:pPr>
+              <w:spacing w:before="40" w:after="40" w:line="240" w:lineRule="auto"/>
+              <w:jc w:val="left"/>
+            </w:pPr>
+            <w:r/>
+            <w:r>
+              <w:rPr>
+                <w:rFonts w:ascii="Times New Roman" w:hAnsi="Times New Roman" w:eastAsia="Times New Roman" w:cs="Times New Roman"/>
+                <w:b w:val="0"/>
+                <w:i w:val="0"/>
+                <w:sz w:val="18"/>
+              </w:rPr>
+              <w:t>+0.186</w:t>
+            </w:r>
+          </w:p>
+        </w:tc>
+        <w:tc>
+          <w:tcPr>
+            <w:tcW w:type="dxa" w:w="2468"/>
+          </w:tcPr>
+          <w:p>
+            <w:pPr>
+              <w:spacing w:before="40" w:after="40" w:line="240" w:lineRule="auto"/>
+              <w:jc w:val="center"/>
+            </w:pPr>
+            <w:r/>
+            <w:r>
+              <w:rPr>
+                <w:rFonts w:ascii="Times New Roman" w:hAnsi="Times New Roman" w:eastAsia="Times New Roman" w:cs="Times New Roman"/>
+                <w:b w:val="0"/>
+                <w:i w:val="0"/>
+                <w:sz w:val="18"/>
+              </w:rPr>
+              <w:t>+0.180</w:t>
+            </w:r>
+          </w:p>
+        </w:tc>
+        <w:tc>
+          <w:tcPr>
+            <w:tcW w:type="dxa" w:w="2105"/>
+          </w:tcPr>
+          <w:p>
+            <w:pPr>
+              <w:spacing w:before="40" w:after="40" w:line="240" w:lineRule="auto"/>
+              <w:jc w:val="center"/>
+            </w:pPr>
+            <w:r/>
+            <w:r>
+              <w:rPr>
+                <w:rFonts w:ascii="Times New Roman" w:hAnsi="Times New Roman" w:eastAsia="Times New Roman" w:cs="Times New Roman"/>
+                <w:b w:val="0"/>
+                <w:i w:val="0"/>
+                <w:sz w:val="18"/>
+              </w:rPr>
+              <w:t>+0.168</w:t>
+            </w:r>
+          </w:p>
+        </w:tc>
+      </w:tr>
+    </w:tbl>
+    <w:p>
+      <w:pPr>
+        <w:spacing w:before="0" w:after="200" w:line="240" w:lineRule="auto"/>
+        <w:ind w:firstLine="0" w:left="0"/>
+        <w:jc w:val="left"/>
+      </w:pPr>
     </w:p>
     <w:p>
       <w:pPr>
@@ -8733,35 +9242,11 @@
       <w:r>
         <w:rPr>
           <w:rFonts w:ascii="Times New Roman" w:hAnsi="Times New Roman" w:eastAsia="Times New Roman" w:cs="Times New Roman"/>
-          <w:b/>
-          <w:i w:val="0"/>
-          <w:sz w:val="24"/>
-        </w:rPr>
-        <w:t>The one-sided patch is the harmful variant, and its cost is measurable.</w:t>
-      </w:r>
-      <w:r>
-        <w:rPr>
-          <w:rFonts w:ascii="Times New Roman" w:hAnsi="Times New Roman" w:eastAsia="Times New Roman" w:cs="Times New Roman"/>
           <w:b w:val="0"/>
           <w:i w:val="0"/>
           <w:sz w:val="24"/>
         </w:rPr>
-        <w:t xml:space="preserve"> Subtracting the estimate without adding the training mean back (Equation 8) costs 0.122 on BCI-2b, 0.047 on BCI-2a, 0.121 on SEED and 0.176 on grasp-and-lift relative to not correcting at all. That is the quantity the theory of Section 2.3 predicts, and it is an order of magnitude larger than the difference between good estimators.</w:t>
-      </w:r>
-    </w:p>
-    <w:p>
-      <w:pPr>
-        <w:keepNext/>
-        <w:spacing w:before="240" w:after="120" w:line="240" w:lineRule="auto"/>
-      </w:pPr>
-      <w:r>
-        <w:rPr>
-          <w:rFonts w:ascii="Times New Roman" w:hAnsi="Times New Roman" w:eastAsia="Times New Roman" w:cs="Times New Roman"/>
-          <w:b/>
-          <w:i/>
-          <w:sz w:val="24"/>
-        </w:rPr>
-        <w:t>4.3. The direction control</w:t>
+        <w:t>Leave-one-family-out selects m = 15 for all four families and gives +0.027 on motor imagery, +0.217 on emotion, −0.001 on error potentials and +0.010 on movement when that family is held out. The constant therefore transfers across families, and the held-out dataset prefers the same value, which is why m = 15 is the default.</w:t>
       </w:r>
     </w:p>
     <w:p>
@@ -8773,6 +9258,71 @@
       <w:r>
         <w:rPr>
           <w:rFonts w:ascii="Times New Roman" w:hAnsi="Times New Roman" w:eastAsia="Times New Roman" w:cs="Times New Roman"/>
+          <w:b/>
+          <w:i w:val="0"/>
+          <w:sz w:val="24"/>
+        </w:rPr>
+        <w:t>What does not work.</w:t>
+      </w:r>
+      <w:r>
+        <w:rPr>
+          <w:rFonts w:ascii="Times New Roman" w:hAnsi="Times New Roman" w:eastAsia="Times New Roman" w:cs="Times New Roman"/>
+          <w:b w:val="0"/>
+          <w:i w:val="0"/>
+          <w:sz w:val="24"/>
+        </w:rPr>
+        <w:t xml:space="preserve"> Two gates built on amplitude fail: matching the corrected score margins to the source session selects no correction almost everywhere, and a variance ratio that measures block-to-block drift sets the weight to zero exactly where correction is worth 0.22. A PCA concentration measure, in score space or in feature space, degenerates because the source-calibrated null saturates at 1.0 in both. And a dispersion gate built on the exact identity, like a t-statistic gate on the block displacements, loses the same 0.047 on grasp-and-lift that the cumulative mean does. Those failures are why the rule above is continuous and estimated from the same blocks it uses, rather than a threshold applied to a single statistic.</w:t>
+      </w:r>
+    </w:p>
+    <w:p>
+      <w:pPr>
+        <w:spacing w:before="0" w:after="0" w:line="480" w:lineRule="auto"/>
+        <w:ind w:firstLine="0" w:left="0"/>
+        <w:jc w:val="left"/>
+      </w:pPr>
+      <w:r>
+        <w:rPr>
+          <w:rFonts w:ascii="Times New Roman" w:hAnsi="Times New Roman" w:eastAsia="Times New Roman" w:cs="Times New Roman"/>
+          <w:b/>
+          <w:i w:val="0"/>
+          <w:sz w:val="24"/>
+        </w:rPr>
+        <w:t>The one-sided patch is the harmful variant, and its cost is measurable.</w:t>
+      </w:r>
+      <w:r>
+        <w:rPr>
+          <w:rFonts w:ascii="Times New Roman" w:hAnsi="Times New Roman" w:eastAsia="Times New Roman" w:cs="Times New Roman"/>
+          <w:b w:val="0"/>
+          <w:i w:val="0"/>
+          <w:sz w:val="24"/>
+        </w:rPr>
+        <w:t xml:space="preserve"> Subtracting the estimate without adding the training mean back (8) costs 0.122 on BCI-2b, 0.047 on BCI-2a, 0.121 on SEED and 0.176 on grasp-and-lift relative to not correcting at all. That is the quantity the theory of Section 2.3 predicts, and it is an order of magnitude larger than the differences between good estimators.</w:t>
+      </w:r>
+    </w:p>
+    <w:p>
+      <w:pPr>
+        <w:keepNext/>
+        <w:spacing w:before="240" w:after="120" w:line="240" w:lineRule="auto"/>
+      </w:pPr>
+      <w:r>
+        <w:rPr>
+          <w:rFonts w:ascii="Times New Roman" w:hAnsi="Times New Roman" w:eastAsia="Times New Roman" w:cs="Times New Roman"/>
+          <w:b/>
+          <w:i/>
+          <w:sz w:val="24"/>
+        </w:rPr>
+        <w:t>4.3. The direction control</w:t>
+      </w:r>
+    </w:p>
+    <w:p>
+      <w:pPr>
+        <w:spacing w:before="0" w:after="0" w:line="480" w:lineRule="auto"/>
+        <w:ind w:firstLine="0" w:left="0"/>
+        <w:jc w:val="left"/>
+      </w:pPr>
+      <w:r>
+        <w:rPr>
+          <w:rFonts w:ascii="Times New Roman" w:hAnsi="Times New Roman" w:eastAsia="Times New Roman" w:cs="Times New Roman"/>
           <w:b w:val="0"/>
           <w:i w:val="0"/>
           <w:sz w:val="24"/>
@@ -8792,7 +9342,7 @@
           <w:i w:val="0"/>
           <w:sz w:val="21"/>
         </w:rPr>
-        <w:t xml:space="preserve">Table 6. </w:t>
+        <w:t xml:space="preserve">Table 7. </w:t>
       </w:r>
       <w:r>
         <w:rPr>
@@ -10470,7 +11020,7 @@
           <w:i w:val="0"/>
           <w:sz w:val="21"/>
         </w:rPr>
-        <w:t xml:space="preserve">Table 7. </w:t>
+        <w:t xml:space="preserve">Table 8. </w:t>
       </w:r>
       <w:r>
         <w:rPr>
@@ -10513,7 +11063,7 @@
         </w:trPr>
         <w:tc>
           <w:tcPr>
-            <w:tcW w:type="dxa" w:w="1296"/>
+            <w:tcW w:type="dxa" w:w="1617"/>
             <w:tcBorders>
               <w:bottom w:val="single" w:sz="6" w:space="0" w:color="000000"/>
             </w:tcBorders>
@@ -10537,7 +11087,7 @@
         </w:tc>
         <w:tc>
           <w:tcPr>
-            <w:tcW w:type="dxa" w:w="1296"/>
+            <w:tcW w:type="dxa" w:w="1527"/>
             <w:tcBorders>
               <w:bottom w:val="single" w:sz="6" w:space="0" w:color="000000"/>
             </w:tcBorders>
@@ -10561,7 +11111,7 @@
         </w:tc>
         <w:tc>
           <w:tcPr>
-            <w:tcW w:type="dxa" w:w="1296"/>
+            <w:tcW w:type="dxa" w:w="988"/>
             <w:tcBorders>
               <w:bottom w:val="single" w:sz="6" w:space="0" w:color="000000"/>
             </w:tcBorders>
@@ -10585,7 +11135,7 @@
         </w:tc>
         <w:tc>
           <w:tcPr>
-            <w:tcW w:type="dxa" w:w="1296"/>
+            <w:tcW w:type="dxa" w:w="1078"/>
             <w:tcBorders>
               <w:bottom w:val="single" w:sz="6" w:space="0" w:color="000000"/>
             </w:tcBorders>
@@ -10609,7 +11159,7 @@
         </w:tc>
         <w:tc>
           <w:tcPr>
-            <w:tcW w:type="dxa" w:w="1296"/>
+            <w:tcW w:type="dxa" w:w="1078"/>
             <w:tcBorders>
               <w:bottom w:val="single" w:sz="6" w:space="0" w:color="000000"/>
             </w:tcBorders>
@@ -10633,7 +11183,7 @@
         </w:tc>
         <w:tc>
           <w:tcPr>
-            <w:tcW w:type="dxa" w:w="1296"/>
+            <w:tcW w:type="dxa" w:w="1168"/>
             <w:tcBorders>
               <w:bottom w:val="single" w:sz="6" w:space="0" w:color="000000"/>
             </w:tcBorders>
@@ -10657,7 +11207,7 @@
         </w:tc>
         <w:tc>
           <w:tcPr>
-            <w:tcW w:type="dxa" w:w="1296"/>
+            <w:tcW w:type="dxa" w:w="1617"/>
             <w:tcBorders>
               <w:bottom w:val="single" w:sz="6" w:space="0" w:color="000000"/>
             </w:tcBorders>
@@ -10683,7 +11233,7 @@
       <w:tr>
         <w:tc>
           <w:tcPr>
-            <w:tcW w:type="dxa" w:w="1296"/>
+            <w:tcW w:type="dxa" w:w="1617"/>
           </w:tcPr>
           <w:p>
             <w:pPr>
@@ -10704,7 +11254,7 @@
         </w:tc>
         <w:tc>
           <w:tcPr>
-            <w:tcW w:type="dxa" w:w="1296"/>
+            <w:tcW w:type="dxa" w:w="1527"/>
           </w:tcPr>
           <w:p>
             <w:pPr>
@@ -10725,7 +11275,7 @@
         </w:tc>
         <w:tc>
           <w:tcPr>
-            <w:tcW w:type="dxa" w:w="1296"/>
+            <w:tcW w:type="dxa" w:w="988"/>
           </w:tcPr>
           <w:p>
             <w:pPr>
@@ -10746,7 +11296,7 @@
         </w:tc>
         <w:tc>
           <w:tcPr>
-            <w:tcW w:type="dxa" w:w="1296"/>
+            <w:tcW w:type="dxa" w:w="1078"/>
           </w:tcPr>
           <w:p>
             <w:pPr>
@@ -10767,7 +11317,7 @@
         </w:tc>
         <w:tc>
           <w:tcPr>
-            <w:tcW w:type="dxa" w:w="1296"/>
+            <w:tcW w:type="dxa" w:w="1078"/>
           </w:tcPr>
           <w:p>
             <w:pPr>
@@ -10788,7 +11338,7 @@
         </w:tc>
         <w:tc>
           <w:tcPr>
-            <w:tcW w:type="dxa" w:w="1296"/>
+            <w:tcW w:type="dxa" w:w="1168"/>
           </w:tcPr>
           <w:p>
             <w:pPr>
@@ -10809,7 +11359,7 @@
         </w:tc>
         <w:tc>
           <w:tcPr>
-            <w:tcW w:type="dxa" w:w="1296"/>
+            <w:tcW w:type="dxa" w:w="1617"/>
           </w:tcPr>
           <w:p>
             <w:pPr>
@@ -10832,7 +11382,7 @@
       <w:tr>
         <w:tc>
           <w:tcPr>
-            <w:tcW w:type="dxa" w:w="1296"/>
+            <w:tcW w:type="dxa" w:w="1617"/>
           </w:tcPr>
           <w:p>
             <w:pPr>
@@ -10853,7 +11403,7 @@
         </w:tc>
         <w:tc>
           <w:tcPr>
-            <w:tcW w:type="dxa" w:w="1296"/>
+            <w:tcW w:type="dxa" w:w="1527"/>
           </w:tcPr>
           <w:p>
             <w:pPr>
@@ -10874,7 +11424,7 @@
         </w:tc>
         <w:tc>
           <w:tcPr>
-            <w:tcW w:type="dxa" w:w="1296"/>
+            <w:tcW w:type="dxa" w:w="988"/>
           </w:tcPr>
           <w:p>
             <w:pPr>
@@ -10895,7 +11445,7 @@
         </w:tc>
         <w:tc>
           <w:tcPr>
-            <w:tcW w:type="dxa" w:w="1296"/>
+            <w:tcW w:type="dxa" w:w="1078"/>
           </w:tcPr>
           <w:p>
             <w:pPr>
@@ -10916,7 +11466,7 @@
         </w:tc>
         <w:tc>
           <w:tcPr>
-            <w:tcW w:type="dxa" w:w="1296"/>
+            <w:tcW w:type="dxa" w:w="1078"/>
           </w:tcPr>
           <w:p>
             <w:pPr>
@@ -10937,7 +11487,7 @@
         </w:tc>
         <w:tc>
           <w:tcPr>
-            <w:tcW w:type="dxa" w:w="1296"/>
+            <w:tcW w:type="dxa" w:w="1168"/>
           </w:tcPr>
           <w:p>
             <w:pPr>
@@ -10958,7 +11508,7 @@
         </w:tc>
         <w:tc>
           <w:tcPr>
-            <w:tcW w:type="dxa" w:w="1296"/>
+            <w:tcW w:type="dxa" w:w="1617"/>
           </w:tcPr>
           <w:p>
             <w:pPr>
@@ -10981,7 +11531,7 @@
       <w:tr>
         <w:tc>
           <w:tcPr>
-            <w:tcW w:type="dxa" w:w="1296"/>
+            <w:tcW w:type="dxa" w:w="1617"/>
           </w:tcPr>
           <w:p>
             <w:pPr>
@@ -11002,7 +11552,7 @@
         </w:tc>
         <w:tc>
           <w:tcPr>
-            <w:tcW w:type="dxa" w:w="1296"/>
+            <w:tcW w:type="dxa" w:w="1527"/>
           </w:tcPr>
           <w:p>
             <w:pPr>
@@ -11023,7 +11573,7 @@
         </w:tc>
         <w:tc>
           <w:tcPr>
-            <w:tcW w:type="dxa" w:w="1296"/>
+            <w:tcW w:type="dxa" w:w="988"/>
           </w:tcPr>
           <w:p>
             <w:pPr>
@@ -11044,7 +11594,7 @@
         </w:tc>
         <w:tc>
           <w:tcPr>
-            <w:tcW w:type="dxa" w:w="1296"/>
+            <w:tcW w:type="dxa" w:w="1078"/>
           </w:tcPr>
           <w:p>
             <w:pPr>
@@ -11065,7 +11615,7 @@
         </w:tc>
         <w:tc>
           <w:tcPr>
-            <w:tcW w:type="dxa" w:w="1296"/>
+            <w:tcW w:type="dxa" w:w="1078"/>
           </w:tcPr>
           <w:p>
             <w:pPr>
@@ -11086,7 +11636,7 @@
         </w:tc>
         <w:tc>
           <w:tcPr>
-            <w:tcW w:type="dxa" w:w="1296"/>
+            <w:tcW w:type="dxa" w:w="1168"/>
           </w:tcPr>
           <w:p>
             <w:pPr>
@@ -11107,7 +11657,7 @@
         </w:tc>
         <w:tc>
           <w:tcPr>
-            <w:tcW w:type="dxa" w:w="1296"/>
+            <w:tcW w:type="dxa" w:w="1617"/>
           </w:tcPr>
           <w:p>
             <w:pPr>
@@ -11130,7 +11680,7 @@
       <w:tr>
         <w:tc>
           <w:tcPr>
-            <w:tcW w:type="dxa" w:w="1296"/>
+            <w:tcW w:type="dxa" w:w="1617"/>
           </w:tcPr>
           <w:p>
             <w:pPr>
@@ -11151,7 +11701,7 @@
         </w:tc>
         <w:tc>
           <w:tcPr>
-            <w:tcW w:type="dxa" w:w="1296"/>
+            <w:tcW w:type="dxa" w:w="1527"/>
           </w:tcPr>
           <w:p>
             <w:pPr>
@@ -11172,7 +11722,7 @@
         </w:tc>
         <w:tc>
           <w:tcPr>
-            <w:tcW w:type="dxa" w:w="1296"/>
+            <w:tcW w:type="dxa" w:w="988"/>
           </w:tcPr>
           <w:p>
             <w:pPr>
@@ -11193,7 +11743,7 @@
         </w:tc>
         <w:tc>
           <w:tcPr>
-            <w:tcW w:type="dxa" w:w="1296"/>
+            <w:tcW w:type="dxa" w:w="1078"/>
           </w:tcPr>
           <w:p>
             <w:pPr>
@@ -11214,7 +11764,7 @@
         </w:tc>
         <w:tc>
           <w:tcPr>
-            <w:tcW w:type="dxa" w:w="1296"/>
+            <w:tcW w:type="dxa" w:w="1078"/>
           </w:tcPr>
           <w:p>
             <w:pPr>
@@ -11235,7 +11785,7 @@
         </w:tc>
         <w:tc>
           <w:tcPr>
-            <w:tcW w:type="dxa" w:w="1296"/>
+            <w:tcW w:type="dxa" w:w="1168"/>
           </w:tcPr>
           <w:p>
             <w:pPr>
@@ -11256,7 +11806,7 @@
         </w:tc>
         <w:tc>
           <w:tcPr>
-            <w:tcW w:type="dxa" w:w="1296"/>
+            <w:tcW w:type="dxa" w:w="1617"/>
           </w:tcPr>
           <w:p>
             <w:pPr>
@@ -11279,7 +11829,7 @@
       <w:tr>
         <w:tc>
           <w:tcPr>
-            <w:tcW w:type="dxa" w:w="1296"/>
+            <w:tcW w:type="dxa" w:w="1617"/>
           </w:tcPr>
           <w:p>
             <w:pPr>
@@ -11300,7 +11850,7 @@
         </w:tc>
         <w:tc>
           <w:tcPr>
-            <w:tcW w:type="dxa" w:w="1296"/>
+            <w:tcW w:type="dxa" w:w="1527"/>
           </w:tcPr>
           <w:p>
             <w:pPr>
@@ -11321,7 +11871,7 @@
         </w:tc>
         <w:tc>
           <w:tcPr>
-            <w:tcW w:type="dxa" w:w="1296"/>
+            <w:tcW w:type="dxa" w:w="988"/>
           </w:tcPr>
           <w:p>
             <w:pPr>
@@ -11342,7 +11892,7 @@
         </w:tc>
         <w:tc>
           <w:tcPr>
-            <w:tcW w:type="dxa" w:w="1296"/>
+            <w:tcW w:type="dxa" w:w="1078"/>
           </w:tcPr>
           <w:p>
             <w:pPr>
@@ -11363,7 +11913,7 @@
         </w:tc>
         <w:tc>
           <w:tcPr>
-            <w:tcW w:type="dxa" w:w="1296"/>
+            <w:tcW w:type="dxa" w:w="1078"/>
           </w:tcPr>
           <w:p>
             <w:pPr>
@@ -11384,7 +11934,7 @@
         </w:tc>
         <w:tc>
           <w:tcPr>
-            <w:tcW w:type="dxa" w:w="1296"/>
+            <w:tcW w:type="dxa" w:w="1168"/>
           </w:tcPr>
           <w:p>
             <w:pPr>
@@ -11405,7 +11955,7 @@
         </w:tc>
         <w:tc>
           <w:tcPr>
-            <w:tcW w:type="dxa" w:w="1296"/>
+            <w:tcW w:type="dxa" w:w="1617"/>
           </w:tcPr>
           <w:p>
             <w:pPr>
@@ -11428,7 +11978,7 @@
       <w:tr>
         <w:tc>
           <w:tcPr>
-            <w:tcW w:type="dxa" w:w="1296"/>
+            <w:tcW w:type="dxa" w:w="1617"/>
           </w:tcPr>
           <w:p>
             <w:pPr>
@@ -11449,7 +11999,7 @@
         </w:tc>
         <w:tc>
           <w:tcPr>
-            <w:tcW w:type="dxa" w:w="1296"/>
+            <w:tcW w:type="dxa" w:w="1527"/>
           </w:tcPr>
           <w:p>
             <w:pPr>
@@ -11470,7 +12020,7 @@
         </w:tc>
         <w:tc>
           <w:tcPr>
-            <w:tcW w:type="dxa" w:w="1296"/>
+            <w:tcW w:type="dxa" w:w="988"/>
           </w:tcPr>
           <w:p>
             <w:pPr>
@@ -11491,7 +12041,7 @@
         </w:tc>
         <w:tc>
           <w:tcPr>
-            <w:tcW w:type="dxa" w:w="1296"/>
+            <w:tcW w:type="dxa" w:w="1078"/>
           </w:tcPr>
           <w:p>
             <w:pPr>
@@ -11512,7 +12062,7 @@
         </w:tc>
         <w:tc>
           <w:tcPr>
-            <w:tcW w:type="dxa" w:w="1296"/>
+            <w:tcW w:type="dxa" w:w="1078"/>
           </w:tcPr>
           <w:p>
             <w:pPr>
@@ -11533,7 +12083,7 @@
         </w:tc>
         <w:tc>
           <w:tcPr>
-            <w:tcW w:type="dxa" w:w="1296"/>
+            <w:tcW w:type="dxa" w:w="1168"/>
           </w:tcPr>
           <w:p>
             <w:pPr>
@@ -11554,7 +12104,7 @@
         </w:tc>
         <w:tc>
           <w:tcPr>
-            <w:tcW w:type="dxa" w:w="1296"/>
+            <w:tcW w:type="dxa" w:w="1617"/>
           </w:tcPr>
           <w:p>
             <w:pPr>
@@ -11577,7 +12127,7 @@
       <w:tr>
         <w:tc>
           <w:tcPr>
-            <w:tcW w:type="dxa" w:w="1296"/>
+            <w:tcW w:type="dxa" w:w="1617"/>
           </w:tcPr>
           <w:p>
             <w:pPr>
@@ -11598,7 +12148,7 @@
         </w:tc>
         <w:tc>
           <w:tcPr>
-            <w:tcW w:type="dxa" w:w="1296"/>
+            <w:tcW w:type="dxa" w:w="1527"/>
           </w:tcPr>
           <w:p>
             <w:pPr>
@@ -11619,7 +12169,7 @@
         </w:tc>
         <w:tc>
           <w:tcPr>
-            <w:tcW w:type="dxa" w:w="1296"/>
+            <w:tcW w:type="dxa" w:w="988"/>
           </w:tcPr>
           <w:p>
             <w:pPr>
@@ -11640,7 +12190,7 @@
         </w:tc>
         <w:tc>
           <w:tcPr>
-            <w:tcW w:type="dxa" w:w="1296"/>
+            <w:tcW w:type="dxa" w:w="1078"/>
           </w:tcPr>
           <w:p>
             <w:pPr>
@@ -11661,7 +12211,7 @@
         </w:tc>
         <w:tc>
           <w:tcPr>
-            <w:tcW w:type="dxa" w:w="1296"/>
+            <w:tcW w:type="dxa" w:w="1078"/>
           </w:tcPr>
           <w:p>
             <w:pPr>
@@ -11682,7 +12232,7 @@
         </w:tc>
         <w:tc>
           <w:tcPr>
-            <w:tcW w:type="dxa" w:w="1296"/>
+            <w:tcW w:type="dxa" w:w="1168"/>
           </w:tcPr>
           <w:p>
             <w:pPr>
@@ -11703,7 +12253,7 @@
         </w:tc>
         <w:tc>
           <w:tcPr>
-            <w:tcW w:type="dxa" w:w="1296"/>
+            <w:tcW w:type="dxa" w:w="1617"/>
           </w:tcPr>
           <w:p>
             <w:pPr>
@@ -11726,7 +12276,7 @@
       <w:tr>
         <w:tc>
           <w:tcPr>
-            <w:tcW w:type="dxa" w:w="1296"/>
+            <w:tcW w:type="dxa" w:w="1617"/>
           </w:tcPr>
           <w:p>
             <w:pPr>
@@ -11747,7 +12297,7 @@
         </w:tc>
         <w:tc>
           <w:tcPr>
-            <w:tcW w:type="dxa" w:w="1296"/>
+            <w:tcW w:type="dxa" w:w="1527"/>
           </w:tcPr>
           <w:p>
             <w:pPr>
@@ -11768,7 +12318,7 @@
         </w:tc>
         <w:tc>
           <w:tcPr>
-            <w:tcW w:type="dxa" w:w="1296"/>
+            <w:tcW w:type="dxa" w:w="988"/>
           </w:tcPr>
           <w:p>
             <w:pPr>
@@ -11789,7 +12339,7 @@
         </w:tc>
         <w:tc>
           <w:tcPr>
-            <w:tcW w:type="dxa" w:w="1296"/>
+            <w:tcW w:type="dxa" w:w="1078"/>
           </w:tcPr>
           <w:p>
             <w:pPr>
@@ -11810,7 +12360,7 @@
         </w:tc>
         <w:tc>
           <w:tcPr>
-            <w:tcW w:type="dxa" w:w="1296"/>
+            <w:tcW w:type="dxa" w:w="1078"/>
           </w:tcPr>
           <w:p>
             <w:pPr>
@@ -11831,7 +12381,7 @@
         </w:tc>
         <w:tc>
           <w:tcPr>
-            <w:tcW w:type="dxa" w:w="1296"/>
+            <w:tcW w:type="dxa" w:w="1168"/>
           </w:tcPr>
           <w:p>
             <w:pPr>
@@ -11852,7 +12402,7 @@
         </w:tc>
         <w:tc>
           <w:tcPr>
-            <w:tcW w:type="dxa" w:w="1296"/>
+            <w:tcW w:type="dxa" w:w="1617"/>
           </w:tcPr>
           <w:p>
             <w:pPr>
@@ -11875,7 +12425,7 @@
       <w:tr>
         <w:tc>
           <w:tcPr>
-            <w:tcW w:type="dxa" w:w="1296"/>
+            <w:tcW w:type="dxa" w:w="1617"/>
           </w:tcPr>
           <w:p>
             <w:pPr>
@@ -11896,7 +12446,7 @@
         </w:tc>
         <w:tc>
           <w:tcPr>
-            <w:tcW w:type="dxa" w:w="1296"/>
+            <w:tcW w:type="dxa" w:w="1527"/>
           </w:tcPr>
           <w:p>
             <w:pPr>
@@ -11917,7 +12467,7 @@
         </w:tc>
         <w:tc>
           <w:tcPr>
-            <w:tcW w:type="dxa" w:w="1296"/>
+            <w:tcW w:type="dxa" w:w="988"/>
           </w:tcPr>
           <w:p>
             <w:pPr>
@@ -11938,7 +12488,7 @@
         </w:tc>
         <w:tc>
           <w:tcPr>
-            <w:tcW w:type="dxa" w:w="1296"/>
+            <w:tcW w:type="dxa" w:w="1078"/>
           </w:tcPr>
           <w:p>
             <w:pPr>
@@ -11959,7 +12509,7 @@
         </w:tc>
         <w:tc>
           <w:tcPr>
-            <w:tcW w:type="dxa" w:w="1296"/>
+            <w:tcW w:type="dxa" w:w="1078"/>
           </w:tcPr>
           <w:p>
             <w:pPr>
@@ -11980,7 +12530,7 @@
         </w:tc>
         <w:tc>
           <w:tcPr>
-            <w:tcW w:type="dxa" w:w="1296"/>
+            <w:tcW w:type="dxa" w:w="1168"/>
           </w:tcPr>
           <w:p>
             <w:pPr>
@@ -12001,7 +12551,7 @@
         </w:tc>
         <w:tc>
           <w:tcPr>
-            <w:tcW w:type="dxa" w:w="1296"/>
+            <w:tcW w:type="dxa" w:w="1617"/>
           </w:tcPr>
           <w:p>
             <w:pPr>
@@ -12024,7 +12574,7 @@
       <w:tr>
         <w:tc>
           <w:tcPr>
-            <w:tcW w:type="dxa" w:w="1296"/>
+            <w:tcW w:type="dxa" w:w="1617"/>
           </w:tcPr>
           <w:p>
             <w:pPr>
@@ -12045,7 +12595,7 @@
         </w:tc>
         <w:tc>
           <w:tcPr>
-            <w:tcW w:type="dxa" w:w="1296"/>
+            <w:tcW w:type="dxa" w:w="1527"/>
           </w:tcPr>
           <w:p>
             <w:pPr>
@@ -12066,7 +12616,7 @@
         </w:tc>
         <w:tc>
           <w:tcPr>
-            <w:tcW w:type="dxa" w:w="1296"/>
+            <w:tcW w:type="dxa" w:w="988"/>
           </w:tcPr>
           <w:p>
             <w:pPr>
@@ -12087,7 +12637,7 @@
         </w:tc>
         <w:tc>
           <w:tcPr>
-            <w:tcW w:type="dxa" w:w="1296"/>
+            <w:tcW w:type="dxa" w:w="1078"/>
           </w:tcPr>
           <w:p>
             <w:pPr>
@@ -12108,7 +12658,7 @@
         </w:tc>
         <w:tc>
           <w:tcPr>
-            <w:tcW w:type="dxa" w:w="1296"/>
+            <w:tcW w:type="dxa" w:w="1078"/>
           </w:tcPr>
           <w:p>
             <w:pPr>
@@ -12129,7 +12679,7 @@
         </w:tc>
         <w:tc>
           <w:tcPr>
-            <w:tcW w:type="dxa" w:w="1296"/>
+            <w:tcW w:type="dxa" w:w="1168"/>
           </w:tcPr>
           <w:p>
             <w:pPr>
@@ -12150,7 +12700,7 @@
         </w:tc>
         <w:tc>
           <w:tcPr>
-            <w:tcW w:type="dxa" w:w="1296"/>
+            <w:tcW w:type="dxa" w:w="1617"/>
           </w:tcPr>
           <w:p>
             <w:pPr>
@@ -12173,7 +12723,7 @@
       <w:tr>
         <w:tc>
           <w:tcPr>
-            <w:tcW w:type="dxa" w:w="1296"/>
+            <w:tcW w:type="dxa" w:w="1617"/>
           </w:tcPr>
           <w:p>
             <w:pPr>
@@ -12194,7 +12744,7 @@
         </w:tc>
         <w:tc>
           <w:tcPr>
-            <w:tcW w:type="dxa" w:w="1296"/>
+            <w:tcW w:type="dxa" w:w="1527"/>
           </w:tcPr>
           <w:p>
             <w:pPr>
@@ -12215,7 +12765,7 @@
         </w:tc>
         <w:tc>
           <w:tcPr>
-            <w:tcW w:type="dxa" w:w="1296"/>
+            <w:tcW w:type="dxa" w:w="988"/>
           </w:tcPr>
           <w:p>
             <w:pPr>
@@ -12236,7 +12786,7 @@
         </w:tc>
         <w:tc>
           <w:tcPr>
-            <w:tcW w:type="dxa" w:w="1296"/>
+            <w:tcW w:type="dxa" w:w="1078"/>
           </w:tcPr>
           <w:p>
             <w:pPr>
@@ -12257,7 +12807,7 @@
         </w:tc>
         <w:tc>
           <w:tcPr>
-            <w:tcW w:type="dxa" w:w="1296"/>
+            <w:tcW w:type="dxa" w:w="1078"/>
           </w:tcPr>
           <w:p>
             <w:pPr>
@@ -12278,7 +12828,7 @@
         </w:tc>
         <w:tc>
           <w:tcPr>
-            <w:tcW w:type="dxa" w:w="1296"/>
+            <w:tcW w:type="dxa" w:w="1168"/>
           </w:tcPr>
           <w:p>
             <w:pPr>
@@ -12299,7 +12849,7 @@
         </w:tc>
         <w:tc>
           <w:tcPr>
-            <w:tcW w:type="dxa" w:w="1296"/>
+            <w:tcW w:type="dxa" w:w="1617"/>
           </w:tcPr>
           <w:p>
             <w:pPr>
@@ -12513,7 +13063,7 @@
           <w:i w:val="0"/>
           <w:sz w:val="21"/>
         </w:rPr>
-        <w:t xml:space="preserve">Table 8. </w:t>
+        <w:t xml:space="preserve">Table 9. </w:t>
       </w:r>
       <w:r>
         <w:rPr>
@@ -13459,7 +14009,7 @@
           <w:i w:val="0"/>
           <w:sz w:val="21"/>
         </w:rPr>
-        <w:t xml:space="preserve">Table 9. </w:t>
+        <w:t xml:space="preserve">Table 10. </w:t>
       </w:r>
       <w:r>
         <w:rPr>
@@ -16310,7 +16860,7 @@
           <w:i w:val="0"/>
           <w:sz w:val="21"/>
         </w:rPr>
-        <w:t xml:space="preserve">Table 10. </w:t>
+        <w:t xml:space="preserve">Table 11. </w:t>
       </w:r>
       <w:r>
         <w:rPr>
@@ -17568,7 +18118,7 @@
           <w:i w:val="0"/>
           <w:sz w:val="21"/>
         </w:rPr>
-        <w:t xml:space="preserve">Table 11. </w:t>
+        <w:t xml:space="preserve">Table 12. </w:t>
       </w:r>
       <w:r>
         <w:rPr>
@@ -19762,7 +20312,7 @@
           <w:i w:val="0"/>
           <w:sz w:val="21"/>
         </w:rPr>
-        <w:t xml:space="preserve">Table 12. </w:t>
+        <w:t xml:space="preserve">Table 13. </w:t>
       </w:r>
       <w:r>
         <w:rPr>
@@ -20731,7 +21281,7 @@
           <w:i w:val="0"/>
           <w:sz w:val="24"/>
         </w:rPr>
-        <w:t xml:space="preserve"> Both forms of the correction use the whole target session to estimate μB. That is legitimate under a protocol that allows unlabelled target data and is not available in a strictly inductive deployment. The causal experiment of Section 4.2 maps the limit: a cumulative estimate recovers the transductive gain on BCI-2b, BCI-2a and SEED, loses 0.115 on grasp-and-lift because the mean drifts within the session, and the shrunk estimator of Equation (9) is the only one that stays non-negative on all five datasets. A causal reference does not remove the need for calibration; it changes what a calibration failure looks like.</w:t>
+        <w:t xml:space="preserve"> Both forms of the correction use the whole target session to estimate μB. That is legitimate under a protocol that allows unlabelled target data and is not available in a strictly inductive deployment. The causal experiment of Section 4.2 maps the limit: a cumulative estimate recovers the transductive gain on BCI-2b, BCI-2a and SEED, loses 0.115 on grasp-and-lift because the mean drifts within the session, and the shrunk estimator of Equation (9) loses least among the fixed rules while still losing 0.024 on grasp-and-lift. A causal reference does not remove the need for calibration; it changes what a calibration failure looks like.</w:t>
       </w:r>
     </w:p>
     <w:p>
@@ -20803,22 +21353,7 @@
           <w:i w:val="0"/>
           <w:sz w:val="24"/>
         </w:rPr>
-        <w:t>What the comparison adds to a textbook statement is a measured boundary. The correction is exact for its own component, it composes with second-order alignment, it can be transported to the decision space of a frozen model, and it restores neither the observed cross-protocol difference nor a calibration that the wrong convention destroyed. A source-only statistic computed before the target session exists ranks feature families but does not screen sessions, and we report that as the open problem this audit leaves.</w:t>
-      </w:r>
-    </w:p>
-    <w:p>
-      <w:pPr>
-        <w:keepNext/>
-        <w:spacing w:before="360" w:after="120" w:line="240" w:lineRule="auto"/>
-      </w:pPr>
-      <w:r>
-        <w:rPr>
-          <w:rFonts w:ascii="Times New Roman" w:hAnsi="Times New Roman" w:eastAsia="Times New Roman" w:cs="Times New Roman"/>
-          <w:b/>
-          <w:i w:val="0"/>
-          <w:sz w:val="24"/>
-        </w:rPr>
-        <w:t>CRediT authorship contribution statement</w:t>
+        <w:t>What the comparison adds to a textbook statement is a measured boundary and a rule. The correction is exact for its own component, it composes with second-order alignment, and it can be transported to the decision space of a frozen model; it restores neither the observed cross-protocol difference nor a calibration that the wrong convention destroyed. The rule follows from what the comparison shows: no fixed memory is safe, because a window loses on block structure and a cumulative mean loses on within-session drift, so the estimator that is safe on both is the one whose memory is set by its own scatter — the mean of the blocks already seen, weighted by the share of it that is signal rather than block-to-block noise. It keeps the gain where the correction is stable, gives it up where the mean drifts, and is the only rule we tested that is non-negative on all five development datasets and positive on the held-out sixth.</w:t>
       </w:r>
     </w:p>
     <w:p>
@@ -20830,110 +21365,11 @@
       <w:r>
         <w:rPr>
           <w:rFonts w:ascii="Times New Roman" w:hAnsi="Times New Roman" w:eastAsia="Times New Roman" w:cs="Times New Roman"/>
-          <w:b/>
-          <w:i w:val="0"/>
-          <w:sz w:val="24"/>
-        </w:rPr>
-        <w:t>Zihao Gong:</w:t>
-      </w:r>
-      <w:r>
-        <w:rPr>
-          <w:rFonts w:ascii="Times New Roman" w:hAnsi="Times New Roman" w:eastAsia="Times New Roman" w:cs="Times New Roman"/>
           <w:b w:val="0"/>
           <w:i w:val="0"/>
           <w:sz w:val="24"/>
         </w:rPr>
-        <w:t xml:space="preserve"> Conceptualization, Methodology, Software, Formal analysis, Investigation, Writing – original draft, Visualization. </w:t>
-      </w:r>
-      <w:r>
-        <w:rPr>
-          <w:rFonts w:ascii="Times New Roman" w:hAnsi="Times New Roman" w:eastAsia="Times New Roman" w:cs="Times New Roman"/>
-          <w:b/>
-          <w:i w:val="0"/>
-          <w:sz w:val="24"/>
-        </w:rPr>
-        <w:t>Jiran Li:</w:t>
-      </w:r>
-      <w:r>
-        <w:rPr>
-          <w:rFonts w:ascii="Times New Roman" w:hAnsi="Times New Roman" w:eastAsia="Times New Roman" w:cs="Times New Roman"/>
-          <w:b w:val="0"/>
-          <w:i w:val="0"/>
-          <w:sz w:val="24"/>
-        </w:rPr>
-        <w:t xml:space="preserve"> Conceptualization, Methodology, Validation, Writing – review &amp; editing. </w:t>
-      </w:r>
-      <w:r>
-        <w:rPr>
-          <w:rFonts w:ascii="Times New Roman" w:hAnsi="Times New Roman" w:eastAsia="Times New Roman" w:cs="Times New Roman"/>
-          <w:b/>
-          <w:i w:val="0"/>
-          <w:sz w:val="24"/>
-        </w:rPr>
-        <w:t>Ke Huo:</w:t>
-      </w:r>
-      <w:r>
-        <w:rPr>
-          <w:rFonts w:ascii="Times New Roman" w:hAnsi="Times New Roman" w:eastAsia="Times New Roman" w:cs="Times New Roman"/>
-          <w:b w:val="0"/>
-          <w:i w:val="0"/>
-          <w:sz w:val="24"/>
-        </w:rPr>
-        <w:t xml:space="preserve"> Software, Data curation, Investigation. </w:t>
-      </w:r>
-      <w:r>
-        <w:rPr>
-          <w:rFonts w:ascii="Times New Roman" w:hAnsi="Times New Roman" w:eastAsia="Times New Roman" w:cs="Times New Roman"/>
-          <w:b/>
-          <w:i w:val="0"/>
-          <w:sz w:val="24"/>
-        </w:rPr>
-        <w:t>Yubin Han:</w:t>
-      </w:r>
-      <w:r>
-        <w:rPr>
-          <w:rFonts w:ascii="Times New Roman" w:hAnsi="Times New Roman" w:eastAsia="Times New Roman" w:cs="Times New Roman"/>
-          <w:b w:val="0"/>
-          <w:i w:val="0"/>
-          <w:sz w:val="24"/>
-        </w:rPr>
-        <w:t xml:space="preserve"> Formal analysis, Validation, Visualization. </w:t>
-      </w:r>
-      <w:r>
-        <w:rPr>
-          <w:rFonts w:ascii="Times New Roman" w:hAnsi="Times New Roman" w:eastAsia="Times New Roman" w:cs="Times New Roman"/>
-          <w:b/>
-          <w:i w:val="0"/>
-          <w:sz w:val="24"/>
-        </w:rPr>
-        <w:t>Guangyu Shi:</w:t>
-      </w:r>
-      <w:r>
-        <w:rPr>
-          <w:rFonts w:ascii="Times New Roman" w:hAnsi="Times New Roman" w:eastAsia="Times New Roman" w:cs="Times New Roman"/>
-          <w:b w:val="0"/>
-          <w:i w:val="0"/>
-          <w:sz w:val="24"/>
-        </w:rPr>
-        <w:t xml:space="preserve"> Data curation, Resources, Validation. </w:t>
-      </w:r>
-      <w:r>
-        <w:rPr>
-          <w:rFonts w:ascii="Times New Roman" w:hAnsi="Times New Roman" w:eastAsia="Times New Roman" w:cs="Times New Roman"/>
-          <w:b/>
-          <w:i w:val="0"/>
-          <w:sz w:val="24"/>
-        </w:rPr>
-        <w:t>Yongqiang Xie:</w:t>
-      </w:r>
-      <w:r>
-        <w:rPr>
-          <w:rFonts w:ascii="Times New Roman" w:hAnsi="Times New Roman" w:eastAsia="Times New Roman" w:cs="Times New Roman"/>
-          <w:b w:val="0"/>
-          <w:i w:val="0"/>
-          <w:sz w:val="24"/>
-        </w:rPr>
-        <w:t xml:space="preserve"> Conceptualization, Supervision, Writing – review &amp; editing, Project administration.</w:t>
+        <w:t>What remains open is narrow and we state it as such. The held-out dataset belongs to the same emotion paradigm as SEED, so the external validation is within a family; a genuinely independent task would strengthen it, and we did not have one. A source-only statistic computed before the target session exists ranks feature families but does not screen sessions, and four threshold gates failed to decide the question the continuous weight answers by degree. The comparison with an oracle weight (0.01 to 0.05 per dataset) is the measure of what deciding from the stream rather than from labels still costs.</w:t>
       </w:r>
     </w:p>
     <w:p>
@@ -20948,7 +21384,7 @@
           <w:i w:val="0"/>
           <w:sz w:val="24"/>
         </w:rPr>
-        <w:t>Declaration of competing interest</w:t>
+        <w:t>CRediT authorship contribution statement</w:t>
       </w:r>
     </w:p>
     <w:p>
@@ -20960,11 +21396,110 @@
       <w:r>
         <w:rPr>
           <w:rFonts w:ascii="Times New Roman" w:hAnsi="Times New Roman" w:eastAsia="Times New Roman" w:cs="Times New Roman"/>
+          <w:b/>
+          <w:i w:val="0"/>
+          <w:sz w:val="24"/>
+        </w:rPr>
+        <w:t>Zihao Gong:</w:t>
+      </w:r>
+      <w:r>
+        <w:rPr>
+          <w:rFonts w:ascii="Times New Roman" w:hAnsi="Times New Roman" w:eastAsia="Times New Roman" w:cs="Times New Roman"/>
           <w:b w:val="0"/>
           <w:i w:val="0"/>
           <w:sz w:val="24"/>
         </w:rPr>
-        <w:t>The authors declare that they have no known competing financial interests or personal relationships that could have appeared to influence the work reported in this paper.</w:t>
+        <w:t xml:space="preserve"> Conceptualization, Methodology, Software, Formal analysis, Investigation, Writing – original draft, Visualization. </w:t>
+      </w:r>
+      <w:r>
+        <w:rPr>
+          <w:rFonts w:ascii="Times New Roman" w:hAnsi="Times New Roman" w:eastAsia="Times New Roman" w:cs="Times New Roman"/>
+          <w:b/>
+          <w:i w:val="0"/>
+          <w:sz w:val="24"/>
+        </w:rPr>
+        <w:t>Jiran Li:</w:t>
+      </w:r>
+      <w:r>
+        <w:rPr>
+          <w:rFonts w:ascii="Times New Roman" w:hAnsi="Times New Roman" w:eastAsia="Times New Roman" w:cs="Times New Roman"/>
+          <w:b w:val="0"/>
+          <w:i w:val="0"/>
+          <w:sz w:val="24"/>
+        </w:rPr>
+        <w:t xml:space="preserve"> Conceptualization, Methodology, Validation, Writing – review &amp; editing. </w:t>
+      </w:r>
+      <w:r>
+        <w:rPr>
+          <w:rFonts w:ascii="Times New Roman" w:hAnsi="Times New Roman" w:eastAsia="Times New Roman" w:cs="Times New Roman"/>
+          <w:b/>
+          <w:i w:val="0"/>
+          <w:sz w:val="24"/>
+        </w:rPr>
+        <w:t>Ke Huo:</w:t>
+      </w:r>
+      <w:r>
+        <w:rPr>
+          <w:rFonts w:ascii="Times New Roman" w:hAnsi="Times New Roman" w:eastAsia="Times New Roman" w:cs="Times New Roman"/>
+          <w:b w:val="0"/>
+          <w:i w:val="0"/>
+          <w:sz w:val="24"/>
+        </w:rPr>
+        <w:t xml:space="preserve"> Software, Data curation, Investigation. </w:t>
+      </w:r>
+      <w:r>
+        <w:rPr>
+          <w:rFonts w:ascii="Times New Roman" w:hAnsi="Times New Roman" w:eastAsia="Times New Roman" w:cs="Times New Roman"/>
+          <w:b/>
+          <w:i w:val="0"/>
+          <w:sz w:val="24"/>
+        </w:rPr>
+        <w:t>Yubin Han:</w:t>
+      </w:r>
+      <w:r>
+        <w:rPr>
+          <w:rFonts w:ascii="Times New Roman" w:hAnsi="Times New Roman" w:eastAsia="Times New Roman" w:cs="Times New Roman"/>
+          <w:b w:val="0"/>
+          <w:i w:val="0"/>
+          <w:sz w:val="24"/>
+        </w:rPr>
+        <w:t xml:space="preserve"> Formal analysis, Validation, Visualization. </w:t>
+      </w:r>
+      <w:r>
+        <w:rPr>
+          <w:rFonts w:ascii="Times New Roman" w:hAnsi="Times New Roman" w:eastAsia="Times New Roman" w:cs="Times New Roman"/>
+          <w:b/>
+          <w:i w:val="0"/>
+          <w:sz w:val="24"/>
+        </w:rPr>
+        <w:t>Guangyu Shi:</w:t>
+      </w:r>
+      <w:r>
+        <w:rPr>
+          <w:rFonts w:ascii="Times New Roman" w:hAnsi="Times New Roman" w:eastAsia="Times New Roman" w:cs="Times New Roman"/>
+          <w:b w:val="0"/>
+          <w:i w:val="0"/>
+          <w:sz w:val="24"/>
+        </w:rPr>
+        <w:t xml:space="preserve"> Data curation, Resources, Validation. </w:t>
+      </w:r>
+      <w:r>
+        <w:rPr>
+          <w:rFonts w:ascii="Times New Roman" w:hAnsi="Times New Roman" w:eastAsia="Times New Roman" w:cs="Times New Roman"/>
+          <w:b/>
+          <w:i w:val="0"/>
+          <w:sz w:val="24"/>
+        </w:rPr>
+        <w:t>Yongqiang Xie:</w:t>
+      </w:r>
+      <w:r>
+        <w:rPr>
+          <w:rFonts w:ascii="Times New Roman" w:hAnsi="Times New Roman" w:eastAsia="Times New Roman" w:cs="Times New Roman"/>
+          <w:b w:val="0"/>
+          <w:i w:val="0"/>
+          <w:sz w:val="24"/>
+        </w:rPr>
+        <w:t xml:space="preserve"> Conceptualization, Supervision, Writing – review &amp; editing, Project administration.</w:t>
       </w:r>
     </w:p>
     <w:p>
@@ -20979,7 +21514,7 @@
           <w:i w:val="0"/>
           <w:sz w:val="24"/>
         </w:rPr>
-        <w:t>Data availability</w:t>
+        <w:t>Declaration of competing interest</w:t>
       </w:r>
     </w:p>
     <w:p>
@@ -20995,7 +21530,38 @@
           <w:i w:val="0"/>
           <w:sz w:val="24"/>
         </w:rPr>
-        <w:t>BCI Competition IV datasets 2a and 2b are available from the competition organisers. SEED and SEED-IV are available from the BCMI Laboratory, Shanghai Jiao Tong University, on request for academic use; the present study used the differential-entropy features distributed with those releases, unmodified. NER2015 and grasp-and-lift are Kaggle competition datasets and are publicly available. The analysis code, the feature-cache schema and the plain-text output of every number reported in this paper are archived at https://github.com/gzhgzy1234567890-lang/EEG-BSPC/tree/main/origin_equivariance (analysis commit 38d42f691d), which is the version of record for the code.</w:t>
+        <w:t>The authors declare that they have no known competing financial interests or personal relationships that could have appeared to influence the work reported in this paper.</w:t>
+      </w:r>
+    </w:p>
+    <w:p>
+      <w:pPr>
+        <w:keepNext/>
+        <w:spacing w:before="360" w:after="120" w:line="240" w:lineRule="auto"/>
+      </w:pPr>
+      <w:r>
+        <w:rPr>
+          <w:rFonts w:ascii="Times New Roman" w:hAnsi="Times New Roman" w:eastAsia="Times New Roman" w:cs="Times New Roman"/>
+          <w:b/>
+          <w:i w:val="0"/>
+          <w:sz w:val="24"/>
+        </w:rPr>
+        <w:t>Data availability</w:t>
+      </w:r>
+    </w:p>
+    <w:p>
+      <w:pPr>
+        <w:spacing w:before="0" w:after="0" w:line="480" w:lineRule="auto"/>
+        <w:ind w:firstLine="0" w:left="0"/>
+        <w:jc w:val="left"/>
+      </w:pPr>
+      <w:r>
+        <w:rPr>
+          <w:rFonts w:ascii="Times New Roman" w:hAnsi="Times New Roman" w:eastAsia="Times New Roman" w:cs="Times New Roman"/>
+          <w:b w:val="0"/>
+          <w:i w:val="0"/>
+          <w:sz w:val="24"/>
+        </w:rPr>
+        <w:t>BCI Competition IV datasets 2a and 2b are available from the competition organisers. SEED and SEED-IV are available from the BCMI Laboratory, Shanghai Jiao Tong University, on request for academic use; the present study used the differential-entropy features distributed with those releases, unmodified. NER2015 and grasp-and-lift are Kaggle competition datasets and are publicly available. The analysis code, the feature-cache schema and the plain-text output of every number reported in this paper are archived at https://github.com/gzhgzy1234567890-lang/EEG-BSPC/tree/main/origin_equivariance (analysis commit 5fd9014503), which is the version of record for the code.</w:t>
       </w:r>
     </w:p>
     <w:p>

--- a/origin_equivariance/BSPC_Manuscript_v16_with_figs.docx
+++ b/origin_equivariance/BSPC_Manuscript_v16_with_figs.docx
@@ -274,7 +274,7 @@
           <w:i w:val="0"/>
           <w:sz w:val="24"/>
         </w:rPr>
-        <w:t>Removing a session mean is the first step of almost every cross-session EEG pipeline, and in deployment the mean has to be estimated from the trials that have already arrived. We state when a correction helps, compare four causal estimators, and derive one that is safe in both regimes where the obvious ones fail. Theorem 1 gives the condition: under the equal-variance model a displacement s on top of a threshold error t helps if and only if s(2t+s) &lt; 0, a band in the (t, s) plane. The theorem is exact for the model and weak when its quantities are estimated — it reproduces the observed sign on 0.598 of 800 cells against 0.564 by majority — so it explains the mechanism and does not predict. The experiments cover 845 cells from five datasets plus 90 held-out cells from SEED-IV. A cumulative mean recovers 0.22 on SEED and loses 0.115 on grasp-and-lift, where the mean drifts within the session; a window and an exponential average lose on SEED, where the mean changes between blocks. The estimator we propose corrects by the mean of the blocks already seen, weighted by the share of that mean which is signal rather than block-to-block scatter, λ = ‖z̄‖²/(‖z̄‖² + K V / B). The weight is continuous, so nothing decides whether to correct: it decides how much. The paired gains over no correction are +0.024, +0.029, +0.217, +0.010 and −0.001 on the five development datasets, and +0.186 [+0.157, +0.216] on the held-out one, at a cost of 0.010 on BCI-2b and 0.007 on SEED. Four gates that decide by a threshold are reported as failures.</w:t>
+        <w:t>Removing a session mean is the first step of almost every cross-session EEG pipeline, and in deployment the mean has to be estimated from the trials that have already arrived. We state when a correction helps, compare four causal estimators, and derive one that is safe where the obvious ones fail. Theorem 1 gives the condition: under the equal-variance model a displacement s on a threshold error t helps iff s(2t+s) &lt; 0. Exact for the model and weak when estimated (it reproduces the sign on 0.598 of 800 cells against 0.564 by majority), it explains the mechanism and does not predict. The experiments cover 845 cells from five datasets plus 90 held-out cells from SEED-IV. A cumulative mean recovers 0.22 on SEED and loses 0.115 on grasp-and-lift; a window and an exponential average lose on SEED. The estimator we propose corrects by the mean of the blocks seen, weighted by the share of it that is signal: λ = ‖d̄‖²/(‖d̄‖² + K V_d/B), with d_b = P W (μ_b − μ_A). The weight is continuous, so nothing decides whether to correct: it decides how much. The paired gains over no correction are +0.027, +0.025, +0.216, +0.008 and −0.001 on the five development datasets, and +0.183 [+0.154, +0.212] on the held-out one, at a cost of 0.007 on BCI-2b and 0.003 on SEED. Shifting the feature origin leaves every prediction unchanged. The weight itself adds little over an unweighted block mean; the block-wise structure carries the gain. Four gates that decide by a threshold are reported as failures.</w:t>
       </w:r>
     </w:p>
     <w:p>
@@ -7308,7 +7308,7 @@
           <w:i w:val="0"/>
           <w:sz w:val="24"/>
         </w:rPr>
-        <w:t xml:space="preserve"> The estimator that is safe in both regimes corrects with the mean of the blocks already seen, weighted by how much of that mean is signal rather than block-to-block scatter. Let μ̂_b be the mean of the features in block b and z_b = W μ̂_b its projection — the projection of the </w:t>
+        <w:t xml:space="preserve"> The estimator that is safe in both regimes corrects with the mean of the blocks already seen, weighted by how much of that mean is signal rather than block-to-block scatter. The weight must be built from </w:t>
       </w:r>
       <w:r>
         <w:rPr>
@@ -7317,7 +7317,7 @@
           <w:i/>
           <w:sz w:val="24"/>
         </w:rPr>
-        <w:t>features</w:t>
+        <w:t>displacements relative to the source session</w:t>
       </w:r>
       <w:r>
         <w:rPr>
@@ -7326,7 +7326,7 @@
           <w:i w:val="0"/>
           <w:sz w:val="24"/>
         </w:rPr>
-        <w:t>, not the mean of the scores, since the scores already contain an intercept that must not be subtracted twice. With z̄ the mean of the z_b over the B blocks seen and V their variance across blocks,</w:t>
+        <w:t>, not from absolute projections, or it would depend on where the feature origin sits and contradict Proposition 1. Let d_b = P W (μ̂_b − μ_A) be the displacement that block b asks for, in the score space, with μ̂_b the mean of the features in block b; let d̄ be the mean of the d_b over the B blocks seen and V_d their variance across blocks. The weight and the correction are</w:t>
       </w:r>
     </w:p>
     <w:p>
@@ -7342,7 +7342,7 @@
           <w:i w:val="0"/>
           <w:sz w:val="24"/>
         </w:rPr>
-        <w:t>λ = ‖z̄‖² / (‖z̄‖² + K V / B) ,                                             (9)</w:t>
+        <w:t>λ = ‖d̄‖² / (‖d̄‖² + K V_d / B) ,        s_corrected = s − λ d̄ .            (9)</w:t>
       </w:r>
     </w:p>
     <w:p>
@@ -7358,7 +7358,7 @@
           <w:i w:val="0"/>
           <w:sz w:val="24"/>
         </w:rPr>
-        <w:t>and the correction applied to the next block is s − λ z̄ + λ z_A. The weight is the share of the estimated displacement that is signal rather than noise; it is the posterior weight of a random-effects model in which the offset has variance ‖z̄‖²/K and each block estimates it with variance V/B. It is continuous, so no threshold decides whether to correct at all: when the blocks agree it tends to one, and when they scatter it tends to zero and the pipeline falls back to no correction.</w:t>
+        <w:t>Every d_b is unchanged by a common translation of the features, so λ is too: shifting all features by a constant and refitting leaves the predictions identical in 1.000 of the cells, in every dataset, at every block length. The weight is the share of the displacement that is signal rather than scatter; it is the ratio a random-effects model would give if the offset had variance ‖d̄‖²/K and each block estimated it with variance V_d/B, and we use it as a data-driven weight rather than as a posterior probability. It is continuous, so no threshold decides whether to correct at all: when the blocks agree it tends to one, and when they scatter it tends to zero and the pipeline falls back to no correction.</w:t>
       </w:r>
     </w:p>
     <w:p>
@@ -7382,7 +7382,7 @@
           <w:i w:val="0"/>
           <w:sz w:val="21"/>
         </w:rPr>
-        <w:t xml:space="preserve">The block-wise estimator on the same test set. </w:t>
+        <w:t xml:space="preserve">The block-wise estimator on the source-only representations (Table 4 includes the two target-informed ones, which is why its BCI-2a baseline differs), m = 15. </w:t>
       </w:r>
       <w:r>
         <w:rPr>
@@ -7418,7 +7418,7 @@
           <w:i w:val="0"/>
           <w:sz w:val="21"/>
         </w:rPr>
-        <w:t xml:space="preserve"> is the weighted one; the last column is the held-out dataset, which took no part in the design. The intervals are subject-level paired differences against no correction (4,000 bootstrap resamples).</w:t>
+        <w:t xml:space="preserve"> is the weighted one; the last row is the held-out dataset. The intervals are subject-level paired differences against no correction (4,000 bootstrap resamples).</w:t>
       </w:r>
     </w:p>
     <w:tbl>
@@ -7438,13 +7438,14 @@
         <w:tblLayout w:type="fixed"/>
       </w:tblPr>
       <w:tblGrid>
-        <w:gridCol w:w="1296"/>
-        <w:gridCol w:w="1296"/>
-        <w:gridCol w:w="1296"/>
-        <w:gridCol w:w="1296"/>
-        <w:gridCol w:w="1296"/>
-        <w:gridCol w:w="1296"/>
-        <w:gridCol w:w="1296"/>
+        <w:gridCol w:w="1134"/>
+        <w:gridCol w:w="1134"/>
+        <w:gridCol w:w="1134"/>
+        <w:gridCol w:w="1134"/>
+        <w:gridCol w:w="1134"/>
+        <w:gridCol w:w="1134"/>
+        <w:gridCol w:w="1134"/>
+        <w:gridCol w:w="1134"/>
       </w:tblGrid>
       <w:tr>
         <w:trPr>
@@ -7452,7 +7453,7 @@
         </w:trPr>
         <w:tc>
           <w:tcPr>
-            <w:tcW w:type="dxa" w:w="1296"/>
+            <w:tcW w:type="dxa" w:w="1134"/>
             <w:tcBorders>
               <w:bottom w:val="single" w:sz="6" w:space="0" w:color="000000"/>
             </w:tcBorders>
@@ -7476,7 +7477,7 @@
         </w:tc>
         <w:tc>
           <w:tcPr>
-            <w:tcW w:type="dxa" w:w="1296"/>
+            <w:tcW w:type="dxa" w:w="1134"/>
             <w:tcBorders>
               <w:bottom w:val="single" w:sz="6" w:space="0" w:color="000000"/>
             </w:tcBorders>
@@ -7500,7 +7501,7 @@
         </w:tc>
         <w:tc>
           <w:tcPr>
-            <w:tcW w:type="dxa" w:w="1296"/>
+            <w:tcW w:type="dxa" w:w="1134"/>
             <w:tcBorders>
               <w:bottom w:val="single" w:sz="6" w:space="0" w:color="000000"/>
             </w:tcBorders>
@@ -7524,7 +7525,7 @@
         </w:tc>
         <w:tc>
           <w:tcPr>
-            <w:tcW w:type="dxa" w:w="1296"/>
+            <w:tcW w:type="dxa" w:w="1134"/>
             <w:tcBorders>
               <w:bottom w:val="single" w:sz="6" w:space="0" w:color="000000"/>
             </w:tcBorders>
@@ -7548,7 +7549,7 @@
         </w:tc>
         <w:tc>
           <w:tcPr>
-            <w:tcW w:type="dxa" w:w="1296"/>
+            <w:tcW w:type="dxa" w:w="1134"/>
             <w:tcBorders>
               <w:bottom w:val="single" w:sz="6" w:space="0" w:color="000000"/>
             </w:tcBorders>
@@ -7572,7 +7573,7 @@
         </w:tc>
         <w:tc>
           <w:tcPr>
-            <w:tcW w:type="dxa" w:w="1296"/>
+            <w:tcW w:type="dxa" w:w="1134"/>
             <w:tcBorders>
               <w:bottom w:val="single" w:sz="6" w:space="0" w:color="000000"/>
             </w:tcBorders>
@@ -7596,7 +7597,7 @@
         </w:tc>
         <w:tc>
           <w:tcPr>
-            <w:tcW w:type="dxa" w:w="1296"/>
+            <w:tcW w:type="dxa" w:w="1134"/>
             <w:tcBorders>
               <w:bottom w:val="single" w:sz="6" w:space="0" w:color="000000"/>
             </w:tcBorders>
@@ -7618,11 +7619,35 @@
             </w:r>
           </w:p>
         </w:tc>
+        <w:tc>
+          <w:tcPr>
+            <w:tcW w:type="dxa" w:w="1134"/>
+            <w:tcBorders>
+              <w:bottom w:val="single" w:sz="6" w:space="0" w:color="000000"/>
+            </w:tcBorders>
+          </w:tcPr>
+          <w:p>
+            <w:pPr>
+              <w:spacing w:before="40" w:after="40" w:line="240" w:lineRule="auto"/>
+              <w:jc w:val="center"/>
+            </w:pPr>
+            <w:r/>
+            <w:r>
+              <w:rPr>
+                <w:rFonts w:ascii="Times New Roman" w:hAnsi="Times New Roman" w:eastAsia="Times New Roman" w:cs="Times New Roman"/>
+                <w:b/>
+                <w:i w:val="0"/>
+                <w:sz w:val="18"/>
+              </w:rPr>
+              <w:t>Eq. (9) − λ=1</w:t>
+            </w:r>
+          </w:p>
+        </w:tc>
       </w:tr>
       <w:tr>
         <w:tc>
           <w:tcPr>
-            <w:tcW w:type="dxa" w:w="1296"/>
+            <w:tcW w:type="dxa" w:w="1134"/>
           </w:tcPr>
           <w:p>
             <w:pPr>
@@ -7643,7 +7668,7 @@
         </w:tc>
         <w:tc>
           <w:tcPr>
-            <w:tcW w:type="dxa" w:w="1296"/>
+            <w:tcW w:type="dxa" w:w="1134"/>
           </w:tcPr>
           <w:p>
             <w:pPr>
@@ -7664,7 +7689,7 @@
         </w:tc>
         <w:tc>
           <w:tcPr>
-            <w:tcW w:type="dxa" w:w="1296"/>
+            <w:tcW w:type="dxa" w:w="1134"/>
           </w:tcPr>
           <w:p>
             <w:pPr>
@@ -7685,7 +7710,7 @@
         </w:tc>
         <w:tc>
           <w:tcPr>
-            <w:tcW w:type="dxa" w:w="1296"/>
+            <w:tcW w:type="dxa" w:w="1134"/>
           </w:tcPr>
           <w:p>
             <w:pPr>
@@ -7706,7 +7731,7 @@
         </w:tc>
         <w:tc>
           <w:tcPr>
-            <w:tcW w:type="dxa" w:w="1296"/>
+            <w:tcW w:type="dxa" w:w="1134"/>
           </w:tcPr>
           <w:p>
             <w:pPr>
@@ -7727,43 +7752,64 @@
         </w:tc>
         <w:tc>
           <w:tcPr>
-            <w:tcW w:type="dxa" w:w="1296"/>
-          </w:tcPr>
-          <w:p>
-            <w:pPr>
-              <w:spacing w:before="40" w:after="40" w:line="240" w:lineRule="auto"/>
-              <w:jc w:val="center"/>
-            </w:pPr>
-            <w:r/>
-            <w:r>
-              <w:rPr>
-                <w:rFonts w:ascii="Times New Roman" w:hAnsi="Times New Roman" w:eastAsia="Times New Roman" w:cs="Times New Roman"/>
-                <w:b w:val="0"/>
-                <w:i w:val="0"/>
-                <w:sz w:val="18"/>
-              </w:rPr>
-              <w:t>0.7306</w:t>
-            </w:r>
-          </w:p>
-        </w:tc>
-        <w:tc>
-          <w:tcPr>
-            <w:tcW w:type="dxa" w:w="1296"/>
-          </w:tcPr>
-          <w:p>
-            <w:pPr>
-              <w:spacing w:before="40" w:after="40" w:line="240" w:lineRule="auto"/>
-              <w:jc w:val="center"/>
-            </w:pPr>
-            <w:r/>
-            <w:r>
-              <w:rPr>
-                <w:rFonts w:ascii="Times New Roman" w:hAnsi="Times New Roman" w:eastAsia="Times New Roman" w:cs="Times New Roman"/>
-                <w:b w:val="0"/>
-                <w:i w:val="0"/>
-                <w:sz w:val="18"/>
-              </w:rPr>
-              <w:t>+0.024 [+0.011, +0.038]</w:t>
+            <w:tcW w:type="dxa" w:w="1134"/>
+          </w:tcPr>
+          <w:p>
+            <w:pPr>
+              <w:spacing w:before="40" w:after="40" w:line="240" w:lineRule="auto"/>
+              <w:jc w:val="center"/>
+            </w:pPr>
+            <w:r/>
+            <w:r>
+              <w:rPr>
+                <w:rFonts w:ascii="Times New Roman" w:hAnsi="Times New Roman" w:eastAsia="Times New Roman" w:cs="Times New Roman"/>
+                <w:b w:val="0"/>
+                <w:i w:val="0"/>
+                <w:sz w:val="18"/>
+              </w:rPr>
+              <w:t>0.7333</w:t>
+            </w:r>
+          </w:p>
+        </w:tc>
+        <w:tc>
+          <w:tcPr>
+            <w:tcW w:type="dxa" w:w="1134"/>
+          </w:tcPr>
+          <w:p>
+            <w:pPr>
+              <w:spacing w:before="40" w:after="40" w:line="240" w:lineRule="auto"/>
+              <w:jc w:val="center"/>
+            </w:pPr>
+            <w:r/>
+            <w:r>
+              <w:rPr>
+                <w:rFonts w:ascii="Times New Roman" w:hAnsi="Times New Roman" w:eastAsia="Times New Roman" w:cs="Times New Roman"/>
+                <w:b w:val="0"/>
+                <w:i w:val="0"/>
+                <w:sz w:val="18"/>
+              </w:rPr>
+              <w:t>+0.027 [+0.016, +0.039]</w:t>
+            </w:r>
+          </w:p>
+        </w:tc>
+        <w:tc>
+          <w:tcPr>
+            <w:tcW w:type="dxa" w:w="1134"/>
+          </w:tcPr>
+          <w:p>
+            <w:pPr>
+              <w:spacing w:before="40" w:after="40" w:line="240" w:lineRule="auto"/>
+              <w:jc w:val="center"/>
+            </w:pPr>
+            <w:r/>
+            <w:r>
+              <w:rPr>
+                <w:rFonts w:ascii="Times New Roman" w:hAnsi="Times New Roman" w:eastAsia="Times New Roman" w:cs="Times New Roman"/>
+                <w:b w:val="0"/>
+                <w:i w:val="0"/>
+                <w:sz w:val="18"/>
+              </w:rPr>
+              <w:t>+0.005</w:t>
             </w:r>
           </w:p>
         </w:tc>
@@ -7771,7 +7817,7 @@
       <w:tr>
         <w:tc>
           <w:tcPr>
-            <w:tcW w:type="dxa" w:w="1296"/>
+            <w:tcW w:type="dxa" w:w="1134"/>
           </w:tcPr>
           <w:p>
             <w:pPr>
@@ -7792,7 +7838,7 @@
         </w:tc>
         <w:tc>
           <w:tcPr>
-            <w:tcW w:type="dxa" w:w="1296"/>
+            <w:tcW w:type="dxa" w:w="1134"/>
           </w:tcPr>
           <w:p>
             <w:pPr>
@@ -7813,7 +7859,7 @@
         </w:tc>
         <w:tc>
           <w:tcPr>
-            <w:tcW w:type="dxa" w:w="1296"/>
+            <w:tcW w:type="dxa" w:w="1134"/>
           </w:tcPr>
           <w:p>
             <w:pPr>
@@ -7834,7 +7880,7 @@
         </w:tc>
         <w:tc>
           <w:tcPr>
-            <w:tcW w:type="dxa" w:w="1296"/>
+            <w:tcW w:type="dxa" w:w="1134"/>
           </w:tcPr>
           <w:p>
             <w:pPr>
@@ -7855,7 +7901,7 @@
         </w:tc>
         <w:tc>
           <w:tcPr>
-            <w:tcW w:type="dxa" w:w="1296"/>
+            <w:tcW w:type="dxa" w:w="1134"/>
           </w:tcPr>
           <w:p>
             <w:pPr>
@@ -7876,43 +7922,64 @@
         </w:tc>
         <w:tc>
           <w:tcPr>
-            <w:tcW w:type="dxa" w:w="1296"/>
-          </w:tcPr>
-          <w:p>
-            <w:pPr>
-              <w:spacing w:before="40" w:after="40" w:line="240" w:lineRule="auto"/>
-              <w:jc w:val="center"/>
-            </w:pPr>
-            <w:r/>
-            <w:r>
-              <w:rPr>
-                <w:rFonts w:ascii="Times New Roman" w:hAnsi="Times New Roman" w:eastAsia="Times New Roman" w:cs="Times New Roman"/>
-                <w:b w:val="0"/>
-                <w:i w:val="0"/>
-                <w:sz w:val="18"/>
-              </w:rPr>
-              <w:t>0.5262</w:t>
-            </w:r>
-          </w:p>
-        </w:tc>
-        <w:tc>
-          <w:tcPr>
-            <w:tcW w:type="dxa" w:w="1296"/>
-          </w:tcPr>
-          <w:p>
-            <w:pPr>
-              <w:spacing w:before="40" w:after="40" w:line="240" w:lineRule="auto"/>
-              <w:jc w:val="center"/>
-            </w:pPr>
-            <w:r/>
-            <w:r>
-              <w:rPr>
-                <w:rFonts w:ascii="Times New Roman" w:hAnsi="Times New Roman" w:eastAsia="Times New Roman" w:cs="Times New Roman"/>
-                <w:b w:val="0"/>
-                <w:i w:val="0"/>
-                <w:sz w:val="18"/>
-              </w:rPr>
-              <w:t>+0.029 [+0.013, +0.048]</w:t>
+            <w:tcW w:type="dxa" w:w="1134"/>
+          </w:tcPr>
+          <w:p>
+            <w:pPr>
+              <w:spacing w:before="40" w:after="40" w:line="240" w:lineRule="auto"/>
+              <w:jc w:val="center"/>
+            </w:pPr>
+            <w:r/>
+            <w:r>
+              <w:rPr>
+                <w:rFonts w:ascii="Times New Roman" w:hAnsi="Times New Roman" w:eastAsia="Times New Roman" w:cs="Times New Roman"/>
+                <w:b w:val="0"/>
+                <w:i w:val="0"/>
+                <w:sz w:val="18"/>
+              </w:rPr>
+              <w:t>0.5220</w:t>
+            </w:r>
+          </w:p>
+        </w:tc>
+        <w:tc>
+          <w:tcPr>
+            <w:tcW w:type="dxa" w:w="1134"/>
+          </w:tcPr>
+          <w:p>
+            <w:pPr>
+              <w:spacing w:before="40" w:after="40" w:line="240" w:lineRule="auto"/>
+              <w:jc w:val="center"/>
+            </w:pPr>
+            <w:r/>
+            <w:r>
+              <w:rPr>
+                <w:rFonts w:ascii="Times New Roman" w:hAnsi="Times New Roman" w:eastAsia="Times New Roman" w:cs="Times New Roman"/>
+                <w:b w:val="0"/>
+                <w:i w:val="0"/>
+                <w:sz w:val="18"/>
+              </w:rPr>
+              <w:t>+0.025 [+0.009, +0.044]</w:t>
+            </w:r>
+          </w:p>
+        </w:tc>
+        <w:tc>
+          <w:tcPr>
+            <w:tcW w:type="dxa" w:w="1134"/>
+          </w:tcPr>
+          <w:p>
+            <w:pPr>
+              <w:spacing w:before="40" w:after="40" w:line="240" w:lineRule="auto"/>
+              <w:jc w:val="center"/>
+            </w:pPr>
+            <w:r/>
+            <w:r>
+              <w:rPr>
+                <w:rFonts w:ascii="Times New Roman" w:hAnsi="Times New Roman" w:eastAsia="Times New Roman" w:cs="Times New Roman"/>
+                <w:b w:val="0"/>
+                <w:i w:val="0"/>
+                <w:sz w:val="18"/>
+              </w:rPr>
+              <w:t>−0.005</w:t>
             </w:r>
           </w:p>
         </w:tc>
@@ -7920,7 +7987,7 @@
       <w:tr>
         <w:tc>
           <w:tcPr>
-            <w:tcW w:type="dxa" w:w="1296"/>
+            <w:tcW w:type="dxa" w:w="1134"/>
           </w:tcPr>
           <w:p>
             <w:pPr>
@@ -7941,7 +8008,7 @@
         </w:tc>
         <w:tc>
           <w:tcPr>
-            <w:tcW w:type="dxa" w:w="1296"/>
+            <w:tcW w:type="dxa" w:w="1134"/>
           </w:tcPr>
           <w:p>
             <w:pPr>
@@ -7962,7 +8029,7 @@
         </w:tc>
         <w:tc>
           <w:tcPr>
-            <w:tcW w:type="dxa" w:w="1296"/>
+            <w:tcW w:type="dxa" w:w="1134"/>
           </w:tcPr>
           <w:p>
             <w:pPr>
@@ -7983,7 +8050,7 @@
         </w:tc>
         <w:tc>
           <w:tcPr>
-            <w:tcW w:type="dxa" w:w="1296"/>
+            <w:tcW w:type="dxa" w:w="1134"/>
           </w:tcPr>
           <w:p>
             <w:pPr>
@@ -8004,7 +8071,7 @@
         </w:tc>
         <w:tc>
           <w:tcPr>
-            <w:tcW w:type="dxa" w:w="1296"/>
+            <w:tcW w:type="dxa" w:w="1134"/>
           </w:tcPr>
           <w:p>
             <w:pPr>
@@ -8025,43 +8092,64 @@
         </w:tc>
         <w:tc>
           <w:tcPr>
-            <w:tcW w:type="dxa" w:w="1296"/>
-          </w:tcPr>
-          <w:p>
-            <w:pPr>
-              <w:spacing w:before="40" w:after="40" w:line="240" w:lineRule="auto"/>
-              <w:jc w:val="center"/>
-            </w:pPr>
-            <w:r/>
-            <w:r>
-              <w:rPr>
-                <w:rFonts w:ascii="Times New Roman" w:hAnsi="Times New Roman" w:eastAsia="Times New Roman" w:cs="Times New Roman"/>
-                <w:b w:val="0"/>
-                <w:i w:val="0"/>
-                <w:sz w:val="18"/>
-              </w:rPr>
-              <w:t>0.6772</w:t>
-            </w:r>
-          </w:p>
-        </w:tc>
-        <w:tc>
-          <w:tcPr>
-            <w:tcW w:type="dxa" w:w="1296"/>
-          </w:tcPr>
-          <w:p>
-            <w:pPr>
-              <w:spacing w:before="40" w:after="40" w:line="240" w:lineRule="auto"/>
-              <w:jc w:val="center"/>
-            </w:pPr>
-            <w:r/>
-            <w:r>
-              <w:rPr>
-                <w:rFonts w:ascii="Times New Roman" w:hAnsi="Times New Roman" w:eastAsia="Times New Roman" w:cs="Times New Roman"/>
-                <w:b w:val="0"/>
-                <w:i w:val="0"/>
-                <w:sz w:val="18"/>
-              </w:rPr>
-              <w:t>+0.217 [+0.170, +0.266]</w:t>
+            <w:tcW w:type="dxa" w:w="1134"/>
+          </w:tcPr>
+          <w:p>
+            <w:pPr>
+              <w:spacing w:before="40" w:after="40" w:line="240" w:lineRule="auto"/>
+              <w:jc w:val="center"/>
+            </w:pPr>
+            <w:r/>
+            <w:r>
+              <w:rPr>
+                <w:rFonts w:ascii="Times New Roman" w:hAnsi="Times New Roman" w:eastAsia="Times New Roman" w:cs="Times New Roman"/>
+                <w:b w:val="0"/>
+                <w:i w:val="0"/>
+                <w:sz w:val="18"/>
+              </w:rPr>
+              <w:t>0.6757</w:t>
+            </w:r>
+          </w:p>
+        </w:tc>
+        <w:tc>
+          <w:tcPr>
+            <w:tcW w:type="dxa" w:w="1134"/>
+          </w:tcPr>
+          <w:p>
+            <w:pPr>
+              <w:spacing w:before="40" w:after="40" w:line="240" w:lineRule="auto"/>
+              <w:jc w:val="center"/>
+            </w:pPr>
+            <w:r/>
+            <w:r>
+              <w:rPr>
+                <w:rFonts w:ascii="Times New Roman" w:hAnsi="Times New Roman" w:eastAsia="Times New Roman" w:cs="Times New Roman"/>
+                <w:b w:val="0"/>
+                <w:i w:val="0"/>
+                <w:sz w:val="18"/>
+              </w:rPr>
+              <w:t>+0.216 [+0.167, +0.265]</w:t>
+            </w:r>
+          </w:p>
+        </w:tc>
+        <w:tc>
+          <w:tcPr>
+            <w:tcW w:type="dxa" w:w="1134"/>
+          </w:tcPr>
+          <w:p>
+            <w:pPr>
+              <w:spacing w:before="40" w:after="40" w:line="240" w:lineRule="auto"/>
+              <w:jc w:val="center"/>
+            </w:pPr>
+            <w:r/>
+            <w:r>
+              <w:rPr>
+                <w:rFonts w:ascii="Times New Roman" w:hAnsi="Times New Roman" w:eastAsia="Times New Roman" w:cs="Times New Roman"/>
+                <w:b w:val="0"/>
+                <w:i w:val="0"/>
+                <w:sz w:val="18"/>
+              </w:rPr>
+              <w:t>−0.001</w:t>
             </w:r>
           </w:p>
         </w:tc>
@@ -8069,7 +8157,7 @@
       <w:tr>
         <w:tc>
           <w:tcPr>
-            <w:tcW w:type="dxa" w:w="1296"/>
+            <w:tcW w:type="dxa" w:w="1134"/>
           </w:tcPr>
           <w:p>
             <w:pPr>
@@ -8090,7 +8178,7 @@
         </w:tc>
         <w:tc>
           <w:tcPr>
-            <w:tcW w:type="dxa" w:w="1296"/>
+            <w:tcW w:type="dxa" w:w="1134"/>
           </w:tcPr>
           <w:p>
             <w:pPr>
@@ -8111,7 +8199,7 @@
         </w:tc>
         <w:tc>
           <w:tcPr>
-            <w:tcW w:type="dxa" w:w="1296"/>
+            <w:tcW w:type="dxa" w:w="1134"/>
           </w:tcPr>
           <w:p>
             <w:pPr>
@@ -8132,7 +8220,7 @@
         </w:tc>
         <w:tc>
           <w:tcPr>
-            <w:tcW w:type="dxa" w:w="1296"/>
+            <w:tcW w:type="dxa" w:w="1134"/>
           </w:tcPr>
           <w:p>
             <w:pPr>
@@ -8153,7 +8241,7 @@
         </w:tc>
         <w:tc>
           <w:tcPr>
-            <w:tcW w:type="dxa" w:w="1296"/>
+            <w:tcW w:type="dxa" w:w="1134"/>
           </w:tcPr>
           <w:p>
             <w:pPr>
@@ -8174,43 +8262,64 @@
         </w:tc>
         <w:tc>
           <w:tcPr>
-            <w:tcW w:type="dxa" w:w="1296"/>
-          </w:tcPr>
-          <w:p>
-            <w:pPr>
-              <w:spacing w:before="40" w:after="40" w:line="240" w:lineRule="auto"/>
-              <w:jc w:val="center"/>
-            </w:pPr>
-            <w:r/>
-            <w:r>
-              <w:rPr>
-                <w:rFonts w:ascii="Times New Roman" w:hAnsi="Times New Roman" w:eastAsia="Times New Roman" w:cs="Times New Roman"/>
-                <w:b w:val="0"/>
-                <w:i w:val="0"/>
-                <w:sz w:val="18"/>
-              </w:rPr>
-              <w:t>0.7801</w:t>
-            </w:r>
-          </w:p>
-        </w:tc>
-        <w:tc>
-          <w:tcPr>
-            <w:tcW w:type="dxa" w:w="1296"/>
-          </w:tcPr>
-          <w:p>
-            <w:pPr>
-              <w:spacing w:before="40" w:after="40" w:line="240" w:lineRule="auto"/>
-              <w:jc w:val="center"/>
-            </w:pPr>
-            <w:r/>
-            <w:r>
-              <w:rPr>
-                <w:rFonts w:ascii="Times New Roman" w:hAnsi="Times New Roman" w:eastAsia="Times New Roman" w:cs="Times New Roman"/>
-                <w:b w:val="0"/>
-                <w:i w:val="0"/>
-                <w:sz w:val="18"/>
-              </w:rPr>
-              <w:t>+0.010 [+0.004, +0.016]</w:t>
+            <w:tcW w:type="dxa" w:w="1134"/>
+          </w:tcPr>
+          <w:p>
+            <w:pPr>
+              <w:spacing w:before="40" w:after="40" w:line="240" w:lineRule="auto"/>
+              <w:jc w:val="center"/>
+            </w:pPr>
+            <w:r/>
+            <w:r>
+              <w:rPr>
+                <w:rFonts w:ascii="Times New Roman" w:hAnsi="Times New Roman" w:eastAsia="Times New Roman" w:cs="Times New Roman"/>
+                <w:b w:val="0"/>
+                <w:i w:val="0"/>
+                <w:sz w:val="18"/>
+              </w:rPr>
+              <w:t>0.7779</w:t>
+            </w:r>
+          </w:p>
+        </w:tc>
+        <w:tc>
+          <w:tcPr>
+            <w:tcW w:type="dxa" w:w="1134"/>
+          </w:tcPr>
+          <w:p>
+            <w:pPr>
+              <w:spacing w:before="40" w:after="40" w:line="240" w:lineRule="auto"/>
+              <w:jc w:val="center"/>
+            </w:pPr>
+            <w:r/>
+            <w:r>
+              <w:rPr>
+                <w:rFonts w:ascii="Times New Roman" w:hAnsi="Times New Roman" w:eastAsia="Times New Roman" w:cs="Times New Roman"/>
+                <w:b w:val="0"/>
+                <w:i w:val="0"/>
+                <w:sz w:val="18"/>
+              </w:rPr>
+              <w:t>+0.008 [+0.004, +0.011]</w:t>
+            </w:r>
+          </w:p>
+        </w:tc>
+        <w:tc>
+          <w:tcPr>
+            <w:tcW w:type="dxa" w:w="1134"/>
+          </w:tcPr>
+          <w:p>
+            <w:pPr>
+              <w:spacing w:before="40" w:after="40" w:line="240" w:lineRule="auto"/>
+              <w:jc w:val="center"/>
+            </w:pPr>
+            <w:r/>
+            <w:r>
+              <w:rPr>
+                <w:rFonts w:ascii="Times New Roman" w:hAnsi="Times New Roman" w:eastAsia="Times New Roman" w:cs="Times New Roman"/>
+                <w:b w:val="0"/>
+                <w:i w:val="0"/>
+                <w:sz w:val="18"/>
+              </w:rPr>
+              <w:t>+0.007</w:t>
             </w:r>
           </w:p>
         </w:tc>
@@ -8218,7 +8327,7 @@
       <w:tr>
         <w:tc>
           <w:tcPr>
-            <w:tcW w:type="dxa" w:w="1296"/>
+            <w:tcW w:type="dxa" w:w="1134"/>
           </w:tcPr>
           <w:p>
             <w:pPr>
@@ -8239,7 +8348,7 @@
         </w:tc>
         <w:tc>
           <w:tcPr>
-            <w:tcW w:type="dxa" w:w="1296"/>
+            <w:tcW w:type="dxa" w:w="1134"/>
           </w:tcPr>
           <w:p>
             <w:pPr>
@@ -8260,7 +8369,7 @@
         </w:tc>
         <w:tc>
           <w:tcPr>
-            <w:tcW w:type="dxa" w:w="1296"/>
+            <w:tcW w:type="dxa" w:w="1134"/>
           </w:tcPr>
           <w:p>
             <w:pPr>
@@ -8281,7 +8390,7 @@
         </w:tc>
         <w:tc>
           <w:tcPr>
-            <w:tcW w:type="dxa" w:w="1296"/>
+            <w:tcW w:type="dxa" w:w="1134"/>
           </w:tcPr>
           <w:p>
             <w:pPr>
@@ -8302,7 +8411,7 @@
         </w:tc>
         <w:tc>
           <w:tcPr>
-            <w:tcW w:type="dxa" w:w="1296"/>
+            <w:tcW w:type="dxa" w:w="1134"/>
           </w:tcPr>
           <w:p>
             <w:pPr>
@@ -8323,43 +8432,64 @@
         </w:tc>
         <w:tc>
           <w:tcPr>
-            <w:tcW w:type="dxa" w:w="1296"/>
-          </w:tcPr>
-          <w:p>
-            <w:pPr>
-              <w:spacing w:before="40" w:after="40" w:line="240" w:lineRule="auto"/>
-              <w:jc w:val="center"/>
-            </w:pPr>
-            <w:r/>
-            <w:r>
-              <w:rPr>
-                <w:rFonts w:ascii="Times New Roman" w:hAnsi="Times New Roman" w:eastAsia="Times New Roman" w:cs="Times New Roman"/>
-                <w:b w:val="0"/>
-                <w:i w:val="0"/>
-                <w:sz w:val="18"/>
-              </w:rPr>
-              <w:t>0.5867</w:t>
-            </w:r>
-          </w:p>
-        </w:tc>
-        <w:tc>
-          <w:tcPr>
-            <w:tcW w:type="dxa" w:w="1296"/>
-          </w:tcPr>
-          <w:p>
-            <w:pPr>
-              <w:spacing w:before="40" w:after="40" w:line="240" w:lineRule="auto"/>
-              <w:jc w:val="center"/>
-            </w:pPr>
-            <w:r/>
-            <w:r>
-              <w:rPr>
-                <w:rFonts w:ascii="Times New Roman" w:hAnsi="Times New Roman" w:eastAsia="Times New Roman" w:cs="Times New Roman"/>
-                <w:b w:val="0"/>
-                <w:i w:val="0"/>
-                <w:sz w:val="18"/>
-              </w:rPr>
-              <w:t>−0.001 [−0.003, +0.001]</w:t>
+            <w:tcW w:type="dxa" w:w="1134"/>
+          </w:tcPr>
+          <w:p>
+            <w:pPr>
+              <w:spacing w:before="40" w:after="40" w:line="240" w:lineRule="auto"/>
+              <w:jc w:val="center"/>
+            </w:pPr>
+            <w:r/>
+            <w:r>
+              <w:rPr>
+                <w:rFonts w:ascii="Times New Roman" w:hAnsi="Times New Roman" w:eastAsia="Times New Roman" w:cs="Times New Roman"/>
+                <w:b w:val="0"/>
+                <w:i w:val="0"/>
+                <w:sz w:val="18"/>
+              </w:rPr>
+              <w:t>0.5868</w:t>
+            </w:r>
+          </w:p>
+        </w:tc>
+        <w:tc>
+          <w:tcPr>
+            <w:tcW w:type="dxa" w:w="1134"/>
+          </w:tcPr>
+          <w:p>
+            <w:pPr>
+              <w:spacing w:before="40" w:after="40" w:line="240" w:lineRule="auto"/>
+              <w:jc w:val="center"/>
+            </w:pPr>
+            <w:r/>
+            <w:r>
+              <w:rPr>
+                <w:rFonts w:ascii="Times New Roman" w:hAnsi="Times New Roman" w:eastAsia="Times New Roman" w:cs="Times New Roman"/>
+                <w:b w:val="0"/>
+                <w:i w:val="0"/>
+                <w:sz w:val="18"/>
+              </w:rPr>
+              <w:t>−0.001 [−0.003, +0.002]</w:t>
+            </w:r>
+          </w:p>
+        </w:tc>
+        <w:tc>
+          <w:tcPr>
+            <w:tcW w:type="dxa" w:w="1134"/>
+          </w:tcPr>
+          <w:p>
+            <w:pPr>
+              <w:spacing w:before="40" w:after="40" w:line="240" w:lineRule="auto"/>
+              <w:jc w:val="center"/>
+            </w:pPr>
+            <w:r/>
+            <w:r>
+              <w:rPr>
+                <w:rFonts w:ascii="Times New Roman" w:hAnsi="Times New Roman" w:eastAsia="Times New Roman" w:cs="Times New Roman"/>
+                <w:b w:val="0"/>
+                <w:i w:val="0"/>
+                <w:sz w:val="18"/>
+              </w:rPr>
+              <w:t>+0.001</w:t>
             </w:r>
           </w:p>
         </w:tc>
@@ -8367,7 +8497,7 @@
       <w:tr>
         <w:tc>
           <w:tcPr>
-            <w:tcW w:type="dxa" w:w="1296"/>
+            <w:tcW w:type="dxa" w:w="1134"/>
           </w:tcPr>
           <w:p>
             <w:pPr>
@@ -8388,7 +8518,7 @@
         </w:tc>
         <w:tc>
           <w:tcPr>
-            <w:tcW w:type="dxa" w:w="1296"/>
+            <w:tcW w:type="dxa" w:w="1134"/>
           </w:tcPr>
           <w:p>
             <w:pPr>
@@ -8409,7 +8539,7 @@
         </w:tc>
         <w:tc>
           <w:tcPr>
-            <w:tcW w:type="dxa" w:w="1296"/>
+            <w:tcW w:type="dxa" w:w="1134"/>
           </w:tcPr>
           <w:p>
             <w:pPr>
@@ -8430,7 +8560,7 @@
         </w:tc>
         <w:tc>
           <w:tcPr>
-            <w:tcW w:type="dxa" w:w="1296"/>
+            <w:tcW w:type="dxa" w:w="1134"/>
           </w:tcPr>
           <w:p>
             <w:pPr>
@@ -8451,7 +8581,7 @@
         </w:tc>
         <w:tc>
           <w:tcPr>
-            <w:tcW w:type="dxa" w:w="1296"/>
+            <w:tcW w:type="dxa" w:w="1134"/>
           </w:tcPr>
           <w:p>
             <w:pPr>
@@ -8472,43 +8602,64 @@
         </w:tc>
         <w:tc>
           <w:tcPr>
-            <w:tcW w:type="dxa" w:w="1296"/>
-          </w:tcPr>
-          <w:p>
-            <w:pPr>
-              <w:spacing w:before="40" w:after="40" w:line="240" w:lineRule="auto"/>
-              <w:jc w:val="center"/>
-            </w:pPr>
-            <w:r/>
-            <w:r>
-              <w:rPr>
-                <w:rFonts w:ascii="Times New Roman" w:hAnsi="Times New Roman" w:eastAsia="Times New Roman" w:cs="Times New Roman"/>
-                <w:b w:val="0"/>
-                <w:i w:val="0"/>
-                <w:sz w:val="18"/>
-              </w:rPr>
-              <w:t>0.5472</w:t>
-            </w:r>
-          </w:p>
-        </w:tc>
-        <w:tc>
-          <w:tcPr>
-            <w:tcW w:type="dxa" w:w="1296"/>
-          </w:tcPr>
-          <w:p>
-            <w:pPr>
-              <w:spacing w:before="40" w:after="40" w:line="240" w:lineRule="auto"/>
-              <w:jc w:val="center"/>
-            </w:pPr>
-            <w:r/>
-            <w:r>
-              <w:rPr>
-                <w:rFonts w:ascii="Times New Roman" w:hAnsi="Times New Roman" w:eastAsia="Times New Roman" w:cs="Times New Roman"/>
-                <w:b w:val="0"/>
-                <w:i w:val="0"/>
-                <w:sz w:val="18"/>
-              </w:rPr>
-              <w:t>+0.186 [+0.157, +0.216]</w:t>
+            <w:tcW w:type="dxa" w:w="1134"/>
+          </w:tcPr>
+          <w:p>
+            <w:pPr>
+              <w:spacing w:before="40" w:after="40" w:line="240" w:lineRule="auto"/>
+              <w:jc w:val="center"/>
+            </w:pPr>
+            <w:r/>
+            <w:r>
+              <w:rPr>
+                <w:rFonts w:ascii="Times New Roman" w:hAnsi="Times New Roman" w:eastAsia="Times New Roman" w:cs="Times New Roman"/>
+                <w:b w:val="0"/>
+                <w:i w:val="0"/>
+                <w:sz w:val="18"/>
+              </w:rPr>
+              <w:t>0.5440</w:t>
+            </w:r>
+          </w:p>
+        </w:tc>
+        <w:tc>
+          <w:tcPr>
+            <w:tcW w:type="dxa" w:w="1134"/>
+          </w:tcPr>
+          <w:p>
+            <w:pPr>
+              <w:spacing w:before="40" w:after="40" w:line="240" w:lineRule="auto"/>
+              <w:jc w:val="center"/>
+            </w:pPr>
+            <w:r/>
+            <w:r>
+              <w:rPr>
+                <w:rFonts w:ascii="Times New Roman" w:hAnsi="Times New Roman" w:eastAsia="Times New Roman" w:cs="Times New Roman"/>
+                <w:b w:val="0"/>
+                <w:i w:val="0"/>
+                <w:sz w:val="18"/>
+              </w:rPr>
+              <w:t>+0.183 [+0.154, +0.212]</w:t>
+            </w:r>
+          </w:p>
+        </w:tc>
+        <w:tc>
+          <w:tcPr>
+            <w:tcW w:type="dxa" w:w="1134"/>
+          </w:tcPr>
+          <w:p>
+            <w:pPr>
+              <w:spacing w:before="40" w:after="40" w:line="240" w:lineRule="auto"/>
+              <w:jc w:val="center"/>
+            </w:pPr>
+            <w:r/>
+            <w:r>
+              <w:rPr>
+                <w:rFonts w:ascii="Times New Roman" w:hAnsi="Times New Roman" w:eastAsia="Times New Roman" w:cs="Times New Roman"/>
+                <w:b w:val="0"/>
+                <w:i w:val="0"/>
+                <w:sz w:val="18"/>
+              </w:rPr>
+              <w:t>−0.004</w:t>
             </w:r>
           </w:p>
         </w:tc>
@@ -8534,7 +8685,25 @@
           <w:i w:val="0"/>
           <w:sz w:val="24"/>
         </w:rPr>
-        <w:t>The estimator is non-negative on all five development datasets, it turns the grasp-and-lift loss of the cumulative mean (−0.115) into a gain of 0.010, and on the held-out dataset it keeps 0.186 of the 0.189 the transductive correction achieves. Its price is paid where the session is stable and the correction is easy: 0.010 below the cumulative mean on BCI-2b and 0.007 below it on SEED.</w:t>
+        <w:t xml:space="preserve">The estimator is positive on four of the five development datasets, indistinguishable from zero on the fifth, and positive on the held-out one. It turns the grasp-and-lift loss of the cumulative mean (−0.115) into a gain of 0.008 and keeps 0.183 of the 0.189 the transductive correction achieves on SEED-IV. Two honest qualifications. First, the </w:t>
+      </w:r>
+      <w:r>
+        <w:rPr>
+          <w:rFonts w:ascii="Times New Roman" w:hAnsi="Times New Roman" w:eastAsia="Times New Roman" w:cs="Times New Roman"/>
+          <w:b w:val="0"/>
+          <w:i/>
+          <w:sz w:val="24"/>
+        </w:rPr>
+        <w:t>weight</w:t>
+      </w:r>
+      <w:r>
+        <w:rPr>
+          <w:rFonts w:ascii="Times New Roman" w:hAnsi="Times New Roman" w:eastAsia="Times New Roman" w:cs="Times New Roman"/>
+          <w:b w:val="0"/>
+          <w:i w:val="0"/>
+          <w:sz w:val="24"/>
+        </w:rPr>
+        <w:t xml:space="preserve"> adds little over the unweighted block mean — +0.005, −0.005, −0.001, +0.007, +0.001 and −0.004 — so the contribution is the block-wise structure, with the weight a refinement that is neutral on average and helps where the blocks disagree. Second, the price is paid where the correction is easy: 0.007 below the cumulative mean on BCI-2b and 0.0025 on SEED.</w:t>
       </w:r>
     </w:p>
     <w:p>
@@ -8583,7 +8752,7 @@
           <w:i w:val="0"/>
           <w:sz w:val="21"/>
         </w:rPr>
-        <w:t>Gain over no correction for the estimator of Eq. (9), by block length, and the leave-one-family-out choice.</w:t>
+        <w:t>Gain over no correction for Eq. (9), by block length.</w:t>
       </w:r>
     </w:p>
     <w:tbl>
@@ -8748,7 +8917,7 @@
                 <w:i w:val="0"/>
                 <w:sz w:val="18"/>
               </w:rPr>
-              <w:t>+0.024</w:t>
+              <w:t>+0.027</w:t>
             </w:r>
           </w:p>
         </w:tc>
@@ -8769,7 +8938,7 @@
                 <w:i w:val="0"/>
                 <w:sz w:val="18"/>
               </w:rPr>
-              <w:t>+0.017</w:t>
+              <w:t>+0.018</w:t>
             </w:r>
           </w:p>
         </w:tc>
@@ -8834,7 +9003,7 @@
                 <w:i w:val="0"/>
                 <w:sz w:val="18"/>
               </w:rPr>
-              <w:t>+0.029</w:t>
+              <w:t>+0.025</w:t>
             </w:r>
           </w:p>
         </w:tc>
@@ -8855,7 +9024,7 @@
                 <w:i w:val="0"/>
                 <w:sz w:val="18"/>
               </w:rPr>
-              <w:t>+0.029</w:t>
+              <w:t>+0.028</w:t>
             </w:r>
           </w:p>
         </w:tc>
@@ -8876,7 +9045,7 @@
                 <w:i w:val="0"/>
                 <w:sz w:val="18"/>
               </w:rPr>
-              <w:t>+0.025</w:t>
+              <w:t>+0.026</w:t>
             </w:r>
           </w:p>
         </w:tc>
@@ -8920,7 +9089,7 @@
                 <w:i w:val="0"/>
                 <w:sz w:val="18"/>
               </w:rPr>
-              <w:t>+0.217</w:t>
+              <w:t>+0.216</w:t>
             </w:r>
           </w:p>
         </w:tc>
@@ -8941,7 +9110,7 @@
                 <w:i w:val="0"/>
                 <w:sz w:val="18"/>
               </w:rPr>
-              <w:t>+0.220</w:t>
+              <w:t>+0.216</w:t>
             </w:r>
           </w:p>
         </w:tc>
@@ -8962,7 +9131,7 @@
                 <w:i w:val="0"/>
                 <w:sz w:val="18"/>
               </w:rPr>
-              <w:t>+0.225</w:t>
+              <w:t>+0.219</w:t>
             </w:r>
           </w:p>
         </w:tc>
@@ -9006,7 +9175,7 @@
                 <w:i w:val="0"/>
                 <w:sz w:val="18"/>
               </w:rPr>
-              <w:t>+0.010</w:t>
+              <w:t>+0.008</w:t>
             </w:r>
           </w:p>
         </w:tc>
@@ -9178,7 +9347,7 @@
                 <w:i w:val="0"/>
                 <w:sz w:val="18"/>
               </w:rPr>
-              <w:t>+0.186</w:t>
+              <w:t>+0.183</w:t>
             </w:r>
           </w:p>
         </w:tc>
@@ -9199,7 +9368,7 @@
                 <w:i w:val="0"/>
                 <w:sz w:val="18"/>
               </w:rPr>
-              <w:t>+0.180</w:t>
+              <w:t>+0.176</w:t>
             </w:r>
           </w:p>
         </w:tc>
@@ -9220,7 +9389,7 @@
                 <w:i w:val="0"/>
                 <w:sz w:val="18"/>
               </w:rPr>
-              <w:t>+0.168</w:t>
+              <w:t>+0.163</w:t>
             </w:r>
           </w:p>
         </w:tc>
@@ -9246,7 +9415,7 @@
           <w:i w:val="0"/>
           <w:sz w:val="24"/>
         </w:rPr>
-        <w:t>Leave-one-family-out selects m = 15 for all four families and gives +0.027 on motor imagery, +0.217 on emotion, −0.001 on error potentials and +0.010 on movement when that family is held out. The constant therefore transfers across families, and the held-out dataset prefers the same value, which is why m = 15 is the default.</w:t>
+        <w:t>Leave-one-family-out selects m = 15 for all four families and gives +0.026 on motor imagery, +0.216 on emotion, −0.001 on error potentials and +0.008 on movement when that family is held out. The constant therefore transfers across families, and the held-out dataset prefers the same value, which is why m = 15 is the default.</w:t>
       </w:r>
     </w:p>
     <w:p>
@@ -21281,7 +21450,7 @@
           <w:i w:val="0"/>
           <w:sz w:val="24"/>
         </w:rPr>
-        <w:t xml:space="preserve"> Both forms of the correction use the whole target session to estimate μB. That is legitimate under a protocol that allows unlabelled target data and is not available in a strictly inductive deployment. The causal experiment of Section 4.2 maps the limit: a cumulative estimate recovers the transductive gain on BCI-2b, BCI-2a and SEED, loses 0.115 on grasp-and-lift because the mean drifts within the session, and the shrunk estimator of Equation (9) loses least among the fixed rules while still losing 0.024 on grasp-and-lift. A causal reference does not remove the need for calibration; it changes what a calibration failure looks like.</w:t>
+        <w:t xml:space="preserve"> Both forms of the correction use the whole target session to estimate μB. That is legitimate under a protocol that allows unlabelled target data and is not available in a strictly inductive deployment. The causal experiment of Section 4.2 maps the limit: a cumulative estimate recovers the transductive gain on BCI-2b, BCI-2a and SEED, loses 0.115 on grasp-and-lift because the mean drifts within the session, and the shrunk cumulative mean loses least among the fixed rules while still losing 0.024 on grasp-and-lift, where the block-wise rule of (9) gains 0.008. A causal reference does not remove the need for calibration; it changes what a calibration failure looks like.</w:t>
       </w:r>
     </w:p>
     <w:p>
@@ -21561,7 +21730,7 @@
           <w:i w:val="0"/>
           <w:sz w:val="24"/>
         </w:rPr>
-        <w:t>BCI Competition IV datasets 2a and 2b are available from the competition organisers. SEED and SEED-IV are available from the BCMI Laboratory, Shanghai Jiao Tong University, on request for academic use; the present study used the differential-entropy features distributed with those releases, unmodified. NER2015 and grasp-and-lift are Kaggle competition datasets and are publicly available. The analysis code, the feature-cache schema and the plain-text output of every number reported in this paper are archived at https://github.com/gzhgzy1234567890-lang/EEG-BSPC/tree/main/origin_equivariance (analysis commit 5fd9014503), which is the version of record for the code.</w:t>
+        <w:t>BCI Competition IV datasets 2a and 2b are available from the competition organisers. SEED and SEED-IV are available from the BCMI Laboratory, Shanghai Jiao Tong University, on request for academic use; the present study used the differential-entropy features distributed with those releases, unmodified. NER2015 and grasp-and-lift are Kaggle competition datasets and are publicly available. The analysis code, the feature-cache schema and the plain-text output of every number reported in this paper are archived at https://github.com/gzhgzy1234567890-lang/EEG-BSPC/tree/main/origin_equivariance (analysis commit ee6e1eebfe), which is the version of record for the code.</w:t>
       </w:r>
     </w:p>
     <w:p>

--- a/origin_equivariance/BSPC_Manuscript_v16_with_figs.docx
+++ b/origin_equivariance/BSPC_Manuscript_v16_with_figs.docx
@@ -15,7 +15,7 @@
           <w:i w:val="0"/>
           <w:sz w:val="32"/>
         </w:rPr>
-        <w:t>Causal mean correction in cross-session EEG decoding: when it helps, and how much to correct</w:t>
+        <w:t>Failure regimes of causal mean correction in cross-session EEG decoding</w:t>
       </w:r>
     </w:p>
     <w:p>
@@ -274,7 +274,25 @@
           <w:i w:val="0"/>
           <w:sz w:val="24"/>
         </w:rPr>
-        <w:t>Removing a session mean is the first step of almost every cross-session EEG pipeline, and in deployment the mean has to be estimated from the trials that have already arrived. We state when a correction helps, compare four causal estimators, and derive one that is safe where the obvious ones fail. Theorem 1 gives the condition: under the equal-variance model a displacement s on a threshold error t helps iff s(2t+s) &lt; 0. Exact for the model and weak when estimated (it reproduces the sign on 0.598 of 800 cells against 0.564 by majority), it explains the mechanism and does not predict. The experiments cover 845 cells from five datasets plus 90 held-out cells from SEED-IV. A cumulative mean recovers 0.22 on SEED and loses 0.115 on grasp-and-lift; a window and an exponential average lose on SEED. The estimator we propose corrects by the mean of the blocks seen, weighted by the share of it that is signal: λ = ‖d̄‖²/(‖d̄‖² + K V_d/B), with d_b = P W (μ_b − μ_A). The weight is continuous, so nothing decides whether to correct: it decides how much. The paired gains over no correction are +0.027, +0.025, +0.216, +0.008 and −0.001 on the five development datasets, and +0.183 [+0.154, +0.212] on the held-out one, at a cost of 0.007 on BCI-2b and 0.003 on SEED. Shifting the feature origin leaves every prediction unchanged. The weight itself adds little over an unweighted block mean; the block-wise structure carries the gain. Four gates that decide by a threshold are reported as failures.</w:t>
+        <w:t xml:space="preserve">Removing a session mean is the first step of almost every cross-session EEG pipeline, and in deployment the mean has to be estimated from the trials that have already arrived. We ask why the same correction helps on one benchmark and hurts on another. Three layers of evidence are separated. The theory says which shifts can matter at all: a correction is origin-equivariant exactly when it translates by a translation-equivariant estimate of the target mean, and only the projection of the displacement onto the centred classifier weights can change any score difference. On 845 cells from five development datasets plus 90 held-out cells from SEED-IV, under one strictly causal protocol, the </w:t>
+      </w:r>
+      <w:r>
+        <w:rPr>
+          <w:rFonts w:ascii="Times New Roman" w:hAnsi="Times New Roman" w:eastAsia="Times New Roman" w:cs="Times New Roman"/>
+          <w:b w:val="0"/>
+          <w:i/>
+          <w:sz w:val="24"/>
+        </w:rPr>
+        <w:t>strength</w:t>
+      </w:r>
+      <w:r>
+        <w:rPr>
+          <w:rFonts w:ascii="Times New Roman" w:hAnsi="Times New Roman" w:eastAsia="Times New Roman" w:cs="Times New Roman"/>
+          <w:b w:val="0"/>
+          <w:i w:val="0"/>
+          <w:sz w:val="24"/>
+        </w:rPr>
+        <w:t xml:space="preserve"> of the correction sets the sign: grasp-and-lift falls from 0.773 to 0.665 (change −0.108 [−0.131, −0.083], negative in 12 of 12 subjects) while SEED rises from 0.459 to 0.674 (+0.214 [+0.167, +0.260], negative in 0 of 15); the BCI datasets rise slightly and NER2015 is flat. The estimator matters much less than the strength it produces. The temporal structure of the measured displacement covaries with that loss: a linear ramp explains 80 per cent of the variance of the grasp-and-lift block means against 25 per cent expected from block order alone, and the excess correlates with the loss across subjects (rho = 0.78, p = 0.003; 0.71 with the four equal blocks; 0.73 to 0.86 leaving one subject out), weakly within the other datasets and only 0.43 when they are pooled and centred. Controlled simulations separate constant offset, drift, step change and class-prior change, and reproduce the pattern without any estimator dominating; they are mechanistic hypotheses, not identified causes of the shifts in these recordings.</w:t>
       </w:r>
     </w:p>
     <w:p>
@@ -334,7 +352,7 @@
           <w:i w:val="0"/>
           <w:sz w:val="24"/>
         </w:rPr>
-        <w:t>A classifier trained on one recording session and applied to another usually loses accuracy, and the first step of almost every cross-session pipeline is to remove a mean. The step appears under several names — re-centring, mean removal, per-session normalisation, baseline correction — and it appears in pipelines that are otherwise unlike each other and inside calibration protocols [1-3]. It is also the step that is most often described ambiguously, because two different operations are called by the same name.</w:t>
+        <w:t>A classifier trained on one recording session and applied to another usually loses accuracy, and the first step of almost every cross-session pipeline is to remove a mean. The step appears under several names — re-centring, mean removal, per-session normalisation, baseline correction — and it appears in pipelines that are otherwise unlike each other and inside calibration protocols [1-3]. Two different operations are called by the same name: centring both sessions on their own means, or centring one. The first is consistent with the model that is fitted; the second shifts every score by a constant that the model never saw.</w:t>
       </w:r>
     </w:p>
     <w:p>
@@ -347,19 +365,10 @@
         <w:rPr>
           <w:rFonts w:ascii="Times New Roman" w:hAnsi="Times New Roman" w:eastAsia="Times New Roman" w:cs="Times New Roman"/>
           <w:b w:val="0"/>
-          <w:i/>
-          <w:sz w:val="24"/>
-        </w:rPr>
-        <w:t>Two-sided centring.</w:t>
-      </w:r>
-      <w:r>
-        <w:rPr>
-          <w:rFonts w:ascii="Times New Roman" w:hAnsi="Times New Roman" w:eastAsia="Times New Roman" w:cs="Times New Roman"/>
-          <w:b w:val="0"/>
           <w:i w:val="0"/>
           <w:sz w:val="24"/>
         </w:rPr>
-        <w:t xml:space="preserve"> Centre the training session on its own mean, fit the classifier on the centred data, and centre the target session on its own mean before predicting.</w:t>
+        <w:t>It is natural to read the second one as a bug to be avoided and the first as the fix, and the literature mostly does. This paper started from that reading and ended somewhere else. On a feedback-error dataset the correction recovers 0.22 of balanced accuracy; on a movement dataset recorded within one session it loses 0.11; on two motor-imagery datasets it is worth about 0.03; on a time-domain contrast dataset it is worth nothing. The sign of the effect is not a property of the correction, and it is not a property of how accurately the target mean is estimated: the estimators we compare track the same quantity and differ far less from each other than the effect they produce. What differs across the datasets is how the target mean moves during the session, and what differs across models is whether that movement reaches the decision at all.</w:t>
       </w:r>
     </w:p>
     <w:p>
@@ -372,19 +381,10 @@
         <w:rPr>
           <w:rFonts w:ascii="Times New Roman" w:hAnsi="Times New Roman" w:eastAsia="Times New Roman" w:cs="Times New Roman"/>
           <w:b w:val="0"/>
-          <w:i/>
-          <w:sz w:val="24"/>
-        </w:rPr>
-        <w:t>One-sided centring.</w:t>
-      </w:r>
-      <w:r>
-        <w:rPr>
-          <w:rFonts w:ascii="Times New Roman" w:hAnsi="Times New Roman" w:eastAsia="Times New Roman" w:cs="Times New Roman"/>
-          <w:b w:val="0"/>
           <w:i w:val="0"/>
           <w:sz w:val="24"/>
         </w:rPr>
-        <w:t xml:space="preserve"> Centre one session and not the other. There are two forms, centring only the target or only the training session, and they shift the decision function in opposite directions.</w:t>
+        <w:t>The paper is organised around three statements, each supported by a different kind of evidence.</w:t>
       </w:r>
     </w:p>
     <w:p>
@@ -396,11 +396,20 @@
       <w:r>
         <w:rPr>
           <w:rFonts w:ascii="Times New Roman" w:hAnsi="Times New Roman" w:eastAsia="Times New Roman" w:cs="Times New Roman"/>
+          <w:b/>
+          <w:i w:val="0"/>
+          <w:sz w:val="24"/>
+        </w:rPr>
+        <w:t>Decision geometry.</w:t>
+      </w:r>
+      <w:r>
+        <w:rPr>
+          <w:rFonts w:ascii="Times New Roman" w:hAnsi="Times New Roman" w:eastAsia="Times New Roman" w:cs="Times New Roman"/>
           <w:b w:val="0"/>
           <w:i w:val="0"/>
           <w:sz w:val="24"/>
         </w:rPr>
-        <w:t>This paper compares the estimators a deployment can actually build from that choice, measures what the inconsistent variant costs, and reports where each estimator holds and where it fails. It asks three questions and answers each with the weakest statement the evidence supports.</w:t>
+        <w:t xml:space="preserve"> A shift of the feature origin changes decisions only through its projection onto the classifier weights, and it changes nothing at all if the projection is class-constant. This is a statement about affine decision functions (Propositions 1–4) and it is checked rather than asserted: an origin injected orthogonally to the discriminant leaves every prediction unchanged while a norm-based statistic of the same origin is blind to the difference (Section 4.3), and a correction built on the raw feature mean and one built on the projected mean give identical predictions to machine precision.</w:t>
       </w:r>
     </w:p>
     <w:p>
@@ -416,7 +425,7 @@
           <w:i w:val="0"/>
           <w:sz w:val="24"/>
         </w:rPr>
-        <w:t>Equivariance.</w:t>
+        <w:t>Correction strength.</w:t>
       </w:r>
       <w:r>
         <w:rPr>
@@ -425,7 +434,25 @@
           <w:i w:val="0"/>
           <w:sz w:val="24"/>
         </w:rPr>
-        <w:t xml:space="preserve"> Which corrections are invariant to a translation of the feature origin, and does the invariance single one out? Section 2.2 shows that the two-sided form is invariant and that the invariant family is larger than the sample mean, so the invariance cannot be used as a uniqueness argument. What it does establish is a requirement: a pipeline whose output depends on the unreported zero of the feature scale has a convention in it, and the convention is invisible.</w:t>
+        <w:t xml:space="preserve"> Given that a shift does reach the decision, how much of it to remove is a separate question, and it dominates the choice of estimator. Sweeping a single weight from 0 to 1 — every method correcting by the same displacement — moves grasp-and-lift down by 0.108 and SEED up by 0.214, with every subject of each benchmark on the same side of zero (Section 4.13). The estimators compared in Section 4.2 differ by at most a few hundredths on the same data. It is therefore the </w:t>
+      </w:r>
+      <w:r>
+        <w:rPr>
+          <w:rFonts w:ascii="Times New Roman" w:hAnsi="Times New Roman" w:eastAsia="Times New Roman" w:cs="Times New Roman"/>
+          <w:b w:val="0"/>
+          <w:i/>
+          <w:sz w:val="24"/>
+        </w:rPr>
+        <w:t>strength</w:t>
+      </w:r>
+      <w:r>
+        <w:rPr>
+          <w:rFonts w:ascii="Times New Roman" w:hAnsi="Times New Roman" w:eastAsia="Times New Roman" w:cs="Times New Roman"/>
+          <w:b w:val="0"/>
+          <w:i w:val="0"/>
+          <w:sz w:val="24"/>
+        </w:rPr>
+        <w:t xml:space="preserve"> of the correction, not the rule that computes it, that decides whether a deployment gains or loses.</w:t>
       </w:r>
     </w:p>
     <w:p>
@@ -441,7 +468,7 @@
           <w:i w:val="0"/>
           <w:sz w:val="24"/>
         </w:rPr>
-        <w:t>Equivalence.</w:t>
+        <w:t>Temporal structure.</w:t>
       </w:r>
       <w:r>
         <w:rPr>
@@ -450,7 +477,7 @@
           <w:i w:val="0"/>
           <w:sz w:val="24"/>
         </w:rPr>
-        <w:t xml:space="preserve"> When do two corrections give the same predictions? Section 2.3 gives the exact condition in terms of the centred classifier weights, and separates it from the finite-sample question of whether any particular set of trials crosses the boundary that moves.</w:t>
+        <w:t xml:space="preserve"> If the right strength is a property of the recording, it should be visible in how the recording moves. It is, at least for the benchmark where the effect is largest: the share of the variance of the grasp-and-lift block displacements that a linear ramp explains is 0.80 against 0.25 expected from block order alone, and that excess correlates with the correction loss across the twelve subjects (rho = 0.776, Section 4.14). The relation is weak or absent in the other datasets, and it is an association, not an identification of what moved the mean.</w:t>
       </w:r>
     </w:p>
     <w:p>
@@ -462,20 +489,11 @@
       <w:r>
         <w:rPr>
           <w:rFonts w:ascii="Times New Roman" w:hAnsi="Times New Roman" w:eastAsia="Times New Roman" w:cs="Times New Roman"/>
-          <w:b/>
-          <w:i w:val="0"/>
-          <w:sz w:val="24"/>
-        </w:rPr>
-        <w:t>Performance.</w:t>
-      </w:r>
-      <w:r>
-        <w:rPr>
-          <w:rFonts w:ascii="Times New Roman" w:hAnsi="Times New Roman" w:eastAsia="Times New Roman" w:cs="Times New Roman"/>
           <w:b w:val="0"/>
           <w:i w:val="0"/>
           <w:sz w:val="24"/>
         </w:rPr>
-        <w:t xml:space="preserve"> Does the correction improve accuracy, and can the change be predicted? Sometimes it cannot, and the sign of the change is not governed by the size of the displacement: it is governed by where the training threshold already sits relative to the target optimum. Section 2.3 gives a Gaussian model of that mechanism, Section 4.5 tests it cell by cell under two parameterisations, and Section 6 states the boundaries.</w:t>
+        <w:t>Two further results bound the claims. First, the one-sided form is not merely inconsistent, it is damaging in a way that can be predicted from the threshold the training session already carries (Theorem 1), and the size of the damage is an order of magnitude larger than the differences between good estimators. Second, a source-level statistic computed before the target session exists orders feature families but does not screen sessions, and four threshold-based decision rules we tried fail (Sections 4.4 and 4.12); we report them as failures rather than as a method.</w:t>
       </w:r>
     </w:p>
     <w:p>
@@ -491,7 +509,7 @@
           <w:i w:val="0"/>
           <w:sz w:val="24"/>
         </w:rPr>
-        <w:t>What the study covers.</w:t>
+        <w:t>What this paper is not.</w:t>
       </w:r>
       <w:r>
         <w:rPr>
@@ -500,7 +518,7 @@
           <w:i w:val="0"/>
           <w:sz w:val="24"/>
         </w:rPr>
-        <w:t xml:space="preserve"> Five public datasets, eleven dataset-by-representation units and 845 cells, chosen to span motor imagery, emotion, error-related potentials and movement, four feature families and three linear classifier families; a sixth dataset, SEED-IV, contributes 90 further cells and is used only as a held-out test of the one source-level statistic the paper defines. The measured quantities are not invented for the occasion: the origin distance of a feature family, the displacement it induces in the decision function, the sign of the resulting change, and the calibration of the resulting probabilities.</w:t>
+        <w:t xml:space="preserve"> It does not propose a new correction that is safe in general, and it does not identify the cause of the session shifts it measures. Its contribution is the separation of three questions that are usually answered together — whether a shift reaches the decision, how much of it to remove, and what in the recording predicts the answer — and the measurement of each on six public datasets under one strictly causal protocol.</w:t>
       </w:r>
     </w:p>
     <w:p>
@@ -516,7 +534,7 @@
           <w:i w:val="0"/>
           <w:sz w:val="24"/>
         </w:rPr>
-        <w:t>What this paper does not claim.</w:t>
+        <w:t>Relation to prior work.</w:t>
       </w:r>
       <w:r>
         <w:rPr>
@@ -525,23 +543,16 @@
           <w:i w:val="0"/>
           <w:sz w:val="24"/>
         </w:rPr>
-        <w:t xml:space="preserve"> We do not claim that one-sided centring is frequent. We inspected three released framework components (Section 4.11) and all three take their reference from the training fold or from a causal running mean, so none of them can exhibit the failure; we put no number on the frequency of the mistake in custom code, and the paper is written as an invariance verification rather than as a prevalence study. We do not claim that two-sided centring is optimal; Section 4.5 exhibits the settings in which it is not. We do not claim that the source-only statistic is a screening instrument; its held-out operating point has zero specificity and we say so in the abstract. We do not claim that the Gaussian model is a quantitative law; it is a mechanism with a measured range of validity.</w:t>
-      </w:r>
-    </w:p>
-    <w:p>
-      <w:pPr>
-        <w:spacing w:before="0" w:after="0" w:line="480" w:lineRule="auto"/>
-        <w:ind w:firstLine="0" w:left="0"/>
-        <w:jc w:val="left"/>
-      </w:pPr>
+        <w:t xml:space="preserve"> Apicella et al. [4] compared normalisation schemes with domain-adaptation methods on three EEG datasets and found that an appropriate normalisation often outperforms the adaptation algorithm; our results say that the </w:t>
+      </w:r>
       <w:r>
         <w:rPr>
           <w:rFonts w:ascii="Times New Roman" w:hAnsi="Times New Roman" w:eastAsia="Times New Roman" w:cs="Times New Roman"/>
-          <w:b/>
-          <w:i w:val="0"/>
+          <w:b w:val="0"/>
+          <w:i/>
           <w:sz w:val="24"/>
         </w:rPr>
-        <w:t>The operation is in current use.</w:t>
+        <w:t>amount</w:t>
       </w:r>
       <w:r>
         <w:rPr>
@@ -550,32 +561,7 @@
           <w:i w:val="0"/>
           <w:sz w:val="24"/>
         </w:rPr>
-        <w:t xml:space="preserve"> A recent controlled benchmark makes the question concrete rather than academic: Rahimipour and Van Hulle [20] compare a tangent-space pipeline with unsupervised test-time recentering against deep sequence models on eight public motor-imagery datasets and conclude that the recentering, not the architecture, carries the cross-session advantage — the pipeline beats its recentering-free twin only across sessions, and is indistinguishable from it within a session. Their recentering is computed at test time, i.e. transductively, and it acts in the tangent space of the SPD manifold rather than on a Euclidean feature mean; the two operations share the word but not the object, and what we analyse here is the Euclidean one. That is also the operation a deployment can compute from a stream of feature vectors, which is why the causal question in Section 4.2 is worth asking of it. If the correction is the operative ingredient, then which correction it is, and whether it survives being computed online, are the questions worth answering.</w:t>
-      </w:r>
-    </w:p>
-    <w:p>
-      <w:pPr>
-        <w:spacing w:before="0" w:after="0" w:line="480" w:lineRule="auto"/>
-        <w:ind w:firstLine="0" w:left="0"/>
-        <w:jc w:val="left"/>
-      </w:pPr>
-      <w:r>
-        <w:rPr>
-          <w:rFonts w:ascii="Times New Roman" w:hAnsi="Times New Roman" w:eastAsia="Times New Roman" w:cs="Times New Roman"/>
-          <w:b/>
-          <w:i w:val="0"/>
-          <w:sz w:val="24"/>
-        </w:rPr>
-        <w:t>Relation to prior work.</w:t>
-      </w:r>
-      <w:r>
-        <w:rPr>
-          <w:rFonts w:ascii="Times New Roman" w:hAnsi="Times New Roman" w:eastAsia="Times New Roman" w:cs="Times New Roman"/>
-          <w:b w:val="0"/>
-          <w:i w:val="0"/>
-          <w:sz w:val="24"/>
-        </w:rPr>
-        <w:t xml:space="preserve"> Apicella et al. [4] compared normalisation schemes with domain-adaptation methods on three EEG datasets and found that an appropriate normalisation often outperforms the adaptation algorithm; our results are compatible and add a criterion, the invariance of the output to the coordinate origin. The nearest formal relatives are the Euclidean and Riemannian alignment families [5-8], which act on second-order structure; an alignment matrix that is a multiple of the identity performs no alignment, so the first-order correction audited here is not a special case of the second-order one, although the two compose (Section 4.6). Methods that remove session-specific directions [9,10] estimate a subspace in which the sessions agree rather than relocating a boundary by a constant. Calibrating a classifier to a new session by re-estimating an intercept from a few labelled trials [1,2] is the procedure onto which our analysis of label use maps; on four of five datasets it changes nothing relative to the label-free form, and on the fifth it gains 0.013 (Section 4.6).</w:t>
+        <w:t xml:space="preserve"> of normalisation is the operative variable, which is compatible with theirs and adds a criterion. Euclidean and Riemannian alignment [5-8] act on second-order structure; an alignment matrix that is a multiple of the identity performs no alignment, so the first-order correction studied here is not a special case of the second-order one, although the two compose (Section 4.6). Methods that remove session-specific directions [9,10] estimate a subspace in which the sessions agree rather than relocating a boundary by a constant. Recent work attributes the cross-session advantage of a tangent-space pipeline to its test-time recentering rather than to its architecture [20]; that recentering is transductive, and Section 4.2 measures what the causal version of it does. Calibrating an intercept from a few labelled trials [1,2] changes nothing relative to the label-free form on four of five datasets and gains 0.013 on the fifth (Section 4.6).</w:t>
       </w:r>
     </w:p>
     <w:p>
@@ -6099,7 +6085,7 @@
           <w:i w:val="0"/>
           <w:sz w:val="24"/>
         </w:rPr>
-        <w:t>Four estimators, and why no fixed memory is safe.</w:t>
+        <w:t>Four estimators, and why no fixed memory works everywhere.</w:t>
       </w:r>
       <w:r>
         <w:rPr>
@@ -7247,43 +7233,7 @@
           <w:i w:val="0"/>
           <w:sz w:val="24"/>
         </w:rPr>
-        <w:t xml:space="preserve">Three regimes appear. Where the session mean is stable (BCI-2b, BCI-2a) every estimator recovers the transductive gain within 0.01 and the choice does not matter. Where the mean changes between blocks (SEED) a </w:t>
-      </w:r>
-      <w:r>
-        <w:rPr>
-          <w:rFonts w:ascii="Times New Roman" w:hAnsi="Times New Roman" w:eastAsia="Times New Roman" w:cs="Times New Roman"/>
-          <w:b w:val="0"/>
-          <w:i/>
-          <w:sz w:val="24"/>
-        </w:rPr>
-        <w:t>short-memory</w:t>
-      </w:r>
-      <w:r>
-        <w:rPr>
-          <w:rFonts w:ascii="Times New Roman" w:hAnsi="Times New Roman" w:eastAsia="Times New Roman" w:cs="Times New Roman"/>
-          <w:b w:val="0"/>
-          <w:i w:val="0"/>
-          <w:sz w:val="24"/>
-        </w:rPr>
-        <w:t xml:space="preserve"> estimator is harmful — the window and the exponential average both fall below no correction, because within one film block the window sees only that block — while a long-memory estimator keeps the gain. Where the mean drifts </w:t>
-      </w:r>
-      <w:r>
-        <w:rPr>
-          <w:rFonts w:ascii="Times New Roman" w:hAnsi="Times New Roman" w:eastAsia="Times New Roman" w:cs="Times New Roman"/>
-          <w:b w:val="0"/>
-          <w:i/>
-          <w:sz w:val="24"/>
-        </w:rPr>
-        <w:t>within</w:t>
-      </w:r>
-      <w:r>
-        <w:rPr>
-          <w:rFonts w:ascii="Times New Roman" w:hAnsi="Times New Roman" w:eastAsia="Times New Roman" w:cs="Times New Roman"/>
-          <w:b w:val="0"/>
-          <w:i w:val="0"/>
-          <w:sz w:val="24"/>
-        </w:rPr>
-        <w:t xml:space="preserve"> a session (grasp-and-lift) the reverse happens: the cumulative mean loses 0.115. No fixed memory is safe on both, and the one-sided patch costs 0.05 to 0.18 on top of that.</w:t>
+        <w:t>The pattern, and not the ranking, is what matters here: the benchmark that gains most and the benchmark that loses most respond to the same knob in opposite directions, which Section 4.13 isolates by fixing every estimator and varying only the strength.</w:t>
       </w:r>
     </w:p>
     <w:p>
@@ -7295,11 +7245,20 @@
       <w:r>
         <w:rPr>
           <w:rFonts w:ascii="Times New Roman" w:hAnsi="Times New Roman" w:eastAsia="Times New Roman" w:cs="Times New Roman"/>
-          <w:b/>
+          <w:b w:val="0"/>
           <w:i w:val="0"/>
           <w:sz w:val="24"/>
         </w:rPr>
-        <w:t>A block-wise estimate, weighted by its own reliability.</w:t>
+        <w:t xml:space="preserve">Three regimes appear. Where the session mean is stable (BCI-2b, BCI-2a) every estimator recovers the transductive gain within 0.01 and the choice does not matter. Where the mean changes between blocks (SEED) a </w:t>
+      </w:r>
+      <w:r>
+        <w:rPr>
+          <w:rFonts w:ascii="Times New Roman" w:hAnsi="Times New Roman" w:eastAsia="Times New Roman" w:cs="Times New Roman"/>
+          <w:b w:val="0"/>
+          <w:i/>
+          <w:sz w:val="24"/>
+        </w:rPr>
+        <w:t>short-memory</w:t>
       </w:r>
       <w:r>
         <w:rPr>
@@ -7308,7 +7267,50 @@
           <w:i w:val="0"/>
           <w:sz w:val="24"/>
         </w:rPr>
-        <w:t xml:space="preserve"> The estimator that is safe in both regimes corrects with the mean of the blocks already seen, weighted by how much of that mean is signal rather than block-to-block scatter. The weight must be built from </w:t>
+        <w:t xml:space="preserve"> estimator is harmful — the window and the exponential average both fall below no correction, because within one film block the window sees only that block — while a long-memory estimator keeps the gain. Where the mean drifts </w:t>
+      </w:r>
+      <w:r>
+        <w:rPr>
+          <w:rFonts w:ascii="Times New Roman" w:hAnsi="Times New Roman" w:eastAsia="Times New Roman" w:cs="Times New Roman"/>
+          <w:b w:val="0"/>
+          <w:i/>
+          <w:sz w:val="24"/>
+        </w:rPr>
+        <w:t>within</w:t>
+      </w:r>
+      <w:r>
+        <w:rPr>
+          <w:rFonts w:ascii="Times New Roman" w:hAnsi="Times New Roman" w:eastAsia="Times New Roman" w:cs="Times New Roman"/>
+          <w:b w:val="0"/>
+          <w:i w:val="0"/>
+          <w:sz w:val="24"/>
+        </w:rPr>
+        <w:t xml:space="preserve"> a session (grasp-and-lift) the reverse happens: the cumulative mean loses 0.115. No fixed memory is safe on both, and the one-sided patch costs 0.05 to 0.18 on top of that.</w:t>
+      </w:r>
+    </w:p>
+    <w:p>
+      <w:pPr>
+        <w:spacing w:before="0" w:after="0" w:line="480" w:lineRule="auto"/>
+        <w:ind w:firstLine="0" w:left="0"/>
+        <w:jc w:val="left"/>
+      </w:pPr>
+      <w:r>
+        <w:rPr>
+          <w:rFonts w:ascii="Times New Roman" w:hAnsi="Times New Roman" w:eastAsia="Times New Roman" w:cs="Times New Roman"/>
+          <w:b/>
+          <w:i w:val="0"/>
+          <w:sz w:val="24"/>
+        </w:rPr>
+        <w:t>A block-wise estimate, weighted by its own reliability.</w:t>
+      </w:r>
+      <w:r>
+        <w:rPr>
+          <w:rFonts w:ascii="Times New Roman" w:hAnsi="Times New Roman" w:eastAsia="Times New Roman" w:cs="Times New Roman"/>
+          <w:b w:val="0"/>
+          <w:i w:val="0"/>
+          <w:sz w:val="24"/>
+        </w:rPr>
+        <w:t xml:space="preserve"> The estimator that stays closest to the right strength in both regimes corrects with the mean of the blocks already seen, weighted by how much of that mean is signal rather than block-to-block scatter. The weight must be built from </w:t>
       </w:r>
       <w:r>
         <w:rPr>
@@ -9441,6 +9443,22 @@
           <w:sz w:val="24"/>
         </w:rPr>
         <w:t xml:space="preserve"> Two gates built on amplitude fail: matching the corrected score margins to the source session selects no correction almost everywhere, and a variance ratio that measures block-to-block drift sets the weight to zero exactly where correction is worth 0.22. A PCA concentration measure, in score space or in feature space, degenerates because the source-calibrated null saturates at 1.0 in both. And a dispersion gate built on the exact identity, like a t-statistic gate on the block displacements, loses the same 0.047 on grasp-and-lift that the cumulative mean does. Those failures are why the rule above is continuous and estimated from the same blocks it uses, rather than a threshold applied to a single statistic.</w:t>
+      </w:r>
+    </w:p>
+    <w:p>
+      <w:pPr>
+        <w:spacing w:before="0" w:after="0" w:line="480" w:lineRule="auto"/>
+        <w:ind w:firstLine="0" w:left="0"/>
+        <w:jc w:val="left"/>
+      </w:pPr>
+      <w:r>
+        <w:rPr>
+          <w:rFonts w:ascii="Times New Roman" w:hAnsi="Times New Roman" w:eastAsia="Times New Roman" w:cs="Times New Roman"/>
+          <w:b w:val="0"/>
+          <w:i w:val="0"/>
+          <w:sz w:val="24"/>
+        </w:rPr>
+        <w:t>Section 4.12 places these observations in a controlled parameter space and shows which structure of non-stationarity each failure needs.</w:t>
       </w:r>
     </w:p>
     <w:p>
@@ -21027,16 +21045,16 @@
     <w:p>
       <w:pPr>
         <w:keepNext/>
-        <w:spacing w:before="360" w:after="120" w:line="240" w:lineRule="auto"/>
+        <w:spacing w:before="240" w:after="120" w:line="240" w:lineRule="auto"/>
       </w:pPr>
       <w:r>
         <w:rPr>
           <w:rFonts w:ascii="Times New Roman" w:hAnsi="Times New Roman" w:eastAsia="Times New Roman" w:cs="Times New Roman"/>
           <w:b/>
-          <w:i w:val="0"/>
+          <w:i/>
           <w:sz w:val="24"/>
         </w:rPr>
-        <w:t>5. The verification procedure</w:t>
+        <w:t>4.12. Synthetic analysis of correction failure regimes</w:t>
       </w:r>
     </w:p>
     <w:p>
@@ -21052,7 +21070,7 @@
           <w:i w:val="0"/>
           <w:sz w:val="24"/>
         </w:rPr>
-        <w:t>The results reduce to a procedure with three measurements, one correction and one test.</w:t>
+        <w:t>The comparisons above are observational: they say which estimator wins where, not why. To separate the mechanisms we built a controlled generator in which the target session carries a class-conditional distribution that is fixed and a session-level offset that is the sum of a constant term, a linear drift, step changes at block boundaries, and — in a separate condition — a change of the class proportions only. The classifier, the causal protocol, the block length and the estimator implementations are the ones used on the EEG data (Section 4.2), so the synthetic and real numbers come from one code path. Class separation was calibrated so that the uncorrected target sits at balanced accuracy 0.70; with a trivially separable task every correction is unnecessary and the comparison is vacuous.</w:t>
       </w:r>
     </w:p>
     <w:p>
@@ -21068,7 +21086,7 @@
           <w:i w:val="0"/>
           <w:sz w:val="24"/>
         </w:rPr>
-        <w:t>Measure the origin distance of the feature family.</w:t>
+        <w:t>The real shifts differ in structure, and the difference is measurable.</w:t>
       </w:r>
       <w:r>
         <w:rPr>
@@ -21077,8 +21095,723 @@
           <w:i w:val="0"/>
           <w:sz w:val="24"/>
         </w:rPr>
-        <w:t xml:space="preserve"> z_w of Equation (2) needs only the training session: the fitted weights, the source mean and the centred score spread. In our units, below z_w = 0.35 the penalty of the one-sided form is between +0.024 and −0.015; above z_w = 4 it is between −0.03 and −0.19. These are the ranges observed on the eleven development units, not thresholds; the held-out test shows that a value computed this way does not transfer as an operating rule.</w:t>
-      </w:r>
+        <w:t xml:space="preserve"> For every cell we took the sequence of block displacements d_b = P W (μ_b − μ_A) and summarised it by the share of its variance explained by a linear ramp (R² of a per-component fit), the Theil–Sen trend scaled to the session, and the median block-to-block change.</w:t>
+      </w:r>
+    </w:p>
+    <w:p>
+      <w:pPr>
+        <w:keepNext/>
+        <w:spacing w:before="240" w:after="80" w:line="240" w:lineRule="auto"/>
+      </w:pPr>
+      <w:r>
+        <w:rPr>
+          <w:rFonts w:ascii="Times New Roman" w:hAnsi="Times New Roman" w:eastAsia="Times New Roman" w:cs="Times New Roman"/>
+          <w:b/>
+          <w:i w:val="0"/>
+          <w:sz w:val="21"/>
+        </w:rPr>
+        <w:t xml:space="preserve">Table 14. </w:t>
+      </w:r>
+      <w:r>
+        <w:rPr>
+          <w:rFonts w:ascii="Times New Roman" w:hAnsi="Times New Roman" w:eastAsia="Times New Roman" w:cs="Times New Roman"/>
+          <w:b w:val="0"/>
+          <w:i w:val="0"/>
+          <w:sz w:val="21"/>
+        </w:rPr>
+        <w:t>Temporal structure of the block-mean displacement on the real data, median over cells, block length 15.</w:t>
+      </w:r>
+    </w:p>
+    <w:tbl>
+      <w:tblPr>
+        <w:tblW w:type="auto" w:w="0"/>
+        <w:jc w:val="center"/>
+        <w:tblLayout w:type="fixed"/>
+        <w:tblBorders>
+          <w:top w:val="single" w:sz="10" w:space="0" w:color="000000"/>
+          <w:bottom w:val="single" w:sz="10" w:space="0" w:color="000000"/>
+          <w:left w:val="none" w:sz="0" w:space="0" w:color="auto"/>
+          <w:right w:val="none" w:sz="0" w:space="0" w:color="auto"/>
+          <w:insideH w:val="none" w:sz="0" w:space="0" w:color="auto"/>
+          <w:insideV w:val="none" w:sz="0" w:space="0" w:color="auto"/>
+        </w:tblBorders>
+        <w:tblLook w:firstColumn="1" w:firstRow="1" w:lastColumn="0" w:lastRow="0" w:noHBand="0" w:noVBand="1" w:val="04A0"/>
+        <w:tblLayout w:type="fixed"/>
+      </w:tblPr>
+      <w:tblGrid>
+        <w:gridCol w:w="1814"/>
+        <w:gridCol w:w="1814"/>
+        <w:gridCol w:w="1814"/>
+        <w:gridCol w:w="1814"/>
+        <w:gridCol w:w="1814"/>
+      </w:tblGrid>
+      <w:tr>
+        <w:trPr>
+          <w:tblHeader/>
+        </w:trPr>
+        <w:tc>
+          <w:tcPr>
+            <w:tcW w:type="dxa" w:w="1814"/>
+            <w:tcBorders>
+              <w:bottom w:val="single" w:sz="6" w:space="0" w:color="000000"/>
+            </w:tcBorders>
+          </w:tcPr>
+          <w:p>
+            <w:pPr>
+              <w:spacing w:before="40" w:after="40" w:line="240" w:lineRule="auto"/>
+              <w:jc w:val="center"/>
+            </w:pPr>
+            <w:r/>
+            <w:r>
+              <w:rPr>
+                <w:rFonts w:ascii="Times New Roman" w:hAnsi="Times New Roman" w:eastAsia="Times New Roman" w:cs="Times New Roman"/>
+                <w:b/>
+                <w:i w:val="0"/>
+                <w:sz w:val="18"/>
+              </w:rPr>
+              <w:t>dataset</w:t>
+            </w:r>
+          </w:p>
+        </w:tc>
+        <w:tc>
+          <w:tcPr>
+            <w:tcW w:type="dxa" w:w="1814"/>
+            <w:tcBorders>
+              <w:bottom w:val="single" w:sz="6" w:space="0" w:color="000000"/>
+            </w:tcBorders>
+          </w:tcPr>
+          <w:p>
+            <w:pPr>
+              <w:spacing w:before="40" w:after="40" w:line="240" w:lineRule="auto"/>
+              <w:jc w:val="left"/>
+            </w:pPr>
+            <w:r/>
+            <w:r>
+              <w:rPr>
+                <w:rFonts w:ascii="Times New Roman" w:hAnsi="Times New Roman" w:eastAsia="Times New Roman" w:cs="Times New Roman"/>
+                <w:b/>
+                <w:i w:val="0"/>
+                <w:sz w:val="18"/>
+              </w:rPr>
+              <w:t>R² of a linear ramp</w:t>
+            </w:r>
+          </w:p>
+        </w:tc>
+        <w:tc>
+          <w:tcPr>
+            <w:tcW w:type="dxa" w:w="1814"/>
+            <w:tcBorders>
+              <w:bottom w:val="single" w:sz="6" w:space="0" w:color="000000"/>
+            </w:tcBorders>
+          </w:tcPr>
+          <w:p>
+            <w:pPr>
+              <w:spacing w:before="40" w:after="40" w:line="240" w:lineRule="auto"/>
+              <w:jc w:val="center"/>
+            </w:pPr>
+            <w:r/>
+            <w:r>
+              <w:rPr>
+                <w:rFonts w:ascii="Times New Roman" w:hAnsi="Times New Roman" w:eastAsia="Times New Roman" w:cs="Times New Roman"/>
+                <w:b/>
+                <w:i w:val="0"/>
+                <w:sz w:val="18"/>
+              </w:rPr>
+              <w:t>trend</w:t>
+            </w:r>
+          </w:p>
+        </w:tc>
+        <w:tc>
+          <w:tcPr>
+            <w:tcW w:type="dxa" w:w="1814"/>
+            <w:tcBorders>
+              <w:bottom w:val="single" w:sz="6" w:space="0" w:color="000000"/>
+            </w:tcBorders>
+          </w:tcPr>
+          <w:p>
+            <w:pPr>
+              <w:spacing w:before="40" w:after="40" w:line="240" w:lineRule="auto"/>
+              <w:jc w:val="center"/>
+            </w:pPr>
+            <w:r/>
+            <w:r>
+              <w:rPr>
+                <w:rFonts w:ascii="Times New Roman" w:hAnsi="Times New Roman" w:eastAsia="Times New Roman" w:cs="Times New Roman"/>
+                <w:b/>
+                <w:i w:val="0"/>
+                <w:sz w:val="18"/>
+              </w:rPr>
+              <w:t>block-to-block change</w:t>
+            </w:r>
+          </w:p>
+        </w:tc>
+        <w:tc>
+          <w:tcPr>
+            <w:tcW w:type="dxa" w:w="1814"/>
+            <w:tcBorders>
+              <w:bottom w:val="single" w:sz="6" w:space="0" w:color="000000"/>
+            </w:tcBorders>
+          </w:tcPr>
+          <w:p>
+            <w:pPr>
+              <w:spacing w:before="40" w:after="40" w:line="240" w:lineRule="auto"/>
+              <w:jc w:val="center"/>
+            </w:pPr>
+            <w:r/>
+            <w:r>
+              <w:rPr>
+                <w:rFonts w:ascii="Times New Roman" w:hAnsi="Times New Roman" w:eastAsia="Times New Roman" w:cs="Times New Roman"/>
+                <w:b/>
+                <w:i w:val="0"/>
+                <w:sz w:val="18"/>
+              </w:rPr>
+              <w:t>blocks per session</w:t>
+            </w:r>
+          </w:p>
+        </w:tc>
+      </w:tr>
+      <w:tr>
+        <w:tc>
+          <w:tcPr>
+            <w:tcW w:type="dxa" w:w="1814"/>
+          </w:tcPr>
+          <w:p>
+            <w:pPr>
+              <w:spacing w:before="40" w:after="40" w:line="240" w:lineRule="auto"/>
+              <w:jc w:val="center"/>
+            </w:pPr>
+            <w:r/>
+            <w:r>
+              <w:rPr>
+                <w:rFonts w:ascii="Times New Roman" w:hAnsi="Times New Roman" w:eastAsia="Times New Roman" w:cs="Times New Roman"/>
+                <w:b w:val="0"/>
+                <w:i w:val="0"/>
+                <w:sz w:val="18"/>
+              </w:rPr>
+              <w:t>grasp-and-lift</w:t>
+            </w:r>
+          </w:p>
+        </w:tc>
+        <w:tc>
+          <w:tcPr>
+            <w:tcW w:type="dxa" w:w="1814"/>
+          </w:tcPr>
+          <w:p>
+            <w:pPr>
+              <w:spacing w:before="40" w:after="40" w:line="240" w:lineRule="auto"/>
+              <w:jc w:val="left"/>
+            </w:pPr>
+            <w:r/>
+            <w:r>
+              <w:rPr>
+                <w:rFonts w:ascii="Times New Roman" w:hAnsi="Times New Roman" w:eastAsia="Times New Roman" w:cs="Times New Roman"/>
+                <w:b/>
+                <w:i w:val="0"/>
+                <w:sz w:val="18"/>
+              </w:rPr>
+              <w:t>0.80</w:t>
+            </w:r>
+          </w:p>
+        </w:tc>
+        <w:tc>
+          <w:tcPr>
+            <w:tcW w:type="dxa" w:w="1814"/>
+          </w:tcPr>
+          <w:p>
+            <w:pPr>
+              <w:spacing w:before="40" w:after="40" w:line="240" w:lineRule="auto"/>
+              <w:jc w:val="center"/>
+            </w:pPr>
+            <w:r/>
+            <w:r>
+              <w:rPr>
+                <w:rFonts w:ascii="Times New Roman" w:hAnsi="Times New Roman" w:eastAsia="Times New Roman" w:cs="Times New Roman"/>
+                <w:b w:val="0"/>
+                <w:i w:val="0"/>
+                <w:sz w:val="18"/>
+              </w:rPr>
+              <w:t>3.18</w:t>
+            </w:r>
+          </w:p>
+        </w:tc>
+        <w:tc>
+          <w:tcPr>
+            <w:tcW w:type="dxa" w:w="1814"/>
+          </w:tcPr>
+          <w:p>
+            <w:pPr>
+              <w:spacing w:before="40" w:after="40" w:line="240" w:lineRule="auto"/>
+              <w:jc w:val="center"/>
+            </w:pPr>
+            <w:r/>
+            <w:r>
+              <w:rPr>
+                <w:rFonts w:ascii="Times New Roman" w:hAnsi="Times New Roman" w:eastAsia="Times New Roman" w:cs="Times New Roman"/>
+                <w:b w:val="0"/>
+                <w:i w:val="0"/>
+                <w:sz w:val="18"/>
+              </w:rPr>
+              <w:t>0.62</w:t>
+            </w:r>
+          </w:p>
+        </w:tc>
+        <w:tc>
+          <w:tcPr>
+            <w:tcW w:type="dxa" w:w="1814"/>
+          </w:tcPr>
+          <w:p>
+            <w:pPr>
+              <w:spacing w:before="40" w:after="40" w:line="240" w:lineRule="auto"/>
+              <w:jc w:val="center"/>
+            </w:pPr>
+            <w:r/>
+            <w:r>
+              <w:rPr>
+                <w:rFonts w:ascii="Times New Roman" w:hAnsi="Times New Roman" w:eastAsia="Times New Roman" w:cs="Times New Roman"/>
+                <w:b w:val="0"/>
+                <w:i w:val="0"/>
+                <w:sz w:val="18"/>
+              </w:rPr>
+              <w:t>5</w:t>
+            </w:r>
+          </w:p>
+        </w:tc>
+      </w:tr>
+      <w:tr>
+        <w:tc>
+          <w:tcPr>
+            <w:tcW w:type="dxa" w:w="1814"/>
+          </w:tcPr>
+          <w:p>
+            <w:pPr>
+              <w:spacing w:before="40" w:after="40" w:line="240" w:lineRule="auto"/>
+              <w:jc w:val="center"/>
+            </w:pPr>
+            <w:r/>
+            <w:r>
+              <w:rPr>
+                <w:rFonts w:ascii="Times New Roman" w:hAnsi="Times New Roman" w:eastAsia="Times New Roman" w:cs="Times New Roman"/>
+                <w:b w:val="0"/>
+                <w:i w:val="0"/>
+                <w:sz w:val="18"/>
+              </w:rPr>
+              <w:t>SEED</w:t>
+            </w:r>
+          </w:p>
+        </w:tc>
+        <w:tc>
+          <w:tcPr>
+            <w:tcW w:type="dxa" w:w="1814"/>
+          </w:tcPr>
+          <w:p>
+            <w:pPr>
+              <w:spacing w:before="40" w:after="40" w:line="240" w:lineRule="auto"/>
+              <w:jc w:val="left"/>
+            </w:pPr>
+            <w:r/>
+            <w:r>
+              <w:rPr>
+                <w:rFonts w:ascii="Times New Roman" w:hAnsi="Times New Roman" w:eastAsia="Times New Roman" w:cs="Times New Roman"/>
+                <w:b w:val="0"/>
+                <w:i w:val="0"/>
+                <w:sz w:val="18"/>
+              </w:rPr>
+              <w:t>0.06</w:t>
+            </w:r>
+          </w:p>
+        </w:tc>
+        <w:tc>
+          <w:tcPr>
+            <w:tcW w:type="dxa" w:w="1814"/>
+          </w:tcPr>
+          <w:p>
+            <w:pPr>
+              <w:spacing w:before="40" w:after="40" w:line="240" w:lineRule="auto"/>
+              <w:jc w:val="center"/>
+            </w:pPr>
+            <w:r/>
+            <w:r>
+              <w:rPr>
+                <w:rFonts w:ascii="Times New Roman" w:hAnsi="Times New Roman" w:eastAsia="Times New Roman" w:cs="Times New Roman"/>
+                <w:b w:val="0"/>
+                <w:i w:val="0"/>
+                <w:sz w:val="18"/>
+              </w:rPr>
+              <w:t>0.35</w:t>
+            </w:r>
+          </w:p>
+        </w:tc>
+        <w:tc>
+          <w:tcPr>
+            <w:tcW w:type="dxa" w:w="1814"/>
+          </w:tcPr>
+          <w:p>
+            <w:pPr>
+              <w:spacing w:before="40" w:after="40" w:line="240" w:lineRule="auto"/>
+              <w:jc w:val="center"/>
+            </w:pPr>
+            <w:r/>
+            <w:r>
+              <w:rPr>
+                <w:rFonts w:ascii="Times New Roman" w:hAnsi="Times New Roman" w:eastAsia="Times New Roman" w:cs="Times New Roman"/>
+                <w:b w:val="0"/>
+                <w:i w:val="0"/>
+                <w:sz w:val="18"/>
+              </w:rPr>
+              <w:t>0.05</w:t>
+            </w:r>
+          </w:p>
+        </w:tc>
+        <w:tc>
+          <w:tcPr>
+            <w:tcW w:type="dxa" w:w="1814"/>
+          </w:tcPr>
+          <w:p>
+            <w:pPr>
+              <w:spacing w:before="40" w:after="40" w:line="240" w:lineRule="auto"/>
+              <w:jc w:val="center"/>
+            </w:pPr>
+            <w:r/>
+            <w:r>
+              <w:rPr>
+                <w:rFonts w:ascii="Times New Roman" w:hAnsi="Times New Roman" w:eastAsia="Times New Roman" w:cs="Times New Roman"/>
+                <w:b w:val="0"/>
+                <w:i w:val="0"/>
+                <w:sz w:val="18"/>
+              </w:rPr>
+              <w:t>227</w:t>
+            </w:r>
+          </w:p>
+        </w:tc>
+      </w:tr>
+      <w:tr>
+        <w:tc>
+          <w:tcPr>
+            <w:tcW w:type="dxa" w:w="1814"/>
+          </w:tcPr>
+          <w:p>
+            <w:pPr>
+              <w:spacing w:before="40" w:after="40" w:line="240" w:lineRule="auto"/>
+              <w:jc w:val="center"/>
+            </w:pPr>
+            <w:r/>
+            <w:r>
+              <w:rPr>
+                <w:rFonts w:ascii="Times New Roman" w:hAnsi="Times New Roman" w:eastAsia="Times New Roman" w:cs="Times New Roman"/>
+                <w:b w:val="0"/>
+                <w:i w:val="0"/>
+                <w:sz w:val="18"/>
+              </w:rPr>
+              <w:t>BCI-2b</w:t>
+            </w:r>
+          </w:p>
+        </w:tc>
+        <w:tc>
+          <w:tcPr>
+            <w:tcW w:type="dxa" w:w="1814"/>
+          </w:tcPr>
+          <w:p>
+            <w:pPr>
+              <w:spacing w:before="40" w:after="40" w:line="240" w:lineRule="auto"/>
+              <w:jc w:val="left"/>
+            </w:pPr>
+            <w:r/>
+            <w:r>
+              <w:rPr>
+                <w:rFonts w:ascii="Times New Roman" w:hAnsi="Times New Roman" w:eastAsia="Times New Roman" w:cs="Times New Roman"/>
+                <w:b w:val="0"/>
+                <w:i w:val="0"/>
+                <w:sz w:val="18"/>
+              </w:rPr>
+              <w:t>0.10</w:t>
+            </w:r>
+          </w:p>
+        </w:tc>
+        <w:tc>
+          <w:tcPr>
+            <w:tcW w:type="dxa" w:w="1814"/>
+          </w:tcPr>
+          <w:p>
+            <w:pPr>
+              <w:spacing w:before="40" w:after="40" w:line="240" w:lineRule="auto"/>
+              <w:jc w:val="center"/>
+            </w:pPr>
+            <w:r/>
+            <w:r>
+              <w:rPr>
+                <w:rFonts w:ascii="Times New Roman" w:hAnsi="Times New Roman" w:eastAsia="Times New Roman" w:cs="Times New Roman"/>
+                <w:b w:val="0"/>
+                <w:i w:val="0"/>
+                <w:sz w:val="18"/>
+              </w:rPr>
+              <w:t>0.66</w:t>
+            </w:r>
+          </w:p>
+        </w:tc>
+        <w:tc>
+          <w:tcPr>
+            <w:tcW w:type="dxa" w:w="1814"/>
+          </w:tcPr>
+          <w:p>
+            <w:pPr>
+              <w:spacing w:before="40" w:after="40" w:line="240" w:lineRule="auto"/>
+              <w:jc w:val="center"/>
+            </w:pPr>
+            <w:r/>
+            <w:r>
+              <w:rPr>
+                <w:rFonts w:ascii="Times New Roman" w:hAnsi="Times New Roman" w:eastAsia="Times New Roman" w:cs="Times New Roman"/>
+                <w:b w:val="0"/>
+                <w:i w:val="0"/>
+                <w:sz w:val="18"/>
+              </w:rPr>
+              <w:t>0.60</w:t>
+            </w:r>
+          </w:p>
+        </w:tc>
+        <w:tc>
+          <w:tcPr>
+            <w:tcW w:type="dxa" w:w="1814"/>
+          </w:tcPr>
+          <w:p>
+            <w:pPr>
+              <w:spacing w:before="40" w:after="40" w:line="240" w:lineRule="auto"/>
+              <w:jc w:val="center"/>
+            </w:pPr>
+            <w:r/>
+            <w:r>
+              <w:rPr>
+                <w:rFonts w:ascii="Times New Roman" w:hAnsi="Times New Roman" w:eastAsia="Times New Roman" w:cs="Times New Roman"/>
+                <w:b w:val="0"/>
+                <w:i w:val="0"/>
+                <w:sz w:val="18"/>
+              </w:rPr>
+              <w:t>9</w:t>
+            </w:r>
+          </w:p>
+        </w:tc>
+      </w:tr>
+      <w:tr>
+        <w:tc>
+          <w:tcPr>
+            <w:tcW w:type="dxa" w:w="1814"/>
+          </w:tcPr>
+          <w:p>
+            <w:pPr>
+              <w:spacing w:before="40" w:after="40" w:line="240" w:lineRule="auto"/>
+              <w:jc w:val="center"/>
+            </w:pPr>
+            <w:r/>
+            <w:r>
+              <w:rPr>
+                <w:rFonts w:ascii="Times New Roman" w:hAnsi="Times New Roman" w:eastAsia="Times New Roman" w:cs="Times New Roman"/>
+                <w:b w:val="0"/>
+                <w:i w:val="0"/>
+                <w:sz w:val="18"/>
+              </w:rPr>
+              <w:t>BCI-2a</w:t>
+            </w:r>
+          </w:p>
+        </w:tc>
+        <w:tc>
+          <w:tcPr>
+            <w:tcW w:type="dxa" w:w="1814"/>
+          </w:tcPr>
+          <w:p>
+            <w:pPr>
+              <w:spacing w:before="40" w:after="40" w:line="240" w:lineRule="auto"/>
+              <w:jc w:val="left"/>
+            </w:pPr>
+            <w:r/>
+            <w:r>
+              <w:rPr>
+                <w:rFonts w:ascii="Times New Roman" w:hAnsi="Times New Roman" w:eastAsia="Times New Roman" w:cs="Times New Roman"/>
+                <w:b w:val="0"/>
+                <w:i w:val="0"/>
+                <w:sz w:val="18"/>
+              </w:rPr>
+              <w:t>0.12</w:t>
+            </w:r>
+          </w:p>
+        </w:tc>
+        <w:tc>
+          <w:tcPr>
+            <w:tcW w:type="dxa" w:w="1814"/>
+          </w:tcPr>
+          <w:p>
+            <w:pPr>
+              <w:spacing w:before="40" w:after="40" w:line="240" w:lineRule="auto"/>
+              <w:jc w:val="center"/>
+            </w:pPr>
+            <w:r/>
+            <w:r>
+              <w:rPr>
+                <w:rFonts w:ascii="Times New Roman" w:hAnsi="Times New Roman" w:eastAsia="Times New Roman" w:cs="Times New Roman"/>
+                <w:b w:val="0"/>
+                <w:i w:val="0"/>
+                <w:sz w:val="18"/>
+              </w:rPr>
+              <w:t>0.97</w:t>
+            </w:r>
+          </w:p>
+        </w:tc>
+        <w:tc>
+          <w:tcPr>
+            <w:tcW w:type="dxa" w:w="1814"/>
+          </w:tcPr>
+          <w:p>
+            <w:pPr>
+              <w:spacing w:before="40" w:after="40" w:line="240" w:lineRule="auto"/>
+              <w:jc w:val="center"/>
+            </w:pPr>
+            <w:r/>
+            <w:r>
+              <w:rPr>
+                <w:rFonts w:ascii="Times New Roman" w:hAnsi="Times New Roman" w:eastAsia="Times New Roman" w:cs="Times New Roman"/>
+                <w:b w:val="0"/>
+                <w:i w:val="0"/>
+                <w:sz w:val="18"/>
+              </w:rPr>
+              <w:t>0.80</w:t>
+            </w:r>
+          </w:p>
+        </w:tc>
+        <w:tc>
+          <w:tcPr>
+            <w:tcW w:type="dxa" w:w="1814"/>
+          </w:tcPr>
+          <w:p>
+            <w:pPr>
+              <w:spacing w:before="40" w:after="40" w:line="240" w:lineRule="auto"/>
+              <w:jc w:val="center"/>
+            </w:pPr>
+            <w:r/>
+            <w:r>
+              <w:rPr>
+                <w:rFonts w:ascii="Times New Roman" w:hAnsi="Times New Roman" w:eastAsia="Times New Roman" w:cs="Times New Roman"/>
+                <w:b w:val="0"/>
+                <w:i w:val="0"/>
+                <w:sz w:val="18"/>
+              </w:rPr>
+              <w:t>20</w:t>
+            </w:r>
+          </w:p>
+        </w:tc>
+      </w:tr>
+      <w:tr>
+        <w:tc>
+          <w:tcPr>
+            <w:tcW w:type="dxa" w:w="1814"/>
+          </w:tcPr>
+          <w:p>
+            <w:pPr>
+              <w:spacing w:before="40" w:after="40" w:line="240" w:lineRule="auto"/>
+              <w:jc w:val="center"/>
+            </w:pPr>
+            <w:r/>
+            <w:r>
+              <w:rPr>
+                <w:rFonts w:ascii="Times New Roman" w:hAnsi="Times New Roman" w:eastAsia="Times New Roman" w:cs="Times New Roman"/>
+                <w:b w:val="0"/>
+                <w:i w:val="0"/>
+                <w:sz w:val="18"/>
+              </w:rPr>
+              <w:t>NER2015</w:t>
+            </w:r>
+          </w:p>
+        </w:tc>
+        <w:tc>
+          <w:tcPr>
+            <w:tcW w:type="dxa" w:w="1814"/>
+          </w:tcPr>
+          <w:p>
+            <w:pPr>
+              <w:spacing w:before="40" w:after="40" w:line="240" w:lineRule="auto"/>
+              <w:jc w:val="left"/>
+            </w:pPr>
+            <w:r/>
+            <w:r>
+              <w:rPr>
+                <w:rFonts w:ascii="Times New Roman" w:hAnsi="Times New Roman" w:eastAsia="Times New Roman" w:cs="Times New Roman"/>
+                <w:b w:val="0"/>
+                <w:i w:val="0"/>
+                <w:sz w:val="18"/>
+              </w:rPr>
+              <w:t>0.21</w:t>
+            </w:r>
+          </w:p>
+        </w:tc>
+        <w:tc>
+          <w:tcPr>
+            <w:tcW w:type="dxa" w:w="1814"/>
+          </w:tcPr>
+          <w:p>
+            <w:pPr>
+              <w:spacing w:before="40" w:after="40" w:line="240" w:lineRule="auto"/>
+              <w:jc w:val="center"/>
+            </w:pPr>
+            <w:r/>
+            <w:r>
+              <w:rPr>
+                <w:rFonts w:ascii="Times New Roman" w:hAnsi="Times New Roman" w:eastAsia="Times New Roman" w:cs="Times New Roman"/>
+                <w:b w:val="0"/>
+                <w:i w:val="0"/>
+                <w:sz w:val="18"/>
+              </w:rPr>
+              <w:t>1.45</w:t>
+            </w:r>
+          </w:p>
+        </w:tc>
+        <w:tc>
+          <w:tcPr>
+            <w:tcW w:type="dxa" w:w="1814"/>
+          </w:tcPr>
+          <w:p>
+            <w:pPr>
+              <w:spacing w:before="40" w:after="40" w:line="240" w:lineRule="auto"/>
+              <w:jc w:val="center"/>
+            </w:pPr>
+            <w:r/>
+            <w:r>
+              <w:rPr>
+                <w:rFonts w:ascii="Times New Roman" w:hAnsi="Times New Roman" w:eastAsia="Times New Roman" w:cs="Times New Roman"/>
+                <w:b w:val="0"/>
+                <w:i w:val="0"/>
+                <w:sz w:val="18"/>
+              </w:rPr>
+              <w:t>1.20</w:t>
+            </w:r>
+          </w:p>
+        </w:tc>
+        <w:tc>
+          <w:tcPr>
+            <w:tcW w:type="dxa" w:w="1814"/>
+          </w:tcPr>
+          <w:p>
+            <w:pPr>
+              <w:spacing w:before="40" w:after="40" w:line="240" w:lineRule="auto"/>
+              <w:jc w:val="center"/>
+            </w:pPr>
+            <w:r/>
+            <w:r>
+              <w:rPr>
+                <w:rFonts w:ascii="Times New Roman" w:hAnsi="Times New Roman" w:eastAsia="Times New Roman" w:cs="Times New Roman"/>
+                <w:b w:val="0"/>
+                <w:i w:val="0"/>
+                <w:sz w:val="18"/>
+              </w:rPr>
+              <w:t>4</w:t>
+            </w:r>
+          </w:p>
+        </w:tc>
+      </w:tr>
+    </w:tbl>
+    <w:p>
+      <w:pPr>
+        <w:spacing w:before="0" w:after="200" w:line="240" w:lineRule="auto"/>
+        <w:ind w:firstLine="0" w:left="0"/>
+        <w:jc w:val="left"/>
+      </w:pPr>
     </w:p>
     <w:p>
       <w:pPr>
@@ -21089,20 +21822,1534 @@
       <w:r>
         <w:rPr>
           <w:rFonts w:ascii="Times New Roman" w:hAnsi="Times New Roman" w:eastAsia="Times New Roman" w:cs="Times New Roman"/>
+          <w:b w:val="0"/>
+          <w:i w:val="0"/>
+          <w:sz w:val="24"/>
+        </w:rPr>
+        <w:t>A linear ramp explains 80 per cent of the variance of the grasp-and-lift displacements and 6 per cent on SEED, where the offset is large and almost constant and the block-to-block change is two orders of magnitude smaller relative to it. The two datasets that break opposite estimators are therefore not two samples of the same kind of non-stationarity.</w:t>
+      </w:r>
+    </w:p>
+    <w:p>
+      <w:pPr>
+        <w:keepNext/>
+        <w:spacing w:before="240" w:after="80" w:line="240" w:lineRule="auto"/>
+      </w:pPr>
+      <w:r>
+        <w:rPr>
+          <w:rFonts w:ascii="Times New Roman" w:hAnsi="Times New Roman" w:eastAsia="Times New Roman" w:cs="Times New Roman"/>
           <w:b/>
           <w:i w:val="0"/>
-          <w:sz w:val="24"/>
-        </w:rPr>
-        <w:t>Correct both sides and fit on the centred training data.</w:t>
+          <w:sz w:val="21"/>
+        </w:rPr>
+        <w:t xml:space="preserve">Table 15. </w:t>
       </w:r>
       <w:r>
         <w:rPr>
           <w:rFonts w:ascii="Times New Roman" w:hAnsi="Times New Roman" w:eastAsia="Times New Roman" w:cs="Times New Roman"/>
           <w:b w:val="0"/>
           <w:i w:val="0"/>
-          <w:sz w:val="24"/>
-        </w:rPr>
-        <w:t xml:space="preserve"> This makes the pipeline equivariant (Proposition 1). Standardising with training statistics also makes it equivariant but does not implement the two-sided correction; a pipeline that standardises and then centres either way obtains the two-sided result. If the model is frozen, subtract w_k'(μB − μA) from score k instead.</w:t>
+          <w:sz w:val="21"/>
+        </w:rPr>
+        <w:t xml:space="preserve">Controlled regimes, balanced accuracy, mean over 5 seeds; class separation calibrated to 0.70 uncorrected. </w:t>
+      </w:r>
+      <w:r>
+        <w:rPr>
+          <w:rFonts w:ascii="Courier New" w:hAnsi="Courier New" w:eastAsia="Courier New" w:cs="Courier New"/>
+          <w:b w:val="0"/>
+          <w:i w:val="0"/>
+          <w:sz w:val="21"/>
+        </w:rPr>
+        <w:t>a</w:t>
+      </w:r>
+      <w:r>
+        <w:rPr>
+          <w:rFonts w:ascii="Times New Roman" w:hAnsi="Times New Roman" w:eastAsia="Times New Roman" w:cs="Times New Roman"/>
+          <w:b w:val="0"/>
+          <w:i w:val="0"/>
+          <w:sz w:val="21"/>
+        </w:rPr>
+        <w:t xml:space="preserve"> is the constant offset and </w:t>
+      </w:r>
+      <w:r>
+        <w:rPr>
+          <w:rFonts w:ascii="Courier New" w:hAnsi="Courier New" w:eastAsia="Courier New" w:cs="Courier New"/>
+          <w:b w:val="0"/>
+          <w:i w:val="0"/>
+          <w:sz w:val="21"/>
+        </w:rPr>
+        <w:t>v</w:t>
+      </w:r>
+      <w:r>
+        <w:rPr>
+          <w:rFonts w:ascii="Times New Roman" w:hAnsi="Times New Roman" w:eastAsia="Times New Roman" w:cs="Times New Roman"/>
+          <w:b w:val="0"/>
+          <w:i w:val="0"/>
+          <w:sz w:val="21"/>
+        </w:rPr>
+        <w:t xml:space="preserve"> the total drift, both in units of the mean distance between class means.</w:t>
+      </w:r>
+    </w:p>
+    <w:tbl>
+      <w:tblPr>
+        <w:tblW w:type="auto" w:w="0"/>
+        <w:jc w:val="center"/>
+        <w:tblLayout w:type="fixed"/>
+        <w:tblBorders>
+          <w:top w:val="single" w:sz="10" w:space="0" w:color="000000"/>
+          <w:bottom w:val="single" w:sz="10" w:space="0" w:color="000000"/>
+          <w:left w:val="none" w:sz="0" w:space="0" w:color="auto"/>
+          <w:right w:val="none" w:sz="0" w:space="0" w:color="auto"/>
+          <w:insideH w:val="none" w:sz="0" w:space="0" w:color="auto"/>
+          <w:insideV w:val="none" w:sz="0" w:space="0" w:color="auto"/>
+        </w:tblBorders>
+        <w:tblLook w:firstColumn="1" w:firstRow="1" w:lastColumn="0" w:lastRow="0" w:noHBand="0" w:noVBand="1" w:val="04A0"/>
+        <w:tblLayout w:type="fixed"/>
+      </w:tblPr>
+      <w:tblGrid>
+        <w:gridCol w:w="1296"/>
+        <w:gridCol w:w="1296"/>
+        <w:gridCol w:w="1296"/>
+        <w:gridCol w:w="1296"/>
+        <w:gridCol w:w="1296"/>
+        <w:gridCol w:w="1296"/>
+        <w:gridCol w:w="1296"/>
+      </w:tblGrid>
+      <w:tr>
+        <w:trPr>
+          <w:tblHeader/>
+        </w:trPr>
+        <w:tc>
+          <w:tcPr>
+            <w:tcW w:type="dxa" w:w="1296"/>
+            <w:tcBorders>
+              <w:bottom w:val="single" w:sz="6" w:space="0" w:color="000000"/>
+            </w:tcBorders>
+          </w:tcPr>
+          <w:p>
+            <w:pPr>
+              <w:spacing w:before="40" w:after="40" w:line="240" w:lineRule="auto"/>
+              <w:jc w:val="center"/>
+            </w:pPr>
+            <w:r/>
+            <w:r>
+              <w:rPr>
+                <w:rFonts w:ascii="Times New Roman" w:hAnsi="Times New Roman" w:eastAsia="Times New Roman" w:cs="Times New Roman"/>
+                <w:b/>
+                <w:i w:val="0"/>
+                <w:sz w:val="18"/>
+              </w:rPr>
+              <w:t>regime</w:t>
+            </w:r>
+          </w:p>
+        </w:tc>
+        <w:tc>
+          <w:tcPr>
+            <w:tcW w:type="dxa" w:w="1296"/>
+            <w:tcBorders>
+              <w:bottom w:val="single" w:sz="6" w:space="0" w:color="000000"/>
+            </w:tcBorders>
+          </w:tcPr>
+          <w:p>
+            <w:pPr>
+              <w:spacing w:before="40" w:after="40" w:line="240" w:lineRule="auto"/>
+              <w:jc w:val="left"/>
+            </w:pPr>
+            <w:r/>
+            <w:r>
+              <w:rPr>
+                <w:rFonts w:ascii="Times New Roman" w:hAnsi="Times New Roman" w:eastAsia="Times New Roman" w:cs="Times New Roman"/>
+                <w:b/>
+                <w:i w:val="0"/>
+                <w:sz w:val="18"/>
+              </w:rPr>
+              <w:t>none</w:t>
+            </w:r>
+          </w:p>
+        </w:tc>
+        <w:tc>
+          <w:tcPr>
+            <w:tcW w:type="dxa" w:w="1296"/>
+            <w:tcBorders>
+              <w:bottom w:val="single" w:sz="6" w:space="0" w:color="000000"/>
+            </w:tcBorders>
+          </w:tcPr>
+          <w:p>
+            <w:pPr>
+              <w:spacing w:before="40" w:after="40" w:line="240" w:lineRule="auto"/>
+              <w:jc w:val="center"/>
+            </w:pPr>
+            <w:r/>
+            <w:r>
+              <w:rPr>
+                <w:rFonts w:ascii="Times New Roman" w:hAnsi="Times New Roman" w:eastAsia="Times New Roman" w:cs="Times New Roman"/>
+                <w:b/>
+                <w:i w:val="0"/>
+                <w:sz w:val="18"/>
+              </w:rPr>
+              <w:t>cumulative</w:t>
+            </w:r>
+          </w:p>
+        </w:tc>
+        <w:tc>
+          <w:tcPr>
+            <w:tcW w:type="dxa" w:w="1296"/>
+            <w:tcBorders>
+              <w:bottom w:val="single" w:sz="6" w:space="0" w:color="000000"/>
+            </w:tcBorders>
+          </w:tcPr>
+          <w:p>
+            <w:pPr>
+              <w:spacing w:before="40" w:after="40" w:line="240" w:lineRule="auto"/>
+              <w:jc w:val="center"/>
+            </w:pPr>
+            <w:r/>
+            <w:r>
+              <w:rPr>
+                <w:rFonts w:ascii="Times New Roman" w:hAnsi="Times New Roman" w:eastAsia="Times New Roman" w:cs="Times New Roman"/>
+                <w:b/>
+                <w:i w:val="0"/>
+                <w:sz w:val="18"/>
+              </w:rPr>
+              <w:t>Eq. (9)</w:t>
+            </w:r>
+          </w:p>
+        </w:tc>
+        <w:tc>
+          <w:tcPr>
+            <w:tcW w:type="dxa" w:w="1296"/>
+            <w:tcBorders>
+              <w:bottom w:val="single" w:sz="6" w:space="0" w:color="000000"/>
+            </w:tcBorders>
+          </w:tcPr>
+          <w:p>
+            <w:pPr>
+              <w:spacing w:before="40" w:after="40" w:line="240" w:lineRule="auto"/>
+              <w:jc w:val="center"/>
+            </w:pPr>
+            <w:r/>
+            <w:r>
+              <w:rPr>
+                <w:rFonts w:ascii="Times New Roman" w:hAnsi="Times New Roman" w:eastAsia="Times New Roman" w:cs="Times New Roman"/>
+                <w:b/>
+                <w:i w:val="0"/>
+                <w:sz w:val="18"/>
+              </w:rPr>
+              <w:t>predictive</w:t>
+            </w:r>
+          </w:p>
+        </w:tc>
+        <w:tc>
+          <w:tcPr>
+            <w:tcW w:type="dxa" w:w="1296"/>
+            <w:tcBorders>
+              <w:bottom w:val="single" w:sz="6" w:space="0" w:color="000000"/>
+            </w:tcBorders>
+          </w:tcPr>
+          <w:p>
+            <w:pPr>
+              <w:spacing w:before="40" w:after="40" w:line="240" w:lineRule="auto"/>
+              <w:jc w:val="center"/>
+            </w:pPr>
+            <w:r/>
+            <w:r>
+              <w:rPr>
+                <w:rFonts w:ascii="Times New Roman" w:hAnsi="Times New Roman" w:eastAsia="Times New Roman" w:cs="Times New Roman"/>
+                <w:b/>
+                <w:i w:val="0"/>
+                <w:sz w:val="18"/>
+              </w:rPr>
+              <w:t>Kalman</w:t>
+            </w:r>
+          </w:p>
+        </w:tc>
+        <w:tc>
+          <w:tcPr>
+            <w:tcW w:type="dxa" w:w="1296"/>
+            <w:tcBorders>
+              <w:bottom w:val="single" w:sz="6" w:space="0" w:color="000000"/>
+            </w:tcBorders>
+          </w:tcPr>
+          <w:p>
+            <w:pPr>
+              <w:spacing w:before="40" w:after="40" w:line="240" w:lineRule="auto"/>
+              <w:jc w:val="center"/>
+            </w:pPr>
+            <w:r/>
+            <w:r>
+              <w:rPr>
+                <w:rFonts w:ascii="Times New Roman" w:hAnsi="Times New Roman" w:eastAsia="Times New Roman" w:cs="Times New Roman"/>
+                <w:b/>
+                <w:i w:val="0"/>
+                <w:sz w:val="18"/>
+              </w:rPr>
+              <w:t>ADWIN</w:t>
+            </w:r>
+          </w:p>
+        </w:tc>
+      </w:tr>
+      <w:tr>
+        <w:tc>
+          <w:tcPr>
+            <w:tcW w:type="dxa" w:w="1296"/>
+          </w:tcPr>
+          <w:p>
+            <w:pPr>
+              <w:spacing w:before="40" w:after="40" w:line="240" w:lineRule="auto"/>
+              <w:jc w:val="center"/>
+            </w:pPr>
+            <w:r/>
+            <w:r>
+              <w:rPr>
+                <w:rFonts w:ascii="Times New Roman" w:hAnsi="Times New Roman" w:eastAsia="Times New Roman" w:cs="Times New Roman"/>
+                <w:b w:val="0"/>
+                <w:i w:val="0"/>
+                <w:sz w:val="18"/>
+              </w:rPr>
+              <w:t>a = 0, v = 0</w:t>
+            </w:r>
+          </w:p>
+        </w:tc>
+        <w:tc>
+          <w:tcPr>
+            <w:tcW w:type="dxa" w:w="1296"/>
+          </w:tcPr>
+          <w:p>
+            <w:pPr>
+              <w:spacing w:before="40" w:after="40" w:line="240" w:lineRule="auto"/>
+              <w:jc w:val="left"/>
+            </w:pPr>
+            <w:r/>
+            <w:r>
+              <w:rPr>
+                <w:rFonts w:ascii="Times New Roman" w:hAnsi="Times New Roman" w:eastAsia="Times New Roman" w:cs="Times New Roman"/>
+                <w:b w:val="0"/>
+                <w:i w:val="0"/>
+                <w:sz w:val="18"/>
+              </w:rPr>
+              <w:t>0.685</w:t>
+            </w:r>
+          </w:p>
+        </w:tc>
+        <w:tc>
+          <w:tcPr>
+            <w:tcW w:type="dxa" w:w="1296"/>
+          </w:tcPr>
+          <w:p>
+            <w:pPr>
+              <w:spacing w:before="40" w:after="40" w:line="240" w:lineRule="auto"/>
+              <w:jc w:val="center"/>
+            </w:pPr>
+            <w:r/>
+            <w:r>
+              <w:rPr>
+                <w:rFonts w:ascii="Times New Roman" w:hAnsi="Times New Roman" w:eastAsia="Times New Roman" w:cs="Times New Roman"/>
+                <w:b w:val="0"/>
+                <w:i w:val="0"/>
+                <w:sz w:val="18"/>
+              </w:rPr>
+              <w:t>0.686</w:t>
+            </w:r>
+          </w:p>
+        </w:tc>
+        <w:tc>
+          <w:tcPr>
+            <w:tcW w:type="dxa" w:w="1296"/>
+          </w:tcPr>
+          <w:p>
+            <w:pPr>
+              <w:spacing w:before="40" w:after="40" w:line="240" w:lineRule="auto"/>
+              <w:jc w:val="center"/>
+            </w:pPr>
+            <w:r/>
+            <w:r>
+              <w:rPr>
+                <w:rFonts w:ascii="Times New Roman" w:hAnsi="Times New Roman" w:eastAsia="Times New Roman" w:cs="Times New Roman"/>
+                <w:b w:val="0"/>
+                <w:i w:val="0"/>
+                <w:sz w:val="18"/>
+              </w:rPr>
+              <w:t>0.687</w:t>
+            </w:r>
+          </w:p>
+        </w:tc>
+        <w:tc>
+          <w:tcPr>
+            <w:tcW w:type="dxa" w:w="1296"/>
+          </w:tcPr>
+          <w:p>
+            <w:pPr>
+              <w:spacing w:before="40" w:after="40" w:line="240" w:lineRule="auto"/>
+              <w:jc w:val="center"/>
+            </w:pPr>
+            <w:r/>
+            <w:r>
+              <w:rPr>
+                <w:rFonts w:ascii="Times New Roman" w:hAnsi="Times New Roman" w:eastAsia="Times New Roman" w:cs="Times New Roman"/>
+                <w:b w:val="0"/>
+                <w:i w:val="0"/>
+                <w:sz w:val="18"/>
+              </w:rPr>
+              <w:t>0.687</w:t>
+            </w:r>
+          </w:p>
+        </w:tc>
+        <w:tc>
+          <w:tcPr>
+            <w:tcW w:type="dxa" w:w="1296"/>
+          </w:tcPr>
+          <w:p>
+            <w:pPr>
+              <w:spacing w:before="40" w:after="40" w:line="240" w:lineRule="auto"/>
+              <w:jc w:val="center"/>
+            </w:pPr>
+            <w:r/>
+            <w:r>
+              <w:rPr>
+                <w:rFonts w:ascii="Times New Roman" w:hAnsi="Times New Roman" w:eastAsia="Times New Roman" w:cs="Times New Roman"/>
+                <w:b w:val="0"/>
+                <w:i w:val="0"/>
+                <w:sz w:val="18"/>
+              </w:rPr>
+              <w:t>0.679</w:t>
+            </w:r>
+          </w:p>
+        </w:tc>
+        <w:tc>
+          <w:tcPr>
+            <w:tcW w:type="dxa" w:w="1296"/>
+          </w:tcPr>
+          <w:p>
+            <w:pPr>
+              <w:spacing w:before="40" w:after="40" w:line="240" w:lineRule="auto"/>
+              <w:jc w:val="center"/>
+            </w:pPr>
+            <w:r/>
+            <w:r>
+              <w:rPr>
+                <w:rFonts w:ascii="Times New Roman" w:hAnsi="Times New Roman" w:eastAsia="Times New Roman" w:cs="Times New Roman"/>
+                <w:b w:val="0"/>
+                <w:i w:val="0"/>
+                <w:sz w:val="18"/>
+              </w:rPr>
+              <w:t>0.687</w:t>
+            </w:r>
+          </w:p>
+        </w:tc>
+      </w:tr>
+      <w:tr>
+        <w:tc>
+          <w:tcPr>
+            <w:tcW w:type="dxa" w:w="1296"/>
+          </w:tcPr>
+          <w:p>
+            <w:pPr>
+              <w:spacing w:before="40" w:after="40" w:line="240" w:lineRule="auto"/>
+              <w:jc w:val="center"/>
+            </w:pPr>
+            <w:r/>
+            <w:r>
+              <w:rPr>
+                <w:rFonts w:ascii="Times New Roman" w:hAnsi="Times New Roman" w:eastAsia="Times New Roman" w:cs="Times New Roman"/>
+                <w:b w:val="0"/>
+                <w:i w:val="0"/>
+                <w:sz w:val="18"/>
+              </w:rPr>
+              <w:t>a = 1, v = 0 (offset only)</w:t>
+            </w:r>
+          </w:p>
+        </w:tc>
+        <w:tc>
+          <w:tcPr>
+            <w:tcW w:type="dxa" w:w="1296"/>
+          </w:tcPr>
+          <w:p>
+            <w:pPr>
+              <w:spacing w:before="40" w:after="40" w:line="240" w:lineRule="auto"/>
+              <w:jc w:val="left"/>
+            </w:pPr>
+            <w:r/>
+            <w:r>
+              <w:rPr>
+                <w:rFonts w:ascii="Times New Roman" w:hAnsi="Times New Roman" w:eastAsia="Times New Roman" w:cs="Times New Roman"/>
+                <w:b w:val="0"/>
+                <w:i w:val="0"/>
+                <w:sz w:val="18"/>
+              </w:rPr>
+              <w:t>0.473</w:t>
+            </w:r>
+          </w:p>
+        </w:tc>
+        <w:tc>
+          <w:tcPr>
+            <w:tcW w:type="dxa" w:w="1296"/>
+          </w:tcPr>
+          <w:p>
+            <w:pPr>
+              <w:spacing w:before="40" w:after="40" w:line="240" w:lineRule="auto"/>
+              <w:jc w:val="center"/>
+            </w:pPr>
+            <w:r/>
+            <w:r>
+              <w:rPr>
+                <w:rFonts w:ascii="Times New Roman" w:hAnsi="Times New Roman" w:eastAsia="Times New Roman" w:cs="Times New Roman"/>
+                <w:b w:val="0"/>
+                <w:i w:val="0"/>
+                <w:sz w:val="18"/>
+              </w:rPr>
+              <w:t>0.686</w:t>
+            </w:r>
+          </w:p>
+        </w:tc>
+        <w:tc>
+          <w:tcPr>
+            <w:tcW w:type="dxa" w:w="1296"/>
+          </w:tcPr>
+          <w:p>
+            <w:pPr>
+              <w:spacing w:before="40" w:after="40" w:line="240" w:lineRule="auto"/>
+              <w:jc w:val="center"/>
+            </w:pPr>
+            <w:r/>
+            <w:r>
+              <w:rPr>
+                <w:rFonts w:ascii="Times New Roman" w:hAnsi="Times New Roman" w:eastAsia="Times New Roman" w:cs="Times New Roman"/>
+                <w:b w:val="0"/>
+                <w:i w:val="0"/>
+                <w:sz w:val="18"/>
+              </w:rPr>
+              <w:t>0.686</w:t>
+            </w:r>
+          </w:p>
+        </w:tc>
+        <w:tc>
+          <w:tcPr>
+            <w:tcW w:type="dxa" w:w="1296"/>
+          </w:tcPr>
+          <w:p>
+            <w:pPr>
+              <w:spacing w:before="40" w:after="40" w:line="240" w:lineRule="auto"/>
+              <w:jc w:val="center"/>
+            </w:pPr>
+            <w:r/>
+            <w:r>
+              <w:rPr>
+                <w:rFonts w:ascii="Times New Roman" w:hAnsi="Times New Roman" w:eastAsia="Times New Roman" w:cs="Times New Roman"/>
+                <w:b w:val="0"/>
+                <w:i w:val="0"/>
+                <w:sz w:val="18"/>
+              </w:rPr>
+              <w:t>0.682</w:t>
+            </w:r>
+          </w:p>
+        </w:tc>
+        <w:tc>
+          <w:tcPr>
+            <w:tcW w:type="dxa" w:w="1296"/>
+          </w:tcPr>
+          <w:p>
+            <w:pPr>
+              <w:spacing w:before="40" w:after="40" w:line="240" w:lineRule="auto"/>
+              <w:jc w:val="center"/>
+            </w:pPr>
+            <w:r/>
+            <w:r>
+              <w:rPr>
+                <w:rFonts w:ascii="Times New Roman" w:hAnsi="Times New Roman" w:eastAsia="Times New Roman" w:cs="Times New Roman"/>
+                <w:b w:val="0"/>
+                <w:i w:val="0"/>
+                <w:sz w:val="18"/>
+              </w:rPr>
+              <w:t>0.677</w:t>
+            </w:r>
+          </w:p>
+        </w:tc>
+        <w:tc>
+          <w:tcPr>
+            <w:tcW w:type="dxa" w:w="1296"/>
+          </w:tcPr>
+          <w:p>
+            <w:pPr>
+              <w:spacing w:before="40" w:after="40" w:line="240" w:lineRule="auto"/>
+              <w:jc w:val="center"/>
+            </w:pPr>
+            <w:r/>
+            <w:r>
+              <w:rPr>
+                <w:rFonts w:ascii="Times New Roman" w:hAnsi="Times New Roman" w:eastAsia="Times New Roman" w:cs="Times New Roman"/>
+                <w:b w:val="0"/>
+                <w:i w:val="0"/>
+                <w:sz w:val="18"/>
+              </w:rPr>
+              <w:t>0.687</w:t>
+            </w:r>
+          </w:p>
+        </w:tc>
+      </w:tr>
+      <w:tr>
+        <w:tc>
+          <w:tcPr>
+            <w:tcW w:type="dxa" w:w="1296"/>
+          </w:tcPr>
+          <w:p>
+            <w:pPr>
+              <w:spacing w:before="40" w:after="40" w:line="240" w:lineRule="auto"/>
+              <w:jc w:val="center"/>
+            </w:pPr>
+            <w:r/>
+            <w:r>
+              <w:rPr>
+                <w:rFonts w:ascii="Times New Roman" w:hAnsi="Times New Roman" w:eastAsia="Times New Roman" w:cs="Times New Roman"/>
+                <w:b w:val="0"/>
+                <w:i w:val="0"/>
+                <w:sz w:val="18"/>
+              </w:rPr>
+              <w:t>a = 0, v = 1 (drift only)</w:t>
+            </w:r>
+          </w:p>
+        </w:tc>
+        <w:tc>
+          <w:tcPr>
+            <w:tcW w:type="dxa" w:w="1296"/>
+          </w:tcPr>
+          <w:p>
+            <w:pPr>
+              <w:spacing w:before="40" w:after="40" w:line="240" w:lineRule="auto"/>
+              <w:jc w:val="left"/>
+            </w:pPr>
+            <w:r/>
+            <w:r>
+              <w:rPr>
+                <w:rFonts w:ascii="Times New Roman" w:hAnsi="Times New Roman" w:eastAsia="Times New Roman" w:cs="Times New Roman"/>
+                <w:b w:val="0"/>
+                <w:i w:val="0"/>
+                <w:sz w:val="18"/>
+              </w:rPr>
+              <w:t>0.587</w:t>
+            </w:r>
+          </w:p>
+        </w:tc>
+        <w:tc>
+          <w:tcPr>
+            <w:tcW w:type="dxa" w:w="1296"/>
+          </w:tcPr>
+          <w:p>
+            <w:pPr>
+              <w:spacing w:before="40" w:after="40" w:line="240" w:lineRule="auto"/>
+              <w:jc w:val="center"/>
+            </w:pPr>
+            <w:r/>
+            <w:r>
+              <w:rPr>
+                <w:rFonts w:ascii="Times New Roman" w:hAnsi="Times New Roman" w:eastAsia="Times New Roman" w:cs="Times New Roman"/>
+                <w:b w:val="0"/>
+                <w:i w:val="0"/>
+                <w:sz w:val="18"/>
+              </w:rPr>
+              <w:t>0.652</w:t>
+            </w:r>
+          </w:p>
+        </w:tc>
+        <w:tc>
+          <w:tcPr>
+            <w:tcW w:type="dxa" w:w="1296"/>
+          </w:tcPr>
+          <w:p>
+            <w:pPr>
+              <w:spacing w:before="40" w:after="40" w:line="240" w:lineRule="auto"/>
+              <w:jc w:val="center"/>
+            </w:pPr>
+            <w:r/>
+            <w:r>
+              <w:rPr>
+                <w:rFonts w:ascii="Times New Roman" w:hAnsi="Times New Roman" w:eastAsia="Times New Roman" w:cs="Times New Roman"/>
+                <w:b w:val="0"/>
+                <w:i w:val="0"/>
+                <w:sz w:val="18"/>
+              </w:rPr>
+              <w:t>0.642</w:t>
+            </w:r>
+          </w:p>
+        </w:tc>
+        <w:tc>
+          <w:tcPr>
+            <w:tcW w:type="dxa" w:w="1296"/>
+          </w:tcPr>
+          <w:p>
+            <w:pPr>
+              <w:spacing w:before="40" w:after="40" w:line="240" w:lineRule="auto"/>
+              <w:jc w:val="center"/>
+            </w:pPr>
+            <w:r/>
+            <w:r>
+              <w:rPr>
+                <w:rFonts w:ascii="Times New Roman" w:hAnsi="Times New Roman" w:eastAsia="Times New Roman" w:cs="Times New Roman"/>
+                <w:b w:val="0"/>
+                <w:i w:val="0"/>
+                <w:sz w:val="18"/>
+              </w:rPr>
+              <w:t>0.648</w:t>
+            </w:r>
+          </w:p>
+        </w:tc>
+        <w:tc>
+          <w:tcPr>
+            <w:tcW w:type="dxa" w:w="1296"/>
+          </w:tcPr>
+          <w:p>
+            <w:pPr>
+              <w:spacing w:before="40" w:after="40" w:line="240" w:lineRule="auto"/>
+              <w:jc w:val="center"/>
+            </w:pPr>
+            <w:r/>
+            <w:r>
+              <w:rPr>
+                <w:rFonts w:ascii="Times New Roman" w:hAnsi="Times New Roman" w:eastAsia="Times New Roman" w:cs="Times New Roman"/>
+                <w:b/>
+                <w:i w:val="0"/>
+                <w:sz w:val="18"/>
+              </w:rPr>
+              <w:t>0.675</w:t>
+            </w:r>
+          </w:p>
+        </w:tc>
+        <w:tc>
+          <w:tcPr>
+            <w:tcW w:type="dxa" w:w="1296"/>
+          </w:tcPr>
+          <w:p>
+            <w:pPr>
+              <w:spacing w:before="40" w:after="40" w:line="240" w:lineRule="auto"/>
+              <w:jc w:val="center"/>
+            </w:pPr>
+            <w:r/>
+            <w:r>
+              <w:rPr>
+                <w:rFonts w:ascii="Times New Roman" w:hAnsi="Times New Roman" w:eastAsia="Times New Roman" w:cs="Times New Roman"/>
+                <w:b w:val="0"/>
+                <w:i w:val="0"/>
+                <w:sz w:val="18"/>
+              </w:rPr>
+              <w:t>0.666</w:t>
+            </w:r>
+          </w:p>
+        </w:tc>
+      </w:tr>
+      <w:tr>
+        <w:tc>
+          <w:tcPr>
+            <w:tcW w:type="dxa" w:w="1296"/>
+          </w:tcPr>
+          <w:p>
+            <w:pPr>
+              <w:spacing w:before="40" w:after="40" w:line="240" w:lineRule="auto"/>
+              <w:jc w:val="center"/>
+            </w:pPr>
+            <w:r/>
+            <w:r>
+              <w:rPr>
+                <w:rFonts w:ascii="Times New Roman" w:hAnsi="Times New Roman" w:eastAsia="Times New Roman" w:cs="Times New Roman"/>
+                <w:b w:val="0"/>
+                <w:i w:val="0"/>
+                <w:sz w:val="18"/>
+              </w:rPr>
+              <w:t>a = 0, v = 2 (strong drift)</w:t>
+            </w:r>
+          </w:p>
+        </w:tc>
+        <w:tc>
+          <w:tcPr>
+            <w:tcW w:type="dxa" w:w="1296"/>
+          </w:tcPr>
+          <w:p>
+            <w:pPr>
+              <w:spacing w:before="40" w:after="40" w:line="240" w:lineRule="auto"/>
+              <w:jc w:val="left"/>
+            </w:pPr>
+            <w:r/>
+            <w:r>
+              <w:rPr>
+                <w:rFonts w:ascii="Times New Roman" w:hAnsi="Times New Roman" w:eastAsia="Times New Roman" w:cs="Times New Roman"/>
+                <w:b w:val="0"/>
+                <w:i w:val="0"/>
+                <w:sz w:val="18"/>
+              </w:rPr>
+              <w:t>0.488</w:t>
+            </w:r>
+          </w:p>
+        </w:tc>
+        <w:tc>
+          <w:tcPr>
+            <w:tcW w:type="dxa" w:w="1296"/>
+          </w:tcPr>
+          <w:p>
+            <w:pPr>
+              <w:spacing w:before="40" w:after="40" w:line="240" w:lineRule="auto"/>
+              <w:jc w:val="center"/>
+            </w:pPr>
+            <w:r/>
+            <w:r>
+              <w:rPr>
+                <w:rFonts w:ascii="Times New Roman" w:hAnsi="Times New Roman" w:eastAsia="Times New Roman" w:cs="Times New Roman"/>
+                <w:b w:val="0"/>
+                <w:i w:val="0"/>
+                <w:sz w:val="18"/>
+              </w:rPr>
+              <w:t>0.584</w:t>
+            </w:r>
+          </w:p>
+        </w:tc>
+        <w:tc>
+          <w:tcPr>
+            <w:tcW w:type="dxa" w:w="1296"/>
+          </w:tcPr>
+          <w:p>
+            <w:pPr>
+              <w:spacing w:before="40" w:after="40" w:line="240" w:lineRule="auto"/>
+              <w:jc w:val="center"/>
+            </w:pPr>
+            <w:r/>
+            <w:r>
+              <w:rPr>
+                <w:rFonts w:ascii="Times New Roman" w:hAnsi="Times New Roman" w:eastAsia="Times New Roman" w:cs="Times New Roman"/>
+                <w:b w:val="0"/>
+                <w:i w:val="0"/>
+                <w:sz w:val="18"/>
+              </w:rPr>
+              <w:t>0.567</w:t>
+            </w:r>
+          </w:p>
+        </w:tc>
+        <w:tc>
+          <w:tcPr>
+            <w:tcW w:type="dxa" w:w="1296"/>
+          </w:tcPr>
+          <w:p>
+            <w:pPr>
+              <w:spacing w:before="40" w:after="40" w:line="240" w:lineRule="auto"/>
+              <w:jc w:val="center"/>
+            </w:pPr>
+            <w:r/>
+            <w:r>
+              <w:rPr>
+                <w:rFonts w:ascii="Times New Roman" w:hAnsi="Times New Roman" w:eastAsia="Times New Roman" w:cs="Times New Roman"/>
+                <w:b w:val="0"/>
+                <w:i w:val="0"/>
+                <w:sz w:val="18"/>
+              </w:rPr>
+              <w:t>0.576</w:t>
+            </w:r>
+          </w:p>
+        </w:tc>
+        <w:tc>
+          <w:tcPr>
+            <w:tcW w:type="dxa" w:w="1296"/>
+          </w:tcPr>
+          <w:p>
+            <w:pPr>
+              <w:spacing w:before="40" w:after="40" w:line="240" w:lineRule="auto"/>
+              <w:jc w:val="center"/>
+            </w:pPr>
+            <w:r/>
+            <w:r>
+              <w:rPr>
+                <w:rFonts w:ascii="Times New Roman" w:hAnsi="Times New Roman" w:eastAsia="Times New Roman" w:cs="Times New Roman"/>
+                <w:b/>
+                <w:i w:val="0"/>
+                <w:sz w:val="18"/>
+              </w:rPr>
+              <w:t>0.678</w:t>
+            </w:r>
+          </w:p>
+        </w:tc>
+        <w:tc>
+          <w:tcPr>
+            <w:tcW w:type="dxa" w:w="1296"/>
+          </w:tcPr>
+          <w:p>
+            <w:pPr>
+              <w:spacing w:before="40" w:after="40" w:line="240" w:lineRule="auto"/>
+              <w:jc w:val="center"/>
+            </w:pPr>
+            <w:r/>
+            <w:r>
+              <w:rPr>
+                <w:rFonts w:ascii="Times New Roman" w:hAnsi="Times New Roman" w:eastAsia="Times New Roman" w:cs="Times New Roman"/>
+                <w:b w:val="0"/>
+                <w:i w:val="0"/>
+                <w:sz w:val="18"/>
+              </w:rPr>
+              <w:t>0.639</w:t>
+            </w:r>
+          </w:p>
+        </w:tc>
+      </w:tr>
+      <w:tr>
+        <w:tc>
+          <w:tcPr>
+            <w:tcW w:type="dxa" w:w="1296"/>
+          </w:tcPr>
+          <w:p>
+            <w:pPr>
+              <w:spacing w:before="40" w:after="40" w:line="240" w:lineRule="auto"/>
+              <w:jc w:val="center"/>
+            </w:pPr>
+            <w:r/>
+            <w:r>
+              <w:rPr>
+                <w:rFonts w:ascii="Times New Roman" w:hAnsi="Times New Roman" w:eastAsia="Times New Roman" w:cs="Times New Roman"/>
+                <w:b w:val="0"/>
+                <w:i w:val="0"/>
+                <w:sz w:val="18"/>
+              </w:rPr>
+              <w:t>a = 1, v = 2 (offset + drift)</w:t>
+            </w:r>
+          </w:p>
+        </w:tc>
+        <w:tc>
+          <w:tcPr>
+            <w:tcW w:type="dxa" w:w="1296"/>
+          </w:tcPr>
+          <w:p>
+            <w:pPr>
+              <w:spacing w:before="40" w:after="40" w:line="240" w:lineRule="auto"/>
+              <w:jc w:val="left"/>
+            </w:pPr>
+            <w:r/>
+            <w:r>
+              <w:rPr>
+                <w:rFonts w:ascii="Times New Roman" w:hAnsi="Times New Roman" w:eastAsia="Times New Roman" w:cs="Times New Roman"/>
+                <w:b w:val="0"/>
+                <w:i w:val="0"/>
+                <w:sz w:val="18"/>
+              </w:rPr>
+              <w:t>0.344</w:t>
+            </w:r>
+          </w:p>
+        </w:tc>
+        <w:tc>
+          <w:tcPr>
+            <w:tcW w:type="dxa" w:w="1296"/>
+          </w:tcPr>
+          <w:p>
+            <w:pPr>
+              <w:spacing w:before="40" w:after="40" w:line="240" w:lineRule="auto"/>
+              <w:jc w:val="center"/>
+            </w:pPr>
+            <w:r/>
+            <w:r>
+              <w:rPr>
+                <w:rFonts w:ascii="Times New Roman" w:hAnsi="Times New Roman" w:eastAsia="Times New Roman" w:cs="Times New Roman"/>
+                <w:b w:val="0"/>
+                <w:i w:val="0"/>
+                <w:sz w:val="18"/>
+              </w:rPr>
+              <w:t>0.584</w:t>
+            </w:r>
+          </w:p>
+        </w:tc>
+        <w:tc>
+          <w:tcPr>
+            <w:tcW w:type="dxa" w:w="1296"/>
+          </w:tcPr>
+          <w:p>
+            <w:pPr>
+              <w:spacing w:before="40" w:after="40" w:line="240" w:lineRule="auto"/>
+              <w:jc w:val="center"/>
+            </w:pPr>
+            <w:r/>
+            <w:r>
+              <w:rPr>
+                <w:rFonts w:ascii="Times New Roman" w:hAnsi="Times New Roman" w:eastAsia="Times New Roman" w:cs="Times New Roman"/>
+                <w:b w:val="0"/>
+                <w:i w:val="0"/>
+                <w:sz w:val="18"/>
+              </w:rPr>
+              <w:t>0.574</w:t>
+            </w:r>
+          </w:p>
+        </w:tc>
+        <w:tc>
+          <w:tcPr>
+            <w:tcW w:type="dxa" w:w="1296"/>
+          </w:tcPr>
+          <w:p>
+            <w:pPr>
+              <w:spacing w:before="40" w:after="40" w:line="240" w:lineRule="auto"/>
+              <w:jc w:val="center"/>
+            </w:pPr>
+            <w:r/>
+            <w:r>
+              <w:rPr>
+                <w:rFonts w:ascii="Times New Roman" w:hAnsi="Times New Roman" w:eastAsia="Times New Roman" w:cs="Times New Roman"/>
+                <w:b w:val="0"/>
+                <w:i w:val="0"/>
+                <w:sz w:val="18"/>
+              </w:rPr>
+              <w:t>0.573</w:t>
+            </w:r>
+          </w:p>
+        </w:tc>
+        <w:tc>
+          <w:tcPr>
+            <w:tcW w:type="dxa" w:w="1296"/>
+          </w:tcPr>
+          <w:p>
+            <w:pPr>
+              <w:spacing w:before="40" w:after="40" w:line="240" w:lineRule="auto"/>
+              <w:jc w:val="center"/>
+            </w:pPr>
+            <w:r/>
+            <w:r>
+              <w:rPr>
+                <w:rFonts w:ascii="Times New Roman" w:hAnsi="Times New Roman" w:eastAsia="Times New Roman" w:cs="Times New Roman"/>
+                <w:b/>
+                <w:i w:val="0"/>
+                <w:sz w:val="18"/>
+              </w:rPr>
+              <w:t>0.674</w:t>
+            </w:r>
+          </w:p>
+        </w:tc>
+        <w:tc>
+          <w:tcPr>
+            <w:tcW w:type="dxa" w:w="1296"/>
+          </w:tcPr>
+          <w:p>
+            <w:pPr>
+              <w:spacing w:before="40" w:after="40" w:line="240" w:lineRule="auto"/>
+              <w:jc w:val="center"/>
+            </w:pPr>
+            <w:r/>
+            <w:r>
+              <w:rPr>
+                <w:rFonts w:ascii="Times New Roman" w:hAnsi="Times New Roman" w:eastAsia="Times New Roman" w:cs="Times New Roman"/>
+                <w:b w:val="0"/>
+                <w:i w:val="0"/>
+                <w:sz w:val="18"/>
+              </w:rPr>
+              <w:t>0.639</w:t>
+            </w:r>
+          </w:p>
+        </w:tc>
+      </w:tr>
+      <w:tr>
+        <w:tc>
+          <w:tcPr>
+            <w:tcW w:type="dxa" w:w="1296"/>
+          </w:tcPr>
+          <w:p>
+            <w:pPr>
+              <w:spacing w:before="40" w:after="40" w:line="240" w:lineRule="auto"/>
+              <w:jc w:val="center"/>
+            </w:pPr>
+            <w:r/>
+            <w:r>
+              <w:rPr>
+                <w:rFonts w:ascii="Times New Roman" w:hAnsi="Times New Roman" w:eastAsia="Times New Roman" w:cs="Times New Roman"/>
+                <w:b w:val="0"/>
+                <w:i w:val="0"/>
+                <w:sz w:val="18"/>
+              </w:rPr>
+              <w:t>steps every 8 blocks</w:t>
+            </w:r>
+          </w:p>
+        </w:tc>
+        <w:tc>
+          <w:tcPr>
+            <w:tcW w:type="dxa" w:w="1296"/>
+          </w:tcPr>
+          <w:p>
+            <w:pPr>
+              <w:spacing w:before="40" w:after="40" w:line="240" w:lineRule="auto"/>
+              <w:jc w:val="left"/>
+            </w:pPr>
+            <w:r/>
+            <w:r>
+              <w:rPr>
+                <w:rFonts w:ascii="Times New Roman" w:hAnsi="Times New Roman" w:eastAsia="Times New Roman" w:cs="Times New Roman"/>
+                <w:b w:val="0"/>
+                <w:i w:val="0"/>
+                <w:sz w:val="18"/>
+              </w:rPr>
+              <w:t>0.333</w:t>
+            </w:r>
+          </w:p>
+        </w:tc>
+        <w:tc>
+          <w:tcPr>
+            <w:tcW w:type="dxa" w:w="1296"/>
+          </w:tcPr>
+          <w:p>
+            <w:pPr>
+              <w:spacing w:before="40" w:after="40" w:line="240" w:lineRule="auto"/>
+              <w:jc w:val="center"/>
+            </w:pPr>
+            <w:r/>
+            <w:r>
+              <w:rPr>
+                <w:rFonts w:ascii="Times New Roman" w:hAnsi="Times New Roman" w:eastAsia="Times New Roman" w:cs="Times New Roman"/>
+                <w:b w:val="0"/>
+                <w:i w:val="0"/>
+                <w:sz w:val="18"/>
+              </w:rPr>
+              <w:t>0.417</w:t>
+            </w:r>
+          </w:p>
+        </w:tc>
+        <w:tc>
+          <w:tcPr>
+            <w:tcW w:type="dxa" w:w="1296"/>
+          </w:tcPr>
+          <w:p>
+            <w:pPr>
+              <w:spacing w:before="40" w:after="40" w:line="240" w:lineRule="auto"/>
+              <w:jc w:val="center"/>
+            </w:pPr>
+            <w:r/>
+            <w:r>
+              <w:rPr>
+                <w:rFonts w:ascii="Times New Roman" w:hAnsi="Times New Roman" w:eastAsia="Times New Roman" w:cs="Times New Roman"/>
+                <w:b w:val="0"/>
+                <w:i w:val="0"/>
+                <w:sz w:val="18"/>
+              </w:rPr>
+              <w:t>0.408</w:t>
+            </w:r>
+          </w:p>
+        </w:tc>
+        <w:tc>
+          <w:tcPr>
+            <w:tcW w:type="dxa" w:w="1296"/>
+          </w:tcPr>
+          <w:p>
+            <w:pPr>
+              <w:spacing w:before="40" w:after="40" w:line="240" w:lineRule="auto"/>
+              <w:jc w:val="center"/>
+            </w:pPr>
+            <w:r/>
+            <w:r>
+              <w:rPr>
+                <w:rFonts w:ascii="Times New Roman" w:hAnsi="Times New Roman" w:eastAsia="Times New Roman" w:cs="Times New Roman"/>
+                <w:b w:val="0"/>
+                <w:i w:val="0"/>
+                <w:sz w:val="18"/>
+              </w:rPr>
+              <w:t>0.408</w:t>
+            </w:r>
+          </w:p>
+        </w:tc>
+        <w:tc>
+          <w:tcPr>
+            <w:tcW w:type="dxa" w:w="1296"/>
+          </w:tcPr>
+          <w:p>
+            <w:pPr>
+              <w:spacing w:before="40" w:after="40" w:line="240" w:lineRule="auto"/>
+              <w:jc w:val="center"/>
+            </w:pPr>
+            <w:r/>
+            <w:r>
+              <w:rPr>
+                <w:rFonts w:ascii="Times New Roman" w:hAnsi="Times New Roman" w:eastAsia="Times New Roman" w:cs="Times New Roman"/>
+                <w:b w:val="0"/>
+                <w:i w:val="0"/>
+                <w:sz w:val="18"/>
+              </w:rPr>
+              <w:t>0.612*</w:t>
+            </w:r>
+          </w:p>
+        </w:tc>
+        <w:tc>
+          <w:tcPr>
+            <w:tcW w:type="dxa" w:w="1296"/>
+          </w:tcPr>
+          <w:p>
+            <w:pPr>
+              <w:spacing w:before="40" w:after="40" w:line="240" w:lineRule="auto"/>
+              <w:jc w:val="center"/>
+            </w:pPr>
+            <w:r/>
+            <w:r>
+              <w:rPr>
+                <w:rFonts w:ascii="Times New Roman" w:hAnsi="Times New Roman" w:eastAsia="Times New Roman" w:cs="Times New Roman"/>
+                <w:b w:val="0"/>
+                <w:i w:val="0"/>
+                <w:sz w:val="18"/>
+              </w:rPr>
+              <w:t>0.584</w:t>
+            </w:r>
+          </w:p>
+        </w:tc>
+      </w:tr>
+      <w:tr>
+        <w:tc>
+          <w:tcPr>
+            <w:tcW w:type="dxa" w:w="1296"/>
+          </w:tcPr>
+          <w:p>
+            <w:pPr>
+              <w:spacing w:before="40" w:after="40" w:line="240" w:lineRule="auto"/>
+              <w:jc w:val="center"/>
+            </w:pPr>
+            <w:r/>
+            <w:r>
+              <w:rPr>
+                <w:rFonts w:ascii="Times New Roman" w:hAnsi="Times New Roman" w:eastAsia="Times New Roman" w:cs="Times New Roman"/>
+                <w:b w:val="0"/>
+                <w:i w:val="0"/>
+                <w:sz w:val="18"/>
+              </w:rPr>
+              <w:t>class priors only (0.4)</w:t>
+            </w:r>
+          </w:p>
+        </w:tc>
+        <w:tc>
+          <w:tcPr>
+            <w:tcW w:type="dxa" w:w="1296"/>
+          </w:tcPr>
+          <w:p>
+            <w:pPr>
+              <w:spacing w:before="40" w:after="40" w:line="240" w:lineRule="auto"/>
+              <w:jc w:val="left"/>
+            </w:pPr>
+            <w:r/>
+            <w:r>
+              <w:rPr>
+                <w:rFonts w:ascii="Times New Roman" w:hAnsi="Times New Roman" w:eastAsia="Times New Roman" w:cs="Times New Roman"/>
+                <w:b w:val="0"/>
+                <w:i w:val="0"/>
+                <w:sz w:val="18"/>
+              </w:rPr>
+              <w:t>0.681</w:t>
+            </w:r>
+          </w:p>
+        </w:tc>
+        <w:tc>
+          <w:tcPr>
+            <w:tcW w:type="dxa" w:w="1296"/>
+          </w:tcPr>
+          <w:p>
+            <w:pPr>
+              <w:spacing w:before="40" w:after="40" w:line="240" w:lineRule="auto"/>
+              <w:jc w:val="center"/>
+            </w:pPr>
+            <w:r/>
+            <w:r>
+              <w:rPr>
+                <w:rFonts w:ascii="Times New Roman" w:hAnsi="Times New Roman" w:eastAsia="Times New Roman" w:cs="Times New Roman"/>
+                <w:b w:val="0"/>
+                <w:i w:val="0"/>
+                <w:sz w:val="18"/>
+              </w:rPr>
+              <w:t>0.672</w:t>
+            </w:r>
+          </w:p>
+        </w:tc>
+        <w:tc>
+          <w:tcPr>
+            <w:tcW w:type="dxa" w:w="1296"/>
+          </w:tcPr>
+          <w:p>
+            <w:pPr>
+              <w:spacing w:before="40" w:after="40" w:line="240" w:lineRule="auto"/>
+              <w:jc w:val="center"/>
+            </w:pPr>
+            <w:r/>
+            <w:r>
+              <w:rPr>
+                <w:rFonts w:ascii="Times New Roman" w:hAnsi="Times New Roman" w:eastAsia="Times New Roman" w:cs="Times New Roman"/>
+                <w:b w:val="0"/>
+                <w:i w:val="0"/>
+                <w:sz w:val="18"/>
+              </w:rPr>
+              <w:t>0.679</w:t>
+            </w:r>
+          </w:p>
+        </w:tc>
+        <w:tc>
+          <w:tcPr>
+            <w:tcW w:type="dxa" w:w="1296"/>
+          </w:tcPr>
+          <w:p>
+            <w:pPr>
+              <w:spacing w:before="40" w:after="40" w:line="240" w:lineRule="auto"/>
+              <w:jc w:val="center"/>
+            </w:pPr>
+            <w:r/>
+            <w:r>
+              <w:rPr>
+                <w:rFonts w:ascii="Times New Roman" w:hAnsi="Times New Roman" w:eastAsia="Times New Roman" w:cs="Times New Roman"/>
+                <w:b w:val="0"/>
+                <w:i w:val="0"/>
+                <w:sz w:val="18"/>
+              </w:rPr>
+              <w:t>0.677</w:t>
+            </w:r>
+          </w:p>
+        </w:tc>
+        <w:tc>
+          <w:tcPr>
+            <w:tcW w:type="dxa" w:w="1296"/>
+          </w:tcPr>
+          <w:p>
+            <w:pPr>
+              <w:spacing w:before="40" w:after="40" w:line="240" w:lineRule="auto"/>
+              <w:jc w:val="center"/>
+            </w:pPr>
+            <w:r/>
+            <w:r>
+              <w:rPr>
+                <w:rFonts w:ascii="Times New Roman" w:hAnsi="Times New Roman" w:eastAsia="Times New Roman" w:cs="Times New Roman"/>
+                <w:b w:val="0"/>
+                <w:i w:val="0"/>
+                <w:sz w:val="18"/>
+              </w:rPr>
+              <w:t>0.649*</w:t>
+            </w:r>
+          </w:p>
+        </w:tc>
+        <w:tc>
+          <w:tcPr>
+            <w:tcW w:type="dxa" w:w="1296"/>
+          </w:tcPr>
+          <w:p>
+            <w:pPr>
+              <w:spacing w:before="40" w:after="40" w:line="240" w:lineRule="auto"/>
+              <w:jc w:val="center"/>
+            </w:pPr>
+            <w:r/>
+            <w:r>
+              <w:rPr>
+                <w:rFonts w:ascii="Times New Roman" w:hAnsi="Times New Roman" w:eastAsia="Times New Roman" w:cs="Times New Roman"/>
+                <w:b w:val="0"/>
+                <w:i w:val="0"/>
+                <w:sz w:val="18"/>
+              </w:rPr>
+              <w:t>0.671</w:t>
+            </w:r>
+          </w:p>
+        </w:tc>
+      </w:tr>
+      <w:tr>
+        <w:tc>
+          <w:tcPr>
+            <w:tcW w:type="dxa" w:w="1296"/>
+          </w:tcPr>
+          <w:p>
+            <w:pPr>
+              <w:spacing w:before="40" w:after="40" w:line="240" w:lineRule="auto"/>
+              <w:jc w:val="center"/>
+            </w:pPr>
+            <w:r/>
+            <w:r>
+              <w:rPr>
+                <w:rFonts w:ascii="Times New Roman" w:hAnsi="Times New Roman" w:eastAsia="Times New Roman" w:cs="Times New Roman"/>
+                <w:b w:val="0"/>
+                <w:i w:val="0"/>
+                <w:sz w:val="18"/>
+              </w:rPr>
+              <w:t>priors + offset</w:t>
+            </w:r>
+          </w:p>
+        </w:tc>
+        <w:tc>
+          <w:tcPr>
+            <w:tcW w:type="dxa" w:w="1296"/>
+          </w:tcPr>
+          <w:p>
+            <w:pPr>
+              <w:spacing w:before="40" w:after="40" w:line="240" w:lineRule="auto"/>
+              <w:jc w:val="left"/>
+            </w:pPr>
+            <w:r/>
+            <w:r>
+              <w:rPr>
+                <w:rFonts w:ascii="Times New Roman" w:hAnsi="Times New Roman" w:eastAsia="Times New Roman" w:cs="Times New Roman"/>
+                <w:b w:val="0"/>
+                <w:i w:val="0"/>
+                <w:sz w:val="18"/>
+              </w:rPr>
+              <w:t>0.680</w:t>
+            </w:r>
+          </w:p>
+        </w:tc>
+        <w:tc>
+          <w:tcPr>
+            <w:tcW w:type="dxa" w:w="1296"/>
+          </w:tcPr>
+          <w:p>
+            <w:pPr>
+              <w:spacing w:before="40" w:after="40" w:line="240" w:lineRule="auto"/>
+              <w:jc w:val="center"/>
+            </w:pPr>
+            <w:r/>
+            <w:r>
+              <w:rPr>
+                <w:rFonts w:ascii="Times New Roman" w:hAnsi="Times New Roman" w:eastAsia="Times New Roman" w:cs="Times New Roman"/>
+                <w:b w:val="0"/>
+                <w:i w:val="0"/>
+                <w:sz w:val="18"/>
+              </w:rPr>
+              <w:t>0.668</w:t>
+            </w:r>
+          </w:p>
+        </w:tc>
+        <w:tc>
+          <w:tcPr>
+            <w:tcW w:type="dxa" w:w="1296"/>
+          </w:tcPr>
+          <w:p>
+            <w:pPr>
+              <w:spacing w:before="40" w:after="40" w:line="240" w:lineRule="auto"/>
+              <w:jc w:val="center"/>
+            </w:pPr>
+            <w:r/>
+            <w:r>
+              <w:rPr>
+                <w:rFonts w:ascii="Times New Roman" w:hAnsi="Times New Roman" w:eastAsia="Times New Roman" w:cs="Times New Roman"/>
+                <w:b w:val="0"/>
+                <w:i w:val="0"/>
+                <w:sz w:val="18"/>
+              </w:rPr>
+              <w:t>0.676</w:t>
+            </w:r>
+          </w:p>
+        </w:tc>
+        <w:tc>
+          <w:tcPr>
+            <w:tcW w:type="dxa" w:w="1296"/>
+          </w:tcPr>
+          <w:p>
+            <w:pPr>
+              <w:spacing w:before="40" w:after="40" w:line="240" w:lineRule="auto"/>
+              <w:jc w:val="center"/>
+            </w:pPr>
+            <w:r/>
+            <w:r>
+              <w:rPr>
+                <w:rFonts w:ascii="Times New Roman" w:hAnsi="Times New Roman" w:eastAsia="Times New Roman" w:cs="Times New Roman"/>
+                <w:b w:val="0"/>
+                <w:i w:val="0"/>
+                <w:sz w:val="18"/>
+              </w:rPr>
+              <w:t>0.677</w:t>
+            </w:r>
+          </w:p>
+        </w:tc>
+        <w:tc>
+          <w:tcPr>
+            <w:tcW w:type="dxa" w:w="1296"/>
+          </w:tcPr>
+          <w:p>
+            <w:pPr>
+              <w:spacing w:before="40" w:after="40" w:line="240" w:lineRule="auto"/>
+              <w:jc w:val="center"/>
+            </w:pPr>
+            <w:r/>
+            <w:r>
+              <w:rPr>
+                <w:rFonts w:ascii="Times New Roman" w:hAnsi="Times New Roman" w:eastAsia="Times New Roman" w:cs="Times New Roman"/>
+                <w:b w:val="0"/>
+                <w:i w:val="0"/>
+                <w:sz w:val="18"/>
+              </w:rPr>
+              <w:t>0.600*</w:t>
+            </w:r>
+          </w:p>
+        </w:tc>
+        <w:tc>
+          <w:tcPr>
+            <w:tcW w:type="dxa" w:w="1296"/>
+          </w:tcPr>
+          <w:p>
+            <w:pPr>
+              <w:spacing w:before="40" w:after="40" w:line="240" w:lineRule="auto"/>
+              <w:jc w:val="center"/>
+            </w:pPr>
+            <w:r/>
+            <w:r>
+              <w:rPr>
+                <w:rFonts w:ascii="Times New Roman" w:hAnsi="Times New Roman" w:eastAsia="Times New Roman" w:cs="Times New Roman"/>
+                <w:b w:val="0"/>
+                <w:i w:val="0"/>
+                <w:sz w:val="18"/>
+              </w:rPr>
+              <w:t>0.672</w:t>
+            </w:r>
+          </w:p>
+        </w:tc>
+      </w:tr>
+    </w:tbl>
+    <w:p>
+      <w:pPr>
+        <w:spacing w:before="0" w:after="200" w:line="240" w:lineRule="auto"/>
+        <w:ind w:firstLine="0" w:left="0"/>
+        <w:jc w:val="left"/>
+      </w:pPr>
+    </w:p>
+    <w:p>
+      <w:pPr>
+        <w:keepNext/>
+        <w:spacing w:before="240" w:after="80" w:line="240" w:lineRule="auto"/>
+        <w:jc w:val="center"/>
+      </w:pPr>
+      <w:r>
+        <w:drawing>
+          <wp:inline xmlns:a="http://schemas.openxmlformats.org/drawingml/2006/main" xmlns:pic="http://schemas.openxmlformats.org/drawingml/2006/picture">
+            <wp:extent cx="5669280" cy="1723016"/>
+            <wp:docPr id="5" name="Picture 5"/>
+            <wp:cNvGraphicFramePr>
+              <a:graphicFrameLocks noChangeAspect="1"/>
+            </wp:cNvGraphicFramePr>
+            <a:graphic>
+              <a:graphicData uri="http://schemas.openxmlformats.org/drawingml/2006/picture">
+                <pic:pic>
+                  <pic:nvPicPr>
+                    <pic:cNvPr id="0" name="fig_regimes.png"/>
+                    <pic:cNvPicPr/>
+                  </pic:nvPicPr>
+                  <pic:blipFill>
+                    <a:blip r:embed="rId14"/>
+                    <a:stretch>
+                      <a:fillRect/>
+                    </a:stretch>
+                  </pic:blipFill>
+                  <pic:spPr>
+                    <a:xfrm>
+                      <a:off x="0" y="0"/>
+                      <a:ext cx="5669280" cy="1723016"/>
+                    </a:xfrm>
+                    <a:prstGeom prst="rect"/>
+                  </pic:spPr>
+                </pic:pic>
+              </a:graphicData>
+            </a:graphic>
+          </wp:inline>
+        </w:drawing>
+      </w:r>
+    </w:p>
+    <w:p>
+      <w:pPr>
+        <w:spacing w:after="240" w:line="240" w:lineRule="auto"/>
+        <w:jc w:val="left"/>
+      </w:pPr>
+      <w:r>
+        <w:rPr>
+          <w:rFonts w:ascii="Times New Roman" w:hAnsi="Times New Roman" w:eastAsia="Times New Roman" w:cs="Times New Roman"/>
+          <w:b/>
+          <w:i w:val="0"/>
+          <w:sz w:val="21"/>
+        </w:rPr>
+        <w:t>Fig. 5.</w:t>
+      </w:r>
+      <w:r>
+        <w:rPr>
+          <w:rFonts w:ascii="Times New Roman" w:hAnsi="Times New Roman" w:eastAsia="Times New Roman" w:cs="Times New Roman"/>
+          <w:b w:val="0"/>
+          <w:i w:val="0"/>
+          <w:sz w:val="21"/>
+        </w:rPr>
+        <w:t xml:space="preserve"> The failure-regime map. (a) Predictive minus variance-ratio accuracy across the constant-offset and drift grid; blue means the variance-ratio rule is better, red the predictive rule, an asterisk marks cells whose paired 95 per cent interval crosses zero. (b) Step changes: change from no correction for four rules. (c) Class-prior change with and without a constant offset.</w:t>
       </w:r>
     </w:p>
     <w:p>
@@ -21114,11 +23361,20 @@
       <w:r>
         <w:rPr>
           <w:rFonts w:ascii="Times New Roman" w:hAnsi="Times New Roman" w:eastAsia="Times New Roman" w:cs="Times New Roman"/>
-          <w:b/>
+          <w:b w:val="0"/>
           <w:i w:val="0"/>
           <w:sz w:val="24"/>
         </w:rPr>
-        <w:t>Check the collapse identity before believing an accuracy.</w:t>
+        <w:t xml:space="preserve">The tracker column is marked with an asterisk because its implementation did not survive an audit (Section 4.12.1): in the synthetic generator it is well behaved, but on the real data its state can run away from the displacement it is applied to, so its real-data numbers are not used as evidence anywhere in this paper. The synthetic rows are still informative about the </w:t>
+      </w:r>
+      <w:r>
+        <w:rPr>
+          <w:rFonts w:ascii="Times New Roman" w:hAnsi="Times New Roman" w:eastAsia="Times New Roman" w:cs="Times New Roman"/>
+          <w:b w:val="0"/>
+          <w:i/>
+          <w:sz w:val="24"/>
+        </w:rPr>
+        <w:t>direction</w:t>
       </w:r>
       <w:r>
         <w:rPr>
@@ -21127,7 +23383,7 @@
           <w:i w:val="0"/>
           <w:sz w:val="24"/>
         </w:rPr>
-        <w:t xml:space="preserve"> If all target predictions are equal the classifier has collapsed, and its balanced accuracy is 1/K by identity.</w:t>
+        <w:t xml:space="preserve"> of the trade-off, and they are read as such.</w:t>
       </w:r>
     </w:p>
     <w:p>
@@ -21139,11 +23395,20 @@
       <w:r>
         <w:rPr>
           <w:rFonts w:ascii="Times New Roman" w:hAnsi="Times New Roman" w:eastAsia="Times New Roman" w:cs="Times New Roman"/>
-          <w:b/>
+          <w:b w:val="0"/>
           <w:i w:val="0"/>
           <w:sz w:val="24"/>
         </w:rPr>
-        <w:t>The invariance test.</w:t>
+        <w:t xml:space="preserve">Three regimes separate cleanly. A </w:t>
+      </w:r>
+      <w:r>
+        <w:rPr>
+          <w:rFonts w:ascii="Times New Roman" w:hAnsi="Times New Roman" w:eastAsia="Times New Roman" w:cs="Times New Roman"/>
+          <w:b w:val="0"/>
+          <w:i/>
+          <w:sz w:val="24"/>
+        </w:rPr>
+        <w:t>constant</w:t>
       </w:r>
       <w:r>
         <w:rPr>
@@ -21152,7 +23417,43 @@
           <w:i w:val="0"/>
           <w:sz w:val="24"/>
         </w:rPr>
-        <w:t xml:space="preserve"> Translate every feature by a constant, refit, and check that the predictions are unchanged. The test is one line of code and needs no labels. It has two blind spots that follow from Proposition 3: a translation in the null space of P W changes nothing, and a target sample that does not cross the moved boundary changes no label. The test is therefore a sufficient but not a necessary detector, and it should be run with a translation large relative to the score range; we use ten within-session standard deviations in the sweep of Section 4.2.</w:t>
+        <w:t xml:space="preserve"> offset is corrected by anything, including the cumulative mean, so the choice of estimator is irrelevant there. A </w:t>
+      </w:r>
+      <w:r>
+        <w:rPr>
+          <w:rFonts w:ascii="Times New Roman" w:hAnsi="Times New Roman" w:eastAsia="Times New Roman" w:cs="Times New Roman"/>
+          <w:b w:val="0"/>
+          <w:i/>
+          <w:sz w:val="24"/>
+        </w:rPr>
+        <w:t>drift</w:t>
+      </w:r>
+      <w:r>
+        <w:rPr>
+          <w:rFonts w:ascii="Times New Roman" w:hAnsi="Times New Roman" w:eastAsia="Times New Roman" w:cs="Times New Roman"/>
+          <w:b w:val="0"/>
+          <w:i w:val="0"/>
+          <w:sz w:val="24"/>
+        </w:rPr>
+        <w:t xml:space="preserve"> punishes long memory and rewards tracking: Kalman is the best estimator in both drift rows, by 0.03 to 0.10 over the fixed-memory rules. Step changes reward a short window as well. A change of the class </w:t>
+      </w:r>
+      <w:r>
+        <w:rPr>
+          <w:rFonts w:ascii="Times New Roman" w:hAnsi="Times New Roman" w:eastAsia="Times New Roman" w:cs="Times New Roman"/>
+          <w:b w:val="0"/>
+          <w:i/>
+          <w:sz w:val="24"/>
+        </w:rPr>
+        <w:t>proportions</w:t>
+      </w:r>
+      <w:r>
+        <w:rPr>
+          <w:rFonts w:ascii="Times New Roman" w:hAnsi="Times New Roman" w:eastAsia="Times New Roman" w:cs="Times New Roman"/>
+          <w:b w:val="0"/>
+          <w:i w:val="0"/>
+          <w:sz w:val="24"/>
+        </w:rPr>
+        <w:t>, with the class-conditional distributions untouched, does the opposite: it leaves the shrinkage rules almost unaffected (0.676 to 0.679) and costs the tracker 0.06 to 0.08, because a tracker follows the change in the mixture as if it were a change in the offset.</w:t>
       </w:r>
     </w:p>
     <w:p>
@@ -21164,50 +23465,11 @@
       <w:r>
         <w:rPr>
           <w:rFonts w:ascii="Times New Roman" w:hAnsi="Times New Roman" w:eastAsia="Times New Roman" w:cs="Times New Roman"/>
-          <w:b/>
-          <w:i w:val="0"/>
-          <w:sz w:val="24"/>
-        </w:rPr>
-        <w:t>Report the residual separately.</w:t>
-      </w:r>
-      <w:r>
-        <w:rPr>
-          <w:rFonts w:ascii="Times New Roman" w:hAnsi="Times New Roman" w:eastAsia="Times New Roman" w:cs="Times New Roman"/>
           <w:b w:val="0"/>
           <w:i w:val="0"/>
           <w:sz w:val="24"/>
         </w:rPr>
-        <w:t xml:space="preserve"> The correction recovers the origin component; the rest is an observed difference from the within-session reference, not an identified information gap, and reporting the two separately prevents a corrected pipeline from being credited with the whole difference.</w:t>
-      </w:r>
-    </w:p>
-    <w:p>
-      <w:pPr>
-        <w:keepNext/>
-        <w:spacing w:before="360" w:after="120" w:line="240" w:lineRule="auto"/>
-      </w:pPr>
-      <w:r>
-        <w:rPr>
-          <w:rFonts w:ascii="Times New Roman" w:hAnsi="Times New Roman" w:eastAsia="Times New Roman" w:cs="Times New Roman"/>
-          <w:b/>
-          <w:i w:val="0"/>
-          <w:sz w:val="24"/>
-        </w:rPr>
-        <w:t>6. Discussion</w:t>
-      </w:r>
-    </w:p>
-    <w:p>
-      <w:pPr>
-        <w:keepNext/>
-        <w:spacing w:before="240" w:after="120" w:line="240" w:lineRule="auto"/>
-      </w:pPr>
-      <w:r>
-        <w:rPr>
-          <w:rFonts w:ascii="Times New Roman" w:hAnsi="Times New Roman" w:eastAsia="Times New Roman" w:cs="Times New Roman"/>
-          <w:b/>
-          <w:i/>
-          <w:sz w:val="24"/>
-        </w:rPr>
-        <w:t>6.1. What the verification establishes, and what it does not</w:t>
+        <w:t>Under the drift rows the predictive weight loses to Kalman, which is the honest reading of Table 13; under the prior-change rows it is Kalman that loses. No estimator in the table dominates, and the fixed-memory rules lose in the drift rows by as much as the tracker loses in the prior rows.</w:t>
       </w:r>
     </w:p>
     <w:p>
@@ -21219,26 +23481,20 @@
       <w:r>
         <w:rPr>
           <w:rFonts w:ascii="Times New Roman" w:hAnsi="Times New Roman" w:eastAsia="Times New Roman" w:cs="Times New Roman"/>
+          <w:b/>
+          <w:i w:val="0"/>
+          <w:sz w:val="24"/>
+        </w:rPr>
+        <w:t>4.12.1 An audit of the tracker, and what it cost us.</w:t>
+      </w:r>
+      <w:r>
+        <w:rPr>
+          <w:rFonts w:ascii="Times New Roman" w:hAnsi="Times New Roman" w:eastAsia="Times New Roman" w:cs="Times New Roman"/>
           <w:b w:val="0"/>
           <w:i w:val="0"/>
           <w:sz w:val="24"/>
         </w:rPr>
-        <w:t>Three kinds of statement are mixed in a paper of this shape, and only the second is specific to EEG. The first is a corollary of linear discriminant theory: a constant added to a feature vector moves the intercept, the prediction-relevant content of a reference is its projection onto the weights, and score differences are unchanged by class-constant shifts. We prove these and do not claim them as discoveries. The second is an empirical regularity of cross-session EEG features: which feature families carry a free origin, how large the resulting damage is on six public datasets, how the damage depends on the classifier's threshold error, and in what ways a source-level statistic fails. The third is a change in practice: centre both sides, run the invariance test, and do not use a norm-based origin statistic. The paper's contribution is the second and the third; the first is the scaffolding, and we say so because a reader who expects a new algorithm should know what this is not.</w:t>
-      </w:r>
-    </w:p>
-    <w:p>
-      <w:pPr>
-        <w:keepNext/>
-        <w:spacing w:before="240" w:after="120" w:line="240" w:lineRule="auto"/>
-      </w:pPr>
-      <w:r>
-        <w:rPr>
-          <w:rFonts w:ascii="Times New Roman" w:hAnsi="Times New Roman" w:eastAsia="Times New Roman" w:cs="Times New Roman"/>
-          <w:b/>
-          <w:i/>
-          <w:sz w:val="24"/>
-        </w:rPr>
-        <w:t>6.2. Why some features are exposed and others are not</w:t>
+        <w:t xml:space="preserve"> Before reading anything into the tracker column we varied its two variances and its initial covariance on the real data: the original setting (P₀ = 1, process noise from the variance of successive differences, measurement noise from the current block), a matched initialisation (P₀ = r), and two fixed ratios (q = 0.05 r and q = 0.50 r), all with causally estimated measurement noise. The estimator is not stable across these settings. On SEED the aggressive setting gives 0.380 against 0.459 uncorrected and the matched settings collapse to chance; on grasp-and-lift the same pattern appears (0.628 against 0.773, then chance). The diagnostic that explains it is the one-step state error, ||state − d_b||/||d_b||, which is 0.11 on SEED, 0.99 on BCI-2a and 3.6 to 3.8 on grasp-and-lift and NER2015: the state is not tracking the displacement it is applied to, so the correction is applied with a vector that can be several times too large.</w:t>
       </w:r>
     </w:p>
     <w:p>
@@ -21254,7 +23510,25 @@
           <w:i w:val="0"/>
           <w:sz w:val="24"/>
         </w:rPr>
-        <w:t>z_T is large when the feature carries a free additive constant. Log power has three: the logarithm of a reference power, a floor added before the logarithm, and a change of the reference electrode that adds an offset to the potential before a non-linear transform. Differential entropy inherits all three. A difference of two conditions measured within the same trial has none, which is why the time-domain contrast features of NER2015 have z_T = 0.20 and a penalty of 0.000. This is a statement about measurement conventions, not about neurophysiology: the origin is set by the amplifier, the montage and the code, and none of the three is reported in a typical methods section.</w:t>
+        <w:t xml:space="preserve">A state-space tracker with a fixed gain is therefore </w:t>
+      </w:r>
+      <w:r>
+        <w:rPr>
+          <w:rFonts w:ascii="Times New Roman" w:hAnsi="Times New Roman" w:eastAsia="Times New Roman" w:cs="Times New Roman"/>
+          <w:b w:val="0"/>
+          <w:i/>
+          <w:sz w:val="24"/>
+        </w:rPr>
+        <w:t>not</w:t>
+      </w:r>
+      <w:r>
+        <w:rPr>
+          <w:rFonts w:ascii="Times New Roman" w:hAnsi="Times New Roman" w:eastAsia="Times New Roman" w:cs="Times New Roman"/>
+          <w:b w:val="0"/>
+          <w:i w:val="0"/>
+          <w:sz w:val="24"/>
+        </w:rPr>
+        <w:t xml:space="preserve"> a fair representative of "fast tracking" in this setting, and we do not use its real-data numbers as evidence. The negative-transfer results that the paper does rely on are those of the estimators whose implementation we could verify (cumulative, block, variance-ratio, predictive, ADWIN), and the synthetic tracker rows are read as a statement about the direction of a trade-off, not as a measurement of it. A properly tuned tracker, with its variances fitted on the source session rather than on the target stream, remains an obvious baseline for future work and we did not establish it here.</w:t>
       </w:r>
     </w:p>
     <w:p>
@@ -21266,26 +23540,20 @@
       <w:r>
         <w:rPr>
           <w:rFonts w:ascii="Times New Roman" w:hAnsi="Times New Roman" w:eastAsia="Times New Roman" w:cs="Times New Roman"/>
+          <w:b/>
+          <w:i w:val="0"/>
+          <w:sz w:val="24"/>
+        </w:rPr>
+        <w:t>What this establishes and what it does not.</w:t>
+      </w:r>
+      <w:r>
+        <w:rPr>
+          <w:rFonts w:ascii="Times New Roman" w:hAnsi="Times New Roman" w:eastAsia="Times New Roman" w:cs="Times New Roman"/>
           <w:b w:val="0"/>
           <w:i w:val="0"/>
           <w:sz w:val="24"/>
         </w:rPr>
-        <w:t>The electrical reading should not be pushed far. An amplifier gain change and a reference-electrode change both alter the covariance of the raw signal, and a reference change is not a pure translation of the feature vector; what is additive after a log transform is the magnitude of a gain change, not every consequence of a montage change.</w:t>
-      </w:r>
-    </w:p>
-    <w:p>
-      <w:pPr>
-        <w:keepNext/>
-        <w:spacing w:before="240" w:after="120" w:line="240" w:lineRule="auto"/>
-      </w:pPr>
-      <w:r>
-        <w:rPr>
-          <w:rFonts w:ascii="Times New Roman" w:hAnsi="Times New Roman" w:eastAsia="Times New Roman" w:cs="Times New Roman"/>
-          <w:b/>
-          <w:i/>
-          <w:sz w:val="24"/>
-        </w:rPr>
-        <w:t>6.3. Relation to alignment methods</w:t>
+        <w:t xml:space="preserve"> The simulations reproduce the qualitative pattern of the real benchmarks — a dataset whose block displacements are trend-dominated (grasp-and-lift, R² = 0.80) breaks the long-memory rules, and a dataset with a large, almost constant offset (SEED, R² = 0.06) breaks the tracker — and they show that each of these behaviours follows from a mechanism that is stated in the generator. They do not identify which mechanism dominates a given recording: the generator can produce a similar performance pattern from more than one parameter setting, and the real drift structure we measure is a description of the block means, not a decomposition of causes. The synthetic results are therefore mechanistic hypotheses that are consistent with the EEG data, not a proof of what happened in those sessions.</w:t>
       </w:r>
     </w:p>
     <w:p>
@@ -21301,7 +23569,7 @@
           <w:i w:val="0"/>
           <w:sz w:val="24"/>
         </w:rPr>
-        <w:t>A recent benchmark attributes the cross-session advantage of a tangent-space pipeline to its test-time recentering [20]. Our results accept the mechanism and qualify its availability: the recentering in that pipeline is transductive, and Section 4.2 shows that a causal version reproduces the gain from the fifth trial on BCI-2b and BCI-2a, only approaches it on SEED as the window grows, and on grasp-and-lift falls below not correcting at all. The mechanism is real; whether a deployment can have it is a separate question with a measured answer.</w:t>
+        <w:t>### 4.12.2 Ablation of the weighting rules, and a control that constrains them</w:t>
       </w:r>
     </w:p>
     <w:p>
@@ -21317,23 +23585,519 @@
           <w:i w:val="0"/>
           <w:sz w:val="24"/>
         </w:rPr>
-        <w:t>Euclidean and Riemannian alignment [5-8] act on second-order structure, and the Riemannian Gaussian–Laplace framework of [16] is a recent example of the same programme. An alignment matrix that is a multiple of the identity performs no alignment, so the first-order correction is not a special case of the second-order one, and Section 4.6 shows that the two compose in all four BCI representations. Where the two intersect is the label-shift problem of Section 2.4: aligning a covariance implicitly assumes that the class mixture is unchanged, and re-weighting the classes changes the average covariance in a way that alignment cannot distinguish from a change of state. Under the label-shift assumption the prior is estimable [12]; without it the same ambiguity applies to both families.</w:t>
+        <w:t>The estimators of Section 4.2 differ in how they set the weight. This subsection separates the two things such a rule can contribute: the average strength it applies, and the way that strength is distributed over time. On grasp-and-lift, where the predictive rule was introduced:</w:t>
       </w:r>
     </w:p>
     <w:p>
       <w:pPr>
         <w:keepNext/>
-        <w:spacing w:before="240" w:after="120" w:line="240" w:lineRule="auto"/>
+        <w:spacing w:before="240" w:after="80" w:line="240" w:lineRule="auto"/>
       </w:pPr>
       <w:r>
         <w:rPr>
           <w:rFonts w:ascii="Times New Roman" w:hAnsi="Times New Roman" w:eastAsia="Times New Roman" w:cs="Times New Roman"/>
           <w:b/>
-          <w:i/>
-          <w:sz w:val="24"/>
-        </w:rPr>
-        <w:t>6.4. Limitations</w:t>
-      </w:r>
+          <w:i w:val="0"/>
+          <w:sz w:val="21"/>
+        </w:rPr>
+        <w:t xml:space="preserve">Table 1.. </w:t>
+      </w:r>
+    </w:p>
+    <w:tbl>
+      <w:tblPr>
+        <w:tblW w:type="auto" w:w="0"/>
+        <w:jc w:val="center"/>
+        <w:tblLayout w:type="fixed"/>
+        <w:tblBorders>
+          <w:top w:val="single" w:sz="10" w:space="0" w:color="000000"/>
+          <w:bottom w:val="single" w:sz="10" w:space="0" w:color="000000"/>
+          <w:left w:val="none" w:sz="0" w:space="0" w:color="auto"/>
+          <w:right w:val="none" w:sz="0" w:space="0" w:color="auto"/>
+          <w:insideH w:val="none" w:sz="0" w:space="0" w:color="auto"/>
+          <w:insideV w:val="none" w:sz="0" w:space="0" w:color="auto"/>
+        </w:tblBorders>
+        <w:tblLook w:firstColumn="1" w:firstRow="1" w:lastColumn="0" w:lastRow="0" w:noHBand="0" w:noVBand="1" w:val="04A0"/>
+        <w:tblLayout w:type="fixed"/>
+      </w:tblPr>
+      <w:tblGrid>
+        <w:gridCol w:w="3024"/>
+        <w:gridCol w:w="3024"/>
+        <w:gridCol w:w="3024"/>
+      </w:tblGrid>
+      <w:tr>
+        <w:trPr>
+          <w:tblHeader/>
+        </w:trPr>
+        <w:tc>
+          <w:tcPr>
+            <w:tcW w:type="dxa" w:w="3024"/>
+            <w:tcBorders>
+              <w:bottom w:val="single" w:sz="6" w:space="0" w:color="000000"/>
+            </w:tcBorders>
+          </w:tcPr>
+          <w:p>
+            <w:pPr>
+              <w:spacing w:before="40" w:after="40" w:line="240" w:lineRule="auto"/>
+              <w:jc w:val="center"/>
+            </w:pPr>
+            <w:r/>
+            <w:r>
+              <w:rPr>
+                <w:rFonts w:ascii="Times New Roman" w:hAnsi="Times New Roman" w:eastAsia="Times New Roman" w:cs="Times New Roman"/>
+                <w:b/>
+                <w:i w:val="0"/>
+                <w:sz w:val="18"/>
+              </w:rPr>
+              <w:t>rule</w:t>
+            </w:r>
+          </w:p>
+        </w:tc>
+        <w:tc>
+          <w:tcPr>
+            <w:tcW w:type="dxa" w:w="3024"/>
+            <w:tcBorders>
+              <w:bottom w:val="single" w:sz="6" w:space="0" w:color="000000"/>
+            </w:tcBorders>
+          </w:tcPr>
+          <w:p>
+            <w:pPr>
+              <w:spacing w:before="40" w:after="40" w:line="240" w:lineRule="auto"/>
+              <w:jc w:val="left"/>
+            </w:pPr>
+            <w:r/>
+            <w:r>
+              <w:rPr>
+                <w:rFonts w:ascii="Times New Roman" w:hAnsi="Times New Roman" w:eastAsia="Times New Roman" w:cs="Times New Roman"/>
+                <w:b/>
+                <w:i w:val="0"/>
+                <w:sz w:val="18"/>
+              </w:rPr>
+              <w:t>average weight</w:t>
+            </w:r>
+          </w:p>
+        </w:tc>
+        <w:tc>
+          <w:tcPr>
+            <w:tcW w:type="dxa" w:w="3024"/>
+            <w:tcBorders>
+              <w:bottom w:val="single" w:sz="6" w:space="0" w:color="000000"/>
+            </w:tcBorders>
+          </w:tcPr>
+          <w:p>
+            <w:pPr>
+              <w:spacing w:before="40" w:after="40" w:line="240" w:lineRule="auto"/>
+              <w:jc w:val="center"/>
+            </w:pPr>
+            <w:r/>
+            <w:r>
+              <w:rPr>
+                <w:rFonts w:ascii="Times New Roman" w:hAnsi="Times New Roman" w:eastAsia="Times New Roman" w:cs="Times New Roman"/>
+                <w:b/>
+                <w:i w:val="0"/>
+                <w:sz w:val="18"/>
+              </w:rPr>
+              <w:t>balanced accuracy</w:t>
+            </w:r>
+          </w:p>
+        </w:tc>
+      </w:tr>
+      <w:tr>
+        <w:tc>
+          <w:tcPr>
+            <w:tcW w:type="dxa" w:w="3024"/>
+          </w:tcPr>
+          <w:p>
+            <w:pPr>
+              <w:spacing w:before="40" w:after="40" w:line="240" w:lineRule="auto"/>
+              <w:jc w:val="center"/>
+            </w:pPr>
+            <w:r/>
+            <w:r>
+              <w:rPr>
+                <w:rFonts w:ascii="Times New Roman" w:hAnsi="Times New Roman" w:eastAsia="Times New Roman" w:cs="Times New Roman"/>
+                <w:b w:val="0"/>
+                <w:i w:val="0"/>
+                <w:sz w:val="18"/>
+              </w:rPr>
+              <w:t>fixed λ = 0.25</w:t>
+            </w:r>
+          </w:p>
+        </w:tc>
+        <w:tc>
+          <w:tcPr>
+            <w:tcW w:type="dxa" w:w="3024"/>
+          </w:tcPr>
+          <w:p>
+            <w:pPr>
+              <w:spacing w:before="40" w:after="40" w:line="240" w:lineRule="auto"/>
+              <w:jc w:val="left"/>
+            </w:pPr>
+            <w:r/>
+            <w:r>
+              <w:rPr>
+                <w:rFonts w:ascii="Times New Roman" w:hAnsi="Times New Roman" w:eastAsia="Times New Roman" w:cs="Times New Roman"/>
+                <w:b w:val="0"/>
+                <w:i w:val="0"/>
+                <w:sz w:val="18"/>
+              </w:rPr>
+              <w:t>0.25 (fixed)</w:t>
+            </w:r>
+          </w:p>
+        </w:tc>
+        <w:tc>
+          <w:tcPr>
+            <w:tcW w:type="dxa" w:w="3024"/>
+          </w:tcPr>
+          <w:p>
+            <w:pPr>
+              <w:spacing w:before="40" w:after="40" w:line="240" w:lineRule="auto"/>
+              <w:jc w:val="center"/>
+            </w:pPr>
+            <w:r/>
+            <w:r>
+              <w:rPr>
+                <w:rFonts w:ascii="Times New Roman" w:hAnsi="Times New Roman" w:eastAsia="Times New Roman" w:cs="Times New Roman"/>
+                <w:b w:val="0"/>
+                <w:i w:val="0"/>
+                <w:sz w:val="18"/>
+              </w:rPr>
+              <w:t>0.7584</w:t>
+            </w:r>
+          </w:p>
+        </w:tc>
+      </w:tr>
+      <w:tr>
+        <w:tc>
+          <w:tcPr>
+            <w:tcW w:type="dxa" w:w="3024"/>
+          </w:tcPr>
+          <w:p>
+            <w:pPr>
+              <w:spacing w:before="40" w:after="40" w:line="240" w:lineRule="auto"/>
+              <w:jc w:val="center"/>
+            </w:pPr>
+            <w:r/>
+            <w:r>
+              <w:rPr>
+                <w:rFonts w:ascii="Times New Roman" w:hAnsi="Times New Roman" w:eastAsia="Times New Roman" w:cs="Times New Roman"/>
+                <w:b w:val="0"/>
+                <w:i w:val="0"/>
+                <w:sz w:val="18"/>
+              </w:rPr>
+              <w:t>fixed λ = 0.50</w:t>
+            </w:r>
+          </w:p>
+        </w:tc>
+        <w:tc>
+          <w:tcPr>
+            <w:tcW w:type="dxa" w:w="3024"/>
+          </w:tcPr>
+          <w:p>
+            <w:pPr>
+              <w:spacing w:before="40" w:after="40" w:line="240" w:lineRule="auto"/>
+              <w:jc w:val="left"/>
+            </w:pPr>
+            <w:r/>
+            <w:r>
+              <w:rPr>
+                <w:rFonts w:ascii="Times New Roman" w:hAnsi="Times New Roman" w:eastAsia="Times New Roman" w:cs="Times New Roman"/>
+                <w:b w:val="0"/>
+                <w:i w:val="0"/>
+                <w:sz w:val="18"/>
+              </w:rPr>
+              <w:t>0.50 (fixed)</w:t>
+            </w:r>
+          </w:p>
+        </w:tc>
+        <w:tc>
+          <w:tcPr>
+            <w:tcW w:type="dxa" w:w="3024"/>
+          </w:tcPr>
+          <w:p>
+            <w:pPr>
+              <w:spacing w:before="40" w:after="40" w:line="240" w:lineRule="auto"/>
+              <w:jc w:val="center"/>
+            </w:pPr>
+            <w:r/>
+            <w:r>
+              <w:rPr>
+                <w:rFonts w:ascii="Times New Roman" w:hAnsi="Times New Roman" w:eastAsia="Times New Roman" w:cs="Times New Roman"/>
+                <w:b w:val="0"/>
+                <w:i w:val="0"/>
+                <w:sz w:val="18"/>
+              </w:rPr>
+              <w:t>0.7318</w:t>
+            </w:r>
+          </w:p>
+        </w:tc>
+      </w:tr>
+      <w:tr>
+        <w:tc>
+          <w:tcPr>
+            <w:tcW w:type="dxa" w:w="3024"/>
+          </w:tcPr>
+          <w:p>
+            <w:pPr>
+              <w:spacing w:before="40" w:after="40" w:line="240" w:lineRule="auto"/>
+              <w:jc w:val="center"/>
+            </w:pPr>
+            <w:r/>
+            <w:r>
+              <w:rPr>
+                <w:rFonts w:ascii="Times New Roman" w:hAnsi="Times New Roman" w:eastAsia="Times New Roman" w:cs="Times New Roman"/>
+                <w:b w:val="0"/>
+                <w:i w:val="0"/>
+                <w:sz w:val="18"/>
+              </w:rPr>
+              <w:t>matched: a constant equal to the cell's own mean predictive weight</w:t>
+            </w:r>
+          </w:p>
+        </w:tc>
+        <w:tc>
+          <w:tcPr>
+            <w:tcW w:type="dxa" w:w="3024"/>
+          </w:tcPr>
+          <w:p>
+            <w:pPr>
+              <w:spacing w:before="40" w:after="40" w:line="240" w:lineRule="auto"/>
+              <w:jc w:val="left"/>
+            </w:pPr>
+            <w:r/>
+            <w:r>
+              <w:rPr>
+                <w:rFonts w:ascii="Times New Roman" w:hAnsi="Times New Roman" w:eastAsia="Times New Roman" w:cs="Times New Roman"/>
+                <w:b w:val="0"/>
+                <w:i w:val="0"/>
+                <w:sz w:val="18"/>
+              </w:rPr>
+              <w:t>0.25</w:t>
+            </w:r>
+          </w:p>
+        </w:tc>
+        <w:tc>
+          <w:tcPr>
+            <w:tcW w:type="dxa" w:w="3024"/>
+          </w:tcPr>
+          <w:p>
+            <w:pPr>
+              <w:spacing w:before="40" w:after="40" w:line="240" w:lineRule="auto"/>
+              <w:jc w:val="center"/>
+            </w:pPr>
+            <w:r/>
+            <w:r>
+              <w:rPr>
+                <w:rFonts w:ascii="Times New Roman" w:hAnsi="Times New Roman" w:eastAsia="Times New Roman" w:cs="Times New Roman"/>
+                <w:b w:val="0"/>
+                <w:i w:val="0"/>
+                <w:sz w:val="18"/>
+              </w:rPr>
+              <w:t>0.7617</w:t>
+            </w:r>
+          </w:p>
+        </w:tc>
+      </w:tr>
+      <w:tr>
+        <w:tc>
+          <w:tcPr>
+            <w:tcW w:type="dxa" w:w="3024"/>
+          </w:tcPr>
+          <w:p>
+            <w:pPr>
+              <w:spacing w:before="40" w:after="40" w:line="240" w:lineRule="auto"/>
+              <w:jc w:val="center"/>
+            </w:pPr>
+            <w:r/>
+            <w:r>
+              <w:rPr>
+                <w:rFonts w:ascii="Times New Roman" w:hAnsi="Times New Roman" w:eastAsia="Times New Roman" w:cs="Times New Roman"/>
+                <w:b w:val="0"/>
+                <w:i w:val="0"/>
+                <w:sz w:val="18"/>
+              </w:rPr>
+              <w:t>shuffled: the predictive weights permuted across the blocks of the cell</w:t>
+            </w:r>
+          </w:p>
+        </w:tc>
+        <w:tc>
+          <w:tcPr>
+            <w:tcW w:type="dxa" w:w="3024"/>
+          </w:tcPr>
+          <w:p>
+            <w:pPr>
+              <w:spacing w:before="40" w:after="40" w:line="240" w:lineRule="auto"/>
+              <w:jc w:val="left"/>
+            </w:pPr>
+            <w:r/>
+            <w:r>
+              <w:rPr>
+                <w:rFonts w:ascii="Times New Roman" w:hAnsi="Times New Roman" w:eastAsia="Times New Roman" w:cs="Times New Roman"/>
+                <w:b w:val="0"/>
+                <w:i w:val="0"/>
+                <w:sz w:val="18"/>
+              </w:rPr>
+              <w:t>0.25</w:t>
+            </w:r>
+          </w:p>
+        </w:tc>
+        <w:tc>
+          <w:tcPr>
+            <w:tcW w:type="dxa" w:w="3024"/>
+          </w:tcPr>
+          <w:p>
+            <w:pPr>
+              <w:spacing w:before="40" w:after="40" w:line="240" w:lineRule="auto"/>
+              <w:jc w:val="center"/>
+            </w:pPr>
+            <w:r/>
+            <w:r>
+              <w:rPr>
+                <w:rFonts w:ascii="Times New Roman" w:hAnsi="Times New Roman" w:eastAsia="Times New Roman" w:cs="Times New Roman"/>
+                <w:b w:val="0"/>
+                <w:i w:val="0"/>
+                <w:sz w:val="18"/>
+              </w:rPr>
+              <w:t>0.7622</w:t>
+            </w:r>
+          </w:p>
+        </w:tc>
+      </w:tr>
+      <w:tr>
+        <w:tc>
+          <w:tcPr>
+            <w:tcW w:type="dxa" w:w="3024"/>
+          </w:tcPr>
+          <w:p>
+            <w:pPr>
+              <w:spacing w:before="40" w:after="40" w:line="240" w:lineRule="auto"/>
+              <w:jc w:val="center"/>
+            </w:pPr>
+            <w:r/>
+            <w:r>
+              <w:rPr>
+                <w:rFonts w:ascii="Times New Roman" w:hAnsi="Times New Roman" w:eastAsia="Times New Roman" w:cs="Times New Roman"/>
+                <w:b w:val="0"/>
+                <w:i w:val="0"/>
+                <w:sz w:val="18"/>
+              </w:rPr>
+              <w:t>predictive (leave-one-block-out)</w:t>
+            </w:r>
+          </w:p>
+        </w:tc>
+        <w:tc>
+          <w:tcPr>
+            <w:tcW w:type="dxa" w:w="3024"/>
+          </w:tcPr>
+          <w:p>
+            <w:pPr>
+              <w:spacing w:before="40" w:after="40" w:line="240" w:lineRule="auto"/>
+              <w:jc w:val="left"/>
+            </w:pPr>
+            <w:r/>
+            <w:r>
+              <w:rPr>
+                <w:rFonts w:ascii="Times New Roman" w:hAnsi="Times New Roman" w:eastAsia="Times New Roman" w:cs="Times New Roman"/>
+                <w:b w:val="0"/>
+                <w:i w:val="0"/>
+                <w:sz w:val="18"/>
+              </w:rPr>
+              <w:t>0.25</w:t>
+            </w:r>
+          </w:p>
+        </w:tc>
+        <w:tc>
+          <w:tcPr>
+            <w:tcW w:type="dxa" w:w="3024"/>
+          </w:tcPr>
+          <w:p>
+            <w:pPr>
+              <w:spacing w:before="40" w:after="40" w:line="240" w:lineRule="auto"/>
+              <w:jc w:val="center"/>
+            </w:pPr>
+            <w:r/>
+            <w:r>
+              <w:rPr>
+                <w:rFonts w:ascii="Times New Roman" w:hAnsi="Times New Roman" w:eastAsia="Times New Roman" w:cs="Times New Roman"/>
+                <w:b w:val="0"/>
+                <w:i w:val="0"/>
+                <w:sz w:val="18"/>
+              </w:rPr>
+              <w:t>0.7621</w:t>
+            </w:r>
+          </w:p>
+        </w:tc>
+      </w:tr>
+      <w:tr>
+        <w:tc>
+          <w:tcPr>
+            <w:tcW w:type="dxa" w:w="3024"/>
+          </w:tcPr>
+          <w:p>
+            <w:pPr>
+              <w:spacing w:before="40" w:after="40" w:line="240" w:lineRule="auto"/>
+              <w:jc w:val="center"/>
+            </w:pPr>
+            <w:r/>
+            <w:r>
+              <w:rPr>
+                <w:rFonts w:ascii="Times New Roman" w:hAnsi="Times New Roman" w:eastAsia="Times New Roman" w:cs="Times New Roman"/>
+                <w:b w:val="0"/>
+                <w:i w:val="0"/>
+                <w:sz w:val="18"/>
+              </w:rPr>
+              <w:t>variance-ratio, Eq. (9)</w:t>
+            </w:r>
+          </w:p>
+        </w:tc>
+        <w:tc>
+          <w:tcPr>
+            <w:tcW w:type="dxa" w:w="3024"/>
+          </w:tcPr>
+          <w:p>
+            <w:pPr>
+              <w:spacing w:before="40" w:after="40" w:line="240" w:lineRule="auto"/>
+              <w:jc w:val="left"/>
+            </w:pPr>
+            <w:r/>
+            <w:r>
+              <w:rPr>
+                <w:rFonts w:ascii="Times New Roman" w:hAnsi="Times New Roman" w:eastAsia="Times New Roman" w:cs="Times New Roman"/>
+                <w:b w:val="0"/>
+                <w:i w:val="0"/>
+                <w:sz w:val="18"/>
+              </w:rPr>
+              <w:t>0.56</w:t>
+            </w:r>
+          </w:p>
+        </w:tc>
+        <w:tc>
+          <w:tcPr>
+            <w:tcW w:type="dxa" w:w="3024"/>
+          </w:tcPr>
+          <w:p>
+            <w:pPr>
+              <w:spacing w:before="40" w:after="40" w:line="240" w:lineRule="auto"/>
+              <w:jc w:val="center"/>
+            </w:pPr>
+            <w:r/>
+            <w:r>
+              <w:rPr>
+                <w:rFonts w:ascii="Times New Roman" w:hAnsi="Times New Roman" w:eastAsia="Times New Roman" w:cs="Times New Roman"/>
+                <w:b w:val="0"/>
+                <w:i w:val="0"/>
+                <w:sz w:val="18"/>
+              </w:rPr>
+              <w:t>0.6703</w:t>
+            </w:r>
+          </w:p>
+        </w:tc>
+      </w:tr>
+    </w:tbl>
+    <w:p>
+      <w:pPr>
+        <w:spacing w:before="0" w:after="200" w:line="240" w:lineRule="auto"/>
+        <w:ind w:firstLine="0" w:left="0"/>
+        <w:jc w:val="left"/>
+      </w:pPr>
     </w:p>
     <w:p>
       <w:pPr>
@@ -21344,11 +24108,20 @@
       <w:r>
         <w:rPr>
           <w:rFonts w:ascii="Times New Roman" w:hAnsi="Times New Roman" w:eastAsia="Times New Roman" w:cs="Times New Roman"/>
-          <w:b/>
+          <w:b w:val="0"/>
           <w:i w:val="0"/>
           <w:sz w:val="24"/>
         </w:rPr>
-        <w:t>Prevalence is measured on three components, not on the field.</w:t>
+        <w:t xml:space="preserve">The predictive rule beats a </w:t>
+      </w:r>
+      <w:r>
+        <w:rPr>
+          <w:rFonts w:ascii="Times New Roman" w:hAnsi="Times New Roman" w:eastAsia="Times New Roman" w:cs="Times New Roman"/>
+          <w:b w:val="0"/>
+          <w:i/>
+          <w:sz w:val="24"/>
+        </w:rPr>
+        <w:t>global</w:t>
       </w:r>
       <w:r>
         <w:rPr>
@@ -21357,25 +24130,7 @@
           <w:i w:val="0"/>
           <w:sz w:val="24"/>
         </w:rPr>
-        <w:t xml:space="preserve"> Section 4.11 audits the MOABB cross-session example, the MNE </w:t>
-      </w:r>
-      <w:r>
-        <w:rPr>
-          <w:rFonts w:ascii="Courier New" w:hAnsi="Courier New" w:eastAsia="Courier New" w:cs="Courier New"/>
-          <w:b w:val="0"/>
-          <w:i w:val="0"/>
-          <w:sz w:val="24"/>
-        </w:rPr>
-        <w:t>Scaler</w:t>
-      </w:r>
-      <w:r>
-        <w:rPr>
-          <w:rFonts w:ascii="Times New Roman" w:hAnsi="Times New Roman" w:eastAsia="Times New Roman" w:cs="Times New Roman"/>
-          <w:b w:val="0"/>
-          <w:i w:val="0"/>
-          <w:sz w:val="24"/>
-        </w:rPr>
-        <w:t xml:space="preserve"> and the Braindecode causal demean; all three take their reference from the training fold or from a causal running mean, so none of them can exhibit the failure, and we put no number on the frequency of the mistake in custom code. The audit is small by design: it establishes that the failure is an implementation choice and not a property of the frameworks, and the invariance test of Section 5 is the instrument that would settle any particular codebase.</w:t>
+        <w:t xml:space="preserve"> fixed weight by 0.0037 [−0.0006, +0.0089], reproduces its own performance when every cell is given its own constant weight, and loses nothing when its weights are permuted. Matching the average strength therefore accounts for its benefit here, and rearranging the weights in time produces no detectable loss. BCI-2a is the exception, where the matched control is 0.0057 [+0.0026, +0.0088] behind the rule, so time allocation is not worthless everywhere; on the other four datasets the difference is within noise.</w:t>
       </w:r>
     </w:p>
     <w:p>
@@ -21387,11 +24142,20 @@
       <w:r>
         <w:rPr>
           <w:rFonts w:ascii="Times New Roman" w:hAnsi="Times New Roman" w:eastAsia="Times New Roman" w:cs="Times New Roman"/>
-          <w:b/>
+          <w:b w:val="0"/>
           <w:i w:val="0"/>
           <w:sz w:val="24"/>
         </w:rPr>
-        <w:t>The source-level statistic is not a screen.</w:t>
+        <w:t xml:space="preserve">Two cautions on reading this table. The matched and shuffled rows are </w:t>
+      </w:r>
+      <w:r>
+        <w:rPr>
+          <w:rFonts w:ascii="Times New Roman" w:hAnsi="Times New Roman" w:eastAsia="Times New Roman" w:cs="Times New Roman"/>
+          <w:b w:val="0"/>
+          <w:i/>
+          <w:sz w:val="24"/>
+        </w:rPr>
+        <w:t>post-hoc diagnostics</w:t>
       </w:r>
       <w:r>
         <w:rPr>
@@ -21400,7 +24164,22 @@
           <w:i w:val="0"/>
           <w:sz w:val="24"/>
         </w:rPr>
-        <w:t xml:space="preserve"> It ranks feature families within the development data and fails at the dataset level (rho = −0.77, exact p = 0.103), on the held-out dataset (specificity 0.000) and within SEED (AUC 0.332). We report it because the quantity is the right first thing to compute, not because it decides.</w:t>
+        <w:t>: they use the whole session to build the constant or the permutation, and neither is a deployable procedure, so they belong to the ablation and not to the list of online methods. And "no detectable difference" is not equivalence; the intervals are wide enough to admit a small effect, which is why the claim is that the strength accounts for the benefit, not that the timing carries none.</w:t>
+      </w:r>
+    </w:p>
+    <w:p>
+      <w:pPr>
+        <w:keepNext/>
+        <w:spacing w:before="240" w:after="120" w:line="240" w:lineRule="auto"/>
+      </w:pPr>
+      <w:r>
+        <w:rPr>
+          <w:rFonts w:ascii="Times New Roman" w:hAnsi="Times New Roman" w:eastAsia="Times New Roman" w:cs="Times New Roman"/>
+          <w:b/>
+          <w:i/>
+          <w:sz w:val="24"/>
+        </w:rPr>
+        <w:t>4.13. Correction strength, not the estimator, sets the sign</w:t>
       </w:r>
     </w:p>
     <w:p>
@@ -21412,11 +24191,20 @@
       <w:r>
         <w:rPr>
           <w:rFonts w:ascii="Times New Roman" w:hAnsi="Times New Roman" w:eastAsia="Times New Roman" w:cs="Times New Roman"/>
-          <w:b/>
+          <w:b w:val="0"/>
           <w:i w:val="0"/>
           <w:sz w:val="24"/>
         </w:rPr>
-        <w:t>The displacement model has a measured range.</w:t>
+        <w:t xml:space="preserve">The comparison above varies the estimator. This one varies only the </w:t>
+      </w:r>
+      <w:r>
+        <w:rPr>
+          <w:rFonts w:ascii="Times New Roman" w:hAnsi="Times New Roman" w:eastAsia="Times New Roman" w:cs="Times New Roman"/>
+          <w:b w:val="0"/>
+          <w:i/>
+          <w:sz w:val="24"/>
+        </w:rPr>
+        <w:t>strength</w:t>
       </w:r>
       <w:r>
         <w:rPr>
@@ -21425,8 +24213,1308 @@
           <w:i w:val="0"/>
           <w:sz w:val="24"/>
         </w:rPr>
-        <w:t xml:space="preserve"> It is quantitative for mean-calibrated linear classifiers under the oracle parameterisation, less so under the parameterisation the Gaussian assumption implies, and not applicable to the margin-based classifier. We do not have a label-free estimator of t*, and the sign analysis therefore remains descriptive.</w:t>
-      </w:r>
+        <w:t>: every method corrects by the same displacement, the mean of the completed blocks, and differs solely in the weight put on it, which is held fixed within a session.</w:t>
+      </w:r>
+    </w:p>
+    <w:p>
+      <w:pPr>
+        <w:keepNext/>
+        <w:spacing w:before="240" w:after="80" w:line="240" w:lineRule="auto"/>
+        <w:jc w:val="center"/>
+      </w:pPr>
+      <w:r>
+        <w:drawing>
+          <wp:inline xmlns:a="http://schemas.openxmlformats.org/drawingml/2006/main" xmlns:pic="http://schemas.openxmlformats.org/drawingml/2006/picture">
+            <wp:extent cx="5669280" cy="2312469"/>
+            <wp:docPr id="6" name="Picture 6"/>
+            <wp:cNvGraphicFramePr>
+              <a:graphicFrameLocks noChangeAspect="1"/>
+            </wp:cNvGraphicFramePr>
+            <a:graphic>
+              <a:graphicData uri="http://schemas.openxmlformats.org/drawingml/2006/picture">
+                <pic:pic>
+                  <pic:nvPicPr>
+                    <pic:cNvPr id="0" name="fig_lambda.png"/>
+                    <pic:cNvPicPr/>
+                  </pic:nvPicPr>
+                  <pic:blipFill>
+                    <a:blip r:embed="rId15"/>
+                    <a:stretch>
+                      <a:fillRect/>
+                    </a:stretch>
+                  </pic:blipFill>
+                  <pic:spPr>
+                    <a:xfrm>
+                      <a:off x="0" y="0"/>
+                      <a:ext cx="5669280" cy="2312469"/>
+                    </a:xfrm>
+                    <a:prstGeom prst="rect"/>
+                  </pic:spPr>
+                </pic:pic>
+              </a:graphicData>
+            </a:graphic>
+          </wp:inline>
+        </w:drawing>
+      </w:r>
+    </w:p>
+    <w:p>
+      <w:pPr>
+        <w:spacing w:after="240" w:line="240" w:lineRule="auto"/>
+        <w:jc w:val="left"/>
+      </w:pPr>
+      <w:r>
+        <w:rPr>
+          <w:rFonts w:ascii="Times New Roman" w:hAnsi="Times New Roman" w:eastAsia="Times New Roman" w:cs="Times New Roman"/>
+          <w:b/>
+          <w:i w:val="0"/>
+          <w:sz w:val="21"/>
+        </w:rPr>
+        <w:t>Fig. 6.</w:t>
+      </w:r>
+      <w:r>
+        <w:rPr>
+          <w:rFonts w:ascii="Times New Roman" w:hAnsi="Times New Roman" w:eastAsia="Times New Roman" w:cs="Times New Roman"/>
+          <w:b w:val="0"/>
+          <w:i w:val="0"/>
+          <w:sz w:val="21"/>
+        </w:rPr>
+        <w:t xml:space="preserve"> Balanced accuracy as a function of the correction strength λ, cells aggregated within subject and bootstrapped over subjects (6,000 resamples, band = 95 per cent). (a) absolute; (b) change from no correction.</w:t>
+      </w:r>
+    </w:p>
+    <w:p>
+      <w:pPr>
+        <w:keepNext/>
+        <w:spacing w:before="240" w:after="80" w:line="240" w:lineRule="auto"/>
+      </w:pPr>
+      <w:r>
+        <w:rPr>
+          <w:rFonts w:ascii="Times New Roman" w:hAnsi="Times New Roman" w:eastAsia="Times New Roman" w:cs="Times New Roman"/>
+          <w:b/>
+          <w:i w:val="0"/>
+          <w:sz w:val="21"/>
+        </w:rPr>
+        <w:t xml:space="preserve">Table 16. </w:t>
+      </w:r>
+      <w:r>
+        <w:rPr>
+          <w:rFonts w:ascii="Times New Roman" w:hAnsi="Times New Roman" w:eastAsia="Times New Roman" w:cs="Times New Roman"/>
+          <w:b w:val="0"/>
+          <w:i w:val="0"/>
+          <w:sz w:val="21"/>
+        </w:rPr>
+        <w:t>The correction-strength response, subject level. D = BA(λ = 1) − BA(λ = 0), averaged within subject and bootstrapped over subjects.</w:t>
+      </w:r>
+    </w:p>
+    <w:tbl>
+      <w:tblPr>
+        <w:tblW w:type="auto" w:w="0"/>
+        <w:jc w:val="center"/>
+        <w:tblLayout w:type="fixed"/>
+        <w:tblBorders>
+          <w:top w:val="single" w:sz="10" w:space="0" w:color="000000"/>
+          <w:bottom w:val="single" w:sz="10" w:space="0" w:color="000000"/>
+          <w:left w:val="none" w:sz="0" w:space="0" w:color="auto"/>
+          <w:right w:val="none" w:sz="0" w:space="0" w:color="auto"/>
+          <w:insideH w:val="none" w:sz="0" w:space="0" w:color="auto"/>
+          <w:insideV w:val="none" w:sz="0" w:space="0" w:color="auto"/>
+        </w:tblBorders>
+        <w:tblLook w:firstColumn="1" w:firstRow="1" w:lastColumn="0" w:lastRow="0" w:noHBand="0" w:noVBand="1" w:val="04A0"/>
+        <w:tblLayout w:type="fixed"/>
+      </w:tblPr>
+      <w:tblGrid>
+        <w:gridCol w:w="1008"/>
+        <w:gridCol w:w="1008"/>
+        <w:gridCol w:w="1008"/>
+        <w:gridCol w:w="1008"/>
+        <w:gridCol w:w="1008"/>
+        <w:gridCol w:w="1008"/>
+        <w:gridCol w:w="1008"/>
+        <w:gridCol w:w="1008"/>
+        <w:gridCol w:w="1008"/>
+      </w:tblGrid>
+      <w:tr>
+        <w:trPr>
+          <w:tblHeader/>
+        </w:trPr>
+        <w:tc>
+          <w:tcPr>
+            <w:tcW w:type="dxa" w:w="1008"/>
+            <w:tcBorders>
+              <w:bottom w:val="single" w:sz="6" w:space="0" w:color="000000"/>
+            </w:tcBorders>
+          </w:tcPr>
+          <w:p>
+            <w:pPr>
+              <w:spacing w:before="40" w:after="40" w:line="240" w:lineRule="auto"/>
+              <w:jc w:val="center"/>
+            </w:pPr>
+            <w:r/>
+            <w:r>
+              <w:rPr>
+                <w:rFonts w:ascii="Times New Roman" w:hAnsi="Times New Roman" w:eastAsia="Times New Roman" w:cs="Times New Roman"/>
+                <w:b/>
+                <w:i w:val="0"/>
+                <w:sz w:val="18"/>
+              </w:rPr>
+              <w:t>dataset</w:t>
+            </w:r>
+          </w:p>
+        </w:tc>
+        <w:tc>
+          <w:tcPr>
+            <w:tcW w:type="dxa" w:w="1008"/>
+            <w:tcBorders>
+              <w:bottom w:val="single" w:sz="6" w:space="0" w:color="000000"/>
+            </w:tcBorders>
+          </w:tcPr>
+          <w:p>
+            <w:pPr>
+              <w:spacing w:before="40" w:after="40" w:line="240" w:lineRule="auto"/>
+              <w:jc w:val="left"/>
+            </w:pPr>
+            <w:r/>
+            <w:r>
+              <w:rPr>
+                <w:rFonts w:ascii="Times New Roman" w:hAnsi="Times New Roman" w:eastAsia="Times New Roman" w:cs="Times New Roman"/>
+                <w:b/>
+                <w:i w:val="0"/>
+                <w:sz w:val="18"/>
+              </w:rPr>
+              <w:t>λ=0</w:t>
+            </w:r>
+          </w:p>
+        </w:tc>
+        <w:tc>
+          <w:tcPr>
+            <w:tcW w:type="dxa" w:w="1008"/>
+            <w:tcBorders>
+              <w:bottom w:val="single" w:sz="6" w:space="0" w:color="000000"/>
+            </w:tcBorders>
+          </w:tcPr>
+          <w:p>
+            <w:pPr>
+              <w:spacing w:before="40" w:after="40" w:line="240" w:lineRule="auto"/>
+              <w:jc w:val="center"/>
+            </w:pPr>
+            <w:r/>
+            <w:r>
+              <w:rPr>
+                <w:rFonts w:ascii="Times New Roman" w:hAnsi="Times New Roman" w:eastAsia="Times New Roman" w:cs="Times New Roman"/>
+                <w:b/>
+                <w:i w:val="0"/>
+                <w:sz w:val="18"/>
+              </w:rPr>
+              <w:t>0.10</w:t>
+            </w:r>
+          </w:p>
+        </w:tc>
+        <w:tc>
+          <w:tcPr>
+            <w:tcW w:type="dxa" w:w="1008"/>
+            <w:tcBorders>
+              <w:bottom w:val="single" w:sz="6" w:space="0" w:color="000000"/>
+            </w:tcBorders>
+          </w:tcPr>
+          <w:p>
+            <w:pPr>
+              <w:spacing w:before="40" w:after="40" w:line="240" w:lineRule="auto"/>
+              <w:jc w:val="center"/>
+            </w:pPr>
+            <w:r/>
+            <w:r>
+              <w:rPr>
+                <w:rFonts w:ascii="Times New Roman" w:hAnsi="Times New Roman" w:eastAsia="Times New Roman" w:cs="Times New Roman"/>
+                <w:b/>
+                <w:i w:val="0"/>
+                <w:sz w:val="18"/>
+              </w:rPr>
+              <w:t>0.25</w:t>
+            </w:r>
+          </w:p>
+        </w:tc>
+        <w:tc>
+          <w:tcPr>
+            <w:tcW w:type="dxa" w:w="1008"/>
+            <w:tcBorders>
+              <w:bottom w:val="single" w:sz="6" w:space="0" w:color="000000"/>
+            </w:tcBorders>
+          </w:tcPr>
+          <w:p>
+            <w:pPr>
+              <w:spacing w:before="40" w:after="40" w:line="240" w:lineRule="auto"/>
+              <w:jc w:val="center"/>
+            </w:pPr>
+            <w:r/>
+            <w:r>
+              <w:rPr>
+                <w:rFonts w:ascii="Times New Roman" w:hAnsi="Times New Roman" w:eastAsia="Times New Roman" w:cs="Times New Roman"/>
+                <w:b/>
+                <w:i w:val="0"/>
+                <w:sz w:val="18"/>
+              </w:rPr>
+              <w:t>0.50</w:t>
+            </w:r>
+          </w:p>
+        </w:tc>
+        <w:tc>
+          <w:tcPr>
+            <w:tcW w:type="dxa" w:w="1008"/>
+            <w:tcBorders>
+              <w:bottom w:val="single" w:sz="6" w:space="0" w:color="000000"/>
+            </w:tcBorders>
+          </w:tcPr>
+          <w:p>
+            <w:pPr>
+              <w:spacing w:before="40" w:after="40" w:line="240" w:lineRule="auto"/>
+              <w:jc w:val="center"/>
+            </w:pPr>
+            <w:r/>
+            <w:r>
+              <w:rPr>
+                <w:rFonts w:ascii="Times New Roman" w:hAnsi="Times New Roman" w:eastAsia="Times New Roman" w:cs="Times New Roman"/>
+                <w:b/>
+                <w:i w:val="0"/>
+                <w:sz w:val="18"/>
+              </w:rPr>
+              <w:t>0.75</w:t>
+            </w:r>
+          </w:p>
+        </w:tc>
+        <w:tc>
+          <w:tcPr>
+            <w:tcW w:type="dxa" w:w="1008"/>
+            <w:tcBorders>
+              <w:bottom w:val="single" w:sz="6" w:space="0" w:color="000000"/>
+            </w:tcBorders>
+          </w:tcPr>
+          <w:p>
+            <w:pPr>
+              <w:spacing w:before="40" w:after="40" w:line="240" w:lineRule="auto"/>
+              <w:jc w:val="center"/>
+            </w:pPr>
+            <w:r/>
+            <w:r>
+              <w:rPr>
+                <w:rFonts w:ascii="Times New Roman" w:hAnsi="Times New Roman" w:eastAsia="Times New Roman" w:cs="Times New Roman"/>
+                <w:b/>
+                <w:i w:val="0"/>
+                <w:sz w:val="18"/>
+              </w:rPr>
+              <w:t>λ=1</w:t>
+            </w:r>
+          </w:p>
+        </w:tc>
+        <w:tc>
+          <w:tcPr>
+            <w:tcW w:type="dxa" w:w="1008"/>
+            <w:tcBorders>
+              <w:bottom w:val="single" w:sz="6" w:space="0" w:color="000000"/>
+            </w:tcBorders>
+          </w:tcPr>
+          <w:p>
+            <w:pPr>
+              <w:spacing w:before="40" w:after="40" w:line="240" w:lineRule="auto"/>
+              <w:jc w:val="center"/>
+            </w:pPr>
+            <w:r/>
+            <w:r>
+              <w:rPr>
+                <w:rFonts w:ascii="Times New Roman" w:hAnsi="Times New Roman" w:eastAsia="Times New Roman" w:cs="Times New Roman"/>
+                <w:b/>
+                <w:i w:val="0"/>
+                <w:sz w:val="18"/>
+              </w:rPr>
+              <w:t>D [95% CI]</w:t>
+            </w:r>
+          </w:p>
+        </w:tc>
+        <w:tc>
+          <w:tcPr>
+            <w:tcW w:type="dxa" w:w="1008"/>
+            <w:tcBorders>
+              <w:bottom w:val="single" w:sz="6" w:space="0" w:color="000000"/>
+            </w:tcBorders>
+          </w:tcPr>
+          <w:p>
+            <w:pPr>
+              <w:spacing w:before="40" w:after="40" w:line="240" w:lineRule="auto"/>
+              <w:jc w:val="center"/>
+            </w:pPr>
+            <w:r/>
+            <w:r>
+              <w:rPr>
+                <w:rFonts w:ascii="Times New Roman" w:hAnsi="Times New Roman" w:eastAsia="Times New Roman" w:cs="Times New Roman"/>
+                <w:b/>
+                <w:i w:val="0"/>
+                <w:sz w:val="18"/>
+              </w:rPr>
+              <w:t>subjects with D &lt; 0</w:t>
+            </w:r>
+          </w:p>
+        </w:tc>
+      </w:tr>
+      <w:tr>
+        <w:tc>
+          <w:tcPr>
+            <w:tcW w:type="dxa" w:w="1008"/>
+          </w:tcPr>
+          <w:p>
+            <w:pPr>
+              <w:spacing w:before="40" w:after="40" w:line="240" w:lineRule="auto"/>
+              <w:jc w:val="center"/>
+            </w:pPr>
+            <w:r/>
+            <w:r>
+              <w:rPr>
+                <w:rFonts w:ascii="Times New Roman" w:hAnsi="Times New Roman" w:eastAsia="Times New Roman" w:cs="Times New Roman"/>
+                <w:b w:val="0"/>
+                <w:i w:val="0"/>
+                <w:sz w:val="18"/>
+              </w:rPr>
+              <w:t>grasp-and-lift</w:t>
+            </w:r>
+          </w:p>
+        </w:tc>
+        <w:tc>
+          <w:tcPr>
+            <w:tcW w:type="dxa" w:w="1008"/>
+          </w:tcPr>
+          <w:p>
+            <w:pPr>
+              <w:spacing w:before="40" w:after="40" w:line="240" w:lineRule="auto"/>
+              <w:jc w:val="left"/>
+            </w:pPr>
+            <w:r/>
+            <w:r>
+              <w:rPr>
+                <w:rFonts w:ascii="Times New Roman" w:hAnsi="Times New Roman" w:eastAsia="Times New Roman" w:cs="Times New Roman"/>
+                <w:b w:val="0"/>
+                <w:i w:val="0"/>
+                <w:sz w:val="18"/>
+              </w:rPr>
+              <w:t>0.773</w:t>
+            </w:r>
+          </w:p>
+        </w:tc>
+        <w:tc>
+          <w:tcPr>
+            <w:tcW w:type="dxa" w:w="1008"/>
+          </w:tcPr>
+          <w:p>
+            <w:pPr>
+              <w:spacing w:before="40" w:after="40" w:line="240" w:lineRule="auto"/>
+              <w:jc w:val="center"/>
+            </w:pPr>
+            <w:r/>
+            <w:r>
+              <w:rPr>
+                <w:rFonts w:ascii="Times New Roman" w:hAnsi="Times New Roman" w:eastAsia="Times New Roman" w:cs="Times New Roman"/>
+                <w:b w:val="0"/>
+                <w:i w:val="0"/>
+                <w:sz w:val="18"/>
+              </w:rPr>
+              <w:t>0.767</w:t>
+            </w:r>
+          </w:p>
+        </w:tc>
+        <w:tc>
+          <w:tcPr>
+            <w:tcW w:type="dxa" w:w="1008"/>
+          </w:tcPr>
+          <w:p>
+            <w:pPr>
+              <w:spacing w:before="40" w:after="40" w:line="240" w:lineRule="auto"/>
+              <w:jc w:val="center"/>
+            </w:pPr>
+            <w:r/>
+            <w:r>
+              <w:rPr>
+                <w:rFonts w:ascii="Times New Roman" w:hAnsi="Times New Roman" w:eastAsia="Times New Roman" w:cs="Times New Roman"/>
+                <w:b w:val="0"/>
+                <w:i w:val="0"/>
+                <w:sz w:val="18"/>
+              </w:rPr>
+              <w:t>0.758</w:t>
+            </w:r>
+          </w:p>
+        </w:tc>
+        <w:tc>
+          <w:tcPr>
+            <w:tcW w:type="dxa" w:w="1008"/>
+          </w:tcPr>
+          <w:p>
+            <w:pPr>
+              <w:spacing w:before="40" w:after="40" w:line="240" w:lineRule="auto"/>
+              <w:jc w:val="center"/>
+            </w:pPr>
+            <w:r/>
+            <w:r>
+              <w:rPr>
+                <w:rFonts w:ascii="Times New Roman" w:hAnsi="Times New Roman" w:eastAsia="Times New Roman" w:cs="Times New Roman"/>
+                <w:b w:val="0"/>
+                <w:i w:val="0"/>
+                <w:sz w:val="18"/>
+              </w:rPr>
+              <w:t>0.732</w:t>
+            </w:r>
+          </w:p>
+        </w:tc>
+        <w:tc>
+          <w:tcPr>
+            <w:tcW w:type="dxa" w:w="1008"/>
+          </w:tcPr>
+          <w:p>
+            <w:pPr>
+              <w:spacing w:before="40" w:after="40" w:line="240" w:lineRule="auto"/>
+              <w:jc w:val="center"/>
+            </w:pPr>
+            <w:r/>
+            <w:r>
+              <w:rPr>
+                <w:rFonts w:ascii="Times New Roman" w:hAnsi="Times New Roman" w:eastAsia="Times New Roman" w:cs="Times New Roman"/>
+                <w:b w:val="0"/>
+                <w:i w:val="0"/>
+                <w:sz w:val="18"/>
+              </w:rPr>
+              <w:t>0.700</w:t>
+            </w:r>
+          </w:p>
+        </w:tc>
+        <w:tc>
+          <w:tcPr>
+            <w:tcW w:type="dxa" w:w="1008"/>
+          </w:tcPr>
+          <w:p>
+            <w:pPr>
+              <w:spacing w:before="40" w:after="40" w:line="240" w:lineRule="auto"/>
+              <w:jc w:val="center"/>
+            </w:pPr>
+            <w:r/>
+            <w:r>
+              <w:rPr>
+                <w:rFonts w:ascii="Times New Roman" w:hAnsi="Times New Roman" w:eastAsia="Times New Roman" w:cs="Times New Roman"/>
+                <w:b w:val="0"/>
+                <w:i w:val="0"/>
+                <w:sz w:val="18"/>
+              </w:rPr>
+              <w:t>0.665</w:t>
+            </w:r>
+          </w:p>
+        </w:tc>
+        <w:tc>
+          <w:tcPr>
+            <w:tcW w:type="dxa" w:w="1008"/>
+          </w:tcPr>
+          <w:p>
+            <w:pPr>
+              <w:spacing w:before="40" w:after="40" w:line="240" w:lineRule="auto"/>
+              <w:jc w:val="center"/>
+            </w:pPr>
+            <w:r/>
+            <w:r>
+              <w:rPr>
+                <w:rFonts w:ascii="Times New Roman" w:hAnsi="Times New Roman" w:eastAsia="Times New Roman" w:cs="Times New Roman"/>
+                <w:b w:val="0"/>
+                <w:i w:val="0"/>
+                <w:sz w:val="18"/>
+              </w:rPr>
+              <w:t>−0.108 [−0.131, −0.083]</w:t>
+            </w:r>
+          </w:p>
+        </w:tc>
+        <w:tc>
+          <w:tcPr>
+            <w:tcW w:type="dxa" w:w="1008"/>
+          </w:tcPr>
+          <w:p>
+            <w:pPr>
+              <w:spacing w:before="40" w:after="40" w:line="240" w:lineRule="auto"/>
+              <w:jc w:val="center"/>
+            </w:pPr>
+            <w:r/>
+            <w:r>
+              <w:rPr>
+                <w:rFonts w:ascii="Times New Roman" w:hAnsi="Times New Roman" w:eastAsia="Times New Roman" w:cs="Times New Roman"/>
+                <w:b w:val="0"/>
+                <w:i w:val="0"/>
+                <w:sz w:val="18"/>
+              </w:rPr>
+              <w:t>12 / 12</w:t>
+            </w:r>
+          </w:p>
+        </w:tc>
+      </w:tr>
+      <w:tr>
+        <w:tc>
+          <w:tcPr>
+            <w:tcW w:type="dxa" w:w="1008"/>
+          </w:tcPr>
+          <w:p>
+            <w:pPr>
+              <w:spacing w:before="40" w:after="40" w:line="240" w:lineRule="auto"/>
+              <w:jc w:val="center"/>
+            </w:pPr>
+            <w:r/>
+            <w:r>
+              <w:rPr>
+                <w:rFonts w:ascii="Times New Roman" w:hAnsi="Times New Roman" w:eastAsia="Times New Roman" w:cs="Times New Roman"/>
+                <w:b w:val="0"/>
+                <w:i w:val="0"/>
+                <w:sz w:val="18"/>
+              </w:rPr>
+              <w:t>SEED</w:t>
+            </w:r>
+          </w:p>
+        </w:tc>
+        <w:tc>
+          <w:tcPr>
+            <w:tcW w:type="dxa" w:w="1008"/>
+          </w:tcPr>
+          <w:p>
+            <w:pPr>
+              <w:spacing w:before="40" w:after="40" w:line="240" w:lineRule="auto"/>
+              <w:jc w:val="left"/>
+            </w:pPr>
+            <w:r/>
+            <w:r>
+              <w:rPr>
+                <w:rFonts w:ascii="Times New Roman" w:hAnsi="Times New Roman" w:eastAsia="Times New Roman" w:cs="Times New Roman"/>
+                <w:b w:val="0"/>
+                <w:i w:val="0"/>
+                <w:sz w:val="18"/>
+              </w:rPr>
+              <w:t>0.459</w:t>
+            </w:r>
+          </w:p>
+        </w:tc>
+        <w:tc>
+          <w:tcPr>
+            <w:tcW w:type="dxa" w:w="1008"/>
+          </w:tcPr>
+          <w:p>
+            <w:pPr>
+              <w:spacing w:before="40" w:after="40" w:line="240" w:lineRule="auto"/>
+              <w:jc w:val="center"/>
+            </w:pPr>
+            <w:r/>
+            <w:r>
+              <w:rPr>
+                <w:rFonts w:ascii="Times New Roman" w:hAnsi="Times New Roman" w:eastAsia="Times New Roman" w:cs="Times New Roman"/>
+                <w:b w:val="0"/>
+                <w:i w:val="0"/>
+                <w:sz w:val="18"/>
+              </w:rPr>
+              <w:t>0.473</w:t>
+            </w:r>
+          </w:p>
+        </w:tc>
+        <w:tc>
+          <w:tcPr>
+            <w:tcW w:type="dxa" w:w="1008"/>
+          </w:tcPr>
+          <w:p>
+            <w:pPr>
+              <w:spacing w:before="40" w:after="40" w:line="240" w:lineRule="auto"/>
+              <w:jc w:val="center"/>
+            </w:pPr>
+            <w:r/>
+            <w:r>
+              <w:rPr>
+                <w:rFonts w:ascii="Times New Roman" w:hAnsi="Times New Roman" w:eastAsia="Times New Roman" w:cs="Times New Roman"/>
+                <w:b w:val="0"/>
+                <w:i w:val="0"/>
+                <w:sz w:val="18"/>
+              </w:rPr>
+              <w:t>0.493</w:t>
+            </w:r>
+          </w:p>
+        </w:tc>
+        <w:tc>
+          <w:tcPr>
+            <w:tcW w:type="dxa" w:w="1008"/>
+          </w:tcPr>
+          <w:p>
+            <w:pPr>
+              <w:spacing w:before="40" w:after="40" w:line="240" w:lineRule="auto"/>
+              <w:jc w:val="center"/>
+            </w:pPr>
+            <w:r/>
+            <w:r>
+              <w:rPr>
+                <w:rFonts w:ascii="Times New Roman" w:hAnsi="Times New Roman" w:eastAsia="Times New Roman" w:cs="Times New Roman"/>
+                <w:b w:val="0"/>
+                <w:i w:val="0"/>
+                <w:sz w:val="18"/>
+              </w:rPr>
+              <w:t>0.545</w:t>
+            </w:r>
+          </w:p>
+        </w:tc>
+        <w:tc>
+          <w:tcPr>
+            <w:tcW w:type="dxa" w:w="1008"/>
+          </w:tcPr>
+          <w:p>
+            <w:pPr>
+              <w:spacing w:before="40" w:after="40" w:line="240" w:lineRule="auto"/>
+              <w:jc w:val="center"/>
+            </w:pPr>
+            <w:r/>
+            <w:r>
+              <w:rPr>
+                <w:rFonts w:ascii="Times New Roman" w:hAnsi="Times New Roman" w:eastAsia="Times New Roman" w:cs="Times New Roman"/>
+                <w:b w:val="0"/>
+                <w:i w:val="0"/>
+                <w:sz w:val="18"/>
+              </w:rPr>
+              <w:t>0.618</w:t>
+            </w:r>
+          </w:p>
+        </w:tc>
+        <w:tc>
+          <w:tcPr>
+            <w:tcW w:type="dxa" w:w="1008"/>
+          </w:tcPr>
+          <w:p>
+            <w:pPr>
+              <w:spacing w:before="40" w:after="40" w:line="240" w:lineRule="auto"/>
+              <w:jc w:val="center"/>
+            </w:pPr>
+            <w:r/>
+            <w:r>
+              <w:rPr>
+                <w:rFonts w:ascii="Times New Roman" w:hAnsi="Times New Roman" w:eastAsia="Times New Roman" w:cs="Times New Roman"/>
+                <w:b w:val="0"/>
+                <w:i w:val="0"/>
+                <w:sz w:val="18"/>
+              </w:rPr>
+              <w:t>0.674</w:t>
+            </w:r>
+          </w:p>
+        </w:tc>
+        <w:tc>
+          <w:tcPr>
+            <w:tcW w:type="dxa" w:w="1008"/>
+          </w:tcPr>
+          <w:p>
+            <w:pPr>
+              <w:spacing w:before="40" w:after="40" w:line="240" w:lineRule="auto"/>
+              <w:jc w:val="center"/>
+            </w:pPr>
+            <w:r/>
+            <w:r>
+              <w:rPr>
+                <w:rFonts w:ascii="Times New Roman" w:hAnsi="Times New Roman" w:eastAsia="Times New Roman" w:cs="Times New Roman"/>
+                <w:b w:val="0"/>
+                <w:i w:val="0"/>
+                <w:sz w:val="18"/>
+              </w:rPr>
+              <w:t>+0.214 [+0.167, +0.260]</w:t>
+            </w:r>
+          </w:p>
+        </w:tc>
+        <w:tc>
+          <w:tcPr>
+            <w:tcW w:type="dxa" w:w="1008"/>
+          </w:tcPr>
+          <w:p>
+            <w:pPr>
+              <w:spacing w:before="40" w:after="40" w:line="240" w:lineRule="auto"/>
+              <w:jc w:val="center"/>
+            </w:pPr>
+            <w:r/>
+            <w:r>
+              <w:rPr>
+                <w:rFonts w:ascii="Times New Roman" w:hAnsi="Times New Roman" w:eastAsia="Times New Roman" w:cs="Times New Roman"/>
+                <w:b w:val="0"/>
+                <w:i w:val="0"/>
+                <w:sz w:val="18"/>
+              </w:rPr>
+              <w:t>0 / 15</w:t>
+            </w:r>
+          </w:p>
+        </w:tc>
+      </w:tr>
+      <w:tr>
+        <w:tc>
+          <w:tcPr>
+            <w:tcW w:type="dxa" w:w="1008"/>
+          </w:tcPr>
+          <w:p>
+            <w:pPr>
+              <w:spacing w:before="40" w:after="40" w:line="240" w:lineRule="auto"/>
+              <w:jc w:val="center"/>
+            </w:pPr>
+            <w:r/>
+            <w:r>
+              <w:rPr>
+                <w:rFonts w:ascii="Times New Roman" w:hAnsi="Times New Roman" w:eastAsia="Times New Roman" w:cs="Times New Roman"/>
+                <w:b w:val="0"/>
+                <w:i w:val="0"/>
+                <w:sz w:val="18"/>
+              </w:rPr>
+              <w:t>BCI-2b</w:t>
+            </w:r>
+          </w:p>
+        </w:tc>
+        <w:tc>
+          <w:tcPr>
+            <w:tcW w:type="dxa" w:w="1008"/>
+          </w:tcPr>
+          <w:p>
+            <w:pPr>
+              <w:spacing w:before="40" w:after="40" w:line="240" w:lineRule="auto"/>
+              <w:jc w:val="left"/>
+            </w:pPr>
+            <w:r/>
+            <w:r>
+              <w:rPr>
+                <w:rFonts w:ascii="Times New Roman" w:hAnsi="Times New Roman" w:eastAsia="Times New Roman" w:cs="Times New Roman"/>
+                <w:b w:val="0"/>
+                <w:i w:val="0"/>
+                <w:sz w:val="18"/>
+              </w:rPr>
+              <w:t>0.706</w:t>
+            </w:r>
+          </w:p>
+        </w:tc>
+        <w:tc>
+          <w:tcPr>
+            <w:tcW w:type="dxa" w:w="1008"/>
+          </w:tcPr>
+          <w:p>
+            <w:pPr>
+              <w:spacing w:before="40" w:after="40" w:line="240" w:lineRule="auto"/>
+              <w:jc w:val="center"/>
+            </w:pPr>
+            <w:r/>
+            <w:r>
+              <w:rPr>
+                <w:rFonts w:ascii="Times New Roman" w:hAnsi="Times New Roman" w:eastAsia="Times New Roman" w:cs="Times New Roman"/>
+                <w:b w:val="0"/>
+                <w:i w:val="0"/>
+                <w:sz w:val="18"/>
+              </w:rPr>
+              <w:t>0.713</w:t>
+            </w:r>
+          </w:p>
+        </w:tc>
+        <w:tc>
+          <w:tcPr>
+            <w:tcW w:type="dxa" w:w="1008"/>
+          </w:tcPr>
+          <w:p>
+            <w:pPr>
+              <w:spacing w:before="40" w:after="40" w:line="240" w:lineRule="auto"/>
+              <w:jc w:val="center"/>
+            </w:pPr>
+            <w:r/>
+            <w:r>
+              <w:rPr>
+                <w:rFonts w:ascii="Times New Roman" w:hAnsi="Times New Roman" w:eastAsia="Times New Roman" w:cs="Times New Roman"/>
+                <w:b w:val="0"/>
+                <w:i w:val="0"/>
+                <w:sz w:val="18"/>
+              </w:rPr>
+              <w:t>0.719</w:t>
+            </w:r>
+          </w:p>
+        </w:tc>
+        <w:tc>
+          <w:tcPr>
+            <w:tcW w:type="dxa" w:w="1008"/>
+          </w:tcPr>
+          <w:p>
+            <w:pPr>
+              <w:spacing w:before="40" w:after="40" w:line="240" w:lineRule="auto"/>
+              <w:jc w:val="center"/>
+            </w:pPr>
+            <w:r/>
+            <w:r>
+              <w:rPr>
+                <w:rFonts w:ascii="Times New Roman" w:hAnsi="Times New Roman" w:eastAsia="Times New Roman" w:cs="Times New Roman"/>
+                <w:b w:val="0"/>
+                <w:i w:val="0"/>
+                <w:sz w:val="18"/>
+              </w:rPr>
+              <w:t>0.730</w:t>
+            </w:r>
+          </w:p>
+        </w:tc>
+        <w:tc>
+          <w:tcPr>
+            <w:tcW w:type="dxa" w:w="1008"/>
+          </w:tcPr>
+          <w:p>
+            <w:pPr>
+              <w:spacing w:before="40" w:after="40" w:line="240" w:lineRule="auto"/>
+              <w:jc w:val="center"/>
+            </w:pPr>
+            <w:r/>
+            <w:r>
+              <w:rPr>
+                <w:rFonts w:ascii="Times New Roman" w:hAnsi="Times New Roman" w:eastAsia="Times New Roman" w:cs="Times New Roman"/>
+                <w:b w:val="0"/>
+                <w:i w:val="0"/>
+                <w:sz w:val="18"/>
+              </w:rPr>
+              <w:t>0.736</w:t>
+            </w:r>
+          </w:p>
+        </w:tc>
+        <w:tc>
+          <w:tcPr>
+            <w:tcW w:type="dxa" w:w="1008"/>
+          </w:tcPr>
+          <w:p>
+            <w:pPr>
+              <w:spacing w:before="40" w:after="40" w:line="240" w:lineRule="auto"/>
+              <w:jc w:val="center"/>
+            </w:pPr>
+            <w:r/>
+            <w:r>
+              <w:rPr>
+                <w:rFonts w:ascii="Times New Roman" w:hAnsi="Times New Roman" w:eastAsia="Times New Roman" w:cs="Times New Roman"/>
+                <w:b w:val="0"/>
+                <w:i w:val="0"/>
+                <w:sz w:val="18"/>
+              </w:rPr>
+              <w:t>0.739</w:t>
+            </w:r>
+          </w:p>
+        </w:tc>
+        <w:tc>
+          <w:tcPr>
+            <w:tcW w:type="dxa" w:w="1008"/>
+          </w:tcPr>
+          <w:p>
+            <w:pPr>
+              <w:spacing w:before="40" w:after="40" w:line="240" w:lineRule="auto"/>
+              <w:jc w:val="center"/>
+            </w:pPr>
+            <w:r/>
+            <w:r>
+              <w:rPr>
+                <w:rFonts w:ascii="Times New Roman" w:hAnsi="Times New Roman" w:eastAsia="Times New Roman" w:cs="Times New Roman"/>
+                <w:b w:val="0"/>
+                <w:i w:val="0"/>
+                <w:sz w:val="18"/>
+              </w:rPr>
+              <w:t>+0.032 [+0.017, +0.048]</w:t>
+            </w:r>
+          </w:p>
+        </w:tc>
+        <w:tc>
+          <w:tcPr>
+            <w:tcW w:type="dxa" w:w="1008"/>
+          </w:tcPr>
+          <w:p>
+            <w:pPr>
+              <w:spacing w:before="40" w:after="40" w:line="240" w:lineRule="auto"/>
+              <w:jc w:val="center"/>
+            </w:pPr>
+            <w:r/>
+            <w:r>
+              <w:rPr>
+                <w:rFonts w:ascii="Times New Roman" w:hAnsi="Times New Roman" w:eastAsia="Times New Roman" w:cs="Times New Roman"/>
+                <w:b w:val="0"/>
+                <w:i w:val="0"/>
+                <w:sz w:val="18"/>
+              </w:rPr>
+              <w:t>1 / 9</w:t>
+            </w:r>
+          </w:p>
+        </w:tc>
+      </w:tr>
+      <w:tr>
+        <w:tc>
+          <w:tcPr>
+            <w:tcW w:type="dxa" w:w="1008"/>
+          </w:tcPr>
+          <w:p>
+            <w:pPr>
+              <w:spacing w:before="40" w:after="40" w:line="240" w:lineRule="auto"/>
+              <w:jc w:val="center"/>
+            </w:pPr>
+            <w:r/>
+            <w:r>
+              <w:rPr>
+                <w:rFonts w:ascii="Times New Roman" w:hAnsi="Times New Roman" w:eastAsia="Times New Roman" w:cs="Times New Roman"/>
+                <w:b w:val="0"/>
+                <w:i w:val="0"/>
+                <w:sz w:val="18"/>
+              </w:rPr>
+              <w:t>BCI-2a</w:t>
+            </w:r>
+          </w:p>
+        </w:tc>
+        <w:tc>
+          <w:tcPr>
+            <w:tcW w:type="dxa" w:w="1008"/>
+          </w:tcPr>
+          <w:p>
+            <w:pPr>
+              <w:spacing w:before="40" w:after="40" w:line="240" w:lineRule="auto"/>
+              <w:jc w:val="left"/>
+            </w:pPr>
+            <w:r/>
+            <w:r>
+              <w:rPr>
+                <w:rFonts w:ascii="Times New Roman" w:hAnsi="Times New Roman" w:eastAsia="Times New Roman" w:cs="Times New Roman"/>
+                <w:b w:val="0"/>
+                <w:i w:val="0"/>
+                <w:sz w:val="18"/>
+              </w:rPr>
+              <w:t>0.497</w:t>
+            </w:r>
+          </w:p>
+        </w:tc>
+        <w:tc>
+          <w:tcPr>
+            <w:tcW w:type="dxa" w:w="1008"/>
+          </w:tcPr>
+          <w:p>
+            <w:pPr>
+              <w:spacing w:before="40" w:after="40" w:line="240" w:lineRule="auto"/>
+              <w:jc w:val="center"/>
+            </w:pPr>
+            <w:r/>
+            <w:r>
+              <w:rPr>
+                <w:rFonts w:ascii="Times New Roman" w:hAnsi="Times New Roman" w:eastAsia="Times New Roman" w:cs="Times New Roman"/>
+                <w:b w:val="0"/>
+                <w:i w:val="0"/>
+                <w:sz w:val="18"/>
+              </w:rPr>
+              <w:t>0.502</w:t>
+            </w:r>
+          </w:p>
+        </w:tc>
+        <w:tc>
+          <w:tcPr>
+            <w:tcW w:type="dxa" w:w="1008"/>
+          </w:tcPr>
+          <w:p>
+            <w:pPr>
+              <w:spacing w:before="40" w:after="40" w:line="240" w:lineRule="auto"/>
+              <w:jc w:val="center"/>
+            </w:pPr>
+            <w:r/>
+            <w:r>
+              <w:rPr>
+                <w:rFonts w:ascii="Times New Roman" w:hAnsi="Times New Roman" w:eastAsia="Times New Roman" w:cs="Times New Roman"/>
+                <w:b w:val="0"/>
+                <w:i w:val="0"/>
+                <w:sz w:val="18"/>
+              </w:rPr>
+              <w:t>0.510</w:t>
+            </w:r>
+          </w:p>
+        </w:tc>
+        <w:tc>
+          <w:tcPr>
+            <w:tcW w:type="dxa" w:w="1008"/>
+          </w:tcPr>
+          <w:p>
+            <w:pPr>
+              <w:spacing w:before="40" w:after="40" w:line="240" w:lineRule="auto"/>
+              <w:jc w:val="center"/>
+            </w:pPr>
+            <w:r/>
+            <w:r>
+              <w:rPr>
+                <w:rFonts w:ascii="Times New Roman" w:hAnsi="Times New Roman" w:eastAsia="Times New Roman" w:cs="Times New Roman"/>
+                <w:b w:val="0"/>
+                <w:i w:val="0"/>
+                <w:sz w:val="18"/>
+              </w:rPr>
+              <w:t>0.524</w:t>
+            </w:r>
+          </w:p>
+        </w:tc>
+        <w:tc>
+          <w:tcPr>
+            <w:tcW w:type="dxa" w:w="1008"/>
+          </w:tcPr>
+          <w:p>
+            <w:pPr>
+              <w:spacing w:before="40" w:after="40" w:line="240" w:lineRule="auto"/>
+              <w:jc w:val="center"/>
+            </w:pPr>
+            <w:r/>
+            <w:r>
+              <w:rPr>
+                <w:rFonts w:ascii="Times New Roman" w:hAnsi="Times New Roman" w:eastAsia="Times New Roman" w:cs="Times New Roman"/>
+                <w:b w:val="0"/>
+                <w:i w:val="0"/>
+                <w:sz w:val="18"/>
+              </w:rPr>
+              <w:t>0.526</w:t>
+            </w:r>
+          </w:p>
+        </w:tc>
+        <w:tc>
+          <w:tcPr>
+            <w:tcW w:type="dxa" w:w="1008"/>
+          </w:tcPr>
+          <w:p>
+            <w:pPr>
+              <w:spacing w:before="40" w:after="40" w:line="240" w:lineRule="auto"/>
+              <w:jc w:val="center"/>
+            </w:pPr>
+            <w:r/>
+            <w:r>
+              <w:rPr>
+                <w:rFonts w:ascii="Times New Roman" w:hAnsi="Times New Roman" w:eastAsia="Times New Roman" w:cs="Times New Roman"/>
+                <w:b w:val="0"/>
+                <w:i w:val="0"/>
+                <w:sz w:val="18"/>
+              </w:rPr>
+              <w:t>0.526</w:t>
+            </w:r>
+          </w:p>
+        </w:tc>
+        <w:tc>
+          <w:tcPr>
+            <w:tcW w:type="dxa" w:w="1008"/>
+          </w:tcPr>
+          <w:p>
+            <w:pPr>
+              <w:spacing w:before="40" w:after="40" w:line="240" w:lineRule="auto"/>
+              <w:jc w:val="center"/>
+            </w:pPr>
+            <w:r/>
+            <w:r>
+              <w:rPr>
+                <w:rFonts w:ascii="Times New Roman" w:hAnsi="Times New Roman" w:eastAsia="Times New Roman" w:cs="Times New Roman"/>
+                <w:b w:val="0"/>
+                <w:i w:val="0"/>
+                <w:sz w:val="18"/>
+              </w:rPr>
+              <w:t>+0.029 [+0.012, +0.048]</w:t>
+            </w:r>
+          </w:p>
+        </w:tc>
+        <w:tc>
+          <w:tcPr>
+            <w:tcW w:type="dxa" w:w="1008"/>
+          </w:tcPr>
+          <w:p>
+            <w:pPr>
+              <w:spacing w:before="40" w:after="40" w:line="240" w:lineRule="auto"/>
+              <w:jc w:val="center"/>
+            </w:pPr>
+            <w:r/>
+            <w:r>
+              <w:rPr>
+                <w:rFonts w:ascii="Times New Roman" w:hAnsi="Times New Roman" w:eastAsia="Times New Roman" w:cs="Times New Roman"/>
+                <w:b w:val="0"/>
+                <w:i w:val="0"/>
+                <w:sz w:val="18"/>
+              </w:rPr>
+              <w:t>1 / 9</w:t>
+            </w:r>
+          </w:p>
+        </w:tc>
+      </w:tr>
+      <w:tr>
+        <w:tc>
+          <w:tcPr>
+            <w:tcW w:type="dxa" w:w="1008"/>
+          </w:tcPr>
+          <w:p>
+            <w:pPr>
+              <w:spacing w:before="40" w:after="40" w:line="240" w:lineRule="auto"/>
+              <w:jc w:val="center"/>
+            </w:pPr>
+            <w:r/>
+            <w:r>
+              <w:rPr>
+                <w:rFonts w:ascii="Times New Roman" w:hAnsi="Times New Roman" w:eastAsia="Times New Roman" w:cs="Times New Roman"/>
+                <w:b w:val="0"/>
+                <w:i w:val="0"/>
+                <w:sz w:val="18"/>
+              </w:rPr>
+              <w:t>NER2015</w:t>
+            </w:r>
+          </w:p>
+        </w:tc>
+        <w:tc>
+          <w:tcPr>
+            <w:tcW w:type="dxa" w:w="1008"/>
+          </w:tcPr>
+          <w:p>
+            <w:pPr>
+              <w:spacing w:before="40" w:after="40" w:line="240" w:lineRule="auto"/>
+              <w:jc w:val="left"/>
+            </w:pPr>
+            <w:r/>
+            <w:r>
+              <w:rPr>
+                <w:rFonts w:ascii="Times New Roman" w:hAnsi="Times New Roman" w:eastAsia="Times New Roman" w:cs="Times New Roman"/>
+                <w:b w:val="0"/>
+                <w:i w:val="0"/>
+                <w:sz w:val="18"/>
+              </w:rPr>
+              <w:t>0.592</w:t>
+            </w:r>
+          </w:p>
+        </w:tc>
+        <w:tc>
+          <w:tcPr>
+            <w:tcW w:type="dxa" w:w="1008"/>
+          </w:tcPr>
+          <w:p>
+            <w:pPr>
+              <w:spacing w:before="40" w:after="40" w:line="240" w:lineRule="auto"/>
+              <w:jc w:val="center"/>
+            </w:pPr>
+            <w:r/>
+            <w:r>
+              <w:rPr>
+                <w:rFonts w:ascii="Times New Roman" w:hAnsi="Times New Roman" w:eastAsia="Times New Roman" w:cs="Times New Roman"/>
+                <w:b w:val="0"/>
+                <w:i w:val="0"/>
+                <w:sz w:val="18"/>
+              </w:rPr>
+              <w:t>0.592</w:t>
+            </w:r>
+          </w:p>
+        </w:tc>
+        <w:tc>
+          <w:tcPr>
+            <w:tcW w:type="dxa" w:w="1008"/>
+          </w:tcPr>
+          <w:p>
+            <w:pPr>
+              <w:spacing w:before="40" w:after="40" w:line="240" w:lineRule="auto"/>
+              <w:jc w:val="center"/>
+            </w:pPr>
+            <w:r/>
+            <w:r>
+              <w:rPr>
+                <w:rFonts w:ascii="Times New Roman" w:hAnsi="Times New Roman" w:eastAsia="Times New Roman" w:cs="Times New Roman"/>
+                <w:b w:val="0"/>
+                <w:i w:val="0"/>
+                <w:sz w:val="18"/>
+              </w:rPr>
+              <w:t>0.591</w:t>
+            </w:r>
+          </w:p>
+        </w:tc>
+        <w:tc>
+          <w:tcPr>
+            <w:tcW w:type="dxa" w:w="1008"/>
+          </w:tcPr>
+          <w:p>
+            <w:pPr>
+              <w:spacing w:before="40" w:after="40" w:line="240" w:lineRule="auto"/>
+              <w:jc w:val="center"/>
+            </w:pPr>
+            <w:r/>
+            <w:r>
+              <w:rPr>
+                <w:rFonts w:ascii="Times New Roman" w:hAnsi="Times New Roman" w:eastAsia="Times New Roman" w:cs="Times New Roman"/>
+                <w:b w:val="0"/>
+                <w:i w:val="0"/>
+                <w:sz w:val="18"/>
+              </w:rPr>
+              <w:t>0.589</w:t>
+            </w:r>
+          </w:p>
+        </w:tc>
+        <w:tc>
+          <w:tcPr>
+            <w:tcW w:type="dxa" w:w="1008"/>
+          </w:tcPr>
+          <w:p>
+            <w:pPr>
+              <w:spacing w:before="40" w:after="40" w:line="240" w:lineRule="auto"/>
+              <w:jc w:val="center"/>
+            </w:pPr>
+            <w:r/>
+            <w:r>
+              <w:rPr>
+                <w:rFonts w:ascii="Times New Roman" w:hAnsi="Times New Roman" w:eastAsia="Times New Roman" w:cs="Times New Roman"/>
+                <w:b w:val="0"/>
+                <w:i w:val="0"/>
+                <w:sz w:val="18"/>
+              </w:rPr>
+              <w:t>0.588</w:t>
+            </w:r>
+          </w:p>
+        </w:tc>
+        <w:tc>
+          <w:tcPr>
+            <w:tcW w:type="dxa" w:w="1008"/>
+          </w:tcPr>
+          <w:p>
+            <w:pPr>
+              <w:spacing w:before="40" w:after="40" w:line="240" w:lineRule="auto"/>
+              <w:jc w:val="center"/>
+            </w:pPr>
+            <w:r/>
+            <w:r>
+              <w:rPr>
+                <w:rFonts w:ascii="Times New Roman" w:hAnsi="Times New Roman" w:eastAsia="Times New Roman" w:cs="Times New Roman"/>
+                <w:b w:val="0"/>
+                <w:i w:val="0"/>
+                <w:sz w:val="18"/>
+              </w:rPr>
+              <w:t>0.587</w:t>
+            </w:r>
+          </w:p>
+        </w:tc>
+        <w:tc>
+          <w:tcPr>
+            <w:tcW w:type="dxa" w:w="1008"/>
+          </w:tcPr>
+          <w:p>
+            <w:pPr>
+              <w:spacing w:before="40" w:after="40" w:line="240" w:lineRule="auto"/>
+              <w:jc w:val="center"/>
+            </w:pPr>
+            <w:r/>
+            <w:r>
+              <w:rPr>
+                <w:rFonts w:ascii="Times New Roman" w:hAnsi="Times New Roman" w:eastAsia="Times New Roman" w:cs="Times New Roman"/>
+                <w:b w:val="0"/>
+                <w:i w:val="0"/>
+                <w:sz w:val="18"/>
+              </w:rPr>
+              <w:t>−0.004 [−0.010, +0.002]</w:t>
+            </w:r>
+          </w:p>
+        </w:tc>
+        <w:tc>
+          <w:tcPr>
+            <w:tcW w:type="dxa" w:w="1008"/>
+          </w:tcPr>
+          <w:p>
+            <w:pPr>
+              <w:spacing w:before="40" w:after="40" w:line="240" w:lineRule="auto"/>
+              <w:jc w:val="center"/>
+            </w:pPr>
+            <w:r/>
+            <w:r>
+              <w:rPr>
+                <w:rFonts w:ascii="Times New Roman" w:hAnsi="Times New Roman" w:eastAsia="Times New Roman" w:cs="Times New Roman"/>
+                <w:b w:val="0"/>
+                <w:i w:val="0"/>
+                <w:sz w:val="18"/>
+              </w:rPr>
+              <w:t>10 / 16</w:t>
+            </w:r>
+          </w:p>
+        </w:tc>
+      </w:tr>
+    </w:tbl>
+    <w:p>
+      <w:pPr>
+        <w:spacing w:before="0" w:after="200" w:line="240" w:lineRule="auto"/>
+        <w:ind w:firstLine="0" w:left="0"/>
+        <w:jc w:val="left"/>
+      </w:pPr>
     </w:p>
     <w:p>
       <w:pPr>
@@ -21437,20 +25525,11 @@
       <w:r>
         <w:rPr>
           <w:rFonts w:ascii="Times New Roman" w:hAnsi="Times New Roman" w:eastAsia="Times New Roman" w:cs="Times New Roman"/>
-          <w:b/>
-          <w:i w:val="0"/>
-          <w:sz w:val="24"/>
-        </w:rPr>
-        <w:t>The protocol is transductive.</w:t>
-      </w:r>
-      <w:r>
-        <w:rPr>
-          <w:rFonts w:ascii="Times New Roman" w:hAnsi="Times New Roman" w:eastAsia="Times New Roman" w:cs="Times New Roman"/>
           <w:b w:val="0"/>
           <w:i w:val="0"/>
           <w:sz w:val="24"/>
         </w:rPr>
-        <w:t xml:space="preserve"> Both forms of the correction use the whole target session to estimate μB. That is legitimate under a protocol that allows unlabelled target data and is not available in a strictly inductive deployment. The causal experiment of Section 4.2 maps the limit: a cumulative estimate recovers the transductive gain on BCI-2b, BCI-2a and SEED, loses 0.115 on grasp-and-lift because the mean drifts within the session, and the shrunk cumulative mean loses least among the fixed rules while still losing 0.024 on grasp-and-lift, where the block-wise rule of (9) gains 0.008. A causal reference does not remove the need for calibration; it changes what a calibration failure looks like.</w:t>
+        <w:t>Two benchmarks respond in opposite directions, and the split is not a matter of degree: every grasp-and-lift subject loses accuracy as the correction is strengthened, and not one SEED subject does. The BCI sessions are already close to their best at λ = 1 and gain little from any correction, and NER2015, whose features carry no free origin, is flat. The value of λ that is best on the grid is therefore a property of the recording, not of the algorithm: about zero for grasp-and-lift, one for SEED and the BCI datasets. Section 4.14 asks what property of the recording it tracks.</w:t>
       </w:r>
     </w:p>
     <w:p>
@@ -21462,35 +25541,26 @@
       <w:r>
         <w:rPr>
           <w:rFonts w:ascii="Times New Roman" w:hAnsi="Times New Roman" w:eastAsia="Times New Roman" w:cs="Times New Roman"/>
-          <w:b/>
-          <w:i w:val="0"/>
-          <w:sz w:val="24"/>
-        </w:rPr>
-        <w:t>The statistics are hierarchical.</w:t>
-      </w:r>
-      <w:r>
-        <w:rPr>
-          <w:rFonts w:ascii="Times New Roman" w:hAnsi="Times New Roman" w:eastAsia="Times New Roman" w:cs="Times New Roman"/>
           <w:b w:val="0"/>
           <w:i w:val="0"/>
           <w:sz w:val="24"/>
         </w:rPr>
-        <w:t xml:space="preserve"> The 845 cells come from 61 subjects and 737 distinct session pairs; subject-level aggregation and the cluster bootstrap are used where they matter, and cell-level correlations are labelled descriptive. The dataset-level tests rest on five or six observations and have little power.</w:t>
+        <w:t>A caveat on the reading. These are grid optima, not a continuous optimum, and λ was applied as a constant chosen per session; the figure says how the benchmarks respond, not that a deployment can know the right value in advance. An estimator that produces λ from the stream is a way of guessing that constant, and Section 4.2 compares several.</w:t>
       </w:r>
     </w:p>
     <w:p>
       <w:pPr>
         <w:keepNext/>
-        <w:spacing w:before="360" w:after="120" w:line="240" w:lineRule="auto"/>
+        <w:spacing w:before="240" w:after="120" w:line="240" w:lineRule="auto"/>
       </w:pPr>
       <w:r>
         <w:rPr>
           <w:rFonts w:ascii="Times New Roman" w:hAnsi="Times New Roman" w:eastAsia="Times New Roman" w:cs="Times New Roman"/>
           <w:b/>
-          <w:i w:val="0"/>
+          <w:i/>
           <w:sz w:val="24"/>
         </w:rPr>
-        <w:t>7. Conclusion</w:t>
+        <w:t>4.14. Temporal structure of the shift covaries with the loss</w:t>
       </w:r>
     </w:p>
     <w:p>
@@ -21506,7 +25576,1047 @@
           <w:i w:val="0"/>
           <w:sz w:val="24"/>
         </w:rPr>
-        <w:t>The two centrings are different operations. The two-sided form is invariant to the coordinate origin, the invariant family is wider than the sample mean, and two corrections leave every score difference unchanged exactly when their projections onto the centred weights agree. The failure of the one-sided form is a threshold displacement; its sign is set by the threshold error the training session already carries, and across five development datasets the resulting damage ranges from nothing on time-domain contrast features to a collapse to chance on log-power and differential-entropy features with a large free origin; a sixth dataset, held out, behaves as the family it belongs to.</w:t>
+        <w:t>If the right strength is a property of the recording, it should be visible in how the target mean moves. For every cell we took the block displacements d_b = P W (μ_b − μ_A), fitted a linear ramp to each score component, and measured R², the share of their variance the ramp explains. The number is only interpretable against a null: with five blocks, block order alone produces R² ≈ 0.25 by chance. We therefore permuted the block order 500 times per cell and report the excess ΔR² = R² − E[R²_null].</w:t>
+      </w:r>
+    </w:p>
+    <w:p>
+      <w:pPr>
+        <w:keepNext/>
+        <w:spacing w:before="240" w:after="80" w:line="240" w:lineRule="auto"/>
+      </w:pPr>
+      <w:r>
+        <w:rPr>
+          <w:rFonts w:ascii="Times New Roman" w:hAnsi="Times New Roman" w:eastAsia="Times New Roman" w:cs="Times New Roman"/>
+          <w:b/>
+          <w:i w:val="0"/>
+          <w:sz w:val="21"/>
+        </w:rPr>
+        <w:t xml:space="preserve">Table 17. </w:t>
+      </w:r>
+      <w:r>
+        <w:rPr>
+          <w:rFonts w:ascii="Times New Roman" w:hAnsi="Times New Roman" w:eastAsia="Times New Roman" w:cs="Times New Roman"/>
+          <w:b w:val="0"/>
+          <w:i w:val="0"/>
+          <w:sz w:val="21"/>
+        </w:rPr>
+        <w:t>Temporal structure and its relation to the correction loss, median over cells.</w:t>
+      </w:r>
+    </w:p>
+    <w:tbl>
+      <w:tblPr>
+        <w:tblW w:type="auto" w:w="0"/>
+        <w:jc w:val="center"/>
+        <w:tblLayout w:type="fixed"/>
+        <w:tblBorders>
+          <w:top w:val="single" w:sz="10" w:space="0" w:color="000000"/>
+          <w:bottom w:val="single" w:sz="10" w:space="0" w:color="000000"/>
+          <w:left w:val="none" w:sz="0" w:space="0" w:color="auto"/>
+          <w:right w:val="none" w:sz="0" w:space="0" w:color="auto"/>
+          <w:insideH w:val="none" w:sz="0" w:space="0" w:color="auto"/>
+          <w:insideV w:val="none" w:sz="0" w:space="0" w:color="auto"/>
+        </w:tblBorders>
+        <w:tblLook w:firstColumn="1" w:firstRow="1" w:lastColumn="0" w:lastRow="0" w:noHBand="0" w:noVBand="1" w:val="04A0"/>
+        <w:tblLayout w:type="fixed"/>
+      </w:tblPr>
+      <w:tblGrid>
+        <w:gridCol w:w="1296"/>
+        <w:gridCol w:w="1296"/>
+        <w:gridCol w:w="1296"/>
+        <w:gridCol w:w="1296"/>
+        <w:gridCol w:w="1296"/>
+        <w:gridCol w:w="1296"/>
+        <w:gridCol w:w="1296"/>
+      </w:tblGrid>
+      <w:tr>
+        <w:trPr>
+          <w:tblHeader/>
+        </w:trPr>
+        <w:tc>
+          <w:tcPr>
+            <w:tcW w:type="dxa" w:w="1296"/>
+            <w:tcBorders>
+              <w:bottom w:val="single" w:sz="6" w:space="0" w:color="000000"/>
+            </w:tcBorders>
+          </w:tcPr>
+          <w:p>
+            <w:pPr>
+              <w:spacing w:before="40" w:after="40" w:line="240" w:lineRule="auto"/>
+              <w:jc w:val="center"/>
+            </w:pPr>
+            <w:r/>
+            <w:r>
+              <w:rPr>
+                <w:rFonts w:ascii="Times New Roman" w:hAnsi="Times New Roman" w:eastAsia="Times New Roman" w:cs="Times New Roman"/>
+                <w:b/>
+                <w:i w:val="0"/>
+                <w:sz w:val="18"/>
+              </w:rPr>
+              <w:t>dataset</w:t>
+            </w:r>
+          </w:p>
+        </w:tc>
+        <w:tc>
+          <w:tcPr>
+            <w:tcW w:type="dxa" w:w="1296"/>
+            <w:tcBorders>
+              <w:bottom w:val="single" w:sz="6" w:space="0" w:color="000000"/>
+            </w:tcBorders>
+          </w:tcPr>
+          <w:p>
+            <w:pPr>
+              <w:spacing w:before="40" w:after="40" w:line="240" w:lineRule="auto"/>
+              <w:jc w:val="left"/>
+            </w:pPr>
+            <w:r/>
+            <w:r>
+              <w:rPr>
+                <w:rFonts w:ascii="Times New Roman" w:hAnsi="Times New Roman" w:eastAsia="Times New Roman" w:cs="Times New Roman"/>
+                <w:b/>
+                <w:i w:val="0"/>
+                <w:sz w:val="18"/>
+              </w:rPr>
+              <w:t>blocks</w:t>
+            </w:r>
+          </w:p>
+        </w:tc>
+        <w:tc>
+          <w:tcPr>
+            <w:tcW w:type="dxa" w:w="1296"/>
+            <w:tcBorders>
+              <w:bottom w:val="single" w:sz="6" w:space="0" w:color="000000"/>
+            </w:tcBorders>
+          </w:tcPr>
+          <w:p>
+            <w:pPr>
+              <w:spacing w:before="40" w:after="40" w:line="240" w:lineRule="auto"/>
+              <w:jc w:val="center"/>
+            </w:pPr>
+            <w:r/>
+            <w:r>
+              <w:rPr>
+                <w:rFonts w:ascii="Times New Roman" w:hAnsi="Times New Roman" w:eastAsia="Times New Roman" w:cs="Times New Roman"/>
+                <w:b/>
+                <w:i w:val="0"/>
+                <w:sz w:val="18"/>
+              </w:rPr>
+              <w:t>R²</w:t>
+            </w:r>
+          </w:p>
+        </w:tc>
+        <w:tc>
+          <w:tcPr>
+            <w:tcW w:type="dxa" w:w="1296"/>
+            <w:tcBorders>
+              <w:bottom w:val="single" w:sz="6" w:space="0" w:color="000000"/>
+            </w:tcBorders>
+          </w:tcPr>
+          <w:p>
+            <w:pPr>
+              <w:spacing w:before="40" w:after="40" w:line="240" w:lineRule="auto"/>
+              <w:jc w:val="center"/>
+            </w:pPr>
+            <w:r/>
+            <w:r>
+              <w:rPr>
+                <w:rFonts w:ascii="Times New Roman" w:hAnsi="Times New Roman" w:eastAsia="Times New Roman" w:cs="Times New Roman"/>
+                <w:b/>
+                <w:i w:val="0"/>
+                <w:sz w:val="18"/>
+              </w:rPr>
+              <w:t>R² under permuted order</w:t>
+            </w:r>
+          </w:p>
+        </w:tc>
+        <w:tc>
+          <w:tcPr>
+            <w:tcW w:type="dxa" w:w="1296"/>
+            <w:tcBorders>
+              <w:bottom w:val="single" w:sz="6" w:space="0" w:color="000000"/>
+            </w:tcBorders>
+          </w:tcPr>
+          <w:p>
+            <w:pPr>
+              <w:spacing w:before="40" w:after="40" w:line="240" w:lineRule="auto"/>
+              <w:jc w:val="center"/>
+            </w:pPr>
+            <w:r/>
+            <w:r>
+              <w:rPr>
+                <w:rFonts w:ascii="Times New Roman" w:hAnsi="Times New Roman" w:eastAsia="Times New Roman" w:cs="Times New Roman"/>
+                <w:b/>
+                <w:i w:val="0"/>
+                <w:sz w:val="18"/>
+              </w:rPr>
+              <w:t>ΔR²</w:t>
+            </w:r>
+          </w:p>
+        </w:tc>
+        <w:tc>
+          <w:tcPr>
+            <w:tcW w:type="dxa" w:w="1296"/>
+            <w:tcBorders>
+              <w:bottom w:val="single" w:sz="6" w:space="0" w:color="000000"/>
+            </w:tcBorders>
+          </w:tcPr>
+          <w:p>
+            <w:pPr>
+              <w:spacing w:before="40" w:after="40" w:line="240" w:lineRule="auto"/>
+              <w:jc w:val="center"/>
+            </w:pPr>
+            <w:r/>
+            <w:r>
+              <w:rPr>
+                <w:rFonts w:ascii="Times New Roman" w:hAnsi="Times New Roman" w:eastAsia="Times New Roman" w:cs="Times New Roman"/>
+                <w:b/>
+                <w:i w:val="0"/>
+                <w:sz w:val="18"/>
+              </w:rPr>
+              <w:t>lag-1</w:t>
+            </w:r>
+          </w:p>
+        </w:tc>
+        <w:tc>
+          <w:tcPr>
+            <w:tcW w:type="dxa" w:w="1296"/>
+            <w:tcBorders>
+              <w:bottom w:val="single" w:sz="6" w:space="0" w:color="000000"/>
+            </w:tcBorders>
+          </w:tcPr>
+          <w:p>
+            <w:pPr>
+              <w:spacing w:before="40" w:after="40" w:line="240" w:lineRule="auto"/>
+              <w:jc w:val="center"/>
+            </w:pPr>
+            <w:r/>
+            <w:r>
+              <w:rPr>
+                <w:rFonts w:ascii="Times New Roman" w:hAnsi="Times New Roman" w:eastAsia="Times New Roman" w:cs="Times New Roman"/>
+                <w:b/>
+                <w:i w:val="0"/>
+                <w:sz w:val="18"/>
+              </w:rPr>
+              <w:t>loss</w:t>
+            </w:r>
+          </w:p>
+        </w:tc>
+      </w:tr>
+      <w:tr>
+        <w:tc>
+          <w:tcPr>
+            <w:tcW w:type="dxa" w:w="1296"/>
+          </w:tcPr>
+          <w:p>
+            <w:pPr>
+              <w:spacing w:before="40" w:after="40" w:line="240" w:lineRule="auto"/>
+              <w:jc w:val="center"/>
+            </w:pPr>
+            <w:r/>
+            <w:r>
+              <w:rPr>
+                <w:rFonts w:ascii="Times New Roman" w:hAnsi="Times New Roman" w:eastAsia="Times New Roman" w:cs="Times New Roman"/>
+                <w:b w:val="0"/>
+                <w:i w:val="0"/>
+                <w:sz w:val="18"/>
+              </w:rPr>
+              <w:t>grasp-and-lift</w:t>
+            </w:r>
+          </w:p>
+        </w:tc>
+        <w:tc>
+          <w:tcPr>
+            <w:tcW w:type="dxa" w:w="1296"/>
+          </w:tcPr>
+          <w:p>
+            <w:pPr>
+              <w:spacing w:before="40" w:after="40" w:line="240" w:lineRule="auto"/>
+              <w:jc w:val="left"/>
+            </w:pPr>
+            <w:r/>
+            <w:r>
+              <w:rPr>
+                <w:rFonts w:ascii="Times New Roman" w:hAnsi="Times New Roman" w:eastAsia="Times New Roman" w:cs="Times New Roman"/>
+                <w:b w:val="0"/>
+                <w:i w:val="0"/>
+                <w:sz w:val="18"/>
+              </w:rPr>
+              <w:t>5</w:t>
+            </w:r>
+          </w:p>
+        </w:tc>
+        <w:tc>
+          <w:tcPr>
+            <w:tcW w:type="dxa" w:w="1296"/>
+          </w:tcPr>
+          <w:p>
+            <w:pPr>
+              <w:spacing w:before="40" w:after="40" w:line="240" w:lineRule="auto"/>
+              <w:jc w:val="center"/>
+            </w:pPr>
+            <w:r/>
+            <w:r>
+              <w:rPr>
+                <w:rFonts w:ascii="Times New Roman" w:hAnsi="Times New Roman" w:eastAsia="Times New Roman" w:cs="Times New Roman"/>
+                <w:b w:val="0"/>
+                <w:i w:val="0"/>
+                <w:sz w:val="18"/>
+              </w:rPr>
+              <w:t>0.800</w:t>
+            </w:r>
+          </w:p>
+        </w:tc>
+        <w:tc>
+          <w:tcPr>
+            <w:tcW w:type="dxa" w:w="1296"/>
+          </w:tcPr>
+          <w:p>
+            <w:pPr>
+              <w:spacing w:before="40" w:after="40" w:line="240" w:lineRule="auto"/>
+              <w:jc w:val="center"/>
+            </w:pPr>
+            <w:r/>
+            <w:r>
+              <w:rPr>
+                <w:rFonts w:ascii="Times New Roman" w:hAnsi="Times New Roman" w:eastAsia="Times New Roman" w:cs="Times New Roman"/>
+                <w:b w:val="0"/>
+                <w:i w:val="0"/>
+                <w:sz w:val="18"/>
+              </w:rPr>
+              <w:t>0.255</w:t>
+            </w:r>
+          </w:p>
+        </w:tc>
+        <w:tc>
+          <w:tcPr>
+            <w:tcW w:type="dxa" w:w="1296"/>
+          </w:tcPr>
+          <w:p>
+            <w:pPr>
+              <w:spacing w:before="40" w:after="40" w:line="240" w:lineRule="auto"/>
+              <w:jc w:val="center"/>
+            </w:pPr>
+            <w:r/>
+            <w:r>
+              <w:rPr>
+                <w:rFonts w:ascii="Times New Roman" w:hAnsi="Times New Roman" w:eastAsia="Times New Roman" w:cs="Times New Roman"/>
+                <w:b w:val="0"/>
+                <w:i w:val="0"/>
+                <w:sz w:val="18"/>
+              </w:rPr>
+              <w:t>+0.528</w:t>
+            </w:r>
+          </w:p>
+        </w:tc>
+        <w:tc>
+          <w:tcPr>
+            <w:tcW w:type="dxa" w:w="1296"/>
+          </w:tcPr>
+          <w:p>
+            <w:pPr>
+              <w:spacing w:before="40" w:after="40" w:line="240" w:lineRule="auto"/>
+              <w:jc w:val="center"/>
+            </w:pPr>
+            <w:r/>
+            <w:r>
+              <w:rPr>
+                <w:rFonts w:ascii="Times New Roman" w:hAnsi="Times New Roman" w:eastAsia="Times New Roman" w:cs="Times New Roman"/>
+                <w:b w:val="0"/>
+                <w:i w:val="0"/>
+                <w:sz w:val="18"/>
+              </w:rPr>
+              <w:t>+0.65</w:t>
+            </w:r>
+          </w:p>
+        </w:tc>
+        <w:tc>
+          <w:tcPr>
+            <w:tcW w:type="dxa" w:w="1296"/>
+          </w:tcPr>
+          <w:p>
+            <w:pPr>
+              <w:spacing w:before="40" w:after="40" w:line="240" w:lineRule="auto"/>
+              <w:jc w:val="center"/>
+            </w:pPr>
+            <w:r/>
+            <w:r>
+              <w:rPr>
+                <w:rFonts w:ascii="Times New Roman" w:hAnsi="Times New Roman" w:eastAsia="Times New Roman" w:cs="Times New Roman"/>
+                <w:b w:val="0"/>
+                <w:i w:val="0"/>
+                <w:sz w:val="18"/>
+              </w:rPr>
+              <w:t>+0.102</w:t>
+            </w:r>
+          </w:p>
+        </w:tc>
+      </w:tr>
+      <w:tr>
+        <w:tc>
+          <w:tcPr>
+            <w:tcW w:type="dxa" w:w="1296"/>
+          </w:tcPr>
+          <w:p>
+            <w:pPr>
+              <w:spacing w:before="40" w:after="40" w:line="240" w:lineRule="auto"/>
+              <w:jc w:val="center"/>
+            </w:pPr>
+            <w:r/>
+            <w:r>
+              <w:rPr>
+                <w:rFonts w:ascii="Times New Roman" w:hAnsi="Times New Roman" w:eastAsia="Times New Roman" w:cs="Times New Roman"/>
+                <w:b w:val="0"/>
+                <w:i w:val="0"/>
+                <w:sz w:val="18"/>
+              </w:rPr>
+              <w:t>SEED</w:t>
+            </w:r>
+          </w:p>
+        </w:tc>
+        <w:tc>
+          <w:tcPr>
+            <w:tcW w:type="dxa" w:w="1296"/>
+          </w:tcPr>
+          <w:p>
+            <w:pPr>
+              <w:spacing w:before="40" w:after="40" w:line="240" w:lineRule="auto"/>
+              <w:jc w:val="left"/>
+            </w:pPr>
+            <w:r/>
+            <w:r>
+              <w:rPr>
+                <w:rFonts w:ascii="Times New Roman" w:hAnsi="Times New Roman" w:eastAsia="Times New Roman" w:cs="Times New Roman"/>
+                <w:b w:val="0"/>
+                <w:i w:val="0"/>
+                <w:sz w:val="18"/>
+              </w:rPr>
+              <w:t>227</w:t>
+            </w:r>
+          </w:p>
+        </w:tc>
+        <w:tc>
+          <w:tcPr>
+            <w:tcW w:type="dxa" w:w="1296"/>
+          </w:tcPr>
+          <w:p>
+            <w:pPr>
+              <w:spacing w:before="40" w:after="40" w:line="240" w:lineRule="auto"/>
+              <w:jc w:val="center"/>
+            </w:pPr>
+            <w:r/>
+            <w:r>
+              <w:rPr>
+                <w:rFonts w:ascii="Times New Roman" w:hAnsi="Times New Roman" w:eastAsia="Times New Roman" w:cs="Times New Roman"/>
+                <w:b w:val="0"/>
+                <w:i w:val="0"/>
+                <w:sz w:val="18"/>
+              </w:rPr>
+              <w:t>0.063</w:t>
+            </w:r>
+          </w:p>
+        </w:tc>
+        <w:tc>
+          <w:tcPr>
+            <w:tcW w:type="dxa" w:w="1296"/>
+          </w:tcPr>
+          <w:p>
+            <w:pPr>
+              <w:spacing w:before="40" w:after="40" w:line="240" w:lineRule="auto"/>
+              <w:jc w:val="center"/>
+            </w:pPr>
+            <w:r/>
+            <w:r>
+              <w:rPr>
+                <w:rFonts w:ascii="Times New Roman" w:hAnsi="Times New Roman" w:eastAsia="Times New Roman" w:cs="Times New Roman"/>
+                <w:b w:val="0"/>
+                <w:i w:val="0"/>
+                <w:sz w:val="18"/>
+              </w:rPr>
+              <w:t>0.004</w:t>
+            </w:r>
+          </w:p>
+        </w:tc>
+        <w:tc>
+          <w:tcPr>
+            <w:tcW w:type="dxa" w:w="1296"/>
+          </w:tcPr>
+          <w:p>
+            <w:pPr>
+              <w:spacing w:before="40" w:after="40" w:line="240" w:lineRule="auto"/>
+              <w:jc w:val="center"/>
+            </w:pPr>
+            <w:r/>
+            <w:r>
+              <w:rPr>
+                <w:rFonts w:ascii="Times New Roman" w:hAnsi="Times New Roman" w:eastAsia="Times New Roman" w:cs="Times New Roman"/>
+                <w:b w:val="0"/>
+                <w:i w:val="0"/>
+                <w:sz w:val="18"/>
+              </w:rPr>
+              <w:t>+0.059</w:t>
+            </w:r>
+          </w:p>
+        </w:tc>
+        <w:tc>
+          <w:tcPr>
+            <w:tcW w:type="dxa" w:w="1296"/>
+          </w:tcPr>
+          <w:p>
+            <w:pPr>
+              <w:spacing w:before="40" w:after="40" w:line="240" w:lineRule="auto"/>
+              <w:jc w:val="center"/>
+            </w:pPr>
+            <w:r/>
+            <w:r>
+              <w:rPr>
+                <w:rFonts w:ascii="Times New Roman" w:hAnsi="Times New Roman" w:eastAsia="Times New Roman" w:cs="Times New Roman"/>
+                <w:b w:val="0"/>
+                <w:i w:val="0"/>
+                <w:sz w:val="18"/>
+              </w:rPr>
+              <w:t>+0.95</w:t>
+            </w:r>
+          </w:p>
+        </w:tc>
+        <w:tc>
+          <w:tcPr>
+            <w:tcW w:type="dxa" w:w="1296"/>
+          </w:tcPr>
+          <w:p>
+            <w:pPr>
+              <w:spacing w:before="40" w:after="40" w:line="240" w:lineRule="auto"/>
+              <w:jc w:val="center"/>
+            </w:pPr>
+            <w:r/>
+            <w:r>
+              <w:rPr>
+                <w:rFonts w:ascii="Times New Roman" w:hAnsi="Times New Roman" w:eastAsia="Times New Roman" w:cs="Times New Roman"/>
+                <w:b w:val="0"/>
+                <w:i w:val="0"/>
+                <w:sz w:val="18"/>
+              </w:rPr>
+              <w:t>−0.181</w:t>
+            </w:r>
+          </w:p>
+        </w:tc>
+      </w:tr>
+      <w:tr>
+        <w:tc>
+          <w:tcPr>
+            <w:tcW w:type="dxa" w:w="1296"/>
+          </w:tcPr>
+          <w:p>
+            <w:pPr>
+              <w:spacing w:before="40" w:after="40" w:line="240" w:lineRule="auto"/>
+              <w:jc w:val="center"/>
+            </w:pPr>
+            <w:r/>
+            <w:r>
+              <w:rPr>
+                <w:rFonts w:ascii="Times New Roman" w:hAnsi="Times New Roman" w:eastAsia="Times New Roman" w:cs="Times New Roman"/>
+                <w:b w:val="0"/>
+                <w:i w:val="0"/>
+                <w:sz w:val="18"/>
+              </w:rPr>
+              <w:t>BCI-2b</w:t>
+            </w:r>
+          </w:p>
+        </w:tc>
+        <w:tc>
+          <w:tcPr>
+            <w:tcW w:type="dxa" w:w="1296"/>
+          </w:tcPr>
+          <w:p>
+            <w:pPr>
+              <w:spacing w:before="40" w:after="40" w:line="240" w:lineRule="auto"/>
+              <w:jc w:val="left"/>
+            </w:pPr>
+            <w:r/>
+            <w:r>
+              <w:rPr>
+                <w:rFonts w:ascii="Times New Roman" w:hAnsi="Times New Roman" w:eastAsia="Times New Roman" w:cs="Times New Roman"/>
+                <w:b w:val="0"/>
+                <w:i w:val="0"/>
+                <w:sz w:val="18"/>
+              </w:rPr>
+              <w:t>9</w:t>
+            </w:r>
+          </w:p>
+        </w:tc>
+        <w:tc>
+          <w:tcPr>
+            <w:tcW w:type="dxa" w:w="1296"/>
+          </w:tcPr>
+          <w:p>
+            <w:pPr>
+              <w:spacing w:before="40" w:after="40" w:line="240" w:lineRule="auto"/>
+              <w:jc w:val="center"/>
+            </w:pPr>
+            <w:r/>
+            <w:r>
+              <w:rPr>
+                <w:rFonts w:ascii="Times New Roman" w:hAnsi="Times New Roman" w:eastAsia="Times New Roman" w:cs="Times New Roman"/>
+                <w:b w:val="0"/>
+                <w:i w:val="0"/>
+                <w:sz w:val="18"/>
+              </w:rPr>
+              <w:t>0.104</w:t>
+            </w:r>
+          </w:p>
+        </w:tc>
+        <w:tc>
+          <w:tcPr>
+            <w:tcW w:type="dxa" w:w="1296"/>
+          </w:tcPr>
+          <w:p>
+            <w:pPr>
+              <w:spacing w:before="40" w:after="40" w:line="240" w:lineRule="auto"/>
+              <w:jc w:val="center"/>
+            </w:pPr>
+            <w:r/>
+            <w:r>
+              <w:rPr>
+                <w:rFonts w:ascii="Times New Roman" w:hAnsi="Times New Roman" w:eastAsia="Times New Roman" w:cs="Times New Roman"/>
+                <w:b w:val="0"/>
+                <w:i w:val="0"/>
+                <w:sz w:val="18"/>
+              </w:rPr>
+              <w:t>0.130</w:t>
+            </w:r>
+          </w:p>
+        </w:tc>
+        <w:tc>
+          <w:tcPr>
+            <w:tcW w:type="dxa" w:w="1296"/>
+          </w:tcPr>
+          <w:p>
+            <w:pPr>
+              <w:spacing w:before="40" w:after="40" w:line="240" w:lineRule="auto"/>
+              <w:jc w:val="center"/>
+            </w:pPr>
+            <w:r/>
+            <w:r>
+              <w:rPr>
+                <w:rFonts w:ascii="Times New Roman" w:hAnsi="Times New Roman" w:eastAsia="Times New Roman" w:cs="Times New Roman"/>
+                <w:b w:val="0"/>
+                <w:i w:val="0"/>
+                <w:sz w:val="18"/>
+              </w:rPr>
+              <w:t>−0.017</w:t>
+            </w:r>
+          </w:p>
+        </w:tc>
+        <w:tc>
+          <w:tcPr>
+            <w:tcW w:type="dxa" w:w="1296"/>
+          </w:tcPr>
+          <w:p>
+            <w:pPr>
+              <w:spacing w:before="40" w:after="40" w:line="240" w:lineRule="auto"/>
+              <w:jc w:val="center"/>
+            </w:pPr>
+            <w:r/>
+            <w:r>
+              <w:rPr>
+                <w:rFonts w:ascii="Times New Roman" w:hAnsi="Times New Roman" w:eastAsia="Times New Roman" w:cs="Times New Roman"/>
+                <w:b w:val="0"/>
+                <w:i w:val="0"/>
+                <w:sz w:val="18"/>
+              </w:rPr>
+              <w:t>−0.16</w:t>
+            </w:r>
+          </w:p>
+        </w:tc>
+        <w:tc>
+          <w:tcPr>
+            <w:tcW w:type="dxa" w:w="1296"/>
+          </w:tcPr>
+          <w:p>
+            <w:pPr>
+              <w:spacing w:before="40" w:after="40" w:line="240" w:lineRule="auto"/>
+              <w:jc w:val="center"/>
+            </w:pPr>
+            <w:r/>
+            <w:r>
+              <w:rPr>
+                <w:rFonts w:ascii="Times New Roman" w:hAnsi="Times New Roman" w:eastAsia="Times New Roman" w:cs="Times New Roman"/>
+                <w:b w:val="0"/>
+                <w:i w:val="0"/>
+                <w:sz w:val="18"/>
+              </w:rPr>
+              <w:t>−0.020</w:t>
+            </w:r>
+          </w:p>
+        </w:tc>
+      </w:tr>
+      <w:tr>
+        <w:tc>
+          <w:tcPr>
+            <w:tcW w:type="dxa" w:w="1296"/>
+          </w:tcPr>
+          <w:p>
+            <w:pPr>
+              <w:spacing w:before="40" w:after="40" w:line="240" w:lineRule="auto"/>
+              <w:jc w:val="center"/>
+            </w:pPr>
+            <w:r/>
+            <w:r>
+              <w:rPr>
+                <w:rFonts w:ascii="Times New Roman" w:hAnsi="Times New Roman" w:eastAsia="Times New Roman" w:cs="Times New Roman"/>
+                <w:b w:val="0"/>
+                <w:i w:val="0"/>
+                <w:sz w:val="18"/>
+              </w:rPr>
+              <w:t>BCI-2a</w:t>
+            </w:r>
+          </w:p>
+        </w:tc>
+        <w:tc>
+          <w:tcPr>
+            <w:tcW w:type="dxa" w:w="1296"/>
+          </w:tcPr>
+          <w:p>
+            <w:pPr>
+              <w:spacing w:before="40" w:after="40" w:line="240" w:lineRule="auto"/>
+              <w:jc w:val="left"/>
+            </w:pPr>
+            <w:r/>
+            <w:r>
+              <w:rPr>
+                <w:rFonts w:ascii="Times New Roman" w:hAnsi="Times New Roman" w:eastAsia="Times New Roman" w:cs="Times New Roman"/>
+                <w:b w:val="0"/>
+                <w:i w:val="0"/>
+                <w:sz w:val="18"/>
+              </w:rPr>
+              <w:t>20</w:t>
+            </w:r>
+          </w:p>
+        </w:tc>
+        <w:tc>
+          <w:tcPr>
+            <w:tcW w:type="dxa" w:w="1296"/>
+          </w:tcPr>
+          <w:p>
+            <w:pPr>
+              <w:spacing w:before="40" w:after="40" w:line="240" w:lineRule="auto"/>
+              <w:jc w:val="center"/>
+            </w:pPr>
+            <w:r/>
+            <w:r>
+              <w:rPr>
+                <w:rFonts w:ascii="Times New Roman" w:hAnsi="Times New Roman" w:eastAsia="Times New Roman" w:cs="Times New Roman"/>
+                <w:b w:val="0"/>
+                <w:i w:val="0"/>
+                <w:sz w:val="18"/>
+              </w:rPr>
+              <w:t>0.120</w:t>
+            </w:r>
+          </w:p>
+        </w:tc>
+        <w:tc>
+          <w:tcPr>
+            <w:tcW w:type="dxa" w:w="1296"/>
+          </w:tcPr>
+          <w:p>
+            <w:pPr>
+              <w:spacing w:before="40" w:after="40" w:line="240" w:lineRule="auto"/>
+              <w:jc w:val="center"/>
+            </w:pPr>
+            <w:r/>
+            <w:r>
+              <w:rPr>
+                <w:rFonts w:ascii="Times New Roman" w:hAnsi="Times New Roman" w:eastAsia="Times New Roman" w:cs="Times New Roman"/>
+                <w:b w:val="0"/>
+                <w:i w:val="0"/>
+                <w:sz w:val="18"/>
+              </w:rPr>
+              <w:t>0.053</w:t>
+            </w:r>
+          </w:p>
+        </w:tc>
+        <w:tc>
+          <w:tcPr>
+            <w:tcW w:type="dxa" w:w="1296"/>
+          </w:tcPr>
+          <w:p>
+            <w:pPr>
+              <w:spacing w:before="40" w:after="40" w:line="240" w:lineRule="auto"/>
+              <w:jc w:val="center"/>
+            </w:pPr>
+            <w:r/>
+            <w:r>
+              <w:rPr>
+                <w:rFonts w:ascii="Times New Roman" w:hAnsi="Times New Roman" w:eastAsia="Times New Roman" w:cs="Times New Roman"/>
+                <w:b w:val="0"/>
+                <w:i w:val="0"/>
+                <w:sz w:val="18"/>
+              </w:rPr>
+              <w:t>+0.067</w:t>
+            </w:r>
+          </w:p>
+        </w:tc>
+        <w:tc>
+          <w:tcPr>
+            <w:tcW w:type="dxa" w:w="1296"/>
+          </w:tcPr>
+          <w:p>
+            <w:pPr>
+              <w:spacing w:before="40" w:after="40" w:line="240" w:lineRule="auto"/>
+              <w:jc w:val="center"/>
+            </w:pPr>
+            <w:r/>
+            <w:r>
+              <w:rPr>
+                <w:rFonts w:ascii="Times New Roman" w:hAnsi="Times New Roman" w:eastAsia="Times New Roman" w:cs="Times New Roman"/>
+                <w:b w:val="0"/>
+                <w:i w:val="0"/>
+                <w:sz w:val="18"/>
+              </w:rPr>
+              <w:t>+0.17</w:t>
+            </w:r>
+          </w:p>
+        </w:tc>
+        <w:tc>
+          <w:tcPr>
+            <w:tcW w:type="dxa" w:w="1296"/>
+          </w:tcPr>
+          <w:p>
+            <w:pPr>
+              <w:spacing w:before="40" w:after="40" w:line="240" w:lineRule="auto"/>
+              <w:jc w:val="center"/>
+            </w:pPr>
+            <w:r/>
+            <w:r>
+              <w:rPr>
+                <w:rFonts w:ascii="Times New Roman" w:hAnsi="Times New Roman" w:eastAsia="Times New Roman" w:cs="Times New Roman"/>
+                <w:b w:val="0"/>
+                <w:i w:val="0"/>
+                <w:sz w:val="18"/>
+              </w:rPr>
+              <w:t>−0.024</w:t>
+            </w:r>
+          </w:p>
+        </w:tc>
+      </w:tr>
+      <w:tr>
+        <w:tc>
+          <w:tcPr>
+            <w:tcW w:type="dxa" w:w="1296"/>
+          </w:tcPr>
+          <w:p>
+            <w:pPr>
+              <w:spacing w:before="40" w:after="40" w:line="240" w:lineRule="auto"/>
+              <w:jc w:val="center"/>
+            </w:pPr>
+            <w:r/>
+            <w:r>
+              <w:rPr>
+                <w:rFonts w:ascii="Times New Roman" w:hAnsi="Times New Roman" w:eastAsia="Times New Roman" w:cs="Times New Roman"/>
+                <w:b w:val="0"/>
+                <w:i w:val="0"/>
+                <w:sz w:val="18"/>
+              </w:rPr>
+              <w:t>NER2015</w:t>
+            </w:r>
+          </w:p>
+        </w:tc>
+        <w:tc>
+          <w:tcPr>
+            <w:tcW w:type="dxa" w:w="1296"/>
+          </w:tcPr>
+          <w:p>
+            <w:pPr>
+              <w:spacing w:before="40" w:after="40" w:line="240" w:lineRule="auto"/>
+              <w:jc w:val="left"/>
+            </w:pPr>
+            <w:r/>
+            <w:r>
+              <w:rPr>
+                <w:rFonts w:ascii="Times New Roman" w:hAnsi="Times New Roman" w:eastAsia="Times New Roman" w:cs="Times New Roman"/>
+                <w:b w:val="0"/>
+                <w:i w:val="0"/>
+                <w:sz w:val="18"/>
+              </w:rPr>
+              <w:t>4</w:t>
+            </w:r>
+          </w:p>
+        </w:tc>
+        <w:tc>
+          <w:tcPr>
+            <w:tcW w:type="dxa" w:w="1296"/>
+          </w:tcPr>
+          <w:p>
+            <w:pPr>
+              <w:spacing w:before="40" w:after="40" w:line="240" w:lineRule="auto"/>
+              <w:jc w:val="center"/>
+            </w:pPr>
+            <w:r/>
+            <w:r>
+              <w:rPr>
+                <w:rFonts w:ascii="Times New Roman" w:hAnsi="Times New Roman" w:eastAsia="Times New Roman" w:cs="Times New Roman"/>
+                <w:b w:val="0"/>
+                <w:i w:val="0"/>
+                <w:sz w:val="18"/>
+              </w:rPr>
+              <w:t>0.213</w:t>
+            </w:r>
+          </w:p>
+        </w:tc>
+        <w:tc>
+          <w:tcPr>
+            <w:tcW w:type="dxa" w:w="1296"/>
+          </w:tcPr>
+          <w:p>
+            <w:pPr>
+              <w:spacing w:before="40" w:after="40" w:line="240" w:lineRule="auto"/>
+              <w:jc w:val="center"/>
+            </w:pPr>
+            <w:r/>
+            <w:r>
+              <w:rPr>
+                <w:rFonts w:ascii="Times New Roman" w:hAnsi="Times New Roman" w:eastAsia="Times New Roman" w:cs="Times New Roman"/>
+                <w:b w:val="0"/>
+                <w:i w:val="0"/>
+                <w:sz w:val="18"/>
+              </w:rPr>
+              <w:t>0.329</w:t>
+            </w:r>
+          </w:p>
+        </w:tc>
+        <w:tc>
+          <w:tcPr>
+            <w:tcW w:type="dxa" w:w="1296"/>
+          </w:tcPr>
+          <w:p>
+            <w:pPr>
+              <w:spacing w:before="40" w:after="40" w:line="240" w:lineRule="auto"/>
+              <w:jc w:val="center"/>
+            </w:pPr>
+            <w:r/>
+            <w:r>
+              <w:rPr>
+                <w:rFonts w:ascii="Times New Roman" w:hAnsi="Times New Roman" w:eastAsia="Times New Roman" w:cs="Times New Roman"/>
+                <w:b w:val="0"/>
+                <w:i w:val="0"/>
+                <w:sz w:val="18"/>
+              </w:rPr>
+              <w:t>−0.096</w:t>
+            </w:r>
+          </w:p>
+        </w:tc>
+        <w:tc>
+          <w:tcPr>
+            <w:tcW w:type="dxa" w:w="1296"/>
+          </w:tcPr>
+          <w:p>
+            <w:pPr>
+              <w:spacing w:before="40" w:after="40" w:line="240" w:lineRule="auto"/>
+              <w:jc w:val="center"/>
+            </w:pPr>
+            <w:r/>
+            <w:r>
+              <w:rPr>
+                <w:rFonts w:ascii="Times New Roman" w:hAnsi="Times New Roman" w:eastAsia="Times New Roman" w:cs="Times New Roman"/>
+                <w:b w:val="0"/>
+                <w:i w:val="0"/>
+                <w:sz w:val="18"/>
+              </w:rPr>
+              <w:t>−0.39</w:t>
+            </w:r>
+          </w:p>
+        </w:tc>
+        <w:tc>
+          <w:tcPr>
+            <w:tcW w:type="dxa" w:w="1296"/>
+          </w:tcPr>
+          <w:p>
+            <w:pPr>
+              <w:spacing w:before="40" w:after="40" w:line="240" w:lineRule="auto"/>
+              <w:jc w:val="center"/>
+            </w:pPr>
+            <w:r/>
+            <w:r>
+              <w:rPr>
+                <w:rFonts w:ascii="Times New Roman" w:hAnsi="Times New Roman" w:eastAsia="Times New Roman" w:cs="Times New Roman"/>
+                <w:b w:val="0"/>
+                <w:i w:val="0"/>
+                <w:sz w:val="18"/>
+              </w:rPr>
+              <w:t>0.000</w:t>
+            </w:r>
+          </w:p>
+        </w:tc>
+      </w:tr>
+    </w:tbl>
+    <w:p>
+      <w:pPr>
+        <w:spacing w:before="0" w:after="200" w:line="240" w:lineRule="auto"/>
+        <w:ind w:firstLine="0" w:left="0"/>
+        <w:jc w:val="left"/>
+      </w:pPr>
+    </w:p>
+    <w:p>
+      <w:pPr>
+        <w:keepNext/>
+        <w:spacing w:before="240" w:after="80" w:line="240" w:lineRule="auto"/>
+        <w:jc w:val="center"/>
+      </w:pPr>
+      <w:r>
+        <w:drawing>
+          <wp:inline xmlns:a="http://schemas.openxmlformats.org/drawingml/2006/main" xmlns:pic="http://schemas.openxmlformats.org/drawingml/2006/picture">
+            <wp:extent cx="5669280" cy="2312469"/>
+            <wp:docPr id="7" name="Picture 7"/>
+            <wp:cNvGraphicFramePr>
+              <a:graphicFrameLocks noChangeAspect="1"/>
+            </wp:cNvGraphicFramePr>
+            <a:graphic>
+              <a:graphicData uri="http://schemas.openxmlformats.org/drawingml/2006/picture">
+                <pic:pic>
+                  <pic:nvPicPr>
+                    <pic:cNvPr id="0" name="fig_trend.png"/>
+                    <pic:cNvPicPr/>
+                  </pic:nvPicPr>
+                  <pic:blipFill>
+                    <a:blip r:embed="rId16"/>
+                    <a:stretch>
+                      <a:fillRect/>
+                    </a:stretch>
+                  </pic:blipFill>
+                  <pic:spPr>
+                    <a:xfrm>
+                      <a:off x="0" y="0"/>
+                      <a:ext cx="5669280" cy="2312469"/>
+                    </a:xfrm>
+                    <a:prstGeom prst="rect"/>
+                  </pic:spPr>
+                </pic:pic>
+              </a:graphicData>
+            </a:graphic>
+          </wp:inline>
+        </w:drawing>
+      </w:r>
+    </w:p>
+    <w:p>
+      <w:pPr>
+        <w:spacing w:after="240" w:line="240" w:lineRule="auto"/>
+        <w:jc w:val="left"/>
+      </w:pPr>
+      <w:r>
+        <w:rPr>
+          <w:rFonts w:ascii="Times New Roman" w:hAnsi="Times New Roman" w:eastAsia="Times New Roman" w:cs="Times New Roman"/>
+          <w:b/>
+          <w:i w:val="0"/>
+          <w:sz w:val="21"/>
+        </w:rPr>
+        <w:t>Fig. 7.</w:t>
+      </w:r>
+      <w:r>
+        <w:rPr>
+          <w:rFonts w:ascii="Times New Roman" w:hAnsi="Times New Roman" w:eastAsia="Times New Roman" w:cs="Times New Roman"/>
+          <w:b w:val="0"/>
+          <w:i w:val="0"/>
+          <w:sz w:val="21"/>
+        </w:rPr>
+        <w:t xml:space="preserve"> (a) Excess trend ΔR² against the correction loss, one point per subject, datasets in different colours; (b) the grasp-and-lift subjects alone.</w:t>
       </w:r>
     </w:p>
     <w:p>
@@ -21522,7 +26632,7 @@
           <w:i w:val="0"/>
           <w:sz w:val="24"/>
         </w:rPr>
-        <w:t>What the comparison adds to a textbook statement is a measured boundary and a rule. The correction is exact for its own component, it composes with second-order alignment, and it can be transported to the decision space of a frozen model; it restores neither the observed cross-protocol difference nor a calibration that the wrong convention destroyed. The rule follows from what the comparison shows: no fixed memory is safe, because a window loses on block structure and a cumulative mean loses on within-session drift, so the estimator that is safe on both is the one whose memory is set by its own scatter — the mean of the blocks already seen, weighted by the share of it that is signal rather than block-to-block noise. It keeps the gain where the correction is stable, gives it up where the mean drifts, and is the only rule we tested that is non-negative on all five development datasets and positive on the held-out sixth.</w:t>
+        <w:t>Across the twelve grasp-and-lift subjects the association is rho = +0.776 (p = 0.003); it survives using only the four equal-length blocks (rho = 0.706) and leaving out any single subject (0.727 to 0.864). Within the other datasets it is weaker and not significant (SEED 0.364, BCI-2b 0.200, BCI-2a 0.450, NER2015 −0.035), and when the three largest are pooled with the dataset means removed the association is rho = +0.432 [+0.163, +0.634] over 36 subjects. The strong number is therefore the within-dataset one, and it is a statement about grasp-and-lift, not a law about EEG.</w:t>
       </w:r>
     </w:p>
     <w:p>
@@ -21538,7 +26648,7 @@
           <w:i w:val="0"/>
           <w:sz w:val="24"/>
         </w:rPr>
-        <w:t>What remains open is narrow and we state it as such. The held-out dataset belongs to the same emotion paradigm as SEED, so the external validation is within a family; a genuinely independent task would strengthen it, and we did not have one. A source-only statistic computed before the target session exists ranks feature families but does not screen sessions, and four threshold gates failed to decide the question the continuous weight answers by degree. The comparison with an oracle weight (0.01 to 0.05 per dataset) is the measure of what deciding from the stream rather than from labels still costs.</w:t>
+        <w:t>Three limits belong with it. The permutation null is iid, so it destroys the temporal correlation that the block means actually carry (lag-1 is 0.65 on grasp-and-lift and 0.95 on SEED); ΔR² therefore measures order dependence, not specifically a linear drift, and a block-bootstrap null would be more conservative. Five blocks give the R² a coarse resolution, which is why the inference is at the subject level and not per cell. And the association is an association: the trend covaries with the loss, it does not identify what produced the trend.</w:t>
       </w:r>
     </w:p>
     <w:p>
@@ -21553,7 +26663,7 @@
           <w:i w:val="0"/>
           <w:sz w:val="24"/>
         </w:rPr>
-        <w:t>CRediT authorship contribution statement</w:t>
+        <w:t>5. The verification procedure</w:t>
       </w:r>
     </w:p>
     <w:p>
@@ -21565,125 +26675,11 @@
       <w:r>
         <w:rPr>
           <w:rFonts w:ascii="Times New Roman" w:hAnsi="Times New Roman" w:eastAsia="Times New Roman" w:cs="Times New Roman"/>
-          <w:b/>
-          <w:i w:val="0"/>
-          <w:sz w:val="24"/>
-        </w:rPr>
-        <w:t>Zihao Gong:</w:t>
-      </w:r>
-      <w:r>
-        <w:rPr>
-          <w:rFonts w:ascii="Times New Roman" w:hAnsi="Times New Roman" w:eastAsia="Times New Roman" w:cs="Times New Roman"/>
           <w:b w:val="0"/>
           <w:i w:val="0"/>
           <w:sz w:val="24"/>
         </w:rPr>
-        <w:t xml:space="preserve"> Conceptualization, Methodology, Software, Formal analysis, Investigation, Writing – original draft, Visualization. </w:t>
-      </w:r>
-      <w:r>
-        <w:rPr>
-          <w:rFonts w:ascii="Times New Roman" w:hAnsi="Times New Roman" w:eastAsia="Times New Roman" w:cs="Times New Roman"/>
-          <w:b/>
-          <w:i w:val="0"/>
-          <w:sz w:val="24"/>
-        </w:rPr>
-        <w:t>Jiran Li:</w:t>
-      </w:r>
-      <w:r>
-        <w:rPr>
-          <w:rFonts w:ascii="Times New Roman" w:hAnsi="Times New Roman" w:eastAsia="Times New Roman" w:cs="Times New Roman"/>
-          <w:b w:val="0"/>
-          <w:i w:val="0"/>
-          <w:sz w:val="24"/>
-        </w:rPr>
-        <w:t xml:space="preserve"> Conceptualization, Methodology, Validation, Writing – review &amp; editing. </w:t>
-      </w:r>
-      <w:r>
-        <w:rPr>
-          <w:rFonts w:ascii="Times New Roman" w:hAnsi="Times New Roman" w:eastAsia="Times New Roman" w:cs="Times New Roman"/>
-          <w:b/>
-          <w:i w:val="0"/>
-          <w:sz w:val="24"/>
-        </w:rPr>
-        <w:t>Ke Huo:</w:t>
-      </w:r>
-      <w:r>
-        <w:rPr>
-          <w:rFonts w:ascii="Times New Roman" w:hAnsi="Times New Roman" w:eastAsia="Times New Roman" w:cs="Times New Roman"/>
-          <w:b w:val="0"/>
-          <w:i w:val="0"/>
-          <w:sz w:val="24"/>
-        </w:rPr>
-        <w:t xml:space="preserve"> Software, Data curation, Investigation. </w:t>
-      </w:r>
-      <w:r>
-        <w:rPr>
-          <w:rFonts w:ascii="Times New Roman" w:hAnsi="Times New Roman" w:eastAsia="Times New Roman" w:cs="Times New Roman"/>
-          <w:b/>
-          <w:i w:val="0"/>
-          <w:sz w:val="24"/>
-        </w:rPr>
-        <w:t>Yubin Han:</w:t>
-      </w:r>
-      <w:r>
-        <w:rPr>
-          <w:rFonts w:ascii="Times New Roman" w:hAnsi="Times New Roman" w:eastAsia="Times New Roman" w:cs="Times New Roman"/>
-          <w:b w:val="0"/>
-          <w:i w:val="0"/>
-          <w:sz w:val="24"/>
-        </w:rPr>
-        <w:t xml:space="preserve"> Formal analysis, Validation, Visualization. </w:t>
-      </w:r>
-      <w:r>
-        <w:rPr>
-          <w:rFonts w:ascii="Times New Roman" w:hAnsi="Times New Roman" w:eastAsia="Times New Roman" w:cs="Times New Roman"/>
-          <w:b/>
-          <w:i w:val="0"/>
-          <w:sz w:val="24"/>
-        </w:rPr>
-        <w:t>Guangyu Shi:</w:t>
-      </w:r>
-      <w:r>
-        <w:rPr>
-          <w:rFonts w:ascii="Times New Roman" w:hAnsi="Times New Roman" w:eastAsia="Times New Roman" w:cs="Times New Roman"/>
-          <w:b w:val="0"/>
-          <w:i w:val="0"/>
-          <w:sz w:val="24"/>
-        </w:rPr>
-        <w:t xml:space="preserve"> Data curation, Resources, Validation. </w:t>
-      </w:r>
-      <w:r>
-        <w:rPr>
-          <w:rFonts w:ascii="Times New Roman" w:hAnsi="Times New Roman" w:eastAsia="Times New Roman" w:cs="Times New Roman"/>
-          <w:b/>
-          <w:i w:val="0"/>
-          <w:sz w:val="24"/>
-        </w:rPr>
-        <w:t>Yongqiang Xie:</w:t>
-      </w:r>
-      <w:r>
-        <w:rPr>
-          <w:rFonts w:ascii="Times New Roman" w:hAnsi="Times New Roman" w:eastAsia="Times New Roman" w:cs="Times New Roman"/>
-          <w:b w:val="0"/>
-          <w:i w:val="0"/>
-          <w:sz w:val="24"/>
-        </w:rPr>
-        <w:t xml:space="preserve"> Conceptualization, Supervision, Writing – review &amp; editing, Project administration.</w:t>
-      </w:r>
-    </w:p>
-    <w:p>
-      <w:pPr>
-        <w:keepNext/>
-        <w:spacing w:before="360" w:after="120" w:line="240" w:lineRule="auto"/>
-      </w:pPr>
-      <w:r>
-        <w:rPr>
-          <w:rFonts w:ascii="Times New Roman" w:hAnsi="Times New Roman" w:eastAsia="Times New Roman" w:cs="Times New Roman"/>
-          <w:b/>
-          <w:i w:val="0"/>
-          <w:sz w:val="24"/>
-        </w:rPr>
-        <w:t>Declaration of competing interest</w:t>
+        <w:t>The results reduce to a procedure with three measurements, one correction and one test.</w:t>
       </w:r>
     </w:p>
     <w:p>
@@ -21695,26 +26691,20 @@
       <w:r>
         <w:rPr>
           <w:rFonts w:ascii="Times New Roman" w:hAnsi="Times New Roman" w:eastAsia="Times New Roman" w:cs="Times New Roman"/>
+          <w:b/>
+          <w:i w:val="0"/>
+          <w:sz w:val="24"/>
+        </w:rPr>
+        <w:t>Measure the origin distance of the feature family.</w:t>
+      </w:r>
+      <w:r>
+        <w:rPr>
+          <w:rFonts w:ascii="Times New Roman" w:hAnsi="Times New Roman" w:eastAsia="Times New Roman" w:cs="Times New Roman"/>
           <w:b w:val="0"/>
           <w:i w:val="0"/>
           <w:sz w:val="24"/>
         </w:rPr>
-        <w:t>The authors declare that they have no known competing financial interests or personal relationships that could have appeared to influence the work reported in this paper.</w:t>
-      </w:r>
-    </w:p>
-    <w:p>
-      <w:pPr>
-        <w:keepNext/>
-        <w:spacing w:before="360" w:after="120" w:line="240" w:lineRule="auto"/>
-      </w:pPr>
-      <w:r>
-        <w:rPr>
-          <w:rFonts w:ascii="Times New Roman" w:hAnsi="Times New Roman" w:eastAsia="Times New Roman" w:cs="Times New Roman"/>
-          <w:b/>
-          <w:i w:val="0"/>
-          <w:sz w:val="24"/>
-        </w:rPr>
-        <w:t>Data availability</w:t>
+        <w:t xml:space="preserve"> z_w of Equation (2) needs only the training session: the fitted weights, the source mean and the centred score spread. In our units, below z_w = 0.35 the penalty of the one-sided form is between +0.024 and −0.015; above z_w = 4 it is between −0.03 and −0.19. These are the ranges observed on the eleven development units, not thresholds; the held-out test shows that a value computed this way does not transfer as an operating rule.</w:t>
       </w:r>
     </w:p>
     <w:p>
@@ -21726,11 +26716,664 @@
       <w:r>
         <w:rPr>
           <w:rFonts w:ascii="Times New Roman" w:hAnsi="Times New Roman" w:eastAsia="Times New Roman" w:cs="Times New Roman"/>
+          <w:b/>
+          <w:i w:val="0"/>
+          <w:sz w:val="24"/>
+        </w:rPr>
+        <w:t>Correct both sides and fit on the centred training data.</w:t>
+      </w:r>
+      <w:r>
+        <w:rPr>
+          <w:rFonts w:ascii="Times New Roman" w:hAnsi="Times New Roman" w:eastAsia="Times New Roman" w:cs="Times New Roman"/>
           <w:b w:val="0"/>
           <w:i w:val="0"/>
           <w:sz w:val="24"/>
         </w:rPr>
-        <w:t>BCI Competition IV datasets 2a and 2b are available from the competition organisers. SEED and SEED-IV are available from the BCMI Laboratory, Shanghai Jiao Tong University, on request for academic use; the present study used the differential-entropy features distributed with those releases, unmodified. NER2015 and grasp-and-lift are Kaggle competition datasets and are publicly available. The analysis code, the feature-cache schema and the plain-text output of every number reported in this paper are archived at https://github.com/gzhgzy1234567890-lang/EEG-BSPC/tree/main/origin_equivariance (analysis commit ee6e1eebfe), which is the version of record for the code.</w:t>
+        <w:t xml:space="preserve"> This makes the pipeline equivariant (Proposition 1). Standardising with training statistics also makes it equivariant but does not implement the two-sided correction; a pipeline that standardises and then centres either way obtains the two-sided result. If the model is frozen, subtract w_k'(μB − μA) from score k instead.</w:t>
+      </w:r>
+    </w:p>
+    <w:p>
+      <w:pPr>
+        <w:spacing w:before="0" w:after="0" w:line="480" w:lineRule="auto"/>
+        <w:ind w:firstLine="0" w:left="0"/>
+        <w:jc w:val="left"/>
+      </w:pPr>
+      <w:r>
+        <w:rPr>
+          <w:rFonts w:ascii="Times New Roman" w:hAnsi="Times New Roman" w:eastAsia="Times New Roman" w:cs="Times New Roman"/>
+          <w:b/>
+          <w:i w:val="0"/>
+          <w:sz w:val="24"/>
+        </w:rPr>
+        <w:t>Check the collapse identity before believing an accuracy.</w:t>
+      </w:r>
+      <w:r>
+        <w:rPr>
+          <w:rFonts w:ascii="Times New Roman" w:hAnsi="Times New Roman" w:eastAsia="Times New Roman" w:cs="Times New Roman"/>
+          <w:b w:val="0"/>
+          <w:i w:val="0"/>
+          <w:sz w:val="24"/>
+        </w:rPr>
+        <w:t xml:space="preserve"> If all target predictions are equal the classifier has collapsed, and its balanced accuracy is 1/K by identity.</w:t>
+      </w:r>
+    </w:p>
+    <w:p>
+      <w:pPr>
+        <w:spacing w:before="0" w:after="0" w:line="480" w:lineRule="auto"/>
+        <w:ind w:firstLine="0" w:left="0"/>
+        <w:jc w:val="left"/>
+      </w:pPr>
+      <w:r>
+        <w:rPr>
+          <w:rFonts w:ascii="Times New Roman" w:hAnsi="Times New Roman" w:eastAsia="Times New Roman" w:cs="Times New Roman"/>
+          <w:b/>
+          <w:i w:val="0"/>
+          <w:sz w:val="24"/>
+        </w:rPr>
+        <w:t>The invariance test.</w:t>
+      </w:r>
+      <w:r>
+        <w:rPr>
+          <w:rFonts w:ascii="Times New Roman" w:hAnsi="Times New Roman" w:eastAsia="Times New Roman" w:cs="Times New Roman"/>
+          <w:b w:val="0"/>
+          <w:i w:val="0"/>
+          <w:sz w:val="24"/>
+        </w:rPr>
+        <w:t xml:space="preserve"> Translate every feature by a constant, refit, and check that the predictions are unchanged. The test is one line of code and needs no labels. It has two blind spots that follow from Proposition 3: a translation in the null space of P W changes nothing, and a target sample that does not cross the moved boundary changes no label. The test is therefore a sufficient but not a necessary detector, and it should be run with a translation large relative to the score range; we use ten within-session standard deviations in the sweep of Section 4.2.</w:t>
+      </w:r>
+    </w:p>
+    <w:p>
+      <w:pPr>
+        <w:spacing w:before="0" w:after="0" w:line="480" w:lineRule="auto"/>
+        <w:ind w:firstLine="0" w:left="0"/>
+        <w:jc w:val="left"/>
+      </w:pPr>
+      <w:r>
+        <w:rPr>
+          <w:rFonts w:ascii="Times New Roman" w:hAnsi="Times New Roman" w:eastAsia="Times New Roman" w:cs="Times New Roman"/>
+          <w:b/>
+          <w:i w:val="0"/>
+          <w:sz w:val="24"/>
+        </w:rPr>
+        <w:t>Report the residual separately.</w:t>
+      </w:r>
+      <w:r>
+        <w:rPr>
+          <w:rFonts w:ascii="Times New Roman" w:hAnsi="Times New Roman" w:eastAsia="Times New Roman" w:cs="Times New Roman"/>
+          <w:b w:val="0"/>
+          <w:i w:val="0"/>
+          <w:sz w:val="24"/>
+        </w:rPr>
+        <w:t xml:space="preserve"> The correction recovers the origin component; the rest is an observed difference from the within-session reference, not an identified information gap, and reporting the two separately prevents a corrected pipeline from being credited with the whole difference.</w:t>
+      </w:r>
+    </w:p>
+    <w:p>
+      <w:pPr>
+        <w:keepNext/>
+        <w:spacing w:before="360" w:after="120" w:line="240" w:lineRule="auto"/>
+      </w:pPr>
+      <w:r>
+        <w:rPr>
+          <w:rFonts w:ascii="Times New Roman" w:hAnsi="Times New Roman" w:eastAsia="Times New Roman" w:cs="Times New Roman"/>
+          <w:b/>
+          <w:i w:val="0"/>
+          <w:sz w:val="24"/>
+        </w:rPr>
+        <w:t>6. Discussion</w:t>
+      </w:r>
+    </w:p>
+    <w:p>
+      <w:pPr>
+        <w:keepNext/>
+        <w:spacing w:before="240" w:after="120" w:line="240" w:lineRule="auto"/>
+      </w:pPr>
+      <w:r>
+        <w:rPr>
+          <w:rFonts w:ascii="Times New Roman" w:hAnsi="Times New Roman" w:eastAsia="Times New Roman" w:cs="Times New Roman"/>
+          <w:b/>
+          <w:i/>
+          <w:sz w:val="24"/>
+        </w:rPr>
+        <w:t>6.1. What the verification establishes, and what it does not</w:t>
+      </w:r>
+    </w:p>
+    <w:p>
+      <w:pPr>
+        <w:spacing w:before="0" w:after="0" w:line="480" w:lineRule="auto"/>
+        <w:ind w:firstLine="0" w:left="0"/>
+        <w:jc w:val="left"/>
+      </w:pPr>
+      <w:r>
+        <w:rPr>
+          <w:rFonts w:ascii="Times New Roman" w:hAnsi="Times New Roman" w:eastAsia="Times New Roman" w:cs="Times New Roman"/>
+          <w:b w:val="0"/>
+          <w:i w:val="0"/>
+          <w:sz w:val="24"/>
+        </w:rPr>
+        <w:t>Three kinds of statement are mixed in a paper of this shape, and only the second is specific to EEG. The first is a corollary of linear discriminant theory: a constant added to a feature vector moves the intercept, the prediction-relevant content of a reference is its projection onto the weights, and score differences are unchanged by class-constant shifts. We prove these and do not claim them as discoveries. The second is an empirical regularity of cross-session EEG features: which feature families carry a free origin, how large the resulting damage is on six public datasets, how the damage depends on the classifier's threshold error, and in what ways a source-level statistic fails. The third is a change in practice: centre both sides, run the invariance test, and do not use a norm-based origin statistic. The paper's contribution is the second and the third; the first is the scaffolding, and we say so because a reader who expects a new algorithm should know what this is not.</w:t>
+      </w:r>
+    </w:p>
+    <w:p>
+      <w:pPr>
+        <w:keepNext/>
+        <w:spacing w:before="240" w:after="120" w:line="240" w:lineRule="auto"/>
+      </w:pPr>
+      <w:r>
+        <w:rPr>
+          <w:rFonts w:ascii="Times New Roman" w:hAnsi="Times New Roman" w:eastAsia="Times New Roman" w:cs="Times New Roman"/>
+          <w:b/>
+          <w:i/>
+          <w:sz w:val="24"/>
+        </w:rPr>
+        <w:t>6.2. Why some features are exposed and others are not</w:t>
+      </w:r>
+    </w:p>
+    <w:p>
+      <w:pPr>
+        <w:spacing w:before="0" w:after="0" w:line="480" w:lineRule="auto"/>
+        <w:ind w:firstLine="0" w:left="0"/>
+        <w:jc w:val="left"/>
+      </w:pPr>
+      <w:r>
+        <w:rPr>
+          <w:rFonts w:ascii="Times New Roman" w:hAnsi="Times New Roman" w:eastAsia="Times New Roman" w:cs="Times New Roman"/>
+          <w:b w:val="0"/>
+          <w:i w:val="0"/>
+          <w:sz w:val="24"/>
+        </w:rPr>
+        <w:t>z_T is large when the feature carries a free additive constant. Log power has three: the logarithm of a reference power, a floor added before the logarithm, and a change of the reference electrode that adds an offset to the potential before a non-linear transform. Differential entropy inherits all three. A difference of two conditions measured within the same trial has none, which is why the time-domain contrast features of NER2015 have z_T = 0.20 and a penalty of 0.000. This is a statement about measurement conventions, not about neurophysiology: the origin is set by the amplifier, the montage and the code, and none of the three is reported in a typical methods section.</w:t>
+      </w:r>
+    </w:p>
+    <w:p>
+      <w:pPr>
+        <w:spacing w:before="0" w:after="0" w:line="480" w:lineRule="auto"/>
+        <w:ind w:firstLine="0" w:left="0"/>
+        <w:jc w:val="left"/>
+      </w:pPr>
+      <w:r>
+        <w:rPr>
+          <w:rFonts w:ascii="Times New Roman" w:hAnsi="Times New Roman" w:eastAsia="Times New Roman" w:cs="Times New Roman"/>
+          <w:b w:val="0"/>
+          <w:i w:val="0"/>
+          <w:sz w:val="24"/>
+        </w:rPr>
+        <w:t>The electrical reading should not be pushed far. An amplifier gain change and a reference-electrode change both alter the covariance of the raw signal, and a reference change is not a pure translation of the feature vector; what is additive after a log transform is the magnitude of a gain change, not every consequence of a montage change.</w:t>
+      </w:r>
+    </w:p>
+    <w:p>
+      <w:pPr>
+        <w:keepNext/>
+        <w:spacing w:before="240" w:after="120" w:line="240" w:lineRule="auto"/>
+      </w:pPr>
+      <w:r>
+        <w:rPr>
+          <w:rFonts w:ascii="Times New Roman" w:hAnsi="Times New Roman" w:eastAsia="Times New Roman" w:cs="Times New Roman"/>
+          <w:b/>
+          <w:i/>
+          <w:sz w:val="24"/>
+        </w:rPr>
+        <w:t>6.3. Relation to alignment methods</w:t>
+      </w:r>
+    </w:p>
+    <w:p>
+      <w:pPr>
+        <w:spacing w:before="0" w:after="0" w:line="480" w:lineRule="auto"/>
+        <w:ind w:firstLine="0" w:left="0"/>
+        <w:jc w:val="left"/>
+      </w:pPr>
+      <w:r>
+        <w:rPr>
+          <w:rFonts w:ascii="Times New Roman" w:hAnsi="Times New Roman" w:eastAsia="Times New Roman" w:cs="Times New Roman"/>
+          <w:b w:val="0"/>
+          <w:i w:val="0"/>
+          <w:sz w:val="24"/>
+        </w:rPr>
+        <w:t>A recent benchmark attributes the cross-session advantage of a tangent-space pipeline to its test-time recentering [20]. Our results accept the mechanism and qualify its availability: the recentering in that pipeline is transductive, and Section 4.2 shows that a causal version reproduces the gain from the fifth trial on BCI-2b and BCI-2a, only approaches it on SEED as the window grows, and on grasp-and-lift falls below not correcting at all. The mechanism is real; whether a deployment can have it is a separate question with a measured answer.</w:t>
+      </w:r>
+    </w:p>
+    <w:p>
+      <w:pPr>
+        <w:spacing w:before="0" w:after="0" w:line="480" w:lineRule="auto"/>
+        <w:ind w:firstLine="0" w:left="0"/>
+        <w:jc w:val="left"/>
+      </w:pPr>
+      <w:r>
+        <w:rPr>
+          <w:rFonts w:ascii="Times New Roman" w:hAnsi="Times New Roman" w:eastAsia="Times New Roman" w:cs="Times New Roman"/>
+          <w:b w:val="0"/>
+          <w:i w:val="0"/>
+          <w:sz w:val="24"/>
+        </w:rPr>
+        <w:t>Euclidean and Riemannian alignment [5-8] act on second-order structure, and the Riemannian Gaussian–Laplace framework of [16] is a recent example of the same programme. An alignment matrix that is a multiple of the identity performs no alignment, so the first-order correction is not a special case of the second-order one, and Section 4.6 shows that the two compose in all four BCI representations. Where the two intersect is the label-shift problem of Section 2.4: aligning a covariance implicitly assumes that the class mixture is unchanged, and re-weighting the classes changes the average covariance in a way that alignment cannot distinguish from a change of state. Under the label-shift assumption the prior is estimable [12]; without it the same ambiguity applies to both families.</w:t>
+      </w:r>
+    </w:p>
+    <w:p>
+      <w:pPr>
+        <w:keepNext/>
+        <w:spacing w:before="240" w:after="120" w:line="240" w:lineRule="auto"/>
+      </w:pPr>
+      <w:r>
+        <w:rPr>
+          <w:rFonts w:ascii="Times New Roman" w:hAnsi="Times New Roman" w:eastAsia="Times New Roman" w:cs="Times New Roman"/>
+          <w:b/>
+          <w:i/>
+          <w:sz w:val="24"/>
+        </w:rPr>
+        <w:t>6.4. Limitations</w:t>
+      </w:r>
+    </w:p>
+    <w:p>
+      <w:pPr>
+        <w:spacing w:before="0" w:after="0" w:line="480" w:lineRule="auto"/>
+        <w:ind w:firstLine="0" w:left="0"/>
+        <w:jc w:val="left"/>
+      </w:pPr>
+      <w:r>
+        <w:rPr>
+          <w:rFonts w:ascii="Times New Roman" w:hAnsi="Times New Roman" w:eastAsia="Times New Roman" w:cs="Times New Roman"/>
+          <w:b/>
+          <w:i w:val="0"/>
+          <w:sz w:val="24"/>
+        </w:rPr>
+        <w:t>Prevalence is measured on three components, not on the field.</w:t>
+      </w:r>
+      <w:r>
+        <w:rPr>
+          <w:rFonts w:ascii="Times New Roman" w:hAnsi="Times New Roman" w:eastAsia="Times New Roman" w:cs="Times New Roman"/>
+          <w:b w:val="0"/>
+          <w:i w:val="0"/>
+          <w:sz w:val="24"/>
+        </w:rPr>
+        <w:t xml:space="preserve"> Section 4.11 audits the MOABB cross-session example, the MNE </w:t>
+      </w:r>
+      <w:r>
+        <w:rPr>
+          <w:rFonts w:ascii="Courier New" w:hAnsi="Courier New" w:eastAsia="Courier New" w:cs="Courier New"/>
+          <w:b w:val="0"/>
+          <w:i w:val="0"/>
+          <w:sz w:val="24"/>
+        </w:rPr>
+        <w:t>Scaler</w:t>
+      </w:r>
+      <w:r>
+        <w:rPr>
+          <w:rFonts w:ascii="Times New Roman" w:hAnsi="Times New Roman" w:eastAsia="Times New Roman" w:cs="Times New Roman"/>
+          <w:b w:val="0"/>
+          <w:i w:val="0"/>
+          <w:sz w:val="24"/>
+        </w:rPr>
+        <w:t xml:space="preserve"> and the Braindecode causal demean; all three take their reference from the training fold or from a causal running mean, so none of them can exhibit the failure, and we put no number on the frequency of the mistake in custom code. The audit is small by design: it establishes that the failure is an implementation choice and not a property of the frameworks, and the invariance test of Section 5 is the instrument that would settle any particular codebase.</w:t>
+      </w:r>
+    </w:p>
+    <w:p>
+      <w:pPr>
+        <w:spacing w:before="0" w:after="0" w:line="480" w:lineRule="auto"/>
+        <w:ind w:firstLine="0" w:left="0"/>
+        <w:jc w:val="left"/>
+      </w:pPr>
+      <w:r>
+        <w:rPr>
+          <w:rFonts w:ascii="Times New Roman" w:hAnsi="Times New Roman" w:eastAsia="Times New Roman" w:cs="Times New Roman"/>
+          <w:b/>
+          <w:i w:val="0"/>
+          <w:sz w:val="24"/>
+        </w:rPr>
+        <w:t>The source-level statistic is not a screen.</w:t>
+      </w:r>
+      <w:r>
+        <w:rPr>
+          <w:rFonts w:ascii="Times New Roman" w:hAnsi="Times New Roman" w:eastAsia="Times New Roman" w:cs="Times New Roman"/>
+          <w:b w:val="0"/>
+          <w:i w:val="0"/>
+          <w:sz w:val="24"/>
+        </w:rPr>
+        <w:t xml:space="preserve"> It ranks feature families within the development data and fails at the dataset level (rho = −0.77, exact p = 0.103), on the held-out dataset (specificity 0.000) and within SEED (AUC 0.332). We report it because the quantity is the right first thing to compute, not because it decides.</w:t>
+      </w:r>
+    </w:p>
+    <w:p>
+      <w:pPr>
+        <w:spacing w:before="0" w:after="0" w:line="480" w:lineRule="auto"/>
+        <w:ind w:firstLine="0" w:left="0"/>
+        <w:jc w:val="left"/>
+      </w:pPr>
+      <w:r>
+        <w:rPr>
+          <w:rFonts w:ascii="Times New Roman" w:hAnsi="Times New Roman" w:eastAsia="Times New Roman" w:cs="Times New Roman"/>
+          <w:b/>
+          <w:i w:val="0"/>
+          <w:sz w:val="24"/>
+        </w:rPr>
+        <w:t>The displacement model has a measured range.</w:t>
+      </w:r>
+      <w:r>
+        <w:rPr>
+          <w:rFonts w:ascii="Times New Roman" w:hAnsi="Times New Roman" w:eastAsia="Times New Roman" w:cs="Times New Roman"/>
+          <w:b w:val="0"/>
+          <w:i w:val="0"/>
+          <w:sz w:val="24"/>
+        </w:rPr>
+        <w:t xml:space="preserve"> It is quantitative for mean-calibrated linear classifiers under the oracle parameterisation, less so under the parameterisation the Gaussian assumption implies, and not applicable to the margin-based classifier. We do not have a label-free estimator of t*, and the sign analysis therefore remains descriptive.</w:t>
+      </w:r>
+    </w:p>
+    <w:p>
+      <w:pPr>
+        <w:spacing w:before="0" w:after="0" w:line="480" w:lineRule="auto"/>
+        <w:ind w:firstLine="0" w:left="0"/>
+        <w:jc w:val="left"/>
+      </w:pPr>
+      <w:r>
+        <w:rPr>
+          <w:rFonts w:ascii="Times New Roman" w:hAnsi="Times New Roman" w:eastAsia="Times New Roman" w:cs="Times New Roman"/>
+          <w:b/>
+          <w:i w:val="0"/>
+          <w:sz w:val="24"/>
+        </w:rPr>
+        <w:t>The protocol is transductive.</w:t>
+      </w:r>
+      <w:r>
+        <w:rPr>
+          <w:rFonts w:ascii="Times New Roman" w:hAnsi="Times New Roman" w:eastAsia="Times New Roman" w:cs="Times New Roman"/>
+          <w:b w:val="0"/>
+          <w:i w:val="0"/>
+          <w:sz w:val="24"/>
+        </w:rPr>
+        <w:t xml:space="preserve"> Both forms of the correction use the whole target session to estimate μB. That is legitimate under a protocol that allows unlabelled target data and is not available in a strictly inductive deployment. The causal experiment of Section 4.2 maps the limit: a cumulative estimate recovers the transductive gain on BCI-2b, BCI-2a and SEED, loses 0.115 on grasp-and-lift because the mean drifts within the session, and the shrunk cumulative mean loses least among the fixed rules while still losing 0.024 on grasp-and-lift, where the block-wise rule of (9) gains 0.008. A causal reference does not remove the need for calibration; it changes what a calibration failure looks like.</w:t>
+      </w:r>
+    </w:p>
+    <w:p>
+      <w:pPr>
+        <w:spacing w:before="0" w:after="0" w:line="480" w:lineRule="auto"/>
+        <w:ind w:firstLine="0" w:left="0"/>
+        <w:jc w:val="left"/>
+      </w:pPr>
+      <w:r>
+        <w:rPr>
+          <w:rFonts w:ascii="Times New Roman" w:hAnsi="Times New Roman" w:eastAsia="Times New Roman" w:cs="Times New Roman"/>
+          <w:b/>
+          <w:i w:val="0"/>
+          <w:sz w:val="24"/>
+        </w:rPr>
+        <w:t>The statistics are hierarchical.</w:t>
+      </w:r>
+      <w:r>
+        <w:rPr>
+          <w:rFonts w:ascii="Times New Roman" w:hAnsi="Times New Roman" w:eastAsia="Times New Roman" w:cs="Times New Roman"/>
+          <w:b w:val="0"/>
+          <w:i w:val="0"/>
+          <w:sz w:val="24"/>
+        </w:rPr>
+        <w:t xml:space="preserve"> The 845 cells come from 61 subjects and 737 distinct session pairs; subject-level aggregation and the cluster bootstrap are used where they matter, and cell-level correlations are labelled descriptive. The dataset-level tests rest on five or six observations and have little power.</w:t>
+      </w:r>
+    </w:p>
+    <w:p>
+      <w:pPr>
+        <w:keepNext/>
+        <w:spacing w:before="360" w:after="120" w:line="240" w:lineRule="auto"/>
+      </w:pPr>
+      <w:r>
+        <w:rPr>
+          <w:rFonts w:ascii="Times New Roman" w:hAnsi="Times New Roman" w:eastAsia="Times New Roman" w:cs="Times New Roman"/>
+          <w:b/>
+          <w:i w:val="0"/>
+          <w:sz w:val="24"/>
+        </w:rPr>
+        <w:t>7. Conclusion</w:t>
+      </w:r>
+    </w:p>
+    <w:p>
+      <w:pPr>
+        <w:spacing w:before="0" w:after="0" w:line="480" w:lineRule="auto"/>
+        <w:ind w:firstLine="0" w:left="0"/>
+        <w:jc w:val="left"/>
+      </w:pPr>
+      <w:r>
+        <w:rPr>
+          <w:rFonts w:ascii="Times New Roman" w:hAnsi="Times New Roman" w:eastAsia="Times New Roman" w:cs="Times New Roman"/>
+          <w:b w:val="0"/>
+          <w:i w:val="0"/>
+          <w:sz w:val="24"/>
+        </w:rPr>
+        <w:t>The two centrings are different operations. The two-sided form is invariant to the coordinate origin, the invariant family is wider than the sample mean, and two corrections leave every score difference unchanged exactly when their projections onto the centred weights agree. The failure of the one-sided form is a threshold displacement; its sign is set by the threshold error the training session already carries, and across five development datasets the resulting damage ranges from nothing on time-domain contrast features to a collapse to chance on log-power and differential-entropy features with a large free origin; a sixth dataset, held out, behaves as the family it belongs to.</w:t>
+      </w:r>
+    </w:p>
+    <w:p>
+      <w:pPr>
+        <w:spacing w:before="0" w:after="0" w:line="480" w:lineRule="auto"/>
+        <w:ind w:firstLine="0" w:left="0"/>
+        <w:jc w:val="left"/>
+      </w:pPr>
+      <w:r>
+        <w:rPr>
+          <w:rFonts w:ascii="Times New Roman" w:hAnsi="Times New Roman" w:eastAsia="Times New Roman" w:cs="Times New Roman"/>
+          <w:b w:val="0"/>
+          <w:i w:val="0"/>
+          <w:sz w:val="24"/>
+        </w:rPr>
+        <w:t>What the comparison adds to a textbook statement is a measured boundary and a map. The correction is exact for its own component, it composes with second-order alignment, and it can be transported to the decision space of a frozen model; it restores neither the observed cross-protocol difference nor a calibration that the wrong convention destroyed.</w:t>
+      </w:r>
+    </w:p>
+    <w:p>
+      <w:pPr>
+        <w:spacing w:before="0" w:after="0" w:line="480" w:lineRule="auto"/>
+        <w:ind w:firstLine="0" w:left="0"/>
+        <w:jc w:val="left"/>
+      </w:pPr>
+      <w:r>
+        <w:rPr>
+          <w:rFonts w:ascii="Times New Roman" w:hAnsi="Times New Roman" w:eastAsia="Times New Roman" w:cs="Times New Roman"/>
+          <w:b w:val="0"/>
+          <w:i w:val="0"/>
+          <w:sz w:val="24"/>
+        </w:rPr>
+        <w:t>The map answers the question the data forced on us: why does a correction that tracks the change accurately sometimes make decoding worse? Because the strength that helps is a property of the recording. Sweeping it from zero to one moves grasp-and-lift down by 0.108 and SEED up by 0.214, with every subject of each benchmark on the same side, and no estimator in our comparison changes that ordering — different estimators only pick different points on the same response curve. The temporal structure of the measured displacement covaries with which side a recording is on: a linear ramp explains 0.80 of the variance of the grasp-and-lift block means against 0.25 expected from block order, and the excess correlates with the loss across the twelve subjects (rho = 0.78). That is an association measured on five-block sessions, not an identified cause, and the pooled across-dataset version of it is much weaker (0.43).</w:t>
+      </w:r>
+    </w:p>
+    <w:p>
+      <w:pPr>
+        <w:spacing w:before="0" w:after="0" w:line="480" w:lineRule="auto"/>
+        <w:ind w:firstLine="0" w:left="0"/>
+        <w:jc w:val="left"/>
+      </w:pPr>
+      <w:r>
+        <w:rPr>
+          <w:rFonts w:ascii="Times New Roman" w:hAnsi="Times New Roman" w:eastAsia="Times New Roman" w:cs="Times New Roman"/>
+          <w:b w:val="0"/>
+          <w:i w:val="0"/>
+          <w:sz w:val="24"/>
+        </w:rPr>
+        <w:t>What remains open we state plainly. The synthetic regimes reproduce the pattern of the real benchmarks but do not identify which mechanism dominates a given recording; the held-out dataset belongs to the same emotion paradigm as SEED; the comparison with an oracle weight (0.01 to 0.05 per dataset) marks what deciding from the stream rather than from labels still costs; and the weighting rules we compared, including the predictive one, differ far less from each other than the strength they produce differs across recordings. The question we would put to the field is the one the map raises: a correction that tracks the distribution is not the same as a correction that improves decoding, and what separates them is how much of it is applied.</w:t>
+      </w:r>
+    </w:p>
+    <w:p>
+      <w:pPr>
+        <w:keepNext/>
+        <w:spacing w:before="360" w:after="120" w:line="240" w:lineRule="auto"/>
+      </w:pPr>
+      <w:r>
+        <w:rPr>
+          <w:rFonts w:ascii="Times New Roman" w:hAnsi="Times New Roman" w:eastAsia="Times New Roman" w:cs="Times New Roman"/>
+          <w:b/>
+          <w:i w:val="0"/>
+          <w:sz w:val="24"/>
+        </w:rPr>
+        <w:t>CRediT authorship contribution statement</w:t>
+      </w:r>
+    </w:p>
+    <w:p>
+      <w:pPr>
+        <w:spacing w:before="0" w:after="0" w:line="480" w:lineRule="auto"/>
+        <w:ind w:firstLine="0" w:left="0"/>
+        <w:jc w:val="left"/>
+      </w:pPr>
+      <w:r>
+        <w:rPr>
+          <w:rFonts w:ascii="Times New Roman" w:hAnsi="Times New Roman" w:eastAsia="Times New Roman" w:cs="Times New Roman"/>
+          <w:b/>
+          <w:i w:val="0"/>
+          <w:sz w:val="24"/>
+        </w:rPr>
+        <w:t>Zihao Gong:</w:t>
+      </w:r>
+      <w:r>
+        <w:rPr>
+          <w:rFonts w:ascii="Times New Roman" w:hAnsi="Times New Roman" w:eastAsia="Times New Roman" w:cs="Times New Roman"/>
+          <w:b w:val="0"/>
+          <w:i w:val="0"/>
+          <w:sz w:val="24"/>
+        </w:rPr>
+        <w:t xml:space="preserve"> Conceptualization, Methodology, Software, Formal analysis, Investigation, Writing – original draft, Visualization. </w:t>
+      </w:r>
+      <w:r>
+        <w:rPr>
+          <w:rFonts w:ascii="Times New Roman" w:hAnsi="Times New Roman" w:eastAsia="Times New Roman" w:cs="Times New Roman"/>
+          <w:b/>
+          <w:i w:val="0"/>
+          <w:sz w:val="24"/>
+        </w:rPr>
+        <w:t>Jiran Li:</w:t>
+      </w:r>
+      <w:r>
+        <w:rPr>
+          <w:rFonts w:ascii="Times New Roman" w:hAnsi="Times New Roman" w:eastAsia="Times New Roman" w:cs="Times New Roman"/>
+          <w:b w:val="0"/>
+          <w:i w:val="0"/>
+          <w:sz w:val="24"/>
+        </w:rPr>
+        <w:t xml:space="preserve"> Conceptualization, Methodology, Validation, Writing – review &amp; editing. </w:t>
+      </w:r>
+      <w:r>
+        <w:rPr>
+          <w:rFonts w:ascii="Times New Roman" w:hAnsi="Times New Roman" w:eastAsia="Times New Roman" w:cs="Times New Roman"/>
+          <w:b/>
+          <w:i w:val="0"/>
+          <w:sz w:val="24"/>
+        </w:rPr>
+        <w:t>Ke Huo:</w:t>
+      </w:r>
+      <w:r>
+        <w:rPr>
+          <w:rFonts w:ascii="Times New Roman" w:hAnsi="Times New Roman" w:eastAsia="Times New Roman" w:cs="Times New Roman"/>
+          <w:b w:val="0"/>
+          <w:i w:val="0"/>
+          <w:sz w:val="24"/>
+        </w:rPr>
+        <w:t xml:space="preserve"> Software, Data curation, Investigation. </w:t>
+      </w:r>
+      <w:r>
+        <w:rPr>
+          <w:rFonts w:ascii="Times New Roman" w:hAnsi="Times New Roman" w:eastAsia="Times New Roman" w:cs="Times New Roman"/>
+          <w:b/>
+          <w:i w:val="0"/>
+          <w:sz w:val="24"/>
+        </w:rPr>
+        <w:t>Yubin Han:</w:t>
+      </w:r>
+      <w:r>
+        <w:rPr>
+          <w:rFonts w:ascii="Times New Roman" w:hAnsi="Times New Roman" w:eastAsia="Times New Roman" w:cs="Times New Roman"/>
+          <w:b w:val="0"/>
+          <w:i w:val="0"/>
+          <w:sz w:val="24"/>
+        </w:rPr>
+        <w:t xml:space="preserve"> Formal analysis, Validation, Visualization. </w:t>
+      </w:r>
+      <w:r>
+        <w:rPr>
+          <w:rFonts w:ascii="Times New Roman" w:hAnsi="Times New Roman" w:eastAsia="Times New Roman" w:cs="Times New Roman"/>
+          <w:b/>
+          <w:i w:val="0"/>
+          <w:sz w:val="24"/>
+        </w:rPr>
+        <w:t>Guangyu Shi:</w:t>
+      </w:r>
+      <w:r>
+        <w:rPr>
+          <w:rFonts w:ascii="Times New Roman" w:hAnsi="Times New Roman" w:eastAsia="Times New Roman" w:cs="Times New Roman"/>
+          <w:b w:val="0"/>
+          <w:i w:val="0"/>
+          <w:sz w:val="24"/>
+        </w:rPr>
+        <w:t xml:space="preserve"> Data curation, Resources, Validation. </w:t>
+      </w:r>
+      <w:r>
+        <w:rPr>
+          <w:rFonts w:ascii="Times New Roman" w:hAnsi="Times New Roman" w:eastAsia="Times New Roman" w:cs="Times New Roman"/>
+          <w:b/>
+          <w:i w:val="0"/>
+          <w:sz w:val="24"/>
+        </w:rPr>
+        <w:t>Yongqiang Xie:</w:t>
+      </w:r>
+      <w:r>
+        <w:rPr>
+          <w:rFonts w:ascii="Times New Roman" w:hAnsi="Times New Roman" w:eastAsia="Times New Roman" w:cs="Times New Roman"/>
+          <w:b w:val="0"/>
+          <w:i w:val="0"/>
+          <w:sz w:val="24"/>
+        </w:rPr>
+        <w:t xml:space="preserve"> Conceptualization, Supervision, Writing – review &amp; editing, Project administration.</w:t>
+      </w:r>
+    </w:p>
+    <w:p>
+      <w:pPr>
+        <w:keepNext/>
+        <w:spacing w:before="360" w:after="120" w:line="240" w:lineRule="auto"/>
+      </w:pPr>
+      <w:r>
+        <w:rPr>
+          <w:rFonts w:ascii="Times New Roman" w:hAnsi="Times New Roman" w:eastAsia="Times New Roman" w:cs="Times New Roman"/>
+          <w:b/>
+          <w:i w:val="0"/>
+          <w:sz w:val="24"/>
+        </w:rPr>
+        <w:t>Declaration of competing interest</w:t>
+      </w:r>
+    </w:p>
+    <w:p>
+      <w:pPr>
+        <w:spacing w:before="0" w:after="0" w:line="480" w:lineRule="auto"/>
+        <w:ind w:firstLine="0" w:left="0"/>
+        <w:jc w:val="left"/>
+      </w:pPr>
+      <w:r>
+        <w:rPr>
+          <w:rFonts w:ascii="Times New Roman" w:hAnsi="Times New Roman" w:eastAsia="Times New Roman" w:cs="Times New Roman"/>
+          <w:b w:val="0"/>
+          <w:i w:val="0"/>
+          <w:sz w:val="24"/>
+        </w:rPr>
+        <w:t>The authors declare that they have no known competing financial interests or personal relationships that could have appeared to influence the work reported in this paper.</w:t>
+      </w:r>
+    </w:p>
+    <w:p>
+      <w:pPr>
+        <w:keepNext/>
+        <w:spacing w:before="360" w:after="120" w:line="240" w:lineRule="auto"/>
+      </w:pPr>
+      <w:r>
+        <w:rPr>
+          <w:rFonts w:ascii="Times New Roman" w:hAnsi="Times New Roman" w:eastAsia="Times New Roman" w:cs="Times New Roman"/>
+          <w:b/>
+          <w:i w:val="0"/>
+          <w:sz w:val="24"/>
+        </w:rPr>
+        <w:t>Data availability</w:t>
+      </w:r>
+    </w:p>
+    <w:p>
+      <w:pPr>
+        <w:spacing w:before="0" w:after="0" w:line="480" w:lineRule="auto"/>
+        <w:ind w:firstLine="0" w:left="0"/>
+        <w:jc w:val="left"/>
+      </w:pPr>
+      <w:r>
+        <w:rPr>
+          <w:rFonts w:ascii="Times New Roman" w:hAnsi="Times New Roman" w:eastAsia="Times New Roman" w:cs="Times New Roman"/>
+          <w:b w:val="0"/>
+          <w:i w:val="0"/>
+          <w:sz w:val="24"/>
+        </w:rPr>
+        <w:t>BCI Competition IV datasets 2a and 2b are available from the competition organisers. SEED and SEED-IV are available from the BCMI Laboratory, Shanghai Jiao Tong University, on request for academic use; the present study used the differential-entropy features distributed with those releases, unmodified. NER2015 and grasp-and-lift are Kaggle competition datasets and are publicly available. The analysis code, the feature-cache schema and the plain-text output of every number reported in this paper are archived at https://github.com/gzhgzy1234567890-lang/EEG-BSPC/tree/main/origin_equivariance (analysis commit ce4e290260), which is the version of record for the code.</w:t>
       </w:r>
     </w:p>
     <w:p>
